--- a/taniguchi/api/Fix/API設計書_修理管理.docx
+++ b/taniguchi/api/Fix/API設計書_修理管理.docx
@@ -224,7 +224,7 @@
                                     <w:sz w:val="28"/>
                                     <w:szCs w:val="28"/>
                                   </w:rPr>
-                                  <w:t>2026年5月19日</w:t>
+                                  <w:t>2026年5月20日</w:t>
                                 </w:r>
                               </w:p>
                               <w:p>
@@ -422,7 +422,7 @@
                               <w:sz w:val="28"/>
                               <w:szCs w:val="28"/>
                             </w:rPr>
-                            <w:t>2026年5月19日</w:t>
+                            <w:t>2026年5月20日</w:t>
                           </w:r>
                         </w:p>
                         <w:p>
@@ -669,7 +669,7 @@
                   <w:spacing w:line="240" w:lineRule="auto"/>
                 </w:pPr>
                 <w:r>
-                  <w:t>2026/5/19</w:t>
+                  <w:t>2026/5/20</w:t>
                 </w:r>
               </w:p>
             </w:tc>
@@ -1029,7 +1029,7 @@
       <w:r>
         <w:fldChar w:fldCharType="separate"/>
       </w:r>
-      <w:hyperlink w:anchor="_Toc230121218" w:history="1">
+      <w:hyperlink w:anchor="_Toc230167316" w:history="1">
         <w:r>
           <w:rPr>
             <w:rStyle w:val="afffffff5"/>
@@ -1056,7 +1056,7 @@
             <w:noProof/>
             <w:webHidden/>
           </w:rPr>
-          <w:instrText xml:space="preserve"> PAGEREF _Toc230121218 \h </w:instrText>
+          <w:instrText xml:space="preserve"> PAGEREF _Toc230167316 \h </w:instrText>
         </w:r>
         <w:r>
           <w:rPr>
@@ -1104,7 +1104,7 @@
           <w14:ligatures w14:val="standardContextual"/>
         </w:rPr>
       </w:pPr>
-      <w:hyperlink w:anchor="_Toc230121219" w:history="1">
+      <w:hyperlink w:anchor="_Toc230167317" w:history="1">
         <w:r>
           <w:rPr>
             <w:rStyle w:val="afffffff5"/>
@@ -1131,7 +1131,7 @@
             <w:noProof/>
             <w:webHidden/>
           </w:rPr>
-          <w:instrText xml:space="preserve"> PAGEREF _Toc230121219 \h </w:instrText>
+          <w:instrText xml:space="preserve"> PAGEREF _Toc230167317 \h </w:instrText>
         </w:r>
         <w:r>
           <w:rPr>
@@ -1179,7 +1179,7 @@
           <w14:ligatures w14:val="standardContextual"/>
         </w:rPr>
       </w:pPr>
-      <w:hyperlink w:anchor="_Toc230121220" w:history="1">
+      <w:hyperlink w:anchor="_Toc230167318" w:history="1">
         <w:r>
           <w:rPr>
             <w:rStyle w:val="afffffff5"/>
@@ -1206,7 +1206,7 @@
             <w:noProof/>
             <w:webHidden/>
           </w:rPr>
-          <w:instrText xml:space="preserve"> PAGEREF _Toc230121220 \h </w:instrText>
+          <w:instrText xml:space="preserve"> PAGEREF _Toc230167318 \h </w:instrText>
         </w:r>
         <w:r>
           <w:rPr>
@@ -1254,7 +1254,7 @@
           <w14:ligatures w14:val="standardContextual"/>
         </w:rPr>
       </w:pPr>
-      <w:hyperlink w:anchor="_Toc230121221" w:history="1">
+      <w:hyperlink w:anchor="_Toc230167319" w:history="1">
         <w:r>
           <w:rPr>
             <w:rStyle w:val="afffffff5"/>
@@ -1281,7 +1281,7 @@
             <w:noProof/>
             <w:webHidden/>
           </w:rPr>
-          <w:instrText xml:space="preserve"> PAGEREF _Toc230121221 \h </w:instrText>
+          <w:instrText xml:space="preserve"> PAGEREF _Toc230167319 \h </w:instrText>
         </w:r>
         <w:r>
           <w:rPr>
@@ -1329,7 +1329,7 @@
           <w14:ligatures w14:val="standardContextual"/>
         </w:rPr>
       </w:pPr>
-      <w:hyperlink w:anchor="_Toc230121222" w:history="1">
+      <w:hyperlink w:anchor="_Toc230167320" w:history="1">
         <w:r>
           <w:rPr>
             <w:rStyle w:val="afffffff5"/>
@@ -1356,7 +1356,7 @@
             <w:noProof/>
             <w:webHidden/>
           </w:rPr>
-          <w:instrText xml:space="preserve"> PAGEREF _Toc230121222 \h </w:instrText>
+          <w:instrText xml:space="preserve"> PAGEREF _Toc230167320 \h </w:instrText>
         </w:r>
         <w:r>
           <w:rPr>
@@ -1405,7 +1405,7 @@
           <w14:ligatures w14:val="standardContextual"/>
         </w:rPr>
       </w:pPr>
-      <w:hyperlink w:anchor="_Toc230121223" w:history="1">
+      <w:hyperlink w:anchor="_Toc230167321" w:history="1">
         <w:r>
           <w:rPr>
             <w:rStyle w:val="afffffff5"/>
@@ -1432,7 +1432,7 @@
             <w:noProof/>
             <w:webHidden/>
           </w:rPr>
-          <w:instrText xml:space="preserve"> PAGEREF _Toc230121223 \h </w:instrText>
+          <w:instrText xml:space="preserve"> PAGEREF _Toc230167321 \h </w:instrText>
         </w:r>
         <w:r>
           <w:rPr>
@@ -1480,7 +1480,7 @@
           <w14:ligatures w14:val="standardContextual"/>
         </w:rPr>
       </w:pPr>
-      <w:hyperlink w:anchor="_Toc230121224" w:history="1">
+      <w:hyperlink w:anchor="_Toc230167322" w:history="1">
         <w:r>
           <w:rPr>
             <w:rStyle w:val="afffffff5"/>
@@ -1507,7 +1507,7 @@
             <w:noProof/>
             <w:webHidden/>
           </w:rPr>
-          <w:instrText xml:space="preserve"> PAGEREF _Toc230121224 \h </w:instrText>
+          <w:instrText xml:space="preserve"> PAGEREF _Toc230167322 \h </w:instrText>
         </w:r>
         <w:r>
           <w:rPr>
@@ -1555,7 +1555,7 @@
           <w14:ligatures w14:val="standardContextual"/>
         </w:rPr>
       </w:pPr>
-      <w:hyperlink w:anchor="_Toc230121225" w:history="1">
+      <w:hyperlink w:anchor="_Toc230167323" w:history="1">
         <w:r>
           <w:rPr>
             <w:rStyle w:val="afffffff5"/>
@@ -1582,7 +1582,7 @@
             <w:noProof/>
             <w:webHidden/>
           </w:rPr>
-          <w:instrText xml:space="preserve"> PAGEREF _Toc230121225 \h </w:instrText>
+          <w:instrText xml:space="preserve"> PAGEREF _Toc230167323 \h </w:instrText>
         </w:r>
         <w:r>
           <w:rPr>
@@ -1630,7 +1630,7 @@
           <w14:ligatures w14:val="standardContextual"/>
         </w:rPr>
       </w:pPr>
-      <w:hyperlink w:anchor="_Toc230121226" w:history="1">
+      <w:hyperlink w:anchor="_Toc230167324" w:history="1">
         <w:r>
           <w:rPr>
             <w:rStyle w:val="afffffff5"/>
@@ -1657,7 +1657,7 @@
             <w:noProof/>
             <w:webHidden/>
           </w:rPr>
-          <w:instrText xml:space="preserve"> PAGEREF _Toc230121226 \h </w:instrText>
+          <w:instrText xml:space="preserve"> PAGEREF _Toc230167324 \h </w:instrText>
         </w:r>
         <w:r>
           <w:rPr>
@@ -1706,7 +1706,7 @@
           <w14:ligatures w14:val="standardContextual"/>
         </w:rPr>
       </w:pPr>
-      <w:hyperlink w:anchor="_Toc230121227" w:history="1">
+      <w:hyperlink w:anchor="_Toc230167325" w:history="1">
         <w:r>
           <w:rPr>
             <w:rStyle w:val="afffffff5"/>
@@ -1733,7 +1733,7 @@
             <w:noProof/>
             <w:webHidden/>
           </w:rPr>
-          <w:instrText xml:space="preserve"> PAGEREF _Toc230121227 \h </w:instrText>
+          <w:instrText xml:space="preserve"> PAGEREF _Toc230167325 \h </w:instrText>
         </w:r>
         <w:r>
           <w:rPr>
@@ -1781,7 +1781,7 @@
           <w14:ligatures w14:val="standardContextual"/>
         </w:rPr>
       </w:pPr>
-      <w:hyperlink w:anchor="_Toc230121228" w:history="1">
+      <w:hyperlink w:anchor="_Toc230167326" w:history="1">
         <w:r>
           <w:rPr>
             <w:rStyle w:val="afffffff5"/>
@@ -1808,7 +1808,7 @@
             <w:noProof/>
             <w:webHidden/>
           </w:rPr>
-          <w:instrText xml:space="preserve"> PAGEREF _Toc230121228 \h </w:instrText>
+          <w:instrText xml:space="preserve"> PAGEREF _Toc230167326 \h </w:instrText>
         </w:r>
         <w:r>
           <w:rPr>
@@ -1856,7 +1856,7 @@
           <w14:ligatures w14:val="standardContextual"/>
         </w:rPr>
       </w:pPr>
-      <w:hyperlink w:anchor="_Toc230121229" w:history="1">
+      <w:hyperlink w:anchor="_Toc230167327" w:history="1">
         <w:r>
           <w:rPr>
             <w:rStyle w:val="afffffff5"/>
@@ -1883,7 +1883,7 @@
             <w:noProof/>
             <w:webHidden/>
           </w:rPr>
-          <w:instrText xml:space="preserve"> PAGEREF _Toc230121229 \h </w:instrText>
+          <w:instrText xml:space="preserve"> PAGEREF _Toc230167327 \h </w:instrText>
         </w:r>
         <w:r>
           <w:rPr>
@@ -1931,7 +1931,7 @@
           <w14:ligatures w14:val="standardContextual"/>
         </w:rPr>
       </w:pPr>
-      <w:hyperlink w:anchor="_Toc230121230" w:history="1">
+      <w:hyperlink w:anchor="_Toc230167328" w:history="1">
         <w:r>
           <w:rPr>
             <w:rStyle w:val="afffffff5"/>
@@ -1958,7 +1958,7 @@
             <w:noProof/>
             <w:webHidden/>
           </w:rPr>
-          <w:instrText xml:space="preserve"> PAGEREF _Toc230121230 \h </w:instrText>
+          <w:instrText xml:space="preserve"> PAGEREF _Toc230167328 \h </w:instrText>
         </w:r>
         <w:r>
           <w:rPr>
@@ -2006,7 +2006,7 @@
           <w14:ligatures w14:val="standardContextual"/>
         </w:rPr>
       </w:pPr>
-      <w:hyperlink w:anchor="_Toc230121231" w:history="1">
+      <w:hyperlink w:anchor="_Toc230167329" w:history="1">
         <w:r>
           <w:rPr>
             <w:rStyle w:val="afffffff5"/>
@@ -2033,7 +2033,7 @@
             <w:noProof/>
             <w:webHidden/>
           </w:rPr>
-          <w:instrText xml:space="preserve"> PAGEREF _Toc230121231 \h </w:instrText>
+          <w:instrText xml:space="preserve"> PAGEREF _Toc230167329 \h </w:instrText>
         </w:r>
         <w:r>
           <w:rPr>
@@ -2081,7 +2081,7 @@
           <w14:ligatures w14:val="standardContextual"/>
         </w:rPr>
       </w:pPr>
-      <w:hyperlink w:anchor="_Toc230121232" w:history="1">
+      <w:hyperlink w:anchor="_Toc230167330" w:history="1">
         <w:r>
           <w:rPr>
             <w:rStyle w:val="afffffff5"/>
@@ -2108,7 +2108,7 @@
             <w:noProof/>
             <w:webHidden/>
           </w:rPr>
-          <w:instrText xml:space="preserve"> PAGEREF _Toc230121232 \h </w:instrText>
+          <w:instrText xml:space="preserve"> PAGEREF _Toc230167330 \h </w:instrText>
         </w:r>
         <w:r>
           <w:rPr>
@@ -2156,7 +2156,7 @@
           <w14:ligatures w14:val="standardContextual"/>
         </w:rPr>
       </w:pPr>
-      <w:hyperlink w:anchor="_Toc230121233" w:history="1">
+      <w:hyperlink w:anchor="_Toc230167331" w:history="1">
         <w:r>
           <w:rPr>
             <w:rStyle w:val="afffffff5"/>
@@ -2183,7 +2183,7 @@
             <w:noProof/>
             <w:webHidden/>
           </w:rPr>
-          <w:instrText xml:space="preserve"> PAGEREF _Toc230121233 \h </w:instrText>
+          <w:instrText xml:space="preserve"> PAGEREF _Toc230167331 \h </w:instrText>
         </w:r>
         <w:r>
           <w:rPr>
@@ -2230,7 +2230,7 @@
           <w14:ligatures w14:val="standardContextual"/>
         </w:rPr>
       </w:pPr>
-      <w:hyperlink w:anchor="_Toc230121234" w:history="1">
+      <w:hyperlink w:anchor="_Toc230167332" w:history="1">
         <w:r>
           <w:rPr>
             <w:rStyle w:val="afffffff5"/>
@@ -2257,7 +2257,7 @@
             <w:noProof/>
             <w:webHidden/>
           </w:rPr>
-          <w:instrText xml:space="preserve"> PAGEREF _Toc230121234 \h </w:instrText>
+          <w:instrText xml:space="preserve"> PAGEREF _Toc230167332 \h </w:instrText>
         </w:r>
         <w:r>
           <w:rPr>
@@ -2304,7 +2304,7 @@
           <w14:ligatures w14:val="standardContextual"/>
         </w:rPr>
       </w:pPr>
-      <w:hyperlink w:anchor="_Toc230121235" w:history="1">
+      <w:hyperlink w:anchor="_Toc230167333" w:history="1">
         <w:r>
           <w:rPr>
             <w:rStyle w:val="afffffff5"/>
@@ -2331,7 +2331,7 @@
             <w:noProof/>
             <w:webHidden/>
           </w:rPr>
-          <w:instrText xml:space="preserve"> PAGEREF _Toc230121235 \h </w:instrText>
+          <w:instrText xml:space="preserve"> PAGEREF _Toc230167333 \h </w:instrText>
         </w:r>
         <w:r>
           <w:rPr>
@@ -2378,7 +2378,7 @@
           <w14:ligatures w14:val="standardContextual"/>
         </w:rPr>
       </w:pPr>
-      <w:hyperlink w:anchor="_Toc230121236" w:history="1">
+      <w:hyperlink w:anchor="_Toc230167334" w:history="1">
         <w:r>
           <w:rPr>
             <w:rStyle w:val="afffffff5"/>
@@ -2405,7 +2405,7 @@
             <w:noProof/>
             <w:webHidden/>
           </w:rPr>
-          <w:instrText xml:space="preserve"> PAGEREF _Toc230121236 \h </w:instrText>
+          <w:instrText xml:space="preserve"> PAGEREF _Toc230167334 \h </w:instrText>
         </w:r>
         <w:r>
           <w:rPr>
@@ -2452,7 +2452,7 @@
           <w14:ligatures w14:val="standardContextual"/>
         </w:rPr>
       </w:pPr>
-      <w:hyperlink w:anchor="_Toc230121237" w:history="1">
+      <w:hyperlink w:anchor="_Toc230167335" w:history="1">
         <w:r>
           <w:rPr>
             <w:rStyle w:val="afffffff5"/>
@@ -2479,7 +2479,7 @@
             <w:noProof/>
             <w:webHidden/>
           </w:rPr>
-          <w:instrText xml:space="preserve"> PAGEREF _Toc230121237 \h </w:instrText>
+          <w:instrText xml:space="preserve"> PAGEREF _Toc230167335 \h </w:instrText>
         </w:r>
         <w:r>
           <w:rPr>
@@ -2499,7 +2499,7 @@
             <w:noProof/>
             <w:webHidden/>
           </w:rPr>
-          <w:t>15</w:t>
+          <w:t>16</w:t>
         </w:r>
         <w:r>
           <w:rPr>
@@ -2526,7 +2526,7 @@
           <w14:ligatures w14:val="standardContextual"/>
         </w:rPr>
       </w:pPr>
-      <w:hyperlink w:anchor="_Toc230121238" w:history="1">
+      <w:hyperlink w:anchor="_Toc230167336" w:history="1">
         <w:r>
           <w:rPr>
             <w:rStyle w:val="afffffff5"/>
@@ -2553,7 +2553,7 @@
             <w:noProof/>
             <w:webHidden/>
           </w:rPr>
-          <w:instrText xml:space="preserve"> PAGEREF _Toc230121238 \h </w:instrText>
+          <w:instrText xml:space="preserve"> PAGEREF _Toc230167336 \h </w:instrText>
         </w:r>
         <w:r>
           <w:rPr>
@@ -2600,7 +2600,7 @@
           <w14:ligatures w14:val="standardContextual"/>
         </w:rPr>
       </w:pPr>
-      <w:hyperlink w:anchor="_Toc230121239" w:history="1">
+      <w:hyperlink w:anchor="_Toc230167337" w:history="1">
         <w:r>
           <w:rPr>
             <w:rStyle w:val="afffffff5"/>
@@ -2627,7 +2627,7 @@
             <w:noProof/>
             <w:webHidden/>
           </w:rPr>
-          <w:instrText xml:space="preserve"> PAGEREF _Toc230121239 \h </w:instrText>
+          <w:instrText xml:space="preserve"> PAGEREF _Toc230167337 \h </w:instrText>
         </w:r>
         <w:r>
           <w:rPr>
@@ -2676,7 +2676,7 @@
           <w14:ligatures w14:val="standardContextual"/>
         </w:rPr>
       </w:pPr>
-      <w:hyperlink w:anchor="_Toc230121240" w:history="1">
+      <w:hyperlink w:anchor="_Toc230167338" w:history="1">
         <w:r>
           <w:rPr>
             <w:rStyle w:val="afffffff5"/>
@@ -2703,7 +2703,7 @@
             <w:noProof/>
             <w:webHidden/>
           </w:rPr>
-          <w:instrText xml:space="preserve"> PAGEREF _Toc230121240 \h </w:instrText>
+          <w:instrText xml:space="preserve"> PAGEREF _Toc230167338 \h </w:instrText>
         </w:r>
         <w:r>
           <w:rPr>
@@ -2723,7 +2723,7 @@
             <w:noProof/>
             <w:webHidden/>
           </w:rPr>
-          <w:t>17</w:t>
+          <w:t>18</w:t>
         </w:r>
         <w:r>
           <w:rPr>
@@ -2752,7 +2752,7 @@
           <w14:ligatures w14:val="standardContextual"/>
         </w:rPr>
       </w:pPr>
-      <w:hyperlink w:anchor="_Toc230121241" w:history="1">
+      <w:hyperlink w:anchor="_Toc230167339" w:history="1">
         <w:r>
           <w:rPr>
             <w:rStyle w:val="afffffff5"/>
@@ -2779,7 +2779,7 @@
             <w:noProof/>
             <w:webHidden/>
           </w:rPr>
-          <w:instrText xml:space="preserve"> PAGEREF _Toc230121241 \h </w:instrText>
+          <w:instrText xml:space="preserve"> PAGEREF _Toc230167339 \h </w:instrText>
         </w:r>
         <w:r>
           <w:rPr>
@@ -2827,7 +2827,7 @@
           <w14:ligatures w14:val="standardContextual"/>
         </w:rPr>
       </w:pPr>
-      <w:hyperlink w:anchor="_Toc230121242" w:history="1">
+      <w:hyperlink w:anchor="_Toc230167340" w:history="1">
         <w:r>
           <w:rPr>
             <w:rStyle w:val="afffffff5"/>
@@ -2854,7 +2854,7 @@
             <w:noProof/>
             <w:webHidden/>
           </w:rPr>
-          <w:instrText xml:space="preserve"> PAGEREF _Toc230121242 \h </w:instrText>
+          <w:instrText xml:space="preserve"> PAGEREF _Toc230167340 \h </w:instrText>
         </w:r>
         <w:r>
           <w:rPr>
@@ -2901,7 +2901,7 @@
           <w14:ligatures w14:val="standardContextual"/>
         </w:rPr>
       </w:pPr>
-      <w:hyperlink w:anchor="_Toc230121243" w:history="1">
+      <w:hyperlink w:anchor="_Toc230167341" w:history="1">
         <w:r>
           <w:rPr>
             <w:rStyle w:val="afffffff5"/>
@@ -2928,7 +2928,7 @@
             <w:noProof/>
             <w:webHidden/>
           </w:rPr>
-          <w:instrText xml:space="preserve"> PAGEREF _Toc230121243 \h </w:instrText>
+          <w:instrText xml:space="preserve"> PAGEREF _Toc230167341 \h </w:instrText>
         </w:r>
         <w:r>
           <w:rPr>
@@ -2975,7 +2975,7 @@
           <w14:ligatures w14:val="standardContextual"/>
         </w:rPr>
       </w:pPr>
-      <w:hyperlink w:anchor="_Toc230121244" w:history="1">
+      <w:hyperlink w:anchor="_Toc230167342" w:history="1">
         <w:r>
           <w:rPr>
             <w:rStyle w:val="afffffff5"/>
@@ -3002,7 +3002,7 @@
             <w:noProof/>
             <w:webHidden/>
           </w:rPr>
-          <w:instrText xml:space="preserve"> PAGEREF _Toc230121244 \h </w:instrText>
+          <w:instrText xml:space="preserve"> PAGEREF _Toc230167342 \h </w:instrText>
         </w:r>
         <w:r>
           <w:rPr>
@@ -3022,7 +3022,7 @@
             <w:noProof/>
             <w:webHidden/>
           </w:rPr>
-          <w:t>21</w:t>
+          <w:t>22</w:t>
         </w:r>
         <w:r>
           <w:rPr>
@@ -3049,7 +3049,7 @@
           <w14:ligatures w14:val="standardContextual"/>
         </w:rPr>
       </w:pPr>
-      <w:hyperlink w:anchor="_Toc230121245" w:history="1">
+      <w:hyperlink w:anchor="_Toc230167343" w:history="1">
         <w:r>
           <w:rPr>
             <w:rStyle w:val="afffffff5"/>
@@ -3076,7 +3076,7 @@
             <w:noProof/>
             <w:webHidden/>
           </w:rPr>
-          <w:instrText xml:space="preserve"> PAGEREF _Toc230121245 \h </w:instrText>
+          <w:instrText xml:space="preserve"> PAGEREF _Toc230167343 \h </w:instrText>
         </w:r>
         <w:r>
           <w:rPr>
@@ -3124,7 +3124,7 @@
           <w14:ligatures w14:val="standardContextual"/>
         </w:rPr>
       </w:pPr>
-      <w:hyperlink w:anchor="_Toc230121246" w:history="1">
+      <w:hyperlink w:anchor="_Toc230167344" w:history="1">
         <w:r>
           <w:rPr>
             <w:rStyle w:val="afffffff5"/>
@@ -3151,7 +3151,7 @@
             <w:noProof/>
             <w:webHidden/>
           </w:rPr>
-          <w:instrText xml:space="preserve"> PAGEREF _Toc230121246 \h </w:instrText>
+          <w:instrText xml:space="preserve"> PAGEREF _Toc230167344 \h </w:instrText>
         </w:r>
         <w:r>
           <w:rPr>
@@ -3171,7 +3171,7 @@
             <w:noProof/>
             <w:webHidden/>
           </w:rPr>
-          <w:t>23</w:t>
+          <w:t>24</w:t>
         </w:r>
         <w:r>
           <w:rPr>
@@ -3198,7 +3198,7 @@
           <w14:ligatures w14:val="standardContextual"/>
         </w:rPr>
       </w:pPr>
-      <w:hyperlink w:anchor="_Toc230121247" w:history="1">
+      <w:hyperlink w:anchor="_Toc230167345" w:history="1">
         <w:r>
           <w:rPr>
             <w:rStyle w:val="afffffff5"/>
@@ -3225,7 +3225,7 @@
             <w:noProof/>
             <w:webHidden/>
           </w:rPr>
-          <w:instrText xml:space="preserve"> PAGEREF _Toc230121247 \h </w:instrText>
+          <w:instrText xml:space="preserve"> PAGEREF _Toc230167345 \h </w:instrText>
         </w:r>
         <w:r>
           <w:rPr>
@@ -3272,7 +3272,7 @@
           <w14:ligatures w14:val="standardContextual"/>
         </w:rPr>
       </w:pPr>
-      <w:hyperlink w:anchor="_Toc230121248" w:history="1">
+      <w:hyperlink w:anchor="_Toc230167346" w:history="1">
         <w:r>
           <w:rPr>
             <w:rStyle w:val="afffffff5"/>
@@ -3299,7 +3299,7 @@
             <w:noProof/>
             <w:webHidden/>
           </w:rPr>
-          <w:instrText xml:space="preserve"> PAGEREF _Toc230121248 \h </w:instrText>
+          <w:instrText xml:space="preserve"> PAGEREF _Toc230167346 \h </w:instrText>
         </w:r>
         <w:r>
           <w:rPr>
@@ -3319,7 +3319,7 @@
             <w:noProof/>
             <w:webHidden/>
           </w:rPr>
-          <w:t>24</w:t>
+          <w:t>25</w:t>
         </w:r>
         <w:r>
           <w:rPr>
@@ -3346,7 +3346,7 @@
           <w14:ligatures w14:val="standardContextual"/>
         </w:rPr>
       </w:pPr>
-      <w:hyperlink w:anchor="_Toc230121249" w:history="1">
+      <w:hyperlink w:anchor="_Toc230167347" w:history="1">
         <w:r>
           <w:rPr>
             <w:rStyle w:val="afffffff5"/>
@@ -3373,7 +3373,7 @@
             <w:noProof/>
             <w:webHidden/>
           </w:rPr>
-          <w:instrText xml:space="preserve"> PAGEREF _Toc230121249 \h </w:instrText>
+          <w:instrText xml:space="preserve"> PAGEREF _Toc230167347 \h </w:instrText>
         </w:r>
         <w:r>
           <w:rPr>
@@ -3421,7 +3421,7 @@
           <w14:ligatures w14:val="standardContextual"/>
         </w:rPr>
       </w:pPr>
-      <w:hyperlink w:anchor="_Toc230121250" w:history="1">
+      <w:hyperlink w:anchor="_Toc230167348" w:history="1">
         <w:r>
           <w:rPr>
             <w:rStyle w:val="afffffff5"/>
@@ -3448,7 +3448,7 @@
             <w:noProof/>
             <w:webHidden/>
           </w:rPr>
-          <w:instrText xml:space="preserve"> PAGEREF _Toc230121250 \h </w:instrText>
+          <w:instrText xml:space="preserve"> PAGEREF _Toc230167348 \h </w:instrText>
         </w:r>
         <w:r>
           <w:rPr>
@@ -3468,7 +3468,7 @@
             <w:noProof/>
             <w:webHidden/>
           </w:rPr>
-          <w:t>32</w:t>
+          <w:t>33</w:t>
         </w:r>
         <w:r>
           <w:rPr>
@@ -3495,7 +3495,7 @@
           <w14:ligatures w14:val="standardContextual"/>
         </w:rPr>
       </w:pPr>
-      <w:hyperlink w:anchor="_Toc230121251" w:history="1">
+      <w:hyperlink w:anchor="_Toc230167349" w:history="1">
         <w:r>
           <w:rPr>
             <w:rStyle w:val="afffffff5"/>
@@ -3522,7 +3522,7 @@
             <w:noProof/>
             <w:webHidden/>
           </w:rPr>
-          <w:instrText xml:space="preserve"> PAGEREF _Toc230121251 \h </w:instrText>
+          <w:instrText xml:space="preserve"> PAGEREF _Toc230167349 \h </w:instrText>
         </w:r>
         <w:r>
           <w:rPr>
@@ -3542,7 +3542,7 @@
             <w:noProof/>
             <w:webHidden/>
           </w:rPr>
-          <w:t>32</w:t>
+          <w:t>33</w:t>
         </w:r>
         <w:r>
           <w:rPr>
@@ -3569,7 +3569,7 @@
           <w14:ligatures w14:val="standardContextual"/>
         </w:rPr>
       </w:pPr>
-      <w:hyperlink w:anchor="_Toc230121252" w:history="1">
+      <w:hyperlink w:anchor="_Toc230167350" w:history="1">
         <w:r>
           <w:rPr>
             <w:rStyle w:val="afffffff5"/>
@@ -3596,7 +3596,7 @@
             <w:noProof/>
             <w:webHidden/>
           </w:rPr>
-          <w:instrText xml:space="preserve"> PAGEREF _Toc230121252 \h </w:instrText>
+          <w:instrText xml:space="preserve"> PAGEREF _Toc230167350 \h </w:instrText>
         </w:r>
         <w:r>
           <w:rPr>
@@ -3643,7 +3643,7 @@
           <w14:ligatures w14:val="standardContextual"/>
         </w:rPr>
       </w:pPr>
-      <w:hyperlink w:anchor="_Toc230121253" w:history="1">
+      <w:hyperlink w:anchor="_Toc230167351" w:history="1">
         <w:r>
           <w:rPr>
             <w:rStyle w:val="afffffff5"/>
@@ -3670,7 +3670,7 @@
             <w:noProof/>
             <w:webHidden/>
           </w:rPr>
-          <w:instrText xml:space="preserve"> PAGEREF _Toc230121253 \h </w:instrText>
+          <w:instrText xml:space="preserve"> PAGEREF _Toc230167351 \h </w:instrText>
         </w:r>
         <w:r>
           <w:rPr>
@@ -3717,7 +3717,7 @@
           <w14:ligatures w14:val="standardContextual"/>
         </w:rPr>
       </w:pPr>
-      <w:hyperlink w:anchor="_Toc230121254" w:history="1">
+      <w:hyperlink w:anchor="_Toc230167352" w:history="1">
         <w:r>
           <w:rPr>
             <w:rStyle w:val="afffffff5"/>
@@ -3744,7 +3744,7 @@
             <w:noProof/>
             <w:webHidden/>
           </w:rPr>
-          <w:instrText xml:space="preserve"> PAGEREF _Toc230121254 \h </w:instrText>
+          <w:instrText xml:space="preserve"> PAGEREF _Toc230167352 \h </w:instrText>
         </w:r>
         <w:r>
           <w:rPr>
@@ -3792,13 +3792,13 @@
           <w14:ligatures w14:val="standardContextual"/>
         </w:rPr>
       </w:pPr>
-      <w:hyperlink w:anchor="_Toc230121255" w:history="1">
+      <w:hyperlink w:anchor="_Toc230167353" w:history="1">
         <w:r>
           <w:rPr>
             <w:rStyle w:val="afffffff5"/>
             <w:noProof/>
           </w:rPr>
-          <w:t>申請却下・修理不能終端（/repair-task/tasks/{repairTaskId}/reject）</w:t>
+          <w:t>申請却下（/repair-task/tasks/{repairTaskId}/reject）</w:t>
         </w:r>
         <w:r>
           <w:rPr>
@@ -3819,7 +3819,7 @@
             <w:noProof/>
             <w:webHidden/>
           </w:rPr>
-          <w:instrText xml:space="preserve"> PAGEREF _Toc230121255 \h </w:instrText>
+          <w:instrText xml:space="preserve"> PAGEREF _Toc230167353 \h </w:instrText>
         </w:r>
         <w:r>
           <w:rPr>
@@ -3839,7 +3839,7 @@
             <w:noProof/>
             <w:webHidden/>
           </w:rPr>
-          <w:t>34</w:t>
+          <w:t>35</w:t>
         </w:r>
         <w:r>
           <w:rPr>
@@ -3866,7 +3866,7 @@
           <w14:ligatures w14:val="standardContextual"/>
         </w:rPr>
       </w:pPr>
-      <w:hyperlink w:anchor="_Toc230121256" w:history="1">
+      <w:hyperlink w:anchor="_Toc230167354" w:history="1">
         <w:r>
           <w:rPr>
             <w:rStyle w:val="afffffff5"/>
@@ -3893,7 +3893,7 @@
             <w:noProof/>
             <w:webHidden/>
           </w:rPr>
-          <w:instrText xml:space="preserve"> PAGEREF _Toc230121256 \h </w:instrText>
+          <w:instrText xml:space="preserve"> PAGEREF _Toc230167354 \h </w:instrText>
         </w:r>
         <w:r>
           <w:rPr>
@@ -3940,7 +3940,7 @@
           <w14:ligatures w14:val="standardContextual"/>
         </w:rPr>
       </w:pPr>
-      <w:hyperlink w:anchor="_Toc230121257" w:history="1">
+      <w:hyperlink w:anchor="_Toc230167355" w:history="1">
         <w:r>
           <w:rPr>
             <w:rStyle w:val="afffffff5"/>
@@ -3967,7 +3967,7 @@
             <w:noProof/>
             <w:webHidden/>
           </w:rPr>
-          <w:instrText xml:space="preserve"> PAGEREF _Toc230121257 \h </w:instrText>
+          <w:instrText xml:space="preserve"> PAGEREF _Toc230167355 \h </w:instrText>
         </w:r>
         <w:r>
           <w:rPr>
@@ -4014,7 +4014,7 @@
           <w14:ligatures w14:val="standardContextual"/>
         </w:rPr>
       </w:pPr>
-      <w:hyperlink w:anchor="_Toc230121258" w:history="1">
+      <w:hyperlink w:anchor="_Toc230167356" w:history="1">
         <w:r>
           <w:rPr>
             <w:rStyle w:val="afffffff5"/>
@@ -4041,7 +4041,7 @@
             <w:noProof/>
             <w:webHidden/>
           </w:rPr>
-          <w:instrText xml:space="preserve"> PAGEREF _Toc230121258 \h </w:instrText>
+          <w:instrText xml:space="preserve"> PAGEREF _Toc230167356 \h </w:instrText>
         </w:r>
         <w:r>
           <w:rPr>
@@ -4088,7 +4088,7 @@
           <w14:ligatures w14:val="standardContextual"/>
         </w:rPr>
       </w:pPr>
-      <w:hyperlink w:anchor="_Toc230121259" w:history="1">
+      <w:hyperlink w:anchor="_Toc230167357" w:history="1">
         <w:r>
           <w:rPr>
             <w:rStyle w:val="afffffff5"/>
@@ -4115,7 +4115,7 @@
             <w:noProof/>
             <w:webHidden/>
           </w:rPr>
-          <w:instrText xml:space="preserve"> PAGEREF _Toc230121259 \h </w:instrText>
+          <w:instrText xml:space="preserve"> PAGEREF _Toc230167357 \h </w:instrText>
         </w:r>
         <w:r>
           <w:rPr>
@@ -4163,7 +4163,7 @@
           <w14:ligatures w14:val="standardContextual"/>
         </w:rPr>
       </w:pPr>
-      <w:hyperlink w:anchor="_Toc230121260" w:history="1">
+      <w:hyperlink w:anchor="_Toc230167358" w:history="1">
         <w:r>
           <w:rPr>
             <w:rStyle w:val="afffffff5"/>
@@ -4190,7 +4190,7 @@
             <w:noProof/>
             <w:webHidden/>
           </w:rPr>
-          <w:instrText xml:space="preserve"> PAGEREF _Toc230121260 \h </w:instrText>
+          <w:instrText xml:space="preserve"> PAGEREF _Toc230167358 \h </w:instrText>
         </w:r>
         <w:r>
           <w:rPr>
@@ -4210,7 +4210,7 @@
             <w:noProof/>
             <w:webHidden/>
           </w:rPr>
-          <w:t>36</w:t>
+          <w:t>37</w:t>
         </w:r>
         <w:r>
           <w:rPr>
@@ -4237,7 +4237,7 @@
           <w14:ligatures w14:val="standardContextual"/>
         </w:rPr>
       </w:pPr>
-      <w:hyperlink w:anchor="_Toc230121261" w:history="1">
+      <w:hyperlink w:anchor="_Toc230167359" w:history="1">
         <w:r>
           <w:rPr>
             <w:rStyle w:val="afffffff5"/>
@@ -4264,7 +4264,7 @@
             <w:noProof/>
             <w:webHidden/>
           </w:rPr>
-          <w:instrText xml:space="preserve"> PAGEREF _Toc230121261 \h </w:instrText>
+          <w:instrText xml:space="preserve"> PAGEREF _Toc230167359 \h </w:instrText>
         </w:r>
         <w:r>
           <w:rPr>
@@ -4311,7 +4311,7 @@
           <w14:ligatures w14:val="standardContextual"/>
         </w:rPr>
       </w:pPr>
-      <w:hyperlink w:anchor="_Toc230121262" w:history="1">
+      <w:hyperlink w:anchor="_Toc230167360" w:history="1">
         <w:r>
           <w:rPr>
             <w:rStyle w:val="afffffff5"/>
@@ -4338,7 +4338,7 @@
             <w:noProof/>
             <w:webHidden/>
           </w:rPr>
-          <w:instrText xml:space="preserve"> PAGEREF _Toc230121262 \h </w:instrText>
+          <w:instrText xml:space="preserve"> PAGEREF _Toc230167360 \h </w:instrText>
         </w:r>
         <w:r>
           <w:rPr>
@@ -4385,7 +4385,7 @@
           <w14:ligatures w14:val="standardContextual"/>
         </w:rPr>
       </w:pPr>
-      <w:hyperlink w:anchor="_Toc230121263" w:history="1">
+      <w:hyperlink w:anchor="_Toc230167361" w:history="1">
         <w:r>
           <w:rPr>
             <w:rStyle w:val="afffffff5"/>
@@ -4412,7 +4412,7 @@
             <w:noProof/>
             <w:webHidden/>
           </w:rPr>
-          <w:instrText xml:space="preserve"> PAGEREF _Toc230121263 \h </w:instrText>
+          <w:instrText xml:space="preserve"> PAGEREF _Toc230167361 \h </w:instrText>
         </w:r>
         <w:r>
           <w:rPr>
@@ -4432,7 +4432,7 @@
             <w:noProof/>
             <w:webHidden/>
           </w:rPr>
-          <w:t>38</w:t>
+          <w:t>39</w:t>
         </w:r>
         <w:r>
           <w:rPr>
@@ -4459,7 +4459,7 @@
           <w14:ligatures w14:val="standardContextual"/>
         </w:rPr>
       </w:pPr>
-      <w:hyperlink w:anchor="_Toc230121264" w:history="1">
+      <w:hyperlink w:anchor="_Toc230167362" w:history="1">
         <w:r>
           <w:rPr>
             <w:rStyle w:val="afffffff5"/>
@@ -4486,7 +4486,7 @@
             <w:noProof/>
             <w:webHidden/>
           </w:rPr>
-          <w:instrText xml:space="preserve"> PAGEREF _Toc230121264 \h </w:instrText>
+          <w:instrText xml:space="preserve"> PAGEREF _Toc230167362 \h </w:instrText>
         </w:r>
         <w:r>
           <w:rPr>
@@ -4506,7 +4506,7 @@
             <w:noProof/>
             <w:webHidden/>
           </w:rPr>
-          <w:t>38</w:t>
+          <w:t>39</w:t>
         </w:r>
         <w:r>
           <w:rPr>
@@ -4534,7 +4534,7 @@
           <w14:ligatures w14:val="standardContextual"/>
         </w:rPr>
       </w:pPr>
-      <w:hyperlink w:anchor="_Toc230121265" w:history="1">
+      <w:hyperlink w:anchor="_Toc230167363" w:history="1">
         <w:r>
           <w:rPr>
             <w:rStyle w:val="afffffff5"/>
@@ -4561,7 +4561,7 @@
             <w:noProof/>
             <w:webHidden/>
           </w:rPr>
-          <w:instrText xml:space="preserve"> PAGEREF _Toc230121265 \h </w:instrText>
+          <w:instrText xml:space="preserve"> PAGEREF _Toc230167363 \h </w:instrText>
         </w:r>
         <w:r>
           <w:rPr>
@@ -4608,7 +4608,7 @@
           <w14:ligatures w14:val="standardContextual"/>
         </w:rPr>
       </w:pPr>
-      <w:hyperlink w:anchor="_Toc230121266" w:history="1">
+      <w:hyperlink w:anchor="_Toc230167364" w:history="1">
         <w:r>
           <w:rPr>
             <w:rStyle w:val="afffffff5"/>
@@ -4635,7 +4635,7 @@
             <w:noProof/>
             <w:webHidden/>
           </w:rPr>
-          <w:instrText xml:space="preserve"> PAGEREF _Toc230121266 \h </w:instrText>
+          <w:instrText xml:space="preserve"> PAGEREF _Toc230167364 \h </w:instrText>
         </w:r>
         <w:r>
           <w:rPr>
@@ -4655,7 +4655,7 @@
             <w:noProof/>
             <w:webHidden/>
           </w:rPr>
-          <w:t>39</w:t>
+          <w:t>40</w:t>
         </w:r>
         <w:r>
           <w:rPr>
@@ -4682,7 +4682,7 @@
           <w14:ligatures w14:val="standardContextual"/>
         </w:rPr>
       </w:pPr>
-      <w:hyperlink w:anchor="_Toc230121267" w:history="1">
+      <w:hyperlink w:anchor="_Toc230167365" w:history="1">
         <w:r>
           <w:rPr>
             <w:rStyle w:val="afffffff5"/>
@@ -4709,7 +4709,7 @@
             <w:noProof/>
             <w:webHidden/>
           </w:rPr>
-          <w:instrText xml:space="preserve"> PAGEREF _Toc230121267 \h </w:instrText>
+          <w:instrText xml:space="preserve"> PAGEREF _Toc230167365 \h </w:instrText>
         </w:r>
         <w:r>
           <w:rPr>
@@ -4756,7 +4756,7 @@
           <w14:ligatures w14:val="standardContextual"/>
         </w:rPr>
       </w:pPr>
-      <w:hyperlink w:anchor="_Toc230121268" w:history="1">
+      <w:hyperlink w:anchor="_Toc230167366" w:history="1">
         <w:r>
           <w:rPr>
             <w:rStyle w:val="afffffff5"/>
@@ -4783,7 +4783,7 @@
             <w:noProof/>
             <w:webHidden/>
           </w:rPr>
-          <w:instrText xml:space="preserve"> PAGEREF _Toc230121268 \h </w:instrText>
+          <w:instrText xml:space="preserve"> PAGEREF _Toc230167366 \h </w:instrText>
         </w:r>
         <w:r>
           <w:rPr>
@@ -4803,7 +4803,7 @@
             <w:noProof/>
             <w:webHidden/>
           </w:rPr>
-          <w:t>40</w:t>
+          <w:t>41</w:t>
         </w:r>
         <w:r>
           <w:rPr>
@@ -4831,7 +4831,7 @@
           <w14:ligatures w14:val="standardContextual"/>
         </w:rPr>
       </w:pPr>
-      <w:hyperlink w:anchor="_Toc230121269" w:history="1">
+      <w:hyperlink w:anchor="_Toc230167367" w:history="1">
         <w:r>
           <w:rPr>
             <w:rStyle w:val="afffffff5"/>
@@ -4858,7 +4858,7 @@
             <w:noProof/>
             <w:webHidden/>
           </w:rPr>
-          <w:instrText xml:space="preserve"> PAGEREF _Toc230121269 \h </w:instrText>
+          <w:instrText xml:space="preserve"> PAGEREF _Toc230167367 \h </w:instrText>
         </w:r>
         <w:r>
           <w:rPr>
@@ -4878,7 +4878,7 @@
             <w:noProof/>
             <w:webHidden/>
           </w:rPr>
-          <w:t>40</w:t>
+          <w:t>41</w:t>
         </w:r>
         <w:r>
           <w:rPr>
@@ -4905,7 +4905,7 @@
           <w14:ligatures w14:val="standardContextual"/>
         </w:rPr>
       </w:pPr>
-      <w:hyperlink w:anchor="_Toc230121270" w:history="1">
+      <w:hyperlink w:anchor="_Toc230167368" w:history="1">
         <w:r>
           <w:rPr>
             <w:rStyle w:val="afffffff5"/>
@@ -4932,7 +4932,7 @@
             <w:noProof/>
             <w:webHidden/>
           </w:rPr>
-          <w:instrText xml:space="preserve"> PAGEREF _Toc230121270 \h </w:instrText>
+          <w:instrText xml:space="preserve"> PAGEREF _Toc230167368 \h </w:instrText>
         </w:r>
         <w:r>
           <w:rPr>
@@ -4979,7 +4979,7 @@
           <w14:ligatures w14:val="standardContextual"/>
         </w:rPr>
       </w:pPr>
-      <w:hyperlink w:anchor="_Toc230121271" w:history="1">
+      <w:hyperlink w:anchor="_Toc230167369" w:history="1">
         <w:r>
           <w:rPr>
             <w:rStyle w:val="afffffff5"/>
@@ -5006,7 +5006,7 @@
             <w:noProof/>
             <w:webHidden/>
           </w:rPr>
-          <w:instrText xml:space="preserve"> PAGEREF _Toc230121271 \h </w:instrText>
+          <w:instrText xml:space="preserve"> PAGEREF _Toc230167369 \h </w:instrText>
         </w:r>
         <w:r>
           <w:rPr>
@@ -5053,7 +5053,7 @@
           <w14:ligatures w14:val="standardContextual"/>
         </w:rPr>
       </w:pPr>
-      <w:hyperlink w:anchor="_Toc230121272" w:history="1">
+      <w:hyperlink w:anchor="_Toc230167370" w:history="1">
         <w:r>
           <w:rPr>
             <w:rStyle w:val="afffffff5"/>
@@ -5080,7 +5080,7 @@
             <w:noProof/>
             <w:webHidden/>
           </w:rPr>
-          <w:instrText xml:space="preserve"> PAGEREF _Toc230121272 \h </w:instrText>
+          <w:instrText xml:space="preserve"> PAGEREF _Toc230167370 \h </w:instrText>
         </w:r>
         <w:r>
           <w:rPr>
@@ -5100,7 +5100,7 @@
             <w:noProof/>
             <w:webHidden/>
           </w:rPr>
-          <w:t>42</w:t>
+          <w:t>43</w:t>
         </w:r>
         <w:r>
           <w:rPr>
@@ -5127,7 +5127,7 @@
           <w14:ligatures w14:val="standardContextual"/>
         </w:rPr>
       </w:pPr>
-      <w:hyperlink w:anchor="_Toc230121273" w:history="1">
+      <w:hyperlink w:anchor="_Toc230167371" w:history="1">
         <w:r>
           <w:rPr>
             <w:rStyle w:val="afffffff5"/>
@@ -5154,7 +5154,7 @@
             <w:noProof/>
             <w:webHidden/>
           </w:rPr>
-          <w:instrText xml:space="preserve"> PAGEREF _Toc230121273 \h </w:instrText>
+          <w:instrText xml:space="preserve"> PAGEREF _Toc230167371 \h </w:instrText>
         </w:r>
         <w:r>
           <w:rPr>
@@ -5202,7 +5202,7 @@
           <w14:ligatures w14:val="standardContextual"/>
         </w:rPr>
       </w:pPr>
-      <w:hyperlink w:anchor="_Toc230121274" w:history="1">
+      <w:hyperlink w:anchor="_Toc230167372" w:history="1">
         <w:r>
           <w:rPr>
             <w:rStyle w:val="afffffff5"/>
@@ -5229,7 +5229,7 @@
             <w:noProof/>
             <w:webHidden/>
           </w:rPr>
-          <w:instrText xml:space="preserve"> PAGEREF _Toc230121274 \h </w:instrText>
+          <w:instrText xml:space="preserve"> PAGEREF _Toc230167372 \h </w:instrText>
         </w:r>
         <w:r>
           <w:rPr>
@@ -5249,7 +5249,7 @@
             <w:noProof/>
             <w:webHidden/>
           </w:rPr>
-          <w:t>43</w:t>
+          <w:t>44</w:t>
         </w:r>
         <w:r>
           <w:rPr>
@@ -5276,7 +5276,7 @@
           <w14:ligatures w14:val="standardContextual"/>
         </w:rPr>
       </w:pPr>
-      <w:hyperlink w:anchor="_Toc230121275" w:history="1">
+      <w:hyperlink w:anchor="_Toc230167373" w:history="1">
         <w:r>
           <w:rPr>
             <w:rStyle w:val="afffffff5"/>
@@ -5303,7 +5303,7 @@
             <w:noProof/>
             <w:webHidden/>
           </w:rPr>
-          <w:instrText xml:space="preserve"> PAGEREF _Toc230121275 \h </w:instrText>
+          <w:instrText xml:space="preserve"> PAGEREF _Toc230167373 \h </w:instrText>
         </w:r>
         <w:r>
           <w:rPr>
@@ -5323,7 +5323,7 @@
             <w:noProof/>
             <w:webHidden/>
           </w:rPr>
-          <w:t>43</w:t>
+          <w:t>44</w:t>
         </w:r>
         <w:r>
           <w:rPr>
@@ -5350,7 +5350,7 @@
           <w14:ligatures w14:val="standardContextual"/>
         </w:rPr>
       </w:pPr>
-      <w:hyperlink w:anchor="_Toc230121276" w:history="1">
+      <w:hyperlink w:anchor="_Toc230167374" w:history="1">
         <w:r>
           <w:rPr>
             <w:rStyle w:val="afffffff5"/>
@@ -5377,7 +5377,7 @@
             <w:noProof/>
             <w:webHidden/>
           </w:rPr>
-          <w:instrText xml:space="preserve"> PAGEREF _Toc230121276 \h </w:instrText>
+          <w:instrText xml:space="preserve"> PAGEREF _Toc230167374 \h </w:instrText>
         </w:r>
         <w:r>
           <w:rPr>
@@ -5397,7 +5397,7 @@
             <w:noProof/>
             <w:webHidden/>
           </w:rPr>
-          <w:t>44</w:t>
+          <w:t>45</w:t>
         </w:r>
         <w:r>
           <w:rPr>
@@ -5424,7 +5424,7 @@
           <w14:ligatures w14:val="standardContextual"/>
         </w:rPr>
       </w:pPr>
-      <w:hyperlink w:anchor="_Toc230121277" w:history="1">
+      <w:hyperlink w:anchor="_Toc230167375" w:history="1">
         <w:r>
           <w:rPr>
             <w:rStyle w:val="afffffff5"/>
@@ -5451,7 +5451,7 @@
             <w:noProof/>
             <w:webHidden/>
           </w:rPr>
-          <w:instrText xml:space="preserve"> PAGEREF _Toc230121277 \h </w:instrText>
+          <w:instrText xml:space="preserve"> PAGEREF _Toc230167375 \h </w:instrText>
         </w:r>
         <w:r>
           <w:rPr>
@@ -5471,7 +5471,7 @@
             <w:noProof/>
             <w:webHidden/>
           </w:rPr>
-          <w:t>44</w:t>
+          <w:t>45</w:t>
         </w:r>
         <w:r>
           <w:rPr>
@@ -5499,7 +5499,7 @@
           <w14:ligatures w14:val="standardContextual"/>
         </w:rPr>
       </w:pPr>
-      <w:hyperlink w:anchor="_Toc230121278" w:history="1">
+      <w:hyperlink w:anchor="_Toc230167376" w:history="1">
         <w:r>
           <w:rPr>
             <w:rStyle w:val="afffffff5"/>
@@ -5526,7 +5526,7 @@
             <w:noProof/>
             <w:webHidden/>
           </w:rPr>
-          <w:instrText xml:space="preserve"> PAGEREF _Toc230121278 \h </w:instrText>
+          <w:instrText xml:space="preserve"> PAGEREF _Toc230167376 \h </w:instrText>
         </w:r>
         <w:r>
           <w:rPr>
@@ -5573,7 +5573,7 @@
           <w14:ligatures w14:val="standardContextual"/>
         </w:rPr>
       </w:pPr>
-      <w:hyperlink w:anchor="_Toc230121279" w:history="1">
+      <w:hyperlink w:anchor="_Toc230167377" w:history="1">
         <w:r>
           <w:rPr>
             <w:rStyle w:val="afffffff5"/>
@@ -5600,7 +5600,7 @@
             <w:noProof/>
             <w:webHidden/>
           </w:rPr>
-          <w:instrText xml:space="preserve"> PAGEREF _Toc230121279 \h </w:instrText>
+          <w:instrText xml:space="preserve"> PAGEREF _Toc230167377 \h </w:instrText>
         </w:r>
         <w:r>
           <w:rPr>
@@ -5647,7 +5647,7 @@
           <w14:ligatures w14:val="standardContextual"/>
         </w:rPr>
       </w:pPr>
-      <w:hyperlink w:anchor="_Toc230121280" w:history="1">
+      <w:hyperlink w:anchor="_Toc230167378" w:history="1">
         <w:r>
           <w:rPr>
             <w:rStyle w:val="afffffff5"/>
@@ -5674,7 +5674,7 @@
             <w:noProof/>
             <w:webHidden/>
           </w:rPr>
-          <w:instrText xml:space="preserve"> PAGEREF _Toc230121280 \h </w:instrText>
+          <w:instrText xml:space="preserve"> PAGEREF _Toc230167378 \h </w:instrText>
         </w:r>
         <w:r>
           <w:rPr>
@@ -5694,7 +5694,7 @@
             <w:noProof/>
             <w:webHidden/>
           </w:rPr>
-          <w:t>45</w:t>
+          <w:t>46</w:t>
         </w:r>
         <w:r>
           <w:rPr>
@@ -5721,7 +5721,7 @@
           <w14:ligatures w14:val="standardContextual"/>
         </w:rPr>
       </w:pPr>
-      <w:hyperlink w:anchor="_Toc230121281" w:history="1">
+      <w:hyperlink w:anchor="_Toc230167379" w:history="1">
         <w:r>
           <w:rPr>
             <w:rStyle w:val="afffffff5"/>
@@ -5748,7 +5748,7 @@
             <w:noProof/>
             <w:webHidden/>
           </w:rPr>
-          <w:instrText xml:space="preserve"> PAGEREF _Toc230121281 \h </w:instrText>
+          <w:instrText xml:space="preserve"> PAGEREF _Toc230167379 \h </w:instrText>
         </w:r>
         <w:r>
           <w:rPr>
@@ -5768,7 +5768,7 @@
             <w:noProof/>
             <w:webHidden/>
           </w:rPr>
-          <w:t>46</w:t>
+          <w:t>47</w:t>
         </w:r>
         <w:r>
           <w:rPr>
@@ -5795,7 +5795,7 @@
           <w14:ligatures w14:val="standardContextual"/>
         </w:rPr>
       </w:pPr>
-      <w:hyperlink w:anchor="_Toc230121282" w:history="1">
+      <w:hyperlink w:anchor="_Toc230167380" w:history="1">
         <w:r>
           <w:rPr>
             <w:rStyle w:val="afffffff5"/>
@@ -5822,7 +5822,7 @@
             <w:noProof/>
             <w:webHidden/>
           </w:rPr>
-          <w:instrText xml:space="preserve"> PAGEREF _Toc230121282 \h </w:instrText>
+          <w:instrText xml:space="preserve"> PAGEREF _Toc230167380 \h </w:instrText>
         </w:r>
         <w:r>
           <w:rPr>
@@ -5870,7 +5870,7 @@
           <w14:ligatures w14:val="standardContextual"/>
         </w:rPr>
       </w:pPr>
-      <w:hyperlink w:anchor="_Toc230121283" w:history="1">
+      <w:hyperlink w:anchor="_Toc230167381" w:history="1">
         <w:r>
           <w:rPr>
             <w:rStyle w:val="afffffff5"/>
@@ -5897,7 +5897,7 @@
             <w:noProof/>
             <w:webHidden/>
           </w:rPr>
-          <w:instrText xml:space="preserve"> PAGEREF _Toc230121283 \h </w:instrText>
+          <w:instrText xml:space="preserve"> PAGEREF _Toc230167381 \h </w:instrText>
         </w:r>
         <w:r>
           <w:rPr>
@@ -5944,7 +5944,7 @@
           <w14:ligatures w14:val="standardContextual"/>
         </w:rPr>
       </w:pPr>
-      <w:hyperlink w:anchor="_Toc230121284" w:history="1">
+      <w:hyperlink w:anchor="_Toc230167382" w:history="1">
         <w:r>
           <w:rPr>
             <w:rStyle w:val="afffffff5"/>
@@ -5971,7 +5971,7 @@
             <w:noProof/>
             <w:webHidden/>
           </w:rPr>
-          <w:instrText xml:space="preserve"> PAGEREF _Toc230121284 \h </w:instrText>
+          <w:instrText xml:space="preserve"> PAGEREF _Toc230167382 \h </w:instrText>
         </w:r>
         <w:r>
           <w:rPr>
@@ -5991,7 +5991,7 @@
             <w:noProof/>
             <w:webHidden/>
           </w:rPr>
-          <w:t>47</w:t>
+          <w:t>48</w:t>
         </w:r>
         <w:r>
           <w:rPr>
@@ -6018,7 +6018,7 @@
           <w14:ligatures w14:val="standardContextual"/>
         </w:rPr>
       </w:pPr>
-      <w:hyperlink w:anchor="_Toc230121285" w:history="1">
+      <w:hyperlink w:anchor="_Toc230167383" w:history="1">
         <w:r>
           <w:rPr>
             <w:rStyle w:val="afffffff5"/>
@@ -6045,7 +6045,7 @@
             <w:noProof/>
             <w:webHidden/>
           </w:rPr>
-          <w:instrText xml:space="preserve"> PAGEREF _Toc230121285 \h </w:instrText>
+          <w:instrText xml:space="preserve"> PAGEREF _Toc230167383 \h </w:instrText>
         </w:r>
         <w:r>
           <w:rPr>
@@ -6065,7 +6065,7 @@
             <w:noProof/>
             <w:webHidden/>
           </w:rPr>
-          <w:t>47</w:t>
+          <w:t>48</w:t>
         </w:r>
         <w:r>
           <w:rPr>
@@ -6092,7 +6092,7 @@
           <w14:ligatures w14:val="standardContextual"/>
         </w:rPr>
       </w:pPr>
-      <w:hyperlink w:anchor="_Toc230121286" w:history="1">
+      <w:hyperlink w:anchor="_Toc230167384" w:history="1">
         <w:r>
           <w:rPr>
             <w:rStyle w:val="afffffff5"/>
@@ -6119,7 +6119,7 @@
             <w:noProof/>
             <w:webHidden/>
           </w:rPr>
-          <w:instrText xml:space="preserve"> PAGEREF _Toc230121286 \h </w:instrText>
+          <w:instrText xml:space="preserve"> PAGEREF _Toc230167384 \h </w:instrText>
         </w:r>
         <w:r>
           <w:rPr>
@@ -6139,7 +6139,7 @@
             <w:noProof/>
             <w:webHidden/>
           </w:rPr>
-          <w:t>48</w:t>
+          <w:t>49</w:t>
         </w:r>
         <w:r>
           <w:rPr>
@@ -6166,7 +6166,7 @@
           <w14:ligatures w14:val="standardContextual"/>
         </w:rPr>
       </w:pPr>
-      <w:hyperlink w:anchor="_Toc230121287" w:history="1">
+      <w:hyperlink w:anchor="_Toc230167385" w:history="1">
         <w:r>
           <w:rPr>
             <w:rStyle w:val="afffffff5"/>
@@ -6193,7 +6193,7 @@
             <w:noProof/>
             <w:webHidden/>
           </w:rPr>
-          <w:instrText xml:space="preserve"> PAGEREF _Toc230121287 \h </w:instrText>
+          <w:instrText xml:space="preserve"> PAGEREF _Toc230167385 \h </w:instrText>
         </w:r>
         <w:r>
           <w:rPr>
@@ -6213,7 +6213,7 @@
             <w:noProof/>
             <w:webHidden/>
           </w:rPr>
-          <w:t>48</w:t>
+          <w:t>49</w:t>
         </w:r>
         <w:r>
           <w:rPr>
@@ -6241,7 +6241,7 @@
           <w14:ligatures w14:val="standardContextual"/>
         </w:rPr>
       </w:pPr>
-      <w:hyperlink w:anchor="_Toc230121288" w:history="1">
+      <w:hyperlink w:anchor="_Toc230167386" w:history="1">
         <w:r>
           <w:rPr>
             <w:rStyle w:val="afffffff5"/>
@@ -6268,7 +6268,7 @@
             <w:noProof/>
             <w:webHidden/>
           </w:rPr>
-          <w:instrText xml:space="preserve"> PAGEREF _Toc230121288 \h </w:instrText>
+          <w:instrText xml:space="preserve"> PAGEREF _Toc230167386 \h </w:instrText>
         </w:r>
         <w:r>
           <w:rPr>
@@ -6315,7 +6315,7 @@
           <w14:ligatures w14:val="standardContextual"/>
         </w:rPr>
       </w:pPr>
-      <w:hyperlink w:anchor="_Toc230121289" w:history="1">
+      <w:hyperlink w:anchor="_Toc230167387" w:history="1">
         <w:r>
           <w:rPr>
             <w:rStyle w:val="afffffff5"/>
@@ -6342,7 +6342,7 @@
             <w:noProof/>
             <w:webHidden/>
           </w:rPr>
-          <w:instrText xml:space="preserve"> PAGEREF _Toc230121289 \h </w:instrText>
+          <w:instrText xml:space="preserve"> PAGEREF _Toc230167387 \h </w:instrText>
         </w:r>
         <w:r>
           <w:rPr>
@@ -6362,7 +6362,7 @@
             <w:noProof/>
             <w:webHidden/>
           </w:rPr>
-          <w:t>49</w:t>
+          <w:t>50</w:t>
         </w:r>
         <w:r>
           <w:rPr>
@@ -6389,7 +6389,7 @@
           <w14:ligatures w14:val="standardContextual"/>
         </w:rPr>
       </w:pPr>
-      <w:hyperlink w:anchor="_Toc230121290" w:history="1">
+      <w:hyperlink w:anchor="_Toc230167388" w:history="1">
         <w:r>
           <w:rPr>
             <w:rStyle w:val="afffffff5"/>
@@ -6416,7 +6416,7 @@
             <w:noProof/>
             <w:webHidden/>
           </w:rPr>
-          <w:instrText xml:space="preserve"> PAGEREF _Toc230121290 \h </w:instrText>
+          <w:instrText xml:space="preserve"> PAGEREF _Toc230167388 \h </w:instrText>
         </w:r>
         <w:r>
           <w:rPr>
@@ -6436,7 +6436,7 @@
             <w:noProof/>
             <w:webHidden/>
           </w:rPr>
-          <w:t>49</w:t>
+          <w:t>50</w:t>
         </w:r>
         <w:r>
           <w:rPr>
@@ -6463,7 +6463,7 @@
           <w14:ligatures w14:val="standardContextual"/>
         </w:rPr>
       </w:pPr>
-      <w:hyperlink w:anchor="_Toc230121291" w:history="1">
+      <w:hyperlink w:anchor="_Toc230167389" w:history="1">
         <w:r>
           <w:rPr>
             <w:rStyle w:val="afffffff5"/>
@@ -6490,7 +6490,7 @@
             <w:noProof/>
             <w:webHidden/>
           </w:rPr>
-          <w:instrText xml:space="preserve"> PAGEREF _Toc230121291 \h </w:instrText>
+          <w:instrText xml:space="preserve"> PAGEREF _Toc230167389 \h </w:instrText>
         </w:r>
         <w:r>
           <w:rPr>
@@ -6510,7 +6510,7 @@
             <w:noProof/>
             <w:webHidden/>
           </w:rPr>
-          <w:t>50</w:t>
+          <w:t>51</w:t>
         </w:r>
         <w:r>
           <w:rPr>
@@ -6537,7 +6537,7 @@
           <w14:ligatures w14:val="standardContextual"/>
         </w:rPr>
       </w:pPr>
-      <w:hyperlink w:anchor="_Toc230121292" w:history="1">
+      <w:hyperlink w:anchor="_Toc230167390" w:history="1">
         <w:r>
           <w:rPr>
             <w:rStyle w:val="afffffff5"/>
@@ -6564,7 +6564,7 @@
             <w:noProof/>
             <w:webHidden/>
           </w:rPr>
-          <w:instrText xml:space="preserve"> PAGEREF _Toc230121292 \h </w:instrText>
+          <w:instrText xml:space="preserve"> PAGEREF _Toc230167390 \h </w:instrText>
         </w:r>
         <w:r>
           <w:rPr>
@@ -6612,7 +6612,7 @@
           <w14:ligatures w14:val="standardContextual"/>
         </w:rPr>
       </w:pPr>
-      <w:hyperlink w:anchor="_Toc230121293" w:history="1">
+      <w:hyperlink w:anchor="_Toc230167391" w:history="1">
         <w:r>
           <w:rPr>
             <w:rStyle w:val="afffffff5"/>
@@ -6639,7 +6639,7 @@
             <w:noProof/>
             <w:webHidden/>
           </w:rPr>
-          <w:instrText xml:space="preserve"> PAGEREF _Toc230121293 \h </w:instrText>
+          <w:instrText xml:space="preserve"> PAGEREF _Toc230167391 \h </w:instrText>
         </w:r>
         <w:r>
           <w:rPr>
@@ -6659,7 +6659,7 @@
             <w:noProof/>
             <w:webHidden/>
           </w:rPr>
-          <w:t>51</w:t>
+          <w:t>52</w:t>
         </w:r>
         <w:r>
           <w:rPr>
@@ -6686,7 +6686,7 @@
           <w14:ligatures w14:val="standardContextual"/>
         </w:rPr>
       </w:pPr>
-      <w:hyperlink w:anchor="_Toc230121294" w:history="1">
+      <w:hyperlink w:anchor="_Toc230167392" w:history="1">
         <w:r>
           <w:rPr>
             <w:rStyle w:val="afffffff5"/>
@@ -6713,7 +6713,7 @@
             <w:noProof/>
             <w:webHidden/>
           </w:rPr>
-          <w:instrText xml:space="preserve"> PAGEREF _Toc230121294 \h </w:instrText>
+          <w:instrText xml:space="preserve"> PAGEREF _Toc230167392 \h </w:instrText>
         </w:r>
         <w:r>
           <w:rPr>
@@ -6760,7 +6760,7 @@
           <w14:ligatures w14:val="standardContextual"/>
         </w:rPr>
       </w:pPr>
-      <w:hyperlink w:anchor="_Toc230121295" w:history="1">
+      <w:hyperlink w:anchor="_Toc230167393" w:history="1">
         <w:r>
           <w:rPr>
             <w:rStyle w:val="afffffff5"/>
@@ -6787,7 +6787,7 @@
             <w:noProof/>
             <w:webHidden/>
           </w:rPr>
-          <w:instrText xml:space="preserve"> PAGEREF _Toc230121295 \h </w:instrText>
+          <w:instrText xml:space="preserve"> PAGEREF _Toc230167393 \h </w:instrText>
         </w:r>
         <w:r>
           <w:rPr>
@@ -6834,7 +6834,7 @@
           <w14:ligatures w14:val="standardContextual"/>
         </w:rPr>
       </w:pPr>
-      <w:hyperlink w:anchor="_Toc230121296" w:history="1">
+      <w:hyperlink w:anchor="_Toc230167394" w:history="1">
         <w:r>
           <w:rPr>
             <w:rStyle w:val="afffffff5"/>
@@ -6861,7 +6861,7 @@
             <w:noProof/>
             <w:webHidden/>
           </w:rPr>
-          <w:instrText xml:space="preserve"> PAGEREF _Toc230121296 \h </w:instrText>
+          <w:instrText xml:space="preserve"> PAGEREF _Toc230167394 \h </w:instrText>
         </w:r>
         <w:r>
           <w:rPr>
@@ -6881,7 +6881,7 @@
             <w:noProof/>
             <w:webHidden/>
           </w:rPr>
-          <w:t>53</w:t>
+          <w:t>54</w:t>
         </w:r>
         <w:r>
           <w:rPr>
@@ -6908,7 +6908,7 @@
           <w14:ligatures w14:val="standardContextual"/>
         </w:rPr>
       </w:pPr>
-      <w:hyperlink w:anchor="_Toc230121297" w:history="1">
+      <w:hyperlink w:anchor="_Toc230167395" w:history="1">
         <w:r>
           <w:rPr>
             <w:rStyle w:val="afffffff5"/>
@@ -6935,7 +6935,7 @@
             <w:noProof/>
             <w:webHidden/>
           </w:rPr>
-          <w:instrText xml:space="preserve"> PAGEREF _Toc230121297 \h </w:instrText>
+          <w:instrText xml:space="preserve"> PAGEREF _Toc230167395 \h </w:instrText>
         </w:r>
         <w:r>
           <w:rPr>
@@ -6955,7 +6955,7 @@
             <w:noProof/>
             <w:webHidden/>
           </w:rPr>
-          <w:t>53</w:t>
+          <w:t>54</w:t>
         </w:r>
         <w:r>
           <w:rPr>
@@ -6983,7 +6983,7 @@
           <w14:ligatures w14:val="standardContextual"/>
         </w:rPr>
       </w:pPr>
-      <w:hyperlink w:anchor="_Toc230121298" w:history="1">
+      <w:hyperlink w:anchor="_Toc230167396" w:history="1">
         <w:r>
           <w:rPr>
             <w:rStyle w:val="afffffff5"/>
@@ -7010,7 +7010,7 @@
             <w:noProof/>
             <w:webHidden/>
           </w:rPr>
-          <w:instrText xml:space="preserve"> PAGEREF _Toc230121298 \h </w:instrText>
+          <w:instrText xml:space="preserve"> PAGEREF _Toc230167396 \h </w:instrText>
         </w:r>
         <w:r>
           <w:rPr>
@@ -7057,7 +7057,7 @@
           <w14:ligatures w14:val="standardContextual"/>
         </w:rPr>
       </w:pPr>
-      <w:hyperlink w:anchor="_Toc230121299" w:history="1">
+      <w:hyperlink w:anchor="_Toc230167397" w:history="1">
         <w:r>
           <w:rPr>
             <w:rStyle w:val="afffffff5"/>
@@ -7084,7 +7084,7 @@
             <w:noProof/>
             <w:webHidden/>
           </w:rPr>
-          <w:instrText xml:space="preserve"> PAGEREF _Toc230121299 \h </w:instrText>
+          <w:instrText xml:space="preserve"> PAGEREF _Toc230167397 \h </w:instrText>
         </w:r>
         <w:r>
           <w:rPr>
@@ -7104,7 +7104,7 @@
             <w:noProof/>
             <w:webHidden/>
           </w:rPr>
-          <w:t>54</w:t>
+          <w:t>55</w:t>
         </w:r>
         <w:r>
           <w:rPr>
@@ -7131,7 +7131,7 @@
           <w14:ligatures w14:val="standardContextual"/>
         </w:rPr>
       </w:pPr>
-      <w:hyperlink w:anchor="_Toc230121300" w:history="1">
+      <w:hyperlink w:anchor="_Toc230167398" w:history="1">
         <w:r>
           <w:rPr>
             <w:rStyle w:val="afffffff5"/>
@@ -7158,7 +7158,7 @@
             <w:noProof/>
             <w:webHidden/>
           </w:rPr>
-          <w:instrText xml:space="preserve"> PAGEREF _Toc230121300 \h </w:instrText>
+          <w:instrText xml:space="preserve"> PAGEREF _Toc230167398 \h </w:instrText>
         </w:r>
         <w:r>
           <w:rPr>
@@ -7178,7 +7178,7 @@
             <w:noProof/>
             <w:webHidden/>
           </w:rPr>
-          <w:t>54</w:t>
+          <w:t>55</w:t>
         </w:r>
         <w:r>
           <w:rPr>
@@ -7205,7 +7205,7 @@
           <w14:ligatures w14:val="standardContextual"/>
         </w:rPr>
       </w:pPr>
-      <w:hyperlink w:anchor="_Toc230121301" w:history="1">
+      <w:hyperlink w:anchor="_Toc230167399" w:history="1">
         <w:r>
           <w:rPr>
             <w:rStyle w:val="afffffff5"/>
@@ -7232,7 +7232,7 @@
             <w:noProof/>
             <w:webHidden/>
           </w:rPr>
-          <w:instrText xml:space="preserve"> PAGEREF _Toc230121301 \h </w:instrText>
+          <w:instrText xml:space="preserve"> PAGEREF _Toc230167399 \h </w:instrText>
         </w:r>
         <w:r>
           <w:rPr>
@@ -7252,7 +7252,7 @@
             <w:noProof/>
             <w:webHidden/>
           </w:rPr>
-          <w:t>56</w:t>
+          <w:t>57</w:t>
         </w:r>
         <w:r>
           <w:rPr>
@@ -7279,7 +7279,7 @@
           <w14:ligatures w14:val="standardContextual"/>
         </w:rPr>
       </w:pPr>
-      <w:hyperlink w:anchor="_Toc230121302" w:history="1">
+      <w:hyperlink w:anchor="_Toc230167400" w:history="1">
         <w:r>
           <w:rPr>
             <w:rStyle w:val="afffffff5"/>
@@ -7306,7 +7306,7 @@
             <w:noProof/>
             <w:webHidden/>
           </w:rPr>
-          <w:instrText xml:space="preserve"> PAGEREF _Toc230121302 \h </w:instrText>
+          <w:instrText xml:space="preserve"> PAGEREF _Toc230167400 \h </w:instrText>
         </w:r>
         <w:r>
           <w:rPr>
@@ -7326,7 +7326,7 @@
             <w:noProof/>
             <w:webHidden/>
           </w:rPr>
-          <w:t>57</w:t>
+          <w:t>58</w:t>
         </w:r>
         <w:r>
           <w:rPr>
@@ -7354,7 +7354,7 @@
           <w14:ligatures w14:val="standardContextual"/>
         </w:rPr>
       </w:pPr>
-      <w:hyperlink w:anchor="_Toc230121303" w:history="1">
+      <w:hyperlink w:anchor="_Toc230167401" w:history="1">
         <w:r>
           <w:rPr>
             <w:rStyle w:val="afffffff5"/>
@@ -7381,7 +7381,7 @@
             <w:noProof/>
             <w:webHidden/>
           </w:rPr>
-          <w:instrText xml:space="preserve"> PAGEREF _Toc230121303 \h </w:instrText>
+          <w:instrText xml:space="preserve"> PAGEREF _Toc230167401 \h </w:instrText>
         </w:r>
         <w:r>
           <w:rPr>
@@ -7401,7 +7401,7 @@
             <w:noProof/>
             <w:webHidden/>
           </w:rPr>
-          <w:t>57</w:t>
+          <w:t>58</w:t>
         </w:r>
         <w:r>
           <w:rPr>
@@ -7428,7 +7428,7 @@
           <w14:ligatures w14:val="standardContextual"/>
         </w:rPr>
       </w:pPr>
-      <w:hyperlink w:anchor="_Toc230121304" w:history="1">
+      <w:hyperlink w:anchor="_Toc230167402" w:history="1">
         <w:r>
           <w:rPr>
             <w:rStyle w:val="afffffff5"/>
@@ -7455,7 +7455,7 @@
             <w:noProof/>
             <w:webHidden/>
           </w:rPr>
-          <w:instrText xml:space="preserve"> PAGEREF _Toc230121304 \h </w:instrText>
+          <w:instrText xml:space="preserve"> PAGEREF _Toc230167402 \h </w:instrText>
         </w:r>
         <w:r>
           <w:rPr>
@@ -7502,7 +7502,7 @@
           <w14:ligatures w14:val="standardContextual"/>
         </w:rPr>
       </w:pPr>
-      <w:hyperlink w:anchor="_Toc230121305" w:history="1">
+      <w:hyperlink w:anchor="_Toc230167403" w:history="1">
         <w:r>
           <w:rPr>
             <w:rStyle w:val="afffffff5"/>
@@ -7529,7 +7529,7 @@
             <w:noProof/>
             <w:webHidden/>
           </w:rPr>
-          <w:instrText xml:space="preserve"> PAGEREF _Toc230121305 \h </w:instrText>
+          <w:instrText xml:space="preserve"> PAGEREF _Toc230167403 \h </w:instrText>
         </w:r>
         <w:r>
           <w:rPr>
@@ -7549,7 +7549,7 @@
             <w:noProof/>
             <w:webHidden/>
           </w:rPr>
-          <w:t>58</w:t>
+          <w:t>59</w:t>
         </w:r>
         <w:r>
           <w:rPr>
@@ -7576,7 +7576,7 @@
           <w14:ligatures w14:val="standardContextual"/>
         </w:rPr>
       </w:pPr>
-      <w:hyperlink w:anchor="_Toc230121306" w:history="1">
+      <w:hyperlink w:anchor="_Toc230167404" w:history="1">
         <w:r>
           <w:rPr>
             <w:rStyle w:val="afffffff5"/>
@@ -7603,7 +7603,7 @@
             <w:noProof/>
             <w:webHidden/>
           </w:rPr>
-          <w:instrText xml:space="preserve"> PAGEREF _Toc230121306 \h </w:instrText>
+          <w:instrText xml:space="preserve"> PAGEREF _Toc230167404 \h </w:instrText>
         </w:r>
         <w:r>
           <w:rPr>
@@ -7623,7 +7623,7 @@
             <w:noProof/>
             <w:webHidden/>
           </w:rPr>
-          <w:t>58</w:t>
+          <w:t>59</w:t>
         </w:r>
         <w:r>
           <w:rPr>
@@ -7651,7 +7651,7 @@
           <w14:ligatures w14:val="standardContextual"/>
         </w:rPr>
       </w:pPr>
-      <w:hyperlink w:anchor="_Toc230121307" w:history="1">
+      <w:hyperlink w:anchor="_Toc230167405" w:history="1">
         <w:r>
           <w:rPr>
             <w:rStyle w:val="afffffff5"/>
@@ -7678,7 +7678,7 @@
             <w:noProof/>
             <w:webHidden/>
           </w:rPr>
-          <w:instrText xml:space="preserve"> PAGEREF _Toc230121307 \h </w:instrText>
+          <w:instrText xml:space="preserve"> PAGEREF _Toc230167405 \h </w:instrText>
         </w:r>
         <w:r>
           <w:rPr>
@@ -7725,7 +7725,7 @@
           <w14:ligatures w14:val="standardContextual"/>
         </w:rPr>
       </w:pPr>
-      <w:hyperlink w:anchor="_Toc230121308" w:history="1">
+      <w:hyperlink w:anchor="_Toc230167406" w:history="1">
         <w:r>
           <w:rPr>
             <w:rStyle w:val="afffffff5"/>
@@ -7752,7 +7752,7 @@
             <w:noProof/>
             <w:webHidden/>
           </w:rPr>
-          <w:instrText xml:space="preserve"> PAGEREF _Toc230121308 \h </w:instrText>
+          <w:instrText xml:space="preserve"> PAGEREF _Toc230167406 \h </w:instrText>
         </w:r>
         <w:r>
           <w:rPr>
@@ -7772,7 +7772,7 @@
             <w:noProof/>
             <w:webHidden/>
           </w:rPr>
-          <w:t>59</w:t>
+          <w:t>60</w:t>
         </w:r>
         <w:r>
           <w:rPr>
@@ -7799,7 +7799,7 @@
           <w14:ligatures w14:val="standardContextual"/>
         </w:rPr>
       </w:pPr>
-      <w:hyperlink w:anchor="_Toc230121309" w:history="1">
+      <w:hyperlink w:anchor="_Toc230167407" w:history="1">
         <w:r>
           <w:rPr>
             <w:rStyle w:val="afffffff5"/>
@@ -7826,7 +7826,7 @@
             <w:noProof/>
             <w:webHidden/>
           </w:rPr>
-          <w:instrText xml:space="preserve"> PAGEREF _Toc230121309 \h </w:instrText>
+          <w:instrText xml:space="preserve"> PAGEREF _Toc230167407 \h </w:instrText>
         </w:r>
         <w:r>
           <w:rPr>
@@ -7873,7 +7873,7 @@
           <w14:ligatures w14:val="standardContextual"/>
         </w:rPr>
       </w:pPr>
-      <w:hyperlink w:anchor="_Toc230121310" w:history="1">
+      <w:hyperlink w:anchor="_Toc230167408" w:history="1">
         <w:r>
           <w:rPr>
             <w:rStyle w:val="afffffff5"/>
@@ -7900,7 +7900,7 @@
             <w:noProof/>
             <w:webHidden/>
           </w:rPr>
-          <w:instrText xml:space="preserve"> PAGEREF _Toc230121310 \h </w:instrText>
+          <w:instrText xml:space="preserve"> PAGEREF _Toc230167408 \h </w:instrText>
         </w:r>
         <w:r>
           <w:rPr>
@@ -7920,7 +7920,7 @@
             <w:noProof/>
             <w:webHidden/>
           </w:rPr>
-          <w:t>60</w:t>
+          <w:t>61</w:t>
         </w:r>
         <w:r>
           <w:rPr>
@@ -7948,7 +7948,7 @@
           <w14:ligatures w14:val="standardContextual"/>
         </w:rPr>
       </w:pPr>
-      <w:hyperlink w:anchor="_Toc230121311" w:history="1">
+      <w:hyperlink w:anchor="_Toc230167409" w:history="1">
         <w:r>
           <w:rPr>
             <w:rStyle w:val="afffffff5"/>
@@ -7975,7 +7975,7 @@
             <w:noProof/>
             <w:webHidden/>
           </w:rPr>
-          <w:instrText xml:space="preserve"> PAGEREF _Toc230121311 \h </w:instrText>
+          <w:instrText xml:space="preserve"> PAGEREF _Toc230167409 \h </w:instrText>
         </w:r>
         <w:r>
           <w:rPr>
@@ -8022,7 +8022,7 @@
           <w14:ligatures w14:val="standardContextual"/>
         </w:rPr>
       </w:pPr>
-      <w:hyperlink w:anchor="_Toc230121312" w:history="1">
+      <w:hyperlink w:anchor="_Toc230167410" w:history="1">
         <w:r>
           <w:rPr>
             <w:rStyle w:val="afffffff5"/>
@@ -8049,7 +8049,7 @@
             <w:noProof/>
             <w:webHidden/>
           </w:rPr>
-          <w:instrText xml:space="preserve"> PAGEREF _Toc230121312 \h </w:instrText>
+          <w:instrText xml:space="preserve"> PAGEREF _Toc230167410 \h </w:instrText>
         </w:r>
         <w:r>
           <w:rPr>
@@ -8096,7 +8096,7 @@
           <w14:ligatures w14:val="standardContextual"/>
         </w:rPr>
       </w:pPr>
-      <w:hyperlink w:anchor="_Toc230121313" w:history="1">
+      <w:hyperlink w:anchor="_Toc230167411" w:history="1">
         <w:r>
           <w:rPr>
             <w:rStyle w:val="afffffff5"/>
@@ -8123,7 +8123,7 @@
             <w:noProof/>
             <w:webHidden/>
           </w:rPr>
-          <w:instrText xml:space="preserve"> PAGEREF _Toc230121313 \h </w:instrText>
+          <w:instrText xml:space="preserve"> PAGEREF _Toc230167411 \h </w:instrText>
         </w:r>
         <w:r>
           <w:rPr>
@@ -8170,7 +8170,7 @@
           <w14:ligatures w14:val="standardContextual"/>
         </w:rPr>
       </w:pPr>
-      <w:hyperlink w:anchor="_Toc230121314" w:history="1">
+      <w:hyperlink w:anchor="_Toc230167412" w:history="1">
         <w:r>
           <w:rPr>
             <w:rStyle w:val="afffffff5"/>
@@ -8197,7 +8197,7 @@
             <w:noProof/>
             <w:webHidden/>
           </w:rPr>
-          <w:instrText xml:space="preserve"> PAGEREF _Toc230121314 \h </w:instrText>
+          <w:instrText xml:space="preserve"> PAGEREF _Toc230167412 \h </w:instrText>
         </w:r>
         <w:r>
           <w:rPr>
@@ -8217,7 +8217,7 @@
             <w:noProof/>
             <w:webHidden/>
           </w:rPr>
-          <w:t>62</w:t>
+          <w:t>63</w:t>
         </w:r>
         <w:r>
           <w:rPr>
@@ -8246,7 +8246,7 @@
           <w14:ligatures w14:val="standardContextual"/>
         </w:rPr>
       </w:pPr>
-      <w:hyperlink w:anchor="_Toc230121315" w:history="1">
+      <w:hyperlink w:anchor="_Toc230167413" w:history="1">
         <w:r>
           <w:rPr>
             <w:rStyle w:val="afffffff5"/>
@@ -8273,7 +8273,7 @@
             <w:noProof/>
             <w:webHidden/>
           </w:rPr>
-          <w:instrText xml:space="preserve"> PAGEREF _Toc230121315 \h </w:instrText>
+          <w:instrText xml:space="preserve"> PAGEREF _Toc230167413 \h </w:instrText>
         </w:r>
         <w:r>
           <w:rPr>
@@ -8321,7 +8321,7 @@
           <w14:ligatures w14:val="standardContextual"/>
         </w:rPr>
       </w:pPr>
-      <w:hyperlink w:anchor="_Toc230121316" w:history="1">
+      <w:hyperlink w:anchor="_Toc230167414" w:history="1">
         <w:r>
           <w:rPr>
             <w:rStyle w:val="afffffff5"/>
@@ -8348,7 +8348,7 @@
             <w:noProof/>
             <w:webHidden/>
           </w:rPr>
-          <w:instrText xml:space="preserve"> PAGEREF _Toc230121316 \h </w:instrText>
+          <w:instrText xml:space="preserve"> PAGEREF _Toc230167414 \h </w:instrText>
         </w:r>
         <w:r>
           <w:rPr>
@@ -8396,7 +8396,7 @@
           <w14:ligatures w14:val="standardContextual"/>
         </w:rPr>
       </w:pPr>
-      <w:hyperlink w:anchor="_Toc230121317" w:history="1">
+      <w:hyperlink w:anchor="_Toc230167415" w:history="1">
         <w:r>
           <w:rPr>
             <w:rStyle w:val="afffffff5"/>
@@ -8423,7 +8423,7 @@
             <w:noProof/>
             <w:webHidden/>
           </w:rPr>
-          <w:instrText xml:space="preserve"> PAGEREF _Toc230121317 \h </w:instrText>
+          <w:instrText xml:space="preserve"> PAGEREF _Toc230167415 \h </w:instrText>
         </w:r>
         <w:r>
           <w:rPr>
@@ -8443,7 +8443,7 @@
             <w:noProof/>
             <w:webHidden/>
           </w:rPr>
-          <w:t>63</w:t>
+          <w:t>64</w:t>
         </w:r>
         <w:r>
           <w:rPr>
@@ -8471,7 +8471,7 @@
           <w14:ligatures w14:val="standardContextual"/>
         </w:rPr>
       </w:pPr>
-      <w:hyperlink w:anchor="_Toc230121318" w:history="1">
+      <w:hyperlink w:anchor="_Toc230167416" w:history="1">
         <w:r>
           <w:rPr>
             <w:rStyle w:val="afffffff5"/>
@@ -8498,7 +8498,7 @@
             <w:noProof/>
             <w:webHidden/>
           </w:rPr>
-          <w:instrText xml:space="preserve"> PAGEREF _Toc230121318 \h </w:instrText>
+          <w:instrText xml:space="preserve"> PAGEREF _Toc230167416 \h </w:instrText>
         </w:r>
         <w:r>
           <w:rPr>
@@ -8518,7 +8518,7 @@
             <w:noProof/>
             <w:webHidden/>
           </w:rPr>
-          <w:t>63</w:t>
+          <w:t>64</w:t>
         </w:r>
         <w:r>
           <w:rPr>
@@ -8546,7 +8546,7 @@
           <w14:ligatures w14:val="standardContextual"/>
         </w:rPr>
       </w:pPr>
-      <w:hyperlink w:anchor="_Toc230121319" w:history="1">
+      <w:hyperlink w:anchor="_Toc230167417" w:history="1">
         <w:r>
           <w:rPr>
             <w:rStyle w:val="afffffff5"/>
@@ -8573,7 +8573,7 @@
             <w:noProof/>
             <w:webHidden/>
           </w:rPr>
-          <w:instrText xml:space="preserve"> PAGEREF _Toc230121319 \h </w:instrText>
+          <w:instrText xml:space="preserve"> PAGEREF _Toc230167417 \h </w:instrText>
         </w:r>
         <w:r>
           <w:rPr>
@@ -8622,7 +8622,7 @@
           <w14:ligatures w14:val="standardContextual"/>
         </w:rPr>
       </w:pPr>
-      <w:hyperlink w:anchor="_Toc230121320" w:history="1">
+      <w:hyperlink w:anchor="_Toc230167418" w:history="1">
         <w:r>
           <w:rPr>
             <w:rStyle w:val="afffffff5"/>
@@ -8649,7 +8649,7 @@
             <w:noProof/>
             <w:webHidden/>
           </w:rPr>
-          <w:instrText xml:space="preserve"> PAGEREF _Toc230121320 \h </w:instrText>
+          <w:instrText xml:space="preserve"> PAGEREF _Toc230167418 \h </w:instrText>
         </w:r>
         <w:r>
           <w:rPr>
@@ -8669,7 +8669,7 @@
             <w:noProof/>
             <w:webHidden/>
           </w:rPr>
-          <w:t>65</w:t>
+          <w:t>66</w:t>
         </w:r>
         <w:r>
           <w:rPr>
@@ -8698,7 +8698,7 @@
           <w14:ligatures w14:val="standardContextual"/>
         </w:rPr>
       </w:pPr>
-      <w:hyperlink w:anchor="_Toc230121321" w:history="1">
+      <w:hyperlink w:anchor="_Toc230167419" w:history="1">
         <w:r>
           <w:rPr>
             <w:rStyle w:val="afffffff5"/>
@@ -8725,7 +8725,7 @@
             <w:noProof/>
             <w:webHidden/>
           </w:rPr>
-          <w:instrText xml:space="preserve"> PAGEREF _Toc230121321 \h </w:instrText>
+          <w:instrText xml:space="preserve"> PAGEREF _Toc230167419 \h </w:instrText>
         </w:r>
         <w:r>
           <w:rPr>
@@ -8745,7 +8745,7 @@
             <w:noProof/>
             <w:webHidden/>
           </w:rPr>
-          <w:t>66</w:t>
+          <w:t>67</w:t>
         </w:r>
         <w:r>
           <w:rPr>
@@ -8773,7 +8773,7 @@
           <w14:ligatures w14:val="standardContextual"/>
         </w:rPr>
       </w:pPr>
-      <w:hyperlink w:anchor="_Toc230121322" w:history="1">
+      <w:hyperlink w:anchor="_Toc230167420" w:history="1">
         <w:r>
           <w:rPr>
             <w:rStyle w:val="afffffff5"/>
@@ -8800,7 +8800,7 @@
             <w:noProof/>
             <w:webHidden/>
           </w:rPr>
-          <w:instrText xml:space="preserve"> PAGEREF _Toc230121322 \h </w:instrText>
+          <w:instrText xml:space="preserve"> PAGEREF _Toc230167420 \h </w:instrText>
         </w:r>
         <w:r>
           <w:rPr>
@@ -8820,7 +8820,7 @@
             <w:noProof/>
             <w:webHidden/>
           </w:rPr>
-          <w:t>66</w:t>
+          <w:t>67</w:t>
         </w:r>
         <w:r>
           <w:rPr>
@@ -8841,7 +8841,7 @@
       <w:r>
         <w:fldChar w:fldCharType="end"/>
       </w:r>
-      <w:bookmarkStart w:id="1" w:name="_Toc230121218"/>
+      <w:bookmarkStart w:id="1" w:name="_Toc230167316"/>
       <w:r>
         <w:rPr>
           <w:rFonts w:hint="eastAsia"/>
@@ -8857,7 +8857,7 @@
           <w:rFonts w:hint="eastAsia"/>
         </w:rPr>
       </w:pPr>
-      <w:bookmarkStart w:id="2" w:name="_Toc230121219"/>
+      <w:bookmarkStart w:id="2" w:name="_Toc230167317"/>
       <w:r>
         <w:rPr>
           <w:rFonts w:hint="eastAsia"/>
@@ -8984,7 +8984,7 @@
         <w:rPr>
           <w:rFonts w:hint="eastAsia"/>
         </w:rPr>
-        <w:t>通常却下と修理不能終端の内部識別</w:t>
+        <w:t>通常却下と修理不能による廃棄申請接続の内部識別</w:t>
       </w:r>
     </w:p>
     <w:p>
@@ -9004,7 +9004,7 @@
           <w:rFonts w:hint="eastAsia"/>
         </w:rPr>
         <w:lastRenderedPageBreak/>
-        <w:t>登録済み資産のみを対象とする廃棄申請接続</w:t>
+        <w:t>登録済み資産および修理申請経由の未登録資産を対象とする廃棄申請接続</w:t>
       </w:r>
     </w:p>
     <w:p>
@@ -9033,7 +9033,7 @@
           <w:rFonts w:hint="eastAsia"/>
         </w:rPr>
       </w:pPr>
-      <w:bookmarkStart w:id="3" w:name="_Toc230121220"/>
+      <w:bookmarkStart w:id="3" w:name="_Toc230167318"/>
       <w:r>
         <w:rPr>
           <w:rFonts w:hint="eastAsia"/>
@@ -9075,7 +9075,7 @@
           <w:rFonts w:hint="eastAsia"/>
         </w:rPr>
       </w:pPr>
-      <w:bookmarkStart w:id="4" w:name="_Toc230121221"/>
+      <w:bookmarkStart w:id="4" w:name="_Toc230167319"/>
       <w:r>
         <w:rPr>
           <w:rFonts w:hint="eastAsia"/>
@@ -9338,7 +9338,14 @@
               <w:rPr>
                 <w:rFonts w:hint="eastAsia"/>
               </w:rPr>
-              <w:t>通常却下と区別するため `application_task_steps.completion_reason='UNREPAIRABLE'` を保持する終端理由</w:t>
+              <w:t>通常却下と区別するため `application_task_steps.completion_reason='UNREPAIRA</w:t>
+            </w:r>
+            <w:r>
+              <w:rPr>
+                <w:rFonts w:hint="eastAsia"/>
+              </w:rPr>
+              <w:lastRenderedPageBreak/>
+              <w:t>BLE'` を保持し、廃棄申請接続APIで後続廃棄申請を作成する判断</w:t>
             </w:r>
           </w:p>
         </w:tc>
@@ -9352,7 +9359,7 @@
           <w:rFonts w:hint="eastAsia"/>
         </w:rPr>
       </w:pPr>
-      <w:bookmarkStart w:id="5" w:name="_Toc230121222"/>
+      <w:bookmarkStart w:id="5" w:name="_Toc230167320"/>
       <w:r>
         <w:rPr>
           <w:rFonts w:hint="eastAsia"/>
@@ -9530,7 +9537,7 @@
           <w:rFonts w:hint="eastAsia"/>
         </w:rPr>
       </w:pPr>
-      <w:bookmarkStart w:id="6" w:name="_Toc230121223"/>
+      <w:bookmarkStart w:id="6" w:name="_Toc230167321"/>
       <w:r>
         <w:rPr>
           <w:rFonts w:hint="eastAsia"/>
@@ -9546,7 +9553,7 @@
           <w:rFonts w:hint="eastAsia"/>
         </w:rPr>
       </w:pPr>
-      <w:bookmarkStart w:id="7" w:name="_Toc230121224"/>
+      <w:bookmarkStart w:id="7" w:name="_Toc230167322"/>
       <w:r>
         <w:rPr>
           <w:rFonts w:hint="eastAsia"/>
@@ -9578,7 +9585,7 @@
         <w:rPr>
           <w:rFonts w:hint="eastAsia"/>
         </w:rPr>
-        <w:t>修理不能から廃棄申請へ接続する場合は、登録済み資産のみを対象とし、廃棄申請側の `disposal_application_details.related_repair_application_id` に元修理申請IDを保持する。修理申請を経由しない未登録資産の単独廃棄申請は本書の対象外である。</w:t>
+        <w:t>修理不能から廃棄申請へ接続する場合は、登録済み資産と未登録資産の両方を対象とし、廃棄申請側の `disposal_application_details.related_repair_application_id` に元修理申請IDを保持する。未登録資産の場合も資産台帳へ登録せず、修理申請内の手入力情報と申請明細スナップショットを廃棄対象物品情報として引き継ぐ。修理申請を経由しない未登録資産の単独廃棄申請は本書の対象外である。</w:t>
       </w:r>
     </w:p>
     <w:p>
@@ -9588,7 +9595,7 @@
           <w:rFonts w:hint="eastAsia"/>
         </w:rPr>
       </w:pPr>
-      <w:bookmarkStart w:id="8" w:name="_Toc230121225"/>
+      <w:bookmarkStart w:id="8" w:name="_Toc230167323"/>
       <w:r>
         <w:rPr>
           <w:rFonts w:hint="eastAsia"/>
@@ -9728,6 +9735,7 @@
               <w:rPr>
                 <w:rFonts w:hint="eastAsia"/>
               </w:rPr>
+              <w:lastRenderedPageBreak/>
               <w:t>修理タスク削除</w:t>
             </w:r>
           </w:p>
@@ -9804,373 +9812,379 @@
               <w:rPr>
                 <w:rFonts w:hint="eastAsia"/>
               </w:rPr>
+              <w:t>院内/院外振り分け</w:t>
+            </w:r>
+          </w:p>
+        </w:tc>
+        <w:tc>
+          <w:tcPr>
+            <w:tcW w:w="1667" w:type="pct"/>
+          </w:tcPr>
+          <w:p>
+            <w:r>
+              <w:t>`POST /repair-task/tasks/{repairTaskId}/approve`</w:t>
+            </w:r>
+          </w:p>
+        </w:tc>
+        <w:tc>
+          <w:tcPr>
+            <w:tcW w:w="1667" w:type="pct"/>
+          </w:tcPr>
+          <w:p>
+            <w:r>
+              <w:rPr>
+                <w:rFonts w:hint="eastAsia"/>
+              </w:rPr>
+              <w:t>STEP1の受付判定を保存する</w:t>
+            </w:r>
+          </w:p>
+        </w:tc>
+      </w:tr>
+      <w:tr>
+        <w:tc>
+          <w:tcPr>
+            <w:tcW w:w="1666" w:type="pct"/>
+          </w:tcPr>
+          <w:p>
+            <w:r>
+              <w:rPr>
+                <w:rFonts w:hint="eastAsia"/>
+              </w:rPr>
+              <w:t>申請却下</w:t>
+            </w:r>
+          </w:p>
+        </w:tc>
+        <w:tc>
+          <w:tcPr>
+            <w:tcW w:w="1667" w:type="pct"/>
+          </w:tcPr>
+          <w:p>
+            <w:r>
+              <w:t>`POST /repair-task/tasks/{repairTaskId}/reject`</w:t>
+            </w:r>
+          </w:p>
+        </w:tc>
+        <w:tc>
+          <w:tcPr>
+            <w:tcW w:w="1667" w:type="pct"/>
+          </w:tcPr>
+          <w:p>
+            <w:r>
+              <w:rPr>
+                <w:rFonts w:hint="eastAsia"/>
+              </w:rPr>
+              <w:t>STEP1またはSTEP2の通常却下を保存する</w:t>
+            </w:r>
+          </w:p>
+        </w:tc>
+      </w:tr>
+      <w:tr>
+        <w:tc>
+          <w:tcPr>
+            <w:tcW w:w="1666" w:type="pct"/>
+          </w:tcPr>
+          <w:p>
+            <w:r>
+              <w:rPr>
+                <w:rFonts w:hint="eastAsia"/>
+              </w:rPr>
+              <w:t>見積依頼先登録・依頼送信</w:t>
+            </w:r>
+          </w:p>
+        </w:tc>
+        <w:tc>
+          <w:tcPr>
+            <w:tcW w:w="1667" w:type="pct"/>
+          </w:tcPr>
+          <w:p>
+            <w:r>
+              <w:t>`POST /repair-task/tasks/{repairTaskId}/vendor-requests`</w:t>
+            </w:r>
+          </w:p>
+        </w:tc>
+        <w:tc>
+          <w:tcPr>
+            <w:tcW w:w="1667" w:type="pct"/>
+          </w:tcPr>
+          <w:p>
+            <w:r>
+              <w:rPr>
+                <w:rFonts w:hint="eastAsia"/>
+              </w:rPr>
+              <w:t>院外修理の見積依頼先と送付情報を保存する</w:t>
+            </w:r>
+          </w:p>
+        </w:tc>
+      </w:tr>
+      <w:tr>
+        <w:tc>
+          <w:tcPr>
+            <w:tcW w:w="1666" w:type="pct"/>
+          </w:tcPr>
+          <w:p>
+            <w:r>
+              <w:rPr>
+                <w:rFonts w:hint="eastAsia"/>
+              </w:rPr>
+              <w:t>見積依頼完了</w:t>
+            </w:r>
+          </w:p>
+        </w:tc>
+        <w:tc>
+          <w:tcPr>
+            <w:tcW w:w="1667" w:type="pct"/>
+          </w:tcPr>
+          <w:p>
+            <w:r>
+              <w:t>`POST /repair-task/tasks/{repairTaskId}/vendor-requests/complete`</w:t>
+            </w:r>
+          </w:p>
+        </w:tc>
+        <w:tc>
+          <w:tcPr>
+            <w:tcW w:w="1667" w:type="pct"/>
+          </w:tcPr>
+          <w:p>
+            <w:r>
+              <w:rPr>
+                <w:rFonts w:hint="eastAsia"/>
+              </w:rPr>
+              <w:t>送信済み見積依頼が1件以上あることを確認し、STEP2へ進める</w:t>
+            </w:r>
+          </w:p>
+        </w:tc>
+      </w:tr>
+      <w:tr>
+        <w:tc>
+          <w:tcPr>
+            <w:tcW w:w="1666" w:type="pct"/>
+          </w:tcPr>
+          <w:p>
+            <w:r>
+              <w:rPr>
+                <w:rFonts w:hint="eastAsia"/>
+              </w:rPr>
+              <w:t>見積登録</w:t>
+            </w:r>
+          </w:p>
+        </w:tc>
+        <w:tc>
+          <w:tcPr>
+            <w:tcW w:w="1667" w:type="pct"/>
+          </w:tcPr>
+          <w:p>
+            <w:r>
+              <w:t>`POST /repair-task/tasks/{repairTaskId}/quotations`</w:t>
+            </w:r>
+          </w:p>
+        </w:tc>
+        <w:tc>
+          <w:tcPr>
+            <w:tcW w:w="1667" w:type="pct"/>
+          </w:tcPr>
+          <w:p>
+            <w:r>
+              <w:rPr>
+                <w:rFonts w:hint="eastAsia"/>
+              </w:rPr>
+              <w:t>見積ヘッダー、見積明細、見積原本添付を保存する</w:t>
+            </w:r>
+          </w:p>
+        </w:tc>
+      </w:tr>
+      <w:tr>
+        <w:tc>
+          <w:tcPr>
+            <w:tcW w:w="1666" w:type="pct"/>
+          </w:tcPr>
+          <w:p>
+            <w:r>
+              <w:rPr>
+                <w:rFonts w:hint="eastAsia"/>
+              </w:rPr>
+              <w:t>登録済み見積削除</w:t>
+            </w:r>
+          </w:p>
+        </w:tc>
+        <w:tc>
+          <w:tcPr>
+            <w:tcW w:w="1667" w:type="pct"/>
+          </w:tcPr>
+          <w:p>
+            <w:r>
+              <w:t>`DELETE /repair-task/tasks/{repairTaskId}/quotations/{quotationId}`</w:t>
+            </w:r>
+          </w:p>
+        </w:tc>
+        <w:tc>
+          <w:tcPr>
+            <w:tcW w:w="1667" w:type="pct"/>
+          </w:tcPr>
+          <w:p>
+            <w:r>
+              <w:rPr>
+                <w:rFonts w:hint="eastAsia"/>
+              </w:rPr>
+              <w:t>STEP2で発注前の登録済み見積を論理削除する</w:t>
+            </w:r>
+          </w:p>
+        </w:tc>
+      </w:tr>
+      <w:tr>
+        <w:tc>
+          <w:tcPr>
+            <w:tcW w:w="1666" w:type="pct"/>
+          </w:tcPr>
+          <w:p>
+            <w:r>
+              <w:rPr>
+                <w:rFonts w:hint="eastAsia"/>
+              </w:rPr>
+              <w:t>発注書発行</w:t>
+            </w:r>
+          </w:p>
+        </w:tc>
+        <w:tc>
+          <w:tcPr>
+            <w:tcW w:w="1667" w:type="pct"/>
+          </w:tcPr>
+          <w:p>
+            <w:r>
+              <w:t>`POST /repair-task/tasks/{repairTaskId}/order`</w:t>
+            </w:r>
+          </w:p>
+        </w:tc>
+        <w:tc>
+          <w:tcPr>
+            <w:tcW w:w="1667" w:type="pct"/>
+          </w:tcPr>
+          <w:p>
+            <w:r>
+              <w:rPr>
+                <w:rFonts w:hint="eastAsia"/>
+              </w:rPr>
+              <w:t>採用見積から発注情報を作成し `発注済` へ進める</w:t>
+            </w:r>
+          </w:p>
+        </w:tc>
+      </w:tr>
+      <w:tr>
+        <w:tc>
+          <w:tcPr>
+            <w:tcW w:w="1666" w:type="pct"/>
+          </w:tcPr>
+          <w:p>
+            <w:r>
+              <w:rPr>
+                <w:rFonts w:hint="eastAsia"/>
+              </w:rPr>
+              <w:t>引取/発送・納期確定</w:t>
+            </w:r>
+          </w:p>
+        </w:tc>
+        <w:tc>
+          <w:tcPr>
+            <w:tcW w:w="1667" w:type="pct"/>
+          </w:tcPr>
+          <w:p>
+            <w:r>
+              <w:t>`POST /repair-task/tasks/{repairTaskId}/pickup`</w:t>
+            </w:r>
+          </w:p>
+        </w:tc>
+        <w:tc>
+          <w:tcPr>
+            <w:tcW w:w="1667" w:type="pct"/>
+          </w:tcPr>
+          <w:p>
+            <w:r>
+              <w:rPr>
+                <w:rFonts w:hint="eastAsia"/>
+              </w:rPr>
+              <w:t>引取日、修理品納品予定日、納期確定を保存する</w:t>
+            </w:r>
+          </w:p>
+        </w:tc>
+      </w:tr>
+      <w:tr>
+        <w:tc>
+          <w:tcPr>
+            <w:tcW w:w="1666" w:type="pct"/>
+          </w:tcPr>
+          <w:p>
+            <w:r>
+              <w:rPr>
+                <w:rFonts w:hint="eastAsia"/>
+              </w:rPr>
+              <w:t>検収登録</w:t>
+            </w:r>
+          </w:p>
+        </w:tc>
+        <w:tc>
+          <w:tcPr>
+            <w:tcW w:w="1667" w:type="pct"/>
+          </w:tcPr>
+          <w:p>
+            <w:r>
+              <w:t>`POST /repair-task/tasks/{repairTaskId}/inspection`</w:t>
+            </w:r>
+          </w:p>
+        </w:tc>
+        <w:tc>
+          <w:tcPr>
+            <w:tcW w:w="1667" w:type="pct"/>
+          </w:tcPr>
+          <w:p>
+            <w:r>
+              <w:rPr>
+                <w:rFonts w:hint="eastAsia"/>
+              </w:rPr>
+              <w:t>修理報告書、検収金額、仮勘定科目を保存し `検収登録` へ進める。院外発注修理では `orders` / `order_items` を更新し、登録済み資産の院外発注修理では `individuals` も更新する</w:t>
+            </w:r>
+          </w:p>
+        </w:tc>
+      </w:tr>
+      <w:tr>
+        <w:tc>
+          <w:tcPr>
+            <w:tcW w:w="1666" w:type="pct"/>
+          </w:tcPr>
+          <w:p>
+            <w:r>
+              <w:rPr>
+                <w:rFonts w:hint="eastAsia"/>
+              </w:rPr>
+              <w:t>完了登録</w:t>
+            </w:r>
+          </w:p>
+        </w:tc>
+        <w:tc>
+          <w:tcPr>
+            <w:tcW w:w="1667" w:type="pct"/>
+          </w:tcPr>
+          <w:p>
+            <w:r>
+              <w:t>`POST /repair-task/tasks/{repairTaskId}/complete`</w:t>
+            </w:r>
+          </w:p>
+        </w:tc>
+        <w:tc>
+          <w:tcPr>
+            <w:tcW w:w="1667" w:type="pct"/>
+          </w:tcPr>
+          <w:p>
+            <w:r>
+              <w:rPr>
+                <w:rFonts w:hint="eastAsia"/>
+              </w:rPr>
+              <w:t xml:space="preserve">固定資産番号を、登録済み資産の院外発注修理で作成済みの `individuals` がある場合に保存する。最終勘定科目は </w:t>
+            </w:r>
+            <w:r>
+              <w:rPr>
+                <w:rFonts w:hint="eastAsia"/>
+              </w:rPr>
               <w:lastRenderedPageBreak/>
-              <w:t>院内/院外振り分け</w:t>
-            </w:r>
-          </w:p>
-        </w:tc>
-        <w:tc>
-          <w:tcPr>
-            <w:tcW w:w="1667" w:type="pct"/>
-          </w:tcPr>
-          <w:p>
-            <w:r>
-              <w:t>`POST /repair-task/tasks/{repairTaskId}/approve`</w:t>
-            </w:r>
-          </w:p>
-        </w:tc>
-        <w:tc>
-          <w:tcPr>
-            <w:tcW w:w="1667" w:type="pct"/>
-          </w:tcPr>
-          <w:p>
-            <w:r>
-              <w:rPr>
-                <w:rFonts w:hint="eastAsia"/>
-              </w:rPr>
-              <w:t>STEP1の受付判定を保存する</w:t>
-            </w:r>
-          </w:p>
-        </w:tc>
-      </w:tr>
-      <w:tr>
-        <w:tc>
-          <w:tcPr>
-            <w:tcW w:w="1666" w:type="pct"/>
-          </w:tcPr>
-          <w:p>
-            <w:r>
-              <w:rPr>
-                <w:rFonts w:hint="eastAsia"/>
-              </w:rPr>
-              <w:t>申請却下・修理不能終端</w:t>
-            </w:r>
-          </w:p>
-        </w:tc>
-        <w:tc>
-          <w:tcPr>
-            <w:tcW w:w="1667" w:type="pct"/>
-          </w:tcPr>
-          <w:p>
-            <w:r>
-              <w:t>`POST /repair-task/tasks/{repairTaskId}/reject`</w:t>
-            </w:r>
-          </w:p>
-        </w:tc>
-        <w:tc>
-          <w:tcPr>
-            <w:tcW w:w="1667" w:type="pct"/>
-          </w:tcPr>
-          <w:p>
-            <w:r>
-              <w:rPr>
-                <w:rFonts w:hint="eastAsia"/>
-              </w:rPr>
-              <w:t>STEP1またはSTEP2の却下、未登録資産の修理不能終端を保存する</w:t>
-            </w:r>
-          </w:p>
-        </w:tc>
-      </w:tr>
-      <w:tr>
-        <w:tc>
-          <w:tcPr>
-            <w:tcW w:w="1666" w:type="pct"/>
-          </w:tcPr>
-          <w:p>
-            <w:r>
-              <w:rPr>
-                <w:rFonts w:hint="eastAsia"/>
-              </w:rPr>
-              <w:t>見積依頼先登録・依頼送信</w:t>
-            </w:r>
-          </w:p>
-        </w:tc>
-        <w:tc>
-          <w:tcPr>
-            <w:tcW w:w="1667" w:type="pct"/>
-          </w:tcPr>
-          <w:p>
-            <w:r>
-              <w:t>`POST /repair-task/tasks/{repairTaskId}/vendor-requests`</w:t>
-            </w:r>
-          </w:p>
-        </w:tc>
-        <w:tc>
-          <w:tcPr>
-            <w:tcW w:w="1667" w:type="pct"/>
-          </w:tcPr>
-          <w:p>
-            <w:r>
-              <w:rPr>
-                <w:rFonts w:hint="eastAsia"/>
-              </w:rPr>
-              <w:t>院外修理の見積依頼先と送付情報を保存する</w:t>
-            </w:r>
-          </w:p>
-        </w:tc>
-      </w:tr>
-      <w:tr>
-        <w:tc>
-          <w:tcPr>
-            <w:tcW w:w="1666" w:type="pct"/>
-          </w:tcPr>
-          <w:p>
-            <w:r>
-              <w:rPr>
-                <w:rFonts w:hint="eastAsia"/>
-              </w:rPr>
-              <w:t>見積依頼完了</w:t>
-            </w:r>
-          </w:p>
-        </w:tc>
-        <w:tc>
-          <w:tcPr>
-            <w:tcW w:w="1667" w:type="pct"/>
-          </w:tcPr>
-          <w:p>
-            <w:r>
-              <w:t>`POST /repair-task/tasks/{repairTaskId}/vendor-requests/complete`</w:t>
-            </w:r>
-          </w:p>
-        </w:tc>
-        <w:tc>
-          <w:tcPr>
-            <w:tcW w:w="1667" w:type="pct"/>
-          </w:tcPr>
-          <w:p>
-            <w:r>
-              <w:rPr>
-                <w:rFonts w:hint="eastAsia"/>
-              </w:rPr>
-              <w:t>送信済み見積依頼が1件以上あることを確認し、STEP2へ進める</w:t>
-            </w:r>
-          </w:p>
-        </w:tc>
-      </w:tr>
-      <w:tr>
-        <w:tc>
-          <w:tcPr>
-            <w:tcW w:w="1666" w:type="pct"/>
-          </w:tcPr>
-          <w:p>
-            <w:r>
-              <w:rPr>
-                <w:rFonts w:hint="eastAsia"/>
-              </w:rPr>
-              <w:t>見積登録</w:t>
-            </w:r>
-          </w:p>
-        </w:tc>
-        <w:tc>
-          <w:tcPr>
-            <w:tcW w:w="1667" w:type="pct"/>
-          </w:tcPr>
-          <w:p>
-            <w:r>
-              <w:t>`POST /repair-task/tasks/{repairTaskId}/quotations`</w:t>
-            </w:r>
-          </w:p>
-        </w:tc>
-        <w:tc>
-          <w:tcPr>
-            <w:tcW w:w="1667" w:type="pct"/>
-          </w:tcPr>
-          <w:p>
-            <w:r>
-              <w:rPr>
-                <w:rFonts w:hint="eastAsia"/>
-              </w:rPr>
-              <w:t>見積ヘッダー、見積明細、見積原本添付を保存する</w:t>
-            </w:r>
-          </w:p>
-        </w:tc>
-      </w:tr>
-      <w:tr>
-        <w:tc>
-          <w:tcPr>
-            <w:tcW w:w="1666" w:type="pct"/>
-          </w:tcPr>
-          <w:p>
-            <w:r>
-              <w:rPr>
-                <w:rFonts w:hint="eastAsia"/>
-              </w:rPr>
-              <w:t>登録済み見積削除</w:t>
-            </w:r>
-          </w:p>
-        </w:tc>
-        <w:tc>
-          <w:tcPr>
-            <w:tcW w:w="1667" w:type="pct"/>
-          </w:tcPr>
-          <w:p>
-            <w:r>
-              <w:t>`DELETE /repair-task/tasks/{repairTaskId}/quotations/{quotationId}`</w:t>
-            </w:r>
-          </w:p>
-        </w:tc>
-        <w:tc>
-          <w:tcPr>
-            <w:tcW w:w="1667" w:type="pct"/>
-          </w:tcPr>
-          <w:p>
-            <w:r>
-              <w:rPr>
-                <w:rFonts w:hint="eastAsia"/>
-              </w:rPr>
-              <w:t>STEP2で発注前の登録済み見積を論理削除する</w:t>
-            </w:r>
-          </w:p>
-        </w:tc>
-      </w:tr>
-      <w:tr>
-        <w:tc>
-          <w:tcPr>
-            <w:tcW w:w="1666" w:type="pct"/>
-          </w:tcPr>
-          <w:p>
-            <w:r>
-              <w:rPr>
-                <w:rFonts w:hint="eastAsia"/>
-              </w:rPr>
-              <w:t>発注書発行</w:t>
-            </w:r>
-          </w:p>
-        </w:tc>
-        <w:tc>
-          <w:tcPr>
-            <w:tcW w:w="1667" w:type="pct"/>
-          </w:tcPr>
-          <w:p>
-            <w:r>
-              <w:t>`POST /repair-task/tasks/{repairTaskId}/order`</w:t>
-            </w:r>
-          </w:p>
-        </w:tc>
-        <w:tc>
-          <w:tcPr>
-            <w:tcW w:w="1667" w:type="pct"/>
-          </w:tcPr>
-          <w:p>
-            <w:r>
-              <w:rPr>
-                <w:rFonts w:hint="eastAsia"/>
-              </w:rPr>
-              <w:t>採用見積から発注情報を作成し `発注済` へ進める</w:t>
-            </w:r>
-          </w:p>
-        </w:tc>
-      </w:tr>
-      <w:tr>
-        <w:tc>
-          <w:tcPr>
-            <w:tcW w:w="1666" w:type="pct"/>
-          </w:tcPr>
-          <w:p>
-            <w:r>
-              <w:rPr>
-                <w:rFonts w:hint="eastAsia"/>
-              </w:rPr>
-              <w:t>引取/発送・納期確定</w:t>
-            </w:r>
-          </w:p>
-        </w:tc>
-        <w:tc>
-          <w:tcPr>
-            <w:tcW w:w="1667" w:type="pct"/>
-          </w:tcPr>
-          <w:p>
-            <w:r>
-              <w:t>`POST /repair-task/tasks/{repairTaskId}/pickup`</w:t>
-            </w:r>
-          </w:p>
-        </w:tc>
-        <w:tc>
-          <w:tcPr>
-            <w:tcW w:w="1667" w:type="pct"/>
-          </w:tcPr>
-          <w:p>
-            <w:r>
-              <w:rPr>
-                <w:rFonts w:hint="eastAsia"/>
-              </w:rPr>
-              <w:t>引取日、修理品納品予定日、納期確定を保存する</w:t>
-            </w:r>
-          </w:p>
-        </w:tc>
-      </w:tr>
-      <w:tr>
-        <w:tc>
-          <w:tcPr>
-            <w:tcW w:w="1666" w:type="pct"/>
-          </w:tcPr>
-          <w:p>
-            <w:r>
-              <w:rPr>
-                <w:rFonts w:hint="eastAsia"/>
-              </w:rPr>
-              <w:t>検収登録</w:t>
-            </w:r>
-          </w:p>
-        </w:tc>
-        <w:tc>
-          <w:tcPr>
-            <w:tcW w:w="1667" w:type="pct"/>
-          </w:tcPr>
-          <w:p>
-            <w:r>
-              <w:t>`POST /repair-task/tasks/{repairTaskId}/inspection`</w:t>
-            </w:r>
-          </w:p>
-        </w:tc>
-        <w:tc>
-          <w:tcPr>
-            <w:tcW w:w="1667" w:type="pct"/>
-          </w:tcPr>
-          <w:p>
-            <w:r>
-              <w:rPr>
-                <w:rFonts w:hint="eastAsia"/>
-              </w:rPr>
-              <w:t>修理報告書、検収金額、仮勘定科目を保存し `検収登録` へ進める。院外発注修理では `orders` / `order_items` を更新し、登録済み資産の院外発注修理では `individuals` も更新する</w:t>
-            </w:r>
-          </w:p>
-        </w:tc>
-      </w:tr>
-      <w:tr>
-        <w:tc>
-          <w:tcPr>
-            <w:tcW w:w="1666" w:type="pct"/>
-          </w:tcPr>
-          <w:p>
-            <w:r>
-              <w:rPr>
-                <w:rFonts w:hint="eastAsia"/>
-              </w:rPr>
-              <w:t>完了登録</w:t>
-            </w:r>
-          </w:p>
-        </w:tc>
-        <w:tc>
-          <w:tcPr>
-            <w:tcW w:w="1667" w:type="pct"/>
-          </w:tcPr>
-          <w:p>
-            <w:r>
-              <w:t>`POST /repair-task/tasks/{repairTaskId}/complete`</w:t>
-            </w:r>
-          </w:p>
-        </w:tc>
-        <w:tc>
-          <w:tcPr>
-            <w:tcW w:w="1667" w:type="pct"/>
-          </w:tcPr>
-          <w:p>
-            <w:r>
-              <w:rPr>
-                <w:rFonts w:hint="eastAsia"/>
-              </w:rPr>
-              <w:t>固定資産番号を、登録済み資産の院外発注修理で作成済みの `individuals` がある場合に保存する。最終勘定科目は `quotation_items` または `application_documents` に保存し `完了` へ進める</w:t>
+              <w:t>`quotation_items` または `application_documents` に保存し `完了` へ進める</w:t>
             </w:r>
           </w:p>
         </w:tc>
@@ -10247,7 +10261,7 @@
               <w:rPr>
                 <w:rFonts w:hint="eastAsia"/>
               </w:rPr>
-              <w:t>STEP2の見積登録済かつ登録済み資産のみ対象。元修理申請を `却下` / `UNREPAIRABLE` で終端し、廃棄申請を作成する</w:t>
+              <w:t>STEP2の見積登録済で、登録済み資産または未登録資産の修理不能から廃棄申請を作成する。元修理申請は `却下` / `UNREPAIRABLE` で終端する</w:t>
             </w:r>
           </w:p>
         </w:tc>
@@ -10261,7 +10275,7 @@
           <w:rFonts w:hint="eastAsia"/>
         </w:rPr>
       </w:pPr>
-      <w:bookmarkStart w:id="9" w:name="_Toc230121226"/>
+      <w:bookmarkStart w:id="9" w:name="_Toc230167324"/>
       <w:r>
         <w:rPr>
           <w:rFonts w:hint="eastAsia"/>
@@ -10371,6 +10385,41 @@
           </w:tcPr>
           <w:p>
             <w:r>
+              <w:t>READ / CREATE / UPDATE</w:t>
+            </w:r>
+          </w:p>
+        </w:tc>
+        <w:tc>
+          <w:tcPr>
+            <w:tcW w:w="1667" w:type="pct"/>
+          </w:tcPr>
+          <w:p>
+            <w:r>
+              <w:rPr>
+                <w:rFonts w:hint="eastAsia"/>
+              </w:rPr>
+              <w:t>修理申請ヘッダー、申請者情報、状態、却下情報。修理不能から廃棄申請へ接続する場合は廃棄申請ヘッダーを作成する</w:t>
+            </w:r>
+          </w:p>
+        </w:tc>
+      </w:tr>
+      <w:tr>
+        <w:tc>
+          <w:tcPr>
+            <w:tcW w:w="1666" w:type="pct"/>
+          </w:tcPr>
+          <w:p>
+            <w:r>
+              <w:t>`repair_request_details`</w:t>
+            </w:r>
+          </w:p>
+        </w:tc>
+        <w:tc>
+          <w:tcPr>
+            <w:tcW w:w="1667" w:type="pct"/>
+          </w:tcPr>
+          <w:p>
+            <w:r>
               <w:t>READ / UPDATE</w:t>
             </w:r>
           </w:p>
@@ -10384,7 +10433,7 @@
               <w:rPr>
                 <w:rFonts w:hint="eastAsia"/>
               </w:rPr>
-              <w:t>修理申請ヘッダー、申請者情報、状態、却下情報</w:t>
+              <w:t>修理対象の登録済/未登録区分、症状、修理区分、受付情報、現在担当業者、期限、代替機情報。`repair_category` は修理管理STEP1で設定する</w:t>
             </w:r>
           </w:p>
         </w:tc>
@@ -10396,7 +10445,7 @@
           </w:tcPr>
           <w:p>
             <w:r>
-              <w:t>`repair_request_details`</w:t>
+              <w:t>`application_assets`</w:t>
             </w:r>
           </w:p>
         </w:tc>
@@ -10406,7 +10455,7 @@
           </w:tcPr>
           <w:p>
             <w:r>
-              <w:t>READ / UPDATE</w:t>
+              <w:t>READ / CREATE</w:t>
             </w:r>
           </w:p>
         </w:tc>
@@ -10419,7 +10468,7 @@
               <w:rPr>
                 <w:rFonts w:hint="eastAsia"/>
               </w:rPr>
-              <w:t>修理対象の登録済/未登録区分、症状、修理区分、受付情報、現在担当業者、期限、代替機情報。`repair_category` は修理管理STEP1で設定する</w:t>
+              <w:t>修理対象機器の明細。登録済み資産は `asset_ledger_id`、未登録資産は表示用スナップショットを保持する。修理不能から廃棄申請へ接続する場合は廃棄対象明細を作成する</w:t>
             </w:r>
           </w:p>
         </w:tc>
@@ -10431,7 +10480,8 @@
           </w:tcPr>
           <w:p>
             <w:r>
-              <w:t>`application_assets`</w:t>
+              <w:lastRenderedPageBreak/>
+              <w:t>`application_task_steps`</w:t>
             </w:r>
           </w:p>
         </w:tc>
@@ -10441,6 +10491,76 @@
           </w:tcPr>
           <w:p>
             <w:r>
+              <w:t>READ / CREATE / UPDATE</w:t>
+            </w:r>
+          </w:p>
+        </w:tc>
+        <w:tc>
+          <w:tcPr>
+            <w:tcW w:w="1667" w:type="pct"/>
+          </w:tcPr>
+          <w:p>
+            <w:r>
+              <w:rPr>
+                <w:rFonts w:hint="eastAsia"/>
+              </w:rPr>
+              <w:t>修理タスク工程、スキップ工程、通常却下/修理不能の完了理由</w:t>
+            </w:r>
+          </w:p>
+        </w:tc>
+      </w:tr>
+      <w:tr>
+        <w:tc>
+          <w:tcPr>
+            <w:tcW w:w="1666" w:type="pct"/>
+          </w:tcPr>
+          <w:p>
+            <w:r>
+              <w:t>`application_status_histories`</w:t>
+            </w:r>
+          </w:p>
+        </w:tc>
+        <w:tc>
+          <w:tcPr>
+            <w:tcW w:w="1667" w:type="pct"/>
+          </w:tcPr>
+          <w:p>
+            <w:r>
+              <w:t>CREATE / READ</w:t>
+            </w:r>
+          </w:p>
+        </w:tc>
+        <w:tc>
+          <w:tcPr>
+            <w:tcW w:w="1667" w:type="pct"/>
+          </w:tcPr>
+          <w:p>
+            <w:r>
+              <w:rPr>
+                <w:rFonts w:hint="eastAsia"/>
+              </w:rPr>
+              <w:t>状態遷移履歴</w:t>
+            </w:r>
+          </w:p>
+        </w:tc>
+      </w:tr>
+      <w:tr>
+        <w:tc>
+          <w:tcPr>
+            <w:tcW w:w="1666" w:type="pct"/>
+          </w:tcPr>
+          <w:p>
+            <w:r>
+              <w:t>`application_status_definitions`</w:t>
+            </w:r>
+          </w:p>
+        </w:tc>
+        <w:tc>
+          <w:tcPr>
+            <w:tcW w:w="1667" w:type="pct"/>
+          </w:tcPr>
+          <w:p>
+            <w:r>
               <w:t>READ</w:t>
             </w:r>
           </w:p>
@@ -10454,7 +10574,7 @@
               <w:rPr>
                 <w:rFonts w:hint="eastAsia"/>
               </w:rPr>
-              <w:t>修理対象機器の明細。登録済み資産は `asset_ledger_id`、未登録資産は表示用スナップショットを保持する</w:t>
+              <w:t>REPAIRの保存ステータス、表示順、終端判定</w:t>
             </w:r>
           </w:p>
         </w:tc>
@@ -10466,7 +10586,7 @@
           </w:tcPr>
           <w:p>
             <w:r>
-              <w:t>`application_task_steps`</w:t>
+              <w:t>`repair_requests` VIEW</w:t>
             </w:r>
           </w:p>
         </w:tc>
@@ -10476,6 +10596,146 @@
           </w:tcPr>
           <w:p>
             <w:r>
+              <w:t>READ</w:t>
+            </w:r>
+          </w:p>
+        </w:tc>
+        <w:tc>
+          <w:tcPr>
+            <w:tcW w:w="1667" w:type="pct"/>
+          </w:tcPr>
+          <w:p>
+            <w:r>
+              <w:rPr>
+                <w:rFonts w:hint="eastAsia"/>
+              </w:rPr>
+              <w:t>修理管理タブ一覧、絞り込み、期限列、タスク遷移用の投影</w:t>
+            </w:r>
+          </w:p>
+        </w:tc>
+      </w:tr>
+      <w:tr>
+        <w:tc>
+          <w:tcPr>
+            <w:tcW w:w="1666" w:type="pct"/>
+          </w:tcPr>
+          <w:p>
+            <w:r>
+              <w:t>`asset_ledgers`</w:t>
+            </w:r>
+          </w:p>
+        </w:tc>
+        <w:tc>
+          <w:tcPr>
+            <w:tcW w:w="1667" w:type="pct"/>
+          </w:tcPr>
+          <w:p>
+            <w:r>
+              <w:t>READ</w:t>
+            </w:r>
+          </w:p>
+        </w:tc>
+        <w:tc>
+          <w:tcPr>
+            <w:tcW w:w="1667" w:type="pct"/>
+          </w:tcPr>
+          <w:p>
+            <w:r>
+              <w:rPr>
+                <w:rFonts w:hint="eastAsia"/>
+              </w:rPr>
+              <w:t>登録済み資産の施設スコープ確認。未登録資産の廃棄申請接続では作成・更新しない</w:t>
+            </w:r>
+          </w:p>
+        </w:tc>
+      </w:tr>
+      <w:tr>
+        <w:tc>
+          <w:tcPr>
+            <w:tcW w:w="1666" w:type="pct"/>
+          </w:tcPr>
+          <w:p>
+            <w:r>
+              <w:t>`inspection_results`</w:t>
+            </w:r>
+          </w:p>
+        </w:tc>
+        <w:tc>
+          <w:tcPr>
+            <w:tcW w:w="1667" w:type="pct"/>
+          </w:tcPr>
+          <w:p>
+            <w:r>
+              <w:t>READ</w:t>
+            </w:r>
+          </w:p>
+        </w:tc>
+        <w:tc>
+          <w:tcPr>
+            <w:tcW w:w="1667" w:type="pct"/>
+          </w:tcPr>
+          <w:p>
+            <w:r>
+              <w:rPr>
+                <w:rFonts w:hint="eastAsia"/>
+              </w:rPr>
+              <w:t>修理申請に紐づく点検結果の参照・詳細表示補助</w:t>
+            </w:r>
+          </w:p>
+        </w:tc>
+      </w:tr>
+      <w:tr>
+        <w:tc>
+          <w:tcPr>
+            <w:tcW w:w="1666" w:type="pct"/>
+          </w:tcPr>
+          <w:p>
+            <w:r>
+              <w:t>`application_documents`</w:t>
+            </w:r>
+          </w:p>
+        </w:tc>
+        <w:tc>
+          <w:tcPr>
+            <w:tcW w:w="1667" w:type="pct"/>
+          </w:tcPr>
+          <w:p>
+            <w:r>
+              <w:t>READ / CREATE / UPDATE / DELETE</w:t>
+            </w:r>
+          </w:p>
+        </w:tc>
+        <w:tc>
+          <w:tcPr>
+            <w:tcW w:w="1667" w:type="pct"/>
+          </w:tcPr>
+          <w:p>
+            <w:r>
+              <w:rPr>
+                <w:rFonts w:hint="eastAsia"/>
+              </w:rPr>
+              <w:t>修理依頼写真、見積書、発注書、修理報告書、納品書等のファイルメタデータ。削除は `deleted_at` 更新による論理削除</w:t>
+            </w:r>
+          </w:p>
+        </w:tc>
+      </w:tr>
+      <w:tr>
+        <w:tc>
+          <w:tcPr>
+            <w:tcW w:w="1666" w:type="pct"/>
+          </w:tcPr>
+          <w:p>
+            <w:r>
+              <w:t>`rfqs`</w:t>
+            </w:r>
+          </w:p>
+        </w:tc>
+        <w:tc>
+          <w:tcPr>
+            <w:tcW w:w="1667" w:type="pct"/>
+          </w:tcPr>
+          <w:p>
+            <w:r>
               <w:t>READ / CREATE / UPDATE</w:t>
             </w:r>
           </w:p>
@@ -10489,7 +10749,7 @@
               <w:rPr>
                 <w:rFonts w:hint="eastAsia"/>
               </w:rPr>
-              <w:t>修理タスク工程、スキップ工程、通常却下/修理不能の完了理由</w:t>
+              <w:t>院外修理の見積依頼グループ。`management_type='REPAIR'`</w:t>
             </w:r>
           </w:p>
         </w:tc>
@@ -10501,7 +10761,7 @@
           </w:tcPr>
           <w:p>
             <w:r>
-              <w:t>`application_status_histories`</w:t>
+              <w:t>`rfq_vendors`</w:t>
             </w:r>
           </w:p>
         </w:tc>
@@ -10511,6 +10771,41 @@
           </w:tcPr>
           <w:p>
             <w:r>
+              <w:t>READ / CREATE / UPDATE</w:t>
+            </w:r>
+          </w:p>
+        </w:tc>
+        <w:tc>
+          <w:tcPr>
+            <w:tcW w:w="1667" w:type="pct"/>
+          </w:tcPr>
+          <w:p>
+            <w:r>
+              <w:rPr>
+                <w:rFonts w:hint="eastAsia"/>
+              </w:rPr>
+              <w:t>見積依頼先、依頼送信状態、回答期限</w:t>
+            </w:r>
+          </w:p>
+        </w:tc>
+      </w:tr>
+      <w:tr>
+        <w:tc>
+          <w:tcPr>
+            <w:tcW w:w="1666" w:type="pct"/>
+          </w:tcPr>
+          <w:p>
+            <w:r>
+              <w:t>`rfq_applications`</w:t>
+            </w:r>
+          </w:p>
+        </w:tc>
+        <w:tc>
+          <w:tcPr>
+            <w:tcW w:w="1667" w:type="pct"/>
+          </w:tcPr>
+          <w:p>
+            <w:r>
               <w:t>CREATE / READ</w:t>
             </w:r>
           </w:p>
@@ -10524,7 +10819,7 @@
               <w:rPr>
                 <w:rFonts w:hint="eastAsia"/>
               </w:rPr>
-              <w:t>状態遷移履歴</w:t>
+              <w:t>RFQと修理申請/申請明細の紐づけ</w:t>
             </w:r>
           </w:p>
         </w:tc>
@@ -10536,7 +10831,7 @@
           </w:tcPr>
           <w:p>
             <w:r>
-              <w:t>`application_status_definitions`</w:t>
+              <w:t>`quotations`</w:t>
             </w:r>
           </w:p>
         </w:tc>
@@ -10546,7 +10841,7 @@
           </w:tcPr>
           <w:p>
             <w:r>
-              <w:t>READ</w:t>
+              <w:t>READ / CREATE / UPDATE / DELETE</w:t>
             </w:r>
           </w:p>
         </w:tc>
@@ -10559,7 +10854,7 @@
               <w:rPr>
                 <w:rFonts w:hint="eastAsia"/>
               </w:rPr>
-              <w:t>REPAIRの保存ステータス、表示順、終端判定</w:t>
+              <w:t>修理見積ヘッダー、採用見積。削除は発注前見積の `deleted_at` 更新による論理削除</w:t>
             </w:r>
           </w:p>
         </w:tc>
@@ -10571,8 +10866,78 @@
           </w:tcPr>
           <w:p>
             <w:r>
+              <w:t>`quotation_items`</w:t>
+            </w:r>
+          </w:p>
+        </w:tc>
+        <w:tc>
+          <w:tcPr>
+            <w:tcW w:w="1667" w:type="pct"/>
+          </w:tcPr>
+          <w:p>
+            <w:r>
+              <w:t>READ / CREATE / UPDATE / DELETE</w:t>
+            </w:r>
+          </w:p>
+        </w:tc>
+        <w:tc>
+          <w:tcPr>
+            <w:tcW w:w="1667" w:type="pct"/>
+          </w:tcPr>
+          <w:p>
+            <w:r>
+              <w:rPr>
+                <w:rFonts w:hint="eastAsia"/>
+              </w:rPr>
+              <w:t>修理見積明細。見積削除時は `deleted_at` を更新する</w:t>
+            </w:r>
+          </w:p>
+        </w:tc>
+      </w:tr>
+      <w:tr>
+        <w:tc>
+          <w:tcPr>
+            <w:tcW w:w="1666" w:type="pct"/>
+          </w:tcPr>
+          <w:p>
+            <w:r>
+              <w:t>`orders` / `order_items`</w:t>
+            </w:r>
+          </w:p>
+        </w:tc>
+        <w:tc>
+          <w:tcPr>
+            <w:tcW w:w="1667" w:type="pct"/>
+          </w:tcPr>
+          <w:p>
+            <w:r>
+              <w:t>CREATE / READ / UPDATE</w:t>
+            </w:r>
+          </w:p>
+        </w:tc>
+        <w:tc>
+          <w:tcPr>
+            <w:tcW w:w="1667" w:type="pct"/>
+          </w:tcPr>
+          <w:p>
+            <w:r>
+              <w:rPr>
+                <w:rFonts w:hint="eastAsia"/>
+              </w:rPr>
+              <w:t>院外発注修理の発注情報、発注明細。検収登録時に納品日、検収日、金額を更新する。院内修理では作成しない</w:t>
+            </w:r>
+          </w:p>
+        </w:tc>
+      </w:tr>
+      <w:tr>
+        <w:tc>
+          <w:tcPr>
+            <w:tcW w:w="1666" w:type="pct"/>
+          </w:tcPr>
+          <w:p>
+            <w:r>
               <w:lastRenderedPageBreak/>
-              <w:t>`repair_requests` VIEW</w:t>
+              <w:t>`individuals`</w:t>
             </w:r>
           </w:p>
         </w:tc>
@@ -10582,7 +10947,7 @@
           </w:tcPr>
           <w:p>
             <w:r>
-              <w:t>READ</w:t>
+              <w:t>CREATE / READ / UPDATE</w:t>
             </w:r>
           </w:p>
         </w:tc>
@@ -10595,7 +10960,7 @@
               <w:rPr>
                 <w:rFonts w:hint="eastAsia"/>
               </w:rPr>
-              <w:t>修理管理タブ一覧、絞り込み、期限列、タスク遷移用の投影</w:t>
+              <w:t>登録済み資産かつ院外発注修理の検収金額、仮勘定科目、固定資産番号、検収日を保持する中間正本。`order_item_id` / `rfq_id` が必須のため院内修理では作成しない。未登録資産では作成しない</w:t>
             </w:r>
           </w:p>
         </w:tc>
@@ -10607,7 +10972,7 @@
           </w:tcPr>
           <w:p>
             <w:r>
-              <w:t>`asset_ledgers`</w:t>
+              <w:t>`disposal_application_details`</w:t>
             </w:r>
           </w:p>
         </w:tc>
@@ -10617,7 +10982,7 @@
           </w:tcPr>
           <w:p>
             <w:r>
-              <w:t>READ</w:t>
+              <w:t>CREATE</w:t>
             </w:r>
           </w:p>
         </w:tc>
@@ -10630,7 +10995,7 @@
               <w:rPr>
                 <w:rFonts w:hint="eastAsia"/>
               </w:rPr>
-              <w:t>登録済み資産の施設スコープ確認、廃棄申請接続可否確認</w:t>
+              <w:t>登録済み資産または未登録資産の修理不能から廃棄申請を作成する場合の関連修理申請ID</w:t>
             </w:r>
           </w:p>
         </w:tc>
@@ -10642,357 +11007,6 @@
           </w:tcPr>
           <w:p>
             <w:r>
-              <w:t>`inspection_results`</w:t>
-            </w:r>
-          </w:p>
-        </w:tc>
-        <w:tc>
-          <w:tcPr>
-            <w:tcW w:w="1667" w:type="pct"/>
-          </w:tcPr>
-          <w:p>
-            <w:r>
-              <w:t>READ</w:t>
-            </w:r>
-          </w:p>
-        </w:tc>
-        <w:tc>
-          <w:tcPr>
-            <w:tcW w:w="1667" w:type="pct"/>
-          </w:tcPr>
-          <w:p>
-            <w:r>
-              <w:rPr>
-                <w:rFonts w:hint="eastAsia"/>
-              </w:rPr>
-              <w:t>修理申請に紐づく点検結果の参照・詳細表示補助</w:t>
-            </w:r>
-          </w:p>
-        </w:tc>
-      </w:tr>
-      <w:tr>
-        <w:tc>
-          <w:tcPr>
-            <w:tcW w:w="1666" w:type="pct"/>
-          </w:tcPr>
-          <w:p>
-            <w:r>
-              <w:t>`application_documents`</w:t>
-            </w:r>
-          </w:p>
-        </w:tc>
-        <w:tc>
-          <w:tcPr>
-            <w:tcW w:w="1667" w:type="pct"/>
-          </w:tcPr>
-          <w:p>
-            <w:r>
-              <w:t>READ / CREATE / UPDATE / DELETE</w:t>
-            </w:r>
-          </w:p>
-        </w:tc>
-        <w:tc>
-          <w:tcPr>
-            <w:tcW w:w="1667" w:type="pct"/>
-          </w:tcPr>
-          <w:p>
-            <w:r>
-              <w:rPr>
-                <w:rFonts w:hint="eastAsia"/>
-              </w:rPr>
-              <w:t>修理依頼写真、見積書、発注書、修理報告書、納品書等のファイルメタデータ。削除は `deleted_at` 更新による論理削除</w:t>
-            </w:r>
-          </w:p>
-        </w:tc>
-      </w:tr>
-      <w:tr>
-        <w:tc>
-          <w:tcPr>
-            <w:tcW w:w="1666" w:type="pct"/>
-          </w:tcPr>
-          <w:p>
-            <w:r>
-              <w:t>`rfqs`</w:t>
-            </w:r>
-          </w:p>
-        </w:tc>
-        <w:tc>
-          <w:tcPr>
-            <w:tcW w:w="1667" w:type="pct"/>
-          </w:tcPr>
-          <w:p>
-            <w:r>
-              <w:t>READ / CREATE / UPDATE</w:t>
-            </w:r>
-          </w:p>
-        </w:tc>
-        <w:tc>
-          <w:tcPr>
-            <w:tcW w:w="1667" w:type="pct"/>
-          </w:tcPr>
-          <w:p>
-            <w:r>
-              <w:rPr>
-                <w:rFonts w:hint="eastAsia"/>
-              </w:rPr>
-              <w:t>院外修理の見積依頼グループ。`management_type='REPAIR'`</w:t>
-            </w:r>
-          </w:p>
-        </w:tc>
-      </w:tr>
-      <w:tr>
-        <w:tc>
-          <w:tcPr>
-            <w:tcW w:w="1666" w:type="pct"/>
-          </w:tcPr>
-          <w:p>
-            <w:r>
-              <w:t>`rfq_vendors`</w:t>
-            </w:r>
-          </w:p>
-        </w:tc>
-        <w:tc>
-          <w:tcPr>
-            <w:tcW w:w="1667" w:type="pct"/>
-          </w:tcPr>
-          <w:p>
-            <w:r>
-              <w:t>READ / CREATE / UPDATE</w:t>
-            </w:r>
-          </w:p>
-        </w:tc>
-        <w:tc>
-          <w:tcPr>
-            <w:tcW w:w="1667" w:type="pct"/>
-          </w:tcPr>
-          <w:p>
-            <w:r>
-              <w:rPr>
-                <w:rFonts w:hint="eastAsia"/>
-              </w:rPr>
-              <w:t>見積依頼先、依頼送信状態、回答期限</w:t>
-            </w:r>
-          </w:p>
-        </w:tc>
-      </w:tr>
-      <w:tr>
-        <w:tc>
-          <w:tcPr>
-            <w:tcW w:w="1666" w:type="pct"/>
-          </w:tcPr>
-          <w:p>
-            <w:r>
-              <w:t>`rfq_applications`</w:t>
-            </w:r>
-          </w:p>
-        </w:tc>
-        <w:tc>
-          <w:tcPr>
-            <w:tcW w:w="1667" w:type="pct"/>
-          </w:tcPr>
-          <w:p>
-            <w:r>
-              <w:t>CREATE / READ</w:t>
-            </w:r>
-          </w:p>
-        </w:tc>
-        <w:tc>
-          <w:tcPr>
-            <w:tcW w:w="1667" w:type="pct"/>
-          </w:tcPr>
-          <w:p>
-            <w:r>
-              <w:rPr>
-                <w:rFonts w:hint="eastAsia"/>
-              </w:rPr>
-              <w:t>RFQと修理申請/申請明細の紐づけ</w:t>
-            </w:r>
-          </w:p>
-        </w:tc>
-      </w:tr>
-      <w:tr>
-        <w:tc>
-          <w:tcPr>
-            <w:tcW w:w="1666" w:type="pct"/>
-          </w:tcPr>
-          <w:p>
-            <w:r>
-              <w:t>`quotations`</w:t>
-            </w:r>
-          </w:p>
-        </w:tc>
-        <w:tc>
-          <w:tcPr>
-            <w:tcW w:w="1667" w:type="pct"/>
-          </w:tcPr>
-          <w:p>
-            <w:r>
-              <w:t>READ / CREATE / UPDATE / DELETE</w:t>
-            </w:r>
-          </w:p>
-        </w:tc>
-        <w:tc>
-          <w:tcPr>
-            <w:tcW w:w="1667" w:type="pct"/>
-          </w:tcPr>
-          <w:p>
-            <w:r>
-              <w:rPr>
-                <w:rFonts w:hint="eastAsia"/>
-              </w:rPr>
-              <w:t>修理見積ヘッダー、採用見積。削除は発注前見積の `deleted_at` 更新による論理削除</w:t>
-            </w:r>
-          </w:p>
-        </w:tc>
-      </w:tr>
-      <w:tr>
-        <w:tc>
-          <w:tcPr>
-            <w:tcW w:w="1666" w:type="pct"/>
-          </w:tcPr>
-          <w:p>
-            <w:r>
-              <w:t>`quotation_items`</w:t>
-            </w:r>
-          </w:p>
-        </w:tc>
-        <w:tc>
-          <w:tcPr>
-            <w:tcW w:w="1667" w:type="pct"/>
-          </w:tcPr>
-          <w:p>
-            <w:r>
-              <w:t>READ / CREATE / UPDATE / DELETE</w:t>
-            </w:r>
-          </w:p>
-        </w:tc>
-        <w:tc>
-          <w:tcPr>
-            <w:tcW w:w="1667" w:type="pct"/>
-          </w:tcPr>
-          <w:p>
-            <w:r>
-              <w:rPr>
-                <w:rFonts w:hint="eastAsia"/>
-              </w:rPr>
-              <w:t>修理見積明細。見積削除時は `deleted_at` を更新する</w:t>
-            </w:r>
-          </w:p>
-        </w:tc>
-      </w:tr>
-      <w:tr>
-        <w:tc>
-          <w:tcPr>
-            <w:tcW w:w="1666" w:type="pct"/>
-          </w:tcPr>
-          <w:p>
-            <w:r>
-              <w:t>`orders` / `order_items`</w:t>
-            </w:r>
-          </w:p>
-        </w:tc>
-        <w:tc>
-          <w:tcPr>
-            <w:tcW w:w="1667" w:type="pct"/>
-          </w:tcPr>
-          <w:p>
-            <w:r>
-              <w:t>CREATE / READ / UPDATE</w:t>
-            </w:r>
-          </w:p>
-        </w:tc>
-        <w:tc>
-          <w:tcPr>
-            <w:tcW w:w="1667" w:type="pct"/>
-          </w:tcPr>
-          <w:p>
-            <w:r>
-              <w:rPr>
-                <w:rFonts w:hint="eastAsia"/>
-              </w:rPr>
-              <w:t>院外発注修理の発注情報、発注明細。検収登録時に納品日、検収日、金額を更新する。院内修理では作成しない</w:t>
-            </w:r>
-          </w:p>
-        </w:tc>
-      </w:tr>
-      <w:tr>
-        <w:tc>
-          <w:tcPr>
-            <w:tcW w:w="1666" w:type="pct"/>
-          </w:tcPr>
-          <w:p>
-            <w:r>
-              <w:t>`individuals`</w:t>
-            </w:r>
-          </w:p>
-        </w:tc>
-        <w:tc>
-          <w:tcPr>
-            <w:tcW w:w="1667" w:type="pct"/>
-          </w:tcPr>
-          <w:p>
-            <w:r>
-              <w:t>CREATE / READ / UPDATE</w:t>
-            </w:r>
-          </w:p>
-        </w:tc>
-        <w:tc>
-          <w:tcPr>
-            <w:tcW w:w="1667" w:type="pct"/>
-          </w:tcPr>
-          <w:p>
-            <w:r>
-              <w:rPr>
-                <w:rFonts w:hint="eastAsia"/>
-              </w:rPr>
-              <w:t>登録済み資産かつ院外発注修理の検収金額、仮勘定科目、固定資産番号、検収日を保持する中間正本。`order_item_id` / `rfq_id` が必須のため院内修理では作成しない。未登録資産では作成しない</w:t>
-            </w:r>
-          </w:p>
-        </w:tc>
-      </w:tr>
-      <w:tr>
-        <w:tc>
-          <w:tcPr>
-            <w:tcW w:w="1666" w:type="pct"/>
-          </w:tcPr>
-          <w:p>
-            <w:r>
-              <w:t>`disposal_application_details`</w:t>
-            </w:r>
-          </w:p>
-        </w:tc>
-        <w:tc>
-          <w:tcPr>
-            <w:tcW w:w="1667" w:type="pct"/>
-          </w:tcPr>
-          <w:p>
-            <w:r>
-              <w:t>CREATE</w:t>
-            </w:r>
-          </w:p>
-        </w:tc>
-        <w:tc>
-          <w:tcPr>
-            <w:tcW w:w="1667" w:type="pct"/>
-          </w:tcPr>
-          <w:p>
-            <w:r>
-              <w:rPr>
-                <w:rFonts w:hint="eastAsia"/>
-              </w:rPr>
-              <w:t>登録済み資産の修理不能から廃棄申請を作成する場合の関連修理申請ID</w:t>
-            </w:r>
-          </w:p>
-        </w:tc>
-      </w:tr>
-      <w:tr>
-        <w:tc>
-          <w:tcPr>
-            <w:tcW w:w="1666" w:type="pct"/>
-          </w:tcPr>
-          <w:p>
-            <w:r>
-              <w:lastRenderedPageBreak/>
               <w:t>`vendors`</w:t>
             </w:r>
           </w:p>
@@ -11065,7 +11079,7 @@
           <w:rFonts w:hint="eastAsia"/>
         </w:rPr>
       </w:pPr>
-      <w:bookmarkStart w:id="10" w:name="_Toc230121227"/>
+      <w:bookmarkStart w:id="10" w:name="_Toc230167325"/>
       <w:r>
         <w:rPr>
           <w:rFonts w:hint="eastAsia"/>
@@ -11081,7 +11095,7 @@
           <w:rFonts w:hint="eastAsia"/>
         </w:rPr>
       </w:pPr>
-      <w:bookmarkStart w:id="11" w:name="_Toc230121228"/>
+      <w:bookmarkStart w:id="11" w:name="_Toc230167326"/>
       <w:r>
         <w:rPr>
           <w:rFonts w:hint="eastAsia"/>
@@ -11230,7 +11244,7 @@
           <w:rFonts w:hint="eastAsia"/>
         </w:rPr>
       </w:pPr>
-      <w:bookmarkStart w:id="12" w:name="_Toc230121229"/>
+      <w:bookmarkStart w:id="12" w:name="_Toc230167327"/>
       <w:r>
         <w:rPr>
           <w:rFonts w:hint="eastAsia"/>
@@ -11249,7 +11263,14 @@
         <w:rPr>
           <w:rFonts w:hint="eastAsia"/>
         </w:rPr>
-        <w:t>本API群で使用する `feature_code` は `repair_management` である。メニューからの修理依頼起票に使用する `repair_request_create` は No.6 修理申請API設計書で扱い、本書では修理管理タブ一覧と修理タスク操作の実効権限を判定する。画面表示用の `/auth/context` はUX用キャッシュであり、各業務APIでも同条件を再判定する。</w:t>
+        <w:t>本API群で使用する `feature_code` は `repair_management` である。メニューからの修理依頼起票に使用する `repair_request_create` は No.6 修理申請API設計書で扱い、本書では修</w:t>
+      </w:r>
+      <w:r>
+        <w:rPr>
+          <w:rFonts w:hint="eastAsia"/>
+        </w:rPr>
+        <w:lastRenderedPageBreak/>
+        <w:t>理管理タブ一覧と修理タスク操作の実効権限を判定する。画面表示用の `/auth/context` はUX用キャッシュであり、各業務APIでも同条件を再判定する。</w:t>
       </w:r>
     </w:p>
     <w:tbl>
@@ -11414,12 +11435,11 @@
           <w:rFonts w:hint="eastAsia"/>
         </w:rPr>
       </w:pPr>
-      <w:bookmarkStart w:id="13" w:name="_Toc230121230"/>
+      <w:bookmarkStart w:id="13" w:name="_Toc230167328"/>
       <w:r>
         <w:rPr>
           <w:rFonts w:hint="eastAsia"/>
         </w:rPr>
-        <w:lastRenderedPageBreak/>
         <w:t>ステータス・工程共通ルール</w:t>
       </w:r>
       <w:bookmarkEnd w:id="13"/>
@@ -11516,7 +11536,7 @@
         <w:rPr>
           <w:rFonts w:hint="eastAsia"/>
         </w:rPr>
-        <w:t>修理不能は `applications.status='却下'`、`application_task_steps.completion_reason='UNREPAIRABLE'` とし、履歴コメント入力は要求しない</w:t>
+        <w:t>修理不能から廃棄申請へ接続する場合は `applications.status='却下'`、`application_task_steps.completion_reason='UNREPAIRABLE'` とし、履歴コメント入力は要求しない</w:t>
       </w:r>
     </w:p>
     <w:p>
@@ -11564,7 +11584,7 @@
           <w:rFonts w:hint="eastAsia"/>
         </w:rPr>
       </w:pPr>
-      <w:bookmarkStart w:id="14" w:name="_Toc230121231"/>
+      <w:bookmarkStart w:id="14" w:name="_Toc230167329"/>
       <w:r>
         <w:rPr>
           <w:rFonts w:hint="eastAsia"/>
@@ -11608,6 +11628,7 @@
         <w:rPr>
           <w:rFonts w:hint="eastAsia"/>
         </w:rPr>
+        <w:lastRenderedPageBreak/>
         <w:t>未登録資産は `asset_ledgers` へ登録しない。`repair_request_details.manual_item_name`、`manual_maker_name`、`manual_model_name`、`manual_serial_no`、`manual_department_name`、`manual_room_name` と `application_assets` の表示用スナップショットに保持する</w:t>
       </w:r>
     </w:p>
@@ -11646,7 +11667,7 @@
         <w:rPr>
           <w:rFonts w:hint="eastAsia"/>
         </w:rPr>
-        <w:t>登録済み資産のみ、修理不能から廃棄申請へ接続できる</w:t>
+        <w:t>修理不能から廃棄申請へ接続する場合は登録済み資産と未登録資産の両方を対象とする</w:t>
       </w:r>
     </w:p>
     <w:p>
@@ -11665,7 +11686,7 @@
         <w:rPr>
           <w:rFonts w:hint="eastAsia"/>
         </w:rPr>
-        <w:t>未登録資産の修理不能は廃棄申請を作成せず、修理申請側で `UNREPAIRABLE` 終端とする</w:t>
+        <w:t>未登録資産の廃棄申請は修理申請経由のみ対象とし、修理申請を経由しない未登録資産の単独廃棄申請は扱わない</w:t>
       </w:r>
     </w:p>
     <w:p>
@@ -11675,12 +11696,11 @@
           <w:rFonts w:hint="eastAsia"/>
         </w:rPr>
       </w:pPr>
-      <w:bookmarkStart w:id="15" w:name="_Toc230121232"/>
+      <w:bookmarkStart w:id="15" w:name="_Toc230167330"/>
       <w:r>
         <w:rPr>
           <w:rFonts w:hint="eastAsia"/>
         </w:rPr>
-        <w:lastRenderedPageBreak/>
         <w:t>エラーレスポンス仕様</w:t>
       </w:r>
       <w:bookmarkEnd w:id="15"/>
@@ -11934,7 +11954,7 @@
           <w:rFonts w:hint="eastAsia"/>
         </w:rPr>
       </w:pPr>
-      <w:bookmarkStart w:id="16" w:name="_Toc230121233"/>
+      <w:bookmarkStart w:id="16" w:name="_Toc230167331"/>
       <w:r>
         <w:rPr>
           <w:rFonts w:hint="eastAsia"/>
@@ -11960,7 +11980,7 @@
       <w:pPr>
         <w:pStyle w:val="3"/>
       </w:pPr>
-      <w:bookmarkStart w:id="17" w:name="_Toc230121234"/>
+      <w:bookmarkStart w:id="17" w:name="_Toc230167332"/>
       <w:r>
         <w:t>DocumentCreateInput</w:t>
       </w:r>
@@ -12111,18 +12131,26 @@
               <w:rPr>
                 <w:rFonts w:hint="eastAsia"/>
               </w:rPr>
-              <w:t>`REQUEST_ATTACHMENT` / `QUOTATION` / `CONTRACT` / `DELIVERY` / `ACCEPTANCE` / `REPORT` / `PHOTO` / `OTHER` など。未指定時は呼び出しAPIの工程と `documentType` から決定する</w:t>
-            </w:r>
-          </w:p>
-        </w:tc>
-      </w:tr>
-      <w:tr>
-        <w:tc>
-          <w:tcPr>
-            <w:tcW w:w="1250" w:type="pct"/>
-          </w:tcPr>
-          <w:p>
-            <w:r>
+              <w:t>`REQUEST_ATTACHMENT` / `QUOTATION` / `CONTRACT` / `DELIVERY` / `ACCEPTANCE` / `REPORT` / `PHOTO` / `OTHE</w:t>
+            </w:r>
+            <w:r>
+              <w:rPr>
+                <w:rFonts w:hint="eastAsia"/>
+              </w:rPr>
+              <w:lastRenderedPageBreak/>
+              <w:t>R` など。未指定時は呼び出しAPIの工程と `documentType` から決定する</w:t>
+            </w:r>
+          </w:p>
+        </w:tc>
+      </w:tr>
+      <w:tr>
+        <w:tc>
+          <w:tcPr>
+            <w:tcW w:w="1250" w:type="pct"/>
+          </w:tcPr>
+          <w:p>
+            <w:r>
+              <w:lastRenderedPageBreak/>
               <w:t>documentType</w:t>
             </w:r>
           </w:p>
@@ -12168,7 +12196,6 @@
           </w:tcPr>
           <w:p>
             <w:r>
-              <w:lastRenderedPageBreak/>
               <w:t>fileName</w:t>
             </w:r>
           </w:p>
@@ -12573,7 +12600,7 @@
       <w:pPr>
         <w:pStyle w:val="3"/>
       </w:pPr>
-      <w:bookmarkStart w:id="18" w:name="_Toc230121235"/>
+      <w:bookmarkStart w:id="18" w:name="_Toc230167333"/>
       <w:r>
         <w:t>RepairTaskStep</w:t>
       </w:r>
@@ -12736,6 +12763,7 @@
           </w:tcPr>
           <w:p>
             <w:r>
+              <w:lastRenderedPageBreak/>
               <w:t>stepName</w:t>
             </w:r>
           </w:p>
@@ -12871,7 +12899,6 @@
           </w:tcPr>
           <w:p>
             <w:r>
-              <w:lastRenderedPageBreak/>
               <w:t>startedAt</w:t>
             </w:r>
           </w:p>
@@ -13006,7 +13033,7 @@
       <w:pPr>
         <w:pStyle w:val="3"/>
       </w:pPr>
-      <w:bookmarkStart w:id="19" w:name="_Toc230121236"/>
+      <w:bookmarkStart w:id="19" w:name="_Toc230167334"/>
       <w:r>
         <w:t>RepairVendorRequest</w:t>
       </w:r>
@@ -13477,8 +13504,9 @@
       <w:pPr>
         <w:pStyle w:val="3"/>
       </w:pPr>
-      <w:bookmarkStart w:id="20" w:name="_Toc230121237"/>
+      <w:bookmarkStart w:id="20" w:name="_Toc230167335"/>
       <w:r>
+        <w:lastRenderedPageBreak/>
         <w:t>RepairQuotation</w:t>
       </w:r>
       <w:bookmarkEnd w:id="20"/>
@@ -13904,7 +13932,6 @@
           </w:tcPr>
           <w:p>
             <w:r>
-              <w:lastRenderedPageBreak/>
               <w:t>items</w:t>
             </w:r>
           </w:p>
@@ -13949,7 +13976,7 @@
       <w:pPr>
         <w:pStyle w:val="3"/>
       </w:pPr>
-      <w:bookmarkStart w:id="21" w:name="_Toc230121238"/>
+      <w:bookmarkStart w:id="21" w:name="_Toc230167336"/>
       <w:r>
         <w:t>RepairQuotationItem</w:t>
       </w:r>
@@ -14244,6 +14271,7 @@
           </w:tcPr>
           <w:p>
             <w:r>
+              <w:lastRenderedPageBreak/>
               <w:t>quantity</w:t>
             </w:r>
           </w:p>
@@ -14373,7 +14401,6 @@
           </w:tcPr>
           <w:p>
             <w:r>
-              <w:lastRenderedPageBreak/>
               <w:t>accountTitle</w:t>
             </w:r>
           </w:p>
@@ -14415,7 +14442,7 @@
       <w:pPr>
         <w:pStyle w:val="3"/>
       </w:pPr>
-      <w:bookmarkStart w:id="22" w:name="_Toc230121239"/>
+      <w:bookmarkStart w:id="22" w:name="_Toc230167337"/>
       <w:r>
         <w:t>RepairOrder</w:t>
       </w:r>
@@ -14928,11 +14955,12 @@
           <w:rFonts w:hint="eastAsia"/>
         </w:rPr>
       </w:pPr>
-      <w:bookmarkStart w:id="23" w:name="_Toc230121240"/>
+      <w:bookmarkStart w:id="23" w:name="_Toc230167338"/>
       <w:r>
         <w:rPr>
           <w:rFonts w:hint="eastAsia"/>
         </w:rPr>
+        <w:lastRenderedPageBreak/>
         <w:t>第4章 API 一覧</w:t>
       </w:r>
       <w:bookmarkEnd w:id="23"/>
@@ -15015,9 +15043,10 @@
             </w:pPr>
             <w:r>
               <w:rPr>
-                <w:b/>
-              </w:rPr>
-              <w:t>Method</w:t>
+                <w:rFonts w:hint="eastAsia"/>
+                <w:b/>
+              </w:rPr>
+              <w:t>メソッド</w:t>
             </w:r>
           </w:p>
         </w:tc>
@@ -15034,9 +15063,10 @@
             </w:pPr>
             <w:r>
               <w:rPr>
-                <w:b/>
-              </w:rPr>
-              <w:t>Path</w:t>
+                <w:rFonts w:hint="eastAsia"/>
+                <w:b/>
+              </w:rPr>
+              <w:t>パス</w:t>
             </w:r>
           </w:p>
         </w:tc>
@@ -15202,14 +15232,370 @@
               <w:rPr>
                 <w:rFonts w:hint="eastAsia"/>
               </w:rPr>
-              <w:t>修理タスク詳細とSTEP表</w:t>
-            </w:r>
-            <w:r>
-              <w:rPr>
-                <w:rFonts w:hint="eastAsia"/>
-              </w:rPr>
+              <w:t>修理タスク詳細とSTEP表示情報を取得する</w:t>
+            </w:r>
+          </w:p>
+        </w:tc>
+        <w:tc>
+          <w:tcPr>
+            <w:tcW w:w="833" w:type="pct"/>
+          </w:tcPr>
+          <w:p>
+            <w:r>
+              <w:t>`repair_management`</w:t>
+            </w:r>
+          </w:p>
+        </w:tc>
+      </w:tr>
+      <w:tr>
+        <w:tc>
+          <w:tcPr>
+            <w:tcW w:w="833" w:type="pct"/>
+          </w:tcPr>
+          <w:p>
+            <w:r>
+              <w:t>3</w:t>
+            </w:r>
+          </w:p>
+        </w:tc>
+        <w:tc>
+          <w:tcPr>
+            <w:tcW w:w="833" w:type="pct"/>
+          </w:tcPr>
+          <w:p>
+            <w:r>
+              <w:rPr>
+                <w:rFonts w:hint="eastAsia"/>
+              </w:rPr>
+              <w:t>受付判定登録</w:t>
+            </w:r>
+          </w:p>
+        </w:tc>
+        <w:tc>
+          <w:tcPr>
+            <w:tcW w:w="833" w:type="pct"/>
+          </w:tcPr>
+          <w:p>
+            <w:r>
+              <w:t>POST</w:t>
+            </w:r>
+          </w:p>
+        </w:tc>
+        <w:tc>
+          <w:tcPr>
+            <w:tcW w:w="833" w:type="pct"/>
+          </w:tcPr>
+          <w:p>
+            <w:r>
+              <w:t>/repair-task/tasks/{repairTaskId}/approve</w:t>
+            </w:r>
+          </w:p>
+        </w:tc>
+        <w:tc>
+          <w:tcPr>
+            <w:tcW w:w="833" w:type="pct"/>
+          </w:tcPr>
+          <w:p>
+            <w:r>
+              <w:rPr>
+                <w:rFonts w:hint="eastAsia"/>
+              </w:rPr>
+              <w:t>院内/院外振り分けを登録する</w:t>
+            </w:r>
+          </w:p>
+        </w:tc>
+        <w:tc>
+          <w:tcPr>
+            <w:tcW w:w="833" w:type="pct"/>
+          </w:tcPr>
+          <w:p>
+            <w:r>
+              <w:t>`repair_management`</w:t>
+            </w:r>
+          </w:p>
+        </w:tc>
+      </w:tr>
+      <w:tr>
+        <w:tc>
+          <w:tcPr>
+            <w:tcW w:w="833" w:type="pct"/>
+          </w:tcPr>
+          <w:p>
+            <w:r>
+              <w:t>4</w:t>
+            </w:r>
+          </w:p>
+        </w:tc>
+        <w:tc>
+          <w:tcPr>
+            <w:tcW w:w="833" w:type="pct"/>
+          </w:tcPr>
+          <w:p>
+            <w:r>
+              <w:rPr>
+                <w:rFonts w:hint="eastAsia"/>
+              </w:rPr>
+              <w:t>申請却下</w:t>
+            </w:r>
+          </w:p>
+        </w:tc>
+        <w:tc>
+          <w:tcPr>
+            <w:tcW w:w="833" w:type="pct"/>
+          </w:tcPr>
+          <w:p>
+            <w:r>
+              <w:t>POST</w:t>
+            </w:r>
+          </w:p>
+        </w:tc>
+        <w:tc>
+          <w:tcPr>
+            <w:tcW w:w="833" w:type="pct"/>
+          </w:tcPr>
+          <w:p>
+            <w:r>
+              <w:t>/repair-task/tasks/{repairTaskId}/reject</w:t>
+            </w:r>
+          </w:p>
+        </w:tc>
+        <w:tc>
+          <w:tcPr>
+            <w:tcW w:w="833" w:type="pct"/>
+          </w:tcPr>
+          <w:p>
+            <w:r>
+              <w:rPr>
+                <w:rFonts w:hint="eastAsia"/>
+              </w:rPr>
+              <w:t>通常却下を登録する。修理不能として廃棄申請へ接続する場合は廃棄申請接続APIを使用する</w:t>
+            </w:r>
+          </w:p>
+        </w:tc>
+        <w:tc>
+          <w:tcPr>
+            <w:tcW w:w="833" w:type="pct"/>
+          </w:tcPr>
+          <w:p>
+            <w:r>
+              <w:t>`repair_management`</w:t>
+            </w:r>
+          </w:p>
+        </w:tc>
+      </w:tr>
+      <w:tr>
+        <w:tc>
+          <w:tcPr>
+            <w:tcW w:w="833" w:type="pct"/>
+          </w:tcPr>
+          <w:p>
+            <w:r>
+              <w:t>5</w:t>
+            </w:r>
+          </w:p>
+        </w:tc>
+        <w:tc>
+          <w:tcPr>
+            <w:tcW w:w="833" w:type="pct"/>
+          </w:tcPr>
+          <w:p>
+            <w:r>
+              <w:rPr>
+                <w:rFonts w:hint="eastAsia"/>
+              </w:rPr>
+              <w:t>見積依頼先登録・送信</w:t>
+            </w:r>
+          </w:p>
+        </w:tc>
+        <w:tc>
+          <w:tcPr>
+            <w:tcW w:w="833" w:type="pct"/>
+          </w:tcPr>
+          <w:p>
+            <w:r>
+              <w:t>POST</w:t>
+            </w:r>
+          </w:p>
+        </w:tc>
+        <w:tc>
+          <w:tcPr>
+            <w:tcW w:w="833" w:type="pct"/>
+          </w:tcPr>
+          <w:p>
+            <w:r>
+              <w:t>/repair-task/tasks/{repairTaskId}/vendor-requests</w:t>
+            </w:r>
+          </w:p>
+        </w:tc>
+        <w:tc>
+          <w:tcPr>
+            <w:tcW w:w="833" w:type="pct"/>
+          </w:tcPr>
+          <w:p>
+            <w:r>
+              <w:rPr>
+                <w:rFonts w:hint="eastAsia"/>
+              </w:rPr>
+              <w:t>院外修理の見積依頼先を登録し依頼送信する</w:t>
+            </w:r>
+          </w:p>
+        </w:tc>
+        <w:tc>
+          <w:tcPr>
+            <w:tcW w:w="833" w:type="pct"/>
+          </w:tcPr>
+          <w:p>
+            <w:r>
+              <w:t>`repair_management`</w:t>
+            </w:r>
+          </w:p>
+        </w:tc>
+      </w:tr>
+      <w:tr>
+        <w:tc>
+          <w:tcPr>
+            <w:tcW w:w="833" w:type="pct"/>
+          </w:tcPr>
+          <w:p>
+            <w:r>
+              <w:t>6</w:t>
+            </w:r>
+          </w:p>
+        </w:tc>
+        <w:tc>
+          <w:tcPr>
+            <w:tcW w:w="833" w:type="pct"/>
+          </w:tcPr>
+          <w:p>
+            <w:r>
+              <w:rPr>
+                <w:rFonts w:hint="eastAsia"/>
+              </w:rPr>
+              <w:t>見積依頼完了</w:t>
+            </w:r>
+          </w:p>
+        </w:tc>
+        <w:tc>
+          <w:tcPr>
+            <w:tcW w:w="833" w:type="pct"/>
+          </w:tcPr>
+          <w:p>
+            <w:r>
+              <w:t>POST</w:t>
+            </w:r>
+          </w:p>
+        </w:tc>
+        <w:tc>
+          <w:tcPr>
+            <w:tcW w:w="833" w:type="pct"/>
+          </w:tcPr>
+          <w:p>
+            <w:r>
+              <w:t>/repair-task/tasks/{repairTaskId}/vendor-requests/complete</w:t>
+            </w:r>
+          </w:p>
+        </w:tc>
+        <w:tc>
+          <w:tcPr>
+            <w:tcW w:w="833" w:type="pct"/>
+          </w:tcPr>
+          <w:p>
+            <w:r>
+              <w:rPr>
+                <w:rFonts w:hint="eastAsia"/>
+              </w:rPr>
+              <w:t>送信済み見積依頼を確認しSTEP2へ進める</w:t>
+            </w:r>
+          </w:p>
+        </w:tc>
+        <w:tc>
+          <w:tcPr>
+            <w:tcW w:w="833" w:type="pct"/>
+          </w:tcPr>
+          <w:p>
+            <w:r>
+              <w:t>`repair_management`</w:t>
+            </w:r>
+          </w:p>
+        </w:tc>
+      </w:tr>
+      <w:tr>
+        <w:tc>
+          <w:tcPr>
+            <w:tcW w:w="833" w:type="pct"/>
+          </w:tcPr>
+          <w:p>
+            <w:r>
+              <w:t>7</w:t>
+            </w:r>
+          </w:p>
+        </w:tc>
+        <w:tc>
+          <w:tcPr>
+            <w:tcW w:w="833" w:type="pct"/>
+          </w:tcPr>
+          <w:p>
+            <w:r>
+              <w:rPr>
+                <w:rFonts w:hint="eastAsia"/>
+              </w:rPr>
+              <w:t>修理見積登録</w:t>
+            </w:r>
+          </w:p>
+        </w:tc>
+        <w:tc>
+          <w:tcPr>
+            <w:tcW w:w="833" w:type="pct"/>
+          </w:tcPr>
+          <w:p>
+            <w:r>
+              <w:t>POST</w:t>
+            </w:r>
+          </w:p>
+        </w:tc>
+        <w:tc>
+          <w:tcPr>
+            <w:tcW w:w="833" w:type="pct"/>
+          </w:tcPr>
+          <w:p>
+            <w:r>
+              <w:t>/repair-task/tasks/{repairTaskId}/quotations</w:t>
+            </w:r>
+          </w:p>
+        </w:tc>
+        <w:tc>
+          <w:tcPr>
+            <w:tcW w:w="833" w:type="pct"/>
+          </w:tcPr>
+          <w:p>
+            <w:r>
+              <w:rPr>
+                <w:rFonts w:hint="eastAsia"/>
+              </w:rPr>
+              <w:t>修理見積ヘッダー・明細・添付を登録する</w:t>
+            </w:r>
+          </w:p>
+        </w:tc>
+        <w:tc>
+          <w:tcPr>
+            <w:tcW w:w="833" w:type="pct"/>
+          </w:tcPr>
+          <w:p>
+            <w:r>
+              <w:t>`repair_management`</w:t>
+            </w:r>
+          </w:p>
+        </w:tc>
+      </w:tr>
+      <w:tr>
+        <w:tc>
+          <w:tcPr>
+            <w:tcW w:w="833" w:type="pct"/>
+          </w:tcPr>
+          <w:p>
+            <w:r>
               <w:lastRenderedPageBreak/>
-              <w:t>示情報を取得する</w:t>
+              <w:t>8</w:t>
             </w:r>
           </w:p>
         </w:tc>
@@ -15219,20 +15605,555 @@
           </w:tcPr>
           <w:p>
             <w:r>
+              <w:rPr>
+                <w:rFonts w:hint="eastAsia"/>
+              </w:rPr>
+              <w:t>修理見積削除</w:t>
+            </w:r>
+          </w:p>
+        </w:tc>
+        <w:tc>
+          <w:tcPr>
+            <w:tcW w:w="833" w:type="pct"/>
+          </w:tcPr>
+          <w:p>
+            <w:r>
+              <w:t>DELETE</w:t>
+            </w:r>
+          </w:p>
+        </w:tc>
+        <w:tc>
+          <w:tcPr>
+            <w:tcW w:w="833" w:type="pct"/>
+          </w:tcPr>
+          <w:p>
+            <w:r>
+              <w:t>/repair-task/tasks/{repairTaskId}/quotations/{quotationId}</w:t>
+            </w:r>
+          </w:p>
+        </w:tc>
+        <w:tc>
+          <w:tcPr>
+            <w:tcW w:w="833" w:type="pct"/>
+          </w:tcPr>
+          <w:p>
+            <w:r>
+              <w:rPr>
+                <w:rFonts w:hint="eastAsia"/>
+              </w:rPr>
+              <w:t>発注前の登録済み見積を論理削除する</w:t>
+            </w:r>
+          </w:p>
+        </w:tc>
+        <w:tc>
+          <w:tcPr>
+            <w:tcW w:w="833" w:type="pct"/>
+          </w:tcPr>
+          <w:p>
+            <w:r>
+              <w:t>`repair_management`</w:t>
+            </w:r>
+          </w:p>
+        </w:tc>
+      </w:tr>
+      <w:tr>
+        <w:tc>
+          <w:tcPr>
+            <w:tcW w:w="833" w:type="pct"/>
+          </w:tcPr>
+          <w:p>
+            <w:r>
+              <w:t>9</w:t>
+            </w:r>
+          </w:p>
+        </w:tc>
+        <w:tc>
+          <w:tcPr>
+            <w:tcW w:w="833" w:type="pct"/>
+          </w:tcPr>
+          <w:p>
+            <w:r>
+              <w:rPr>
+                <w:rFonts w:hint="eastAsia"/>
+              </w:rPr>
+              <w:t>修理発注登録</w:t>
+            </w:r>
+          </w:p>
+        </w:tc>
+        <w:tc>
+          <w:tcPr>
+            <w:tcW w:w="833" w:type="pct"/>
+          </w:tcPr>
+          <w:p>
+            <w:r>
+              <w:t>POST</w:t>
+            </w:r>
+          </w:p>
+        </w:tc>
+        <w:tc>
+          <w:tcPr>
+            <w:tcW w:w="833" w:type="pct"/>
+          </w:tcPr>
+          <w:p>
+            <w:r>
+              <w:t>/repair-task/tasks/{repairTaskId}/order</w:t>
+            </w:r>
+          </w:p>
+        </w:tc>
+        <w:tc>
+          <w:tcPr>
+            <w:tcW w:w="833" w:type="pct"/>
+          </w:tcPr>
+          <w:p>
+            <w:r>
+              <w:rPr>
+                <w:rFonts w:hint="eastAsia"/>
+              </w:rPr>
+              <w:t>採用見積から発注情報を作成する</w:t>
+            </w:r>
+          </w:p>
+        </w:tc>
+        <w:tc>
+          <w:tcPr>
+            <w:tcW w:w="833" w:type="pct"/>
+          </w:tcPr>
+          <w:p>
+            <w:r>
+              <w:t>`repair_management`</w:t>
+            </w:r>
+          </w:p>
+        </w:tc>
+      </w:tr>
+      <w:tr>
+        <w:tc>
+          <w:tcPr>
+            <w:tcW w:w="833" w:type="pct"/>
+          </w:tcPr>
+          <w:p>
+            <w:r>
+              <w:t>10</w:t>
+            </w:r>
+          </w:p>
+        </w:tc>
+        <w:tc>
+          <w:tcPr>
+            <w:tcW w:w="833" w:type="pct"/>
+          </w:tcPr>
+          <w:p>
+            <w:r>
+              <w:rPr>
+                <w:rFonts w:hint="eastAsia"/>
+              </w:rPr>
+              <w:t>引取/発送・納期確定登録</w:t>
+            </w:r>
+          </w:p>
+        </w:tc>
+        <w:tc>
+          <w:tcPr>
+            <w:tcW w:w="833" w:type="pct"/>
+          </w:tcPr>
+          <w:p>
+            <w:r>
+              <w:t>POST</w:t>
+            </w:r>
+          </w:p>
+        </w:tc>
+        <w:tc>
+          <w:tcPr>
+            <w:tcW w:w="833" w:type="pct"/>
+          </w:tcPr>
+          <w:p>
+            <w:r>
+              <w:t>/repair-task/tasks/{repairTaskId}/pickup</w:t>
+            </w:r>
+          </w:p>
+        </w:tc>
+        <w:tc>
+          <w:tcPr>
+            <w:tcW w:w="833" w:type="pct"/>
+          </w:tcPr>
+          <w:p>
+            <w:r>
+              <w:rPr>
+                <w:rFonts w:hint="eastAsia"/>
+              </w:rPr>
+              <w:t>引取日、修理品納品予定日、納期確定を登録する</w:t>
+            </w:r>
+          </w:p>
+        </w:tc>
+        <w:tc>
+          <w:tcPr>
+            <w:tcW w:w="833" w:type="pct"/>
+          </w:tcPr>
+          <w:p>
+            <w:r>
+              <w:t>`repair_management`</w:t>
+            </w:r>
+          </w:p>
+        </w:tc>
+      </w:tr>
+      <w:tr>
+        <w:tc>
+          <w:tcPr>
+            <w:tcW w:w="833" w:type="pct"/>
+          </w:tcPr>
+          <w:p>
+            <w:r>
+              <w:t>11</w:t>
+            </w:r>
+          </w:p>
+        </w:tc>
+        <w:tc>
+          <w:tcPr>
+            <w:tcW w:w="833" w:type="pct"/>
+          </w:tcPr>
+          <w:p>
+            <w:r>
+              <w:rPr>
+                <w:rFonts w:hint="eastAsia"/>
+              </w:rPr>
+              <w:t>検収登録</w:t>
+            </w:r>
+          </w:p>
+        </w:tc>
+        <w:tc>
+          <w:tcPr>
+            <w:tcW w:w="833" w:type="pct"/>
+          </w:tcPr>
+          <w:p>
+            <w:r>
+              <w:t>POST</w:t>
+            </w:r>
+          </w:p>
+        </w:tc>
+        <w:tc>
+          <w:tcPr>
+            <w:tcW w:w="833" w:type="pct"/>
+          </w:tcPr>
+          <w:p>
+            <w:r>
+              <w:t>/repair-task/tasks/{repairTaskId}/inspection</w:t>
+            </w:r>
+          </w:p>
+        </w:tc>
+        <w:tc>
+          <w:tcPr>
+            <w:tcW w:w="833" w:type="pct"/>
+          </w:tcPr>
+          <w:p>
+            <w:r>
+              <w:rPr>
+                <w:rFonts w:hint="eastAsia"/>
+              </w:rPr>
+              <w:t>修理報告書・検収金額・仮勘定科目を登録する</w:t>
+            </w:r>
+          </w:p>
+        </w:tc>
+        <w:tc>
+          <w:tcPr>
+            <w:tcW w:w="833" w:type="pct"/>
+          </w:tcPr>
+          <w:p>
+            <w:r>
+              <w:t>`repair_management`</w:t>
+            </w:r>
+          </w:p>
+        </w:tc>
+      </w:tr>
+      <w:tr>
+        <w:tc>
+          <w:tcPr>
+            <w:tcW w:w="833" w:type="pct"/>
+          </w:tcPr>
+          <w:p>
+            <w:r>
+              <w:t>12</w:t>
+            </w:r>
+          </w:p>
+        </w:tc>
+        <w:tc>
+          <w:tcPr>
+            <w:tcW w:w="833" w:type="pct"/>
+          </w:tcPr>
+          <w:p>
+            <w:r>
+              <w:rPr>
+                <w:rFonts w:hint="eastAsia"/>
+              </w:rPr>
+              <w:t>完了登録</w:t>
+            </w:r>
+          </w:p>
+        </w:tc>
+        <w:tc>
+          <w:tcPr>
+            <w:tcW w:w="833" w:type="pct"/>
+          </w:tcPr>
+          <w:p>
+            <w:r>
+              <w:t>POST</w:t>
+            </w:r>
+          </w:p>
+        </w:tc>
+        <w:tc>
+          <w:tcPr>
+            <w:tcW w:w="833" w:type="pct"/>
+          </w:tcPr>
+          <w:p>
+            <w:r>
+              <w:t>/repair-task/tasks/{repairTaskId}/complete</w:t>
+            </w:r>
+          </w:p>
+        </w:tc>
+        <w:tc>
+          <w:tcPr>
+            <w:tcW w:w="833" w:type="pct"/>
+          </w:tcPr>
+          <w:p>
+            <w:r>
+              <w:rPr>
+                <w:rFonts w:hint="eastAsia"/>
+              </w:rPr>
+              <w:t>固定資産番号・最終勘定科目を登録し完了する</w:t>
+            </w:r>
+          </w:p>
+        </w:tc>
+        <w:tc>
+          <w:tcPr>
+            <w:tcW w:w="833" w:type="pct"/>
+          </w:tcPr>
+          <w:p>
+            <w:r>
+              <w:t>`repair_management`</w:t>
+            </w:r>
+          </w:p>
+        </w:tc>
+      </w:tr>
+      <w:tr>
+        <w:tc>
+          <w:tcPr>
+            <w:tcW w:w="833" w:type="pct"/>
+          </w:tcPr>
+          <w:p>
+            <w:r>
+              <w:t>13</w:t>
+            </w:r>
+          </w:p>
+        </w:tc>
+        <w:tc>
+          <w:tcPr>
+            <w:tcW w:w="833" w:type="pct"/>
+          </w:tcPr>
+          <w:p>
+            <w:r>
+              <w:rPr>
+                <w:rFonts w:hint="eastAsia"/>
+              </w:rPr>
+              <w:t>ドキュメント登録</w:t>
+            </w:r>
+          </w:p>
+        </w:tc>
+        <w:tc>
+          <w:tcPr>
+            <w:tcW w:w="833" w:type="pct"/>
+          </w:tcPr>
+          <w:p>
+            <w:r>
+              <w:t>POST</w:t>
+            </w:r>
+          </w:p>
+        </w:tc>
+        <w:tc>
+          <w:tcPr>
+            <w:tcW w:w="833" w:type="pct"/>
+          </w:tcPr>
+          <w:p>
+            <w:r>
+              <w:t>/repair-task/tasks/{repairTaskId}/documents</w:t>
+            </w:r>
+          </w:p>
+        </w:tc>
+        <w:tc>
+          <w:tcPr>
+            <w:tcW w:w="833" w:type="pct"/>
+          </w:tcPr>
+          <w:p>
+            <w:r>
+              <w:rPr>
+                <w:rFonts w:hint="eastAsia"/>
+              </w:rPr>
+              <w:t>修理関連ドキュメントを追加する</w:t>
+            </w:r>
+          </w:p>
+        </w:tc>
+        <w:tc>
+          <w:tcPr>
+            <w:tcW w:w="833" w:type="pct"/>
+          </w:tcPr>
+          <w:p>
+            <w:r>
+              <w:t>`repair_management`</w:t>
+            </w:r>
+          </w:p>
+        </w:tc>
+      </w:tr>
+      <w:tr>
+        <w:tc>
+          <w:tcPr>
+            <w:tcW w:w="833" w:type="pct"/>
+          </w:tcPr>
+          <w:p>
+            <w:r>
+              <w:t>14</w:t>
+            </w:r>
+          </w:p>
+        </w:tc>
+        <w:tc>
+          <w:tcPr>
+            <w:tcW w:w="833" w:type="pct"/>
+          </w:tcPr>
+          <w:p>
+            <w:r>
+              <w:rPr>
+                <w:rFonts w:hint="eastAsia"/>
+              </w:rPr>
+              <w:t>ドキュメント削除</w:t>
+            </w:r>
+          </w:p>
+        </w:tc>
+        <w:tc>
+          <w:tcPr>
+            <w:tcW w:w="833" w:type="pct"/>
+          </w:tcPr>
+          <w:p>
+            <w:r>
+              <w:t>DELETE</w:t>
+            </w:r>
+          </w:p>
+        </w:tc>
+        <w:tc>
+          <w:tcPr>
+            <w:tcW w:w="833" w:type="pct"/>
+          </w:tcPr>
+          <w:p>
+            <w:r>
+              <w:t>/repair-task/tasks/{repairTaskId}/documents/{documentId}</w:t>
+            </w:r>
+          </w:p>
+        </w:tc>
+        <w:tc>
+          <w:tcPr>
+            <w:tcW w:w="833" w:type="pct"/>
+          </w:tcPr>
+          <w:p>
+            <w:r>
+              <w:rPr>
+                <w:rFonts w:hint="eastAsia"/>
+              </w:rPr>
+              <w:t>修理関連ドキュメントを削除する</w:t>
+            </w:r>
+          </w:p>
+        </w:tc>
+        <w:tc>
+          <w:tcPr>
+            <w:tcW w:w="833" w:type="pct"/>
+          </w:tcPr>
+          <w:p>
+            <w:r>
+              <w:t>`repair_management`</w:t>
+            </w:r>
+          </w:p>
+        </w:tc>
+      </w:tr>
+      <w:tr>
+        <w:tc>
+          <w:tcPr>
+            <w:tcW w:w="833" w:type="pct"/>
+          </w:tcPr>
+          <w:p>
+            <w:r>
+              <w:t>15</w:t>
+            </w:r>
+          </w:p>
+        </w:tc>
+        <w:tc>
+          <w:tcPr>
+            <w:tcW w:w="833" w:type="pct"/>
+          </w:tcPr>
+          <w:p>
+            <w:r>
+              <w:rPr>
+                <w:rFonts w:hint="eastAsia"/>
+              </w:rPr>
+              <w:t>修理タスク削除</w:t>
+            </w:r>
+          </w:p>
+        </w:tc>
+        <w:tc>
+          <w:tcPr>
+            <w:tcW w:w="833" w:type="pct"/>
+          </w:tcPr>
+          <w:p>
+            <w:r>
+              <w:t>DELETE</w:t>
+            </w:r>
+          </w:p>
+        </w:tc>
+        <w:tc>
+          <w:tcPr>
+            <w:tcW w:w="833" w:type="pct"/>
+          </w:tcPr>
+          <w:p>
+            <w:r>
+              <w:t>/repair-task/tasks/{repairTaskId}</w:t>
+            </w:r>
+          </w:p>
+        </w:tc>
+        <w:tc>
+          <w:tcPr>
+            <w:tcW w:w="833" w:type="pct"/>
+          </w:tcPr>
+          <w:p>
+            <w:r>
+              <w:rPr>
+                <w:rFonts w:hint="eastAsia"/>
+              </w:rPr>
+              <w:t>見積登録済かつ発注前の修理タスクを論理削除する</w:t>
+            </w:r>
+          </w:p>
+        </w:tc>
+        <w:tc>
+          <w:tcPr>
+            <w:tcW w:w="833" w:type="pct"/>
+          </w:tcPr>
+          <w:p>
+            <w:r>
+              <w:t>`repair_management`</w:t>
+            </w:r>
+          </w:p>
+        </w:tc>
+      </w:tr>
+      <w:tr>
+        <w:tc>
+          <w:tcPr>
+            <w:tcW w:w="833" w:type="pct"/>
+          </w:tcPr>
+          <w:p>
+            <w:r>
               <w:lastRenderedPageBreak/>
-              <w:t>`repair_management`</w:t>
-            </w:r>
-          </w:p>
-        </w:tc>
-      </w:tr>
-      <w:tr>
+              <w:t>16</w:t>
+            </w:r>
+          </w:p>
+        </w:tc>
         <w:tc>
           <w:tcPr>
             <w:tcW w:w="833" w:type="pct"/>
           </w:tcPr>
           <w:p>
             <w:r>
-              <w:t>3</w:t>
+              <w:rPr>
+                <w:rFonts w:hint="eastAsia"/>
+              </w:rPr>
+              <w:t>廃棄申請接続</w:t>
             </w:r>
           </w:p>
         </w:tc>
@@ -15242,10 +16163,7 @@
           </w:tcPr>
           <w:p>
             <w:r>
-              <w:rPr>
-                <w:rFonts w:hint="eastAsia"/>
-              </w:rPr>
-              <w:t>受付判定登録</w:t>
+              <w:t>POST</w:t>
             </w:r>
           </w:p>
         </w:tc>
@@ -15255,7 +16173,7 @@
           </w:tcPr>
           <w:p>
             <w:r>
-              <w:t>POST</w:t>
+              <w:t>/repair-task/tasks/{repairTaskId}/disposal-application</w:t>
             </w:r>
           </w:p>
         </w:tc>
@@ -15265,905 +16183,10 @@
           </w:tcPr>
           <w:p>
             <w:r>
-              <w:t>/repair-task/tasks/{repairTaskId}/approve</w:t>
-            </w:r>
-          </w:p>
-        </w:tc>
-        <w:tc>
-          <w:tcPr>
-            <w:tcW w:w="833" w:type="pct"/>
-          </w:tcPr>
-          <w:p>
-            <w:r>
-              <w:rPr>
-                <w:rFonts w:hint="eastAsia"/>
-              </w:rPr>
-              <w:t>院内/院外振り分けを登録する</w:t>
-            </w:r>
-          </w:p>
-        </w:tc>
-        <w:tc>
-          <w:tcPr>
-            <w:tcW w:w="833" w:type="pct"/>
-          </w:tcPr>
-          <w:p>
-            <w:r>
-              <w:t>`repair_management`</w:t>
-            </w:r>
-          </w:p>
-        </w:tc>
-      </w:tr>
-      <w:tr>
-        <w:tc>
-          <w:tcPr>
-            <w:tcW w:w="833" w:type="pct"/>
-          </w:tcPr>
-          <w:p>
-            <w:r>
-              <w:t>4</w:t>
-            </w:r>
-          </w:p>
-        </w:tc>
-        <w:tc>
-          <w:tcPr>
-            <w:tcW w:w="833" w:type="pct"/>
-          </w:tcPr>
-          <w:p>
-            <w:r>
-              <w:rPr>
-                <w:rFonts w:hint="eastAsia"/>
-              </w:rPr>
-              <w:t>申請却下・修理不能終端</w:t>
-            </w:r>
-          </w:p>
-        </w:tc>
-        <w:tc>
-          <w:tcPr>
-            <w:tcW w:w="833" w:type="pct"/>
-          </w:tcPr>
-          <w:p>
-            <w:r>
-              <w:t>POST</w:t>
-            </w:r>
-          </w:p>
-        </w:tc>
-        <w:tc>
-          <w:tcPr>
-            <w:tcW w:w="833" w:type="pct"/>
-          </w:tcPr>
-          <w:p>
-            <w:r>
-              <w:t>/repair-task/tasks/{repairTaskId}/reject</w:t>
-            </w:r>
-          </w:p>
-        </w:tc>
-        <w:tc>
-          <w:tcPr>
-            <w:tcW w:w="833" w:type="pct"/>
-          </w:tcPr>
-          <w:p>
-            <w:r>
-              <w:rPr>
-                <w:rFonts w:hint="eastAsia"/>
-              </w:rPr>
-              <w:t>申請却下または廃棄申請を伴わない修理不能終端を登録する</w:t>
-            </w:r>
-          </w:p>
-        </w:tc>
-        <w:tc>
-          <w:tcPr>
-            <w:tcW w:w="833" w:type="pct"/>
-          </w:tcPr>
-          <w:p>
-            <w:r>
-              <w:t>`repair_management`</w:t>
-            </w:r>
-          </w:p>
-        </w:tc>
-      </w:tr>
-      <w:tr>
-        <w:tc>
-          <w:tcPr>
-            <w:tcW w:w="833" w:type="pct"/>
-          </w:tcPr>
-          <w:p>
-            <w:r>
-              <w:t>5</w:t>
-            </w:r>
-          </w:p>
-        </w:tc>
-        <w:tc>
-          <w:tcPr>
-            <w:tcW w:w="833" w:type="pct"/>
-          </w:tcPr>
-          <w:p>
-            <w:r>
-              <w:rPr>
-                <w:rFonts w:hint="eastAsia"/>
-              </w:rPr>
-              <w:t>見積依頼先登録・送信</w:t>
-            </w:r>
-          </w:p>
-        </w:tc>
-        <w:tc>
-          <w:tcPr>
-            <w:tcW w:w="833" w:type="pct"/>
-          </w:tcPr>
-          <w:p>
-            <w:r>
-              <w:t>POST</w:t>
-            </w:r>
-          </w:p>
-        </w:tc>
-        <w:tc>
-          <w:tcPr>
-            <w:tcW w:w="833" w:type="pct"/>
-          </w:tcPr>
-          <w:p>
-            <w:r>
-              <w:t>/repair-task/tasks/{repairTaskId}/vendor-requests</w:t>
-            </w:r>
-          </w:p>
-        </w:tc>
-        <w:tc>
-          <w:tcPr>
-            <w:tcW w:w="833" w:type="pct"/>
-          </w:tcPr>
-          <w:p>
-            <w:r>
-              <w:rPr>
-                <w:rFonts w:hint="eastAsia"/>
-              </w:rPr>
-              <w:t>院外修理の見積依頼先を登録し依頼送信する</w:t>
-            </w:r>
-          </w:p>
-        </w:tc>
-        <w:tc>
-          <w:tcPr>
-            <w:tcW w:w="833" w:type="pct"/>
-          </w:tcPr>
-          <w:p>
-            <w:r>
-              <w:t>`repair_management`</w:t>
-            </w:r>
-          </w:p>
-        </w:tc>
-      </w:tr>
-      <w:tr>
-        <w:tc>
-          <w:tcPr>
-            <w:tcW w:w="833" w:type="pct"/>
-          </w:tcPr>
-          <w:p>
-            <w:r>
-              <w:t>6</w:t>
-            </w:r>
-          </w:p>
-        </w:tc>
-        <w:tc>
-          <w:tcPr>
-            <w:tcW w:w="833" w:type="pct"/>
-          </w:tcPr>
-          <w:p>
-            <w:r>
-              <w:rPr>
-                <w:rFonts w:hint="eastAsia"/>
-              </w:rPr>
-              <w:t>見積依頼完了</w:t>
-            </w:r>
-          </w:p>
-        </w:tc>
-        <w:tc>
-          <w:tcPr>
-            <w:tcW w:w="833" w:type="pct"/>
-          </w:tcPr>
-          <w:p>
-            <w:r>
-              <w:t>POST</w:t>
-            </w:r>
-          </w:p>
-        </w:tc>
-        <w:tc>
-          <w:tcPr>
-            <w:tcW w:w="833" w:type="pct"/>
-          </w:tcPr>
-          <w:p>
-            <w:r>
-              <w:t>/repair-task/tasks/{repairTaskId}/vendor-requests/complete</w:t>
-            </w:r>
-          </w:p>
-        </w:tc>
-        <w:tc>
-          <w:tcPr>
-            <w:tcW w:w="833" w:type="pct"/>
-          </w:tcPr>
-          <w:p>
-            <w:r>
-              <w:rPr>
-                <w:rFonts w:hint="eastAsia"/>
-              </w:rPr>
-              <w:t>送信済み見積依頼を確認しSTEP2へ進める</w:t>
-            </w:r>
-          </w:p>
-        </w:tc>
-        <w:tc>
-          <w:tcPr>
-            <w:tcW w:w="833" w:type="pct"/>
-          </w:tcPr>
-          <w:p>
-            <w:r>
-              <w:t>`repair_management`</w:t>
-            </w:r>
-          </w:p>
-        </w:tc>
-      </w:tr>
-      <w:tr>
-        <w:tc>
-          <w:tcPr>
-            <w:tcW w:w="833" w:type="pct"/>
-          </w:tcPr>
-          <w:p>
-            <w:r>
-              <w:t>7</w:t>
-            </w:r>
-          </w:p>
-        </w:tc>
-        <w:tc>
-          <w:tcPr>
-            <w:tcW w:w="833" w:type="pct"/>
-          </w:tcPr>
-          <w:p>
-            <w:r>
-              <w:rPr>
-                <w:rFonts w:hint="eastAsia"/>
-              </w:rPr>
-              <w:t>修理見積登録</w:t>
-            </w:r>
-          </w:p>
-        </w:tc>
-        <w:tc>
-          <w:tcPr>
-            <w:tcW w:w="833" w:type="pct"/>
-          </w:tcPr>
-          <w:p>
-            <w:r>
-              <w:t>POST</w:t>
-            </w:r>
-          </w:p>
-        </w:tc>
-        <w:tc>
-          <w:tcPr>
-            <w:tcW w:w="833" w:type="pct"/>
-          </w:tcPr>
-          <w:p>
-            <w:r>
-              <w:t>/repair-task/tasks/{repairTaskId}/quotations</w:t>
-            </w:r>
-          </w:p>
-        </w:tc>
-        <w:tc>
-          <w:tcPr>
-            <w:tcW w:w="833" w:type="pct"/>
-          </w:tcPr>
-          <w:p>
-            <w:r>
-              <w:rPr>
-                <w:rFonts w:hint="eastAsia"/>
-              </w:rPr>
-              <w:t>修理見積ヘッダー・明細・添付を登録する</w:t>
-            </w:r>
-          </w:p>
-        </w:tc>
-        <w:tc>
-          <w:tcPr>
-            <w:tcW w:w="833" w:type="pct"/>
-          </w:tcPr>
-          <w:p>
-            <w:r>
-              <w:t>`repair_management`</w:t>
-            </w:r>
-          </w:p>
-        </w:tc>
-      </w:tr>
-      <w:tr>
-        <w:tc>
-          <w:tcPr>
-            <w:tcW w:w="833" w:type="pct"/>
-          </w:tcPr>
-          <w:p>
-            <w:r>
-              <w:t>8</w:t>
-            </w:r>
-          </w:p>
-        </w:tc>
-        <w:tc>
-          <w:tcPr>
-            <w:tcW w:w="833" w:type="pct"/>
-          </w:tcPr>
-          <w:p>
-            <w:r>
-              <w:rPr>
-                <w:rFonts w:hint="eastAsia"/>
-              </w:rPr>
-              <w:t>修理見積削除</w:t>
-            </w:r>
-          </w:p>
-        </w:tc>
-        <w:tc>
-          <w:tcPr>
-            <w:tcW w:w="833" w:type="pct"/>
-          </w:tcPr>
-          <w:p>
-            <w:r>
-              <w:t>DELETE</w:t>
-            </w:r>
-          </w:p>
-        </w:tc>
-        <w:tc>
-          <w:tcPr>
-            <w:tcW w:w="833" w:type="pct"/>
-          </w:tcPr>
-          <w:p>
-            <w:r>
-              <w:t>/repair-task/tasks/{repairTaskId}/quotations/{quotationId}</w:t>
-            </w:r>
-          </w:p>
-        </w:tc>
-        <w:tc>
-          <w:tcPr>
-            <w:tcW w:w="833" w:type="pct"/>
-          </w:tcPr>
-          <w:p>
-            <w:r>
-              <w:rPr>
-                <w:rFonts w:hint="eastAsia"/>
-              </w:rPr>
-              <w:t>発注前の登録済み見積を論理削除する</w:t>
-            </w:r>
-          </w:p>
-        </w:tc>
-        <w:tc>
-          <w:tcPr>
-            <w:tcW w:w="833" w:type="pct"/>
-          </w:tcPr>
-          <w:p>
-            <w:r>
-              <w:t>`repair_management`</w:t>
-            </w:r>
-          </w:p>
-        </w:tc>
-      </w:tr>
-      <w:tr>
-        <w:tc>
-          <w:tcPr>
-            <w:tcW w:w="833" w:type="pct"/>
-          </w:tcPr>
-          <w:p>
-            <w:r>
-              <w:t>9</w:t>
-            </w:r>
-          </w:p>
-        </w:tc>
-        <w:tc>
-          <w:tcPr>
-            <w:tcW w:w="833" w:type="pct"/>
-          </w:tcPr>
-          <w:p>
-            <w:r>
-              <w:rPr>
-                <w:rFonts w:hint="eastAsia"/>
-              </w:rPr>
-              <w:t>修理発注登録</w:t>
-            </w:r>
-          </w:p>
-        </w:tc>
-        <w:tc>
-          <w:tcPr>
-            <w:tcW w:w="833" w:type="pct"/>
-          </w:tcPr>
-          <w:p>
-            <w:r>
-              <w:t>POST</w:t>
-            </w:r>
-          </w:p>
-        </w:tc>
-        <w:tc>
-          <w:tcPr>
-            <w:tcW w:w="833" w:type="pct"/>
-          </w:tcPr>
-          <w:p>
-            <w:r>
-              <w:t>/repair-task/tasks/{repairTaskId}/order</w:t>
-            </w:r>
-          </w:p>
-        </w:tc>
-        <w:tc>
-          <w:tcPr>
-            <w:tcW w:w="833" w:type="pct"/>
-          </w:tcPr>
-          <w:p>
-            <w:r>
-              <w:rPr>
-                <w:rFonts w:hint="eastAsia"/>
-              </w:rPr>
-              <w:t>採用見積から発注情報を作成する</w:t>
-            </w:r>
-          </w:p>
-        </w:tc>
-        <w:tc>
-          <w:tcPr>
-            <w:tcW w:w="833" w:type="pct"/>
-          </w:tcPr>
-          <w:p>
-            <w:r>
-              <w:t>`repair_management`</w:t>
-            </w:r>
-          </w:p>
-        </w:tc>
-      </w:tr>
-      <w:tr>
-        <w:tc>
-          <w:tcPr>
-            <w:tcW w:w="833" w:type="pct"/>
-          </w:tcPr>
-          <w:p>
-            <w:r>
-              <w:lastRenderedPageBreak/>
-              <w:t>10</w:t>
-            </w:r>
-          </w:p>
-        </w:tc>
-        <w:tc>
-          <w:tcPr>
-            <w:tcW w:w="833" w:type="pct"/>
-          </w:tcPr>
-          <w:p>
-            <w:r>
-              <w:rPr>
-                <w:rFonts w:hint="eastAsia"/>
-              </w:rPr>
-              <w:t>引取/発送・納期確定登録</w:t>
-            </w:r>
-          </w:p>
-        </w:tc>
-        <w:tc>
-          <w:tcPr>
-            <w:tcW w:w="833" w:type="pct"/>
-          </w:tcPr>
-          <w:p>
-            <w:r>
-              <w:t>POST</w:t>
-            </w:r>
-          </w:p>
-        </w:tc>
-        <w:tc>
-          <w:tcPr>
-            <w:tcW w:w="833" w:type="pct"/>
-          </w:tcPr>
-          <w:p>
-            <w:r>
-              <w:t>/repair-task/tasks/{repairTaskId}/pickup</w:t>
-            </w:r>
-          </w:p>
-        </w:tc>
-        <w:tc>
-          <w:tcPr>
-            <w:tcW w:w="833" w:type="pct"/>
-          </w:tcPr>
-          <w:p>
-            <w:r>
-              <w:rPr>
-                <w:rFonts w:hint="eastAsia"/>
-              </w:rPr>
-              <w:t>引取日、修理品納品予定日、納期確定を登録する</w:t>
-            </w:r>
-          </w:p>
-        </w:tc>
-        <w:tc>
-          <w:tcPr>
-            <w:tcW w:w="833" w:type="pct"/>
-          </w:tcPr>
-          <w:p>
-            <w:r>
-              <w:t>`repair_management`</w:t>
-            </w:r>
-          </w:p>
-        </w:tc>
-      </w:tr>
-      <w:tr>
-        <w:tc>
-          <w:tcPr>
-            <w:tcW w:w="833" w:type="pct"/>
-          </w:tcPr>
-          <w:p>
-            <w:r>
-              <w:t>11</w:t>
-            </w:r>
-          </w:p>
-        </w:tc>
-        <w:tc>
-          <w:tcPr>
-            <w:tcW w:w="833" w:type="pct"/>
-          </w:tcPr>
-          <w:p>
-            <w:r>
-              <w:rPr>
-                <w:rFonts w:hint="eastAsia"/>
-              </w:rPr>
-              <w:t>検収登録</w:t>
-            </w:r>
-          </w:p>
-        </w:tc>
-        <w:tc>
-          <w:tcPr>
-            <w:tcW w:w="833" w:type="pct"/>
-          </w:tcPr>
-          <w:p>
-            <w:r>
-              <w:t>POST</w:t>
-            </w:r>
-          </w:p>
-        </w:tc>
-        <w:tc>
-          <w:tcPr>
-            <w:tcW w:w="833" w:type="pct"/>
-          </w:tcPr>
-          <w:p>
-            <w:r>
-              <w:t>/repair-task/tasks/{repairTaskId}/inspection</w:t>
-            </w:r>
-          </w:p>
-        </w:tc>
-        <w:tc>
-          <w:tcPr>
-            <w:tcW w:w="833" w:type="pct"/>
-          </w:tcPr>
-          <w:p>
-            <w:r>
-              <w:rPr>
-                <w:rFonts w:hint="eastAsia"/>
-              </w:rPr>
-              <w:t>修理報告書・検収金額・仮勘定科目を登録する</w:t>
-            </w:r>
-          </w:p>
-        </w:tc>
-        <w:tc>
-          <w:tcPr>
-            <w:tcW w:w="833" w:type="pct"/>
-          </w:tcPr>
-          <w:p>
-            <w:r>
-              <w:t>`repair_management`</w:t>
-            </w:r>
-          </w:p>
-        </w:tc>
-      </w:tr>
-      <w:tr>
-        <w:tc>
-          <w:tcPr>
-            <w:tcW w:w="833" w:type="pct"/>
-          </w:tcPr>
-          <w:p>
-            <w:r>
-              <w:t>12</w:t>
-            </w:r>
-          </w:p>
-        </w:tc>
-        <w:tc>
-          <w:tcPr>
-            <w:tcW w:w="833" w:type="pct"/>
-          </w:tcPr>
-          <w:p>
-            <w:r>
-              <w:rPr>
-                <w:rFonts w:hint="eastAsia"/>
-              </w:rPr>
-              <w:t>完了登録</w:t>
-            </w:r>
-          </w:p>
-        </w:tc>
-        <w:tc>
-          <w:tcPr>
-            <w:tcW w:w="833" w:type="pct"/>
-          </w:tcPr>
-          <w:p>
-            <w:r>
-              <w:t>POST</w:t>
-            </w:r>
-          </w:p>
-        </w:tc>
-        <w:tc>
-          <w:tcPr>
-            <w:tcW w:w="833" w:type="pct"/>
-          </w:tcPr>
-          <w:p>
-            <w:r>
-              <w:t>/repair-task/tasks/{repairTaskId}/complete</w:t>
-            </w:r>
-          </w:p>
-        </w:tc>
-        <w:tc>
-          <w:tcPr>
-            <w:tcW w:w="833" w:type="pct"/>
-          </w:tcPr>
-          <w:p>
-            <w:r>
-              <w:rPr>
-                <w:rFonts w:hint="eastAsia"/>
-              </w:rPr>
-              <w:t>固定資産番号・最終勘定科目を登録し完了する</w:t>
-            </w:r>
-          </w:p>
-        </w:tc>
-        <w:tc>
-          <w:tcPr>
-            <w:tcW w:w="833" w:type="pct"/>
-          </w:tcPr>
-          <w:p>
-            <w:r>
-              <w:t>`repair_management`</w:t>
-            </w:r>
-          </w:p>
-        </w:tc>
-      </w:tr>
-      <w:tr>
-        <w:tc>
-          <w:tcPr>
-            <w:tcW w:w="833" w:type="pct"/>
-          </w:tcPr>
-          <w:p>
-            <w:r>
-              <w:t>13</w:t>
-            </w:r>
-          </w:p>
-        </w:tc>
-        <w:tc>
-          <w:tcPr>
-            <w:tcW w:w="833" w:type="pct"/>
-          </w:tcPr>
-          <w:p>
-            <w:r>
-              <w:rPr>
-                <w:rFonts w:hint="eastAsia"/>
-              </w:rPr>
-              <w:t>ドキュメント登録</w:t>
-            </w:r>
-          </w:p>
-        </w:tc>
-        <w:tc>
-          <w:tcPr>
-            <w:tcW w:w="833" w:type="pct"/>
-          </w:tcPr>
-          <w:p>
-            <w:r>
-              <w:t>POST</w:t>
-            </w:r>
-          </w:p>
-        </w:tc>
-        <w:tc>
-          <w:tcPr>
-            <w:tcW w:w="833" w:type="pct"/>
-          </w:tcPr>
-          <w:p>
-            <w:r>
-              <w:t>/repair-task/tasks/{repairTaskId}/documents</w:t>
-            </w:r>
-          </w:p>
-        </w:tc>
-        <w:tc>
-          <w:tcPr>
-            <w:tcW w:w="833" w:type="pct"/>
-          </w:tcPr>
-          <w:p>
-            <w:r>
-              <w:rPr>
-                <w:rFonts w:hint="eastAsia"/>
-              </w:rPr>
-              <w:t>修理関連ドキュメントを追加する</w:t>
-            </w:r>
-          </w:p>
-        </w:tc>
-        <w:tc>
-          <w:tcPr>
-            <w:tcW w:w="833" w:type="pct"/>
-          </w:tcPr>
-          <w:p>
-            <w:r>
-              <w:t>`repair_management`</w:t>
-            </w:r>
-          </w:p>
-        </w:tc>
-      </w:tr>
-      <w:tr>
-        <w:tc>
-          <w:tcPr>
-            <w:tcW w:w="833" w:type="pct"/>
-          </w:tcPr>
-          <w:p>
-            <w:r>
-              <w:t>14</w:t>
-            </w:r>
-          </w:p>
-        </w:tc>
-        <w:tc>
-          <w:tcPr>
-            <w:tcW w:w="833" w:type="pct"/>
-          </w:tcPr>
-          <w:p>
-            <w:r>
-              <w:rPr>
-                <w:rFonts w:hint="eastAsia"/>
-              </w:rPr>
-              <w:t>ドキュメント削除</w:t>
-            </w:r>
-          </w:p>
-        </w:tc>
-        <w:tc>
-          <w:tcPr>
-            <w:tcW w:w="833" w:type="pct"/>
-          </w:tcPr>
-          <w:p>
-            <w:r>
-              <w:t>DELETE</w:t>
-            </w:r>
-          </w:p>
-        </w:tc>
-        <w:tc>
-          <w:tcPr>
-            <w:tcW w:w="833" w:type="pct"/>
-          </w:tcPr>
-          <w:p>
-            <w:r>
-              <w:t>/repair-task/tasks/{repairTaskId}/documents/{documentId}</w:t>
-            </w:r>
-          </w:p>
-        </w:tc>
-        <w:tc>
-          <w:tcPr>
-            <w:tcW w:w="833" w:type="pct"/>
-          </w:tcPr>
-          <w:p>
-            <w:r>
-              <w:rPr>
-                <w:rFonts w:hint="eastAsia"/>
-              </w:rPr>
-              <w:t>修理関連ドキュメントを削除する</w:t>
-            </w:r>
-          </w:p>
-        </w:tc>
-        <w:tc>
-          <w:tcPr>
-            <w:tcW w:w="833" w:type="pct"/>
-          </w:tcPr>
-          <w:p>
-            <w:r>
-              <w:t>`repair_management`</w:t>
-            </w:r>
-          </w:p>
-        </w:tc>
-      </w:tr>
-      <w:tr>
-        <w:tc>
-          <w:tcPr>
-            <w:tcW w:w="833" w:type="pct"/>
-          </w:tcPr>
-          <w:p>
-            <w:r>
-              <w:t>15</w:t>
-            </w:r>
-          </w:p>
-        </w:tc>
-        <w:tc>
-          <w:tcPr>
-            <w:tcW w:w="833" w:type="pct"/>
-          </w:tcPr>
-          <w:p>
-            <w:r>
-              <w:rPr>
-                <w:rFonts w:hint="eastAsia"/>
-              </w:rPr>
-              <w:t>修理タスク削除</w:t>
-            </w:r>
-          </w:p>
-        </w:tc>
-        <w:tc>
-          <w:tcPr>
-            <w:tcW w:w="833" w:type="pct"/>
-          </w:tcPr>
-          <w:p>
-            <w:r>
-              <w:t>DELETE</w:t>
-            </w:r>
-          </w:p>
-        </w:tc>
-        <w:tc>
-          <w:tcPr>
-            <w:tcW w:w="833" w:type="pct"/>
-          </w:tcPr>
-          <w:p>
-            <w:r>
-              <w:t>/repair-task/tasks/{repairTaskId}</w:t>
-            </w:r>
-          </w:p>
-        </w:tc>
-        <w:tc>
-          <w:tcPr>
-            <w:tcW w:w="833" w:type="pct"/>
-          </w:tcPr>
-          <w:p>
-            <w:r>
-              <w:rPr>
-                <w:rFonts w:hint="eastAsia"/>
-              </w:rPr>
-              <w:t>見積登録済かつ発注前の修理タスクを論理削除する</w:t>
-            </w:r>
-          </w:p>
-        </w:tc>
-        <w:tc>
-          <w:tcPr>
-            <w:tcW w:w="833" w:type="pct"/>
-          </w:tcPr>
-          <w:p>
-            <w:r>
-              <w:t>`repair_management`</w:t>
-            </w:r>
-          </w:p>
-        </w:tc>
-      </w:tr>
-      <w:tr>
-        <w:tc>
-          <w:tcPr>
-            <w:tcW w:w="833" w:type="pct"/>
-          </w:tcPr>
-          <w:p>
-            <w:r>
-              <w:t>16</w:t>
-            </w:r>
-          </w:p>
-        </w:tc>
-        <w:tc>
-          <w:tcPr>
-            <w:tcW w:w="833" w:type="pct"/>
-          </w:tcPr>
-          <w:p>
-            <w:r>
-              <w:rPr>
-                <w:rFonts w:hint="eastAsia"/>
-              </w:rPr>
-              <w:t>廃棄申請接続</w:t>
-            </w:r>
-          </w:p>
-        </w:tc>
-        <w:tc>
-          <w:tcPr>
-            <w:tcW w:w="833" w:type="pct"/>
-          </w:tcPr>
-          <w:p>
-            <w:r>
-              <w:t>POST</w:t>
-            </w:r>
-          </w:p>
-        </w:tc>
-        <w:tc>
-          <w:tcPr>
-            <w:tcW w:w="833" w:type="pct"/>
-          </w:tcPr>
-          <w:p>
-            <w:r>
-              <w:t>/repair-task/tasks/{repairTaskId}/disposal-application</w:t>
-            </w:r>
-          </w:p>
-        </w:tc>
-        <w:tc>
-          <w:tcPr>
-            <w:tcW w:w="833" w:type="pct"/>
-          </w:tcPr>
-          <w:p>
-            <w:r>
-              <w:rPr>
-                <w:rFonts w:hint="eastAsia"/>
-              </w:rPr>
-              <w:t>登録済み資産の修理不能から廃棄申請を作成する</w:t>
+              <w:rPr>
+                <w:rFonts w:hint="eastAsia"/>
+              </w:rPr>
+              <w:t>登録済み資産または未登録資産の修理不能から廃棄申請を作成する</w:t>
             </w:r>
           </w:p>
         </w:tc>
@@ -16187,12 +16210,11 @@
           <w:rFonts w:hint="eastAsia"/>
         </w:rPr>
       </w:pPr>
-      <w:bookmarkStart w:id="24" w:name="_Toc230121241"/>
+      <w:bookmarkStart w:id="24" w:name="_Toc230167339"/>
       <w:r>
         <w:rPr>
           <w:rFonts w:hint="eastAsia"/>
         </w:rPr>
-        <w:lastRenderedPageBreak/>
         <w:t>第5章 修理管理機能設計</w:t>
       </w:r>
       <w:bookmarkEnd w:id="24"/>
@@ -16204,7 +16226,7 @@
           <w:rFonts w:hint="eastAsia"/>
         </w:rPr>
       </w:pPr>
-      <w:bookmarkStart w:id="25" w:name="_Toc230121242"/>
+      <w:bookmarkStart w:id="25" w:name="_Toc230167340"/>
       <w:r>
         <w:rPr>
           <w:rFonts w:hint="eastAsia"/>
@@ -16270,7 +16292,7 @@
           <w:rFonts w:hint="eastAsia"/>
         </w:rPr>
       </w:pPr>
-      <w:bookmarkStart w:id="26" w:name="_Toc230121243"/>
+      <w:bookmarkStart w:id="26" w:name="_Toc230167341"/>
       <w:r>
         <w:rPr>
           <w:rFonts w:hint="eastAsia"/>
@@ -16463,6 +16485,7 @@
           </w:tcPr>
           <w:p>
             <w:r>
+              <w:lastRenderedPageBreak/>
               <w:t>repairCategory</w:t>
             </w:r>
           </w:p>
@@ -16680,7 +16703,6 @@
           </w:tcPr>
           <w:p>
             <w:r>
-              <w:lastRenderedPageBreak/>
               <w:t>pageSize</w:t>
             </w:r>
           </w:p>
@@ -16860,6 +16882,7 @@
         <w:rPr>
           <w:rFonts w:hint="eastAsia"/>
         </w:rPr>
+        <w:lastRenderedPageBreak/>
         <w:t>レスポンスには各行の `availableActions` を返し、保存ステータス、登録済み資産区分、修理区分に基づく操作ボタン表示をこの値で制御する。`status='見積登録済'` かつ発注前の場合のみ `DELETE_TASK` を含める</w:t>
       </w:r>
     </w:p>
@@ -16870,7 +16893,7 @@
           <w:rFonts w:hint="eastAsia"/>
         </w:rPr>
       </w:pPr>
-      <w:bookmarkStart w:id="27" w:name="_Toc230121244"/>
+      <w:bookmarkStart w:id="27" w:name="_Toc230167342"/>
       <w:r>
         <w:rPr>
           <w:rFonts w:hint="eastAsia"/>
@@ -17126,7 +17149,6 @@
           </w:tcPr>
           <w:p>
             <w:r>
-              <w:lastRenderedPageBreak/>
               <w:t>page</w:t>
             </w:r>
           </w:p>
@@ -17920,6 +17942,7 @@
           </w:tcPr>
           <w:p>
             <w:r>
+              <w:lastRenderedPageBreak/>
               <w:t>makerName</w:t>
             </w:r>
           </w:p>
@@ -18175,14 +18198,7 @@
               <w:rPr>
                 <w:rFonts w:hint="eastAsia"/>
               </w:rPr>
-              <w:t>画面表示可能操作。例: `REQUEST_QU</w:t>
-            </w:r>
-            <w:r>
-              <w:rPr>
-                <w:rFonts w:hint="eastAsia"/>
-              </w:rPr>
-              <w:lastRenderedPageBreak/>
-              <w:t>OTATION` / `REGISTER_QUOTATION` / `REGISTER_ORDER` / `DELETE_TASK` / `REGISTER_WORK_DATE` / `COMPLETE_TASK` / `CREATE_DISPOSAL_APPLICATION`</w:t>
+              <w:t>画面表示可能操作。例: `REQUEST_QUOTATION` / `REGISTER_QUOTATION` / `REGISTER_ORDER` / `DELETE_TASK` / `REGISTER_WORK_DATE` / `COMPLETE_TASK` / `CREATE_DISPOSAL_APPLICATION`</w:t>
             </w:r>
           </w:p>
         </w:tc>
@@ -18196,7 +18212,7 @@
           <w:rFonts w:hint="eastAsia"/>
         </w:rPr>
       </w:pPr>
-      <w:bookmarkStart w:id="28" w:name="_Toc230121245"/>
+      <w:bookmarkStart w:id="28" w:name="_Toc230167343"/>
       <w:r>
         <w:rPr>
           <w:rFonts w:hint="eastAsia"/>
@@ -18472,11 +18488,12 @@
           <w:rFonts w:hint="eastAsia"/>
         </w:rPr>
       </w:pPr>
-      <w:bookmarkStart w:id="29" w:name="_Toc230121246"/>
+      <w:bookmarkStart w:id="29" w:name="_Toc230167344"/>
       <w:r>
         <w:rPr>
           <w:rFonts w:hint="eastAsia"/>
         </w:rPr>
+        <w:lastRenderedPageBreak/>
         <w:t>修理タスク詳細取得（/repair-task/tasks/{repairTaskId}）</w:t>
       </w:r>
       <w:bookmarkEnd w:id="29"/>
@@ -18538,12 +18555,11 @@
           <w:rFonts w:hint="eastAsia"/>
         </w:rPr>
       </w:pPr>
-      <w:bookmarkStart w:id="30" w:name="_Toc230121247"/>
+      <w:bookmarkStart w:id="30" w:name="_Toc230167345"/>
       <w:r>
         <w:rPr>
           <w:rFonts w:hint="eastAsia"/>
         </w:rPr>
-        <w:lastRenderedPageBreak/>
         <w:t>リクエストパラメータ</w:t>
       </w:r>
       <w:bookmarkEnd w:id="30"/>
@@ -18846,7 +18862,8 @@
         <w:rPr>
           <w:rFonts w:hint="eastAsia"/>
         </w:rPr>
-        <w:t>登録済み資産かつ `status='見積登録済'` の場合のみ `availableActions` に `CREATE_DISPOSAL_APPLICATION` を含める。未登録資産、院内修理、STEP2以外では含めない</w:t>
+        <w:lastRenderedPageBreak/>
+        <w:t>`status='見積登録済'` かつ `repair_category='OUTSOURCED'` の場合は、登録済み資産・未登録資産のどちらでも `availableActions` に `CREATE_DISPOSAL_APPLICATION` を含める。院内修理、STEP2以外、または修理対象物品情報が不足する場合は含めない</w:t>
       </w:r>
     </w:p>
     <w:p>
@@ -18856,7 +18873,7 @@
           <w:rFonts w:hint="eastAsia"/>
         </w:rPr>
       </w:pPr>
-      <w:bookmarkStart w:id="31" w:name="_Toc230121248"/>
+      <w:bookmarkStart w:id="31" w:name="_Toc230167346"/>
       <w:r>
         <w:rPr>
           <w:rFonts w:hint="eastAsia"/>
@@ -19202,7 +19219,6 @@
           </w:tcPr>
           <w:p>
             <w:r>
-              <w:lastRenderedPageBreak/>
               <w:t>availableActions</w:t>
             </w:r>
           </w:p>
@@ -19906,6 +19922,7 @@
           </w:tcPr>
           <w:p>
             <w:r>
+              <w:lastRenderedPageBreak/>
               <w:t>itemName</w:t>
             </w:r>
           </w:p>
@@ -20206,26 +20223,18 @@
               <w:rPr>
                 <w:rFonts w:hint="eastAsia"/>
               </w:rPr>
-              <w:t>画面表示可能操作。例: `REQUEST_QUOTATION` / `REG</w:t>
-            </w:r>
-            <w:r>
-              <w:rPr>
-                <w:rFonts w:hint="eastAsia"/>
-              </w:rPr>
-              <w:lastRenderedPageBreak/>
-              <w:t>ISTER_QUOTATION` / `REGISTER_ORDER` / `DELETE_TASK` / `REGISTER_WORK_DATE` / `COMPLETE_TASK` / `CREATE_DISPOSAL_APPLICATION`</w:t>
-            </w:r>
-          </w:p>
-        </w:tc>
-      </w:tr>
-      <w:tr>
-        <w:tc>
-          <w:tcPr>
-            <w:tcW w:w="1250" w:type="pct"/>
-          </w:tcPr>
-          <w:p>
-            <w:r>
-              <w:lastRenderedPageBreak/>
+              <w:t>画面表示可能操作。例: `REQUEST_QUOTATION` / `REGISTER_QUOTATION` / `REGISTER_ORDER` / `DELETE_TASK` / `REGISTER_WORK_DATE` / `COMPLETE_TASK` / `CREATE_DISPOSAL_APPLICATION`</w:t>
+            </w:r>
+          </w:p>
+        </w:tc>
+      </w:tr>
+      <w:tr>
+        <w:tc>
+          <w:tcPr>
+            <w:tcW w:w="1250" w:type="pct"/>
+          </w:tcPr>
+          <w:p>
+            <w:r>
               <w:t>symptomText</w:t>
             </w:r>
           </w:p>
@@ -20592,6 +20601,7 @@
         <w:rPr>
           <w:rFonts w:hint="eastAsia"/>
         </w:rPr>
+        <w:lastRenderedPageBreak/>
         <w:t>steps要素（RepairTaskStep）</w:t>
       </w:r>
     </w:p>
@@ -20830,26 +20840,18 @@
               <w:rPr>
                 <w:rFonts w:hint="eastAsia"/>
               </w:rPr>
-              <w:t xml:space="preserve">`application_task_steps.step_status`。`NOT_STARTED` / `IN_PROGRESS` / `COMPLETED` / `SKIPPED` / </w:t>
-            </w:r>
-            <w:r>
-              <w:rPr>
-                <w:rFonts w:hint="eastAsia"/>
-              </w:rPr>
-              <w:lastRenderedPageBreak/>
-              <w:t>`CANCELED` / `REOPENED`</w:t>
-            </w:r>
-          </w:p>
-        </w:tc>
-      </w:tr>
-      <w:tr>
-        <w:tc>
-          <w:tcPr>
-            <w:tcW w:w="1250" w:type="pct"/>
-          </w:tcPr>
-          <w:p>
-            <w:r>
-              <w:lastRenderedPageBreak/>
+              <w:t>`application_task_steps.step_status`。`NOT_STARTED` / `IN_PROGRESS` / `COMPLETED` / `SKIPPED` / `CANCELED` / `REOPENED`</w:t>
+            </w:r>
+          </w:p>
+        </w:tc>
+      </w:tr>
+      <w:tr>
+        <w:tc>
+          <w:tcPr>
+            <w:tcW w:w="1250" w:type="pct"/>
+          </w:tcPr>
+          <w:p>
+            <w:r>
               <w:t>isCurrent</w:t>
             </w:r>
           </w:p>
@@ -21463,6 +21465,7 @@
           </w:tcPr>
           <w:p>
             <w:r>
+              <w:lastRenderedPageBreak/>
               <w:t>requestStatus</w:t>
             </w:r>
           </w:p>
@@ -21848,7 +21851,6 @@
           </w:tcPr>
           <w:p>
             <w:r>
-              <w:lastRenderedPageBreak/>
               <w:t>totalAmountExclTax</w:t>
             </w:r>
           </w:p>
@@ -22234,6 +22236,7 @@
           </w:tcPr>
           <w:p>
             <w:r>
+              <w:lastRenderedPageBreak/>
               <w:t>modelName</w:t>
             </w:r>
           </w:p>
@@ -22366,7 +22369,6 @@
           </w:tcPr>
           <w:p>
             <w:r>
-              <w:lastRenderedPageBreak/>
               <w:t>amount</w:t>
             </w:r>
           </w:p>
@@ -22881,6 +22883,7 @@
           </w:tcPr>
           <w:p>
             <w:r>
+              <w:lastRenderedPageBreak/>
               <w:t>totalAmount</w:t>
             </w:r>
           </w:p>
@@ -23161,26 +23164,18 @@
               <w:rPr>
                 <w:rFonts w:hint="eastAsia"/>
               </w:rPr>
-              <w:t>`REQUEST_ATTACHMENT` / `QUOTATION` / `CONTR</w:t>
-            </w:r>
-            <w:r>
-              <w:rPr>
-                <w:rFonts w:hint="eastAsia"/>
-              </w:rPr>
-              <w:lastRenderedPageBreak/>
-              <w:t>ACT` / `DELIVERY` / `ACCEPTANCE` / `REPORT` / `PHOTO` / `OTHER` など</w:t>
-            </w:r>
-          </w:p>
-        </w:tc>
-      </w:tr>
-      <w:tr>
-        <w:tc>
-          <w:tcPr>
-            <w:tcW w:w="1250" w:type="pct"/>
-          </w:tcPr>
-          <w:p>
-            <w:r>
-              <w:lastRenderedPageBreak/>
+              <w:t>`REQUEST_ATTACHMENT` / `QUOTATION` / `CONTRACT` / `DELIVERY` / `ACCEPTANCE` / `REPORT` / `PHOTO` / `OTHER` など</w:t>
+            </w:r>
+          </w:p>
+        </w:tc>
+      </w:tr>
+      <w:tr>
+        <w:tc>
+          <w:tcPr>
+            <w:tcW w:w="1250" w:type="pct"/>
+          </w:tcPr>
+          <w:p>
+            <w:r>
               <w:t>documentType</w:t>
             </w:r>
           </w:p>
@@ -23457,6 +23452,7 @@
         <w:rPr>
           <w:rFonts w:hint="eastAsia"/>
         </w:rPr>
+        <w:lastRenderedPageBreak/>
         <w:t>inspection要素（RepairInspectionSummary）</w:t>
       </w:r>
     </w:p>
@@ -23692,26 +23688,18 @@
               <w:rPr>
                 <w:rFonts w:hint="eastAsia"/>
               </w:rPr>
-              <w:t>院外発注修理では `orders.total_amoun</w:t>
-            </w:r>
-            <w:r>
-              <w:rPr>
-                <w:rFonts w:hint="eastAsia"/>
-              </w:rPr>
-              <w:lastRenderedPageBreak/>
-              <w:t>t`、登録済み資産の院外発注修理では `individuals.acquisition_amount` も参照する</w:t>
-            </w:r>
-          </w:p>
-        </w:tc>
-      </w:tr>
-      <w:tr>
-        <w:tc>
-          <w:tcPr>
-            <w:tcW w:w="1250" w:type="pct"/>
-          </w:tcPr>
-          <w:p>
-            <w:r>
-              <w:lastRenderedPageBreak/>
+              <w:t>院外発注修理では `orders.total_amount`、登録済み資産の院外発注修理では `individuals.acquisition_amount` も参照する</w:t>
+            </w:r>
+          </w:p>
+        </w:tc>
+      </w:tr>
+      <w:tr>
+        <w:tc>
+          <w:tcPr>
+            <w:tcW w:w="1250" w:type="pct"/>
+          </w:tcPr>
+          <w:p>
+            <w:r>
               <w:t>provisionalAccountTitle</w:t>
             </w:r>
           </w:p>
@@ -23808,6 +23796,7 @@
         <w:rPr>
           <w:rFonts w:hint="eastAsia"/>
         </w:rPr>
+        <w:lastRenderedPageBreak/>
         <w:t>completion要素（RepairCompletionSummary）</w:t>
       </w:r>
     </w:p>
@@ -24043,26 +24032,18 @@
               <w:rPr>
                 <w:rFonts w:hint="eastAsia"/>
               </w:rPr>
-              <w:t>完了登録日。`applications.status='完</w:t>
-            </w:r>
-            <w:r>
-              <w:rPr>
-                <w:rFonts w:hint="eastAsia"/>
-              </w:rPr>
-              <w:lastRenderedPageBreak/>
-              <w:t>了'` 到達履歴から表示用に返す</w:t>
-            </w:r>
-          </w:p>
-        </w:tc>
-      </w:tr>
-      <w:tr>
-        <w:tc>
-          <w:tcPr>
-            <w:tcW w:w="1250" w:type="pct"/>
-          </w:tcPr>
-          <w:p>
-            <w:r>
-              <w:lastRenderedPageBreak/>
+              <w:t>完了登録日。`applications.status='完了'` 到達履歴から表示用に返す</w:t>
+            </w:r>
+          </w:p>
+        </w:tc>
+      </w:tr>
+      <w:tr>
+        <w:tc>
+          <w:tcPr>
+            <w:tcW w:w="1250" w:type="pct"/>
+          </w:tcPr>
+          <w:p>
+            <w:r>
               <w:t>alternativeReturnedFlag</w:t>
             </w:r>
           </w:p>
@@ -24107,7 +24088,7 @@
           <w:rFonts w:hint="eastAsia"/>
         </w:rPr>
       </w:pPr>
-      <w:bookmarkStart w:id="32" w:name="_Toc230121249"/>
+      <w:bookmarkStart w:id="32" w:name="_Toc230167347"/>
       <w:r>
         <w:rPr>
           <w:rFonts w:hint="eastAsia"/>
@@ -24383,11 +24364,12 @@
           <w:rFonts w:hint="eastAsia"/>
         </w:rPr>
       </w:pPr>
-      <w:bookmarkStart w:id="33" w:name="_Toc230121250"/>
+      <w:bookmarkStart w:id="33" w:name="_Toc230167348"/>
       <w:r>
         <w:rPr>
           <w:rFonts w:hint="eastAsia"/>
         </w:rPr>
+        <w:lastRenderedPageBreak/>
         <w:t>受付判定登録（/repair-task/tasks/{repairTaskId}/approve）</w:t>
       </w:r>
       <w:bookmarkEnd w:id="33"/>
@@ -24402,7 +24384,7 @@
         <w:rPr>
           <w:rFonts w:hint="eastAsia"/>
         </w:rPr>
-        <w:t>STEP1で修理申請を受付し、院内修理または院外修理の振り分けを登録する。却下または修理不能終端は専用の reject API で扱う。</w:t>
+        <w:t>STEP1で修理申請を受付し、院内修理または院外修理の振り分けを登録する。通常却下は reject API、修理不能として廃棄申請へ接続する処理は disposal-application API で扱う。</w:t>
       </w:r>
     </w:p>
     <w:p>
@@ -24449,7 +24431,7 @@
           <w:rFonts w:hint="eastAsia"/>
         </w:rPr>
       </w:pPr>
-      <w:bookmarkStart w:id="34" w:name="_Toc230121251"/>
+      <w:bookmarkStart w:id="34" w:name="_Toc230167349"/>
       <w:r>
         <w:rPr>
           <w:rFonts w:hint="eastAsia"/>
@@ -24647,12 +24629,11 @@
           <w:rFonts w:hint="eastAsia"/>
         </w:rPr>
       </w:pPr>
-      <w:bookmarkStart w:id="35" w:name="_Toc230121252"/>
+      <w:bookmarkStart w:id="35" w:name="_Toc230167350"/>
       <w:r>
         <w:rPr>
           <w:rFonts w:hint="eastAsia"/>
         </w:rPr>
-        <w:lastRenderedPageBreak/>
         <w:t>リクエストボディ</w:t>
       </w:r>
       <w:bookmarkEnd w:id="35"/>
@@ -25311,7 +25292,6 @@
         <w:rPr>
           <w:rFonts w:hint="eastAsia"/>
         </w:rPr>
-        <w:lastRenderedPageBreak/>
         <w:t>受付部署、受付担当者、受付連絡先、代替機情報、引取日、修理品納品予定日は `repair_request_details` に保存する</w:t>
       </w:r>
     </w:p>
@@ -25335,7 +25315,7 @@
           <w:rFonts w:hint="eastAsia"/>
         </w:rPr>
       </w:pPr>
-      <w:bookmarkStart w:id="36" w:name="_Toc230121253"/>
+      <w:bookmarkStart w:id="36" w:name="_Toc230167351"/>
       <w:r>
         <w:rPr>
           <w:rFonts w:hint="eastAsia"/>
@@ -25683,7 +25663,7 @@
           <w:rFonts w:hint="eastAsia"/>
         </w:rPr>
       </w:pPr>
-      <w:bookmarkStart w:id="37" w:name="_Toc230121254"/>
+      <w:bookmarkStart w:id="37" w:name="_Toc230167352"/>
       <w:r>
         <w:rPr>
           <w:rFonts w:hint="eastAsia"/>
@@ -25852,6 +25832,7 @@
           </w:tcPr>
           <w:p>
             <w:r>
+              <w:lastRenderedPageBreak/>
               <w:t>401</w:t>
             </w:r>
           </w:p>
@@ -26029,12 +26010,12 @@
           <w:rFonts w:hint="eastAsia"/>
         </w:rPr>
       </w:pPr>
-      <w:bookmarkStart w:id="38" w:name="_Toc230121255"/>
+      <w:bookmarkStart w:id="38" w:name="_Toc230167353"/>
       <w:r>
         <w:rPr>
           <w:rFonts w:hint="eastAsia"/>
         </w:rPr>
-        <w:t>申請却下・修理不能終端（/repair-task/tasks/{repairTaskId}/reject）</w:t>
+        <w:t>申請却下（/repair-task/tasks/{repairTaskId}/reject）</w:t>
       </w:r>
       <w:bookmarkEnd w:id="38"/>
     </w:p>
@@ -26048,7 +26029,7 @@
         <w:rPr>
           <w:rFonts w:hint="eastAsia"/>
         </w:rPr>
-        <w:t>STEP1またはSTEP2で修理申請を却下終端する。通常却下と修理不能を `application_task_steps.completion_reason` で区別し、未登録資産の修理不能は廃棄申請を作成せず本APIで終端する。</w:t>
+        <w:t>STEP1またはSTEP2で修理申請を通常却下として終端する。修理不能として廃棄申請へ接続する場合は、本APIではなく廃棄申請接続APIを使用する。</w:t>
       </w:r>
     </w:p>
     <w:p>
@@ -26062,7 +26043,6 @@
         <w:rPr>
           <w:rFonts w:hint="eastAsia"/>
         </w:rPr>
-        <w:lastRenderedPageBreak/>
         <w:t>エンドポイント</w:t>
       </w:r>
     </w:p>
@@ -26096,7 +26076,7 @@
           <w:rFonts w:hint="eastAsia"/>
         </w:rPr>
       </w:pPr>
-      <w:bookmarkStart w:id="39" w:name="_Toc230121256"/>
+      <w:bookmarkStart w:id="39" w:name="_Toc230167354"/>
       <w:r>
         <w:rPr>
           <w:rFonts w:hint="eastAsia"/>
@@ -26294,7 +26274,7 @@
           <w:rFonts w:hint="eastAsia"/>
         </w:rPr>
       </w:pPr>
-      <w:bookmarkStart w:id="40" w:name="_Toc230121257"/>
+      <w:bookmarkStart w:id="40" w:name="_Toc230167355"/>
       <w:r>
         <w:rPr>
           <w:rFonts w:hint="eastAsia"/>
@@ -26435,17 +26415,20 @@
           </w:tcPr>
           <w:p>
             <w:r>
-              <w:t>✓</w:t>
-            </w:r>
-          </w:p>
-        </w:tc>
-        <w:tc>
-          <w:tcPr>
-            <w:tcW w:w="1250" w:type="pct"/>
-          </w:tcPr>
-          <w:p>
-            <w:r>
-              <w:t>`REJECTED` / `UNREPAIRABLE`</w:t>
+              <w:t>-</w:t>
+            </w:r>
+          </w:p>
+        </w:tc>
+        <w:tc>
+          <w:tcPr>
+            <w:tcW w:w="1250" w:type="pct"/>
+          </w:tcPr>
+          <w:p>
+            <w:r>
+              <w:rPr>
+                <w:rFonts w:hint="eastAsia"/>
+              </w:rPr>
+              <w:t>`REJECTED` 固定。未指定時も `REJECTED` として扱う</w:t>
             </w:r>
           </w:p>
         </w:tc>
@@ -26489,6 +26472,7 @@
         <w:rPr>
           <w:rFonts w:hint="eastAsia"/>
         </w:rPr>
+        <w:lastRenderedPageBreak/>
         <w:t>認可条件: Bearer トークン上の作業対象施設について `facility_feature_settings` と `user_facility_feature_settings` の両方で `repair_management` が有効であること</w:t>
       </w:r>
     </w:p>
@@ -26529,7 +26513,7 @@
         <w:rPr>
           <w:rFonts w:hint="eastAsia"/>
         </w:rPr>
-        <w:t>`completionReason=REJECTED` の場合は通常却下として扱う</w:t>
+        <w:t>`completionReason` は未指定または `REJECTED` のみ許可し、通常却下として扱う</w:t>
       </w:r>
     </w:p>
     <w:p>
@@ -26542,20 +26526,7 @@
         <w:rPr>
           <w:rFonts w:hint="eastAsia"/>
         </w:rPr>
-        <w:t>`completionReason=UNREPAIRABLE` の場合は修理不能終端として扱う。登録済み資産で廃棄申請も作成する場合は本APIではなく廃棄申請接続APIを使用する</w:t>
-      </w:r>
-    </w:p>
-    <w:p>
-      <w:pPr>
-        <w:rPr>
-          <w:rFonts w:hint="eastAsia"/>
-        </w:rPr>
-      </w:pPr>
-      <w:r>
-        <w:rPr>
-          <w:rFonts w:hint="eastAsia"/>
-        </w:rPr>
-        <w:t>未登録資産の `UNREPAIRABLE` は廃棄申請を作成せず、修理申請側で終端する</w:t>
+        <w:t>`completionReason=UNREPAIRABLE` は受け付けない。修理不能として廃棄申請へ接続する場合は廃棄申請接続APIを使用する</w:t>
       </w:r>
     </w:p>
     <w:p>
@@ -26581,7 +26552,7 @@
         <w:rPr>
           <w:rFonts w:hint="eastAsia"/>
         </w:rPr>
-        <w:t>`application_task_steps.completion_reason` に `REJECTED` または `UNREPAIRABLE` を保存する。却下理由コメント入力は要求しない</w:t>
+        <w:t>`application_task_steps.completion_reason` に `REJECTED` を保存する。却下理由コメント入力は要求しない</w:t>
       </w:r>
     </w:p>
     <w:p>
@@ -26594,7 +26565,6 @@
         <w:rPr>
           <w:rFonts w:hint="eastAsia"/>
         </w:rPr>
-        <w:lastRenderedPageBreak/>
         <w:t>状態変更、履歴、工程完了は同一トランザクションで行う</w:t>
       </w:r>
     </w:p>
@@ -26605,7 +26575,7 @@
           <w:rFonts w:hint="eastAsia"/>
         </w:rPr>
       </w:pPr>
-      <w:bookmarkStart w:id="41" w:name="_Toc230121258"/>
+      <w:bookmarkStart w:id="41" w:name="_Toc230167356"/>
       <w:r>
         <w:rPr>
           <w:rFonts w:hint="eastAsia"/>
@@ -26846,7 +26816,7 @@
           </w:tcPr>
           <w:p>
             <w:r>
-              <w:t>`REJECTED` / `UNREPAIRABLE`</w:t>
+              <w:t>`REJECTED`</w:t>
             </w:r>
           </w:p>
         </w:tc>
@@ -26905,7 +26875,7 @@
           <w:rFonts w:hint="eastAsia"/>
         </w:rPr>
       </w:pPr>
-      <w:bookmarkStart w:id="42" w:name="_Toc230121259"/>
+      <w:bookmarkStart w:id="42" w:name="_Toc230167357"/>
       <w:r>
         <w:rPr>
           <w:rFonts w:hint="eastAsia"/>
@@ -27179,6 +27149,7 @@
           </w:tcPr>
           <w:p>
             <w:r>
+              <w:lastRenderedPageBreak/>
               <w:t>409</w:t>
             </w:r>
           </w:p>
@@ -27251,7 +27222,7 @@
           <w:rFonts w:hint="eastAsia"/>
         </w:rPr>
       </w:pPr>
-      <w:bookmarkStart w:id="43" w:name="_Toc230121260"/>
+      <w:bookmarkStart w:id="43" w:name="_Toc230167358"/>
       <w:r>
         <w:rPr>
           <w:rFonts w:hint="eastAsia"/>
@@ -27317,12 +27288,11 @@
           <w:rFonts w:hint="eastAsia"/>
         </w:rPr>
       </w:pPr>
-      <w:bookmarkStart w:id="44" w:name="_Toc230121261"/>
+      <w:bookmarkStart w:id="44" w:name="_Toc230167359"/>
       <w:r>
         <w:rPr>
           <w:rFonts w:hint="eastAsia"/>
         </w:rPr>
-        <w:lastRenderedPageBreak/>
         <w:t>リクエストパラメータ</w:t>
       </w:r>
       <w:bookmarkEnd w:id="44"/>
@@ -27516,7 +27486,7 @@
           <w:rFonts w:hint="eastAsia"/>
         </w:rPr>
       </w:pPr>
-      <w:bookmarkStart w:id="45" w:name="_Toc230121262"/>
+      <w:bookmarkStart w:id="45" w:name="_Toc230167360"/>
       <w:r>
         <w:rPr>
           <w:rFonts w:hint="eastAsia"/>
@@ -28028,6 +27998,7 @@
           </w:tcPr>
           <w:p>
             <w:r>
+              <w:lastRenderedPageBreak/>
               <w:t>email</w:t>
             </w:r>
           </w:p>
@@ -28235,14 +28206,7 @@
         <w:rPr>
           <w:rFonts w:hint="eastAsia"/>
         </w:rPr>
-        <w:t>`rfqs` が未作成の場合は、見積依頼Noを採番し、`rfq_group_name` は修理依頼Noを含む名称、`facility_id` は作業対象施設、`management_type='REPAIR'`、`workflow_type='R</w:t>
-      </w:r>
-      <w:r>
-        <w:rPr>
-          <w:rFonts w:hint="eastAsia"/>
-        </w:rPr>
-        <w:lastRenderedPageBreak/>
-        <w:t>FQ'`、`quotation_type='REPAIR'`、`status='見積依頼'`、`requested_on`、`created_by_user_id` を保存して作成する</w:t>
+        <w:t>`rfqs` が未作成の場合は、見積依頼Noを採番し、`rfq_group_name` は修理依頼Noを含む名称、`facility_id` は作業対象施設、`management_type='REPAIR'`、`workflow_type='RFQ'`、`quotation_type='REPAIR'`、`status='見積依頼'`、`requested_on`、`created_by_user_id` を保存して作成する</w:t>
       </w:r>
     </w:p>
     <w:p>
@@ -28330,11 +28294,12 @@
           <w:rFonts w:hint="eastAsia"/>
         </w:rPr>
       </w:pPr>
-      <w:bookmarkStart w:id="46" w:name="_Toc230121263"/>
+      <w:bookmarkStart w:id="46" w:name="_Toc230167361"/>
       <w:r>
         <w:rPr>
           <w:rFonts w:hint="eastAsia"/>
         </w:rPr>
+        <w:lastRenderedPageBreak/>
         <w:t>レスポンス（200：RepairTaskActionResponse）</w:t>
       </w:r>
       <w:bookmarkEnd w:id="46"/>
@@ -28633,7 +28598,7 @@
           <w:rFonts w:hint="eastAsia"/>
         </w:rPr>
       </w:pPr>
-      <w:bookmarkStart w:id="47" w:name="_Toc230121264"/>
+      <w:bookmarkStart w:id="47" w:name="_Toc230167362"/>
       <w:r>
         <w:rPr>
           <w:rFonts w:hint="eastAsia"/>
@@ -28837,7 +28802,6 @@
           </w:tcPr>
           <w:p>
             <w:r>
-              <w:lastRenderedPageBreak/>
               <w:t>403</w:t>
             </w:r>
           </w:p>
@@ -28980,7 +28944,7 @@
           <w:rFonts w:hint="eastAsia"/>
         </w:rPr>
       </w:pPr>
-      <w:bookmarkStart w:id="48" w:name="_Toc230121265"/>
+      <w:bookmarkStart w:id="48" w:name="_Toc230167363"/>
       <w:r>
         <w:rPr>
           <w:rFonts w:hint="eastAsia"/>
@@ -29046,11 +29010,12 @@
           <w:rFonts w:hint="eastAsia"/>
         </w:rPr>
       </w:pPr>
-      <w:bookmarkStart w:id="49" w:name="_Toc230121266"/>
+      <w:bookmarkStart w:id="49" w:name="_Toc230167364"/>
       <w:r>
         <w:rPr>
           <w:rFonts w:hint="eastAsia"/>
         </w:rPr>
+        <w:lastRenderedPageBreak/>
         <w:t>リクエストパラメータ</w:t>
       </w:r>
       <w:bookmarkEnd w:id="49"/>
@@ -29314,7 +29279,6 @@
         <w:rPr>
           <w:rFonts w:hint="eastAsia"/>
         </w:rPr>
-        <w:lastRenderedPageBreak/>
         <w:t>対象修理申請に紐づく `rfqs.management_type='REPAIR'`、`rfqs.workflow_type='RFQ'` の未削除RFQを取得する。存在しない場合は409を返す</w:t>
       </w:r>
     </w:p>
@@ -29364,7 +29328,7 @@
           <w:rFonts w:hint="eastAsia"/>
         </w:rPr>
       </w:pPr>
-      <w:bookmarkStart w:id="50" w:name="_Toc230121267"/>
+      <w:bookmarkStart w:id="50" w:name="_Toc230167365"/>
       <w:r>
         <w:rPr>
           <w:rFonts w:hint="eastAsia"/>
@@ -29622,11 +29586,12 @@
           <w:rFonts w:hint="eastAsia"/>
         </w:rPr>
       </w:pPr>
-      <w:bookmarkStart w:id="51" w:name="_Toc230121268"/>
+      <w:bookmarkStart w:id="51" w:name="_Toc230167366"/>
       <w:r>
         <w:rPr>
           <w:rFonts w:hint="eastAsia"/>
         </w:rPr>
+        <w:lastRenderedPageBreak/>
         <w:t>ステータスコード</w:t>
       </w:r>
       <w:bookmarkEnd w:id="51"/>
@@ -29933,7 +29898,7 @@
           <w:rFonts w:hint="eastAsia"/>
         </w:rPr>
       </w:pPr>
-      <w:bookmarkStart w:id="52" w:name="_Toc230121269"/>
+      <w:bookmarkStart w:id="52" w:name="_Toc230167367"/>
       <w:r>
         <w:rPr>
           <w:rFonts w:hint="eastAsia"/>
@@ -29966,7 +29931,6 @@
         <w:rPr>
           <w:rFonts w:hint="eastAsia"/>
         </w:rPr>
-        <w:lastRenderedPageBreak/>
         <w:t>エンドポイント</w:t>
       </w:r>
     </w:p>
@@ -30000,7 +29964,7 @@
           <w:rFonts w:hint="eastAsia"/>
         </w:rPr>
       </w:pPr>
-      <w:bookmarkStart w:id="53" w:name="_Toc230121270"/>
+      <w:bookmarkStart w:id="53" w:name="_Toc230167368"/>
       <w:r>
         <w:rPr>
           <w:rFonts w:hint="eastAsia"/>
@@ -30198,7 +30162,7 @@
           <w:rFonts w:hint="eastAsia"/>
         </w:rPr>
       </w:pPr>
-      <w:bookmarkStart w:id="54" w:name="_Toc230121271"/>
+      <w:bookmarkStart w:id="54" w:name="_Toc230167369"/>
       <w:r>
         <w:rPr>
           <w:rFonts w:hint="eastAsia"/>
@@ -30454,6 +30418,7 @@
           </w:tcPr>
           <w:p>
             <w:r>
+              <w:lastRenderedPageBreak/>
               <w:t>quotationPhase</w:t>
             </w:r>
           </w:p>
@@ -31213,6 +31178,7 @@
         <w:rPr>
           <w:rFonts w:hint="eastAsia"/>
         </w:rPr>
+        <w:lastRenderedPageBreak/>
         <w:t>`quotations` は見積番号を採番し、`rfq_id`、業者情報、`quotation_on`、`quotation_phase`（未指定時 `修理見積`）、`total_amount_excl_tax`、`status='REGISTERED'` を保存して作成する</w:t>
       </w:r>
     </w:p>
@@ -31262,7 +31228,7 @@
           <w:rFonts w:hint="eastAsia"/>
         </w:rPr>
       </w:pPr>
-      <w:bookmarkStart w:id="55" w:name="_Toc230121272"/>
+      <w:bookmarkStart w:id="55" w:name="_Toc230167370"/>
       <w:r>
         <w:rPr>
           <w:rFonts w:hint="eastAsia"/>
@@ -31518,7 +31484,6 @@
           </w:tcPr>
           <w:p>
             <w:r>
-              <w:lastRenderedPageBreak/>
               <w:t>createdAt</w:t>
             </w:r>
           </w:p>
@@ -31566,7 +31531,7 @@
           <w:rFonts w:hint="eastAsia"/>
         </w:rPr>
       </w:pPr>
-      <w:bookmarkStart w:id="56" w:name="_Toc230121273"/>
+      <w:bookmarkStart w:id="56" w:name="_Toc230167371"/>
       <w:r>
         <w:rPr>
           <w:rFonts w:hint="eastAsia"/>
@@ -31912,11 +31877,12 @@
           <w:rFonts w:hint="eastAsia"/>
         </w:rPr>
       </w:pPr>
-      <w:bookmarkStart w:id="57" w:name="_Toc230121274"/>
+      <w:bookmarkStart w:id="57" w:name="_Toc230167372"/>
       <w:r>
         <w:rPr>
           <w:rFonts w:hint="eastAsia"/>
         </w:rPr>
+        <w:lastRenderedPageBreak/>
         <w:t>修理見積削除（/repair-task/tasks/{repairTaskId}/quotations/{quotationId}）</w:t>
       </w:r>
       <w:bookmarkEnd w:id="57"/>
@@ -31978,7 +31944,7 @@
           <w:rFonts w:hint="eastAsia"/>
         </w:rPr>
       </w:pPr>
-      <w:bookmarkStart w:id="58" w:name="_Toc230121275"/>
+      <w:bookmarkStart w:id="58" w:name="_Toc230167373"/>
       <w:r>
         <w:rPr>
           <w:rFonts w:hint="eastAsia"/>
@@ -32235,7 +32201,6 @@
         <w:rPr>
           <w:rFonts w:hint="eastAsia"/>
         </w:rPr>
-        <w:lastRenderedPageBreak/>
         <w:t>権限チェック</w:t>
       </w:r>
     </w:p>
@@ -32341,6 +32306,7 @@
         <w:rPr>
           <w:rFonts w:hint="eastAsia"/>
         </w:rPr>
+        <w:lastRenderedPageBreak/>
         <w:t>`applications.status` は変更しない。削除後に有効見積が0件になってもSTEP2に留まり、見積を再登録可能とする</w:t>
       </w:r>
     </w:p>
@@ -32364,7 +32330,7 @@
           <w:rFonts w:hint="eastAsia"/>
         </w:rPr>
       </w:pPr>
-      <w:bookmarkStart w:id="59" w:name="_Toc230121276"/>
+      <w:bookmarkStart w:id="59" w:name="_Toc230167374"/>
       <w:r>
         <w:rPr>
           <w:rFonts w:hint="eastAsia"/>
@@ -32393,7 +32359,7 @@
           <w:rFonts w:hint="eastAsia"/>
         </w:rPr>
       </w:pPr>
-      <w:bookmarkStart w:id="60" w:name="_Toc230121277"/>
+      <w:bookmarkStart w:id="60" w:name="_Toc230167375"/>
       <w:r>
         <w:rPr>
           <w:rFonts w:hint="eastAsia"/>
@@ -32667,7 +32633,6 @@
           </w:tcPr>
           <w:p>
             <w:r>
-              <w:lastRenderedPageBreak/>
               <w:t>500</w:t>
             </w:r>
           </w:p>
@@ -32705,7 +32670,7 @@
           <w:rFonts w:hint="eastAsia"/>
         </w:rPr>
       </w:pPr>
-      <w:bookmarkStart w:id="61" w:name="_Toc230121278"/>
+      <w:bookmarkStart w:id="61" w:name="_Toc230167376"/>
       <w:r>
         <w:rPr>
           <w:rFonts w:hint="eastAsia"/>
@@ -32771,7 +32736,7 @@
           <w:rFonts w:hint="eastAsia"/>
         </w:rPr>
       </w:pPr>
-      <w:bookmarkStart w:id="62" w:name="_Toc230121279"/>
+      <w:bookmarkStart w:id="62" w:name="_Toc230167377"/>
       <w:r>
         <w:rPr>
           <w:rFonts w:hint="eastAsia"/>
@@ -32969,7 +32934,7 @@
           <w:rFonts w:hint="eastAsia"/>
         </w:rPr>
       </w:pPr>
-      <w:bookmarkStart w:id="63" w:name="_Toc230121280"/>
+      <w:bookmarkStart w:id="63" w:name="_Toc230167378"/>
       <w:r>
         <w:rPr>
           <w:rFonts w:hint="eastAsia"/>
@@ -33347,7 +33312,6 @@
         <w:rPr>
           <w:rFonts w:hint="eastAsia"/>
         </w:rPr>
-        <w:lastRenderedPageBreak/>
         <w:t>認可条件: Bearer トークン上の作業対象施設について `facility_feature_settings` と `user_facility_feature_settings` の両方で `repair_management` が有効であること</w:t>
       </w:r>
     </w:p>
@@ -33453,6 +33417,7 @@
         <w:rPr>
           <w:rFonts w:hint="eastAsia"/>
         </w:rPr>
+        <w:lastRenderedPageBreak/>
         <w:t>`applications.status='発注済'`、`repair_request_details.ordered_on`、`order_deadline_on`、`current_vendor_id`、`current_vendor_name`、`current_vendor_person`、`current_vendor_contact` を更新する</w:t>
       </w:r>
     </w:p>
@@ -33489,7 +33454,7 @@
           <w:rFonts w:hint="eastAsia"/>
         </w:rPr>
       </w:pPr>
-      <w:bookmarkStart w:id="64" w:name="_Toc230121281"/>
+      <w:bookmarkStart w:id="64" w:name="_Toc230167379"/>
       <w:r>
         <w:rPr>
           <w:rFonts w:hint="eastAsia"/>
@@ -33792,12 +33757,11 @@
           <w:rFonts w:hint="eastAsia"/>
         </w:rPr>
       </w:pPr>
-      <w:bookmarkStart w:id="65" w:name="_Toc230121282"/>
+      <w:bookmarkStart w:id="65" w:name="_Toc230167380"/>
       <w:r>
         <w:rPr>
           <w:rFonts w:hint="eastAsia"/>
         </w:rPr>
-        <w:lastRenderedPageBreak/>
         <w:t>ステータスコード</w:t>
       </w:r>
       <w:bookmarkEnd w:id="65"/>
@@ -34139,7 +34103,7 @@
           <w:rFonts w:hint="eastAsia"/>
         </w:rPr>
       </w:pPr>
-      <w:bookmarkStart w:id="66" w:name="_Toc230121283"/>
+      <w:bookmarkStart w:id="66" w:name="_Toc230167381"/>
       <w:r>
         <w:rPr>
           <w:rFonts w:hint="eastAsia"/>
@@ -34172,6 +34136,7 @@
         <w:rPr>
           <w:rFonts w:hint="eastAsia"/>
         </w:rPr>
+        <w:lastRenderedPageBreak/>
         <w:t>エンドポイント</w:t>
       </w:r>
     </w:p>
@@ -34205,7 +34170,7 @@
           <w:rFonts w:hint="eastAsia"/>
         </w:rPr>
       </w:pPr>
-      <w:bookmarkStart w:id="67" w:name="_Toc230121284"/>
+      <w:bookmarkStart w:id="67" w:name="_Toc230167382"/>
       <w:r>
         <w:rPr>
           <w:rFonts w:hint="eastAsia"/>
@@ -34403,7 +34368,7 @@
           <w:rFonts w:hint="eastAsia"/>
         </w:rPr>
       </w:pPr>
-      <w:bookmarkStart w:id="68" w:name="_Toc230121285"/>
+      <w:bookmarkStart w:id="68" w:name="_Toc230167383"/>
       <w:r>
         <w:rPr>
           <w:rFonts w:hint="eastAsia"/>
@@ -34614,7 +34579,6 @@
           </w:tcPr>
           <w:p>
             <w:r>
-              <w:lastRenderedPageBreak/>
               <w:t>alternativeReturnedFlag</w:t>
             </w:r>
           </w:p>
@@ -34781,11 +34745,12 @@
           <w:rFonts w:hint="eastAsia"/>
         </w:rPr>
       </w:pPr>
-      <w:bookmarkStart w:id="69" w:name="_Toc230121286"/>
+      <w:bookmarkStart w:id="69" w:name="_Toc230167384"/>
       <w:r>
         <w:rPr>
           <w:rFonts w:hint="eastAsia"/>
         </w:rPr>
+        <w:lastRenderedPageBreak/>
         <w:t>レスポンス（200：RepairTaskActionResponse）</w:t>
       </w:r>
       <w:bookmarkEnd w:id="69"/>
@@ -35129,7 +35094,7 @@
           <w:rFonts w:hint="eastAsia"/>
         </w:rPr>
       </w:pPr>
-      <w:bookmarkStart w:id="70" w:name="_Toc230121287"/>
+      <w:bookmarkStart w:id="70" w:name="_Toc230167385"/>
       <w:r>
         <w:rPr>
           <w:rFonts w:hint="eastAsia"/>
@@ -35298,7 +35263,6 @@
           </w:tcPr>
           <w:p>
             <w:r>
-              <w:lastRenderedPageBreak/>
               <w:t>401</w:t>
             </w:r>
           </w:p>
@@ -35476,7 +35440,7 @@
           <w:rFonts w:hint="eastAsia"/>
         </w:rPr>
       </w:pPr>
-      <w:bookmarkStart w:id="71" w:name="_Toc230121288"/>
+      <w:bookmarkStart w:id="71" w:name="_Toc230167386"/>
       <w:r>
         <w:rPr>
           <w:rFonts w:hint="eastAsia"/>
@@ -35542,11 +35506,12 @@
           <w:rFonts w:hint="eastAsia"/>
         </w:rPr>
       </w:pPr>
-      <w:bookmarkStart w:id="72" w:name="_Toc230121289"/>
+      <w:bookmarkStart w:id="72" w:name="_Toc230167387"/>
       <w:r>
         <w:rPr>
           <w:rFonts w:hint="eastAsia"/>
         </w:rPr>
+        <w:lastRenderedPageBreak/>
         <w:t>リクエストパラメータ</w:t>
       </w:r>
       <w:bookmarkEnd w:id="72"/>
@@ -35740,7 +35705,7 @@
           <w:rFonts w:hint="eastAsia"/>
         </w:rPr>
       </w:pPr>
-      <w:bookmarkStart w:id="73" w:name="_Toc230121290"/>
+      <w:bookmarkStart w:id="73" w:name="_Toc230167388"/>
       <w:r>
         <w:rPr>
           <w:rFonts w:hint="eastAsia"/>
@@ -36092,7 +36057,6 @@
         <w:rPr>
           <w:rFonts w:hint="eastAsia"/>
         </w:rPr>
-        <w:lastRenderedPageBreak/>
         <w:t>権限チェック</w:t>
       </w:r>
     </w:p>
@@ -36198,7 +36162,14 @@
         <w:rPr>
           <w:rFonts w:hint="eastAsia"/>
         </w:rPr>
-        <w:t>登録済み資産かつ院外発注修理の場合のみ `individuals` を対象修理明細単位で作成または更新し、必須の `order_item_id`、`rfq_id`、`asset_ledger_id`、品目/メーカー/型式/シリアルのスナップショット、`acquisition_amount=inspectionAmount`、`provisional_account_title`、`inspected_on=inspectionOn`、`registration_status='PROVISIONAL'` を保持する</w:t>
+        <w:t>登録済み資産かつ院外発注修理の場合のみ `individuals` を対象修理明細単位で作成または更新し、必須の `order_item_id`、`rfq_id`、`asset_ledger_id`、品目/メーカー/型式/シリアルのス</w:t>
+      </w:r>
+      <w:r>
+        <w:rPr>
+          <w:rFonts w:hint="eastAsia"/>
+        </w:rPr>
+        <w:lastRenderedPageBreak/>
+        <w:t>ナップショット、`acquisition_amount=inspectionAmount`、`provisional_account_title`、`inspected_on=inspectionOn`、`registration_status='PROVISIONAL'` を保持する</w:t>
       </w:r>
     </w:p>
     <w:p>
@@ -36247,7 +36218,7 @@
           <w:rFonts w:hint="eastAsia"/>
         </w:rPr>
       </w:pPr>
-      <w:bookmarkStart w:id="74" w:name="_Toc230121291"/>
+      <w:bookmarkStart w:id="74" w:name="_Toc230167389"/>
       <w:r>
         <w:rPr>
           <w:rFonts w:hint="eastAsia"/>
@@ -36458,7 +36429,6 @@
           </w:tcPr>
           <w:p>
             <w:r>
-              <w:lastRenderedPageBreak/>
               <w:t>deliveredOn</w:t>
             </w:r>
           </w:p>
@@ -36596,7 +36566,7 @@
           <w:rFonts w:hint="eastAsia"/>
         </w:rPr>
       </w:pPr>
-      <w:bookmarkStart w:id="75" w:name="_Toc230121292"/>
+      <w:bookmarkStart w:id="75" w:name="_Toc230167390"/>
       <w:r>
         <w:rPr>
           <w:rFonts w:hint="eastAsia"/>
@@ -36870,6 +36840,7 @@
           </w:tcPr>
           <w:p>
             <w:r>
+              <w:lastRenderedPageBreak/>
               <w:t>409</w:t>
             </w:r>
           </w:p>
@@ -36942,7 +36913,7 @@
           <w:rFonts w:hint="eastAsia"/>
         </w:rPr>
       </w:pPr>
-      <w:bookmarkStart w:id="76" w:name="_Toc230121293"/>
+      <w:bookmarkStart w:id="76" w:name="_Toc230167391"/>
       <w:r>
         <w:rPr>
           <w:rFonts w:hint="eastAsia"/>
@@ -37008,12 +36979,11 @@
           <w:rFonts w:hint="eastAsia"/>
         </w:rPr>
       </w:pPr>
-      <w:bookmarkStart w:id="77" w:name="_Toc230121294"/>
+      <w:bookmarkStart w:id="77" w:name="_Toc230167392"/>
       <w:r>
         <w:rPr>
           <w:rFonts w:hint="eastAsia"/>
         </w:rPr>
-        <w:lastRenderedPageBreak/>
         <w:t>リクエストパラメータ</w:t>
       </w:r>
       <w:bookmarkEnd w:id="77"/>
@@ -37207,7 +37177,7 @@
           <w:rFonts w:hint="eastAsia"/>
         </w:rPr>
       </w:pPr>
-      <w:bookmarkStart w:id="78" w:name="_Toc230121295"/>
+      <w:bookmarkStart w:id="78" w:name="_Toc230167393"/>
       <w:r>
         <w:rPr>
           <w:rFonts w:hint="eastAsia"/>
@@ -37406,18 +37376,26 @@
               <w:rPr>
                 <w:rFonts w:hint="eastAsia"/>
               </w:rPr>
-              <w:t>最終勘定科目。採用見積明細の `quotation_items.account_title` または書類補足の `application_documents.account_type` / `application_documents.account_other_text` に保存する</w:t>
-            </w:r>
-          </w:p>
-        </w:tc>
-      </w:tr>
-      <w:tr>
-        <w:tc>
-          <w:tcPr>
-            <w:tcW w:w="1250" w:type="pct"/>
-          </w:tcPr>
-          <w:p>
-            <w:r>
+              <w:t>最終勘定科目。採用見積明細の `quotati</w:t>
+            </w:r>
+            <w:r>
+              <w:rPr>
+                <w:rFonts w:hint="eastAsia"/>
+              </w:rPr>
+              <w:lastRenderedPageBreak/>
+              <w:t>on_items.account_title` または書類補足の `application_documents.account_type` / `application_documents.account_other_text` に保存する</w:t>
+            </w:r>
+          </w:p>
+        </w:tc>
+      </w:tr>
+      <w:tr>
+        <w:tc>
+          <w:tcPr>
+            <w:tcW w:w="1250" w:type="pct"/>
+          </w:tcPr>
+          <w:p>
+            <w:r>
+              <w:lastRenderedPageBreak/>
               <w:t>completedOn</w:t>
             </w:r>
           </w:p>
@@ -37554,7 +37532,6 @@
         <w:rPr>
           <w:rFonts w:hint="eastAsia"/>
         </w:rPr>
-        <w:lastRenderedPageBreak/>
         <w:t>処理仕様</w:t>
       </w:r>
     </w:p>
@@ -37659,6 +37636,7 @@
         <w:rPr>
           <w:rFonts w:hint="eastAsia"/>
         </w:rPr>
+        <w:lastRenderedPageBreak/>
         <w:t>状態変更、履歴、工程完了は同一トランザクションで行う</w:t>
       </w:r>
     </w:p>
@@ -37669,7 +37647,7 @@
           <w:rFonts w:hint="eastAsia"/>
         </w:rPr>
       </w:pPr>
-      <w:bookmarkStart w:id="79" w:name="_Toc230121296"/>
+      <w:bookmarkStart w:id="79" w:name="_Toc230167394"/>
       <w:r>
         <w:rPr>
           <w:rFonts w:hint="eastAsia"/>
@@ -37972,7 +37950,7 @@
           <w:rFonts w:hint="eastAsia"/>
         </w:rPr>
       </w:pPr>
-      <w:bookmarkStart w:id="80" w:name="_Toc230121297"/>
+      <w:bookmarkStart w:id="80" w:name="_Toc230167395"/>
       <w:r>
         <w:rPr>
           <w:rFonts w:hint="eastAsia"/>
@@ -38246,7 +38224,6 @@
           </w:tcPr>
           <w:p>
             <w:r>
-              <w:lastRenderedPageBreak/>
               <w:t>409</w:t>
             </w:r>
           </w:p>
@@ -38319,7 +38296,7 @@
           <w:rFonts w:hint="eastAsia"/>
         </w:rPr>
       </w:pPr>
-      <w:bookmarkStart w:id="81" w:name="_Toc230121298"/>
+      <w:bookmarkStart w:id="81" w:name="_Toc230167396"/>
       <w:r>
         <w:rPr>
           <w:rFonts w:hint="eastAsia"/>
@@ -38385,11 +38362,12 @@
           <w:rFonts w:hint="eastAsia"/>
         </w:rPr>
       </w:pPr>
-      <w:bookmarkStart w:id="82" w:name="_Toc230121299"/>
+      <w:bookmarkStart w:id="82" w:name="_Toc230167397"/>
       <w:r>
         <w:rPr>
           <w:rFonts w:hint="eastAsia"/>
         </w:rPr>
+        <w:lastRenderedPageBreak/>
         <w:t>リクエストパラメータ</w:t>
       </w:r>
       <w:bookmarkEnd w:id="82"/>
@@ -38583,7 +38561,7 @@
           <w:rFonts w:hint="eastAsia"/>
         </w:rPr>
       </w:pPr>
-      <w:bookmarkStart w:id="83" w:name="_Toc230121300"/>
+      <w:bookmarkStart w:id="83" w:name="_Toc230167398"/>
       <w:r>
         <w:rPr>
           <w:rFonts w:hint="eastAsia"/>
@@ -38782,113 +38760,106 @@
               <w:rPr>
                 <w:rFonts w:hint="eastAsia"/>
               </w:rPr>
-              <w:t>`application_documents.document_type`。例: 修理依頼</w:t>
-            </w:r>
-            <w:r>
-              <w:rPr>
-                <w:rFonts w:hint="eastAsia"/>
-              </w:rPr>
+              <w:t>`application_documents.document_type`。例: 修理依頼書 / 見積書 / 発注書 / 納品書 / 検収書 / 修理報告書</w:t>
+            </w:r>
+          </w:p>
+        </w:tc>
+      </w:tr>
+      <w:tr>
+        <w:tc>
+          <w:tcPr>
+            <w:tcW w:w="1250" w:type="pct"/>
+          </w:tcPr>
+          <w:p>
+            <w:r>
+              <w:t>ownerType</w:t>
+            </w:r>
+          </w:p>
+        </w:tc>
+        <w:tc>
+          <w:tcPr>
+            <w:tcW w:w="1250" w:type="pct"/>
+          </w:tcPr>
+          <w:p>
+            <w:r>
+              <w:t>string</w:t>
+            </w:r>
+          </w:p>
+        </w:tc>
+        <w:tc>
+          <w:tcPr>
+            <w:tcW w:w="1250" w:type="pct"/>
+          </w:tcPr>
+          <w:p>
+            <w:r>
+              <w:t>✓</w:t>
+            </w:r>
+          </w:p>
+        </w:tc>
+        <w:tc>
+          <w:tcPr>
+            <w:tcW w:w="1250" w:type="pct"/>
+          </w:tcPr>
+          <w:p>
+            <w:r>
+              <w:t>`APPLICATION` / `APPLICATION_ASSET` / `RFQ` / `RFQ_VENDOR` / `QUOTATION` / `ASSET_LEDGER`</w:t>
+            </w:r>
+          </w:p>
+        </w:tc>
+      </w:tr>
+      <w:tr>
+        <w:tc>
+          <w:tcPr>
+            <w:tcW w:w="1250" w:type="pct"/>
+          </w:tcPr>
+          <w:p>
+            <w:r>
+              <w:t>ownerId</w:t>
+            </w:r>
+          </w:p>
+        </w:tc>
+        <w:tc>
+          <w:tcPr>
+            <w:tcW w:w="1250" w:type="pct"/>
+          </w:tcPr>
+          <w:p>
+            <w:r>
+              <w:t>int64</w:t>
+            </w:r>
+          </w:p>
+        </w:tc>
+        <w:tc>
+          <w:tcPr>
+            <w:tcW w:w="1250" w:type="pct"/>
+          </w:tcPr>
+          <w:p>
+            <w:r>
+              <w:t>✓</w:t>
+            </w:r>
+          </w:p>
+        </w:tc>
+        <w:tc>
+          <w:tcPr>
+            <w:tcW w:w="1250" w:type="pct"/>
+          </w:tcPr>
+          <w:p>
+            <w:r>
+              <w:rPr>
+                <w:rFonts w:hint="eastAsia"/>
+              </w:rPr>
+              <w:t>`ownerType` に応じて `application_id`、`application_asset_id`、`rfq_id`、`rfq_vendor_id`、`quotation_id`、`asset_ledger_id` のいずれかへ設定するID</w:t>
+            </w:r>
+          </w:p>
+        </w:tc>
+      </w:tr>
+      <w:tr>
+        <w:tc>
+          <w:tcPr>
+            <w:tcW w:w="1250" w:type="pct"/>
+          </w:tcPr>
+          <w:p>
+            <w:r>
               <w:lastRenderedPageBreak/>
-              <w:t>書 / 見積書 / 発注書 / 納品書 / 検収書 / 修理報告書</w:t>
-            </w:r>
-          </w:p>
-        </w:tc>
-      </w:tr>
-      <w:tr>
-        <w:tc>
-          <w:tcPr>
-            <w:tcW w:w="1250" w:type="pct"/>
-          </w:tcPr>
-          <w:p>
-            <w:r>
-              <w:lastRenderedPageBreak/>
-              <w:t>ownerType</w:t>
-            </w:r>
-          </w:p>
-        </w:tc>
-        <w:tc>
-          <w:tcPr>
-            <w:tcW w:w="1250" w:type="pct"/>
-          </w:tcPr>
-          <w:p>
-            <w:r>
-              <w:t>string</w:t>
-            </w:r>
-          </w:p>
-        </w:tc>
-        <w:tc>
-          <w:tcPr>
-            <w:tcW w:w="1250" w:type="pct"/>
-          </w:tcPr>
-          <w:p>
-            <w:r>
-              <w:t>✓</w:t>
-            </w:r>
-          </w:p>
-        </w:tc>
-        <w:tc>
-          <w:tcPr>
-            <w:tcW w:w="1250" w:type="pct"/>
-          </w:tcPr>
-          <w:p>
-            <w:r>
-              <w:t>`APPLICATION` / `APPLICATION_ASSET` / `RFQ` / `RFQ_VENDOR` / `QUOTATION` / `ASSET_LEDGER`</w:t>
-            </w:r>
-          </w:p>
-        </w:tc>
-      </w:tr>
-      <w:tr>
-        <w:tc>
-          <w:tcPr>
-            <w:tcW w:w="1250" w:type="pct"/>
-          </w:tcPr>
-          <w:p>
-            <w:r>
-              <w:t>ownerId</w:t>
-            </w:r>
-          </w:p>
-        </w:tc>
-        <w:tc>
-          <w:tcPr>
-            <w:tcW w:w="1250" w:type="pct"/>
-          </w:tcPr>
-          <w:p>
-            <w:r>
-              <w:t>int64</w:t>
-            </w:r>
-          </w:p>
-        </w:tc>
-        <w:tc>
-          <w:tcPr>
-            <w:tcW w:w="1250" w:type="pct"/>
-          </w:tcPr>
-          <w:p>
-            <w:r>
-              <w:t>✓</w:t>
-            </w:r>
-          </w:p>
-        </w:tc>
-        <w:tc>
-          <w:tcPr>
-            <w:tcW w:w="1250" w:type="pct"/>
-          </w:tcPr>
-          <w:p>
-            <w:r>
-              <w:rPr>
-                <w:rFonts w:hint="eastAsia"/>
-              </w:rPr>
-              <w:t>`ownerType` に応じて `application_id`、`application_asset_id`、`rfq_id`、`rfq_vendor_id`、`quotation_id`、`asset_ledger_id` のいずれかへ設定するID</w:t>
-            </w:r>
-          </w:p>
-        </w:tc>
-      </w:tr>
-      <w:tr>
-        <w:tc>
-          <w:tcPr>
-            <w:tcW w:w="1250" w:type="pct"/>
-          </w:tcPr>
-          <w:p>
-            <w:r>
               <w:t>stepCode</w:t>
             </w:r>
           </w:p>
@@ -39210,7 +39181,6 @@
         <w:rPr>
           <w:rFonts w:hint="eastAsia"/>
         </w:rPr>
-        <w:lastRenderedPageBreak/>
         <w:t>権限チェック</w:t>
       </w:r>
     </w:p>
@@ -39303,6 +39273,7 @@
         <w:rPr>
           <w:rFonts w:hint="eastAsia"/>
         </w:rPr>
+        <w:lastRenderedPageBreak/>
         <w:t>発注書を後続追加する場合は `owner_type='APPLICATION'`、`application_id=repairTaskId`、`step_code='ORDER'`、`document_category='CONTRACT'`、`document_type='発注書'` として保存する</w:t>
       </w:r>
     </w:p>
@@ -39339,7 +39310,7 @@
           <w:rFonts w:hint="eastAsia"/>
         </w:rPr>
       </w:pPr>
-      <w:bookmarkStart w:id="84" w:name="_Toc230121301"/>
+      <w:bookmarkStart w:id="84" w:name="_Toc230167399"/>
       <w:r>
         <w:rPr>
           <w:rFonts w:hint="eastAsia"/>
@@ -39535,26 +39506,18 @@
               <w:rPr>
                 <w:rFonts w:hint="eastAsia"/>
               </w:rPr>
-              <w:t xml:space="preserve">`REQUEST_ATTACHMENT` / `QUOTATION` / `CONTRACT` / `DELIVERY` / `ACCEPTANCE` / `REPORT` / </w:t>
-            </w:r>
-            <w:r>
-              <w:rPr>
-                <w:rFonts w:hint="eastAsia"/>
-              </w:rPr>
-              <w:lastRenderedPageBreak/>
-              <w:t>`PHOTO` / `OTHER` など</w:t>
-            </w:r>
-          </w:p>
-        </w:tc>
-      </w:tr>
-      <w:tr>
-        <w:tc>
-          <w:tcPr>
-            <w:tcW w:w="1250" w:type="pct"/>
-          </w:tcPr>
-          <w:p>
-            <w:r>
-              <w:lastRenderedPageBreak/>
+              <w:t>`REQUEST_ATTACHMENT` / `QUOTATION` / `CONTRACT` / `DELIVERY` / `ACCEPTANCE` / `REPORT` / `PHOTO` / `OTHER` など</w:t>
+            </w:r>
+          </w:p>
+        </w:tc>
+      </w:tr>
+      <w:tr>
+        <w:tc>
+          <w:tcPr>
+            <w:tcW w:w="1250" w:type="pct"/>
+          </w:tcPr>
+          <w:p>
+            <w:r>
               <w:t>documentType</w:t>
             </w:r>
           </w:p>
@@ -39827,11 +39790,12 @@
           <w:rFonts w:hint="eastAsia"/>
         </w:rPr>
       </w:pPr>
-      <w:bookmarkStart w:id="85" w:name="_Toc230121302"/>
+      <w:bookmarkStart w:id="85" w:name="_Toc230167400"/>
       <w:r>
         <w:rPr>
           <w:rFonts w:hint="eastAsia"/>
         </w:rPr>
+        <w:lastRenderedPageBreak/>
         <w:t>ステータスコード</w:t>
       </w:r>
       <w:bookmarkEnd w:id="85"/>
@@ -40173,7 +40137,7 @@
           <w:rFonts w:hint="eastAsia"/>
         </w:rPr>
       </w:pPr>
-      <w:bookmarkStart w:id="86" w:name="_Toc230121303"/>
+      <w:bookmarkStart w:id="86" w:name="_Toc230167401"/>
       <w:r>
         <w:rPr>
           <w:rFonts w:hint="eastAsia"/>
@@ -40206,7 +40170,6 @@
         <w:rPr>
           <w:rFonts w:hint="eastAsia"/>
         </w:rPr>
-        <w:lastRenderedPageBreak/>
         <w:t>エンドポイント</w:t>
       </w:r>
     </w:p>
@@ -40240,7 +40203,7 @@
           <w:rFonts w:hint="eastAsia"/>
         </w:rPr>
       </w:pPr>
-      <w:bookmarkStart w:id="87" w:name="_Toc230121304"/>
+      <w:bookmarkStart w:id="87" w:name="_Toc230167402"/>
       <w:r>
         <w:rPr>
           <w:rFonts w:hint="eastAsia"/>
@@ -40523,6 +40486,7 @@
         <w:rPr>
           <w:rFonts w:hint="eastAsia"/>
         </w:rPr>
+        <w:lastRenderedPageBreak/>
         <w:t>認可条件: Bearer トークン上の作業対象施設について `facility_feature_settings` と `user_facility_feature_settings` の両方で `repair_management` が有効であること</w:t>
       </w:r>
     </w:p>
@@ -40599,7 +40563,7 @@
           <w:rFonts w:hint="eastAsia"/>
         </w:rPr>
       </w:pPr>
-      <w:bookmarkStart w:id="88" w:name="_Toc230121305"/>
+      <w:bookmarkStart w:id="88" w:name="_Toc230167403"/>
       <w:r>
         <w:rPr>
           <w:rFonts w:hint="eastAsia"/>
@@ -40628,7 +40592,7 @@
           <w:rFonts w:hint="eastAsia"/>
         </w:rPr>
       </w:pPr>
-      <w:bookmarkStart w:id="89" w:name="_Toc230121306"/>
+      <w:bookmarkStart w:id="89" w:name="_Toc230167404"/>
       <w:r>
         <w:rPr>
           <w:rFonts w:hint="eastAsia"/>
@@ -40832,7 +40796,6 @@
           </w:tcPr>
           <w:p>
             <w:r>
-              <w:lastRenderedPageBreak/>
               <w:t>404</w:t>
             </w:r>
           </w:p>
@@ -40940,7 +40903,7 @@
           <w:rFonts w:hint="eastAsia"/>
         </w:rPr>
       </w:pPr>
-      <w:bookmarkStart w:id="90" w:name="_Toc230121307"/>
+      <w:bookmarkStart w:id="90" w:name="_Toc230167405"/>
       <w:r>
         <w:rPr>
           <w:rFonts w:hint="eastAsia"/>
@@ -41006,11 +40969,12 @@
           <w:rFonts w:hint="eastAsia"/>
         </w:rPr>
       </w:pPr>
-      <w:bookmarkStart w:id="91" w:name="_Toc230121308"/>
+      <w:bookmarkStart w:id="91" w:name="_Toc230167406"/>
       <w:r>
         <w:rPr>
           <w:rFonts w:hint="eastAsia"/>
         </w:rPr>
+        <w:lastRenderedPageBreak/>
         <w:t>リクエストパラメータ</w:t>
       </w:r>
       <w:bookmarkEnd w:id="91"/>
@@ -41274,7 +41238,6 @@
         <w:rPr>
           <w:rFonts w:hint="eastAsia"/>
         </w:rPr>
-        <w:lastRenderedPageBreak/>
         <w:t>`orders` が作成済み、または `status` が `発注済` / `納期確定` / `検収登録` / `完了` / `却下` の場合は409を返す</w:t>
       </w:r>
     </w:p>
@@ -41350,7 +41313,7 @@
           <w:rFonts w:hint="eastAsia"/>
         </w:rPr>
       </w:pPr>
-      <w:bookmarkStart w:id="92" w:name="_Toc230121309"/>
+      <w:bookmarkStart w:id="92" w:name="_Toc230167407"/>
       <w:r>
         <w:rPr>
           <w:rFonts w:hint="eastAsia"/>
@@ -41379,11 +41342,12 @@
           <w:rFonts w:hint="eastAsia"/>
         </w:rPr>
       </w:pPr>
-      <w:bookmarkStart w:id="93" w:name="_Toc230121310"/>
+      <w:bookmarkStart w:id="93" w:name="_Toc230167408"/>
       <w:r>
         <w:rPr>
           <w:rFonts w:hint="eastAsia"/>
         </w:rPr>
+        <w:lastRenderedPageBreak/>
         <w:t>ステータスコード</w:t>
       </w:r>
       <w:bookmarkEnd w:id="93"/>
@@ -41690,12 +41654,11 @@
           <w:rFonts w:hint="eastAsia"/>
         </w:rPr>
       </w:pPr>
-      <w:bookmarkStart w:id="94" w:name="_Toc230121311"/>
+      <w:bookmarkStart w:id="94" w:name="_Toc230167409"/>
       <w:r>
         <w:rPr>
           <w:rFonts w:hint="eastAsia"/>
         </w:rPr>
-        <w:lastRenderedPageBreak/>
         <w:t>廃棄申請接続（/repair-task/tasks/{repairTaskId}/disposal-application）</w:t>
       </w:r>
       <w:bookmarkEnd w:id="94"/>
@@ -41710,7 +41673,7 @@
         <w:rPr>
           <w:rFonts w:hint="eastAsia"/>
         </w:rPr>
-        <w:t>修理不能となった登録済み資産について、元修理申請を却下終端し、廃棄申請を作成する。未登録資産は対象外である。</w:t>
+        <w:t>修理不能となった登録済み資産または未登録資産について、元修理申請を却下終端し、廃棄申請を作成する。未登録資産の場合も資産台帳へ登録せず、修理申請内の手入力情報と申請明細スナップショットを廃棄対象物品情報として引き継ぐ。</w:t>
       </w:r>
     </w:p>
     <w:p>
@@ -41757,7 +41720,7 @@
           <w:rFonts w:hint="eastAsia"/>
         </w:rPr>
       </w:pPr>
-      <w:bookmarkStart w:id="95" w:name="_Toc230121312"/>
+      <w:bookmarkStart w:id="95" w:name="_Toc230167410"/>
       <w:r>
         <w:rPr>
           <w:rFonts w:hint="eastAsia"/>
@@ -41985,6 +41948,7 @@
         <w:rPr>
           <w:rFonts w:hint="eastAsia"/>
         </w:rPr>
+        <w:lastRenderedPageBreak/>
         <w:t>認可条件: Bearer トークン上の作業対象施設について `facility_feature_settings` と `user_facility_feature_settings` の両方で `repair_management` が有効であること</w:t>
       </w:r>
     </w:p>
@@ -42012,7 +41976,7 @@
         <w:rPr>
           <w:rFonts w:hint="eastAsia"/>
         </w:rPr>
-        <w:t>対象は `application_type='REPAIR'`、`status='見積登録済'` の修理申請で、登録済み資産 `is_registered_asset=true` かつ代表 `application_assets.asset_ledger_id` が存在する場合に限定する</w:t>
+        <w:t>対象は `application_type='REPAIR'`、`status='見積登録済'`、`repair_request_details.repair_category='OUTSOURCED'` の修理申請に限定する</w:t>
       </w:r>
     </w:p>
     <w:p>
@@ -42025,7 +41989,20 @@
         <w:rPr>
           <w:rFonts w:hint="eastAsia"/>
         </w:rPr>
-        <w:t>未登録資産の場合は廃棄申請を作成せず409を返す</w:t>
+        <w:t>登録済み資産の場合は代表 `application_assets.asset_ledger_id` が存在し、作業対象施設の資産であることを検証する</w:t>
+      </w:r>
+    </w:p>
+    <w:p>
+      <w:pPr>
+        <w:rPr>
+          <w:rFonts w:hint="eastAsia"/>
+        </w:rPr>
+      </w:pPr>
+      <w:r>
+        <w:rPr>
+          <w:rFonts w:hint="eastAsia"/>
+        </w:rPr>
+        <w:t>未登録資産の場合は `repair_request_details.is_registered_asset=false`、代表 `application_assets.asset_ledger_id IS NULL`、`repair_request_details.manual_item_name` など廃棄対象物品の表示に必要な手入力情報が存在することを検証する</w:t>
       </w:r>
     </w:p>
     <w:p>
@@ -42064,7 +42041,7 @@
         <w:rPr>
           <w:rFonts w:hint="eastAsia"/>
         </w:rPr>
-        <w:t>`application_assets` に `asset_role='DISPOSAL'`、元修理対象の登録済み資産IDとスナップショットを保存する</w:t>
+        <w:t>登録済み資産では `application_assets` に `asset_role='DISPOSAL'`、元修理対象の `asset_ledger_id` とスナップショットを保存する</w:t>
       </w:r>
     </w:p>
     <w:p>
@@ -42077,7 +42054,19 @@
         <w:rPr>
           <w:rFonts w:hint="eastAsia"/>
         </w:rPr>
-        <w:lastRenderedPageBreak/>
+        <w:t>未登録資産では `application_assets` に `asset_role='DISPOSAL'`、`asset_ledger_id=NULL`、元修理申請の `application_assets` スナップショットおよび `repair_request_details.manual_*` から引き継いだ品目、メーカー、型式、シリアルNo.、設置部署、室名を保存する。`asset_ledgers` の作成・更新は行わない</w:t>
+      </w:r>
+    </w:p>
+    <w:p>
+      <w:pPr>
+        <w:rPr>
+          <w:rFonts w:hint="eastAsia"/>
+        </w:rPr>
+      </w:pPr>
+      <w:r>
+        <w:rPr>
+          <w:rFonts w:hint="eastAsia"/>
+        </w:rPr>
         <w:t>`disposal_application_details` に `disposal_reason_code='UNREPAIRABLE'`、`related_repair_application_id=元修理申請ID` を保存する</w:t>
       </w:r>
     </w:p>
@@ -42101,7 +42090,7 @@
           <w:rFonts w:hint="eastAsia"/>
         </w:rPr>
       </w:pPr>
-      <w:bookmarkStart w:id="96" w:name="_Toc230121313"/>
+      <w:bookmarkStart w:id="96" w:name="_Toc230167411"/>
       <w:r>
         <w:rPr>
           <w:rFonts w:hint="eastAsia"/>
@@ -42491,7 +42480,7 @@
           <w:rFonts w:hint="eastAsia"/>
         </w:rPr>
       </w:pPr>
-      <w:bookmarkStart w:id="97" w:name="_Toc230121314"/>
+      <w:bookmarkStart w:id="97" w:name="_Toc230167412"/>
       <w:r>
         <w:rPr>
           <w:rFonts w:hint="eastAsia"/>
@@ -42778,7 +42767,7 @@
               <w:rPr>
                 <w:rFonts w:hint="eastAsia"/>
               </w:rPr>
-              <w:t>未登録資産、対象資産なし、または現在ステータス不整合</w:t>
+              <w:t>対象物品情報不足、院内修理、または現在ステータス不整合</w:t>
             </w:r>
           </w:p>
         </w:tc>
@@ -42837,12 +42826,11 @@
           <w:rFonts w:hint="eastAsia"/>
         </w:rPr>
       </w:pPr>
-      <w:bookmarkStart w:id="98" w:name="_Toc230121315"/>
+      <w:bookmarkStart w:id="98" w:name="_Toc230167413"/>
       <w:r>
         <w:rPr>
           <w:rFonts w:hint="eastAsia"/>
         </w:rPr>
-        <w:lastRenderedPageBreak/>
         <w:t>第6章 権限・業務ルール</w:t>
       </w:r>
       <w:bookmarkEnd w:id="98"/>
@@ -42854,7 +42842,7 @@
           <w:rFonts w:hint="eastAsia"/>
         </w:rPr>
       </w:pPr>
-      <w:bookmarkStart w:id="99" w:name="_Toc230121316"/>
+      <w:bookmarkStart w:id="99" w:name="_Toc230167414"/>
       <w:r>
         <w:rPr>
           <w:rFonts w:hint="eastAsia"/>
@@ -43065,7 +43053,7 @@
               <w:rPr>
                 <w:rFonts w:hint="eastAsia"/>
               </w:rPr>
-              <w:t>登録済み資産の修理不能から廃棄申請を作成する</w:t>
+              <w:t>登録済み資産または未登録資産の修理不能から廃棄申請を作成する</w:t>
             </w:r>
           </w:p>
         </w:tc>
@@ -43079,11 +43067,12 @@
           <w:rFonts w:hint="eastAsia"/>
         </w:rPr>
       </w:pPr>
-      <w:bookmarkStart w:id="100" w:name="_Toc230121317"/>
+      <w:bookmarkStart w:id="100" w:name="_Toc230167415"/>
       <w:r>
         <w:rPr>
           <w:rFonts w:hint="eastAsia"/>
         </w:rPr>
+        <w:lastRenderedPageBreak/>
         <w:t>登録済み資産・未登録資産ルール</w:t>
       </w:r>
       <w:bookmarkEnd w:id="100"/>
@@ -43161,7 +43150,7 @@
         <w:rPr>
           <w:rFonts w:hint="eastAsia"/>
         </w:rPr>
-        <w:t>未登録資産は修理不能になっても廃棄申請ボタンを表示せず、廃棄申請接続APIも409を返す。未登録資産からは廃棄申請を作成しない</w:t>
+        <w:t>未登録資産は修理不能になった場合、修理申請経由の廃棄申請として廃棄申請接続APIで廃棄申請を作成できる</w:t>
       </w:r>
     </w:p>
     <w:p>
@@ -43180,6 +43169,25 @@
         <w:rPr>
           <w:rFonts w:hint="eastAsia"/>
         </w:rPr>
+        <w:t>修理申請を経由しない未登録資産の単独廃棄申請は本書では定義せず、入口UI/APIを設けない</w:t>
+      </w:r>
+    </w:p>
+    <w:p>
+      <w:pPr>
+        <w:pStyle w:val="afffffff8"/>
+        <w:numPr>
+          <w:ilvl w:val="0"/>
+          <w:numId w:val="6"/>
+        </w:numPr>
+        <w:ind w:leftChars="0"/>
+        <w:rPr>
+          <w:rFonts w:hint="eastAsia"/>
+        </w:rPr>
+      </w:pPr>
+      <w:r>
+        <w:rPr>
+          <w:rFonts w:hint="eastAsia"/>
+        </w:rPr>
         <w:t>未登録資産の修理完了は申請履歴としてDBに保存するだけで、原本資産CRUDは発生しない</w:t>
       </w:r>
     </w:p>
@@ -43190,7 +43198,7 @@
           <w:rFonts w:hint="eastAsia"/>
         </w:rPr>
       </w:pPr>
-      <w:bookmarkStart w:id="101" w:name="_Toc230121318"/>
+      <w:bookmarkStart w:id="101" w:name="_Toc230167416"/>
       <w:r>
         <w:rPr>
           <w:rFonts w:hint="eastAsia"/>
@@ -43419,21 +43427,444 @@
               <w:rPr>
                 <w:rFonts w:hint="eastAsia"/>
               </w:rPr>
+              <w:t>見積依頼完了</w:t>
+            </w:r>
+          </w:p>
+        </w:tc>
+        <w:tc>
+          <w:tcPr>
+            <w:tcW w:w="1250" w:type="pct"/>
+          </w:tcPr>
+          <w:p>
+            <w:r>
+              <w:rPr>
+                <w:rFonts w:hint="eastAsia"/>
+              </w:rPr>
+              <w:t>見積依頼済</w:t>
+            </w:r>
+          </w:p>
+        </w:tc>
+        <w:tc>
+          <w:tcPr>
+            <w:tcW w:w="1250" w:type="pct"/>
+          </w:tcPr>
+          <w:p>
+            <w:r>
+              <w:rPr>
+                <w:rFonts w:hint="eastAsia"/>
+              </w:rPr>
+              <w:t>見積登録済</w:t>
+            </w:r>
+          </w:p>
+        </w:tc>
+        <w:tc>
+          <w:tcPr>
+            <w:tcW w:w="1250" w:type="pct"/>
+          </w:tcPr>
+          <w:p>
+            <w:r>
+              <w:rPr>
+                <w:rFonts w:hint="eastAsia"/>
+              </w:rPr>
+              <w:t>STEP2へ進む</w:t>
+            </w:r>
+          </w:p>
+        </w:tc>
+      </w:tr>
+      <w:tr>
+        <w:tc>
+          <w:tcPr>
+            <w:tcW w:w="1250" w:type="pct"/>
+          </w:tcPr>
+          <w:p>
+            <w:r>
+              <w:rPr>
+                <w:rFonts w:hint="eastAsia"/>
+              </w:rPr>
+              <w:t>修理見積削除</w:t>
+            </w:r>
+          </w:p>
+        </w:tc>
+        <w:tc>
+          <w:tcPr>
+            <w:tcW w:w="1250" w:type="pct"/>
+          </w:tcPr>
+          <w:p>
+            <w:r>
+              <w:rPr>
+                <w:rFonts w:hint="eastAsia"/>
+              </w:rPr>
+              <w:t>見積登録済</w:t>
+            </w:r>
+          </w:p>
+        </w:tc>
+        <w:tc>
+          <w:tcPr>
+            <w:tcW w:w="1250" w:type="pct"/>
+          </w:tcPr>
+          <w:p>
+            <w:r>
+              <w:rPr>
+                <w:rFonts w:hint="eastAsia"/>
+              </w:rPr>
+              <w:t>見積登録済</w:t>
+            </w:r>
+          </w:p>
+        </w:tc>
+        <w:tc>
+          <w:tcPr>
+            <w:tcW w:w="1250" w:type="pct"/>
+          </w:tcPr>
+          <w:p>
+            <w:r>
+              <w:rPr>
+                <w:rFonts w:hint="eastAsia"/>
+              </w:rPr>
+              <w:t>発注前の登録済み見積を論理削除する。削除後もSTEP2に留まる</w:t>
+            </w:r>
+          </w:p>
+        </w:tc>
+      </w:tr>
+      <w:tr>
+        <w:tc>
+          <w:tcPr>
+            <w:tcW w:w="1250" w:type="pct"/>
+          </w:tcPr>
+          <w:p>
+            <w:r>
+              <w:rPr>
+                <w:rFonts w:hint="eastAsia"/>
+              </w:rPr>
+              <w:t>修理タスク削除</w:t>
+            </w:r>
+          </w:p>
+        </w:tc>
+        <w:tc>
+          <w:tcPr>
+            <w:tcW w:w="1250" w:type="pct"/>
+          </w:tcPr>
+          <w:p>
+            <w:r>
+              <w:rPr>
+                <w:rFonts w:hint="eastAsia"/>
+              </w:rPr>
+              <w:t>見積登録済</w:t>
+            </w:r>
+          </w:p>
+        </w:tc>
+        <w:tc>
+          <w:tcPr>
+            <w:tcW w:w="1250" w:type="pct"/>
+          </w:tcPr>
+          <w:p>
+            <w:r>
+              <w:rPr>
+                <w:rFonts w:hint="eastAsia"/>
+              </w:rPr>
+              <w:t>論理削除</w:t>
+            </w:r>
+          </w:p>
+        </w:tc>
+        <w:tc>
+          <w:tcPr>
+            <w:tcW w:w="1250" w:type="pct"/>
+          </w:tcPr>
+          <w:p>
+            <w:r>
+              <w:rPr>
+                <w:rFonts w:hint="eastAsia"/>
+              </w:rPr>
+              <w:t>`applications.deleted_at` を設定する。発注済み以降は削除不可</w:t>
+            </w:r>
+          </w:p>
+        </w:tc>
+      </w:tr>
+      <w:tr>
+        <w:tc>
+          <w:tcPr>
+            <w:tcW w:w="1250" w:type="pct"/>
+          </w:tcPr>
+          <w:p>
+            <w:r>
+              <w:rPr>
+                <w:rFonts w:hint="eastAsia"/>
+              </w:rPr>
+              <w:t>発注登録</w:t>
+            </w:r>
+          </w:p>
+        </w:tc>
+        <w:tc>
+          <w:tcPr>
+            <w:tcW w:w="1250" w:type="pct"/>
+          </w:tcPr>
+          <w:p>
+            <w:r>
+              <w:rPr>
+                <w:rFonts w:hint="eastAsia"/>
+              </w:rPr>
+              <w:t>見積登録済</w:t>
+            </w:r>
+          </w:p>
+        </w:tc>
+        <w:tc>
+          <w:tcPr>
+            <w:tcW w:w="1250" w:type="pct"/>
+          </w:tcPr>
+          <w:p>
+            <w:r>
+              <w:rPr>
+                <w:rFonts w:hint="eastAsia"/>
+              </w:rPr>
+              <w:t>発注済</w:t>
+            </w:r>
+          </w:p>
+        </w:tc>
+        <w:tc>
+          <w:tcPr>
+            <w:tcW w:w="1250" w:type="pct"/>
+          </w:tcPr>
+          <w:p>
+            <w:r>
+              <w:rPr>
+                <w:rFonts w:hint="eastAsia"/>
+              </w:rPr>
+              <w:t>採用見積から発注を作成する</w:t>
+            </w:r>
+          </w:p>
+        </w:tc>
+      </w:tr>
+      <w:tr>
+        <w:tc>
+          <w:tcPr>
+            <w:tcW w:w="1250" w:type="pct"/>
+          </w:tcPr>
+          <w:p>
+            <w:r>
+              <w:rPr>
+                <w:rFonts w:hint="eastAsia"/>
+              </w:rPr>
+              <w:t>納期確定</w:t>
+            </w:r>
+          </w:p>
+        </w:tc>
+        <w:tc>
+          <w:tcPr>
+            <w:tcW w:w="1250" w:type="pct"/>
+          </w:tcPr>
+          <w:p>
+            <w:r>
+              <w:rPr>
+                <w:rFonts w:hint="eastAsia"/>
+              </w:rPr>
+              <w:t>発注済</w:t>
+            </w:r>
+          </w:p>
+        </w:tc>
+        <w:tc>
+          <w:tcPr>
+            <w:tcW w:w="1250" w:type="pct"/>
+          </w:tcPr>
+          <w:p>
+            <w:r>
+              <w:rPr>
+                <w:rFonts w:hint="eastAsia"/>
+              </w:rPr>
+              <w:t>納期確定</w:t>
+            </w:r>
+          </w:p>
+        </w:tc>
+        <w:tc>
+          <w:tcPr>
+            <w:tcW w:w="1250" w:type="pct"/>
+          </w:tcPr>
+          <w:p>
+            <w:r>
+              <w:rPr>
+                <w:rFonts w:hint="eastAsia"/>
+              </w:rPr>
+              <w:t>院内修理はSTEP1から直接この状態へ進む</w:t>
+            </w:r>
+          </w:p>
+        </w:tc>
+      </w:tr>
+      <w:tr>
+        <w:tc>
+          <w:tcPr>
+            <w:tcW w:w="1250" w:type="pct"/>
+          </w:tcPr>
+          <w:p>
+            <w:r>
+              <w:rPr>
+                <w:rFonts w:hint="eastAsia"/>
+              </w:rPr>
+              <w:t>検収登録</w:t>
+            </w:r>
+          </w:p>
+        </w:tc>
+        <w:tc>
+          <w:tcPr>
+            <w:tcW w:w="1250" w:type="pct"/>
+          </w:tcPr>
+          <w:p>
+            <w:r>
+              <w:rPr>
+                <w:rFonts w:hint="eastAsia"/>
+              </w:rPr>
+              <w:t>納期確定</w:t>
+            </w:r>
+          </w:p>
+        </w:tc>
+        <w:tc>
+          <w:tcPr>
+            <w:tcW w:w="1250" w:type="pct"/>
+          </w:tcPr>
+          <w:p>
+            <w:r>
+              <w:rPr>
+                <w:rFonts w:hint="eastAsia"/>
+              </w:rPr>
+              <w:t>検収登録</w:t>
+            </w:r>
+          </w:p>
+        </w:tc>
+        <w:tc>
+          <w:tcPr>
+            <w:tcW w:w="1250" w:type="pct"/>
+          </w:tcPr>
+          <w:p>
+            <w:r>
+              <w:rPr>
+                <w:rFonts w:hint="eastAsia"/>
+              </w:rPr>
+              <w:t>修理報告書、納品書等を保存する。院外発注修理では `orders</w:t>
+            </w:r>
+            <w:r>
+              <w:rPr>
+                <w:rFonts w:hint="eastAsia"/>
+              </w:rPr>
               <w:lastRenderedPageBreak/>
-              <w:t>見積依頼完了</w:t>
-            </w:r>
-          </w:p>
-        </w:tc>
-        <w:tc>
-          <w:tcPr>
-            <w:tcW w:w="1250" w:type="pct"/>
-          </w:tcPr>
-          <w:p>
-            <w:r>
-              <w:rPr>
-                <w:rFonts w:hint="eastAsia"/>
-              </w:rPr>
-              <w:t>見積依頼済</w:t>
+              <w:t>` / `order_items` を更新し、登録済み資産の院外発注修理では `individuals` も更新する</w:t>
+            </w:r>
+          </w:p>
+        </w:tc>
+      </w:tr>
+      <w:tr>
+        <w:tc>
+          <w:tcPr>
+            <w:tcW w:w="1250" w:type="pct"/>
+          </w:tcPr>
+          <w:p>
+            <w:r>
+              <w:rPr>
+                <w:rFonts w:hint="eastAsia"/>
+              </w:rPr>
+              <w:lastRenderedPageBreak/>
+              <w:t>完了登録</w:t>
+            </w:r>
+          </w:p>
+        </w:tc>
+        <w:tc>
+          <w:tcPr>
+            <w:tcW w:w="1250" w:type="pct"/>
+          </w:tcPr>
+          <w:p>
+            <w:r>
+              <w:rPr>
+                <w:rFonts w:hint="eastAsia"/>
+              </w:rPr>
+              <w:t>検収登録</w:t>
+            </w:r>
+          </w:p>
+        </w:tc>
+        <w:tc>
+          <w:tcPr>
+            <w:tcW w:w="1250" w:type="pct"/>
+          </w:tcPr>
+          <w:p>
+            <w:r>
+              <w:rPr>
+                <w:rFonts w:hint="eastAsia"/>
+              </w:rPr>
+              <w:t>完了</w:t>
+            </w:r>
+          </w:p>
+        </w:tc>
+        <w:tc>
+          <w:tcPr>
+            <w:tcW w:w="1250" w:type="pct"/>
+          </w:tcPr>
+          <w:p>
+            <w:r>
+              <w:rPr>
+                <w:rFonts w:hint="eastAsia"/>
+              </w:rPr>
+              <w:t>未登録資産でも資産CRUDは行わない。未登録資産または `individuals` がない院内修理では固定資産番号を保存しない</w:t>
+            </w:r>
+          </w:p>
+        </w:tc>
+      </w:tr>
+      <w:tr>
+        <w:tc>
+          <w:tcPr>
+            <w:tcW w:w="1250" w:type="pct"/>
+          </w:tcPr>
+          <w:p>
+            <w:r>
+              <w:rPr>
+                <w:rFonts w:hint="eastAsia"/>
+              </w:rPr>
+              <w:t>通常却下</w:t>
+            </w:r>
+          </w:p>
+        </w:tc>
+        <w:tc>
+          <w:tcPr>
+            <w:tcW w:w="1250" w:type="pct"/>
+          </w:tcPr>
+          <w:p>
+            <w:r>
+              <w:rPr>
+                <w:rFonts w:hint="eastAsia"/>
+              </w:rPr>
+              <w:t>新規申請 / 見積登録済</w:t>
+            </w:r>
+          </w:p>
+        </w:tc>
+        <w:tc>
+          <w:tcPr>
+            <w:tcW w:w="1250" w:type="pct"/>
+          </w:tcPr>
+          <w:p>
+            <w:r>
+              <w:rPr>
+                <w:rFonts w:hint="eastAsia"/>
+              </w:rPr>
+              <w:t>却下</w:t>
+            </w:r>
+          </w:p>
+        </w:tc>
+        <w:tc>
+          <w:tcPr>
+            <w:tcW w:w="1250" w:type="pct"/>
+          </w:tcPr>
+          <w:p>
+            <w:r>
+              <w:t>`completion_reason=REJECTED`</w:t>
+            </w:r>
+          </w:p>
+        </w:tc>
+      </w:tr>
+      <w:tr>
+        <w:tc>
+          <w:tcPr>
+            <w:tcW w:w="1250" w:type="pct"/>
+          </w:tcPr>
+          <w:p>
+            <w:r>
+              <w:rPr>
+                <w:rFonts w:hint="eastAsia"/>
+              </w:rPr>
+              <w:t>修理不能</w:t>
             </w:r>
           </w:p>
         </w:tc>
@@ -43459,371 +43890,6 @@
               <w:rPr>
                 <w:rFonts w:hint="eastAsia"/>
               </w:rPr>
-              <w:t>STEP2へ進む</w:t>
-            </w:r>
-          </w:p>
-        </w:tc>
-      </w:tr>
-      <w:tr>
-        <w:tc>
-          <w:tcPr>
-            <w:tcW w:w="1250" w:type="pct"/>
-          </w:tcPr>
-          <w:p>
-            <w:r>
-              <w:rPr>
-                <w:rFonts w:hint="eastAsia"/>
-              </w:rPr>
-              <w:t>修理見積削除</w:t>
-            </w:r>
-          </w:p>
-        </w:tc>
-        <w:tc>
-          <w:tcPr>
-            <w:tcW w:w="1250" w:type="pct"/>
-          </w:tcPr>
-          <w:p>
-            <w:r>
-              <w:rPr>
-                <w:rFonts w:hint="eastAsia"/>
-              </w:rPr>
-              <w:t>見積登録済</w:t>
-            </w:r>
-          </w:p>
-        </w:tc>
-        <w:tc>
-          <w:tcPr>
-            <w:tcW w:w="1250" w:type="pct"/>
-          </w:tcPr>
-          <w:p>
-            <w:r>
-              <w:rPr>
-                <w:rFonts w:hint="eastAsia"/>
-              </w:rPr>
-              <w:t>見積登録済</w:t>
-            </w:r>
-          </w:p>
-        </w:tc>
-        <w:tc>
-          <w:tcPr>
-            <w:tcW w:w="1250" w:type="pct"/>
-          </w:tcPr>
-          <w:p>
-            <w:r>
-              <w:rPr>
-                <w:rFonts w:hint="eastAsia"/>
-              </w:rPr>
-              <w:t>発注前の登録済み見積を論理削除する。削除後もSTEP2に留まる</w:t>
-            </w:r>
-          </w:p>
-        </w:tc>
-      </w:tr>
-      <w:tr>
-        <w:tc>
-          <w:tcPr>
-            <w:tcW w:w="1250" w:type="pct"/>
-          </w:tcPr>
-          <w:p>
-            <w:r>
-              <w:rPr>
-                <w:rFonts w:hint="eastAsia"/>
-              </w:rPr>
-              <w:t>修理タスク削除</w:t>
-            </w:r>
-          </w:p>
-        </w:tc>
-        <w:tc>
-          <w:tcPr>
-            <w:tcW w:w="1250" w:type="pct"/>
-          </w:tcPr>
-          <w:p>
-            <w:r>
-              <w:rPr>
-                <w:rFonts w:hint="eastAsia"/>
-              </w:rPr>
-              <w:t>見積登録済</w:t>
-            </w:r>
-          </w:p>
-        </w:tc>
-        <w:tc>
-          <w:tcPr>
-            <w:tcW w:w="1250" w:type="pct"/>
-          </w:tcPr>
-          <w:p>
-            <w:r>
-              <w:rPr>
-                <w:rFonts w:hint="eastAsia"/>
-              </w:rPr>
-              <w:t>論理削除</w:t>
-            </w:r>
-          </w:p>
-        </w:tc>
-        <w:tc>
-          <w:tcPr>
-            <w:tcW w:w="1250" w:type="pct"/>
-          </w:tcPr>
-          <w:p>
-            <w:r>
-              <w:rPr>
-                <w:rFonts w:hint="eastAsia"/>
-              </w:rPr>
-              <w:t>`applications.deleted_at` を設定する。発注済み以降は削除不可</w:t>
-            </w:r>
-          </w:p>
-        </w:tc>
-      </w:tr>
-      <w:tr>
-        <w:tc>
-          <w:tcPr>
-            <w:tcW w:w="1250" w:type="pct"/>
-          </w:tcPr>
-          <w:p>
-            <w:r>
-              <w:rPr>
-                <w:rFonts w:hint="eastAsia"/>
-              </w:rPr>
-              <w:t>発注登録</w:t>
-            </w:r>
-          </w:p>
-        </w:tc>
-        <w:tc>
-          <w:tcPr>
-            <w:tcW w:w="1250" w:type="pct"/>
-          </w:tcPr>
-          <w:p>
-            <w:r>
-              <w:rPr>
-                <w:rFonts w:hint="eastAsia"/>
-              </w:rPr>
-              <w:t>見積登録済</w:t>
-            </w:r>
-          </w:p>
-        </w:tc>
-        <w:tc>
-          <w:tcPr>
-            <w:tcW w:w="1250" w:type="pct"/>
-          </w:tcPr>
-          <w:p>
-            <w:r>
-              <w:rPr>
-                <w:rFonts w:hint="eastAsia"/>
-              </w:rPr>
-              <w:t>発注済</w:t>
-            </w:r>
-          </w:p>
-        </w:tc>
-        <w:tc>
-          <w:tcPr>
-            <w:tcW w:w="1250" w:type="pct"/>
-          </w:tcPr>
-          <w:p>
-            <w:r>
-              <w:rPr>
-                <w:rFonts w:hint="eastAsia"/>
-              </w:rPr>
-              <w:t>採用見積から発注を作成する</w:t>
-            </w:r>
-          </w:p>
-        </w:tc>
-      </w:tr>
-      <w:tr>
-        <w:tc>
-          <w:tcPr>
-            <w:tcW w:w="1250" w:type="pct"/>
-          </w:tcPr>
-          <w:p>
-            <w:r>
-              <w:rPr>
-                <w:rFonts w:hint="eastAsia"/>
-              </w:rPr>
-              <w:t>納期確定</w:t>
-            </w:r>
-          </w:p>
-        </w:tc>
-        <w:tc>
-          <w:tcPr>
-            <w:tcW w:w="1250" w:type="pct"/>
-          </w:tcPr>
-          <w:p>
-            <w:r>
-              <w:rPr>
-                <w:rFonts w:hint="eastAsia"/>
-              </w:rPr>
-              <w:t>発注済</w:t>
-            </w:r>
-          </w:p>
-        </w:tc>
-        <w:tc>
-          <w:tcPr>
-            <w:tcW w:w="1250" w:type="pct"/>
-          </w:tcPr>
-          <w:p>
-            <w:r>
-              <w:rPr>
-                <w:rFonts w:hint="eastAsia"/>
-              </w:rPr>
-              <w:t>納期確定</w:t>
-            </w:r>
-          </w:p>
-        </w:tc>
-        <w:tc>
-          <w:tcPr>
-            <w:tcW w:w="1250" w:type="pct"/>
-          </w:tcPr>
-          <w:p>
-            <w:r>
-              <w:rPr>
-                <w:rFonts w:hint="eastAsia"/>
-              </w:rPr>
-              <w:t>院内修理はSTEP1から直接この状態へ進む</w:t>
-            </w:r>
-          </w:p>
-        </w:tc>
-      </w:tr>
-      <w:tr>
-        <w:tc>
-          <w:tcPr>
-            <w:tcW w:w="1250" w:type="pct"/>
-          </w:tcPr>
-          <w:p>
-            <w:r>
-              <w:rPr>
-                <w:rFonts w:hint="eastAsia"/>
-              </w:rPr>
-              <w:t>検収登録</w:t>
-            </w:r>
-          </w:p>
-        </w:tc>
-        <w:tc>
-          <w:tcPr>
-            <w:tcW w:w="1250" w:type="pct"/>
-          </w:tcPr>
-          <w:p>
-            <w:r>
-              <w:rPr>
-                <w:rFonts w:hint="eastAsia"/>
-              </w:rPr>
-              <w:t>納期確定</w:t>
-            </w:r>
-          </w:p>
-        </w:tc>
-        <w:tc>
-          <w:tcPr>
-            <w:tcW w:w="1250" w:type="pct"/>
-          </w:tcPr>
-          <w:p>
-            <w:r>
-              <w:rPr>
-                <w:rFonts w:hint="eastAsia"/>
-              </w:rPr>
-              <w:t>検収登録</w:t>
-            </w:r>
-          </w:p>
-        </w:tc>
-        <w:tc>
-          <w:tcPr>
-            <w:tcW w:w="1250" w:type="pct"/>
-          </w:tcPr>
-          <w:p>
-            <w:r>
-              <w:rPr>
-                <w:rFonts w:hint="eastAsia"/>
-              </w:rPr>
-              <w:t>修理報告書、納品書等を保存する。院外発注修理では `orders` / `order_items` を更新し、登録済み資産の院外発注修理では `individuals` も更新する</w:t>
-            </w:r>
-          </w:p>
-        </w:tc>
-      </w:tr>
-      <w:tr>
-        <w:tc>
-          <w:tcPr>
-            <w:tcW w:w="1250" w:type="pct"/>
-          </w:tcPr>
-          <w:p>
-            <w:r>
-              <w:rPr>
-                <w:rFonts w:hint="eastAsia"/>
-              </w:rPr>
-              <w:t>完了登録</w:t>
-            </w:r>
-          </w:p>
-        </w:tc>
-        <w:tc>
-          <w:tcPr>
-            <w:tcW w:w="1250" w:type="pct"/>
-          </w:tcPr>
-          <w:p>
-            <w:r>
-              <w:rPr>
-                <w:rFonts w:hint="eastAsia"/>
-              </w:rPr>
-              <w:t>検収登録</w:t>
-            </w:r>
-          </w:p>
-        </w:tc>
-        <w:tc>
-          <w:tcPr>
-            <w:tcW w:w="1250" w:type="pct"/>
-          </w:tcPr>
-          <w:p>
-            <w:r>
-              <w:rPr>
-                <w:rFonts w:hint="eastAsia"/>
-              </w:rPr>
-              <w:t>完了</w:t>
-            </w:r>
-          </w:p>
-        </w:tc>
-        <w:tc>
-          <w:tcPr>
-            <w:tcW w:w="1250" w:type="pct"/>
-          </w:tcPr>
-          <w:p>
-            <w:r>
-              <w:rPr>
-                <w:rFonts w:hint="eastAsia"/>
-              </w:rPr>
-              <w:t>未登録資産でも資産CRUDは行わない。未登録資産または `individuals` がない院内修理では固定資産番号を保存しない</w:t>
-            </w:r>
-          </w:p>
-        </w:tc>
-      </w:tr>
-      <w:tr>
-        <w:tc>
-          <w:tcPr>
-            <w:tcW w:w="1250" w:type="pct"/>
-          </w:tcPr>
-          <w:p>
-            <w:r>
-              <w:rPr>
-                <w:rFonts w:hint="eastAsia"/>
-              </w:rPr>
-              <w:t>通常却下</w:t>
-            </w:r>
-          </w:p>
-        </w:tc>
-        <w:tc>
-          <w:tcPr>
-            <w:tcW w:w="1250" w:type="pct"/>
-          </w:tcPr>
-          <w:p>
-            <w:r>
-              <w:rPr>
-                <w:rFonts w:hint="eastAsia"/>
-              </w:rPr>
-              <w:t>新規申請 / 見積登録済</w:t>
-            </w:r>
-          </w:p>
-        </w:tc>
-        <w:tc>
-          <w:tcPr>
-            <w:tcW w:w="1250" w:type="pct"/>
-          </w:tcPr>
-          <w:p>
-            <w:r>
-              <w:rPr>
-                <w:rFonts w:hint="eastAsia"/>
-              </w:rPr>
               <w:t>却下</w:t>
             </w:r>
           </w:p>
@@ -43834,61 +43900,10 @@
           </w:tcPr>
           <w:p>
             <w:r>
-              <w:t>`completion_reason=REJECTED`</w:t>
-            </w:r>
-          </w:p>
-        </w:tc>
-      </w:tr>
-      <w:tr>
-        <w:tc>
-          <w:tcPr>
-            <w:tcW w:w="1250" w:type="pct"/>
-          </w:tcPr>
-          <w:p>
-            <w:r>
-              <w:rPr>
-                <w:rFonts w:hint="eastAsia"/>
-              </w:rPr>
-              <w:t>修理不能</w:t>
-            </w:r>
-          </w:p>
-        </w:tc>
-        <w:tc>
-          <w:tcPr>
-            <w:tcW w:w="1250" w:type="pct"/>
-          </w:tcPr>
-          <w:p>
-            <w:r>
-              <w:rPr>
-                <w:rFonts w:hint="eastAsia"/>
-              </w:rPr>
-              <w:t>見積登録済</w:t>
-            </w:r>
-          </w:p>
-        </w:tc>
-        <w:tc>
-          <w:tcPr>
-            <w:tcW w:w="1250" w:type="pct"/>
-          </w:tcPr>
-          <w:p>
-            <w:r>
-              <w:rPr>
-                <w:rFonts w:hint="eastAsia"/>
-              </w:rPr>
-              <w:t>却下</w:t>
-            </w:r>
-          </w:p>
-        </w:tc>
-        <w:tc>
-          <w:tcPr>
-            <w:tcW w:w="1250" w:type="pct"/>
-          </w:tcPr>
-          <w:p>
-            <w:r>
-              <w:rPr>
-                <w:rFonts w:hint="eastAsia"/>
-              </w:rPr>
-              <w:t>`completion_reason=UNREPAIRABLE`。登録済み資産のみ廃棄申請作成可</w:t>
+              <w:rPr>
+                <w:rFonts w:hint="eastAsia"/>
+              </w:rPr>
+              <w:t>`completion_reason=UNREPAIRABLE`。登録済み資産または未登録資産の修理申請経由廃棄申請を作成する</w:t>
             </w:r>
           </w:p>
         </w:tc>
@@ -43902,12 +43917,11 @@
           <w:rFonts w:hint="eastAsia"/>
         </w:rPr>
       </w:pPr>
-      <w:bookmarkStart w:id="102" w:name="_Toc230121319"/>
+      <w:bookmarkStart w:id="102" w:name="_Toc230167417"/>
       <w:r>
         <w:rPr>
           <w:rFonts w:hint="eastAsia"/>
         </w:rPr>
-        <w:lastRenderedPageBreak/>
         <w:t>他機能との責務境界</w:t>
       </w:r>
       <w:bookmarkEnd w:id="102"/>
@@ -43995,11 +44009,12 @@
           <w:rFonts w:hint="eastAsia"/>
         </w:rPr>
       </w:pPr>
-      <w:bookmarkStart w:id="103" w:name="_Toc230121320"/>
+      <w:bookmarkStart w:id="103" w:name="_Toc230167418"/>
       <w:r>
         <w:rPr>
           <w:rFonts w:hint="eastAsia"/>
         </w:rPr>
+        <w:lastRenderedPageBreak/>
         <w:t>第7章 エラーコード一覧</w:t>
       </w:r>
       <w:bookmarkEnd w:id="103"/>
@@ -44374,7 +44389,7 @@
           </w:tcPr>
           <w:p>
             <w:r>
-              <w:t>REPAIR_UNREGISTERED_ASSET_DISPOSAL_NOT_ALLOWED</w:t>
+              <w:t>REPAIR_DISPOSAL_APPLICATION_NOT_ALLOWED</w:t>
             </w:r>
           </w:p>
         </w:tc>
@@ -44397,7 +44412,7 @@
               <w:rPr>
                 <w:rFonts w:hint="eastAsia"/>
               </w:rPr>
-              <w:t>未登録資産に対して廃棄申請接続を実行した</w:t>
+              <w:t>現在ステータス、院内修理、または対象物品情報不足により廃棄申請接続を実行できない</w:t>
             </w:r>
           </w:p>
         </w:tc>
@@ -44409,7 +44424,6 @@
           </w:tcPr>
           <w:p>
             <w:r>
-              <w:lastRenderedPageBreak/>
               <w:t>REPAIR_RFQ_NOT_FOUND</w:t>
             </w:r>
           </w:p>
@@ -44587,11 +44601,12 @@
           <w:rFonts w:hint="eastAsia"/>
         </w:rPr>
       </w:pPr>
-      <w:bookmarkStart w:id="104" w:name="_Toc230121321"/>
+      <w:bookmarkStart w:id="104" w:name="_Toc230167419"/>
       <w:r>
         <w:rPr>
           <w:rFonts w:hint="eastAsia"/>
         </w:rPr>
+        <w:lastRenderedPageBreak/>
         <w:t>第8章 運用・保守方針</w:t>
       </w:r>
       <w:bookmarkEnd w:id="104"/>
@@ -44603,7 +44618,7 @@
           <w:rFonts w:hint="eastAsia"/>
         </w:rPr>
       </w:pPr>
-      <w:bookmarkStart w:id="105" w:name="_Toc230121322"/>
+      <w:bookmarkStart w:id="105" w:name="_Toc230167420"/>
       <w:r>
         <w:rPr>
           <w:rFonts w:hint="eastAsia"/>
@@ -44754,9 +44769,96 @@
 <file path=word/numbering.xml><?xml version="1.0" encoding="utf-8"?>
 <w:numbering xmlns:wpc="http://schemas.microsoft.com/office/word/2010/wordprocessingCanvas" xmlns:cx="http://schemas.microsoft.com/office/drawing/2014/chartex" xmlns:cx1="http://schemas.microsoft.com/office/drawing/2015/9/8/chartex" xmlns:cx2="http://schemas.microsoft.com/office/drawing/2015/10/21/chartex" xmlns:cx3="http://schemas.microsoft.com/office/drawing/2016/5/9/chartex" xmlns:cx4="http://schemas.microsoft.com/office/drawing/2016/5/10/chartex" xmlns:cx5="http://schemas.microsoft.com/office/drawing/2016/5/11/chartex" xmlns:cx6="http://schemas.microsoft.com/office/drawing/2016/5/12/chartex" xmlns:cx7="http://schemas.microsoft.com/office/drawing/2016/5/13/chartex" xmlns:cx8="http://schemas.microsoft.com/office/drawing/2016/5/14/chartex" xmlns:mc="http://schemas.openxmlformats.org/markup-compatibility/2006" xmlns:aink="http://schemas.microsoft.com/office/drawing/2016/ink" xmlns:am3d="http://schemas.microsoft.com/office/drawing/2017/model3d" xmlns:o="urn:schemas-microsoft-com:office:office" xmlns:oel="http://schemas.microsoft.com/office/2019/extlst" xmlns:r="http://schemas.openxmlformats.org/officeDocument/2006/relationships" xmlns:m="http://schemas.openxmlformats.org/officeDocument/2006/math" xmlns:v="urn:schemas-microsoft-com:vml" xmlns:wp14="http://schemas.microsoft.com/office/word/2010/wordprocessingDrawing" xmlns:wp="http://schemas.openxmlformats.org/drawingml/2006/wordprocessingDrawing" xmlns:w10="urn:schemas-microsoft-com:office:word" xmlns:w="http://schemas.openxmlformats.org/wordprocessingml/2006/main" xmlns:w14="http://schemas.microsoft.com/office/word/2010/wordml" xmlns:w15="http://schemas.microsoft.com/office/word/2012/wordml" xmlns:w16cex="http://schemas.microsoft.com/office/word/2018/wordml/cex" xmlns:w16cid="http://schemas.microsoft.com/office/word/2016/wordml/cid" xmlns:w16="http://schemas.microsoft.com/office/word/2018/wordml" xmlns:w16du="http://schemas.microsoft.com/office/word/2023/wordml/word16du" xmlns:w16sdtdh="http://schemas.microsoft.com/office/word/2020/wordml/sdtdatahash" xmlns:w16sdtfl="http://schemas.microsoft.com/office/word/2024/wordml/sdtformatlock" xmlns:w16se="http://schemas.microsoft.com/office/word/2015/wordml/symex" xmlns:wpg="http://schemas.microsoft.com/office/word/2010/wordprocessingGroup" xmlns:wpi="http://schemas.microsoft.com/office/word/2010/wordprocessingInk" xmlns:wne="http://schemas.microsoft.com/office/word/2006/wordml" xmlns:wps="http://schemas.microsoft.com/office/word/2010/wordprocessingShape" mc:Ignorable="w14 w15 w16se w16cid w16 w16cex w16sdtdh w16sdtfl w16du wp14">
   <w:abstractNum w:abstractNumId="0" w15:restartNumberingAfterBreak="0">
-    <w:nsid w:val="07405C6C"/>
+    <w:nsid w:val="03D82294"/>
     <w:multiLevelType w:val="hybridMultilevel"/>
-    <w:tmpl w:val="AE4E996E"/>
+    <w:tmpl w:val="733E85CC"/>
+    <w:name w:val="__API_DOC_SQUARE_BULLET__2"/>
+    <w:lvl w:ilvl="0" w:tplc="0409000F">
+      <w:start w:val="1"/>
+      <w:numFmt w:val="decimal"/>
+      <w:lvlText w:val="%1."/>
+      <w:lvlJc w:val="left"/>
+      <w:pPr>
+        <w:ind w:left="440" w:hanging="440"/>
+      </w:pPr>
+    </w:lvl>
+    <w:lvl w:ilvl="1" w:tplc="04090017" w:tentative="1">
+      <w:start w:val="1"/>
+      <w:numFmt w:val="aiueoFullWidth"/>
+      <w:lvlText w:val="(%2)"/>
+      <w:lvlJc w:val="left"/>
+      <w:pPr>
+        <w:ind w:left="880" w:hanging="440"/>
+      </w:pPr>
+    </w:lvl>
+    <w:lvl w:ilvl="2" w:tplc="04090011" w:tentative="1">
+      <w:start w:val="1"/>
+      <w:numFmt w:val="decimalEnclosedCircle"/>
+      <w:lvlText w:val="%3"/>
+      <w:lvlJc w:val="left"/>
+      <w:pPr>
+        <w:ind w:left="1320" w:hanging="440"/>
+      </w:pPr>
+    </w:lvl>
+    <w:lvl w:ilvl="3" w:tplc="0409000F" w:tentative="1">
+      <w:start w:val="1"/>
+      <w:numFmt w:val="decimal"/>
+      <w:lvlText w:val="%4."/>
+      <w:lvlJc w:val="left"/>
+      <w:pPr>
+        <w:ind w:left="1760" w:hanging="440"/>
+      </w:pPr>
+    </w:lvl>
+    <w:lvl w:ilvl="4" w:tplc="04090017" w:tentative="1">
+      <w:start w:val="1"/>
+      <w:numFmt w:val="aiueoFullWidth"/>
+      <w:lvlText w:val="(%5)"/>
+      <w:lvlJc w:val="left"/>
+      <w:pPr>
+        <w:ind w:left="2200" w:hanging="440"/>
+      </w:pPr>
+    </w:lvl>
+    <w:lvl w:ilvl="5" w:tplc="04090011" w:tentative="1">
+      <w:start w:val="1"/>
+      <w:numFmt w:val="decimalEnclosedCircle"/>
+      <w:lvlText w:val="%6"/>
+      <w:lvlJc w:val="left"/>
+      <w:pPr>
+        <w:ind w:left="2640" w:hanging="440"/>
+      </w:pPr>
+    </w:lvl>
+    <w:lvl w:ilvl="6" w:tplc="0409000F" w:tentative="1">
+      <w:start w:val="1"/>
+      <w:numFmt w:val="decimal"/>
+      <w:lvlText w:val="%7."/>
+      <w:lvlJc w:val="left"/>
+      <w:pPr>
+        <w:ind w:left="3080" w:hanging="440"/>
+      </w:pPr>
+    </w:lvl>
+    <w:lvl w:ilvl="7" w:tplc="04090017" w:tentative="1">
+      <w:start w:val="1"/>
+      <w:numFmt w:val="aiueoFullWidth"/>
+      <w:lvlText w:val="(%8)"/>
+      <w:lvlJc w:val="left"/>
+      <w:pPr>
+        <w:ind w:left="3520" w:hanging="440"/>
+      </w:pPr>
+    </w:lvl>
+    <w:lvl w:ilvl="8" w:tplc="04090011" w:tentative="1">
+      <w:start w:val="1"/>
+      <w:numFmt w:val="decimalEnclosedCircle"/>
+      <w:lvlText w:val="%9"/>
+      <w:lvlJc w:val="left"/>
+      <w:pPr>
+        <w:ind w:left="3960" w:hanging="440"/>
+      </w:pPr>
+    </w:lvl>
+  </w:abstractNum>
+  <w:abstractNum w:abstractNumId="1" w15:restartNumberingAfterBreak="0">
+    <w:nsid w:val="1C2E5A4F"/>
+    <w:multiLevelType w:val="hybridMultilevel"/>
+    <w:tmpl w:val="A664EB4A"/>
     <w:name w:val="__API_DOC_SQUARE_BULLET__22"/>
     <w:lvl w:ilvl="0" w:tplc="0409000F">
       <w:start w:val="1"/>
@@ -44840,182 +44942,8 @@
       </w:pPr>
     </w:lvl>
   </w:abstractNum>
-  <w:abstractNum w:abstractNumId="1" w15:restartNumberingAfterBreak="0">
-    <w:nsid w:val="17A951AE"/>
-    <w:multiLevelType w:val="hybridMultilevel"/>
-    <w:tmpl w:val="A114F118"/>
-    <w:name w:val="__API_DOC_SQUARE_BULLET__222"/>
-    <w:lvl w:ilvl="0" w:tplc="0409000F">
-      <w:start w:val="1"/>
-      <w:numFmt w:val="decimal"/>
-      <w:lvlText w:val="%1."/>
-      <w:lvlJc w:val="left"/>
-      <w:pPr>
-        <w:ind w:left="440" w:hanging="440"/>
-      </w:pPr>
-    </w:lvl>
-    <w:lvl w:ilvl="1" w:tplc="04090017" w:tentative="1">
-      <w:start w:val="1"/>
-      <w:numFmt w:val="aiueoFullWidth"/>
-      <w:lvlText w:val="(%2)"/>
-      <w:lvlJc w:val="left"/>
-      <w:pPr>
-        <w:ind w:left="880" w:hanging="440"/>
-      </w:pPr>
-    </w:lvl>
-    <w:lvl w:ilvl="2" w:tplc="04090011" w:tentative="1">
-      <w:start w:val="1"/>
-      <w:numFmt w:val="decimalEnclosedCircle"/>
-      <w:lvlText w:val="%3"/>
-      <w:lvlJc w:val="left"/>
-      <w:pPr>
-        <w:ind w:left="1320" w:hanging="440"/>
-      </w:pPr>
-    </w:lvl>
-    <w:lvl w:ilvl="3" w:tplc="0409000F" w:tentative="1">
-      <w:start w:val="1"/>
-      <w:numFmt w:val="decimal"/>
-      <w:lvlText w:val="%4."/>
-      <w:lvlJc w:val="left"/>
-      <w:pPr>
-        <w:ind w:left="1760" w:hanging="440"/>
-      </w:pPr>
-    </w:lvl>
-    <w:lvl w:ilvl="4" w:tplc="04090017" w:tentative="1">
-      <w:start w:val="1"/>
-      <w:numFmt w:val="aiueoFullWidth"/>
-      <w:lvlText w:val="(%5)"/>
-      <w:lvlJc w:val="left"/>
-      <w:pPr>
-        <w:ind w:left="2200" w:hanging="440"/>
-      </w:pPr>
-    </w:lvl>
-    <w:lvl w:ilvl="5" w:tplc="04090011" w:tentative="1">
-      <w:start w:val="1"/>
-      <w:numFmt w:val="decimalEnclosedCircle"/>
-      <w:lvlText w:val="%6"/>
-      <w:lvlJc w:val="left"/>
-      <w:pPr>
-        <w:ind w:left="2640" w:hanging="440"/>
-      </w:pPr>
-    </w:lvl>
-    <w:lvl w:ilvl="6" w:tplc="0409000F" w:tentative="1">
-      <w:start w:val="1"/>
-      <w:numFmt w:val="decimal"/>
-      <w:lvlText w:val="%7."/>
-      <w:lvlJc w:val="left"/>
-      <w:pPr>
-        <w:ind w:left="3080" w:hanging="440"/>
-      </w:pPr>
-    </w:lvl>
-    <w:lvl w:ilvl="7" w:tplc="04090017" w:tentative="1">
-      <w:start w:val="1"/>
-      <w:numFmt w:val="aiueoFullWidth"/>
-      <w:lvlText w:val="(%8)"/>
-      <w:lvlJc w:val="left"/>
-      <w:pPr>
-        <w:ind w:left="3520" w:hanging="440"/>
-      </w:pPr>
-    </w:lvl>
-    <w:lvl w:ilvl="8" w:tplc="04090011" w:tentative="1">
-      <w:start w:val="1"/>
-      <w:numFmt w:val="decimalEnclosedCircle"/>
-      <w:lvlText w:val="%9"/>
-      <w:lvlJc w:val="left"/>
-      <w:pPr>
-        <w:ind w:left="3960" w:hanging="440"/>
-      </w:pPr>
-    </w:lvl>
-  </w:abstractNum>
   <w:abstractNum w:abstractNumId="2" w15:restartNumberingAfterBreak="0">
-    <w:nsid w:val="22ED0E41"/>
-    <w:multiLevelType w:val="hybridMultilevel"/>
-    <w:tmpl w:val="31B8ABF0"/>
-    <w:name w:val="__API_DOC_SQUARE_BULLET__22222"/>
-    <w:lvl w:ilvl="0" w:tplc="0409000F">
-      <w:start w:val="1"/>
-      <w:numFmt w:val="decimal"/>
-      <w:lvlText w:val="%1."/>
-      <w:lvlJc w:val="left"/>
-      <w:pPr>
-        <w:ind w:left="440" w:hanging="440"/>
-      </w:pPr>
-    </w:lvl>
-    <w:lvl w:ilvl="1" w:tplc="04090017" w:tentative="1">
-      <w:start w:val="1"/>
-      <w:numFmt w:val="aiueoFullWidth"/>
-      <w:lvlText w:val="(%2)"/>
-      <w:lvlJc w:val="left"/>
-      <w:pPr>
-        <w:ind w:left="880" w:hanging="440"/>
-      </w:pPr>
-    </w:lvl>
-    <w:lvl w:ilvl="2" w:tplc="04090011" w:tentative="1">
-      <w:start w:val="1"/>
-      <w:numFmt w:val="decimalEnclosedCircle"/>
-      <w:lvlText w:val="%3"/>
-      <w:lvlJc w:val="left"/>
-      <w:pPr>
-        <w:ind w:left="1320" w:hanging="440"/>
-      </w:pPr>
-    </w:lvl>
-    <w:lvl w:ilvl="3" w:tplc="0409000F" w:tentative="1">
-      <w:start w:val="1"/>
-      <w:numFmt w:val="decimal"/>
-      <w:lvlText w:val="%4."/>
-      <w:lvlJc w:val="left"/>
-      <w:pPr>
-        <w:ind w:left="1760" w:hanging="440"/>
-      </w:pPr>
-    </w:lvl>
-    <w:lvl w:ilvl="4" w:tplc="04090017" w:tentative="1">
-      <w:start w:val="1"/>
-      <w:numFmt w:val="aiueoFullWidth"/>
-      <w:lvlText w:val="(%5)"/>
-      <w:lvlJc w:val="left"/>
-      <w:pPr>
-        <w:ind w:left="2200" w:hanging="440"/>
-      </w:pPr>
-    </w:lvl>
-    <w:lvl w:ilvl="5" w:tplc="04090011" w:tentative="1">
-      <w:start w:val="1"/>
-      <w:numFmt w:val="decimalEnclosedCircle"/>
-      <w:lvlText w:val="%6"/>
-      <w:lvlJc w:val="left"/>
-      <w:pPr>
-        <w:ind w:left="2640" w:hanging="440"/>
-      </w:pPr>
-    </w:lvl>
-    <w:lvl w:ilvl="6" w:tplc="0409000F" w:tentative="1">
-      <w:start w:val="1"/>
-      <w:numFmt w:val="decimal"/>
-      <w:lvlText w:val="%7."/>
-      <w:lvlJc w:val="left"/>
-      <w:pPr>
-        <w:ind w:left="3080" w:hanging="440"/>
-      </w:pPr>
-    </w:lvl>
-    <w:lvl w:ilvl="7" w:tplc="04090017" w:tentative="1">
-      <w:start w:val="1"/>
-      <w:numFmt w:val="aiueoFullWidth"/>
-      <w:lvlText w:val="(%8)"/>
-      <w:lvlJc w:val="left"/>
-      <w:pPr>
-        <w:ind w:left="3520" w:hanging="440"/>
-      </w:pPr>
-    </w:lvl>
-    <w:lvl w:ilvl="8" w:tplc="04090011" w:tentative="1">
-      <w:start w:val="1"/>
-      <w:numFmt w:val="decimalEnclosedCircle"/>
-      <w:lvlText w:val="%9"/>
-      <w:lvlJc w:val="left"/>
-      <w:pPr>
-        <w:ind w:left="3960" w:hanging="440"/>
-      </w:pPr>
-    </w:lvl>
-  </w:abstractNum>
-  <w:abstractNum w:abstractNumId="3" w15:restartNumberingAfterBreak="0">
-    <w:nsid w:val="24156C02"/>
+    <w:nsid w:val="290561E0"/>
     <w:multiLevelType w:val="singleLevel"/>
     <w:tmpl w:val="0409000F"/>
     <w:name w:val="__API_DOC_SQUARE_BULLET__"/>
@@ -45029,8 +44957,95 @@
       </w:pPr>
     </w:lvl>
   </w:abstractNum>
+  <w:abstractNum w:abstractNumId="3" w15:restartNumberingAfterBreak="0">
+    <w:nsid w:val="31287892"/>
+    <w:multiLevelType w:val="hybridMultilevel"/>
+    <w:tmpl w:val="720E1882"/>
+    <w:name w:val="__API_DOC_SQUARE_BULLET__22222"/>
+    <w:lvl w:ilvl="0" w:tplc="0409000F">
+      <w:start w:val="1"/>
+      <w:numFmt w:val="decimal"/>
+      <w:lvlText w:val="%1."/>
+      <w:lvlJc w:val="left"/>
+      <w:pPr>
+        <w:ind w:left="440" w:hanging="440"/>
+      </w:pPr>
+    </w:lvl>
+    <w:lvl w:ilvl="1" w:tplc="04090017" w:tentative="1">
+      <w:start w:val="1"/>
+      <w:numFmt w:val="aiueoFullWidth"/>
+      <w:lvlText w:val="(%2)"/>
+      <w:lvlJc w:val="left"/>
+      <w:pPr>
+        <w:ind w:left="880" w:hanging="440"/>
+      </w:pPr>
+    </w:lvl>
+    <w:lvl w:ilvl="2" w:tplc="04090011" w:tentative="1">
+      <w:start w:val="1"/>
+      <w:numFmt w:val="decimalEnclosedCircle"/>
+      <w:lvlText w:val="%3"/>
+      <w:lvlJc w:val="left"/>
+      <w:pPr>
+        <w:ind w:left="1320" w:hanging="440"/>
+      </w:pPr>
+    </w:lvl>
+    <w:lvl w:ilvl="3" w:tplc="0409000F" w:tentative="1">
+      <w:start w:val="1"/>
+      <w:numFmt w:val="decimal"/>
+      <w:lvlText w:val="%4."/>
+      <w:lvlJc w:val="left"/>
+      <w:pPr>
+        <w:ind w:left="1760" w:hanging="440"/>
+      </w:pPr>
+    </w:lvl>
+    <w:lvl w:ilvl="4" w:tplc="04090017" w:tentative="1">
+      <w:start w:val="1"/>
+      <w:numFmt w:val="aiueoFullWidth"/>
+      <w:lvlText w:val="(%5)"/>
+      <w:lvlJc w:val="left"/>
+      <w:pPr>
+        <w:ind w:left="2200" w:hanging="440"/>
+      </w:pPr>
+    </w:lvl>
+    <w:lvl w:ilvl="5" w:tplc="04090011" w:tentative="1">
+      <w:start w:val="1"/>
+      <w:numFmt w:val="decimalEnclosedCircle"/>
+      <w:lvlText w:val="%6"/>
+      <w:lvlJc w:val="left"/>
+      <w:pPr>
+        <w:ind w:left="2640" w:hanging="440"/>
+      </w:pPr>
+    </w:lvl>
+    <w:lvl w:ilvl="6" w:tplc="0409000F" w:tentative="1">
+      <w:start w:val="1"/>
+      <w:numFmt w:val="decimal"/>
+      <w:lvlText w:val="%7."/>
+      <w:lvlJc w:val="left"/>
+      <w:pPr>
+        <w:ind w:left="3080" w:hanging="440"/>
+      </w:pPr>
+    </w:lvl>
+    <w:lvl w:ilvl="7" w:tplc="04090017" w:tentative="1">
+      <w:start w:val="1"/>
+      <w:numFmt w:val="aiueoFullWidth"/>
+      <w:lvlText w:val="(%8)"/>
+      <w:lvlJc w:val="left"/>
+      <w:pPr>
+        <w:ind w:left="3520" w:hanging="440"/>
+      </w:pPr>
+    </w:lvl>
+    <w:lvl w:ilvl="8" w:tplc="04090011" w:tentative="1">
+      <w:start w:val="1"/>
+      <w:numFmt w:val="decimalEnclosedCircle"/>
+      <w:lvlText w:val="%9"/>
+      <w:lvlJc w:val="left"/>
+      <w:pPr>
+        <w:ind w:left="3960" w:hanging="440"/>
+      </w:pPr>
+    </w:lvl>
+  </w:abstractNum>
   <w:abstractNum w:abstractNumId="4" w15:restartNumberingAfterBreak="0">
-    <w:nsid w:val="325B0ACD"/>
+    <w:nsid w:val="4B540C36"/>
     <w:multiLevelType w:val="singleLevel"/>
     <w:tmpl w:val="04090001"/>
     <w:lvl w:ilvl="0">
@@ -45047,10 +45062,10 @@
     </w:lvl>
   </w:abstractNum>
   <w:abstractNum w:abstractNumId="5" w15:restartNumberingAfterBreak="0">
-    <w:nsid w:val="52600340"/>
+    <w:nsid w:val="50AD3DDA"/>
     <w:multiLevelType w:val="hybridMultilevel"/>
-    <w:tmpl w:val="9A80BFA4"/>
-    <w:name w:val="__API_DOC_SQUARE_BULLET__2"/>
+    <w:tmpl w:val="247AD6EC"/>
+    <w:name w:val="__API_DOC_SQUARE_BULLET__222"/>
     <w:lvl w:ilvl="0" w:tplc="0409000F">
       <w:start w:val="1"/>
       <w:numFmt w:val="decimal"/>
@@ -45134,93 +45149,6 @@
     </w:lvl>
   </w:abstractNum>
   <w:abstractNum w:abstractNumId="6" w15:restartNumberingAfterBreak="0">
-    <w:nsid w:val="53471E4E"/>
-    <w:multiLevelType w:val="hybridMultilevel"/>
-    <w:tmpl w:val="7F28A92E"/>
-    <w:name w:val="__API_DOC_SQUARE_BULLET__2222"/>
-    <w:lvl w:ilvl="0" w:tplc="0409000F">
-      <w:start w:val="1"/>
-      <w:numFmt w:val="decimal"/>
-      <w:lvlText w:val="%1."/>
-      <w:lvlJc w:val="left"/>
-      <w:pPr>
-        <w:ind w:left="440" w:hanging="440"/>
-      </w:pPr>
-    </w:lvl>
-    <w:lvl w:ilvl="1" w:tplc="04090017" w:tentative="1">
-      <w:start w:val="1"/>
-      <w:numFmt w:val="aiueoFullWidth"/>
-      <w:lvlText w:val="(%2)"/>
-      <w:lvlJc w:val="left"/>
-      <w:pPr>
-        <w:ind w:left="880" w:hanging="440"/>
-      </w:pPr>
-    </w:lvl>
-    <w:lvl w:ilvl="2" w:tplc="04090011" w:tentative="1">
-      <w:start w:val="1"/>
-      <w:numFmt w:val="decimalEnclosedCircle"/>
-      <w:lvlText w:val="%3"/>
-      <w:lvlJc w:val="left"/>
-      <w:pPr>
-        <w:ind w:left="1320" w:hanging="440"/>
-      </w:pPr>
-    </w:lvl>
-    <w:lvl w:ilvl="3" w:tplc="0409000F" w:tentative="1">
-      <w:start w:val="1"/>
-      <w:numFmt w:val="decimal"/>
-      <w:lvlText w:val="%4."/>
-      <w:lvlJc w:val="left"/>
-      <w:pPr>
-        <w:ind w:left="1760" w:hanging="440"/>
-      </w:pPr>
-    </w:lvl>
-    <w:lvl w:ilvl="4" w:tplc="04090017" w:tentative="1">
-      <w:start w:val="1"/>
-      <w:numFmt w:val="aiueoFullWidth"/>
-      <w:lvlText w:val="(%5)"/>
-      <w:lvlJc w:val="left"/>
-      <w:pPr>
-        <w:ind w:left="2200" w:hanging="440"/>
-      </w:pPr>
-    </w:lvl>
-    <w:lvl w:ilvl="5" w:tplc="04090011" w:tentative="1">
-      <w:start w:val="1"/>
-      <w:numFmt w:val="decimalEnclosedCircle"/>
-      <w:lvlText w:val="%6"/>
-      <w:lvlJc w:val="left"/>
-      <w:pPr>
-        <w:ind w:left="2640" w:hanging="440"/>
-      </w:pPr>
-    </w:lvl>
-    <w:lvl w:ilvl="6" w:tplc="0409000F" w:tentative="1">
-      <w:start w:val="1"/>
-      <w:numFmt w:val="decimal"/>
-      <w:lvlText w:val="%7."/>
-      <w:lvlJc w:val="left"/>
-      <w:pPr>
-        <w:ind w:left="3080" w:hanging="440"/>
-      </w:pPr>
-    </w:lvl>
-    <w:lvl w:ilvl="7" w:tplc="04090017" w:tentative="1">
-      <w:start w:val="1"/>
-      <w:numFmt w:val="aiueoFullWidth"/>
-      <w:lvlText w:val="(%8)"/>
-      <w:lvlJc w:val="left"/>
-      <w:pPr>
-        <w:ind w:left="3520" w:hanging="440"/>
-      </w:pPr>
-    </w:lvl>
-    <w:lvl w:ilvl="8" w:tplc="04090011" w:tentative="1">
-      <w:start w:val="1"/>
-      <w:numFmt w:val="decimalEnclosedCircle"/>
-      <w:lvlText w:val="%9"/>
-      <w:lvlJc w:val="left"/>
-      <w:pPr>
-        <w:ind w:left="3960" w:hanging="440"/>
-      </w:pPr>
-    </w:lvl>
-  </w:abstractNum>
-  <w:abstractNum w:abstractNumId="7" w15:restartNumberingAfterBreak="0">
     <w:nsid w:val="7AC532A8"/>
     <w:multiLevelType w:val="multilevel"/>
     <w:tmpl w:val="4E1E5628"/>
@@ -45334,29 +45262,116 @@
       </w:rPr>
     </w:lvl>
   </w:abstractNum>
+  <w:abstractNum w:abstractNumId="7" w15:restartNumberingAfterBreak="0">
+    <w:nsid w:val="7D8814B1"/>
+    <w:multiLevelType w:val="hybridMultilevel"/>
+    <w:tmpl w:val="EF54F074"/>
+    <w:name w:val="__API_DOC_SQUARE_BULLET__2222"/>
+    <w:lvl w:ilvl="0" w:tplc="0409000F">
+      <w:start w:val="1"/>
+      <w:numFmt w:val="decimal"/>
+      <w:lvlText w:val="%1."/>
+      <w:lvlJc w:val="left"/>
+      <w:pPr>
+        <w:ind w:left="440" w:hanging="440"/>
+      </w:pPr>
+    </w:lvl>
+    <w:lvl w:ilvl="1" w:tplc="04090017" w:tentative="1">
+      <w:start w:val="1"/>
+      <w:numFmt w:val="aiueoFullWidth"/>
+      <w:lvlText w:val="(%2)"/>
+      <w:lvlJc w:val="left"/>
+      <w:pPr>
+        <w:ind w:left="880" w:hanging="440"/>
+      </w:pPr>
+    </w:lvl>
+    <w:lvl w:ilvl="2" w:tplc="04090011" w:tentative="1">
+      <w:start w:val="1"/>
+      <w:numFmt w:val="decimalEnclosedCircle"/>
+      <w:lvlText w:val="%3"/>
+      <w:lvlJc w:val="left"/>
+      <w:pPr>
+        <w:ind w:left="1320" w:hanging="440"/>
+      </w:pPr>
+    </w:lvl>
+    <w:lvl w:ilvl="3" w:tplc="0409000F" w:tentative="1">
+      <w:start w:val="1"/>
+      <w:numFmt w:val="decimal"/>
+      <w:lvlText w:val="%4."/>
+      <w:lvlJc w:val="left"/>
+      <w:pPr>
+        <w:ind w:left="1760" w:hanging="440"/>
+      </w:pPr>
+    </w:lvl>
+    <w:lvl w:ilvl="4" w:tplc="04090017" w:tentative="1">
+      <w:start w:val="1"/>
+      <w:numFmt w:val="aiueoFullWidth"/>
+      <w:lvlText w:val="(%5)"/>
+      <w:lvlJc w:val="left"/>
+      <w:pPr>
+        <w:ind w:left="2200" w:hanging="440"/>
+      </w:pPr>
+    </w:lvl>
+    <w:lvl w:ilvl="5" w:tplc="04090011" w:tentative="1">
+      <w:start w:val="1"/>
+      <w:numFmt w:val="decimalEnclosedCircle"/>
+      <w:lvlText w:val="%6"/>
+      <w:lvlJc w:val="left"/>
+      <w:pPr>
+        <w:ind w:left="2640" w:hanging="440"/>
+      </w:pPr>
+    </w:lvl>
+    <w:lvl w:ilvl="6" w:tplc="0409000F" w:tentative="1">
+      <w:start w:val="1"/>
+      <w:numFmt w:val="decimal"/>
+      <w:lvlText w:val="%7."/>
+      <w:lvlJc w:val="left"/>
+      <w:pPr>
+        <w:ind w:left="3080" w:hanging="440"/>
+      </w:pPr>
+    </w:lvl>
+    <w:lvl w:ilvl="7" w:tplc="04090017" w:tentative="1">
+      <w:start w:val="1"/>
+      <w:numFmt w:val="aiueoFullWidth"/>
+      <w:lvlText w:val="(%8)"/>
+      <w:lvlJc w:val="left"/>
+      <w:pPr>
+        <w:ind w:left="3520" w:hanging="440"/>
+      </w:pPr>
+    </w:lvl>
+    <w:lvl w:ilvl="8" w:tplc="04090011" w:tentative="1">
+      <w:start w:val="1"/>
+      <w:numFmt w:val="decimalEnclosedCircle"/>
+      <w:lvlText w:val="%9"/>
+      <w:lvlJc w:val="left"/>
+      <w:pPr>
+        <w:ind w:left="3960" w:hanging="440"/>
+      </w:pPr>
+    </w:lvl>
+  </w:abstractNum>
   <w:num w:numId="1" w16cid:durableId="296302402">
+    <w:abstractNumId w:val="6"/>
+  </w:num>
+  <w:num w:numId="2" w16cid:durableId="422839050">
+    <w:abstractNumId w:val="4"/>
+  </w:num>
+  <w:num w:numId="3" w16cid:durableId="1495219561">
+    <w:abstractNumId w:val="2"/>
+  </w:num>
+  <w:num w:numId="4" w16cid:durableId="369109808">
+    <w:abstractNumId w:val="0"/>
+  </w:num>
+  <w:num w:numId="5" w16cid:durableId="6102838">
+    <w:abstractNumId w:val="1"/>
+  </w:num>
+  <w:num w:numId="6" w16cid:durableId="863982672">
+    <w:abstractNumId w:val="5"/>
+  </w:num>
+  <w:num w:numId="7" w16cid:durableId="1025406329">
     <w:abstractNumId w:val="7"/>
   </w:num>
-  <w:num w:numId="2" w16cid:durableId="1847286354">
-    <w:abstractNumId w:val="4"/>
-  </w:num>
-  <w:num w:numId="3" w16cid:durableId="1380276147">
+  <w:num w:numId="8" w16cid:durableId="1054350201">
     <w:abstractNumId w:val="3"/>
-  </w:num>
-  <w:num w:numId="4" w16cid:durableId="1175077340">
-    <w:abstractNumId w:val="5"/>
-  </w:num>
-  <w:num w:numId="5" w16cid:durableId="86314588">
-    <w:abstractNumId w:val="0"/>
-  </w:num>
-  <w:num w:numId="6" w16cid:durableId="1495100650">
-    <w:abstractNumId w:val="1"/>
-  </w:num>
-  <w:num w:numId="7" w16cid:durableId="2142766648">
-    <w:abstractNumId w:val="6"/>
-  </w:num>
-  <w:num w:numId="8" w16cid:durableId="1978604696">
-    <w:abstractNumId w:val="2"/>
   </w:num>
   <w:numIdMacAtCleanup w:val="8"/>
 </w:numbering>

--- a/taniguchi/api/Fix/API設計書_修理管理.docx
+++ b/taniguchi/api/Fix/API設計書_修理管理.docx
@@ -491,34 +491,24 @@
         </w:p>
         <w:tbl>
           <w:tblPr>
-            <w:tblW w:w="9000" w:type="dxa"/>
-            <w:tblBorders>
-              <w:top w:val="single" w:sz="8" w:space="0" w:color="000000"/>
-              <w:left w:val="single" w:sz="8" w:space="0" w:color="000000"/>
-              <w:bottom w:val="single" w:sz="8" w:space="0" w:color="000000"/>
-              <w:right w:val="single" w:sz="8" w:space="0" w:color="000000"/>
-              <w:insideH w:val="single" w:sz="8" w:space="0" w:color="000000"/>
-              <w:insideV w:val="single" w:sz="8" w:space="0" w:color="000000"/>
-            </w:tblBorders>
-            <w:tblLayout w:type="fixed"/>
-            <w:tblLook w:val="0600" w:firstRow="0" w:lastRow="0" w:firstColumn="0" w:lastColumn="0" w:noHBand="1" w:noVBand="1"/>
+            <w:tblStyle w:val="afffffff7"/>
+            <w:tblW w:w="5000" w:type="pct"/>
+            <w:tblLook w:val="04A0" w:firstRow="1" w:lastRow="0" w:firstColumn="1" w:lastColumn="0" w:noHBand="0" w:noVBand="1"/>
           </w:tblPr>
           <w:tblGrid>
-            <w:gridCol w:w="1665"/>
-            <w:gridCol w:w="1935"/>
-            <w:gridCol w:w="5400"/>
+            <w:gridCol w:w="1043"/>
+            <w:gridCol w:w="1212"/>
+            <w:gridCol w:w="3382"/>
+            <w:gridCol w:w="3382"/>
           </w:tblGrid>
           <w:tr>
+            <w:trPr>
+              <w:tblHeader/>
+            </w:trPr>
             <w:tc>
               <w:tcPr>
-                <w:tcW w:w="1665" w:type="dxa"/>
+                <w:tcW w:w="578" w:type="pct"/>
                 <w:shd w:val="clear" w:color="auto" w:fill="DBE5F1" w:themeFill="accent1" w:themeFillTint="33"/>
-                <w:tcMar>
-                  <w:top w:w="100" w:type="dxa"/>
-                  <w:left w:w="100" w:type="dxa"/>
-                  <w:bottom w:w="100" w:type="dxa"/>
-                  <w:right w:w="100" w:type="dxa"/>
-                </w:tcMar>
               </w:tcPr>
               <w:p>
                 <w:pPr>
@@ -530,7 +520,6 @@
                     <w:right w:val="nil"/>
                     <w:between w:val="nil"/>
                   </w:pBdr>
-                  <w:spacing w:line="240" w:lineRule="auto"/>
                   <w:rPr>
                     <w:b/>
                     <w:bCs/>
@@ -538,6 +527,7 @@
                 </w:pPr>
                 <w:r>
                   <w:rPr>
+                    <w:rFonts w:hint="eastAsia"/>
                     <w:b/>
                     <w:bCs/>
                   </w:rPr>
@@ -547,14 +537,8 @@
             </w:tc>
             <w:tc>
               <w:tcPr>
-                <w:tcW w:w="1935" w:type="dxa"/>
+                <w:tcW w:w="672" w:type="pct"/>
                 <w:shd w:val="clear" w:color="auto" w:fill="DBE5F1" w:themeFill="accent1" w:themeFillTint="33"/>
-                <w:tcMar>
-                  <w:top w:w="100" w:type="dxa"/>
-                  <w:left w:w="100" w:type="dxa"/>
-                  <w:bottom w:w="100" w:type="dxa"/>
-                  <w:right w:w="100" w:type="dxa"/>
-                </w:tcMar>
               </w:tcPr>
               <w:p>
                 <w:pPr>
@@ -566,7 +550,6 @@
                     <w:right w:val="nil"/>
                     <w:between w:val="nil"/>
                   </w:pBdr>
-                  <w:spacing w:line="240" w:lineRule="auto"/>
                   <w:rPr>
                     <w:b/>
                     <w:bCs/>
@@ -574,23 +557,18 @@
                 </w:pPr>
                 <w:r>
                   <w:rPr>
+                    <w:rFonts w:hint="eastAsia"/>
                     <w:b/>
                     <w:bCs/>
                   </w:rPr>
-                  <w:t>改訂日</w:t>
+                  <w:t>日付</w:t>
                 </w:r>
               </w:p>
             </w:tc>
             <w:tc>
               <w:tcPr>
-                <w:tcW w:w="5400" w:type="dxa"/>
+                <w:tcW w:w="1875" w:type="pct"/>
                 <w:shd w:val="clear" w:color="auto" w:fill="DBE5F1" w:themeFill="accent1" w:themeFillTint="33"/>
-                <w:tcMar>
-                  <w:top w:w="100" w:type="dxa"/>
-                  <w:left w:w="100" w:type="dxa"/>
-                  <w:bottom w:w="100" w:type="dxa"/>
-                  <w:right w:w="100" w:type="dxa"/>
-                </w:tcMar>
               </w:tcPr>
               <w:p>
                 <w:pPr>
@@ -602,7 +580,6 @@
                     <w:right w:val="nil"/>
                     <w:between w:val="nil"/>
                   </w:pBdr>
-                  <w:spacing w:line="240" w:lineRule="auto"/>
                   <w:rPr>
                     <w:b/>
                     <w:bCs/>
@@ -610,24 +587,18 @@
                 </w:pPr>
                 <w:r>
                   <w:rPr>
+                    <w:rFonts w:hint="eastAsia"/>
                     <w:b/>
                     <w:bCs/>
                   </w:rPr>
-                  <w:t>改訂内容</w:t>
+                  <w:t>変更概要</w:t>
                 </w:r>
               </w:p>
             </w:tc>
-          </w:tr>
-          <w:tr>
             <w:tc>
               <w:tcPr>
-                <w:tcW w:w="1665" w:type="dxa"/>
-                <w:tcMar>
-                  <w:top w:w="100" w:type="dxa"/>
-                  <w:left w:w="100" w:type="dxa"/>
-                  <w:bottom w:w="100" w:type="dxa"/>
-                  <w:right w:w="100" w:type="dxa"/>
-                </w:tcMar>
+                <w:tcW w:w="1875" w:type="pct"/>
+                <w:shd w:val="clear" w:color="auto" w:fill="DBE5F1" w:themeFill="accent1" w:themeFillTint="33"/>
               </w:tcPr>
               <w:p>
                 <w:pPr>
@@ -639,22 +610,26 @@
                     <w:right w:val="nil"/>
                     <w:between w:val="nil"/>
                   </w:pBdr>
-                  <w:spacing w:line="240" w:lineRule="auto"/>
+                  <w:rPr>
+                    <w:b/>
+                    <w:bCs/>
+                  </w:rPr>
                 </w:pPr>
                 <w:r>
-                  <w:t>1.00</w:t>
+                  <w:rPr>
+                    <w:rFonts w:hint="eastAsia"/>
+                    <w:b/>
+                    <w:bCs/>
+                  </w:rPr>
+                  <w:t>変更者</w:t>
                 </w:r>
               </w:p>
             </w:tc>
+          </w:tr>
+          <w:tr>
             <w:tc>
               <w:tcPr>
-                <w:tcW w:w="1935" w:type="dxa"/>
-                <w:tcMar>
-                  <w:top w:w="100" w:type="dxa"/>
-                  <w:left w:w="100" w:type="dxa"/>
-                  <w:bottom w:w="100" w:type="dxa"/>
-                  <w:right w:w="100" w:type="dxa"/>
-                </w:tcMar>
+                <w:tcW w:w="578" w:type="pct"/>
               </w:tcPr>
               <w:p>
                 <w:pPr>
@@ -666,22 +641,15 @@
                     <w:right w:val="nil"/>
                     <w:between w:val="nil"/>
                   </w:pBdr>
-                  <w:spacing w:line="240" w:lineRule="auto"/>
                 </w:pPr>
                 <w:r>
-                  <w:t>2026/5/20</w:t>
+                  <w:t>1.0</w:t>
                 </w:r>
               </w:p>
             </w:tc>
             <w:tc>
               <w:tcPr>
-                <w:tcW w:w="5400" w:type="dxa"/>
-                <w:tcMar>
-                  <w:top w:w="100" w:type="dxa"/>
-                  <w:left w:w="100" w:type="dxa"/>
-                  <w:bottom w:w="100" w:type="dxa"/>
-                  <w:right w:w="100" w:type="dxa"/>
-                </w:tcMar>
+                <w:tcW w:w="672" w:type="pct"/>
               </w:tcPr>
               <w:p>
                 <w:pPr>
@@ -693,27 +661,15 @@
                     <w:right w:val="nil"/>
                     <w:between w:val="nil"/>
                   </w:pBdr>
-                  <w:spacing w:line="240" w:lineRule="auto"/>
                 </w:pPr>
                 <w:r>
-                  <w:rPr>
-                    <w:rFonts w:hint="eastAsia"/>
-                  </w:rPr>
-                  <w:t>新規作成</w:t>
+                  <w:t>2026/5/20</w:t>
                 </w:r>
               </w:p>
             </w:tc>
-          </w:tr>
-          <w:tr>
             <w:tc>
               <w:tcPr>
-                <w:tcW w:w="1665" w:type="dxa"/>
-                <w:tcMar>
-                  <w:top w:w="100" w:type="dxa"/>
-                  <w:left w:w="100" w:type="dxa"/>
-                  <w:bottom w:w="100" w:type="dxa"/>
-                  <w:right w:w="100" w:type="dxa"/>
-                </w:tcMar>
+                <w:tcW w:w="1875" w:type="pct"/>
               </w:tcPr>
               <w:p>
                 <w:pPr>
@@ -725,19 +681,18 @@
                     <w:right w:val="nil"/>
                     <w:between w:val="nil"/>
                   </w:pBdr>
-                  <w:spacing w:line="240" w:lineRule="auto"/>
                 </w:pPr>
+                <w:r>
+                  <w:rPr>
+                    <w:rFonts w:hint="eastAsia"/>
+                  </w:rPr>
+                  <w:t>初版作成</w:t>
+                </w:r>
               </w:p>
             </w:tc>
             <w:tc>
               <w:tcPr>
-                <w:tcW w:w="1935" w:type="dxa"/>
-                <w:tcMar>
-                  <w:top w:w="100" w:type="dxa"/>
-                  <w:left w:w="100" w:type="dxa"/>
-                  <w:bottom w:w="100" w:type="dxa"/>
-                  <w:right w:w="100" w:type="dxa"/>
-                </w:tcMar>
+                <w:tcW w:w="1875" w:type="pct"/>
               </w:tcPr>
               <w:p>
                 <w:pPr>
@@ -749,19 +704,20 @@
                     <w:right w:val="nil"/>
                     <w:between w:val="nil"/>
                   </w:pBdr>
-                  <w:spacing w:line="240" w:lineRule="auto"/>
+                  <w:rPr>
+                    <w:rFonts w:hint="eastAsia"/>
+                  </w:rPr>
                 </w:pPr>
+                <w:r>
+                  <w:t>-</w:t>
+                </w:r>
               </w:p>
             </w:tc>
+          </w:tr>
+          <w:tr>
             <w:tc>
               <w:tcPr>
-                <w:tcW w:w="5400" w:type="dxa"/>
-                <w:tcMar>
-                  <w:top w:w="100" w:type="dxa"/>
-                  <w:left w:w="100" w:type="dxa"/>
-                  <w:bottom w:w="100" w:type="dxa"/>
-                  <w:right w:w="100" w:type="dxa"/>
-                </w:tcMar>
+                <w:tcW w:w="578" w:type="pct"/>
               </w:tcPr>
               <w:p>
                 <w:pPr>
@@ -773,21 +729,12 @@
                     <w:right w:val="nil"/>
                     <w:between w:val="nil"/>
                   </w:pBdr>
-                  <w:spacing w:line="240" w:lineRule="auto"/>
                 </w:pPr>
               </w:p>
             </w:tc>
-          </w:tr>
-          <w:tr>
             <w:tc>
               <w:tcPr>
-                <w:tcW w:w="1665" w:type="dxa"/>
-                <w:tcMar>
-                  <w:top w:w="100" w:type="dxa"/>
-                  <w:left w:w="100" w:type="dxa"/>
-                  <w:bottom w:w="100" w:type="dxa"/>
-                  <w:right w:w="100" w:type="dxa"/>
-                </w:tcMar>
+                <w:tcW w:w="672" w:type="pct"/>
               </w:tcPr>
               <w:p>
                 <w:pPr>
@@ -799,55 +746,12 @@
                     <w:right w:val="nil"/>
                     <w:between w:val="nil"/>
                   </w:pBdr>
-                  <w:spacing w:line="240" w:lineRule="auto"/>
                 </w:pPr>
               </w:p>
             </w:tc>
             <w:tc>
               <w:tcPr>
-                <w:tcW w:w="1935" w:type="dxa"/>
-                <w:tcMar>
-                  <w:top w:w="100" w:type="dxa"/>
-                  <w:left w:w="100" w:type="dxa"/>
-                  <w:bottom w:w="100" w:type="dxa"/>
-                  <w:right w:w="100" w:type="dxa"/>
-                </w:tcMar>
-              </w:tcPr>
-              <w:p>
-                <w:pPr>
-                  <w:widowControl w:val="0"/>
-                  <w:spacing w:line="240" w:lineRule="auto"/>
-                </w:pPr>
-              </w:p>
-            </w:tc>
-            <w:tc>
-              <w:tcPr>
-                <w:tcW w:w="5400" w:type="dxa"/>
-                <w:tcMar>
-                  <w:top w:w="100" w:type="dxa"/>
-                  <w:left w:w="100" w:type="dxa"/>
-                  <w:bottom w:w="100" w:type="dxa"/>
-                  <w:right w:w="100" w:type="dxa"/>
-                </w:tcMar>
-              </w:tcPr>
-              <w:p>
-                <w:pPr>
-                  <w:widowControl w:val="0"/>
-                  <w:spacing w:line="240" w:lineRule="auto"/>
-                </w:pPr>
-              </w:p>
-            </w:tc>
-          </w:tr>
-          <w:tr>
-            <w:tc>
-              <w:tcPr>
-                <w:tcW w:w="1665" w:type="dxa"/>
-                <w:tcMar>
-                  <w:top w:w="100" w:type="dxa"/>
-                  <w:left w:w="100" w:type="dxa"/>
-                  <w:bottom w:w="100" w:type="dxa"/>
-                  <w:right w:w="100" w:type="dxa"/>
-                </w:tcMar>
+                <w:tcW w:w="1875" w:type="pct"/>
               </w:tcPr>
               <w:p>
                 <w:pPr>
@@ -859,55 +763,12 @@
                     <w:right w:val="nil"/>
                     <w:between w:val="nil"/>
                   </w:pBdr>
-                  <w:spacing w:line="240" w:lineRule="auto"/>
                 </w:pPr>
               </w:p>
             </w:tc>
             <w:tc>
               <w:tcPr>
-                <w:tcW w:w="1935" w:type="dxa"/>
-                <w:tcMar>
-                  <w:top w:w="100" w:type="dxa"/>
-                  <w:left w:w="100" w:type="dxa"/>
-                  <w:bottom w:w="100" w:type="dxa"/>
-                  <w:right w:w="100" w:type="dxa"/>
-                </w:tcMar>
-              </w:tcPr>
-              <w:p>
-                <w:pPr>
-                  <w:widowControl w:val="0"/>
-                  <w:spacing w:line="240" w:lineRule="auto"/>
-                </w:pPr>
-              </w:p>
-            </w:tc>
-            <w:tc>
-              <w:tcPr>
-                <w:tcW w:w="5400" w:type="dxa"/>
-                <w:tcMar>
-                  <w:top w:w="100" w:type="dxa"/>
-                  <w:left w:w="100" w:type="dxa"/>
-                  <w:bottom w:w="100" w:type="dxa"/>
-                  <w:right w:w="100" w:type="dxa"/>
-                </w:tcMar>
-              </w:tcPr>
-              <w:p>
-                <w:pPr>
-                  <w:widowControl w:val="0"/>
-                  <w:spacing w:line="240" w:lineRule="auto"/>
-                </w:pPr>
-              </w:p>
-            </w:tc>
-          </w:tr>
-          <w:tr>
-            <w:tc>
-              <w:tcPr>
-                <w:tcW w:w="1665" w:type="dxa"/>
-                <w:tcMar>
-                  <w:top w:w="100" w:type="dxa"/>
-                  <w:left w:w="100" w:type="dxa"/>
-                  <w:bottom w:w="100" w:type="dxa"/>
-                  <w:right w:w="100" w:type="dxa"/>
-                </w:tcMar>
+                <w:tcW w:w="1875" w:type="pct"/>
               </w:tcPr>
               <w:p>
                 <w:pPr>
@@ -919,41 +780,153 @@
                     <w:right w:val="nil"/>
                     <w:between w:val="nil"/>
                   </w:pBdr>
-                  <w:spacing w:line="240" w:lineRule="auto"/>
+                </w:pPr>
+              </w:p>
+            </w:tc>
+          </w:tr>
+          <w:tr>
+            <w:tc>
+              <w:tcPr>
+                <w:tcW w:w="578" w:type="pct"/>
+              </w:tcPr>
+              <w:p>
+                <w:pPr>
+                  <w:widowControl w:val="0"/>
+                  <w:pBdr>
+                    <w:top w:val="nil"/>
+                    <w:left w:val="nil"/>
+                    <w:bottom w:val="nil"/>
+                    <w:right w:val="nil"/>
+                    <w:between w:val="nil"/>
+                  </w:pBdr>
                 </w:pPr>
               </w:p>
             </w:tc>
             <w:tc>
               <w:tcPr>
-                <w:tcW w:w="1935" w:type="dxa"/>
-                <w:tcMar>
-                  <w:top w:w="100" w:type="dxa"/>
-                  <w:left w:w="100" w:type="dxa"/>
-                  <w:bottom w:w="100" w:type="dxa"/>
-                  <w:right w:w="100" w:type="dxa"/>
-                </w:tcMar>
+                <w:tcW w:w="672" w:type="pct"/>
               </w:tcPr>
               <w:p>
                 <w:pPr>
                   <w:widowControl w:val="0"/>
-                  <w:spacing w:line="240" w:lineRule="auto"/>
                 </w:pPr>
               </w:p>
             </w:tc>
             <w:tc>
               <w:tcPr>
-                <w:tcW w:w="5400" w:type="dxa"/>
-                <w:tcMar>
-                  <w:top w:w="100" w:type="dxa"/>
-                  <w:left w:w="100" w:type="dxa"/>
-                  <w:bottom w:w="100" w:type="dxa"/>
-                  <w:right w:w="100" w:type="dxa"/>
-                </w:tcMar>
+                <w:tcW w:w="1875" w:type="pct"/>
               </w:tcPr>
               <w:p>
                 <w:pPr>
                   <w:widowControl w:val="0"/>
-                  <w:spacing w:line="240" w:lineRule="auto"/>
+                </w:pPr>
+              </w:p>
+            </w:tc>
+            <w:tc>
+              <w:tcPr>
+                <w:tcW w:w="1875" w:type="pct"/>
+              </w:tcPr>
+              <w:p>
+                <w:pPr>
+                  <w:widowControl w:val="0"/>
+                </w:pPr>
+              </w:p>
+            </w:tc>
+          </w:tr>
+          <w:tr>
+            <w:tc>
+              <w:tcPr>
+                <w:tcW w:w="578" w:type="pct"/>
+              </w:tcPr>
+              <w:p>
+                <w:pPr>
+                  <w:widowControl w:val="0"/>
+                  <w:pBdr>
+                    <w:top w:val="nil"/>
+                    <w:left w:val="nil"/>
+                    <w:bottom w:val="nil"/>
+                    <w:right w:val="nil"/>
+                    <w:between w:val="nil"/>
+                  </w:pBdr>
+                </w:pPr>
+              </w:p>
+            </w:tc>
+            <w:tc>
+              <w:tcPr>
+                <w:tcW w:w="672" w:type="pct"/>
+              </w:tcPr>
+              <w:p>
+                <w:pPr>
+                  <w:widowControl w:val="0"/>
+                </w:pPr>
+              </w:p>
+            </w:tc>
+            <w:tc>
+              <w:tcPr>
+                <w:tcW w:w="1875" w:type="pct"/>
+              </w:tcPr>
+              <w:p>
+                <w:pPr>
+                  <w:widowControl w:val="0"/>
+                </w:pPr>
+              </w:p>
+            </w:tc>
+            <w:tc>
+              <w:tcPr>
+                <w:tcW w:w="1875" w:type="pct"/>
+              </w:tcPr>
+              <w:p>
+                <w:pPr>
+                  <w:widowControl w:val="0"/>
+                </w:pPr>
+              </w:p>
+            </w:tc>
+          </w:tr>
+          <w:tr>
+            <w:tc>
+              <w:tcPr>
+                <w:tcW w:w="578" w:type="pct"/>
+              </w:tcPr>
+              <w:p>
+                <w:pPr>
+                  <w:widowControl w:val="0"/>
+                  <w:pBdr>
+                    <w:top w:val="nil"/>
+                    <w:left w:val="nil"/>
+                    <w:bottom w:val="nil"/>
+                    <w:right w:val="nil"/>
+                    <w:between w:val="nil"/>
+                  </w:pBdr>
+                </w:pPr>
+              </w:p>
+            </w:tc>
+            <w:tc>
+              <w:tcPr>
+                <w:tcW w:w="672" w:type="pct"/>
+              </w:tcPr>
+              <w:p>
+                <w:pPr>
+                  <w:widowControl w:val="0"/>
+                </w:pPr>
+              </w:p>
+            </w:tc>
+            <w:tc>
+              <w:tcPr>
+                <w:tcW w:w="1875" w:type="pct"/>
+              </w:tcPr>
+              <w:p>
+                <w:pPr>
+                  <w:widowControl w:val="0"/>
+                </w:pPr>
+              </w:p>
+            </w:tc>
+            <w:tc>
+              <w:tcPr>
+                <w:tcW w:w="1875" w:type="pct"/>
+              </w:tcPr>
+              <w:p>
+                <w:pPr>
+                  <w:widowControl w:val="0"/>
                 </w:pPr>
               </w:p>
             </w:tc>
@@ -1029,7 +1002,7 @@
       <w:r>
         <w:fldChar w:fldCharType="separate"/>
       </w:r>
-      <w:hyperlink w:anchor="_Toc230167316" w:history="1">
+      <w:hyperlink w:anchor="_Toc231208655" w:history="1">
         <w:r>
           <w:rPr>
             <w:rStyle w:val="afffffff5"/>
@@ -1056,7 +1029,7 @@
             <w:noProof/>
             <w:webHidden/>
           </w:rPr>
-          <w:instrText xml:space="preserve"> PAGEREF _Toc230167316 \h </w:instrText>
+          <w:instrText xml:space="preserve"> PAGEREF _Toc231208655 \h </w:instrText>
         </w:r>
         <w:r>
           <w:rPr>
@@ -1104,7 +1077,7 @@
           <w14:ligatures w14:val="standardContextual"/>
         </w:rPr>
       </w:pPr>
-      <w:hyperlink w:anchor="_Toc230167317" w:history="1">
+      <w:hyperlink w:anchor="_Toc231208656" w:history="1">
         <w:r>
           <w:rPr>
             <w:rStyle w:val="afffffff5"/>
@@ -1131,7 +1104,7 @@
             <w:noProof/>
             <w:webHidden/>
           </w:rPr>
-          <w:instrText xml:space="preserve"> PAGEREF _Toc230167317 \h </w:instrText>
+          <w:instrText xml:space="preserve"> PAGEREF _Toc231208656 \h </w:instrText>
         </w:r>
         <w:r>
           <w:rPr>
@@ -1179,7 +1152,7 @@
           <w14:ligatures w14:val="standardContextual"/>
         </w:rPr>
       </w:pPr>
-      <w:hyperlink w:anchor="_Toc230167318" w:history="1">
+      <w:hyperlink w:anchor="_Toc231208657" w:history="1">
         <w:r>
           <w:rPr>
             <w:rStyle w:val="afffffff5"/>
@@ -1206,7 +1179,7 @@
             <w:noProof/>
             <w:webHidden/>
           </w:rPr>
-          <w:instrText xml:space="preserve"> PAGEREF _Toc230167318 \h </w:instrText>
+          <w:instrText xml:space="preserve"> PAGEREF _Toc231208657 \h </w:instrText>
         </w:r>
         <w:r>
           <w:rPr>
@@ -1254,7 +1227,7 @@
           <w14:ligatures w14:val="standardContextual"/>
         </w:rPr>
       </w:pPr>
-      <w:hyperlink w:anchor="_Toc230167319" w:history="1">
+      <w:hyperlink w:anchor="_Toc231208658" w:history="1">
         <w:r>
           <w:rPr>
             <w:rStyle w:val="afffffff5"/>
@@ -1281,7 +1254,7 @@
             <w:noProof/>
             <w:webHidden/>
           </w:rPr>
-          <w:instrText xml:space="preserve"> PAGEREF _Toc230167319 \h </w:instrText>
+          <w:instrText xml:space="preserve"> PAGEREF _Toc231208658 \h </w:instrText>
         </w:r>
         <w:r>
           <w:rPr>
@@ -1329,7 +1302,7 @@
           <w14:ligatures w14:val="standardContextual"/>
         </w:rPr>
       </w:pPr>
-      <w:hyperlink w:anchor="_Toc230167320" w:history="1">
+      <w:hyperlink w:anchor="_Toc231208659" w:history="1">
         <w:r>
           <w:rPr>
             <w:rStyle w:val="afffffff5"/>
@@ -1356,7 +1329,7 @@
             <w:noProof/>
             <w:webHidden/>
           </w:rPr>
-          <w:instrText xml:space="preserve"> PAGEREF _Toc230167320 \h </w:instrText>
+          <w:instrText xml:space="preserve"> PAGEREF _Toc231208659 \h </w:instrText>
         </w:r>
         <w:r>
           <w:rPr>
@@ -1405,7 +1378,7 @@
           <w14:ligatures w14:val="standardContextual"/>
         </w:rPr>
       </w:pPr>
-      <w:hyperlink w:anchor="_Toc230167321" w:history="1">
+      <w:hyperlink w:anchor="_Toc231208660" w:history="1">
         <w:r>
           <w:rPr>
             <w:rStyle w:val="afffffff5"/>
@@ -1432,7 +1405,7 @@
             <w:noProof/>
             <w:webHidden/>
           </w:rPr>
-          <w:instrText xml:space="preserve"> PAGEREF _Toc230167321 \h </w:instrText>
+          <w:instrText xml:space="preserve"> PAGEREF _Toc231208660 \h </w:instrText>
         </w:r>
         <w:r>
           <w:rPr>
@@ -1480,7 +1453,7 @@
           <w14:ligatures w14:val="standardContextual"/>
         </w:rPr>
       </w:pPr>
-      <w:hyperlink w:anchor="_Toc230167322" w:history="1">
+      <w:hyperlink w:anchor="_Toc231208661" w:history="1">
         <w:r>
           <w:rPr>
             <w:rStyle w:val="afffffff5"/>
@@ -1507,7 +1480,7 @@
             <w:noProof/>
             <w:webHidden/>
           </w:rPr>
-          <w:instrText xml:space="preserve"> PAGEREF _Toc230167322 \h </w:instrText>
+          <w:instrText xml:space="preserve"> PAGEREF _Toc231208661 \h </w:instrText>
         </w:r>
         <w:r>
           <w:rPr>
@@ -1555,7 +1528,7 @@
           <w14:ligatures w14:val="standardContextual"/>
         </w:rPr>
       </w:pPr>
-      <w:hyperlink w:anchor="_Toc230167323" w:history="1">
+      <w:hyperlink w:anchor="_Toc231208662" w:history="1">
         <w:r>
           <w:rPr>
             <w:rStyle w:val="afffffff5"/>
@@ -1582,7 +1555,7 @@
             <w:noProof/>
             <w:webHidden/>
           </w:rPr>
-          <w:instrText xml:space="preserve"> PAGEREF _Toc230167323 \h </w:instrText>
+          <w:instrText xml:space="preserve"> PAGEREF _Toc231208662 \h </w:instrText>
         </w:r>
         <w:r>
           <w:rPr>
@@ -1630,7 +1603,7 @@
           <w14:ligatures w14:val="standardContextual"/>
         </w:rPr>
       </w:pPr>
-      <w:hyperlink w:anchor="_Toc230167324" w:history="1">
+      <w:hyperlink w:anchor="_Toc231208663" w:history="1">
         <w:r>
           <w:rPr>
             <w:rStyle w:val="afffffff5"/>
@@ -1657,7 +1630,7 @@
             <w:noProof/>
             <w:webHidden/>
           </w:rPr>
-          <w:instrText xml:space="preserve"> PAGEREF _Toc230167324 \h </w:instrText>
+          <w:instrText xml:space="preserve"> PAGEREF _Toc231208663 \h </w:instrText>
         </w:r>
         <w:r>
           <w:rPr>
@@ -1706,7 +1679,7 @@
           <w14:ligatures w14:val="standardContextual"/>
         </w:rPr>
       </w:pPr>
-      <w:hyperlink w:anchor="_Toc230167325" w:history="1">
+      <w:hyperlink w:anchor="_Toc231208664" w:history="1">
         <w:r>
           <w:rPr>
             <w:rStyle w:val="afffffff5"/>
@@ -1733,7 +1706,7 @@
             <w:noProof/>
             <w:webHidden/>
           </w:rPr>
-          <w:instrText xml:space="preserve"> PAGEREF _Toc230167325 \h </w:instrText>
+          <w:instrText xml:space="preserve"> PAGEREF _Toc231208664 \h </w:instrText>
         </w:r>
         <w:r>
           <w:rPr>
@@ -1781,7 +1754,7 @@
           <w14:ligatures w14:val="standardContextual"/>
         </w:rPr>
       </w:pPr>
-      <w:hyperlink w:anchor="_Toc230167326" w:history="1">
+      <w:hyperlink w:anchor="_Toc231208665" w:history="1">
         <w:r>
           <w:rPr>
             <w:rStyle w:val="afffffff5"/>
@@ -1808,7 +1781,7 @@
             <w:noProof/>
             <w:webHidden/>
           </w:rPr>
-          <w:instrText xml:space="preserve"> PAGEREF _Toc230167326 \h </w:instrText>
+          <w:instrText xml:space="preserve"> PAGEREF _Toc231208665 \h </w:instrText>
         </w:r>
         <w:r>
           <w:rPr>
@@ -1856,7 +1829,7 @@
           <w14:ligatures w14:val="standardContextual"/>
         </w:rPr>
       </w:pPr>
-      <w:hyperlink w:anchor="_Toc230167327" w:history="1">
+      <w:hyperlink w:anchor="_Toc231208666" w:history="1">
         <w:r>
           <w:rPr>
             <w:rStyle w:val="afffffff5"/>
@@ -1883,7 +1856,7 @@
             <w:noProof/>
             <w:webHidden/>
           </w:rPr>
-          <w:instrText xml:space="preserve"> PAGEREF _Toc230167327 \h </w:instrText>
+          <w:instrText xml:space="preserve"> PAGEREF _Toc231208666 \h </w:instrText>
         </w:r>
         <w:r>
           <w:rPr>
@@ -1903,7 +1876,7 @@
             <w:noProof/>
             <w:webHidden/>
           </w:rPr>
-          <w:t>11</w:t>
+          <w:t>12</w:t>
         </w:r>
         <w:r>
           <w:rPr>
@@ -1931,13 +1904,13 @@
           <w14:ligatures w14:val="standardContextual"/>
         </w:rPr>
       </w:pPr>
-      <w:hyperlink w:anchor="_Toc230167328" w:history="1">
+      <w:hyperlink w:anchor="_Toc231208667" w:history="1">
         <w:r>
           <w:rPr>
             <w:rStyle w:val="afffffff5"/>
             <w:noProof/>
           </w:rPr>
-          <w:t>ステータス・工程共通ルール</w:t>
+          <w:t>作業対象施設ベースの認可例外</w:t>
         </w:r>
         <w:r>
           <w:rPr>
@@ -1958,7 +1931,7 @@
             <w:noProof/>
             <w:webHidden/>
           </w:rPr>
-          <w:instrText xml:space="preserve"> PAGEREF _Toc230167328 \h </w:instrText>
+          <w:instrText xml:space="preserve"> PAGEREF _Toc231208667 \h </w:instrText>
         </w:r>
         <w:r>
           <w:rPr>
@@ -2006,13 +1979,13 @@
           <w14:ligatures w14:val="standardContextual"/>
         </w:rPr>
       </w:pPr>
-      <w:hyperlink w:anchor="_Toc230167329" w:history="1">
+      <w:hyperlink w:anchor="_Toc231208668" w:history="1">
         <w:r>
           <w:rPr>
             <w:rStyle w:val="afffffff5"/>
             <w:noProof/>
           </w:rPr>
-          <w:t>登録済み資産・未登録資産の扱い</w:t>
+          <w:t>ステータス・工程共通ルール</w:t>
         </w:r>
         <w:r>
           <w:rPr>
@@ -2033,7 +2006,7 @@
             <w:noProof/>
             <w:webHidden/>
           </w:rPr>
-          <w:instrText xml:space="preserve"> PAGEREF _Toc230167329 \h </w:instrText>
+          <w:instrText xml:space="preserve"> PAGEREF _Toc231208668 \h </w:instrText>
         </w:r>
         <w:r>
           <w:rPr>
@@ -2053,7 +2026,7 @@
             <w:noProof/>
             <w:webHidden/>
           </w:rPr>
-          <w:t>12</w:t>
+          <w:t>13</w:t>
         </w:r>
         <w:r>
           <w:rPr>
@@ -2081,13 +2054,13 @@
           <w14:ligatures w14:val="standardContextual"/>
         </w:rPr>
       </w:pPr>
-      <w:hyperlink w:anchor="_Toc230167330" w:history="1">
+      <w:hyperlink w:anchor="_Toc231208669" w:history="1">
         <w:r>
           <w:rPr>
             <w:rStyle w:val="afffffff5"/>
             <w:noProof/>
           </w:rPr>
-          <w:t>エラーレスポンス仕様</w:t>
+          <w:t>登録済み資産・未登録資産の扱い</w:t>
         </w:r>
         <w:r>
           <w:rPr>
@@ -2108,7 +2081,7 @@
             <w:noProof/>
             <w:webHidden/>
           </w:rPr>
-          <w:instrText xml:space="preserve"> PAGEREF _Toc230167330 \h </w:instrText>
+          <w:instrText xml:space="preserve"> PAGEREF _Toc231208669 \h </w:instrText>
         </w:r>
         <w:r>
           <w:rPr>
@@ -2156,12 +2129,87 @@
           <w14:ligatures w14:val="standardContextual"/>
         </w:rPr>
       </w:pPr>
-      <w:hyperlink w:anchor="_Toc230167331" w:history="1">
+      <w:hyperlink w:anchor="_Toc231208670" w:history="1">
         <w:r>
           <w:rPr>
             <w:rStyle w:val="afffffff5"/>
             <w:noProof/>
           </w:rPr>
+          <w:t>エラーレスポンス仕様</w:t>
+        </w:r>
+        <w:r>
+          <w:rPr>
+            <w:noProof/>
+            <w:webHidden/>
+          </w:rPr>
+          <w:tab/>
+        </w:r>
+        <w:r>
+          <w:rPr>
+            <w:noProof/>
+            <w:webHidden/>
+          </w:rPr>
+          <w:fldChar w:fldCharType="begin"/>
+        </w:r>
+        <w:r>
+          <w:rPr>
+            <w:noProof/>
+            <w:webHidden/>
+          </w:rPr>
+          <w:instrText xml:space="preserve"> PAGEREF _Toc231208670 \h </w:instrText>
+        </w:r>
+        <w:r>
+          <w:rPr>
+            <w:noProof/>
+            <w:webHidden/>
+          </w:rPr>
+        </w:r>
+        <w:r>
+          <w:rPr>
+            <w:noProof/>
+            <w:webHidden/>
+          </w:rPr>
+          <w:fldChar w:fldCharType="separate"/>
+        </w:r>
+        <w:r>
+          <w:rPr>
+            <w:noProof/>
+            <w:webHidden/>
+          </w:rPr>
+          <w:t>14</w:t>
+        </w:r>
+        <w:r>
+          <w:rPr>
+            <w:noProof/>
+            <w:webHidden/>
+          </w:rPr>
+          <w:fldChar w:fldCharType="end"/>
+        </w:r>
+      </w:hyperlink>
+    </w:p>
+    <w:p>
+      <w:pPr>
+        <w:pStyle w:val="21"/>
+        <w:tabs>
+          <w:tab w:val="right" w:leader="dot" w:pos="9019"/>
+        </w:tabs>
+        <w:rPr>
+          <w:rFonts w:asciiTheme="minorHAnsi" w:eastAsiaTheme="minorEastAsia" w:hAnsiTheme="minorHAnsi" w:cstheme="minorBidi"/>
+          <w:bCs w:val="0"/>
+          <w:noProof/>
+          <w:kern w:val="2"/>
+          <w:sz w:val="21"/>
+          <w:szCs w:val="24"/>
+          <w:lang w:val="en-US"/>
+          <w14:ligatures w14:val="standardContextual"/>
+        </w:rPr>
+      </w:pPr>
+      <w:hyperlink w:anchor="_Toc231208671" w:history="1">
+        <w:r>
+          <w:rPr>
+            <w:rStyle w:val="afffffff5"/>
+            <w:noProof/>
+          </w:rPr>
           <w:t>共通DTO</w:t>
         </w:r>
         <w:r>
@@ -2183,7 +2231,7 @@
             <w:noProof/>
             <w:webHidden/>
           </w:rPr>
-          <w:instrText xml:space="preserve"> PAGEREF _Toc230167331 \h </w:instrText>
+          <w:instrText xml:space="preserve"> PAGEREF _Toc231208671 \h </w:instrText>
         </w:r>
         <w:r>
           <w:rPr>
@@ -2203,7 +2251,7 @@
             <w:noProof/>
             <w:webHidden/>
           </w:rPr>
-          <w:t>13</w:t>
+          <w:t>14</w:t>
         </w:r>
         <w:r>
           <w:rPr>
@@ -2230,7 +2278,7 @@
           <w14:ligatures w14:val="standardContextual"/>
         </w:rPr>
       </w:pPr>
-      <w:hyperlink w:anchor="_Toc230167332" w:history="1">
+      <w:hyperlink w:anchor="_Toc231208672" w:history="1">
         <w:r>
           <w:rPr>
             <w:rStyle w:val="afffffff5"/>
@@ -2257,7 +2305,7 @@
             <w:noProof/>
             <w:webHidden/>
           </w:rPr>
-          <w:instrText xml:space="preserve"> PAGEREF _Toc230167332 \h </w:instrText>
+          <w:instrText xml:space="preserve"> PAGEREF _Toc231208672 \h </w:instrText>
         </w:r>
         <w:r>
           <w:rPr>
@@ -2277,7 +2325,7 @@
             <w:noProof/>
             <w:webHidden/>
           </w:rPr>
-          <w:t>13</w:t>
+          <w:t>14</w:t>
         </w:r>
         <w:r>
           <w:rPr>
@@ -2304,7 +2352,7 @@
           <w14:ligatures w14:val="standardContextual"/>
         </w:rPr>
       </w:pPr>
-      <w:hyperlink w:anchor="_Toc230167333" w:history="1">
+      <w:hyperlink w:anchor="_Toc231208673" w:history="1">
         <w:r>
           <w:rPr>
             <w:rStyle w:val="afffffff5"/>
@@ -2331,7 +2379,7 @@
             <w:noProof/>
             <w:webHidden/>
           </w:rPr>
-          <w:instrText xml:space="preserve"> PAGEREF _Toc230167333 \h </w:instrText>
+          <w:instrText xml:space="preserve"> PAGEREF _Toc231208673 \h </w:instrText>
         </w:r>
         <w:r>
           <w:rPr>
@@ -2351,7 +2399,7 @@
             <w:noProof/>
             <w:webHidden/>
           </w:rPr>
-          <w:t>14</w:t>
+          <w:t>15</w:t>
         </w:r>
         <w:r>
           <w:rPr>
@@ -2378,7 +2426,7 @@
           <w14:ligatures w14:val="standardContextual"/>
         </w:rPr>
       </w:pPr>
-      <w:hyperlink w:anchor="_Toc230167334" w:history="1">
+      <w:hyperlink w:anchor="_Toc231208674" w:history="1">
         <w:r>
           <w:rPr>
             <w:rStyle w:val="afffffff5"/>
@@ -2405,7 +2453,7 @@
             <w:noProof/>
             <w:webHidden/>
           </w:rPr>
-          <w:instrText xml:space="preserve"> PAGEREF _Toc230167334 \h </w:instrText>
+          <w:instrText xml:space="preserve"> PAGEREF _Toc231208674 \h </w:instrText>
         </w:r>
         <w:r>
           <w:rPr>
@@ -2425,7 +2473,7 @@
             <w:noProof/>
             <w:webHidden/>
           </w:rPr>
-          <w:t>15</w:t>
+          <w:t>16</w:t>
         </w:r>
         <w:r>
           <w:rPr>
@@ -2452,7 +2500,7 @@
           <w14:ligatures w14:val="standardContextual"/>
         </w:rPr>
       </w:pPr>
-      <w:hyperlink w:anchor="_Toc230167335" w:history="1">
+      <w:hyperlink w:anchor="_Toc231208675" w:history="1">
         <w:r>
           <w:rPr>
             <w:rStyle w:val="afffffff5"/>
@@ -2479,7 +2527,7 @@
             <w:noProof/>
             <w:webHidden/>
           </w:rPr>
-          <w:instrText xml:space="preserve"> PAGEREF _Toc230167335 \h </w:instrText>
+          <w:instrText xml:space="preserve"> PAGEREF _Toc231208675 \h </w:instrText>
         </w:r>
         <w:r>
           <w:rPr>
@@ -2499,7 +2547,7 @@
             <w:noProof/>
             <w:webHidden/>
           </w:rPr>
-          <w:t>16</w:t>
+          <w:t>17</w:t>
         </w:r>
         <w:r>
           <w:rPr>
@@ -2526,7 +2574,7 @@
           <w14:ligatures w14:val="standardContextual"/>
         </w:rPr>
       </w:pPr>
-      <w:hyperlink w:anchor="_Toc230167336" w:history="1">
+      <w:hyperlink w:anchor="_Toc231208676" w:history="1">
         <w:r>
           <w:rPr>
             <w:rStyle w:val="afffffff5"/>
@@ -2553,7 +2601,7 @@
             <w:noProof/>
             <w:webHidden/>
           </w:rPr>
-          <w:instrText xml:space="preserve"> PAGEREF _Toc230167336 \h </w:instrText>
+          <w:instrText xml:space="preserve"> PAGEREF _Toc231208676 \h </w:instrText>
         </w:r>
         <w:r>
           <w:rPr>
@@ -2573,7 +2621,7 @@
             <w:noProof/>
             <w:webHidden/>
           </w:rPr>
-          <w:t>16</w:t>
+          <w:t>17</w:t>
         </w:r>
         <w:r>
           <w:rPr>
@@ -2600,7 +2648,7 @@
           <w14:ligatures w14:val="standardContextual"/>
         </w:rPr>
       </w:pPr>
-      <w:hyperlink w:anchor="_Toc230167337" w:history="1">
+      <w:hyperlink w:anchor="_Toc231208677" w:history="1">
         <w:r>
           <w:rPr>
             <w:rStyle w:val="afffffff5"/>
@@ -2627,7 +2675,7 @@
             <w:noProof/>
             <w:webHidden/>
           </w:rPr>
-          <w:instrText xml:space="preserve"> PAGEREF _Toc230167337 \h </w:instrText>
+          <w:instrText xml:space="preserve"> PAGEREF _Toc231208677 \h </w:instrText>
         </w:r>
         <w:r>
           <w:rPr>
@@ -2647,7 +2695,7 @@
             <w:noProof/>
             <w:webHidden/>
           </w:rPr>
-          <w:t>17</w:t>
+          <w:t>18</w:t>
         </w:r>
         <w:r>
           <w:rPr>
@@ -2676,7 +2724,7 @@
           <w14:ligatures w14:val="standardContextual"/>
         </w:rPr>
       </w:pPr>
-      <w:hyperlink w:anchor="_Toc230167338" w:history="1">
+      <w:hyperlink w:anchor="_Toc231208678" w:history="1">
         <w:r>
           <w:rPr>
             <w:rStyle w:val="afffffff5"/>
@@ -2703,7 +2751,7 @@
             <w:noProof/>
             <w:webHidden/>
           </w:rPr>
-          <w:instrText xml:space="preserve"> PAGEREF _Toc230167338 \h </w:instrText>
+          <w:instrText xml:space="preserve"> PAGEREF _Toc231208678 \h </w:instrText>
         </w:r>
         <w:r>
           <w:rPr>
@@ -2723,7 +2771,7 @@
             <w:noProof/>
             <w:webHidden/>
           </w:rPr>
-          <w:t>18</w:t>
+          <w:t>19</w:t>
         </w:r>
         <w:r>
           <w:rPr>
@@ -2752,7 +2800,7 @@
           <w14:ligatures w14:val="standardContextual"/>
         </w:rPr>
       </w:pPr>
-      <w:hyperlink w:anchor="_Toc230167339" w:history="1">
+      <w:hyperlink w:anchor="_Toc231208679" w:history="1">
         <w:r>
           <w:rPr>
             <w:rStyle w:val="afffffff5"/>
@@ -2779,7 +2827,7 @@
             <w:noProof/>
             <w:webHidden/>
           </w:rPr>
-          <w:instrText xml:space="preserve"> PAGEREF _Toc230167339 \h </w:instrText>
+          <w:instrText xml:space="preserve"> PAGEREF _Toc231208679 \h </w:instrText>
         </w:r>
         <w:r>
           <w:rPr>
@@ -2799,7 +2847,7 @@
             <w:noProof/>
             <w:webHidden/>
           </w:rPr>
-          <w:t>20</w:t>
+          <w:t>21</w:t>
         </w:r>
         <w:r>
           <w:rPr>
@@ -2827,7 +2875,7 @@
           <w14:ligatures w14:val="standardContextual"/>
         </w:rPr>
       </w:pPr>
-      <w:hyperlink w:anchor="_Toc230167340" w:history="1">
+      <w:hyperlink w:anchor="_Toc231208680" w:history="1">
         <w:r>
           <w:rPr>
             <w:rStyle w:val="afffffff5"/>
@@ -2854,7 +2902,7 @@
             <w:noProof/>
             <w:webHidden/>
           </w:rPr>
-          <w:instrText xml:space="preserve"> PAGEREF _Toc230167340 \h </w:instrText>
+          <w:instrText xml:space="preserve"> PAGEREF _Toc231208680 \h </w:instrText>
         </w:r>
         <w:r>
           <w:rPr>
@@ -2874,7 +2922,7 @@
             <w:noProof/>
             <w:webHidden/>
           </w:rPr>
-          <w:t>20</w:t>
+          <w:t>21</w:t>
         </w:r>
         <w:r>
           <w:rPr>
@@ -2901,7 +2949,7 @@
           <w14:ligatures w14:val="standardContextual"/>
         </w:rPr>
       </w:pPr>
-      <w:hyperlink w:anchor="_Toc230167341" w:history="1">
+      <w:hyperlink w:anchor="_Toc231208681" w:history="1">
         <w:r>
           <w:rPr>
             <w:rStyle w:val="afffffff5"/>
@@ -2928,7 +2976,7 @@
             <w:noProof/>
             <w:webHidden/>
           </w:rPr>
-          <w:instrText xml:space="preserve"> PAGEREF _Toc230167341 \h </w:instrText>
+          <w:instrText xml:space="preserve"> PAGEREF _Toc231208681 \h </w:instrText>
         </w:r>
         <w:r>
           <w:rPr>
@@ -2948,7 +2996,7 @@
             <w:noProof/>
             <w:webHidden/>
           </w:rPr>
-          <w:t>20</w:t>
+          <w:t>21</w:t>
         </w:r>
         <w:r>
           <w:rPr>
@@ -2975,7 +3023,7 @@
           <w14:ligatures w14:val="standardContextual"/>
         </w:rPr>
       </w:pPr>
-      <w:hyperlink w:anchor="_Toc230167342" w:history="1">
+      <w:hyperlink w:anchor="_Toc231208682" w:history="1">
         <w:r>
           <w:rPr>
             <w:rStyle w:val="afffffff5"/>
@@ -3002,7 +3050,7 @@
             <w:noProof/>
             <w:webHidden/>
           </w:rPr>
-          <w:instrText xml:space="preserve"> PAGEREF _Toc230167342 \h </w:instrText>
+          <w:instrText xml:space="preserve"> PAGEREF _Toc231208682 \h </w:instrText>
         </w:r>
         <w:r>
           <w:rPr>
@@ -3022,7 +3070,7 @@
             <w:noProof/>
             <w:webHidden/>
           </w:rPr>
-          <w:t>22</w:t>
+          <w:t>23</w:t>
         </w:r>
         <w:r>
           <w:rPr>
@@ -3049,7 +3097,7 @@
           <w14:ligatures w14:val="standardContextual"/>
         </w:rPr>
       </w:pPr>
-      <w:hyperlink w:anchor="_Toc230167343" w:history="1">
+      <w:hyperlink w:anchor="_Toc231208683" w:history="1">
         <w:r>
           <w:rPr>
             <w:rStyle w:val="afffffff5"/>
@@ -3076,7 +3124,7 @@
             <w:noProof/>
             <w:webHidden/>
           </w:rPr>
-          <w:instrText xml:space="preserve"> PAGEREF _Toc230167343 \h </w:instrText>
+          <w:instrText xml:space="preserve"> PAGEREF _Toc231208683 \h </w:instrText>
         </w:r>
         <w:r>
           <w:rPr>
@@ -3096,7 +3144,7 @@
             <w:noProof/>
             <w:webHidden/>
           </w:rPr>
-          <w:t>23</w:t>
+          <w:t>24</w:t>
         </w:r>
         <w:r>
           <w:rPr>
@@ -3124,7 +3172,7 @@
           <w14:ligatures w14:val="standardContextual"/>
         </w:rPr>
       </w:pPr>
-      <w:hyperlink w:anchor="_Toc230167344" w:history="1">
+      <w:hyperlink w:anchor="_Toc231208684" w:history="1">
         <w:r>
           <w:rPr>
             <w:rStyle w:val="afffffff5"/>
@@ -3151,7 +3199,7 @@
             <w:noProof/>
             <w:webHidden/>
           </w:rPr>
-          <w:instrText xml:space="preserve"> PAGEREF _Toc230167344 \h </w:instrText>
+          <w:instrText xml:space="preserve"> PAGEREF _Toc231208684 \h </w:instrText>
         </w:r>
         <w:r>
           <w:rPr>
@@ -3171,7 +3219,7 @@
             <w:noProof/>
             <w:webHidden/>
           </w:rPr>
-          <w:t>24</w:t>
+          <w:t>25</w:t>
         </w:r>
         <w:r>
           <w:rPr>
@@ -3198,7 +3246,7 @@
           <w14:ligatures w14:val="standardContextual"/>
         </w:rPr>
       </w:pPr>
-      <w:hyperlink w:anchor="_Toc230167345" w:history="1">
+      <w:hyperlink w:anchor="_Toc231208685" w:history="1">
         <w:r>
           <w:rPr>
             <w:rStyle w:val="afffffff5"/>
@@ -3225,7 +3273,7 @@
             <w:noProof/>
             <w:webHidden/>
           </w:rPr>
-          <w:instrText xml:space="preserve"> PAGEREF _Toc230167345 \h </w:instrText>
+          <w:instrText xml:space="preserve"> PAGEREF _Toc231208685 \h </w:instrText>
         </w:r>
         <w:r>
           <w:rPr>
@@ -3245,7 +3293,7 @@
             <w:noProof/>
             <w:webHidden/>
           </w:rPr>
-          <w:t>24</w:t>
+          <w:t>25</w:t>
         </w:r>
         <w:r>
           <w:rPr>
@@ -3272,7 +3320,7 @@
           <w14:ligatures w14:val="standardContextual"/>
         </w:rPr>
       </w:pPr>
-      <w:hyperlink w:anchor="_Toc230167346" w:history="1">
+      <w:hyperlink w:anchor="_Toc231208686" w:history="1">
         <w:r>
           <w:rPr>
             <w:rStyle w:val="afffffff5"/>
@@ -3299,7 +3347,7 @@
             <w:noProof/>
             <w:webHidden/>
           </w:rPr>
-          <w:instrText xml:space="preserve"> PAGEREF _Toc230167346 \h </w:instrText>
+          <w:instrText xml:space="preserve"> PAGEREF _Toc231208686 \h </w:instrText>
         </w:r>
         <w:r>
           <w:rPr>
@@ -3319,7 +3367,7 @@
             <w:noProof/>
             <w:webHidden/>
           </w:rPr>
-          <w:t>25</w:t>
+          <w:t>26</w:t>
         </w:r>
         <w:r>
           <w:rPr>
@@ -3346,7 +3394,7 @@
           <w14:ligatures w14:val="standardContextual"/>
         </w:rPr>
       </w:pPr>
-      <w:hyperlink w:anchor="_Toc230167347" w:history="1">
+      <w:hyperlink w:anchor="_Toc231208687" w:history="1">
         <w:r>
           <w:rPr>
             <w:rStyle w:val="afffffff5"/>
@@ -3373,7 +3421,7 @@
             <w:noProof/>
             <w:webHidden/>
           </w:rPr>
-          <w:instrText xml:space="preserve"> PAGEREF _Toc230167347 \h </w:instrText>
+          <w:instrText xml:space="preserve"> PAGEREF _Toc231208687 \h </w:instrText>
         </w:r>
         <w:r>
           <w:rPr>
@@ -3393,7 +3441,7 @@
             <w:noProof/>
             <w:webHidden/>
           </w:rPr>
-          <w:t>32</w:t>
+          <w:t>33</w:t>
         </w:r>
         <w:r>
           <w:rPr>
@@ -3421,7 +3469,7 @@
           <w14:ligatures w14:val="standardContextual"/>
         </w:rPr>
       </w:pPr>
-      <w:hyperlink w:anchor="_Toc230167348" w:history="1">
+      <w:hyperlink w:anchor="_Toc231208688" w:history="1">
         <w:r>
           <w:rPr>
             <w:rStyle w:val="afffffff5"/>
@@ -3448,7 +3496,7 @@
             <w:noProof/>
             <w:webHidden/>
           </w:rPr>
-          <w:instrText xml:space="preserve"> PAGEREF _Toc230167348 \h </w:instrText>
+          <w:instrText xml:space="preserve"> PAGEREF _Toc231208688 \h </w:instrText>
         </w:r>
         <w:r>
           <w:rPr>
@@ -3468,7 +3516,7 @@
             <w:noProof/>
             <w:webHidden/>
           </w:rPr>
-          <w:t>33</w:t>
+          <w:t>34</w:t>
         </w:r>
         <w:r>
           <w:rPr>
@@ -3495,7 +3543,7 @@
           <w14:ligatures w14:val="standardContextual"/>
         </w:rPr>
       </w:pPr>
-      <w:hyperlink w:anchor="_Toc230167349" w:history="1">
+      <w:hyperlink w:anchor="_Toc231208689" w:history="1">
         <w:r>
           <w:rPr>
             <w:rStyle w:val="afffffff5"/>
@@ -3522,7 +3570,7 @@
             <w:noProof/>
             <w:webHidden/>
           </w:rPr>
-          <w:instrText xml:space="preserve"> PAGEREF _Toc230167349 \h </w:instrText>
+          <w:instrText xml:space="preserve"> PAGEREF _Toc231208689 \h </w:instrText>
         </w:r>
         <w:r>
           <w:rPr>
@@ -3542,7 +3590,7 @@
             <w:noProof/>
             <w:webHidden/>
           </w:rPr>
-          <w:t>33</w:t>
+          <w:t>34</w:t>
         </w:r>
         <w:r>
           <w:rPr>
@@ -3569,7 +3617,7 @@
           <w14:ligatures w14:val="standardContextual"/>
         </w:rPr>
       </w:pPr>
-      <w:hyperlink w:anchor="_Toc230167350" w:history="1">
+      <w:hyperlink w:anchor="_Toc231208690" w:history="1">
         <w:r>
           <w:rPr>
             <w:rStyle w:val="afffffff5"/>
@@ -3596,7 +3644,7 @@
             <w:noProof/>
             <w:webHidden/>
           </w:rPr>
-          <w:instrText xml:space="preserve"> PAGEREF _Toc230167350 \h </w:instrText>
+          <w:instrText xml:space="preserve"> PAGEREF _Toc231208690 \h </w:instrText>
         </w:r>
         <w:r>
           <w:rPr>
@@ -3616,7 +3664,7 @@
             <w:noProof/>
             <w:webHidden/>
           </w:rPr>
-          <w:t>33</w:t>
+          <w:t>34</w:t>
         </w:r>
         <w:r>
           <w:rPr>
@@ -3643,7 +3691,7 @@
           <w14:ligatures w14:val="standardContextual"/>
         </w:rPr>
       </w:pPr>
-      <w:hyperlink w:anchor="_Toc230167351" w:history="1">
+      <w:hyperlink w:anchor="_Toc231208691" w:history="1">
         <w:r>
           <w:rPr>
             <w:rStyle w:val="afffffff5"/>
@@ -3670,7 +3718,7 @@
             <w:noProof/>
             <w:webHidden/>
           </w:rPr>
-          <w:instrText xml:space="preserve"> PAGEREF _Toc230167351 \h </w:instrText>
+          <w:instrText xml:space="preserve"> PAGEREF _Toc231208691 \h </w:instrText>
         </w:r>
         <w:r>
           <w:rPr>
@@ -3690,7 +3738,7 @@
             <w:noProof/>
             <w:webHidden/>
           </w:rPr>
-          <w:t>34</w:t>
+          <w:t>35</w:t>
         </w:r>
         <w:r>
           <w:rPr>
@@ -3717,7 +3765,7 @@
           <w14:ligatures w14:val="standardContextual"/>
         </w:rPr>
       </w:pPr>
-      <w:hyperlink w:anchor="_Toc230167352" w:history="1">
+      <w:hyperlink w:anchor="_Toc231208692" w:history="1">
         <w:r>
           <w:rPr>
             <w:rStyle w:val="afffffff5"/>
@@ -3744,7 +3792,7 @@
             <w:noProof/>
             <w:webHidden/>
           </w:rPr>
-          <w:instrText xml:space="preserve"> PAGEREF _Toc230167352 \h </w:instrText>
+          <w:instrText xml:space="preserve"> PAGEREF _Toc231208692 \h </w:instrText>
         </w:r>
         <w:r>
           <w:rPr>
@@ -3764,7 +3812,7 @@
             <w:noProof/>
             <w:webHidden/>
           </w:rPr>
-          <w:t>34</w:t>
+          <w:t>36</w:t>
         </w:r>
         <w:r>
           <w:rPr>
@@ -3792,7 +3840,7 @@
           <w14:ligatures w14:val="standardContextual"/>
         </w:rPr>
       </w:pPr>
-      <w:hyperlink w:anchor="_Toc230167353" w:history="1">
+      <w:hyperlink w:anchor="_Toc231208693" w:history="1">
         <w:r>
           <w:rPr>
             <w:rStyle w:val="afffffff5"/>
@@ -3819,7 +3867,7 @@
             <w:noProof/>
             <w:webHidden/>
           </w:rPr>
-          <w:instrText xml:space="preserve"> PAGEREF _Toc230167353 \h </w:instrText>
+          <w:instrText xml:space="preserve"> PAGEREF _Toc231208693 \h </w:instrText>
         </w:r>
         <w:r>
           <w:rPr>
@@ -3839,7 +3887,7 @@
             <w:noProof/>
             <w:webHidden/>
           </w:rPr>
-          <w:t>35</w:t>
+          <w:t>36</w:t>
         </w:r>
         <w:r>
           <w:rPr>
@@ -3866,7 +3914,7 @@
           <w14:ligatures w14:val="standardContextual"/>
         </w:rPr>
       </w:pPr>
-      <w:hyperlink w:anchor="_Toc230167354" w:history="1">
+      <w:hyperlink w:anchor="_Toc231208694" w:history="1">
         <w:r>
           <w:rPr>
             <w:rStyle w:val="afffffff5"/>
@@ -3893,7 +3941,7 @@
             <w:noProof/>
             <w:webHidden/>
           </w:rPr>
-          <w:instrText xml:space="preserve"> PAGEREF _Toc230167354 \h </w:instrText>
+          <w:instrText xml:space="preserve"> PAGEREF _Toc231208694 \h </w:instrText>
         </w:r>
         <w:r>
           <w:rPr>
@@ -3913,7 +3961,7 @@
             <w:noProof/>
             <w:webHidden/>
           </w:rPr>
-          <w:t>35</w:t>
+          <w:t>36</w:t>
         </w:r>
         <w:r>
           <w:rPr>
@@ -3940,7 +3988,7 @@
           <w14:ligatures w14:val="standardContextual"/>
         </w:rPr>
       </w:pPr>
-      <w:hyperlink w:anchor="_Toc230167355" w:history="1">
+      <w:hyperlink w:anchor="_Toc231208695" w:history="1">
         <w:r>
           <w:rPr>
             <w:rStyle w:val="afffffff5"/>
@@ -3967,7 +4015,7 @@
             <w:noProof/>
             <w:webHidden/>
           </w:rPr>
-          <w:instrText xml:space="preserve"> PAGEREF _Toc230167355 \h </w:instrText>
+          <w:instrText xml:space="preserve"> PAGEREF _Toc231208695 \h </w:instrText>
         </w:r>
         <w:r>
           <w:rPr>
@@ -3987,7 +4035,7 @@
             <w:noProof/>
             <w:webHidden/>
           </w:rPr>
-          <w:t>35</w:t>
+          <w:t>36</w:t>
         </w:r>
         <w:r>
           <w:rPr>
@@ -4014,7 +4062,7 @@
           <w14:ligatures w14:val="standardContextual"/>
         </w:rPr>
       </w:pPr>
-      <w:hyperlink w:anchor="_Toc230167356" w:history="1">
+      <w:hyperlink w:anchor="_Toc231208696" w:history="1">
         <w:r>
           <w:rPr>
             <w:rStyle w:val="afffffff5"/>
@@ -4041,7 +4089,7 @@
             <w:noProof/>
             <w:webHidden/>
           </w:rPr>
-          <w:instrText xml:space="preserve"> PAGEREF _Toc230167356 \h </w:instrText>
+          <w:instrText xml:space="preserve"> PAGEREF _Toc231208696 \h </w:instrText>
         </w:r>
         <w:r>
           <w:rPr>
@@ -4061,7 +4109,7 @@
             <w:noProof/>
             <w:webHidden/>
           </w:rPr>
-          <w:t>36</w:t>
+          <w:t>37</w:t>
         </w:r>
         <w:r>
           <w:rPr>
@@ -4088,7 +4136,7 @@
           <w14:ligatures w14:val="standardContextual"/>
         </w:rPr>
       </w:pPr>
-      <w:hyperlink w:anchor="_Toc230167357" w:history="1">
+      <w:hyperlink w:anchor="_Toc231208697" w:history="1">
         <w:r>
           <w:rPr>
             <w:rStyle w:val="afffffff5"/>
@@ -4115,7 +4163,7 @@
             <w:noProof/>
             <w:webHidden/>
           </w:rPr>
-          <w:instrText xml:space="preserve"> PAGEREF _Toc230167357 \h </w:instrText>
+          <w:instrText xml:space="preserve"> PAGEREF _Toc231208697 \h </w:instrText>
         </w:r>
         <w:r>
           <w:rPr>
@@ -4135,7 +4183,7 @@
             <w:noProof/>
             <w:webHidden/>
           </w:rPr>
-          <w:t>36</w:t>
+          <w:t>38</w:t>
         </w:r>
         <w:r>
           <w:rPr>
@@ -4163,7 +4211,7 @@
           <w14:ligatures w14:val="standardContextual"/>
         </w:rPr>
       </w:pPr>
-      <w:hyperlink w:anchor="_Toc230167358" w:history="1">
+      <w:hyperlink w:anchor="_Toc231208698" w:history="1">
         <w:r>
           <w:rPr>
             <w:rStyle w:val="afffffff5"/>
@@ -4190,7 +4238,7 @@
             <w:noProof/>
             <w:webHidden/>
           </w:rPr>
-          <w:instrText xml:space="preserve"> PAGEREF _Toc230167358 \h </w:instrText>
+          <w:instrText xml:space="preserve"> PAGEREF _Toc231208698 \h </w:instrText>
         </w:r>
         <w:r>
           <w:rPr>
@@ -4210,7 +4258,7 @@
             <w:noProof/>
             <w:webHidden/>
           </w:rPr>
-          <w:t>37</w:t>
+          <w:t>38</w:t>
         </w:r>
         <w:r>
           <w:rPr>
@@ -4237,7 +4285,7 @@
           <w14:ligatures w14:val="standardContextual"/>
         </w:rPr>
       </w:pPr>
-      <w:hyperlink w:anchor="_Toc230167359" w:history="1">
+      <w:hyperlink w:anchor="_Toc231208699" w:history="1">
         <w:r>
           <w:rPr>
             <w:rStyle w:val="afffffff5"/>
@@ -4264,7 +4312,7 @@
             <w:noProof/>
             <w:webHidden/>
           </w:rPr>
-          <w:instrText xml:space="preserve"> PAGEREF _Toc230167359 \h </w:instrText>
+          <w:instrText xml:space="preserve"> PAGEREF _Toc231208699 \h </w:instrText>
         </w:r>
         <w:r>
           <w:rPr>
@@ -4284,7 +4332,7 @@
             <w:noProof/>
             <w:webHidden/>
           </w:rPr>
-          <w:t>37</w:t>
+          <w:t>38</w:t>
         </w:r>
         <w:r>
           <w:rPr>
@@ -4311,7 +4359,7 @@
           <w14:ligatures w14:val="standardContextual"/>
         </w:rPr>
       </w:pPr>
-      <w:hyperlink w:anchor="_Toc230167360" w:history="1">
+      <w:hyperlink w:anchor="_Toc231208700" w:history="1">
         <w:r>
           <w:rPr>
             <w:rStyle w:val="afffffff5"/>
@@ -4338,7 +4386,7 @@
             <w:noProof/>
             <w:webHidden/>
           </w:rPr>
-          <w:instrText xml:space="preserve"> PAGEREF _Toc230167360 \h </w:instrText>
+          <w:instrText xml:space="preserve"> PAGEREF _Toc231208700 \h </w:instrText>
         </w:r>
         <w:r>
           <w:rPr>
@@ -4358,7 +4406,7 @@
             <w:noProof/>
             <w:webHidden/>
           </w:rPr>
-          <w:t>37</w:t>
+          <w:t>38</w:t>
         </w:r>
         <w:r>
           <w:rPr>
@@ -4385,7 +4433,7 @@
           <w14:ligatures w14:val="standardContextual"/>
         </w:rPr>
       </w:pPr>
-      <w:hyperlink w:anchor="_Toc230167361" w:history="1">
+      <w:hyperlink w:anchor="_Toc231208701" w:history="1">
         <w:r>
           <w:rPr>
             <w:rStyle w:val="afffffff5"/>
@@ -4412,7 +4460,7 @@
             <w:noProof/>
             <w:webHidden/>
           </w:rPr>
-          <w:instrText xml:space="preserve"> PAGEREF _Toc230167361 \h </w:instrText>
+          <w:instrText xml:space="preserve"> PAGEREF _Toc231208701 \h </w:instrText>
         </w:r>
         <w:r>
           <w:rPr>
@@ -4432,7 +4480,7 @@
             <w:noProof/>
             <w:webHidden/>
           </w:rPr>
-          <w:t>39</w:t>
+          <w:t>40</w:t>
         </w:r>
         <w:r>
           <w:rPr>
@@ -4459,7 +4507,7 @@
           <w14:ligatures w14:val="standardContextual"/>
         </w:rPr>
       </w:pPr>
-      <w:hyperlink w:anchor="_Toc230167362" w:history="1">
+      <w:hyperlink w:anchor="_Toc231208702" w:history="1">
         <w:r>
           <w:rPr>
             <w:rStyle w:val="afffffff5"/>
@@ -4486,7 +4534,7 @@
             <w:noProof/>
             <w:webHidden/>
           </w:rPr>
-          <w:instrText xml:space="preserve"> PAGEREF _Toc230167362 \h </w:instrText>
+          <w:instrText xml:space="preserve"> PAGEREF _Toc231208702 \h </w:instrText>
         </w:r>
         <w:r>
           <w:rPr>
@@ -4506,7 +4554,7 @@
             <w:noProof/>
             <w:webHidden/>
           </w:rPr>
-          <w:t>39</w:t>
+          <w:t>40</w:t>
         </w:r>
         <w:r>
           <w:rPr>
@@ -4534,7 +4582,7 @@
           <w14:ligatures w14:val="standardContextual"/>
         </w:rPr>
       </w:pPr>
-      <w:hyperlink w:anchor="_Toc230167363" w:history="1">
+      <w:hyperlink w:anchor="_Toc231208703" w:history="1">
         <w:r>
           <w:rPr>
             <w:rStyle w:val="afffffff5"/>
@@ -4561,7 +4609,7 @@
             <w:noProof/>
             <w:webHidden/>
           </w:rPr>
-          <w:instrText xml:space="preserve"> PAGEREF _Toc230167363 \h </w:instrText>
+          <w:instrText xml:space="preserve"> PAGEREF _Toc231208703 \h </w:instrText>
         </w:r>
         <w:r>
           <w:rPr>
@@ -4581,7 +4629,7 @@
             <w:noProof/>
             <w:webHidden/>
           </w:rPr>
-          <w:t>39</w:t>
+          <w:t>41</w:t>
         </w:r>
         <w:r>
           <w:rPr>
@@ -4608,7 +4656,7 @@
           <w14:ligatures w14:val="standardContextual"/>
         </w:rPr>
       </w:pPr>
-      <w:hyperlink w:anchor="_Toc230167364" w:history="1">
+      <w:hyperlink w:anchor="_Toc231208704" w:history="1">
         <w:r>
           <w:rPr>
             <w:rStyle w:val="afffffff5"/>
@@ -4635,7 +4683,7 @@
             <w:noProof/>
             <w:webHidden/>
           </w:rPr>
-          <w:instrText xml:space="preserve"> PAGEREF _Toc230167364 \h </w:instrText>
+          <w:instrText xml:space="preserve"> PAGEREF _Toc231208704 \h </w:instrText>
         </w:r>
         <w:r>
           <w:rPr>
@@ -4655,7 +4703,7 @@
             <w:noProof/>
             <w:webHidden/>
           </w:rPr>
-          <w:t>40</w:t>
+          <w:t>41</w:t>
         </w:r>
         <w:r>
           <w:rPr>
@@ -4682,7 +4730,7 @@
           <w14:ligatures w14:val="standardContextual"/>
         </w:rPr>
       </w:pPr>
-      <w:hyperlink w:anchor="_Toc230167365" w:history="1">
+      <w:hyperlink w:anchor="_Toc231208705" w:history="1">
         <w:r>
           <w:rPr>
             <w:rStyle w:val="afffffff5"/>
@@ -4709,7 +4757,7 @@
             <w:noProof/>
             <w:webHidden/>
           </w:rPr>
-          <w:instrText xml:space="preserve"> PAGEREF _Toc230167365 \h </w:instrText>
+          <w:instrText xml:space="preserve"> PAGEREF _Toc231208705 \h </w:instrText>
         </w:r>
         <w:r>
           <w:rPr>
@@ -4729,7 +4777,7 @@
             <w:noProof/>
             <w:webHidden/>
           </w:rPr>
-          <w:t>40</w:t>
+          <w:t>42</w:t>
         </w:r>
         <w:r>
           <w:rPr>
@@ -4756,7 +4804,7 @@
           <w14:ligatures w14:val="standardContextual"/>
         </w:rPr>
       </w:pPr>
-      <w:hyperlink w:anchor="_Toc230167366" w:history="1">
+      <w:hyperlink w:anchor="_Toc231208706" w:history="1">
         <w:r>
           <w:rPr>
             <w:rStyle w:val="afffffff5"/>
@@ -4783,7 +4831,7 @@
             <w:noProof/>
             <w:webHidden/>
           </w:rPr>
-          <w:instrText xml:space="preserve"> PAGEREF _Toc230167366 \h </w:instrText>
+          <w:instrText xml:space="preserve"> PAGEREF _Toc231208706 \h </w:instrText>
         </w:r>
         <w:r>
           <w:rPr>
@@ -4803,7 +4851,7 @@
             <w:noProof/>
             <w:webHidden/>
           </w:rPr>
-          <w:t>41</w:t>
+          <w:t>42</w:t>
         </w:r>
         <w:r>
           <w:rPr>
@@ -4831,7 +4879,7 @@
           <w14:ligatures w14:val="standardContextual"/>
         </w:rPr>
       </w:pPr>
-      <w:hyperlink w:anchor="_Toc230167367" w:history="1">
+      <w:hyperlink w:anchor="_Toc231208707" w:history="1">
         <w:r>
           <w:rPr>
             <w:rStyle w:val="afffffff5"/>
@@ -4858,7 +4906,7 @@
             <w:noProof/>
             <w:webHidden/>
           </w:rPr>
-          <w:instrText xml:space="preserve"> PAGEREF _Toc230167367 \h </w:instrText>
+          <w:instrText xml:space="preserve"> PAGEREF _Toc231208707 \h </w:instrText>
         </w:r>
         <w:r>
           <w:rPr>
@@ -4878,7 +4926,7 @@
             <w:noProof/>
             <w:webHidden/>
           </w:rPr>
-          <w:t>41</w:t>
+          <w:t>43</w:t>
         </w:r>
         <w:r>
           <w:rPr>
@@ -4905,7 +4953,7 @@
           <w14:ligatures w14:val="standardContextual"/>
         </w:rPr>
       </w:pPr>
-      <w:hyperlink w:anchor="_Toc230167368" w:history="1">
+      <w:hyperlink w:anchor="_Toc231208708" w:history="1">
         <w:r>
           <w:rPr>
             <w:rStyle w:val="afffffff5"/>
@@ -4932,7 +4980,7 @@
             <w:noProof/>
             <w:webHidden/>
           </w:rPr>
-          <w:instrText xml:space="preserve"> PAGEREF _Toc230167368 \h </w:instrText>
+          <w:instrText xml:space="preserve"> PAGEREF _Toc231208708 \h </w:instrText>
         </w:r>
         <w:r>
           <w:rPr>
@@ -4952,7 +5000,7 @@
             <w:noProof/>
             <w:webHidden/>
           </w:rPr>
-          <w:t>41</w:t>
+          <w:t>43</w:t>
         </w:r>
         <w:r>
           <w:rPr>
@@ -4979,7 +5027,7 @@
           <w14:ligatures w14:val="standardContextual"/>
         </w:rPr>
       </w:pPr>
-      <w:hyperlink w:anchor="_Toc230167369" w:history="1">
+      <w:hyperlink w:anchor="_Toc231208709" w:history="1">
         <w:r>
           <w:rPr>
             <w:rStyle w:val="afffffff5"/>
@@ -5006,7 +5054,7 @@
             <w:noProof/>
             <w:webHidden/>
           </w:rPr>
-          <w:instrText xml:space="preserve"> PAGEREF _Toc230167369 \h </w:instrText>
+          <w:instrText xml:space="preserve"> PAGEREF _Toc231208709 \h </w:instrText>
         </w:r>
         <w:r>
           <w:rPr>
@@ -5026,7 +5074,7 @@
             <w:noProof/>
             <w:webHidden/>
           </w:rPr>
-          <w:t>41</w:t>
+          <w:t>43</w:t>
         </w:r>
         <w:r>
           <w:rPr>
@@ -5053,7 +5101,7 @@
           <w14:ligatures w14:val="standardContextual"/>
         </w:rPr>
       </w:pPr>
-      <w:hyperlink w:anchor="_Toc230167370" w:history="1">
+      <w:hyperlink w:anchor="_Toc231208710" w:history="1">
         <w:r>
           <w:rPr>
             <w:rStyle w:val="afffffff5"/>
@@ -5080,7 +5128,7 @@
             <w:noProof/>
             <w:webHidden/>
           </w:rPr>
-          <w:instrText xml:space="preserve"> PAGEREF _Toc230167370 \h </w:instrText>
+          <w:instrText xml:space="preserve"> PAGEREF _Toc231208710 \h </w:instrText>
         </w:r>
         <w:r>
           <w:rPr>
@@ -5100,7 +5148,7 @@
             <w:noProof/>
             <w:webHidden/>
           </w:rPr>
-          <w:t>43</w:t>
+          <w:t>45</w:t>
         </w:r>
         <w:r>
           <w:rPr>
@@ -5127,7 +5175,7 @@
           <w14:ligatures w14:val="standardContextual"/>
         </w:rPr>
       </w:pPr>
-      <w:hyperlink w:anchor="_Toc230167371" w:history="1">
+      <w:hyperlink w:anchor="_Toc231208711" w:history="1">
         <w:r>
           <w:rPr>
             <w:rStyle w:val="afffffff5"/>
@@ -5154,7 +5202,7 @@
             <w:noProof/>
             <w:webHidden/>
           </w:rPr>
-          <w:instrText xml:space="preserve"> PAGEREF _Toc230167371 \h </w:instrText>
+          <w:instrText xml:space="preserve"> PAGEREF _Toc231208711 \h </w:instrText>
         </w:r>
         <w:r>
           <w:rPr>
@@ -5174,7 +5222,7 @@
             <w:noProof/>
             <w:webHidden/>
           </w:rPr>
-          <w:t>43</w:t>
+          <w:t>45</w:t>
         </w:r>
         <w:r>
           <w:rPr>
@@ -5202,7 +5250,7 @@
           <w14:ligatures w14:val="standardContextual"/>
         </w:rPr>
       </w:pPr>
-      <w:hyperlink w:anchor="_Toc230167372" w:history="1">
+      <w:hyperlink w:anchor="_Toc231208712" w:history="1">
         <w:r>
           <w:rPr>
             <w:rStyle w:val="afffffff5"/>
@@ -5229,7 +5277,7 @@
             <w:noProof/>
             <w:webHidden/>
           </w:rPr>
-          <w:instrText xml:space="preserve"> PAGEREF _Toc230167372 \h </w:instrText>
+          <w:instrText xml:space="preserve"> PAGEREF _Toc231208712 \h </w:instrText>
         </w:r>
         <w:r>
           <w:rPr>
@@ -5249,7 +5297,7 @@
             <w:noProof/>
             <w:webHidden/>
           </w:rPr>
-          <w:t>44</w:t>
+          <w:t>45</w:t>
         </w:r>
         <w:r>
           <w:rPr>
@@ -5276,7 +5324,7 @@
           <w14:ligatures w14:val="standardContextual"/>
         </w:rPr>
       </w:pPr>
-      <w:hyperlink w:anchor="_Toc230167373" w:history="1">
+      <w:hyperlink w:anchor="_Toc231208713" w:history="1">
         <w:r>
           <w:rPr>
             <w:rStyle w:val="afffffff5"/>
@@ -5303,7 +5351,7 @@
             <w:noProof/>
             <w:webHidden/>
           </w:rPr>
-          <w:instrText xml:space="preserve"> PAGEREF _Toc230167373 \h </w:instrText>
+          <w:instrText xml:space="preserve"> PAGEREF _Toc231208713 \h </w:instrText>
         </w:r>
         <w:r>
           <w:rPr>
@@ -5323,7 +5371,7 @@
             <w:noProof/>
             <w:webHidden/>
           </w:rPr>
-          <w:t>44</w:t>
+          <w:t>46</w:t>
         </w:r>
         <w:r>
           <w:rPr>
@@ -5350,7 +5398,7 @@
           <w14:ligatures w14:val="standardContextual"/>
         </w:rPr>
       </w:pPr>
-      <w:hyperlink w:anchor="_Toc230167374" w:history="1">
+      <w:hyperlink w:anchor="_Toc231208714" w:history="1">
         <w:r>
           <w:rPr>
             <w:rStyle w:val="afffffff5"/>
@@ -5377,7 +5425,7 @@
             <w:noProof/>
             <w:webHidden/>
           </w:rPr>
-          <w:instrText xml:space="preserve"> PAGEREF _Toc230167374 \h </w:instrText>
+          <w:instrText xml:space="preserve"> PAGEREF _Toc231208714 \h </w:instrText>
         </w:r>
         <w:r>
           <w:rPr>
@@ -5397,7 +5445,7 @@
             <w:noProof/>
             <w:webHidden/>
           </w:rPr>
-          <w:t>45</w:t>
+          <w:t>47</w:t>
         </w:r>
         <w:r>
           <w:rPr>
@@ -5424,7 +5472,7 @@
           <w14:ligatures w14:val="standardContextual"/>
         </w:rPr>
       </w:pPr>
-      <w:hyperlink w:anchor="_Toc230167375" w:history="1">
+      <w:hyperlink w:anchor="_Toc231208715" w:history="1">
         <w:r>
           <w:rPr>
             <w:rStyle w:val="afffffff5"/>
@@ -5451,7 +5499,7 @@
             <w:noProof/>
             <w:webHidden/>
           </w:rPr>
-          <w:instrText xml:space="preserve"> PAGEREF _Toc230167375 \h </w:instrText>
+          <w:instrText xml:space="preserve"> PAGEREF _Toc231208715 \h </w:instrText>
         </w:r>
         <w:r>
           <w:rPr>
@@ -5471,7 +5519,7 @@
             <w:noProof/>
             <w:webHidden/>
           </w:rPr>
-          <w:t>45</w:t>
+          <w:t>47</w:t>
         </w:r>
         <w:r>
           <w:rPr>
@@ -5499,7 +5547,7 @@
           <w14:ligatures w14:val="standardContextual"/>
         </w:rPr>
       </w:pPr>
-      <w:hyperlink w:anchor="_Toc230167376" w:history="1">
+      <w:hyperlink w:anchor="_Toc231208716" w:history="1">
         <w:r>
           <w:rPr>
             <w:rStyle w:val="afffffff5"/>
@@ -5526,7 +5574,7 @@
             <w:noProof/>
             <w:webHidden/>
           </w:rPr>
-          <w:instrText xml:space="preserve"> PAGEREF _Toc230167376 \h </w:instrText>
+          <w:instrText xml:space="preserve"> PAGEREF _Toc231208716 \h </w:instrText>
         </w:r>
         <w:r>
           <w:rPr>
@@ -5546,7 +5594,7 @@
             <w:noProof/>
             <w:webHidden/>
           </w:rPr>
-          <w:t>45</w:t>
+          <w:t>47</w:t>
         </w:r>
         <w:r>
           <w:rPr>
@@ -5573,7 +5621,7 @@
           <w14:ligatures w14:val="standardContextual"/>
         </w:rPr>
       </w:pPr>
-      <w:hyperlink w:anchor="_Toc230167377" w:history="1">
+      <w:hyperlink w:anchor="_Toc231208717" w:history="1">
         <w:r>
           <w:rPr>
             <w:rStyle w:val="afffffff5"/>
@@ -5600,7 +5648,7 @@
             <w:noProof/>
             <w:webHidden/>
           </w:rPr>
-          <w:instrText xml:space="preserve"> PAGEREF _Toc230167377 \h </w:instrText>
+          <w:instrText xml:space="preserve"> PAGEREF _Toc231208717 \h </w:instrText>
         </w:r>
         <w:r>
           <w:rPr>
@@ -5620,7 +5668,7 @@
             <w:noProof/>
             <w:webHidden/>
           </w:rPr>
-          <w:t>45</w:t>
+          <w:t>47</w:t>
         </w:r>
         <w:r>
           <w:rPr>
@@ -5647,7 +5695,7 @@
           <w14:ligatures w14:val="standardContextual"/>
         </w:rPr>
       </w:pPr>
-      <w:hyperlink w:anchor="_Toc230167378" w:history="1">
+      <w:hyperlink w:anchor="_Toc231208718" w:history="1">
         <w:r>
           <w:rPr>
             <w:rStyle w:val="afffffff5"/>
@@ -5674,7 +5722,7 @@
             <w:noProof/>
             <w:webHidden/>
           </w:rPr>
-          <w:instrText xml:space="preserve"> PAGEREF _Toc230167378 \h </w:instrText>
+          <w:instrText xml:space="preserve"> PAGEREF _Toc231208718 \h </w:instrText>
         </w:r>
         <w:r>
           <w:rPr>
@@ -5694,7 +5742,7 @@
             <w:noProof/>
             <w:webHidden/>
           </w:rPr>
-          <w:t>46</w:t>
+          <w:t>48</w:t>
         </w:r>
         <w:r>
           <w:rPr>
@@ -5721,7 +5769,7 @@
           <w14:ligatures w14:val="standardContextual"/>
         </w:rPr>
       </w:pPr>
-      <w:hyperlink w:anchor="_Toc230167379" w:history="1">
+      <w:hyperlink w:anchor="_Toc231208719" w:history="1">
         <w:r>
           <w:rPr>
             <w:rStyle w:val="afffffff5"/>
@@ -5748,7 +5796,7 @@
             <w:noProof/>
             <w:webHidden/>
           </w:rPr>
-          <w:instrText xml:space="preserve"> PAGEREF _Toc230167379 \h </w:instrText>
+          <w:instrText xml:space="preserve"> PAGEREF _Toc231208719 \h </w:instrText>
         </w:r>
         <w:r>
           <w:rPr>
@@ -5768,7 +5816,7 @@
             <w:noProof/>
             <w:webHidden/>
           </w:rPr>
-          <w:t>47</w:t>
+          <w:t>49</w:t>
         </w:r>
         <w:r>
           <w:rPr>
@@ -5795,7 +5843,7 @@
           <w14:ligatures w14:val="standardContextual"/>
         </w:rPr>
       </w:pPr>
-      <w:hyperlink w:anchor="_Toc230167380" w:history="1">
+      <w:hyperlink w:anchor="_Toc231208720" w:history="1">
         <w:r>
           <w:rPr>
             <w:rStyle w:val="afffffff5"/>
@@ -5822,7 +5870,7 @@
             <w:noProof/>
             <w:webHidden/>
           </w:rPr>
-          <w:instrText xml:space="preserve"> PAGEREF _Toc230167380 \h </w:instrText>
+          <w:instrText xml:space="preserve"> PAGEREF _Toc231208720 \h </w:instrText>
         </w:r>
         <w:r>
           <w:rPr>
@@ -5842,7 +5890,7 @@
             <w:noProof/>
             <w:webHidden/>
           </w:rPr>
-          <w:t>47</w:t>
+          <w:t>49</w:t>
         </w:r>
         <w:r>
           <w:rPr>
@@ -5870,7 +5918,7 @@
           <w14:ligatures w14:val="standardContextual"/>
         </w:rPr>
       </w:pPr>
-      <w:hyperlink w:anchor="_Toc230167381" w:history="1">
+      <w:hyperlink w:anchor="_Toc231208721" w:history="1">
         <w:r>
           <w:rPr>
             <w:rStyle w:val="afffffff5"/>
@@ -5897,7 +5945,7 @@
             <w:noProof/>
             <w:webHidden/>
           </w:rPr>
-          <w:instrText xml:space="preserve"> PAGEREF _Toc230167381 \h </w:instrText>
+          <w:instrText xml:space="preserve"> PAGEREF _Toc231208721 \h </w:instrText>
         </w:r>
         <w:r>
           <w:rPr>
@@ -5917,7 +5965,7 @@
             <w:noProof/>
             <w:webHidden/>
           </w:rPr>
-          <w:t>47</w:t>
+          <w:t>50</w:t>
         </w:r>
         <w:r>
           <w:rPr>
@@ -5944,7 +5992,7 @@
           <w14:ligatures w14:val="standardContextual"/>
         </w:rPr>
       </w:pPr>
-      <w:hyperlink w:anchor="_Toc230167382" w:history="1">
+      <w:hyperlink w:anchor="_Toc231208722" w:history="1">
         <w:r>
           <w:rPr>
             <w:rStyle w:val="afffffff5"/>
@@ -5971,7 +6019,7 @@
             <w:noProof/>
             <w:webHidden/>
           </w:rPr>
-          <w:instrText xml:space="preserve"> PAGEREF _Toc230167382 \h </w:instrText>
+          <w:instrText xml:space="preserve"> PAGEREF _Toc231208722 \h </w:instrText>
         </w:r>
         <w:r>
           <w:rPr>
@@ -5991,7 +6039,7 @@
             <w:noProof/>
             <w:webHidden/>
           </w:rPr>
-          <w:t>48</w:t>
+          <w:t>50</w:t>
         </w:r>
         <w:r>
           <w:rPr>
@@ -6018,7 +6066,7 @@
           <w14:ligatures w14:val="standardContextual"/>
         </w:rPr>
       </w:pPr>
-      <w:hyperlink w:anchor="_Toc230167383" w:history="1">
+      <w:hyperlink w:anchor="_Toc231208723" w:history="1">
         <w:r>
           <w:rPr>
             <w:rStyle w:val="afffffff5"/>
@@ -6045,7 +6093,7 @@
             <w:noProof/>
             <w:webHidden/>
           </w:rPr>
-          <w:instrText xml:space="preserve"> PAGEREF _Toc230167383 \h </w:instrText>
+          <w:instrText xml:space="preserve"> PAGEREF _Toc231208723 \h </w:instrText>
         </w:r>
         <w:r>
           <w:rPr>
@@ -6065,7 +6113,7 @@
             <w:noProof/>
             <w:webHidden/>
           </w:rPr>
-          <w:t>48</w:t>
+          <w:t>50</w:t>
         </w:r>
         <w:r>
           <w:rPr>
@@ -6092,7 +6140,7 @@
           <w14:ligatures w14:val="standardContextual"/>
         </w:rPr>
       </w:pPr>
-      <w:hyperlink w:anchor="_Toc230167384" w:history="1">
+      <w:hyperlink w:anchor="_Toc231208724" w:history="1">
         <w:r>
           <w:rPr>
             <w:rStyle w:val="afffffff5"/>
@@ -6119,7 +6167,7 @@
             <w:noProof/>
             <w:webHidden/>
           </w:rPr>
-          <w:instrText xml:space="preserve"> PAGEREF _Toc230167384 \h </w:instrText>
+          <w:instrText xml:space="preserve"> PAGEREF _Toc231208724 \h </w:instrText>
         </w:r>
         <w:r>
           <w:rPr>
@@ -6139,7 +6187,7 @@
             <w:noProof/>
             <w:webHidden/>
           </w:rPr>
-          <w:t>49</w:t>
+          <w:t>51</w:t>
         </w:r>
         <w:r>
           <w:rPr>
@@ -6166,7 +6214,7 @@
           <w14:ligatures w14:val="standardContextual"/>
         </w:rPr>
       </w:pPr>
-      <w:hyperlink w:anchor="_Toc230167385" w:history="1">
+      <w:hyperlink w:anchor="_Toc231208725" w:history="1">
         <w:r>
           <w:rPr>
             <w:rStyle w:val="afffffff5"/>
@@ -6193,7 +6241,7 @@
             <w:noProof/>
             <w:webHidden/>
           </w:rPr>
-          <w:instrText xml:space="preserve"> PAGEREF _Toc230167385 \h </w:instrText>
+          <w:instrText xml:space="preserve"> PAGEREF _Toc231208725 \h </w:instrText>
         </w:r>
         <w:r>
           <w:rPr>
@@ -6213,7 +6261,7 @@
             <w:noProof/>
             <w:webHidden/>
           </w:rPr>
-          <w:t>49</w:t>
+          <w:t>51</w:t>
         </w:r>
         <w:r>
           <w:rPr>
@@ -6241,7 +6289,7 @@
           <w14:ligatures w14:val="standardContextual"/>
         </w:rPr>
       </w:pPr>
-      <w:hyperlink w:anchor="_Toc230167386" w:history="1">
+      <w:hyperlink w:anchor="_Toc231208726" w:history="1">
         <w:r>
           <w:rPr>
             <w:rStyle w:val="afffffff5"/>
@@ -6268,7 +6316,7 @@
             <w:noProof/>
             <w:webHidden/>
           </w:rPr>
-          <w:instrText xml:space="preserve"> PAGEREF _Toc230167386 \h </w:instrText>
+          <w:instrText xml:space="preserve"> PAGEREF _Toc231208726 \h </w:instrText>
         </w:r>
         <w:r>
           <w:rPr>
@@ -6288,7 +6336,7 @@
             <w:noProof/>
             <w:webHidden/>
           </w:rPr>
-          <w:t>49</w:t>
+          <w:t>52</w:t>
         </w:r>
         <w:r>
           <w:rPr>
@@ -6315,7 +6363,7 @@
           <w14:ligatures w14:val="standardContextual"/>
         </w:rPr>
       </w:pPr>
-      <w:hyperlink w:anchor="_Toc230167387" w:history="1">
+      <w:hyperlink w:anchor="_Toc231208727" w:history="1">
         <w:r>
           <w:rPr>
             <w:rStyle w:val="afffffff5"/>
@@ -6342,7 +6390,7 @@
             <w:noProof/>
             <w:webHidden/>
           </w:rPr>
-          <w:instrText xml:space="preserve"> PAGEREF _Toc230167387 \h </w:instrText>
+          <w:instrText xml:space="preserve"> PAGEREF _Toc231208727 \h </w:instrText>
         </w:r>
         <w:r>
           <w:rPr>
@@ -6362,7 +6410,7 @@
             <w:noProof/>
             <w:webHidden/>
           </w:rPr>
-          <w:t>50</w:t>
+          <w:t>52</w:t>
         </w:r>
         <w:r>
           <w:rPr>
@@ -6389,7 +6437,7 @@
           <w14:ligatures w14:val="standardContextual"/>
         </w:rPr>
       </w:pPr>
-      <w:hyperlink w:anchor="_Toc230167388" w:history="1">
+      <w:hyperlink w:anchor="_Toc231208728" w:history="1">
         <w:r>
           <w:rPr>
             <w:rStyle w:val="afffffff5"/>
@@ -6416,7 +6464,7 @@
             <w:noProof/>
             <w:webHidden/>
           </w:rPr>
-          <w:instrText xml:space="preserve"> PAGEREF _Toc230167388 \h </w:instrText>
+          <w:instrText xml:space="preserve"> PAGEREF _Toc231208728 \h </w:instrText>
         </w:r>
         <w:r>
           <w:rPr>
@@ -6436,7 +6484,7 @@
             <w:noProof/>
             <w:webHidden/>
           </w:rPr>
-          <w:t>50</w:t>
+          <w:t>52</w:t>
         </w:r>
         <w:r>
           <w:rPr>
@@ -6463,7 +6511,7 @@
           <w14:ligatures w14:val="standardContextual"/>
         </w:rPr>
       </w:pPr>
-      <w:hyperlink w:anchor="_Toc230167389" w:history="1">
+      <w:hyperlink w:anchor="_Toc231208729" w:history="1">
         <w:r>
           <w:rPr>
             <w:rStyle w:val="afffffff5"/>
@@ -6490,7 +6538,7 @@
             <w:noProof/>
             <w:webHidden/>
           </w:rPr>
-          <w:instrText xml:space="preserve"> PAGEREF _Toc230167389 \h </w:instrText>
+          <w:instrText xml:space="preserve"> PAGEREF _Toc231208729 \h </w:instrText>
         </w:r>
         <w:r>
           <w:rPr>
@@ -6510,7 +6558,7 @@
             <w:noProof/>
             <w:webHidden/>
           </w:rPr>
-          <w:t>51</w:t>
+          <w:t>53</w:t>
         </w:r>
         <w:r>
           <w:rPr>
@@ -6537,7 +6585,7 @@
           <w14:ligatures w14:val="standardContextual"/>
         </w:rPr>
       </w:pPr>
-      <w:hyperlink w:anchor="_Toc230167390" w:history="1">
+      <w:hyperlink w:anchor="_Toc231208730" w:history="1">
         <w:r>
           <w:rPr>
             <w:rStyle w:val="afffffff5"/>
@@ -6564,7 +6612,7 @@
             <w:noProof/>
             <w:webHidden/>
           </w:rPr>
-          <w:instrText xml:space="preserve"> PAGEREF _Toc230167390 \h </w:instrText>
+          <w:instrText xml:space="preserve"> PAGEREF _Toc231208730 \h </w:instrText>
         </w:r>
         <w:r>
           <w:rPr>
@@ -6584,7 +6632,7 @@
             <w:noProof/>
             <w:webHidden/>
           </w:rPr>
-          <w:t>51</w:t>
+          <w:t>54</w:t>
         </w:r>
         <w:r>
           <w:rPr>
@@ -6612,7 +6660,7 @@
           <w14:ligatures w14:val="standardContextual"/>
         </w:rPr>
       </w:pPr>
-      <w:hyperlink w:anchor="_Toc230167391" w:history="1">
+      <w:hyperlink w:anchor="_Toc231208731" w:history="1">
         <w:r>
           <w:rPr>
             <w:rStyle w:val="afffffff5"/>
@@ -6639,7 +6687,7 @@
             <w:noProof/>
             <w:webHidden/>
           </w:rPr>
-          <w:instrText xml:space="preserve"> PAGEREF _Toc230167391 \h </w:instrText>
+          <w:instrText xml:space="preserve"> PAGEREF _Toc231208731 \h </w:instrText>
         </w:r>
         <w:r>
           <w:rPr>
@@ -6659,7 +6707,7 @@
             <w:noProof/>
             <w:webHidden/>
           </w:rPr>
-          <w:t>52</w:t>
+          <w:t>54</w:t>
         </w:r>
         <w:r>
           <w:rPr>
@@ -6686,7 +6734,7 @@
           <w14:ligatures w14:val="standardContextual"/>
         </w:rPr>
       </w:pPr>
-      <w:hyperlink w:anchor="_Toc230167392" w:history="1">
+      <w:hyperlink w:anchor="_Toc231208732" w:history="1">
         <w:r>
           <w:rPr>
             <w:rStyle w:val="afffffff5"/>
@@ -6713,7 +6761,7 @@
             <w:noProof/>
             <w:webHidden/>
           </w:rPr>
-          <w:instrText xml:space="preserve"> PAGEREF _Toc230167392 \h </w:instrText>
+          <w:instrText xml:space="preserve"> PAGEREF _Toc231208732 \h </w:instrText>
         </w:r>
         <w:r>
           <w:rPr>
@@ -6733,7 +6781,7 @@
             <w:noProof/>
             <w:webHidden/>
           </w:rPr>
-          <w:t>52</w:t>
+          <w:t>55</w:t>
         </w:r>
         <w:r>
           <w:rPr>
@@ -6760,7 +6808,7 @@
           <w14:ligatures w14:val="standardContextual"/>
         </w:rPr>
       </w:pPr>
-      <w:hyperlink w:anchor="_Toc230167393" w:history="1">
+      <w:hyperlink w:anchor="_Toc231208733" w:history="1">
         <w:r>
           <w:rPr>
             <w:rStyle w:val="afffffff5"/>
@@ -6787,7 +6835,7 @@
             <w:noProof/>
             <w:webHidden/>
           </w:rPr>
-          <w:instrText xml:space="preserve"> PAGEREF _Toc230167393 \h </w:instrText>
+          <w:instrText xml:space="preserve"> PAGEREF _Toc231208733 \h </w:instrText>
         </w:r>
         <w:r>
           <w:rPr>
@@ -6807,7 +6855,7 @@
             <w:noProof/>
             <w:webHidden/>
           </w:rPr>
-          <w:t>52</w:t>
+          <w:t>55</w:t>
         </w:r>
         <w:r>
           <w:rPr>
@@ -6834,7 +6882,7 @@
           <w14:ligatures w14:val="standardContextual"/>
         </w:rPr>
       </w:pPr>
-      <w:hyperlink w:anchor="_Toc230167394" w:history="1">
+      <w:hyperlink w:anchor="_Toc231208734" w:history="1">
         <w:r>
           <w:rPr>
             <w:rStyle w:val="afffffff5"/>
@@ -6861,7 +6909,7 @@
             <w:noProof/>
             <w:webHidden/>
           </w:rPr>
-          <w:instrText xml:space="preserve"> PAGEREF _Toc230167394 \h </w:instrText>
+          <w:instrText xml:space="preserve"> PAGEREF _Toc231208734 \h </w:instrText>
         </w:r>
         <w:r>
           <w:rPr>
@@ -6881,7 +6929,7 @@
             <w:noProof/>
             <w:webHidden/>
           </w:rPr>
-          <w:t>54</w:t>
+          <w:t>56</w:t>
         </w:r>
         <w:r>
           <w:rPr>
@@ -6908,7 +6956,7 @@
           <w14:ligatures w14:val="standardContextual"/>
         </w:rPr>
       </w:pPr>
-      <w:hyperlink w:anchor="_Toc230167395" w:history="1">
+      <w:hyperlink w:anchor="_Toc231208735" w:history="1">
         <w:r>
           <w:rPr>
             <w:rStyle w:val="afffffff5"/>
@@ -6935,7 +6983,7 @@
             <w:noProof/>
             <w:webHidden/>
           </w:rPr>
-          <w:instrText xml:space="preserve"> PAGEREF _Toc230167395 \h </w:instrText>
+          <w:instrText xml:space="preserve"> PAGEREF _Toc231208735 \h </w:instrText>
         </w:r>
         <w:r>
           <w:rPr>
@@ -6955,7 +7003,7 @@
             <w:noProof/>
             <w:webHidden/>
           </w:rPr>
-          <w:t>54</w:t>
+          <w:t>56</w:t>
         </w:r>
         <w:r>
           <w:rPr>
@@ -6983,7 +7031,7 @@
           <w14:ligatures w14:val="standardContextual"/>
         </w:rPr>
       </w:pPr>
-      <w:hyperlink w:anchor="_Toc230167396" w:history="1">
+      <w:hyperlink w:anchor="_Toc231208736" w:history="1">
         <w:r>
           <w:rPr>
             <w:rStyle w:val="afffffff5"/>
@@ -7010,7 +7058,7 @@
             <w:noProof/>
             <w:webHidden/>
           </w:rPr>
-          <w:instrText xml:space="preserve"> PAGEREF _Toc230167396 \h </w:instrText>
+          <w:instrText xml:space="preserve"> PAGEREF _Toc231208736 \h </w:instrText>
         </w:r>
         <w:r>
           <w:rPr>
@@ -7030,7 +7078,7 @@
             <w:noProof/>
             <w:webHidden/>
           </w:rPr>
-          <w:t>54</w:t>
+          <w:t>57</w:t>
         </w:r>
         <w:r>
           <w:rPr>
@@ -7057,7 +7105,7 @@
           <w14:ligatures w14:val="standardContextual"/>
         </w:rPr>
       </w:pPr>
-      <w:hyperlink w:anchor="_Toc230167397" w:history="1">
+      <w:hyperlink w:anchor="_Toc231208737" w:history="1">
         <w:r>
           <w:rPr>
             <w:rStyle w:val="afffffff5"/>
@@ -7084,7 +7132,7 @@
             <w:noProof/>
             <w:webHidden/>
           </w:rPr>
-          <w:instrText xml:space="preserve"> PAGEREF _Toc230167397 \h </w:instrText>
+          <w:instrText xml:space="preserve"> PAGEREF _Toc231208737 \h </w:instrText>
         </w:r>
         <w:r>
           <w:rPr>
@@ -7104,7 +7152,7 @@
             <w:noProof/>
             <w:webHidden/>
           </w:rPr>
-          <w:t>55</w:t>
+          <w:t>57</w:t>
         </w:r>
         <w:r>
           <w:rPr>
@@ -7131,7 +7179,7 @@
           <w14:ligatures w14:val="standardContextual"/>
         </w:rPr>
       </w:pPr>
-      <w:hyperlink w:anchor="_Toc230167398" w:history="1">
+      <w:hyperlink w:anchor="_Toc231208738" w:history="1">
         <w:r>
           <w:rPr>
             <w:rStyle w:val="afffffff5"/>
@@ -7158,7 +7206,7 @@
             <w:noProof/>
             <w:webHidden/>
           </w:rPr>
-          <w:instrText xml:space="preserve"> PAGEREF _Toc230167398 \h </w:instrText>
+          <w:instrText xml:space="preserve"> PAGEREF _Toc231208738 \h </w:instrText>
         </w:r>
         <w:r>
           <w:rPr>
@@ -7178,7 +7226,7 @@
             <w:noProof/>
             <w:webHidden/>
           </w:rPr>
-          <w:t>55</w:t>
+          <w:t>57</w:t>
         </w:r>
         <w:r>
           <w:rPr>
@@ -7205,7 +7253,7 @@
           <w14:ligatures w14:val="standardContextual"/>
         </w:rPr>
       </w:pPr>
-      <w:hyperlink w:anchor="_Toc230167399" w:history="1">
+      <w:hyperlink w:anchor="_Toc231208739" w:history="1">
         <w:r>
           <w:rPr>
             <w:rStyle w:val="afffffff5"/>
@@ -7232,7 +7280,7 @@
             <w:noProof/>
             <w:webHidden/>
           </w:rPr>
-          <w:instrText xml:space="preserve"> PAGEREF _Toc230167399 \h </w:instrText>
+          <w:instrText xml:space="preserve"> PAGEREF _Toc231208739 \h </w:instrText>
         </w:r>
         <w:r>
           <w:rPr>
@@ -7252,7 +7300,7 @@
             <w:noProof/>
             <w:webHidden/>
           </w:rPr>
-          <w:t>57</w:t>
+          <w:t>60</w:t>
         </w:r>
         <w:r>
           <w:rPr>
@@ -7279,7 +7327,7 @@
           <w14:ligatures w14:val="standardContextual"/>
         </w:rPr>
       </w:pPr>
-      <w:hyperlink w:anchor="_Toc230167400" w:history="1">
+      <w:hyperlink w:anchor="_Toc231208740" w:history="1">
         <w:r>
           <w:rPr>
             <w:rStyle w:val="afffffff5"/>
@@ -7306,7 +7354,7 @@
             <w:noProof/>
             <w:webHidden/>
           </w:rPr>
-          <w:instrText xml:space="preserve"> PAGEREF _Toc230167400 \h </w:instrText>
+          <w:instrText xml:space="preserve"> PAGEREF _Toc231208740 \h </w:instrText>
         </w:r>
         <w:r>
           <w:rPr>
@@ -7326,7 +7374,7 @@
             <w:noProof/>
             <w:webHidden/>
           </w:rPr>
-          <w:t>58</w:t>
+          <w:t>60</w:t>
         </w:r>
         <w:r>
           <w:rPr>
@@ -7354,7 +7402,7 @@
           <w14:ligatures w14:val="standardContextual"/>
         </w:rPr>
       </w:pPr>
-      <w:hyperlink w:anchor="_Toc230167401" w:history="1">
+      <w:hyperlink w:anchor="_Toc231208741" w:history="1">
         <w:r>
           <w:rPr>
             <w:rStyle w:val="afffffff5"/>
@@ -7381,7 +7429,7 @@
             <w:noProof/>
             <w:webHidden/>
           </w:rPr>
-          <w:instrText xml:space="preserve"> PAGEREF _Toc230167401 \h </w:instrText>
+          <w:instrText xml:space="preserve"> PAGEREF _Toc231208741 \h </w:instrText>
         </w:r>
         <w:r>
           <w:rPr>
@@ -7401,7 +7449,7 @@
             <w:noProof/>
             <w:webHidden/>
           </w:rPr>
-          <w:t>58</w:t>
+          <w:t>61</w:t>
         </w:r>
         <w:r>
           <w:rPr>
@@ -7428,7 +7476,7 @@
           <w14:ligatures w14:val="standardContextual"/>
         </w:rPr>
       </w:pPr>
-      <w:hyperlink w:anchor="_Toc230167402" w:history="1">
+      <w:hyperlink w:anchor="_Toc231208742" w:history="1">
         <w:r>
           <w:rPr>
             <w:rStyle w:val="afffffff5"/>
@@ -7455,7 +7503,7 @@
             <w:noProof/>
             <w:webHidden/>
           </w:rPr>
-          <w:instrText xml:space="preserve"> PAGEREF _Toc230167402 \h </w:instrText>
+          <w:instrText xml:space="preserve"> PAGEREF _Toc231208742 \h </w:instrText>
         </w:r>
         <w:r>
           <w:rPr>
@@ -7475,7 +7523,7 @@
             <w:noProof/>
             <w:webHidden/>
           </w:rPr>
-          <w:t>58</w:t>
+          <w:t>61</w:t>
         </w:r>
         <w:r>
           <w:rPr>
@@ -7502,7 +7550,7 @@
           <w14:ligatures w14:val="standardContextual"/>
         </w:rPr>
       </w:pPr>
-      <w:hyperlink w:anchor="_Toc230167403" w:history="1">
+      <w:hyperlink w:anchor="_Toc231208743" w:history="1">
         <w:r>
           <w:rPr>
             <w:rStyle w:val="afffffff5"/>
@@ -7529,7 +7577,7 @@
             <w:noProof/>
             <w:webHidden/>
           </w:rPr>
-          <w:instrText xml:space="preserve"> PAGEREF _Toc230167403 \h </w:instrText>
+          <w:instrText xml:space="preserve"> PAGEREF _Toc231208743 \h </w:instrText>
         </w:r>
         <w:r>
           <w:rPr>
@@ -7549,7 +7597,7 @@
             <w:noProof/>
             <w:webHidden/>
           </w:rPr>
-          <w:t>59</w:t>
+          <w:t>62</w:t>
         </w:r>
         <w:r>
           <w:rPr>
@@ -7576,7 +7624,7 @@
           <w14:ligatures w14:val="standardContextual"/>
         </w:rPr>
       </w:pPr>
-      <w:hyperlink w:anchor="_Toc230167404" w:history="1">
+      <w:hyperlink w:anchor="_Toc231208744" w:history="1">
         <w:r>
           <w:rPr>
             <w:rStyle w:val="afffffff5"/>
@@ -7603,7 +7651,7 @@
             <w:noProof/>
             <w:webHidden/>
           </w:rPr>
-          <w:instrText xml:space="preserve"> PAGEREF _Toc230167404 \h </w:instrText>
+          <w:instrText xml:space="preserve"> PAGEREF _Toc231208744 \h </w:instrText>
         </w:r>
         <w:r>
           <w:rPr>
@@ -7623,7 +7671,7 @@
             <w:noProof/>
             <w:webHidden/>
           </w:rPr>
-          <w:t>59</w:t>
+          <w:t>62</w:t>
         </w:r>
         <w:r>
           <w:rPr>
@@ -7651,7 +7699,7 @@
           <w14:ligatures w14:val="standardContextual"/>
         </w:rPr>
       </w:pPr>
-      <w:hyperlink w:anchor="_Toc230167405" w:history="1">
+      <w:hyperlink w:anchor="_Toc231208745" w:history="1">
         <w:r>
           <w:rPr>
             <w:rStyle w:val="afffffff5"/>
@@ -7678,7 +7726,7 @@
             <w:noProof/>
             <w:webHidden/>
           </w:rPr>
-          <w:instrText xml:space="preserve"> PAGEREF _Toc230167405 \h </w:instrText>
+          <w:instrText xml:space="preserve"> PAGEREF _Toc231208745 \h </w:instrText>
         </w:r>
         <w:r>
           <w:rPr>
@@ -7698,7 +7746,7 @@
             <w:noProof/>
             <w:webHidden/>
           </w:rPr>
-          <w:t>59</w:t>
+          <w:t>62</w:t>
         </w:r>
         <w:r>
           <w:rPr>
@@ -7725,7 +7773,7 @@
           <w14:ligatures w14:val="standardContextual"/>
         </w:rPr>
       </w:pPr>
-      <w:hyperlink w:anchor="_Toc230167406" w:history="1">
+      <w:hyperlink w:anchor="_Toc231208746" w:history="1">
         <w:r>
           <w:rPr>
             <w:rStyle w:val="afffffff5"/>
@@ -7752,7 +7800,7 @@
             <w:noProof/>
             <w:webHidden/>
           </w:rPr>
-          <w:instrText xml:space="preserve"> PAGEREF _Toc230167406 \h </w:instrText>
+          <w:instrText xml:space="preserve"> PAGEREF _Toc231208746 \h </w:instrText>
         </w:r>
         <w:r>
           <w:rPr>
@@ -7772,7 +7820,7 @@
             <w:noProof/>
             <w:webHidden/>
           </w:rPr>
-          <w:t>60</w:t>
+          <w:t>63</w:t>
         </w:r>
         <w:r>
           <w:rPr>
@@ -7799,7 +7847,7 @@
           <w14:ligatures w14:val="standardContextual"/>
         </w:rPr>
       </w:pPr>
-      <w:hyperlink w:anchor="_Toc230167407" w:history="1">
+      <w:hyperlink w:anchor="_Toc231208747" w:history="1">
         <w:r>
           <w:rPr>
             <w:rStyle w:val="afffffff5"/>
@@ -7826,7 +7874,7 @@
             <w:noProof/>
             <w:webHidden/>
           </w:rPr>
-          <w:instrText xml:space="preserve"> PAGEREF _Toc230167407 \h </w:instrText>
+          <w:instrText xml:space="preserve"> PAGEREF _Toc231208747 \h </w:instrText>
         </w:r>
         <w:r>
           <w:rPr>
@@ -7846,7 +7894,7 @@
             <w:noProof/>
             <w:webHidden/>
           </w:rPr>
-          <w:t>60</w:t>
+          <w:t>64</w:t>
         </w:r>
         <w:r>
           <w:rPr>
@@ -7873,7 +7921,7 @@
           <w14:ligatures w14:val="standardContextual"/>
         </w:rPr>
       </w:pPr>
-      <w:hyperlink w:anchor="_Toc230167408" w:history="1">
+      <w:hyperlink w:anchor="_Toc231208748" w:history="1">
         <w:r>
           <w:rPr>
             <w:rStyle w:val="afffffff5"/>
@@ -7900,7 +7948,7 @@
             <w:noProof/>
             <w:webHidden/>
           </w:rPr>
-          <w:instrText xml:space="preserve"> PAGEREF _Toc230167408 \h </w:instrText>
+          <w:instrText xml:space="preserve"> PAGEREF _Toc231208748 \h </w:instrText>
         </w:r>
         <w:r>
           <w:rPr>
@@ -7920,7 +7968,7 @@
             <w:noProof/>
             <w:webHidden/>
           </w:rPr>
-          <w:t>61</w:t>
+          <w:t>64</w:t>
         </w:r>
         <w:r>
           <w:rPr>
@@ -7948,7 +7996,7 @@
           <w14:ligatures w14:val="standardContextual"/>
         </w:rPr>
       </w:pPr>
-      <w:hyperlink w:anchor="_Toc230167409" w:history="1">
+      <w:hyperlink w:anchor="_Toc231208749" w:history="1">
         <w:r>
           <w:rPr>
             <w:rStyle w:val="afffffff5"/>
@@ -7975,7 +8023,7 @@
             <w:noProof/>
             <w:webHidden/>
           </w:rPr>
-          <w:instrText xml:space="preserve"> PAGEREF _Toc230167409 \h </w:instrText>
+          <w:instrText xml:space="preserve"> PAGEREF _Toc231208749 \h </w:instrText>
         </w:r>
         <w:r>
           <w:rPr>
@@ -7995,7 +8043,7 @@
             <w:noProof/>
             <w:webHidden/>
           </w:rPr>
-          <w:t>61</w:t>
+          <w:t>64</w:t>
         </w:r>
         <w:r>
           <w:rPr>
@@ -8022,7 +8070,7 @@
           <w14:ligatures w14:val="standardContextual"/>
         </w:rPr>
       </w:pPr>
-      <w:hyperlink w:anchor="_Toc230167410" w:history="1">
+      <w:hyperlink w:anchor="_Toc231208750" w:history="1">
         <w:r>
           <w:rPr>
             <w:rStyle w:val="afffffff5"/>
@@ -8049,7 +8097,7 @@
             <w:noProof/>
             <w:webHidden/>
           </w:rPr>
-          <w:instrText xml:space="preserve"> PAGEREF _Toc230167410 \h </w:instrText>
+          <w:instrText xml:space="preserve"> PAGEREF _Toc231208750 \h </w:instrText>
         </w:r>
         <w:r>
           <w:rPr>
@@ -8069,7 +8117,7 @@
             <w:noProof/>
             <w:webHidden/>
           </w:rPr>
-          <w:t>61</w:t>
+          <w:t>64</w:t>
         </w:r>
         <w:r>
           <w:rPr>
@@ -8096,7 +8144,7 @@
           <w14:ligatures w14:val="standardContextual"/>
         </w:rPr>
       </w:pPr>
-      <w:hyperlink w:anchor="_Toc230167411" w:history="1">
+      <w:hyperlink w:anchor="_Toc231208751" w:history="1">
         <w:r>
           <w:rPr>
             <w:rStyle w:val="afffffff5"/>
@@ -8123,7 +8171,7 @@
             <w:noProof/>
             <w:webHidden/>
           </w:rPr>
-          <w:instrText xml:space="preserve"> PAGEREF _Toc230167411 \h </w:instrText>
+          <w:instrText xml:space="preserve"> PAGEREF _Toc231208751 \h </w:instrText>
         </w:r>
         <w:r>
           <w:rPr>
@@ -8143,7 +8191,7 @@
             <w:noProof/>
             <w:webHidden/>
           </w:rPr>
-          <w:t>62</w:t>
+          <w:t>66</w:t>
         </w:r>
         <w:r>
           <w:rPr>
@@ -8170,7 +8218,7 @@
           <w14:ligatures w14:val="standardContextual"/>
         </w:rPr>
       </w:pPr>
-      <w:hyperlink w:anchor="_Toc230167412" w:history="1">
+      <w:hyperlink w:anchor="_Toc231208752" w:history="1">
         <w:r>
           <w:rPr>
             <w:rStyle w:val="afffffff5"/>
@@ -8197,7 +8245,7 @@
             <w:noProof/>
             <w:webHidden/>
           </w:rPr>
-          <w:instrText xml:space="preserve"> PAGEREF _Toc230167412 \h </w:instrText>
+          <w:instrText xml:space="preserve"> PAGEREF _Toc231208752 \h </w:instrText>
         </w:r>
         <w:r>
           <w:rPr>
@@ -8217,7 +8265,7 @@
             <w:noProof/>
             <w:webHidden/>
           </w:rPr>
-          <w:t>63</w:t>
+          <w:t>66</w:t>
         </w:r>
         <w:r>
           <w:rPr>
@@ -8246,7 +8294,7 @@
           <w14:ligatures w14:val="standardContextual"/>
         </w:rPr>
       </w:pPr>
-      <w:hyperlink w:anchor="_Toc230167413" w:history="1">
+      <w:hyperlink w:anchor="_Toc231208753" w:history="1">
         <w:r>
           <w:rPr>
             <w:rStyle w:val="afffffff5"/>
@@ -8273,7 +8321,7 @@
             <w:noProof/>
             <w:webHidden/>
           </w:rPr>
-          <w:instrText xml:space="preserve"> PAGEREF _Toc230167413 \h </w:instrText>
+          <w:instrText xml:space="preserve"> PAGEREF _Toc231208753 \h </w:instrText>
         </w:r>
         <w:r>
           <w:rPr>
@@ -8293,7 +8341,7 @@
             <w:noProof/>
             <w:webHidden/>
           </w:rPr>
-          <w:t>63</w:t>
+          <w:t>67</w:t>
         </w:r>
         <w:r>
           <w:rPr>
@@ -8321,7 +8369,7 @@
           <w14:ligatures w14:val="standardContextual"/>
         </w:rPr>
       </w:pPr>
-      <w:hyperlink w:anchor="_Toc230167414" w:history="1">
+      <w:hyperlink w:anchor="_Toc231208754" w:history="1">
         <w:r>
           <w:rPr>
             <w:rStyle w:val="afffffff5"/>
@@ -8348,7 +8396,7 @@
             <w:noProof/>
             <w:webHidden/>
           </w:rPr>
-          <w:instrText xml:space="preserve"> PAGEREF _Toc230167414 \h </w:instrText>
+          <w:instrText xml:space="preserve"> PAGEREF _Toc231208754 \h </w:instrText>
         </w:r>
         <w:r>
           <w:rPr>
@@ -8368,7 +8416,7 @@
             <w:noProof/>
             <w:webHidden/>
           </w:rPr>
-          <w:t>63</w:t>
+          <w:t>67</w:t>
         </w:r>
         <w:r>
           <w:rPr>
@@ -8396,7 +8444,7 @@
           <w14:ligatures w14:val="standardContextual"/>
         </w:rPr>
       </w:pPr>
-      <w:hyperlink w:anchor="_Toc230167415" w:history="1">
+      <w:hyperlink w:anchor="_Toc231208755" w:history="1">
         <w:r>
           <w:rPr>
             <w:rStyle w:val="afffffff5"/>
@@ -8423,7 +8471,7 @@
             <w:noProof/>
             <w:webHidden/>
           </w:rPr>
-          <w:instrText xml:space="preserve"> PAGEREF _Toc230167415 \h </w:instrText>
+          <w:instrText xml:space="preserve"> PAGEREF _Toc231208755 \h </w:instrText>
         </w:r>
         <w:r>
           <w:rPr>
@@ -8443,7 +8491,7 @@
             <w:noProof/>
             <w:webHidden/>
           </w:rPr>
-          <w:t>64</w:t>
+          <w:t>67</w:t>
         </w:r>
         <w:r>
           <w:rPr>
@@ -8471,7 +8519,7 @@
           <w14:ligatures w14:val="standardContextual"/>
         </w:rPr>
       </w:pPr>
-      <w:hyperlink w:anchor="_Toc230167416" w:history="1">
+      <w:hyperlink w:anchor="_Toc231208756" w:history="1">
         <w:r>
           <w:rPr>
             <w:rStyle w:val="afffffff5"/>
@@ -8498,7 +8546,7 @@
             <w:noProof/>
             <w:webHidden/>
           </w:rPr>
-          <w:instrText xml:space="preserve"> PAGEREF _Toc230167416 \h </w:instrText>
+          <w:instrText xml:space="preserve"> PAGEREF _Toc231208756 \h </w:instrText>
         </w:r>
         <w:r>
           <w:rPr>
@@ -8518,7 +8566,7 @@
             <w:noProof/>
             <w:webHidden/>
           </w:rPr>
-          <w:t>64</w:t>
+          <w:t>68</w:t>
         </w:r>
         <w:r>
           <w:rPr>
@@ -8546,7 +8594,7 @@
           <w14:ligatures w14:val="standardContextual"/>
         </w:rPr>
       </w:pPr>
-      <w:hyperlink w:anchor="_Toc230167417" w:history="1">
+      <w:hyperlink w:anchor="_Toc231208757" w:history="1">
         <w:r>
           <w:rPr>
             <w:rStyle w:val="afffffff5"/>
@@ -8573,7 +8621,7 @@
             <w:noProof/>
             <w:webHidden/>
           </w:rPr>
-          <w:instrText xml:space="preserve"> PAGEREF _Toc230167417 \h </w:instrText>
+          <w:instrText xml:space="preserve"> PAGEREF _Toc231208757 \h </w:instrText>
         </w:r>
         <w:r>
           <w:rPr>
@@ -8593,7 +8641,7 @@
             <w:noProof/>
             <w:webHidden/>
           </w:rPr>
-          <w:t>65</w:t>
+          <w:t>69</w:t>
         </w:r>
         <w:r>
           <w:rPr>
@@ -8622,7 +8670,7 @@
           <w14:ligatures w14:val="standardContextual"/>
         </w:rPr>
       </w:pPr>
-      <w:hyperlink w:anchor="_Toc230167418" w:history="1">
+      <w:hyperlink w:anchor="_Toc231208758" w:history="1">
         <w:r>
           <w:rPr>
             <w:rStyle w:val="afffffff5"/>
@@ -8649,7 +8697,7 @@
             <w:noProof/>
             <w:webHidden/>
           </w:rPr>
-          <w:instrText xml:space="preserve"> PAGEREF _Toc230167418 \h </w:instrText>
+          <w:instrText xml:space="preserve"> PAGEREF _Toc231208758 \h </w:instrText>
         </w:r>
         <w:r>
           <w:rPr>
@@ -8669,7 +8717,7 @@
             <w:noProof/>
             <w:webHidden/>
           </w:rPr>
-          <w:t>66</w:t>
+          <w:t>69</w:t>
         </w:r>
         <w:r>
           <w:rPr>
@@ -8698,7 +8746,7 @@
           <w14:ligatures w14:val="standardContextual"/>
         </w:rPr>
       </w:pPr>
-      <w:hyperlink w:anchor="_Toc230167419" w:history="1">
+      <w:hyperlink w:anchor="_Toc231208759" w:history="1">
         <w:r>
           <w:rPr>
             <w:rStyle w:val="afffffff5"/>
@@ -8725,7 +8773,7 @@
             <w:noProof/>
             <w:webHidden/>
           </w:rPr>
-          <w:instrText xml:space="preserve"> PAGEREF _Toc230167419 \h </w:instrText>
+          <w:instrText xml:space="preserve"> PAGEREF _Toc231208759 \h </w:instrText>
         </w:r>
         <w:r>
           <w:rPr>
@@ -8745,7 +8793,7 @@
             <w:noProof/>
             <w:webHidden/>
           </w:rPr>
-          <w:t>67</w:t>
+          <w:t>70</w:t>
         </w:r>
         <w:r>
           <w:rPr>
@@ -8773,7 +8821,7 @@
           <w14:ligatures w14:val="standardContextual"/>
         </w:rPr>
       </w:pPr>
-      <w:hyperlink w:anchor="_Toc230167420" w:history="1">
+      <w:hyperlink w:anchor="_Toc231208760" w:history="1">
         <w:r>
           <w:rPr>
             <w:rStyle w:val="afffffff5"/>
@@ -8800,7 +8848,7 @@
             <w:noProof/>
             <w:webHidden/>
           </w:rPr>
-          <w:instrText xml:space="preserve"> PAGEREF _Toc230167420 \h </w:instrText>
+          <w:instrText xml:space="preserve"> PAGEREF _Toc231208760 \h </w:instrText>
         </w:r>
         <w:r>
           <w:rPr>
@@ -8820,7 +8868,7 @@
             <w:noProof/>
             <w:webHidden/>
           </w:rPr>
-          <w:t>67</w:t>
+          <w:t>70</w:t>
         </w:r>
         <w:r>
           <w:rPr>
@@ -8841,7 +8889,7 @@
       <w:r>
         <w:fldChar w:fldCharType="end"/>
       </w:r>
-      <w:bookmarkStart w:id="1" w:name="_Toc230167316"/>
+      <w:bookmarkStart w:id="1" w:name="_Toc231208655"/>
       <w:r>
         <w:rPr>
           <w:rFonts w:hint="eastAsia"/>
@@ -8857,7 +8905,7 @@
           <w:rFonts w:hint="eastAsia"/>
         </w:rPr>
       </w:pPr>
-      <w:bookmarkStart w:id="2" w:name="_Toc230167317"/>
+      <w:bookmarkStart w:id="2" w:name="_Toc231208656"/>
       <w:r>
         <w:rPr>
           <w:rFonts w:hint="eastAsia"/>
@@ -8965,6 +9013,7 @@
         <w:rPr>
           <w:rFonts w:hint="eastAsia"/>
         </w:rPr>
+        <w:lastRenderedPageBreak/>
         <w:t>院内修理と院外修理のステータス遷移</w:t>
       </w:r>
     </w:p>
@@ -9003,7 +9052,6 @@
         <w:rPr>
           <w:rFonts w:hint="eastAsia"/>
         </w:rPr>
-        <w:lastRenderedPageBreak/>
         <w:t>登録済み資産および修理申請経由の未登録資産を対象とする廃棄申請接続</w:t>
       </w:r>
     </w:p>
@@ -9033,7 +9081,7 @@
           <w:rFonts w:hint="eastAsia"/>
         </w:rPr>
       </w:pPr>
-      <w:bookmarkStart w:id="3" w:name="_Toc230167318"/>
+      <w:bookmarkStart w:id="3" w:name="_Toc231208657"/>
       <w:r>
         <w:rPr>
           <w:rFonts w:hint="eastAsia"/>
@@ -9075,7 +9123,7 @@
           <w:rFonts w:hint="eastAsia"/>
         </w:rPr>
       </w:pPr>
-      <w:bookmarkStart w:id="4" w:name="_Toc230167319"/>
+      <w:bookmarkStart w:id="4" w:name="_Toc231208658"/>
       <w:r>
         <w:rPr>
           <w:rFonts w:hint="eastAsia"/>
@@ -9325,6 +9373,7 @@
               <w:rPr>
                 <w:rFonts w:hint="eastAsia"/>
               </w:rPr>
+              <w:lastRenderedPageBreak/>
               <w:t>修理不能</w:t>
             </w:r>
           </w:p>
@@ -9338,14 +9387,7 @@
               <w:rPr>
                 <w:rFonts w:hint="eastAsia"/>
               </w:rPr>
-              <w:t>通常却下と区別するため `application_task_steps.completion_reason='UNREPAIRA</w:t>
-            </w:r>
-            <w:r>
-              <w:rPr>
-                <w:rFonts w:hint="eastAsia"/>
-              </w:rPr>
-              <w:lastRenderedPageBreak/>
-              <w:t>BLE'` を保持し、廃棄申請接続APIで後続廃棄申請を作成する判断</w:t>
+              <w:t>通常却下と区別するため `application_task_steps.completion_reason='UNREPAIRABLE'` を保持し、廃棄申請接続APIで後続廃棄申請を作成する判断</w:t>
             </w:r>
           </w:p>
         </w:tc>
@@ -9359,7 +9401,7 @@
           <w:rFonts w:hint="eastAsia"/>
         </w:rPr>
       </w:pPr>
-      <w:bookmarkStart w:id="5" w:name="_Toc230167320"/>
+      <w:bookmarkStart w:id="5" w:name="_Toc231208659"/>
       <w:r>
         <w:rPr>
           <w:rFonts w:hint="eastAsia"/>
@@ -9537,7 +9579,7 @@
           <w:rFonts w:hint="eastAsia"/>
         </w:rPr>
       </w:pPr>
-      <w:bookmarkStart w:id="6" w:name="_Toc230167321"/>
+      <w:bookmarkStart w:id="6" w:name="_Toc231208660"/>
       <w:r>
         <w:rPr>
           <w:rFonts w:hint="eastAsia"/>
@@ -9553,7 +9595,7 @@
           <w:rFonts w:hint="eastAsia"/>
         </w:rPr>
       </w:pPr>
-      <w:bookmarkStart w:id="7" w:name="_Toc230167322"/>
+      <w:bookmarkStart w:id="7" w:name="_Toc231208661"/>
       <w:r>
         <w:rPr>
           <w:rFonts w:hint="eastAsia"/>
@@ -9595,7 +9637,7 @@
           <w:rFonts w:hint="eastAsia"/>
         </w:rPr>
       </w:pPr>
-      <w:bookmarkStart w:id="8" w:name="_Toc230167323"/>
+      <w:bookmarkStart w:id="8" w:name="_Toc231208662"/>
       <w:r>
         <w:rPr>
           <w:rFonts w:hint="eastAsia"/>
@@ -10275,7 +10317,7 @@
           <w:rFonts w:hint="eastAsia"/>
         </w:rPr>
       </w:pPr>
-      <w:bookmarkStart w:id="9" w:name="_Toc230167324"/>
+      <w:bookmarkStart w:id="9" w:name="_Toc231208663"/>
       <w:r>
         <w:rPr>
           <w:rFonts w:hint="eastAsia"/>
@@ -11065,7 +11107,147 @@
               <w:rPr>
                 <w:rFonts w:hint="eastAsia"/>
               </w:rPr>
-              <w:t>ログインユーザーの表示名、所属、連絡先、処理者情報</w:t>
+              <w:t>ログインユーザーの表示名、所属、連絡先、処理者情報、共有システム管理者アカウント判定</w:t>
+            </w:r>
+          </w:p>
+        </w:tc>
+      </w:tr>
+      <w:tr>
+        <w:tc>
+          <w:tcPr>
+            <w:tcW w:w="1666" w:type="pct"/>
+          </w:tcPr>
+          <w:p>
+            <w:r>
+              <w:t>`facilities`</w:t>
+            </w:r>
+          </w:p>
+        </w:tc>
+        <w:tc>
+          <w:tcPr>
+            <w:tcW w:w="1667" w:type="pct"/>
+          </w:tcPr>
+          <w:p>
+            <w:r>
+              <w:t>READ</w:t>
+            </w:r>
+          </w:p>
+        </w:tc>
+        <w:tc>
+          <w:tcPr>
+            <w:tcW w:w="1667" w:type="pct"/>
+          </w:tcPr>
+          <w:p>
+            <w:r>
+              <w:rPr>
+                <w:rFonts w:hint="eastAsia"/>
+              </w:rPr>
+              <w:t>Bearer トークン上の作業対象施設の存在確認、未削除確認</w:t>
+            </w:r>
+          </w:p>
+        </w:tc>
+      </w:tr>
+      <w:tr>
+        <w:tc>
+          <w:tcPr>
+            <w:tcW w:w="1666" w:type="pct"/>
+          </w:tcPr>
+          <w:p>
+            <w:r>
+              <w:t>`user_facility_assignments`</w:t>
+            </w:r>
+          </w:p>
+        </w:tc>
+        <w:tc>
+          <w:tcPr>
+            <w:tcW w:w="1667" w:type="pct"/>
+          </w:tcPr>
+          <w:p>
+            <w:r>
+              <w:t>READ</w:t>
+            </w:r>
+          </w:p>
+        </w:tc>
+        <w:tc>
+          <w:tcPr>
+            <w:tcW w:w="1667" w:type="pct"/>
+          </w:tcPr>
+          <w:p>
+            <w:r>
+              <w:rPr>
+                <w:rFonts w:hint="eastAsia"/>
+              </w:rPr>
+              <w:t>通常アカウントにおける作業対象施設への有効担当施設割当確認</w:t>
+            </w:r>
+          </w:p>
+        </w:tc>
+      </w:tr>
+      <w:tr>
+        <w:tc>
+          <w:tcPr>
+            <w:tcW w:w="1666" w:type="pct"/>
+          </w:tcPr>
+          <w:p>
+            <w:r>
+              <w:t>`facility_feature_settings`</w:t>
+            </w:r>
+          </w:p>
+        </w:tc>
+        <w:tc>
+          <w:tcPr>
+            <w:tcW w:w="1667" w:type="pct"/>
+          </w:tcPr>
+          <w:p>
+            <w:r>
+              <w:t>READ</w:t>
+            </w:r>
+          </w:p>
+        </w:tc>
+        <w:tc>
+          <w:tcPr>
+            <w:tcW w:w="1667" w:type="pct"/>
+          </w:tcPr>
+          <w:p>
+            <w:r>
+              <w:rPr>
+                <w:rFonts w:hint="eastAsia"/>
+              </w:rPr>
+              <w:t>通常アカウントにおける施設提供機能 `repair_management` の有効化確認</w:t>
+            </w:r>
+          </w:p>
+        </w:tc>
+      </w:tr>
+      <w:tr>
+        <w:tc>
+          <w:tcPr>
+            <w:tcW w:w="1666" w:type="pct"/>
+          </w:tcPr>
+          <w:p>
+            <w:r>
+              <w:t>`user_facility_feature_settings`</w:t>
+            </w:r>
+          </w:p>
+        </w:tc>
+        <w:tc>
+          <w:tcPr>
+            <w:tcW w:w="1667" w:type="pct"/>
+          </w:tcPr>
+          <w:p>
+            <w:r>
+              <w:t>READ</w:t>
+            </w:r>
+          </w:p>
+        </w:tc>
+        <w:tc>
+          <w:tcPr>
+            <w:tcW w:w="1667" w:type="pct"/>
+          </w:tcPr>
+          <w:p>
+            <w:r>
+              <w:rPr>
+                <w:rFonts w:hint="eastAsia"/>
+              </w:rPr>
+              <w:t>通常アカウントにおけるユーザー施設別 `repair_management` の有効化確認</w:t>
             </w:r>
           </w:p>
         </w:tc>
@@ -11079,7 +11261,7 @@
           <w:rFonts w:hint="eastAsia"/>
         </w:rPr>
       </w:pPr>
-      <w:bookmarkStart w:id="10" w:name="_Toc230167325"/>
+      <w:bookmarkStart w:id="10" w:name="_Toc231208664"/>
       <w:r>
         <w:rPr>
           <w:rFonts w:hint="eastAsia"/>
@@ -11095,7 +11277,7 @@
           <w:rFonts w:hint="eastAsia"/>
         </w:rPr>
       </w:pPr>
-      <w:bookmarkStart w:id="11" w:name="_Toc230167326"/>
+      <w:bookmarkStart w:id="11" w:name="_Toc231208665"/>
       <w:r>
         <w:rPr>
           <w:rFonts w:hint="eastAsia"/>
@@ -11139,6 +11321,7 @@
         <w:rPr>
           <w:rFonts w:hint="eastAsia"/>
         </w:rPr>
+        <w:lastRenderedPageBreak/>
         <w:t>データ形式: JSON。ファイル実体アップロードは別ストレージ連携を前提とし、本APIでは `application_documents` のメタデータを扱う</w:t>
       </w:r>
     </w:p>
@@ -11244,7 +11427,7 @@
           <w:rFonts w:hint="eastAsia"/>
         </w:rPr>
       </w:pPr>
-      <w:bookmarkStart w:id="12" w:name="_Toc230167327"/>
+      <w:bookmarkStart w:id="12" w:name="_Toc231208666"/>
       <w:r>
         <w:rPr>
           <w:rFonts w:hint="eastAsia"/>
@@ -11263,14 +11446,7 @@
         <w:rPr>
           <w:rFonts w:hint="eastAsia"/>
         </w:rPr>
-        <w:t>本API群で使用する `feature_code` は `repair_management` である。メニューからの修理依頼起票に使用する `repair_request_create` は No.6 修理申請API設計書で扱い、本書では修</w:t>
-      </w:r>
-      <w:r>
-        <w:rPr>
-          <w:rFonts w:hint="eastAsia"/>
-        </w:rPr>
-        <w:lastRenderedPageBreak/>
-        <w:t>理管理タブ一覧と修理タスク操作の実効権限を判定する。画面表示用の `/auth/context` はUX用キャッシュであり、各業務APIでも同条件を再判定する。</w:t>
+        <w:t>本API群で使用する `feature_code` は `repair_management` である。メニューからの修理依頼起票に使用する `repair_request_create` は No.6 修理申請API設計書で扱い、本書では修理管理タブ一覧と修理タスク操作の実効権限を判定する。画面表示用の `/auth/context` はUX用キャッシュであり、各業務APIでも同条件を再判定する。通常アカウントでは作業対象施設への有効担当施設割当、施設提供機能、ユーザー施設別機能設定を確認する。共有システム管理者アカウント（`users.account_type='SYSTEM_ADMIN'`）では、作業対象施設が未削除であることを確認できれば、通常アカウント向けの担当施設割当・施設提供設定・ユーザー施設別設定による `repair_management` 判定をバイパスする。</w:t>
       </w:r>
     </w:p>
     <w:tbl>
@@ -11408,20 +11584,20 @@
           </w:tcPr>
           <w:p>
             <w:r>
-              <w:t>`user_facility_assignments`, `facility_feature_settings`, `user_facility_feature_settings`</w:t>
-            </w:r>
-          </w:p>
-        </w:tc>
-        <w:tc>
-          <w:tcPr>
-            <w:tcW w:w="1250" w:type="pct"/>
-          </w:tcPr>
-          <w:p>
-            <w:r>
-              <w:rPr>
-                <w:rFonts w:hint="eastAsia"/>
-              </w:rPr>
-              <w:t>修理管理担当者が修理タスクを進行する</w:t>
+              <w:t>`users`, `facilities`, `user_facility_assignments`, `facility_feature_settings`, `user_facility_feature_settings`</w:t>
+            </w:r>
+          </w:p>
+        </w:tc>
+        <w:tc>
+          <w:tcPr>
+            <w:tcW w:w="1250" w:type="pct"/>
+          </w:tcPr>
+          <w:p>
+            <w:r>
+              <w:rPr>
+                <w:rFonts w:hint="eastAsia"/>
+              </w:rPr>
+              <w:t>通常アカウントは担当施設割当と実効 `repair_management` を確認する。共有システム管理者アカウントは作業対象施設が未削除であれば通常権限判定をバイパスする</w:t>
             </w:r>
           </w:p>
         </w:tc>
@@ -11435,12 +11611,12 @@
           <w:rFonts w:hint="eastAsia"/>
         </w:rPr>
       </w:pPr>
-      <w:bookmarkStart w:id="13" w:name="_Toc230167328"/>
+      <w:bookmarkStart w:id="13" w:name="_Toc231208667"/>
       <w:r>
         <w:rPr>
           <w:rFonts w:hint="eastAsia"/>
         </w:rPr>
-        <w:t>ステータス・工程共通ルール</w:t>
+        <w:t>作業対象施設ベースの認可例外</w:t>
       </w:r>
       <w:bookmarkEnd w:id="13"/>
     </w:p>
@@ -11460,7 +11636,7 @@
         <w:rPr>
           <w:rFonts w:hint="eastAsia"/>
         </w:rPr>
-        <w:t>`applications.application_type='REPAIR'` の保存ステータスは `新規申請` / `見積依頼済` / `見積登録済` / `発注済` / `納期確定` / `検収登録` / `完了` / `却下` を正本とする</w:t>
+        <w:t>各APIは Bearer トークン上の作業対象施設が存在し、未削除であることを確認する</w:t>
       </w:r>
     </w:p>
     <w:p>
@@ -11479,7 +11655,7 @@
         <w:rPr>
           <w:rFonts w:hint="eastAsia"/>
         </w:rPr>
-        <w:t>修理管理で受け付ける起票済み申請は `新規申請` とする。画面表示上の `依頼受付` は保存値にしない</w:t>
+        <w:t>通常アカウントでは、作業対象施設に対する有効担当施設割当と実効 `repair_management` を都度再判定する</w:t>
       </w:r>
     </w:p>
     <w:p>
@@ -11498,7 +11674,8 @@
         <w:rPr>
           <w:rFonts w:hint="eastAsia"/>
         </w:rPr>
-        <w:t>修理管理タブの表示上の `発注登録済` は `発注済`、`作業日確定` は `納期確定` に対応させる</w:t>
+        <w:lastRenderedPageBreak/>
+        <w:t>共有システム管理者アカウントでは、作業対象施設が未削除であれば通常アカウント向けの担当施設割当・施設提供設定・ユーザー施設別設定による認可判定をバイパスする</w:t>
       </w:r>
     </w:p>
     <w:p>
@@ -11517,7 +11694,7 @@
         <w:rPr>
           <w:rFonts w:hint="eastAsia"/>
         </w:rPr>
-        <w:t>通常却下は `applications.status='却下'`、`application_task_steps.completion_reason='REJECTED'` とする</w:t>
+        <w:t>`applications.application_type='REPAIR'`、対象修理申請・資産・RFQ・見積・発注・ドキュメントの未削除/作業対象施設所属、保存ステータス遷移順序、院内/院外修理区分、送信済み見積依頼先有無、発注前削除可否、修理不能からの廃棄申請接続条件といった業務制約は共有システム管理者でもバイパスしない</w:t>
       </w:r>
     </w:p>
     <w:p>
@@ -11536,7 +11713,7 @@
         <w:rPr>
           <w:rFonts w:hint="eastAsia"/>
         </w:rPr>
-        <w:t>修理不能から廃棄申請へ接続する場合は `applications.status='却下'`、`application_task_steps.completion_reason='UNREPAIRABLE'` とし、履歴コメント入力は要求しない</w:t>
+        <w:t>通常アカウントで作業対象施設に対して必要な実効 `repair_management` がない場合は403を返す</w:t>
       </w:r>
     </w:p>
     <w:p>
@@ -11555,41 +11732,22 @@
         <w:rPr>
           <w:rFonts w:hint="eastAsia"/>
         </w:rPr>
-        <w:t>院内修理は `repair_category='IN_HOUSE'` と `status='納期確定'` を保存し、外部見積・発注工程は `application_task_steps` で `SKIPPED_IN_HOUSE_REPAIR` として扱う</w:t>
+        <w:t>作業対象施設が存在しない、または削除済みの場合は404を返す</w:t>
       </w:r>
     </w:p>
     <w:p>
       <w:pPr>
-        <w:pStyle w:val="afffffff8"/>
-        <w:numPr>
-          <w:ilvl w:val="0"/>
-          <w:numId w:val="4"/>
-        </w:numPr>
-        <w:ind w:leftChars="0"/>
-        <w:rPr>
-          <w:rFonts w:hint="eastAsia"/>
-        </w:rPr>
-      </w:pPr>
+        <w:pStyle w:val="2"/>
+        <w:rPr>
+          <w:rFonts w:hint="eastAsia"/>
+        </w:rPr>
+      </w:pPr>
+      <w:bookmarkStart w:id="14" w:name="_Toc231208668"/>
       <w:r>
         <w:rPr>
           <w:rFonts w:hint="eastAsia"/>
         </w:rPr>
-        <w:t>院外修理は `repair_category='OUTSOURCED'` とし、見積依頼、見積登録、発注、納期確定、検収登録、完了へ進行する</w:t>
-      </w:r>
-    </w:p>
-    <w:p>
-      <w:pPr>
-        <w:pStyle w:val="2"/>
-        <w:rPr>
-          <w:rFonts w:hint="eastAsia"/>
-        </w:rPr>
-      </w:pPr>
-      <w:bookmarkStart w:id="14" w:name="_Toc230167329"/>
-      <w:r>
-        <w:rPr>
-          <w:rFonts w:hint="eastAsia"/>
-        </w:rPr>
-        <w:t>登録済み資産・未登録資産の扱い</w:t>
+        <w:t>ステータス・工程共通ルール</w:t>
       </w:r>
       <w:bookmarkEnd w:id="14"/>
     </w:p>
@@ -11609,7 +11767,7 @@
         <w:rPr>
           <w:rFonts w:hint="eastAsia"/>
         </w:rPr>
-        <w:t>登録済み資産は `application_assets.asset_ledger_id` を保持し、申請時点の品目、メーカー、型式、シリアルNo.、設置場所を `application_assets` にスナップショット保存する</w:t>
+        <w:t>`applications.application_type='REPAIR'` の保存ステータスは `新規申請` / `見積依頼済` / `見積登録済` / `発注済` / `納期確定` / `検収登録` / `完了` / `却下` を正本とする</w:t>
       </w:r>
     </w:p>
     <w:p>
@@ -11628,8 +11786,7 @@
         <w:rPr>
           <w:rFonts w:hint="eastAsia"/>
         </w:rPr>
-        <w:lastRenderedPageBreak/>
-        <w:t>未登録資産は `asset_ledgers` へ登録しない。`repair_request_details.manual_item_name`、`manual_maker_name`、`manual_model_name`、`manual_serial_no`、`manual_department_name`、`manual_room_name` と `application_assets` の表示用スナップショットに保持する</w:t>
+        <w:t>修理管理で受け付ける起票済み申請は `新規申請` とする。画面表示上の `依頼受付` は保存値にしない</w:t>
       </w:r>
     </w:p>
     <w:p>
@@ -11648,7 +11805,7 @@
         <w:rPr>
           <w:rFonts w:hint="eastAsia"/>
         </w:rPr>
-        <w:t>未登録資産の修理が完了しても資産台帳に対する CRUD は行わない</w:t>
+        <w:t>修理管理タブの表示上の `発注登録済` は `発注済`、`作業日確定` は `納期確定` に対応させる</w:t>
       </w:r>
     </w:p>
     <w:p>
@@ -11667,7 +11824,7 @@
         <w:rPr>
           <w:rFonts w:hint="eastAsia"/>
         </w:rPr>
-        <w:t>修理不能から廃棄申請へ接続する場合は登録済み資産と未登録資産の両方を対象とする</w:t>
+        <w:t>通常却下は `applications.status='却下'`、`application_task_steps.completion_reason='REJECTED'` とする</w:t>
       </w:r>
     </w:p>
     <w:p>
@@ -11686,6 +11843,156 @@
         <w:rPr>
           <w:rFonts w:hint="eastAsia"/>
         </w:rPr>
+        <w:t>修理不能から廃棄申請へ接続する場合は `applications.status='却下'`、`application_task_steps.completion_reason='UNREPAIRABLE'` とし、履歴コメント入力は要求しない</w:t>
+      </w:r>
+    </w:p>
+    <w:p>
+      <w:pPr>
+        <w:pStyle w:val="afffffff8"/>
+        <w:numPr>
+          <w:ilvl w:val="0"/>
+          <w:numId w:val="5"/>
+        </w:numPr>
+        <w:ind w:leftChars="0"/>
+        <w:rPr>
+          <w:rFonts w:hint="eastAsia"/>
+        </w:rPr>
+      </w:pPr>
+      <w:r>
+        <w:rPr>
+          <w:rFonts w:hint="eastAsia"/>
+        </w:rPr>
+        <w:t>院内修理は `repair_category='IN_HOUSE'` と `status='納期確定'` を保存し、外部見積・発注工程は `application_task_steps` で `SKIPPED_IN_HOUSE_REPAIR` として扱う</w:t>
+      </w:r>
+    </w:p>
+    <w:p>
+      <w:pPr>
+        <w:pStyle w:val="afffffff8"/>
+        <w:numPr>
+          <w:ilvl w:val="0"/>
+          <w:numId w:val="5"/>
+        </w:numPr>
+        <w:ind w:leftChars="0"/>
+        <w:rPr>
+          <w:rFonts w:hint="eastAsia"/>
+        </w:rPr>
+      </w:pPr>
+      <w:r>
+        <w:rPr>
+          <w:rFonts w:hint="eastAsia"/>
+        </w:rPr>
+        <w:t>院外修理は `repair_category='OUTSOURCED'` とし、見積依頼、見積登録、発注、納期確定、検収登録、完了へ進行する</w:t>
+      </w:r>
+    </w:p>
+    <w:p>
+      <w:pPr>
+        <w:pStyle w:val="2"/>
+        <w:rPr>
+          <w:rFonts w:hint="eastAsia"/>
+        </w:rPr>
+      </w:pPr>
+      <w:bookmarkStart w:id="15" w:name="_Toc231208669"/>
+      <w:r>
+        <w:rPr>
+          <w:rFonts w:hint="eastAsia"/>
+        </w:rPr>
+        <w:t>登録済み資産・未登録資産の扱い</w:t>
+      </w:r>
+      <w:bookmarkEnd w:id="15"/>
+    </w:p>
+    <w:p>
+      <w:pPr>
+        <w:pStyle w:val="afffffff8"/>
+        <w:numPr>
+          <w:ilvl w:val="0"/>
+          <w:numId w:val="6"/>
+        </w:numPr>
+        <w:ind w:leftChars="0"/>
+        <w:rPr>
+          <w:rFonts w:hint="eastAsia"/>
+        </w:rPr>
+      </w:pPr>
+      <w:r>
+        <w:rPr>
+          <w:rFonts w:hint="eastAsia"/>
+        </w:rPr>
+        <w:t>登録済み資産は `application_assets.asset_ledger_id` を保持し、申請時点の品目、メーカー、型式、シリアルNo.、設置場所を `application_assets` にスナップショット保存する</w:t>
+      </w:r>
+    </w:p>
+    <w:p>
+      <w:pPr>
+        <w:pStyle w:val="afffffff8"/>
+        <w:numPr>
+          <w:ilvl w:val="0"/>
+          <w:numId w:val="6"/>
+        </w:numPr>
+        <w:ind w:leftChars="0"/>
+        <w:rPr>
+          <w:rFonts w:hint="eastAsia"/>
+        </w:rPr>
+      </w:pPr>
+      <w:r>
+        <w:rPr>
+          <w:rFonts w:hint="eastAsia"/>
+        </w:rPr>
+        <w:lastRenderedPageBreak/>
+        <w:t>未登録資産は `asset_ledgers` へ登録しない。`repair_request_details.manual_item_name`、`manual_maker_name`、`manual_model_name`、`manual_serial_no`、`manual_department_name`、`manual_room_name` と `application_assets` の表示用スナップショットに保持する</w:t>
+      </w:r>
+    </w:p>
+    <w:p>
+      <w:pPr>
+        <w:pStyle w:val="afffffff8"/>
+        <w:numPr>
+          <w:ilvl w:val="0"/>
+          <w:numId w:val="6"/>
+        </w:numPr>
+        <w:ind w:leftChars="0"/>
+        <w:rPr>
+          <w:rFonts w:hint="eastAsia"/>
+        </w:rPr>
+      </w:pPr>
+      <w:r>
+        <w:rPr>
+          <w:rFonts w:hint="eastAsia"/>
+        </w:rPr>
+        <w:t>未登録資産の修理が完了しても資産台帳に対する CRUD は行わない</w:t>
+      </w:r>
+    </w:p>
+    <w:p>
+      <w:pPr>
+        <w:pStyle w:val="afffffff8"/>
+        <w:numPr>
+          <w:ilvl w:val="0"/>
+          <w:numId w:val="6"/>
+        </w:numPr>
+        <w:ind w:leftChars="0"/>
+        <w:rPr>
+          <w:rFonts w:hint="eastAsia"/>
+        </w:rPr>
+      </w:pPr>
+      <w:r>
+        <w:rPr>
+          <w:rFonts w:hint="eastAsia"/>
+        </w:rPr>
+        <w:t>修理不能から廃棄申請へ接続する場合は登録済み資産と未登録資産の両方を対象とする</w:t>
+      </w:r>
+    </w:p>
+    <w:p>
+      <w:pPr>
+        <w:pStyle w:val="afffffff8"/>
+        <w:numPr>
+          <w:ilvl w:val="0"/>
+          <w:numId w:val="6"/>
+        </w:numPr>
+        <w:ind w:leftChars="0"/>
+        <w:rPr>
+          <w:rFonts w:hint="eastAsia"/>
+        </w:rPr>
+      </w:pPr>
+      <w:r>
+        <w:rPr>
+          <w:rFonts w:hint="eastAsia"/>
+        </w:rPr>
         <w:t>未登録資産の廃棄申請は修理申請経由のみ対象とし、修理申請を経由しない未登録資産の単独廃棄申請は扱わない</w:t>
       </w:r>
     </w:p>
@@ -11696,14 +12003,14 @@
           <w:rFonts w:hint="eastAsia"/>
         </w:rPr>
       </w:pPr>
-      <w:bookmarkStart w:id="15" w:name="_Toc230167330"/>
+      <w:bookmarkStart w:id="16" w:name="_Toc231208670"/>
       <w:r>
         <w:rPr>
           <w:rFonts w:hint="eastAsia"/>
         </w:rPr>
         <w:t>エラーレスポンス仕様</w:t>
       </w:r>
-      <w:bookmarkEnd w:id="15"/>
+      <w:bookmarkEnd w:id="16"/>
     </w:p>
     <w:tbl>
       <w:tblPr>
@@ -11954,14 +12261,14 @@
           <w:rFonts w:hint="eastAsia"/>
         </w:rPr>
       </w:pPr>
-      <w:bookmarkStart w:id="16" w:name="_Toc230167331"/>
+      <w:bookmarkStart w:id="17" w:name="_Toc231208671"/>
       <w:r>
         <w:rPr>
           <w:rFonts w:hint="eastAsia"/>
         </w:rPr>
         <w:t>共通DTO</w:t>
       </w:r>
-      <w:bookmarkEnd w:id="16"/>
+      <w:bookmarkEnd w:id="17"/>
     </w:p>
     <w:p>
       <w:pPr>
@@ -11980,11 +12287,11 @@
       <w:pPr>
         <w:pStyle w:val="3"/>
       </w:pPr>
-      <w:bookmarkStart w:id="17" w:name="_Toc230167332"/>
+      <w:bookmarkStart w:id="18" w:name="_Toc231208672"/>
       <w:r>
         <w:t>DocumentCreateInput</w:t>
       </w:r>
-      <w:bookmarkEnd w:id="17"/>
+      <w:bookmarkEnd w:id="18"/>
     </w:p>
     <w:tbl>
       <w:tblPr>
@@ -12600,11 +12907,11 @@
       <w:pPr>
         <w:pStyle w:val="3"/>
       </w:pPr>
-      <w:bookmarkStart w:id="18" w:name="_Toc230167333"/>
+      <w:bookmarkStart w:id="19" w:name="_Toc231208673"/>
       <w:r>
         <w:t>RepairTaskStep</w:t>
       </w:r>
-      <w:bookmarkEnd w:id="18"/>
+      <w:bookmarkEnd w:id="19"/>
     </w:p>
     <w:tbl>
       <w:tblPr>
@@ -13033,11 +13340,11 @@
       <w:pPr>
         <w:pStyle w:val="3"/>
       </w:pPr>
-      <w:bookmarkStart w:id="19" w:name="_Toc230167334"/>
+      <w:bookmarkStart w:id="20" w:name="_Toc231208674"/>
       <w:r>
         <w:t>RepairVendorRequest</w:t>
       </w:r>
-      <w:bookmarkEnd w:id="19"/>
+      <w:bookmarkEnd w:id="20"/>
     </w:p>
     <w:tbl>
       <w:tblPr>
@@ -13504,12 +13811,12 @@
       <w:pPr>
         <w:pStyle w:val="3"/>
       </w:pPr>
-      <w:bookmarkStart w:id="20" w:name="_Toc230167335"/>
+      <w:bookmarkStart w:id="21" w:name="_Toc231208675"/>
       <w:r>
         <w:lastRenderedPageBreak/>
         <w:t>RepairQuotation</w:t>
       </w:r>
-      <w:bookmarkEnd w:id="20"/>
+      <w:bookmarkEnd w:id="21"/>
     </w:p>
     <w:tbl>
       <w:tblPr>
@@ -13976,11 +14283,11 @@
       <w:pPr>
         <w:pStyle w:val="3"/>
       </w:pPr>
-      <w:bookmarkStart w:id="21" w:name="_Toc230167336"/>
+      <w:bookmarkStart w:id="22" w:name="_Toc231208676"/>
       <w:r>
         <w:t>RepairQuotationItem</w:t>
       </w:r>
-      <w:bookmarkEnd w:id="21"/>
+      <w:bookmarkEnd w:id="22"/>
     </w:p>
     <w:tbl>
       <w:tblPr>
@@ -14442,11 +14749,11 @@
       <w:pPr>
         <w:pStyle w:val="3"/>
       </w:pPr>
-      <w:bookmarkStart w:id="22" w:name="_Toc230167337"/>
+      <w:bookmarkStart w:id="23" w:name="_Toc231208677"/>
       <w:r>
         <w:t>RepairOrder</w:t>
       </w:r>
-      <w:bookmarkEnd w:id="22"/>
+      <w:bookmarkEnd w:id="23"/>
     </w:p>
     <w:tbl>
       <w:tblPr>
@@ -14955,7 +15262,7 @@
           <w:rFonts w:hint="eastAsia"/>
         </w:rPr>
       </w:pPr>
-      <w:bookmarkStart w:id="23" w:name="_Toc230167338"/>
+      <w:bookmarkStart w:id="24" w:name="_Toc231208678"/>
       <w:r>
         <w:rPr>
           <w:rFonts w:hint="eastAsia"/>
@@ -14963,7 +15270,7 @@
         <w:lastRenderedPageBreak/>
         <w:t>第4章 API 一覧</w:t>
       </w:r>
-      <w:bookmarkEnd w:id="23"/>
+      <w:bookmarkEnd w:id="24"/>
     </w:p>
     <w:tbl>
       <w:tblPr>
@@ -16210,14 +16517,14 @@
           <w:rFonts w:hint="eastAsia"/>
         </w:rPr>
       </w:pPr>
-      <w:bookmarkStart w:id="24" w:name="_Toc230167339"/>
+      <w:bookmarkStart w:id="25" w:name="_Toc231208679"/>
       <w:r>
         <w:rPr>
           <w:rFonts w:hint="eastAsia"/>
         </w:rPr>
         <w:t>第5章 修理管理機能設計</w:t>
       </w:r>
-      <w:bookmarkEnd w:id="24"/>
+      <w:bookmarkEnd w:id="25"/>
     </w:p>
     <w:p>
       <w:pPr>
@@ -16226,14 +16533,14 @@
           <w:rFonts w:hint="eastAsia"/>
         </w:rPr>
       </w:pPr>
-      <w:bookmarkStart w:id="25" w:name="_Toc230167340"/>
+      <w:bookmarkStart w:id="26" w:name="_Toc231208680"/>
       <w:r>
         <w:rPr>
           <w:rFonts w:hint="eastAsia"/>
         </w:rPr>
         <w:t>修理管理タブ一覧取得（/quotation-data-box/repair-requests/tasks）</w:t>
       </w:r>
-      <w:bookmarkEnd w:id="25"/>
+      <w:bookmarkEnd w:id="26"/>
     </w:p>
     <w:p>
       <w:pPr>
@@ -16292,14 +16599,14 @@
           <w:rFonts w:hint="eastAsia"/>
         </w:rPr>
       </w:pPr>
-      <w:bookmarkStart w:id="26" w:name="_Toc230167341"/>
+      <w:bookmarkStart w:id="27" w:name="_Toc231208681"/>
       <w:r>
         <w:rPr>
           <w:rFonts w:hint="eastAsia"/>
         </w:rPr>
         <w:t>リクエストパラメータ</w:t>
       </w:r>
-      <w:bookmarkEnd w:id="26"/>
+      <w:bookmarkEnd w:id="27"/>
     </w:p>
     <w:tbl>
       <w:tblPr>
@@ -16777,7 +17084,7 @@
         <w:rPr>
           <w:rFonts w:hint="eastAsia"/>
         </w:rPr>
-        <w:t>認可条件: Bearer トークン上の作業対象施設について `user_facility_assignments` に有効割当があること</w:t>
+        <w:t>認可条件: 共有システム管理者アカウント（`users.account_type='SYSTEM_ADMIN'`）の場合は、Bearer トークン上の作業対象施設が未削除であることを確認し、通常アカウント向けの担当施設割当・施設提供設定・ユーザー施設別設定による `repair_management` 判定をバイパスする</w:t>
       </w:r>
     </w:p>
     <w:p>
@@ -16790,7 +17097,20 @@
         <w:rPr>
           <w:rFonts w:hint="eastAsia"/>
         </w:rPr>
-        <w:t>認可条件: Bearer トークン上の作業対象施設について `facility_feature_settings` と `user_facility_feature_settings` の両方で `repair_management` が有効であること</w:t>
+        <w:t>認可条件: 通常アカウントの場合、Bearer トークン上の作業対象施設について `user_facility_assignments` に有効割当があること</w:t>
+      </w:r>
+    </w:p>
+    <w:p>
+      <w:pPr>
+        <w:rPr>
+          <w:rFonts w:hint="eastAsia"/>
+        </w:rPr>
+      </w:pPr>
+      <w:r>
+        <w:rPr>
+          <w:rFonts w:hint="eastAsia"/>
+        </w:rPr>
+        <w:t>認可条件: 通常アカウントの場合、作業対象施設の `facility_feature_settings` と `user_facility_feature_settings` の両方で `repair_management` が有効であること</w:t>
       </w:r>
     </w:p>
     <w:p>
@@ -16817,6 +17137,19 @@
         <w:rPr>
           <w:rFonts w:hint="eastAsia"/>
         </w:rPr>
+        <w:t>Bearer トークン上の作業対象施設が存在し、未削除であることを確認する。</w:t>
+      </w:r>
+    </w:p>
+    <w:p>
+      <w:pPr>
+        <w:rPr>
+          <w:rFonts w:hint="eastAsia"/>
+        </w:rPr>
+      </w:pPr>
+      <w:r>
+        <w:rPr>
+          <w:rFonts w:hint="eastAsia"/>
+        </w:rPr>
         <w:t>`repair_requests` VIEW を一覧表示の起点として取得し、VIEWに含まれない `repair_category`、`is_registered_asset`、`asset_ledger_id`、操作可否判定に必要な現在工程は `repair_request_details`、代表 `application_assets`、必要に応じて `application_task_steps` を補助結合して返す</w:t>
       </w:r>
     </w:p>
@@ -16869,6 +17202,7 @@
         <w:rPr>
           <w:rFonts w:hint="eastAsia"/>
         </w:rPr>
+        <w:lastRenderedPageBreak/>
         <w:t>既定並び順は未処理申請を先頭、以降 `requested_on DESC, repair_request_id DESC` とする</w:t>
       </w:r>
     </w:p>
@@ -16882,7 +17216,6 @@
         <w:rPr>
           <w:rFonts w:hint="eastAsia"/>
         </w:rPr>
-        <w:lastRenderedPageBreak/>
         <w:t>レスポンスには各行の `availableActions` を返し、保存ステータス、登録済み資産区分、修理区分に基づく操作ボタン表示をこの値で制御する。`status='見積登録済'` かつ発注前の場合のみ `DELETE_TASK` を含める</w:t>
       </w:r>
     </w:p>
@@ -16893,14 +17226,14 @@
           <w:rFonts w:hint="eastAsia"/>
         </w:rPr>
       </w:pPr>
-      <w:bookmarkStart w:id="27" w:name="_Toc230167342"/>
+      <w:bookmarkStart w:id="28" w:name="_Toc231208682"/>
       <w:r>
         <w:rPr>
           <w:rFonts w:hint="eastAsia"/>
         </w:rPr>
         <w:t>レスポンス（200：RepairTaskListResponse）</w:t>
       </w:r>
-      <w:bookmarkEnd w:id="27"/>
+      <w:bookmarkEnd w:id="28"/>
     </w:p>
     <w:tbl>
       <w:tblPr>
@@ -17897,6 +18230,7 @@
           </w:tcPr>
           <w:p>
             <w:r>
+              <w:lastRenderedPageBreak/>
               <w:t>itemName</w:t>
             </w:r>
           </w:p>
@@ -17942,7 +18276,6 @@
           </w:tcPr>
           <w:p>
             <w:r>
-              <w:lastRenderedPageBreak/>
               <w:t>makerName</w:t>
             </w:r>
           </w:p>
@@ -18212,14 +18545,14 @@
           <w:rFonts w:hint="eastAsia"/>
         </w:rPr>
       </w:pPr>
-      <w:bookmarkStart w:id="28" w:name="_Toc230167343"/>
+      <w:bookmarkStart w:id="29" w:name="_Toc231208683"/>
       <w:r>
         <w:rPr>
           <w:rFonts w:hint="eastAsia"/>
         </w:rPr>
         <w:t>ステータスコード</w:t>
       </w:r>
-      <w:bookmarkEnd w:id="28"/>
+      <w:bookmarkEnd w:id="29"/>
     </w:p>
     <w:tbl>
       <w:tblPr>
@@ -18451,6 +18784,41 @@
           </w:tcPr>
           <w:p>
             <w:r>
+              <w:t>404</w:t>
+            </w:r>
+          </w:p>
+        </w:tc>
+        <w:tc>
+          <w:tcPr>
+            <w:tcW w:w="1667" w:type="pct"/>
+          </w:tcPr>
+          <w:p>
+            <w:r>
+              <w:rPr>
+                <w:rFonts w:hint="eastAsia"/>
+              </w:rPr>
+              <w:t>作業対象施設が存在しない、または削除済み</w:t>
+            </w:r>
+          </w:p>
+        </w:tc>
+        <w:tc>
+          <w:tcPr>
+            <w:tcW w:w="1667" w:type="pct"/>
+          </w:tcPr>
+          <w:p>
+            <w:r>
+              <w:t>ErrorResponse</w:t>
+            </w:r>
+          </w:p>
+        </w:tc>
+      </w:tr>
+      <w:tr>
+        <w:tc>
+          <w:tcPr>
+            <w:tcW w:w="1666" w:type="pct"/>
+          </w:tcPr>
+          <w:p>
+            <w:r>
               <w:t>500</w:t>
             </w:r>
           </w:p>
@@ -18488,7 +18856,7 @@
           <w:rFonts w:hint="eastAsia"/>
         </w:rPr>
       </w:pPr>
-      <w:bookmarkStart w:id="29" w:name="_Toc230167344"/>
+      <w:bookmarkStart w:id="30" w:name="_Toc231208684"/>
       <w:r>
         <w:rPr>
           <w:rFonts w:hint="eastAsia"/>
@@ -18496,7 +18864,7 @@
         <w:lastRenderedPageBreak/>
         <w:t>修理タスク詳細取得（/repair-task/tasks/{repairTaskId}）</w:t>
       </w:r>
-      <w:bookmarkEnd w:id="29"/>
+      <w:bookmarkEnd w:id="30"/>
     </w:p>
     <w:p>
       <w:pPr>
@@ -18555,14 +18923,14 @@
           <w:rFonts w:hint="eastAsia"/>
         </w:rPr>
       </w:pPr>
-      <w:bookmarkStart w:id="30" w:name="_Toc230167345"/>
+      <w:bookmarkStart w:id="31" w:name="_Toc231208685"/>
       <w:r>
         <w:rPr>
           <w:rFonts w:hint="eastAsia"/>
         </w:rPr>
         <w:t>リクエストパラメータ</w:t>
       </w:r>
-      <w:bookmarkEnd w:id="30"/>
+      <w:bookmarkEnd w:id="31"/>
     </w:p>
     <w:tbl>
       <w:tblPr>
@@ -18770,7 +19138,7 @@
         <w:rPr>
           <w:rFonts w:hint="eastAsia"/>
         </w:rPr>
-        <w:t>認可条件: Bearer トークン上の作業対象施設について `user_facility_assignments` に有効割当があること</w:t>
+        <w:t>認可条件: 共有システム管理者アカウント（`users.account_type='SYSTEM_ADMIN'`）の場合は、Bearer トークン上の作業対象施設が未削除であることを確認し、通常アカウント向けの担当施設割当・施設提供設定・ユーザー施設別設定による `repair_management` 判定をバイパスする</w:t>
       </w:r>
     </w:p>
     <w:p>
@@ -18783,7 +19151,20 @@
         <w:rPr>
           <w:rFonts w:hint="eastAsia"/>
         </w:rPr>
-        <w:t>認可条件: Bearer トークン上の作業対象施設について `facility_feature_settings` と `user_facility_feature_settings` の両方で `repair_management` が有効であること</w:t>
+        <w:t>認可条件: 通常アカウントの場合、Bearer トークン上の作業対象施設について `user_facility_assignments` に有効割当があること</w:t>
+      </w:r>
+    </w:p>
+    <w:p>
+      <w:pPr>
+        <w:rPr>
+          <w:rFonts w:hint="eastAsia"/>
+        </w:rPr>
+      </w:pPr>
+      <w:r>
+        <w:rPr>
+          <w:rFonts w:hint="eastAsia"/>
+        </w:rPr>
+        <w:t>認可条件: 通常アカウントの場合、作業対象施設の `facility_feature_settings` と `user_facility_feature_settings` の両方で `repair_management` が有効であること</w:t>
       </w:r>
     </w:p>
     <w:p>
@@ -18810,6 +19191,19 @@
         <w:rPr>
           <w:rFonts w:hint="eastAsia"/>
         </w:rPr>
+        <w:t>Bearer トークン上の作業対象施設が存在し、未削除であることを確認する。</w:t>
+      </w:r>
+    </w:p>
+    <w:p>
+      <w:pPr>
+        <w:rPr>
+          <w:rFonts w:hint="eastAsia"/>
+        </w:rPr>
+      </w:pPr>
+      <w:r>
+        <w:rPr>
+          <w:rFonts w:hint="eastAsia"/>
+        </w:rPr>
         <w:t>`applications`、`repair_request_details`、代表 `application_assets`、`application_task_steps` を取得する</w:t>
       </w:r>
     </w:p>
@@ -18836,6 +19230,7 @@
         <w:rPr>
           <w:rFonts w:hint="eastAsia"/>
         </w:rPr>
+        <w:lastRenderedPageBreak/>
         <w:t>`rfqs`、`rfq_vendors`、`quotations`、`quotation_items`、`orders`、`order_items`、`individuals`、`application_documents` を必要に応じて結合する</w:t>
       </w:r>
     </w:p>
@@ -18862,7 +19257,6 @@
         <w:rPr>
           <w:rFonts w:hint="eastAsia"/>
         </w:rPr>
-        <w:lastRenderedPageBreak/>
         <w:t>`status='見積登録済'` かつ `repair_category='OUTSOURCED'` の場合は、登録済み資産・未登録資産のどちらでも `availableActions` に `CREATE_DISPOSAL_APPLICATION` を含める。院内修理、STEP2以外、または修理対象物品情報が不足する場合は含めない</w:t>
       </w:r>
     </w:p>
@@ -18873,14 +19267,14 @@
           <w:rFonts w:hint="eastAsia"/>
         </w:rPr>
       </w:pPr>
-      <w:bookmarkStart w:id="31" w:name="_Toc230167346"/>
+      <w:bookmarkStart w:id="32" w:name="_Toc231208686"/>
       <w:r>
         <w:rPr>
           <w:rFonts w:hint="eastAsia"/>
         </w:rPr>
         <w:t>レスポンス（200：RepairTaskDetailResponse）</w:t>
       </w:r>
-      <w:bookmarkEnd w:id="31"/>
+      <w:bookmarkEnd w:id="32"/>
     </w:p>
     <w:tbl>
       <w:tblPr>
@@ -19832,6 +20226,7 @@
           </w:tcPr>
           <w:p>
             <w:r>
+              <w:lastRenderedPageBreak/>
               <w:t>assetLedgerId</w:t>
             </w:r>
           </w:p>
@@ -19922,7 +20317,6 @@
           </w:tcPr>
           <w:p>
             <w:r>
-              <w:lastRenderedPageBreak/>
               <w:t>itemName</w:t>
             </w:r>
           </w:p>
@@ -20601,7 +20995,6 @@
         <w:rPr>
           <w:rFonts w:hint="eastAsia"/>
         </w:rPr>
-        <w:lastRenderedPageBreak/>
         <w:t>steps要素（RepairTaskStep）</w:t>
       </w:r>
     </w:p>
@@ -24088,14 +24481,14 @@
           <w:rFonts w:hint="eastAsia"/>
         </w:rPr>
       </w:pPr>
-      <w:bookmarkStart w:id="32" w:name="_Toc230167347"/>
+      <w:bookmarkStart w:id="33" w:name="_Toc231208687"/>
       <w:r>
         <w:rPr>
           <w:rFonts w:hint="eastAsia"/>
         </w:rPr>
         <w:t>ステータスコード</w:t>
       </w:r>
-      <w:bookmarkEnd w:id="32"/>
+      <w:bookmarkEnd w:id="33"/>
     </w:p>
     <w:tbl>
       <w:tblPr>
@@ -24364,7 +24757,7 @@
           <w:rFonts w:hint="eastAsia"/>
         </w:rPr>
       </w:pPr>
-      <w:bookmarkStart w:id="33" w:name="_Toc230167348"/>
+      <w:bookmarkStart w:id="34" w:name="_Toc231208688"/>
       <w:r>
         <w:rPr>
           <w:rFonts w:hint="eastAsia"/>
@@ -24372,7 +24765,7 @@
         <w:lastRenderedPageBreak/>
         <w:t>受付判定登録（/repair-task/tasks/{repairTaskId}/approve）</w:t>
       </w:r>
-      <w:bookmarkEnd w:id="33"/>
+      <w:bookmarkEnd w:id="34"/>
     </w:p>
     <w:p>
       <w:pPr>
@@ -24431,14 +24824,14 @@
           <w:rFonts w:hint="eastAsia"/>
         </w:rPr>
       </w:pPr>
-      <w:bookmarkStart w:id="34" w:name="_Toc230167349"/>
+      <w:bookmarkStart w:id="35" w:name="_Toc231208689"/>
       <w:r>
         <w:rPr>
           <w:rFonts w:hint="eastAsia"/>
         </w:rPr>
         <w:t>リクエストパラメータ</w:t>
       </w:r>
-      <w:bookmarkEnd w:id="34"/>
+      <w:bookmarkEnd w:id="35"/>
     </w:p>
     <w:tbl>
       <w:tblPr>
@@ -24629,14 +25022,14 @@
           <w:rFonts w:hint="eastAsia"/>
         </w:rPr>
       </w:pPr>
-      <w:bookmarkStart w:id="35" w:name="_Toc230167350"/>
+      <w:bookmarkStart w:id="36" w:name="_Toc231208690"/>
       <w:r>
         <w:rPr>
           <w:rFonts w:hint="eastAsia"/>
         </w:rPr>
         <w:t>リクエストボディ</w:t>
       </w:r>
-      <w:bookmarkEnd w:id="35"/>
+      <w:bookmarkEnd w:id="36"/>
     </w:p>
     <w:tbl>
       <w:tblPr>
@@ -25213,7 +25606,7 @@
         <w:rPr>
           <w:rFonts w:hint="eastAsia"/>
         </w:rPr>
-        <w:t>認可条件: Bearer トークン上の作業対象施設について `user_facility_assignments` に有効割当があること</w:t>
+        <w:t>認可条件: 共有システム管理者アカウント（`users.account_type='SYSTEM_ADMIN'`）の場合は、Bearer トークン上の作業対象施設が未削除であることを確認し、通常アカウント向けの担当施設割当・施設提供設定・ユーザー施設別設定による `repair_management` 判定をバイパスする</w:t>
       </w:r>
     </w:p>
     <w:p>
@@ -25226,7 +25619,20 @@
         <w:rPr>
           <w:rFonts w:hint="eastAsia"/>
         </w:rPr>
-        <w:t>認可条件: Bearer トークン上の作業対象施設について `facility_feature_settings` と `user_facility_feature_settings` の両方で `repair_management` が有効であること</w:t>
+        <w:t>認可条件: 通常アカウントの場合、Bearer トークン上の作業対象施設について `user_facility_assignments` に有効割当があること</w:t>
+      </w:r>
+    </w:p>
+    <w:p>
+      <w:pPr>
+        <w:rPr>
+          <w:rFonts w:hint="eastAsia"/>
+        </w:rPr>
+      </w:pPr>
+      <w:r>
+        <w:rPr>
+          <w:rFonts w:hint="eastAsia"/>
+        </w:rPr>
+        <w:t>認可条件: 通常アカウントの場合、作業対象施設の `facility_feature_settings` と `user_facility_feature_settings` の両方で `repair_management` が有効であること</w:t>
       </w:r>
     </w:p>
     <w:p>
@@ -25253,6 +25659,19 @@
         <w:rPr>
           <w:rFonts w:hint="eastAsia"/>
         </w:rPr>
+        <w:t>Bearer トークン上の作業対象施設が存在し、未削除であることを確認する。</w:t>
+      </w:r>
+    </w:p>
+    <w:p>
+      <w:pPr>
+        <w:rPr>
+          <w:rFonts w:hint="eastAsia"/>
+        </w:rPr>
+      </w:pPr>
+      <w:r>
+        <w:rPr>
+          <w:rFonts w:hint="eastAsia"/>
+        </w:rPr>
         <w:t>対象は `application_type='REPAIR'` かつ `status='新規申請'` の修理申請に限定する</w:t>
       </w:r>
     </w:p>
@@ -25315,14 +25734,14 @@
           <w:rFonts w:hint="eastAsia"/>
         </w:rPr>
       </w:pPr>
-      <w:bookmarkStart w:id="36" w:name="_Toc230167351"/>
+      <w:bookmarkStart w:id="37" w:name="_Toc231208691"/>
       <w:r>
         <w:rPr>
           <w:rFonts w:hint="eastAsia"/>
         </w:rPr>
         <w:t>レスポンス（200：RepairTaskActionResponse）</w:t>
       </w:r>
-      <w:bookmarkEnd w:id="36"/>
+      <w:bookmarkEnd w:id="37"/>
     </w:p>
     <w:tbl>
       <w:tblPr>
@@ -25663,14 +26082,15 @@
           <w:rFonts w:hint="eastAsia"/>
         </w:rPr>
       </w:pPr>
-      <w:bookmarkStart w:id="37" w:name="_Toc230167352"/>
+      <w:bookmarkStart w:id="38" w:name="_Toc231208692"/>
       <w:r>
         <w:rPr>
           <w:rFonts w:hint="eastAsia"/>
         </w:rPr>
+        <w:lastRenderedPageBreak/>
         <w:t>ステータスコード</w:t>
       </w:r>
-      <w:bookmarkEnd w:id="37"/>
+      <w:bookmarkEnd w:id="38"/>
     </w:p>
     <w:tbl>
       <w:tblPr>
@@ -25832,7 +26252,6 @@
           </w:tcPr>
           <w:p>
             <w:r>
-              <w:lastRenderedPageBreak/>
               <w:t>401</w:t>
             </w:r>
           </w:p>
@@ -26010,14 +26429,14 @@
           <w:rFonts w:hint="eastAsia"/>
         </w:rPr>
       </w:pPr>
-      <w:bookmarkStart w:id="38" w:name="_Toc230167353"/>
+      <w:bookmarkStart w:id="39" w:name="_Toc231208693"/>
       <w:r>
         <w:rPr>
           <w:rFonts w:hint="eastAsia"/>
         </w:rPr>
         <w:t>申請却下（/repair-task/tasks/{repairTaskId}/reject）</w:t>
       </w:r>
-      <w:bookmarkEnd w:id="38"/>
+      <w:bookmarkEnd w:id="39"/>
     </w:p>
     <w:p>
       <w:pPr>
@@ -26076,14 +26495,14 @@
           <w:rFonts w:hint="eastAsia"/>
         </w:rPr>
       </w:pPr>
-      <w:bookmarkStart w:id="39" w:name="_Toc230167354"/>
+      <w:bookmarkStart w:id="40" w:name="_Toc231208694"/>
       <w:r>
         <w:rPr>
           <w:rFonts w:hint="eastAsia"/>
         </w:rPr>
         <w:t>リクエストパラメータ</w:t>
       </w:r>
-      <w:bookmarkEnd w:id="39"/>
+      <w:bookmarkEnd w:id="40"/>
     </w:p>
     <w:tbl>
       <w:tblPr>
@@ -26274,14 +26693,14 @@
           <w:rFonts w:hint="eastAsia"/>
         </w:rPr>
       </w:pPr>
-      <w:bookmarkStart w:id="40" w:name="_Toc230167355"/>
+      <w:bookmarkStart w:id="41" w:name="_Toc231208695"/>
       <w:r>
         <w:rPr>
           <w:rFonts w:hint="eastAsia"/>
         </w:rPr>
         <w:t>リクエストボディ</w:t>
       </w:r>
-      <w:bookmarkEnd w:id="40"/>
+      <w:bookmarkEnd w:id="41"/>
     </w:p>
     <w:tbl>
       <w:tblPr>
@@ -26459,7 +26878,7 @@
         <w:rPr>
           <w:rFonts w:hint="eastAsia"/>
         </w:rPr>
-        <w:t>認可条件: Bearer トークン上の作業対象施設について `user_facility_assignments` に有効割当があること</w:t>
+        <w:t>認可条件: 共有システム管理者アカウント（`users.account_type='SYSTEM_ADMIN'`）の場合は、Bearer トークン上の作業対象施設が未削除であることを確認し、通常アカウント向けの担当施設割当・施設提供設定・ユーザー施設別設定による `repair_management` 判定をバイパスする</w:t>
       </w:r>
     </w:p>
     <w:p>
@@ -26472,8 +26891,20 @@
         <w:rPr>
           <w:rFonts w:hint="eastAsia"/>
         </w:rPr>
-        <w:lastRenderedPageBreak/>
-        <w:t>認可条件: Bearer トークン上の作業対象施設について `facility_feature_settings` と `user_facility_feature_settings` の両方で `repair_management` が有効であること</w:t>
+        <w:t>認可条件: 通常アカウントの場合、Bearer トークン上の作業対象施設について `user_facility_assignments` に有効割当があること</w:t>
+      </w:r>
+    </w:p>
+    <w:p>
+      <w:pPr>
+        <w:rPr>
+          <w:rFonts w:hint="eastAsia"/>
+        </w:rPr>
+      </w:pPr>
+      <w:r>
+        <w:rPr>
+          <w:rFonts w:hint="eastAsia"/>
+        </w:rPr>
+        <w:t>認可条件: 通常アカウントの場合、作業対象施設の `facility_feature_settings` と `user_facility_feature_settings` の両方で `repair_management` が有効であること</w:t>
       </w:r>
     </w:p>
     <w:p>
@@ -26500,6 +26931,19 @@
         <w:rPr>
           <w:rFonts w:hint="eastAsia"/>
         </w:rPr>
+        <w:t>Bearer トークン上の作業対象施設が存在し、未削除であることを確認する。</w:t>
+      </w:r>
+    </w:p>
+    <w:p>
+      <w:pPr>
+        <w:rPr>
+          <w:rFonts w:hint="eastAsia"/>
+        </w:rPr>
+      </w:pPr>
+      <w:r>
+        <w:rPr>
+          <w:rFonts w:hint="eastAsia"/>
+        </w:rPr>
         <w:t>対象は `application_type='REPAIR'` かつ `status='新規申請'` または `status='見積登録済'` の修理申請に限定する</w:t>
       </w:r>
     </w:p>
@@ -26575,14 +27019,14 @@
           <w:rFonts w:hint="eastAsia"/>
         </w:rPr>
       </w:pPr>
-      <w:bookmarkStart w:id="41" w:name="_Toc230167356"/>
+      <w:bookmarkStart w:id="42" w:name="_Toc231208696"/>
       <w:r>
         <w:rPr>
           <w:rFonts w:hint="eastAsia"/>
         </w:rPr>
         <w:t>レスポンス（200：RepairTaskActionResponse）</w:t>
       </w:r>
-      <w:bookmarkEnd w:id="41"/>
+      <w:bookmarkEnd w:id="42"/>
     </w:p>
     <w:tbl>
       <w:tblPr>
@@ -26875,14 +27319,15 @@
           <w:rFonts w:hint="eastAsia"/>
         </w:rPr>
       </w:pPr>
-      <w:bookmarkStart w:id="42" w:name="_Toc230167357"/>
+      <w:bookmarkStart w:id="43" w:name="_Toc231208697"/>
       <w:r>
         <w:rPr>
           <w:rFonts w:hint="eastAsia"/>
         </w:rPr>
+        <w:lastRenderedPageBreak/>
         <w:t>ステータスコード</w:t>
       </w:r>
-      <w:bookmarkEnd w:id="42"/>
+      <w:bookmarkEnd w:id="43"/>
     </w:p>
     <w:tbl>
       <w:tblPr>
@@ -27149,7 +27594,6 @@
           </w:tcPr>
           <w:p>
             <w:r>
-              <w:lastRenderedPageBreak/>
               <w:t>409</w:t>
             </w:r>
           </w:p>
@@ -27222,14 +27666,14 @@
           <w:rFonts w:hint="eastAsia"/>
         </w:rPr>
       </w:pPr>
-      <w:bookmarkStart w:id="43" w:name="_Toc230167358"/>
+      <w:bookmarkStart w:id="44" w:name="_Toc231208698"/>
       <w:r>
         <w:rPr>
           <w:rFonts w:hint="eastAsia"/>
         </w:rPr>
         <w:t>見積依頼先登録・送信（/repair-task/tasks/{repairTaskId}/vendor-requests）</w:t>
       </w:r>
-      <w:bookmarkEnd w:id="43"/>
+      <w:bookmarkEnd w:id="44"/>
     </w:p>
     <w:p>
       <w:pPr>
@@ -27288,14 +27732,14 @@
           <w:rFonts w:hint="eastAsia"/>
         </w:rPr>
       </w:pPr>
-      <w:bookmarkStart w:id="44" w:name="_Toc230167359"/>
+      <w:bookmarkStart w:id="45" w:name="_Toc231208699"/>
       <w:r>
         <w:rPr>
           <w:rFonts w:hint="eastAsia"/>
         </w:rPr>
         <w:t>リクエストパラメータ</w:t>
       </w:r>
-      <w:bookmarkEnd w:id="44"/>
+      <w:bookmarkEnd w:id="45"/>
     </w:p>
     <w:tbl>
       <w:tblPr>
@@ -27486,14 +27930,14 @@
           <w:rFonts w:hint="eastAsia"/>
         </w:rPr>
       </w:pPr>
-      <w:bookmarkStart w:id="45" w:name="_Toc230167360"/>
+      <w:bookmarkStart w:id="46" w:name="_Toc231208700"/>
       <w:r>
         <w:rPr>
           <w:rFonts w:hint="eastAsia"/>
         </w:rPr>
         <w:t>リクエストボディ</w:t>
       </w:r>
-      <w:bookmarkEnd w:id="45"/>
+      <w:bookmarkEnd w:id="46"/>
     </w:p>
     <w:tbl>
       <w:tblPr>
@@ -27697,6 +28141,7 @@
           </w:tcPr>
           <w:p>
             <w:r>
+              <w:lastRenderedPageBreak/>
               <w:t>vendors</w:t>
             </w:r>
           </w:p>
@@ -27998,7 +28443,6 @@
           </w:tcPr>
           <w:p>
             <w:r>
-              <w:lastRenderedPageBreak/>
               <w:t>email</w:t>
             </w:r>
           </w:p>
@@ -28153,7 +28597,7 @@
         <w:rPr>
           <w:rFonts w:hint="eastAsia"/>
         </w:rPr>
-        <w:t>認可条件: Bearer トークン上の作業対象施設について `user_facility_assignments` に有効割当があること</w:t>
+        <w:t>認可条件: 共有システム管理者アカウント（`users.account_type='SYSTEM_ADMIN'`）の場合は、Bearer トークン上の作業対象施設が未削除であることを確認し、通常アカウント向けの担当施設割当・施設提供設定・ユーザー施設別設定による `repair_management` 判定をバイパスする</w:t>
       </w:r>
     </w:p>
     <w:p>
@@ -28166,7 +28610,20 @@
         <w:rPr>
           <w:rFonts w:hint="eastAsia"/>
         </w:rPr>
-        <w:t>認可条件: Bearer トークン上の作業対象施設について `facility_feature_settings` と `user_facility_feature_settings` の両方で `repair_management` が有効であること</w:t>
+        <w:t>認可条件: 通常アカウントの場合、Bearer トークン上の作業対象施設について `user_facility_assignments` に有効割当があること</w:t>
+      </w:r>
+    </w:p>
+    <w:p>
+      <w:pPr>
+        <w:rPr>
+          <w:rFonts w:hint="eastAsia"/>
+        </w:rPr>
+      </w:pPr>
+      <w:r>
+        <w:rPr>
+          <w:rFonts w:hint="eastAsia"/>
+        </w:rPr>
+        <w:t>認可条件: 通常アカウントの場合、作業対象施設の `facility_feature_settings` と `user_facility_feature_settings` の両方で `repair_management` が有効であること</w:t>
       </w:r>
     </w:p>
     <w:p>
@@ -28193,6 +28650,19 @@
         <w:rPr>
           <w:rFonts w:hint="eastAsia"/>
         </w:rPr>
+        <w:t>Bearer トークン上の作業対象施設が存在し、未削除であることを確認する。</w:t>
+      </w:r>
+    </w:p>
+    <w:p>
+      <w:pPr>
+        <w:rPr>
+          <w:rFonts w:hint="eastAsia"/>
+        </w:rPr>
+      </w:pPr>
+      <w:r>
+        <w:rPr>
+          <w:rFonts w:hint="eastAsia"/>
+        </w:rPr>
         <w:t>対象は `repair_category='OUTSOURCED'` かつ `status='見積依頼済'` の修理申請に限定する</w:t>
       </w:r>
     </w:p>
@@ -28219,6 +28689,7 @@
         <w:rPr>
           <w:rFonts w:hint="eastAsia"/>
         </w:rPr>
+        <w:lastRenderedPageBreak/>
         <w:t>依頼送信完了時に `rfqs.status='見積依頼済'`、`due_on`、`last_status_changed_at` を更新する。RFQ作成時は初期状態 `見積依頼` でINSERTし、同一トランザクション内で状態遷移定義に従って `見積依頼済` へ進める</w:t>
       </w:r>
     </w:p>
@@ -28294,15 +28765,14 @@
           <w:rFonts w:hint="eastAsia"/>
         </w:rPr>
       </w:pPr>
-      <w:bookmarkStart w:id="46" w:name="_Toc230167361"/>
+      <w:bookmarkStart w:id="47" w:name="_Toc231208701"/>
       <w:r>
         <w:rPr>
           <w:rFonts w:hint="eastAsia"/>
         </w:rPr>
-        <w:lastRenderedPageBreak/>
         <w:t>レスポンス（200：RepairTaskActionResponse）</w:t>
       </w:r>
-      <w:bookmarkEnd w:id="46"/>
+      <w:bookmarkEnd w:id="47"/>
     </w:p>
     <w:tbl>
       <w:tblPr>
@@ -28598,14 +29068,14 @@
           <w:rFonts w:hint="eastAsia"/>
         </w:rPr>
       </w:pPr>
-      <w:bookmarkStart w:id="47" w:name="_Toc230167362"/>
+      <w:bookmarkStart w:id="48" w:name="_Toc231208702"/>
       <w:r>
         <w:rPr>
           <w:rFonts w:hint="eastAsia"/>
         </w:rPr>
         <w:t>ステータスコード</w:t>
       </w:r>
-      <w:bookmarkEnd w:id="47"/>
+      <w:bookmarkEnd w:id="48"/>
     </w:p>
     <w:tbl>
       <w:tblPr>
@@ -28872,6 +29342,7 @@
           </w:tcPr>
           <w:p>
             <w:r>
+              <w:lastRenderedPageBreak/>
               <w:t>409</w:t>
             </w:r>
           </w:p>
@@ -28944,14 +29415,14 @@
           <w:rFonts w:hint="eastAsia"/>
         </w:rPr>
       </w:pPr>
-      <w:bookmarkStart w:id="48" w:name="_Toc230167363"/>
+      <w:bookmarkStart w:id="49" w:name="_Toc231208703"/>
       <w:r>
         <w:rPr>
           <w:rFonts w:hint="eastAsia"/>
         </w:rPr>
         <w:t>見積依頼完了（/repair-task/tasks/{repairTaskId}/vendor-requests/complete）</w:t>
       </w:r>
-      <w:bookmarkEnd w:id="48"/>
+      <w:bookmarkEnd w:id="49"/>
     </w:p>
     <w:p>
       <w:pPr>
@@ -29010,15 +29481,14 @@
           <w:rFonts w:hint="eastAsia"/>
         </w:rPr>
       </w:pPr>
-      <w:bookmarkStart w:id="49" w:name="_Toc230167364"/>
+      <w:bookmarkStart w:id="50" w:name="_Toc231208704"/>
       <w:r>
         <w:rPr>
           <w:rFonts w:hint="eastAsia"/>
         </w:rPr>
-        <w:lastRenderedPageBreak/>
         <w:t>リクエストパラメータ</w:t>
       </w:r>
-      <w:bookmarkEnd w:id="49"/>
+      <w:bookmarkEnd w:id="50"/>
     </w:p>
     <w:tbl>
       <w:tblPr>
@@ -29226,7 +29696,7 @@
         <w:rPr>
           <w:rFonts w:hint="eastAsia"/>
         </w:rPr>
-        <w:t>認可条件: Bearer トークン上の作業対象施設について `user_facility_assignments` に有効割当があること</w:t>
+        <w:t>認可条件: 共有システム管理者アカウント（`users.account_type='SYSTEM_ADMIN'`）の場合は、Bearer トークン上の作業対象施設が未削除であることを確認し、通常アカウント向けの担当施設割当・施設提供設定・ユーザー施設別設定による `repair_management` 判定をバイパスする</w:t>
       </w:r>
     </w:p>
     <w:p>
@@ -29239,7 +29709,20 @@
         <w:rPr>
           <w:rFonts w:hint="eastAsia"/>
         </w:rPr>
-        <w:t>認可条件: Bearer トークン上の作業対象施設について `facility_feature_settings` と `user_facility_feature_settings` の両方で `repair_management` が有効であること</w:t>
+        <w:t>認可条件: 通常アカウントの場合、Bearer トークン上の作業対象施設について `user_facility_assignments` に有効割当があること</w:t>
+      </w:r>
+    </w:p>
+    <w:p>
+      <w:pPr>
+        <w:rPr>
+          <w:rFonts w:hint="eastAsia"/>
+        </w:rPr>
+      </w:pPr>
+      <w:r>
+        <w:rPr>
+          <w:rFonts w:hint="eastAsia"/>
+        </w:rPr>
+        <w:t>認可条件: 通常アカウントの場合、作業対象施設の `facility_feature_settings` と `user_facility_feature_settings` の両方で `repair_management` が有効であること</w:t>
       </w:r>
     </w:p>
     <w:p>
@@ -29266,6 +29749,20 @@
         <w:rPr>
           <w:rFonts w:hint="eastAsia"/>
         </w:rPr>
+        <w:t>Bearer トークン上の作業対象施設が存在し、未削除であることを確認する。</w:t>
+      </w:r>
+    </w:p>
+    <w:p>
+      <w:pPr>
+        <w:rPr>
+          <w:rFonts w:hint="eastAsia"/>
+        </w:rPr>
+      </w:pPr>
+      <w:r>
+        <w:rPr>
+          <w:rFonts w:hint="eastAsia"/>
+        </w:rPr>
+        <w:lastRenderedPageBreak/>
         <w:t>対象は `repair_category='OUTSOURCED'` かつ `applications.status='見積依頼済'` の修理申請に限定する</w:t>
       </w:r>
     </w:p>
@@ -29328,14 +29825,14 @@
           <w:rFonts w:hint="eastAsia"/>
         </w:rPr>
       </w:pPr>
-      <w:bookmarkStart w:id="50" w:name="_Toc230167365"/>
+      <w:bookmarkStart w:id="51" w:name="_Toc231208705"/>
       <w:r>
         <w:rPr>
           <w:rFonts w:hint="eastAsia"/>
         </w:rPr>
         <w:t>レスポンス（200：RepairTaskActionResponse）</w:t>
       </w:r>
-      <w:bookmarkEnd w:id="50"/>
+      <w:bookmarkEnd w:id="51"/>
     </w:p>
     <w:tbl>
       <w:tblPr>
@@ -29586,15 +30083,14 @@
           <w:rFonts w:hint="eastAsia"/>
         </w:rPr>
       </w:pPr>
-      <w:bookmarkStart w:id="51" w:name="_Toc230167366"/>
+      <w:bookmarkStart w:id="52" w:name="_Toc231208706"/>
       <w:r>
         <w:rPr>
           <w:rFonts w:hint="eastAsia"/>
         </w:rPr>
-        <w:lastRenderedPageBreak/>
         <w:t>ステータスコード</w:t>
       </w:r>
-      <w:bookmarkEnd w:id="51"/>
+      <w:bookmarkEnd w:id="52"/>
     </w:p>
     <w:tbl>
       <w:tblPr>
@@ -29898,14 +30394,15 @@
           <w:rFonts w:hint="eastAsia"/>
         </w:rPr>
       </w:pPr>
-      <w:bookmarkStart w:id="52" w:name="_Toc230167367"/>
+      <w:bookmarkStart w:id="53" w:name="_Toc231208707"/>
       <w:r>
         <w:rPr>
           <w:rFonts w:hint="eastAsia"/>
         </w:rPr>
+        <w:lastRenderedPageBreak/>
         <w:t>修理見積登録（/repair-task/tasks/{repairTaskId}/quotations）</w:t>
       </w:r>
-      <w:bookmarkEnd w:id="52"/>
+      <w:bookmarkEnd w:id="53"/>
     </w:p>
     <w:p>
       <w:pPr>
@@ -29964,14 +30461,14 @@
           <w:rFonts w:hint="eastAsia"/>
         </w:rPr>
       </w:pPr>
-      <w:bookmarkStart w:id="53" w:name="_Toc230167368"/>
+      <w:bookmarkStart w:id="54" w:name="_Toc231208708"/>
       <w:r>
         <w:rPr>
           <w:rFonts w:hint="eastAsia"/>
         </w:rPr>
         <w:t>リクエストパラメータ</w:t>
       </w:r>
-      <w:bookmarkEnd w:id="53"/>
+      <w:bookmarkEnd w:id="54"/>
     </w:p>
     <w:tbl>
       <w:tblPr>
@@ -30162,14 +30659,14 @@
           <w:rFonts w:hint="eastAsia"/>
         </w:rPr>
       </w:pPr>
-      <w:bookmarkStart w:id="54" w:name="_Toc230167369"/>
+      <w:bookmarkStart w:id="55" w:name="_Toc231208709"/>
       <w:r>
         <w:rPr>
           <w:rFonts w:hint="eastAsia"/>
         </w:rPr>
         <w:t>リクエストボディ</w:t>
       </w:r>
-      <w:bookmarkEnd w:id="54"/>
+      <w:bookmarkEnd w:id="55"/>
     </w:p>
     <w:tbl>
       <w:tblPr>
@@ -30418,7 +30915,6 @@
           </w:tcPr>
           <w:p>
             <w:r>
-              <w:lastRenderedPageBreak/>
               <w:t>quotationPhase</w:t>
             </w:r>
           </w:p>
@@ -30810,6 +31306,7 @@
           </w:tcPr>
           <w:p>
             <w:r>
+              <w:lastRenderedPageBreak/>
               <w:t>makerName</w:t>
             </w:r>
           </w:p>
@@ -31099,7 +31596,7 @@
         <w:rPr>
           <w:rFonts w:hint="eastAsia"/>
         </w:rPr>
-        <w:t>認可条件: Bearer トークン上の作業対象施設について `user_facility_assignments` に有効割当があること</w:t>
+        <w:t>認可条件: 共有システム管理者アカウント（`users.account_type='SYSTEM_ADMIN'`）の場合は、Bearer トークン上の作業対象施設が未削除であることを確認し、通常アカウント向けの担当施設割当・施設提供設定・ユーザー施設別設定による `repair_management` 判定をバイパスする</w:t>
       </w:r>
     </w:p>
     <w:p>
@@ -31112,7 +31609,20 @@
         <w:rPr>
           <w:rFonts w:hint="eastAsia"/>
         </w:rPr>
-        <w:t>認可条件: Bearer トークン上の作業対象施設について `facility_feature_settings` と `user_facility_feature_settings` の両方で `repair_management` が有効であること</w:t>
+        <w:t>認可条件: 通常アカウントの場合、Bearer トークン上の作業対象施設について `user_facility_assignments` に有効割当があること</w:t>
+      </w:r>
+    </w:p>
+    <w:p>
+      <w:pPr>
+        <w:rPr>
+          <w:rFonts w:hint="eastAsia"/>
+        </w:rPr>
+      </w:pPr>
+      <w:r>
+        <w:rPr>
+          <w:rFonts w:hint="eastAsia"/>
+        </w:rPr>
+        <w:t>認可条件: 通常アカウントの場合、作業対象施設の `facility_feature_settings` と `user_facility_feature_settings` の両方で `repair_management` が有効であること</w:t>
       </w:r>
     </w:p>
     <w:p>
@@ -31139,6 +31649,19 @@
         <w:rPr>
           <w:rFonts w:hint="eastAsia"/>
         </w:rPr>
+        <w:t>Bearer トークン上の作業対象施設が存在し、未削除であることを確認する。</w:t>
+      </w:r>
+    </w:p>
+    <w:p>
+      <w:pPr>
+        <w:rPr>
+          <w:rFonts w:hint="eastAsia"/>
+        </w:rPr>
+      </w:pPr>
+      <w:r>
+        <w:rPr>
+          <w:rFonts w:hint="eastAsia"/>
+        </w:rPr>
         <w:t>対象は `status='見積登録済'` の修理申請に限定する</w:t>
       </w:r>
     </w:p>
@@ -31178,7 +31701,6 @@
         <w:rPr>
           <w:rFonts w:hint="eastAsia"/>
         </w:rPr>
-        <w:lastRenderedPageBreak/>
         <w:t>`quotations` は見積番号を採番し、`rfq_id`、業者情報、`quotation_on`、`quotation_phase`（未指定時 `修理見積`）、`total_amount_excl_tax`、`status='REGISTERED'` を保存して作成する</w:t>
       </w:r>
     </w:p>
@@ -31205,6 +31727,7 @@
         <w:rPr>
           <w:rFonts w:hint="eastAsia"/>
         </w:rPr>
+        <w:lastRenderedPageBreak/>
         <w:t>見積原本は `application_documents.owner_type='QUOTATION'`、`document_category='QUOTATION'`、`document_type='見積書'` としてメタデータを保存する</w:t>
       </w:r>
     </w:p>
@@ -31228,14 +31751,14 @@
           <w:rFonts w:hint="eastAsia"/>
         </w:rPr>
       </w:pPr>
-      <w:bookmarkStart w:id="55" w:name="_Toc230167370"/>
+      <w:bookmarkStart w:id="56" w:name="_Toc231208710"/>
       <w:r>
         <w:rPr>
           <w:rFonts w:hint="eastAsia"/>
         </w:rPr>
         <w:t>レスポンス（201：RepairQuotationResponse）</w:t>
       </w:r>
-      <w:bookmarkEnd w:id="55"/>
+      <w:bookmarkEnd w:id="56"/>
     </w:p>
     <w:tbl>
       <w:tblPr>
@@ -31531,14 +32054,14 @@
           <w:rFonts w:hint="eastAsia"/>
         </w:rPr>
       </w:pPr>
-      <w:bookmarkStart w:id="56" w:name="_Toc230167371"/>
+      <w:bookmarkStart w:id="57" w:name="_Toc231208711"/>
       <w:r>
         <w:rPr>
           <w:rFonts w:hint="eastAsia"/>
         </w:rPr>
         <w:t>ステータスコード</w:t>
       </w:r>
-      <w:bookmarkEnd w:id="56"/>
+      <w:bookmarkEnd w:id="57"/>
     </w:p>
     <w:tbl>
       <w:tblPr>
@@ -31877,15 +32400,14 @@
           <w:rFonts w:hint="eastAsia"/>
         </w:rPr>
       </w:pPr>
-      <w:bookmarkStart w:id="57" w:name="_Toc230167372"/>
+      <w:bookmarkStart w:id="58" w:name="_Toc231208712"/>
       <w:r>
         <w:rPr>
           <w:rFonts w:hint="eastAsia"/>
         </w:rPr>
-        <w:lastRenderedPageBreak/>
         <w:t>修理見積削除（/repair-task/tasks/{repairTaskId}/quotations/{quotationId}）</w:t>
       </w:r>
-      <w:bookmarkEnd w:id="57"/>
+      <w:bookmarkEnd w:id="58"/>
     </w:p>
     <w:p>
       <w:pPr>
@@ -31911,6 +32433,7 @@
         <w:rPr>
           <w:rFonts w:hint="eastAsia"/>
         </w:rPr>
+        <w:lastRenderedPageBreak/>
         <w:t>エンドポイント</w:t>
       </w:r>
     </w:p>
@@ -31944,14 +32467,14 @@
           <w:rFonts w:hint="eastAsia"/>
         </w:rPr>
       </w:pPr>
-      <w:bookmarkStart w:id="58" w:name="_Toc230167373"/>
+      <w:bookmarkStart w:id="59" w:name="_Toc231208713"/>
       <w:r>
         <w:rPr>
           <w:rFonts w:hint="eastAsia"/>
         </w:rPr>
         <w:t>リクエストパラメータ</w:t>
       </w:r>
-      <w:bookmarkEnd w:id="58"/>
+      <w:bookmarkEnd w:id="59"/>
     </w:p>
     <w:tbl>
       <w:tblPr>
@@ -32214,7 +32737,7 @@
         <w:rPr>
           <w:rFonts w:hint="eastAsia"/>
         </w:rPr>
-        <w:t>認可条件: Bearer トークン上の作業対象施設について `user_facility_assignments` に有効割当があること</w:t>
+        <w:t>認可条件: 共有システム管理者アカウント（`users.account_type='SYSTEM_ADMIN'`）の場合は、Bearer トークン上の作業対象施設が未削除であることを確認し、通常アカウント向けの担当施設割当・施設提供設定・ユーザー施設別設定による `repair_management` 判定をバイパスする</w:t>
       </w:r>
     </w:p>
     <w:p>
@@ -32227,7 +32750,20 @@
         <w:rPr>
           <w:rFonts w:hint="eastAsia"/>
         </w:rPr>
-        <w:t>認可条件: Bearer トークン上の作業対象施設について `facility_feature_settings` と `user_facility_feature_settings` の両方で `repair_management` が有効であること</w:t>
+        <w:t>認可条件: 通常アカウントの場合、Bearer トークン上の作業対象施設について `user_facility_assignments` に有効割当があること</w:t>
+      </w:r>
+    </w:p>
+    <w:p>
+      <w:pPr>
+        <w:rPr>
+          <w:rFonts w:hint="eastAsia"/>
+        </w:rPr>
+      </w:pPr>
+      <w:r>
+        <w:rPr>
+          <w:rFonts w:hint="eastAsia"/>
+        </w:rPr>
+        <w:t>認可条件: 通常アカウントの場合、作業対象施設の `facility_feature_settings` と `user_facility_feature_settings` の両方で `repair_management` が有効であること</w:t>
       </w:r>
     </w:p>
     <w:p>
@@ -32254,6 +32790,19 @@
         <w:rPr>
           <w:rFonts w:hint="eastAsia"/>
         </w:rPr>
+        <w:t>Bearer トークン上の作業対象施設が存在し、未削除であることを確認する。</w:t>
+      </w:r>
+    </w:p>
+    <w:p>
+      <w:pPr>
+        <w:rPr>
+          <w:rFonts w:hint="eastAsia"/>
+        </w:rPr>
+      </w:pPr>
+      <w:r>
+        <w:rPr>
+          <w:rFonts w:hint="eastAsia"/>
+        </w:rPr>
         <w:t>対象修理申請は `applications.application_type='REPAIR'`、`applications.deleted_at IS NULL`、作業対象施設内、`status='見積登録済'` に限定する</w:t>
       </w:r>
     </w:p>
@@ -32306,7 +32855,6 @@
         <w:rPr>
           <w:rFonts w:hint="eastAsia"/>
         </w:rPr>
-        <w:lastRenderedPageBreak/>
         <w:t>`applications.status` は変更しない。削除後に有効見積が0件になってもSTEP2に留まり、見積を再登録可能とする</w:t>
       </w:r>
     </w:p>
@@ -32320,6 +32868,7 @@
         <w:rPr>
           <w:rFonts w:hint="eastAsia"/>
         </w:rPr>
+        <w:lastRenderedPageBreak/>
         <w:t>ファイル実体削除はストレージ側のライフサイクルまたは別処理に委譲する</w:t>
       </w:r>
     </w:p>
@@ -32330,14 +32879,14 @@
           <w:rFonts w:hint="eastAsia"/>
         </w:rPr>
       </w:pPr>
-      <w:bookmarkStart w:id="59" w:name="_Toc230167374"/>
+      <w:bookmarkStart w:id="60" w:name="_Toc231208714"/>
       <w:r>
         <w:rPr>
           <w:rFonts w:hint="eastAsia"/>
         </w:rPr>
         <w:t>レスポンス（204：No Content）</w:t>
       </w:r>
-      <w:bookmarkEnd w:id="59"/>
+      <w:bookmarkEnd w:id="60"/>
     </w:p>
     <w:p>
       <w:pPr>
@@ -32359,14 +32908,14 @@
           <w:rFonts w:hint="eastAsia"/>
         </w:rPr>
       </w:pPr>
-      <w:bookmarkStart w:id="60" w:name="_Toc230167375"/>
+      <w:bookmarkStart w:id="61" w:name="_Toc231208715"/>
       <w:r>
         <w:rPr>
           <w:rFonts w:hint="eastAsia"/>
         </w:rPr>
         <w:t>ステータスコード</w:t>
       </w:r>
-      <w:bookmarkEnd w:id="60"/>
+      <w:bookmarkEnd w:id="61"/>
     </w:p>
     <w:tbl>
       <w:tblPr>
@@ -32670,14 +33219,14 @@
           <w:rFonts w:hint="eastAsia"/>
         </w:rPr>
       </w:pPr>
-      <w:bookmarkStart w:id="61" w:name="_Toc230167376"/>
+      <w:bookmarkStart w:id="62" w:name="_Toc231208716"/>
       <w:r>
         <w:rPr>
           <w:rFonts w:hint="eastAsia"/>
         </w:rPr>
         <w:t>修理発注登録（/repair-task/tasks/{repairTaskId}/order）</w:t>
       </w:r>
-      <w:bookmarkEnd w:id="61"/>
+      <w:bookmarkEnd w:id="62"/>
     </w:p>
     <w:p>
       <w:pPr>
@@ -32736,14 +33285,14 @@
           <w:rFonts w:hint="eastAsia"/>
         </w:rPr>
       </w:pPr>
-      <w:bookmarkStart w:id="62" w:name="_Toc230167377"/>
+      <w:bookmarkStart w:id="63" w:name="_Toc231208717"/>
       <w:r>
         <w:rPr>
           <w:rFonts w:hint="eastAsia"/>
         </w:rPr>
         <w:t>リクエストパラメータ</w:t>
       </w:r>
-      <w:bookmarkEnd w:id="62"/>
+      <w:bookmarkEnd w:id="63"/>
     </w:p>
     <w:tbl>
       <w:tblPr>
@@ -32934,14 +33483,15 @@
           <w:rFonts w:hint="eastAsia"/>
         </w:rPr>
       </w:pPr>
-      <w:bookmarkStart w:id="63" w:name="_Toc230167378"/>
+      <w:bookmarkStart w:id="64" w:name="_Toc231208718"/>
       <w:r>
         <w:rPr>
           <w:rFonts w:hint="eastAsia"/>
         </w:rPr>
+        <w:lastRenderedPageBreak/>
         <w:t>リクエストボディ</w:t>
       </w:r>
-      <w:bookmarkEnd w:id="63"/>
+      <w:bookmarkEnd w:id="64"/>
     </w:p>
     <w:tbl>
       <w:tblPr>
@@ -33299,7 +33849,7 @@
         <w:rPr>
           <w:rFonts w:hint="eastAsia"/>
         </w:rPr>
-        <w:t>認可条件: Bearer トークン上の作業対象施設について `user_facility_assignments` に有効割当があること</w:t>
+        <w:t>認可条件: 共有システム管理者アカウント（`users.account_type='SYSTEM_ADMIN'`）の場合は、Bearer トークン上の作業対象施設が未削除であることを確認し、通常アカウント向けの担当施設割当・施設提供設定・ユーザー施設別設定による `repair_management` 判定をバイパスする</w:t>
       </w:r>
     </w:p>
     <w:p>
@@ -33312,7 +33862,20 @@
         <w:rPr>
           <w:rFonts w:hint="eastAsia"/>
         </w:rPr>
-        <w:t>認可条件: Bearer トークン上の作業対象施設について `facility_feature_settings` と `user_facility_feature_settings` の両方で `repair_management` が有効であること</w:t>
+        <w:t>認可条件: 通常アカウントの場合、Bearer トークン上の作業対象施設について `user_facility_assignments` に有効割当があること</w:t>
+      </w:r>
+    </w:p>
+    <w:p>
+      <w:pPr>
+        <w:rPr>
+          <w:rFonts w:hint="eastAsia"/>
+        </w:rPr>
+      </w:pPr>
+      <w:r>
+        <w:rPr>
+          <w:rFonts w:hint="eastAsia"/>
+        </w:rPr>
+        <w:t>認可条件: 通常アカウントの場合、作業対象施設の `facility_feature_settings` と `user_facility_feature_settings` の両方で `repair_management` が有効であること</w:t>
       </w:r>
     </w:p>
     <w:p>
@@ -33339,6 +33902,19 @@
         <w:rPr>
           <w:rFonts w:hint="eastAsia"/>
         </w:rPr>
+        <w:t>Bearer トークン上の作業対象施設が存在し、未削除であることを確認する。</w:t>
+      </w:r>
+    </w:p>
+    <w:p>
+      <w:pPr>
+        <w:rPr>
+          <w:rFonts w:hint="eastAsia"/>
+        </w:rPr>
+      </w:pPr>
+      <w:r>
+        <w:rPr>
+          <w:rFonts w:hint="eastAsia"/>
+        </w:rPr>
         <w:t>対象は `status='見積登録済'` の修理申請に限定する</w:t>
       </w:r>
     </w:p>
@@ -33391,7 +33967,14 @@
         <w:rPr>
           <w:rFonts w:hint="eastAsia"/>
         </w:rPr>
-        <w:t>`order_items` は採用見積の `quotation_items` から作成し、`registration_type` は `quotation_items.item_type='D_付属品'` の場合 `付属品`、それ以外は `本体` とする。品目/メーカー/型式、数量、単価、金額は `quotation_items.item_name` / `maker_name` / `model_name` / `original_quantity` / `purchase_price_unit` / `purchase_price_total` から転記する</w:t>
+        <w:t>`order_items` は採用見積の `quotation_items` から作成し、`registration_type` は `quotation_items.item_type='D_付属品'` の場合 `付属品`、それ以外は `本体` とする。品目/メーカー/型式、数量、単価、金額は `quotation_items.item_name` / `maker_name` / `</w:t>
+      </w:r>
+      <w:r>
+        <w:rPr>
+          <w:rFonts w:hint="eastAsia"/>
+        </w:rPr>
+        <w:lastRenderedPageBreak/>
+        <w:t>model_name` / `original_quantity` / `purchase_price_unit` / `purchase_price_total` から転記する</w:t>
       </w:r>
     </w:p>
     <w:p>
@@ -33417,7 +34000,6 @@
         <w:rPr>
           <w:rFonts w:hint="eastAsia"/>
         </w:rPr>
-        <w:lastRenderedPageBreak/>
         <w:t>`applications.status='発注済'`、`repair_request_details.ordered_on`、`order_deadline_on`、`current_vendor_id`、`current_vendor_name`、`current_vendor_person`、`current_vendor_contact` を更新する</w:t>
       </w:r>
     </w:p>
@@ -33454,14 +34036,14 @@
           <w:rFonts w:hint="eastAsia"/>
         </w:rPr>
       </w:pPr>
-      <w:bookmarkStart w:id="64" w:name="_Toc230167379"/>
+      <w:bookmarkStart w:id="65" w:name="_Toc231208719"/>
       <w:r>
         <w:rPr>
           <w:rFonts w:hint="eastAsia"/>
         </w:rPr>
         <w:t>レスポンス（200：RepairOrderResponse）</w:t>
       </w:r>
-      <w:bookmarkEnd w:id="64"/>
+      <w:bookmarkEnd w:id="65"/>
     </w:p>
     <w:tbl>
       <w:tblPr>
@@ -33757,14 +34339,14 @@
           <w:rFonts w:hint="eastAsia"/>
         </w:rPr>
       </w:pPr>
-      <w:bookmarkStart w:id="65" w:name="_Toc230167380"/>
+      <w:bookmarkStart w:id="66" w:name="_Toc231208720"/>
       <w:r>
         <w:rPr>
           <w:rFonts w:hint="eastAsia"/>
         </w:rPr>
         <w:t>ステータスコード</w:t>
       </w:r>
-      <w:bookmarkEnd w:id="65"/>
+      <w:bookmarkEnd w:id="66"/>
     </w:p>
     <w:tbl>
       <w:tblPr>
@@ -34103,14 +34685,15 @@
           <w:rFonts w:hint="eastAsia"/>
         </w:rPr>
       </w:pPr>
-      <w:bookmarkStart w:id="66" w:name="_Toc230167381"/>
+      <w:bookmarkStart w:id="67" w:name="_Toc231208721"/>
       <w:r>
         <w:rPr>
           <w:rFonts w:hint="eastAsia"/>
         </w:rPr>
+        <w:lastRenderedPageBreak/>
         <w:t>引取/発送・納期確定登録（/repair-task/tasks/{repairTaskId}/pickup）</w:t>
       </w:r>
-      <w:bookmarkEnd w:id="66"/>
+      <w:bookmarkEnd w:id="67"/>
     </w:p>
     <w:p>
       <w:pPr>
@@ -34136,7 +34719,6 @@
         <w:rPr>
           <w:rFonts w:hint="eastAsia"/>
         </w:rPr>
-        <w:lastRenderedPageBreak/>
         <w:t>エンドポイント</w:t>
       </w:r>
     </w:p>
@@ -34170,14 +34752,14 @@
           <w:rFonts w:hint="eastAsia"/>
         </w:rPr>
       </w:pPr>
-      <w:bookmarkStart w:id="67" w:name="_Toc230167382"/>
+      <w:bookmarkStart w:id="68" w:name="_Toc231208722"/>
       <w:r>
         <w:rPr>
           <w:rFonts w:hint="eastAsia"/>
         </w:rPr>
         <w:t>リクエストパラメータ</w:t>
       </w:r>
-      <w:bookmarkEnd w:id="67"/>
+      <w:bookmarkEnd w:id="68"/>
     </w:p>
     <w:tbl>
       <w:tblPr>
@@ -34368,14 +34950,14 @@
           <w:rFonts w:hint="eastAsia"/>
         </w:rPr>
       </w:pPr>
-      <w:bookmarkStart w:id="68" w:name="_Toc230167383"/>
+      <w:bookmarkStart w:id="69" w:name="_Toc231208723"/>
       <w:r>
         <w:rPr>
           <w:rFonts w:hint="eastAsia"/>
         </w:rPr>
         <w:t>リクエストボディ</w:t>
       </w:r>
-      <w:bookmarkEnd w:id="68"/>
+      <w:bookmarkEnd w:id="69"/>
     </w:p>
     <w:tbl>
       <w:tblPr>
@@ -34643,7 +35225,7 @@
         <w:rPr>
           <w:rFonts w:hint="eastAsia"/>
         </w:rPr>
-        <w:t>認可条件: Bearer トークン上の作業対象施設について `user_facility_assignments` に有効割当があること</w:t>
+        <w:t>認可条件: 共有システム管理者アカウント（`users.account_type='SYSTEM_ADMIN'`）の場合は、Bearer トークン上の作業対象施設が未削除であることを確認し、通常アカウント向けの担当施設割当・施設提供設定・ユーザー施設別設定による `repair_management` 判定をバイパスする</w:t>
       </w:r>
     </w:p>
     <w:p>
@@ -34656,11 +35238,24 @@
         <w:rPr>
           <w:rFonts w:hint="eastAsia"/>
         </w:rPr>
-        <w:t>認可条件: Bearer トークン上の作業対象施設について `facility_feature_settings` と `user_facility_feature_settings` の両方で `repair_management` が有効であること</w:t>
+        <w:t>認可条件: 通常アカウントの場合、Bearer トークン上の作業対象施設について `user_facility_assignments` に有効割当があること</w:t>
       </w:r>
     </w:p>
     <w:p>
       <w:pPr>
+        <w:rPr>
+          <w:rFonts w:hint="eastAsia"/>
+        </w:rPr>
+      </w:pPr>
+      <w:r>
+        <w:rPr>
+          <w:rFonts w:hint="eastAsia"/>
+        </w:rPr>
+        <w:t>認可条件: 通常アカウントの場合、作業対象施設の `facility_feature_settings` と `user_facility_feature_settings` の両方で `repair_management` が有効であること</w:t>
+      </w:r>
+    </w:p>
+    <w:p>
+      <w:pPr>
         <w:pStyle w:val="4"/>
         <w:rPr>
           <w:rFonts w:hint="eastAsia"/>
@@ -34670,6 +35265,7 @@
         <w:rPr>
           <w:rFonts w:hint="eastAsia"/>
         </w:rPr>
+        <w:lastRenderedPageBreak/>
         <w:t>処理仕様</w:t>
       </w:r>
     </w:p>
@@ -34683,6 +35279,19 @@
         <w:rPr>
           <w:rFonts w:hint="eastAsia"/>
         </w:rPr>
+        <w:t>Bearer トークン上の作業対象施設が存在し、未削除であることを確認する。</w:t>
+      </w:r>
+    </w:p>
+    <w:p>
+      <w:pPr>
+        <w:rPr>
+          <w:rFonts w:hint="eastAsia"/>
+        </w:rPr>
+      </w:pPr>
+      <w:r>
+        <w:rPr>
+          <w:rFonts w:hint="eastAsia"/>
+        </w:rPr>
         <w:t>対象は `status='発注済'` または院内修理で `status='納期確定'` の修理申請に限定する</w:t>
       </w:r>
     </w:p>
@@ -34745,15 +35354,14 @@
           <w:rFonts w:hint="eastAsia"/>
         </w:rPr>
       </w:pPr>
-      <w:bookmarkStart w:id="69" w:name="_Toc230167384"/>
+      <w:bookmarkStart w:id="70" w:name="_Toc231208724"/>
       <w:r>
         <w:rPr>
           <w:rFonts w:hint="eastAsia"/>
         </w:rPr>
-        <w:lastRenderedPageBreak/>
         <w:t>レスポンス（200：RepairTaskActionResponse）</w:t>
       </w:r>
-      <w:bookmarkEnd w:id="69"/>
+      <w:bookmarkEnd w:id="70"/>
     </w:p>
     <w:tbl>
       <w:tblPr>
@@ -35094,14 +35702,14 @@
           <w:rFonts w:hint="eastAsia"/>
         </w:rPr>
       </w:pPr>
-      <w:bookmarkStart w:id="70" w:name="_Toc230167385"/>
+      <w:bookmarkStart w:id="71" w:name="_Toc231208725"/>
       <w:r>
         <w:rPr>
           <w:rFonts w:hint="eastAsia"/>
         </w:rPr>
         <w:t>ステータスコード</w:t>
       </w:r>
-      <w:bookmarkEnd w:id="70"/>
+      <w:bookmarkEnd w:id="71"/>
     </w:p>
     <w:tbl>
       <w:tblPr>
@@ -35440,14 +36048,15 @@
           <w:rFonts w:hint="eastAsia"/>
         </w:rPr>
       </w:pPr>
-      <w:bookmarkStart w:id="71" w:name="_Toc230167386"/>
+      <w:bookmarkStart w:id="72" w:name="_Toc231208726"/>
       <w:r>
         <w:rPr>
           <w:rFonts w:hint="eastAsia"/>
         </w:rPr>
+        <w:lastRenderedPageBreak/>
         <w:t>検収登録（/repair-task/tasks/{repairTaskId}/inspection）</w:t>
       </w:r>
-      <w:bookmarkEnd w:id="71"/>
+      <w:bookmarkEnd w:id="72"/>
     </w:p>
     <w:p>
       <w:pPr>
@@ -35506,15 +36115,14 @@
           <w:rFonts w:hint="eastAsia"/>
         </w:rPr>
       </w:pPr>
-      <w:bookmarkStart w:id="72" w:name="_Toc230167387"/>
+      <w:bookmarkStart w:id="73" w:name="_Toc231208727"/>
       <w:r>
         <w:rPr>
           <w:rFonts w:hint="eastAsia"/>
         </w:rPr>
-        <w:lastRenderedPageBreak/>
         <w:t>リクエストパラメータ</w:t>
       </w:r>
-      <w:bookmarkEnd w:id="72"/>
+      <w:bookmarkEnd w:id="73"/>
     </w:p>
     <w:tbl>
       <w:tblPr>
@@ -35705,14 +36313,14 @@
           <w:rFonts w:hint="eastAsia"/>
         </w:rPr>
       </w:pPr>
-      <w:bookmarkStart w:id="73" w:name="_Toc230167388"/>
+      <w:bookmarkStart w:id="74" w:name="_Toc231208728"/>
       <w:r>
         <w:rPr>
           <w:rFonts w:hint="eastAsia"/>
         </w:rPr>
         <w:t>リクエストボディ</w:t>
       </w:r>
-      <w:bookmarkEnd w:id="73"/>
+      <w:bookmarkEnd w:id="74"/>
     </w:p>
     <w:tbl>
       <w:tblPr>
@@ -36070,7 +36678,7 @@
         <w:rPr>
           <w:rFonts w:hint="eastAsia"/>
         </w:rPr>
-        <w:t>認可条件: Bearer トークン上の作業対象施設について `user_facility_assignments` に有効割当があること</w:t>
+        <w:t>認可条件: 共有システム管理者アカウント（`users.account_type='SYSTEM_ADMIN'`）の場合は、Bearer トークン上の作業対象施設が未削除であることを確認し、通常アカウント向けの担当施設割当・施設提供設定・ユーザー施設別設定による `repair_management` 判定をバイパスする</w:t>
       </w:r>
     </w:p>
     <w:p>
@@ -36083,11 +36691,24 @@
         <w:rPr>
           <w:rFonts w:hint="eastAsia"/>
         </w:rPr>
-        <w:t>認可条件: Bearer トークン上の作業対象施設について `facility_feature_settings` と `user_facility_feature_settings` の両方で `repair_management` が有効であること</w:t>
+        <w:t>認可条件: 通常アカウントの場合、Bearer トークン上の作業対象施設について `user_facility_assignments` に有効割当があること</w:t>
       </w:r>
     </w:p>
     <w:p>
       <w:pPr>
+        <w:rPr>
+          <w:rFonts w:hint="eastAsia"/>
+        </w:rPr>
+      </w:pPr>
+      <w:r>
+        <w:rPr>
+          <w:rFonts w:hint="eastAsia"/>
+        </w:rPr>
+        <w:t>認可条件: 通常アカウントの場合、作業対象施設の `facility_feature_settings` と `user_facility_feature_settings` の両方で `repair_management` が有効であること</w:t>
+      </w:r>
+    </w:p>
+    <w:p>
+      <w:pPr>
         <w:pStyle w:val="4"/>
         <w:rPr>
           <w:rFonts w:hint="eastAsia"/>
@@ -36097,6 +36718,7 @@
         <w:rPr>
           <w:rFonts w:hint="eastAsia"/>
         </w:rPr>
+        <w:lastRenderedPageBreak/>
         <w:t>処理仕様</w:t>
       </w:r>
     </w:p>
@@ -36110,6 +36732,19 @@
         <w:rPr>
           <w:rFonts w:hint="eastAsia"/>
         </w:rPr>
+        <w:t>Bearer トークン上の作業対象施設が存在し、未削除であることを確認する。</w:t>
+      </w:r>
+    </w:p>
+    <w:p>
+      <w:pPr>
+        <w:rPr>
+          <w:rFonts w:hint="eastAsia"/>
+        </w:rPr>
+      </w:pPr>
+      <w:r>
+        <w:rPr>
+          <w:rFonts w:hint="eastAsia"/>
+        </w:rPr>
         <w:t>対象は `status='納期確定'` の修理申請に限定する</w:t>
       </w:r>
     </w:p>
@@ -36162,14 +36797,7 @@
         <w:rPr>
           <w:rFonts w:hint="eastAsia"/>
         </w:rPr>
-        <w:t>登録済み資産かつ院外発注修理の場合のみ `individuals` を対象修理明細単位で作成または更新し、必須の `order_item_id`、`rfq_id`、`asset_ledger_id`、品目/メーカー/型式/シリアルのス</w:t>
-      </w:r>
-      <w:r>
-        <w:rPr>
-          <w:rFonts w:hint="eastAsia"/>
-        </w:rPr>
-        <w:lastRenderedPageBreak/>
-        <w:t>ナップショット、`acquisition_amount=inspectionAmount`、`provisional_account_title`、`inspected_on=inspectionOn`、`registration_status='PROVISIONAL'` を保持する</w:t>
+        <w:t>登録済み資産かつ院外発注修理の場合のみ `individuals` を対象修理明細単位で作成または更新し、必須の `order_item_id`、`rfq_id`、`asset_ledger_id`、品目/メーカー/型式/シリアルのスナップショット、`acquisition_amount=inspectionAmount`、`provisional_account_title`、`inspected_on=inspectionOn`、`registration_status='PROVISIONAL'` を保持する</w:t>
       </w:r>
     </w:p>
     <w:p>
@@ -36218,14 +36846,14 @@
           <w:rFonts w:hint="eastAsia"/>
         </w:rPr>
       </w:pPr>
-      <w:bookmarkStart w:id="74" w:name="_Toc230167389"/>
+      <w:bookmarkStart w:id="75" w:name="_Toc231208729"/>
       <w:r>
         <w:rPr>
           <w:rFonts w:hint="eastAsia"/>
         </w:rPr>
         <w:t>レスポンス（200：RepairTaskActionResponse）</w:t>
       </w:r>
-      <w:bookmarkEnd w:id="74"/>
+      <w:bookmarkEnd w:id="75"/>
     </w:p>
     <w:tbl>
       <w:tblPr>
@@ -36507,18 +37135,26 @@
               <w:rPr>
                 <w:rFonts w:hint="eastAsia"/>
               </w:rPr>
-              <w:t>登録済み資産かつ院外発注修理で作成または更新した `individuals.individual_id`</w:t>
-            </w:r>
-          </w:p>
-        </w:tc>
-      </w:tr>
-      <w:tr>
-        <w:tc>
-          <w:tcPr>
-            <w:tcW w:w="1250" w:type="pct"/>
-          </w:tcPr>
-          <w:p>
-            <w:r>
+              <w:t>登録済み資産かつ院外発注修理で作成または更新した `indivi</w:t>
+            </w:r>
+            <w:r>
+              <w:rPr>
+                <w:rFonts w:hint="eastAsia"/>
+              </w:rPr>
+              <w:lastRenderedPageBreak/>
+              <w:t>duals.individual_id`</w:t>
+            </w:r>
+          </w:p>
+        </w:tc>
+      </w:tr>
+      <w:tr>
+        <w:tc>
+          <w:tcPr>
+            <w:tcW w:w="1250" w:type="pct"/>
+          </w:tcPr>
+          <w:p>
+            <w:r>
+              <w:lastRenderedPageBreak/>
               <w:t>updatedAt</w:t>
             </w:r>
           </w:p>
@@ -36566,14 +37202,14 @@
           <w:rFonts w:hint="eastAsia"/>
         </w:rPr>
       </w:pPr>
-      <w:bookmarkStart w:id="75" w:name="_Toc230167390"/>
+      <w:bookmarkStart w:id="76" w:name="_Toc231208730"/>
       <w:r>
         <w:rPr>
           <w:rFonts w:hint="eastAsia"/>
         </w:rPr>
         <w:t>ステータスコード</w:t>
       </w:r>
-      <w:bookmarkEnd w:id="75"/>
+      <w:bookmarkEnd w:id="76"/>
     </w:p>
     <w:tbl>
       <w:tblPr>
@@ -36840,7 +37476,6 @@
           </w:tcPr>
           <w:p>
             <w:r>
-              <w:lastRenderedPageBreak/>
               <w:t>409</w:t>
             </w:r>
           </w:p>
@@ -36913,14 +37548,14 @@
           <w:rFonts w:hint="eastAsia"/>
         </w:rPr>
       </w:pPr>
-      <w:bookmarkStart w:id="76" w:name="_Toc230167391"/>
+      <w:bookmarkStart w:id="77" w:name="_Toc231208731"/>
       <w:r>
         <w:rPr>
           <w:rFonts w:hint="eastAsia"/>
         </w:rPr>
         <w:t>完了登録（/repair-task/tasks/{repairTaskId}/complete）</w:t>
       </w:r>
-      <w:bookmarkEnd w:id="76"/>
+      <w:bookmarkEnd w:id="77"/>
     </w:p>
     <w:p>
       <w:pPr>
@@ -36979,14 +37614,15 @@
           <w:rFonts w:hint="eastAsia"/>
         </w:rPr>
       </w:pPr>
-      <w:bookmarkStart w:id="77" w:name="_Toc230167392"/>
+      <w:bookmarkStart w:id="78" w:name="_Toc231208732"/>
       <w:r>
         <w:rPr>
           <w:rFonts w:hint="eastAsia"/>
         </w:rPr>
+        <w:lastRenderedPageBreak/>
         <w:t>リクエストパラメータ</w:t>
       </w:r>
-      <w:bookmarkEnd w:id="77"/>
+      <w:bookmarkEnd w:id="78"/>
     </w:p>
     <w:tbl>
       <w:tblPr>
@@ -37177,14 +37813,14 @@
           <w:rFonts w:hint="eastAsia"/>
         </w:rPr>
       </w:pPr>
-      <w:bookmarkStart w:id="78" w:name="_Toc230167393"/>
+      <w:bookmarkStart w:id="79" w:name="_Toc231208733"/>
       <w:r>
         <w:rPr>
           <w:rFonts w:hint="eastAsia"/>
         </w:rPr>
         <w:t>リクエストボディ</w:t>
       </w:r>
-      <w:bookmarkEnd w:id="78"/>
+      <w:bookmarkEnd w:id="79"/>
     </w:p>
     <w:tbl>
       <w:tblPr>
@@ -37376,26 +38012,18 @@
               <w:rPr>
                 <w:rFonts w:hint="eastAsia"/>
               </w:rPr>
-              <w:t>最終勘定科目。採用見積明細の `quotati</w:t>
-            </w:r>
-            <w:r>
-              <w:rPr>
-                <w:rFonts w:hint="eastAsia"/>
-              </w:rPr>
-              <w:lastRenderedPageBreak/>
-              <w:t>on_items.account_title` または書類補足の `application_documents.account_type` / `application_documents.account_other_text` に保存する</w:t>
-            </w:r>
-          </w:p>
-        </w:tc>
-      </w:tr>
-      <w:tr>
-        <w:tc>
-          <w:tcPr>
-            <w:tcW w:w="1250" w:type="pct"/>
-          </w:tcPr>
-          <w:p>
-            <w:r>
-              <w:lastRenderedPageBreak/>
+              <w:t>最終勘定科目。採用見積明細の `quotation_items.account_title` または書類補足の `application_documents.account_type` / `application_documents.account_other_text` に保存する</w:t>
+            </w:r>
+          </w:p>
+        </w:tc>
+      </w:tr>
+      <w:tr>
+        <w:tc>
+          <w:tcPr>
+            <w:tcW w:w="1250" w:type="pct"/>
+          </w:tcPr>
+          <w:p>
+            <w:r>
               <w:t>completedOn</w:t>
             </w:r>
           </w:p>
@@ -37505,7 +38133,7 @@
         <w:rPr>
           <w:rFonts w:hint="eastAsia"/>
         </w:rPr>
-        <w:t>認可条件: Bearer トークン上の作業対象施設について `user_facility_assignments` に有効割当があること</w:t>
+        <w:t>認可条件: 共有システム管理者アカウント（`users.account_type='SYSTEM_ADMIN'`）の場合は、Bearer トークン上の作業対象施設が未削除であることを確認し、通常アカウント向けの担当施設割当・施設提供設定・ユーザー施設別設定による `repair_management` 判定をバイパスする</w:t>
       </w:r>
     </w:p>
     <w:p>
@@ -37518,7 +38146,21 @@
         <w:rPr>
           <w:rFonts w:hint="eastAsia"/>
         </w:rPr>
-        <w:t>認可条件: Bearer トークン上の作業対象施設について `facility_feature_settings` と `user_facility_feature_settings` の両方で `repair_management` が有効であること</w:t>
+        <w:t>認可条件: 通常アカウントの場合、Bearer トークン上の作業対象施設について `user_facility_assignments` に有効割当があること</w:t>
+      </w:r>
+    </w:p>
+    <w:p>
+      <w:pPr>
+        <w:rPr>
+          <w:rFonts w:hint="eastAsia"/>
+        </w:rPr>
+      </w:pPr>
+      <w:r>
+        <w:rPr>
+          <w:rFonts w:hint="eastAsia"/>
+        </w:rPr>
+        <w:lastRenderedPageBreak/>
+        <w:t>認可条件: 通常アカウントの場合、作業対象施設の `facility_feature_settings` と `user_facility_feature_settings` の両方で `repair_management` が有効であること</w:t>
       </w:r>
     </w:p>
     <w:p>
@@ -37545,6 +38187,19 @@
         <w:rPr>
           <w:rFonts w:hint="eastAsia"/>
         </w:rPr>
+        <w:t>Bearer トークン上の作業対象施設が存在し、未削除であることを確認する。</w:t>
+      </w:r>
+    </w:p>
+    <w:p>
+      <w:pPr>
+        <w:rPr>
+          <w:rFonts w:hint="eastAsia"/>
+        </w:rPr>
+      </w:pPr>
+      <w:r>
+        <w:rPr>
+          <w:rFonts w:hint="eastAsia"/>
+        </w:rPr>
         <w:t>対象は `status='検収登録'` または院内修理で完了可能な `納期確定` の修理申請に限定する</w:t>
       </w:r>
     </w:p>
@@ -37636,7 +38291,6 @@
         <w:rPr>
           <w:rFonts w:hint="eastAsia"/>
         </w:rPr>
-        <w:lastRenderedPageBreak/>
         <w:t>状態変更、履歴、工程完了は同一トランザクションで行う</w:t>
       </w:r>
     </w:p>
@@ -37647,14 +38301,14 @@
           <w:rFonts w:hint="eastAsia"/>
         </w:rPr>
       </w:pPr>
-      <w:bookmarkStart w:id="79" w:name="_Toc230167394"/>
+      <w:bookmarkStart w:id="80" w:name="_Toc231208734"/>
       <w:r>
         <w:rPr>
           <w:rFonts w:hint="eastAsia"/>
         </w:rPr>
         <w:t>レスポンス（200：RepairTaskActionResponse）</w:t>
       </w:r>
-      <w:bookmarkEnd w:id="79"/>
+      <w:bookmarkEnd w:id="80"/>
     </w:p>
     <w:tbl>
       <w:tblPr>
@@ -37950,14 +38604,14 @@
           <w:rFonts w:hint="eastAsia"/>
         </w:rPr>
       </w:pPr>
-      <w:bookmarkStart w:id="80" w:name="_Toc230167395"/>
+      <w:bookmarkStart w:id="81" w:name="_Toc231208735"/>
       <w:r>
         <w:rPr>
           <w:rFonts w:hint="eastAsia"/>
         </w:rPr>
         <w:t>ステータスコード</w:t>
       </w:r>
-      <w:bookmarkEnd w:id="80"/>
+      <w:bookmarkEnd w:id="81"/>
     </w:p>
     <w:tbl>
       <w:tblPr>
@@ -38084,6 +38738,7 @@
           </w:tcPr>
           <w:p>
             <w:r>
+              <w:lastRenderedPageBreak/>
               <w:t>400</w:t>
             </w:r>
           </w:p>
@@ -38296,14 +38951,14 @@
           <w:rFonts w:hint="eastAsia"/>
         </w:rPr>
       </w:pPr>
-      <w:bookmarkStart w:id="81" w:name="_Toc230167396"/>
+      <w:bookmarkStart w:id="82" w:name="_Toc231208736"/>
       <w:r>
         <w:rPr>
           <w:rFonts w:hint="eastAsia"/>
         </w:rPr>
         <w:t>ドキュメント登録（/repair-task/tasks/{repairTaskId}/documents）</w:t>
       </w:r>
-      <w:bookmarkEnd w:id="81"/>
+      <w:bookmarkEnd w:id="82"/>
     </w:p>
     <w:p>
       <w:pPr>
@@ -38362,15 +39017,14 @@
           <w:rFonts w:hint="eastAsia"/>
         </w:rPr>
       </w:pPr>
-      <w:bookmarkStart w:id="82" w:name="_Toc230167397"/>
+      <w:bookmarkStart w:id="83" w:name="_Toc231208737"/>
       <w:r>
         <w:rPr>
           <w:rFonts w:hint="eastAsia"/>
         </w:rPr>
-        <w:lastRenderedPageBreak/>
         <w:t>リクエストパラメータ</w:t>
       </w:r>
-      <w:bookmarkEnd w:id="82"/>
+      <w:bookmarkEnd w:id="83"/>
     </w:p>
     <w:tbl>
       <w:tblPr>
@@ -38561,14 +39215,14 @@
           <w:rFonts w:hint="eastAsia"/>
         </w:rPr>
       </w:pPr>
-      <w:bookmarkStart w:id="83" w:name="_Toc230167398"/>
+      <w:bookmarkStart w:id="84" w:name="_Toc231208738"/>
       <w:r>
         <w:rPr>
           <w:rFonts w:hint="eastAsia"/>
         </w:rPr>
         <w:t>リクエストボディ</w:t>
       </w:r>
-      <w:bookmarkEnd w:id="83"/>
+      <w:bookmarkEnd w:id="84"/>
     </w:p>
     <w:tbl>
       <w:tblPr>
@@ -38715,18 +39369,26 @@
               <w:rPr>
                 <w:rFonts w:hint="eastAsia"/>
               </w:rPr>
-              <w:t>`REQUEST_ATTACHMENT` / `QUOTATION` / `CONTRACT` / `DELIVERY` / `ACCEPTANCE` / `REPORT` / `PHOTO` / `OTHER` など</w:t>
-            </w:r>
-          </w:p>
-        </w:tc>
-      </w:tr>
-      <w:tr>
-        <w:tc>
-          <w:tcPr>
-            <w:tcW w:w="1250" w:type="pct"/>
-          </w:tcPr>
-          <w:p>
-            <w:r>
+              <w:t>`REQUEST_ATTACHMENT` / `QUOTATION` / `CONTRACT` / `DELIVERY` / `ACCEPTANC</w:t>
+            </w:r>
+            <w:r>
+              <w:rPr>
+                <w:rFonts w:hint="eastAsia"/>
+              </w:rPr>
+              <w:lastRenderedPageBreak/>
+              <w:t>E` / `REPORT` / `PHOTO` / `OTHER` など</w:t>
+            </w:r>
+          </w:p>
+        </w:tc>
+      </w:tr>
+      <w:tr>
+        <w:tc>
+          <w:tcPr>
+            <w:tcW w:w="1250" w:type="pct"/>
+          </w:tcPr>
+          <w:p>
+            <w:r>
+              <w:lastRenderedPageBreak/>
               <w:t>documentType</w:t>
             </w:r>
           </w:p>
@@ -38859,187 +39521,187 @@
           </w:tcPr>
           <w:p>
             <w:r>
+              <w:t>stepCode</w:t>
+            </w:r>
+          </w:p>
+        </w:tc>
+        <w:tc>
+          <w:tcPr>
+            <w:tcW w:w="1250" w:type="pct"/>
+          </w:tcPr>
+          <w:p>
+            <w:r>
+              <w:t>string</w:t>
+            </w:r>
+          </w:p>
+        </w:tc>
+        <w:tc>
+          <w:tcPr>
+            <w:tcW w:w="1250" w:type="pct"/>
+          </w:tcPr>
+          <w:p>
+            <w:r>
+              <w:t>-</w:t>
+            </w:r>
+          </w:p>
+        </w:tc>
+        <w:tc>
+          <w:tcPr>
+            <w:tcW w:w="1250" w:type="pct"/>
+          </w:tcPr>
+          <w:p>
+            <w:r>
+              <w:rPr>
+                <w:rFonts w:hint="eastAsia"/>
+              </w:rPr>
+              <w:t>`REQUEST` / `QUOTE` / `ORDER` / `INSPECTION` / `COMPLETE` などの工程コード</w:t>
+            </w:r>
+          </w:p>
+        </w:tc>
+      </w:tr>
+      <w:tr>
+        <w:tc>
+          <w:tcPr>
+            <w:tcW w:w="1250" w:type="pct"/>
+          </w:tcPr>
+          <w:p>
+            <w:r>
+              <w:t>accountType</w:t>
+            </w:r>
+          </w:p>
+        </w:tc>
+        <w:tc>
+          <w:tcPr>
+            <w:tcW w:w="1250" w:type="pct"/>
+          </w:tcPr>
+          <w:p>
+            <w:r>
+              <w:t>string</w:t>
+            </w:r>
+          </w:p>
+        </w:tc>
+        <w:tc>
+          <w:tcPr>
+            <w:tcW w:w="1250" w:type="pct"/>
+          </w:tcPr>
+          <w:p>
+            <w:r>
+              <w:t>-</w:t>
+            </w:r>
+          </w:p>
+        </w:tc>
+        <w:tc>
+          <w:tcPr>
+            <w:tcW w:w="1250" w:type="pct"/>
+          </w:tcPr>
+          <w:p>
+            <w:r>
+              <w:rPr>
+                <w:rFonts w:hint="eastAsia"/>
+              </w:rPr>
+              <w:t>`application_documents.account_type` に保存する勘定科目区分</w:t>
+            </w:r>
+          </w:p>
+        </w:tc>
+      </w:tr>
+      <w:tr>
+        <w:tc>
+          <w:tcPr>
+            <w:tcW w:w="1250" w:type="pct"/>
+          </w:tcPr>
+          <w:p>
+            <w:r>
+              <w:t>accountOtherText</w:t>
+            </w:r>
+          </w:p>
+        </w:tc>
+        <w:tc>
+          <w:tcPr>
+            <w:tcW w:w="1250" w:type="pct"/>
+          </w:tcPr>
+          <w:p>
+            <w:r>
+              <w:t>string</w:t>
+            </w:r>
+          </w:p>
+        </w:tc>
+        <w:tc>
+          <w:tcPr>
+            <w:tcW w:w="1250" w:type="pct"/>
+          </w:tcPr>
+          <w:p>
+            <w:r>
+              <w:t>-</w:t>
+            </w:r>
+          </w:p>
+        </w:tc>
+        <w:tc>
+          <w:tcPr>
+            <w:tcW w:w="1250" w:type="pct"/>
+          </w:tcPr>
+          <w:p>
+            <w:r>
+              <w:rPr>
+                <w:rFonts w:hint="eastAsia"/>
+              </w:rPr>
+              <w:t>`application_documents.account_other_text` に保存する勘定科目補足</w:t>
+            </w:r>
+          </w:p>
+        </w:tc>
+      </w:tr>
+      <w:tr>
+        <w:tc>
+          <w:tcPr>
+            <w:tcW w:w="1250" w:type="pct"/>
+          </w:tcPr>
+          <w:p>
+            <w:r>
+              <w:t>fileName</w:t>
+            </w:r>
+          </w:p>
+        </w:tc>
+        <w:tc>
+          <w:tcPr>
+            <w:tcW w:w="1250" w:type="pct"/>
+          </w:tcPr>
+          <w:p>
+            <w:r>
+              <w:t>string</w:t>
+            </w:r>
+          </w:p>
+        </w:tc>
+        <w:tc>
+          <w:tcPr>
+            <w:tcW w:w="1250" w:type="pct"/>
+          </w:tcPr>
+          <w:p>
+            <w:r>
+              <w:t>✓</w:t>
+            </w:r>
+          </w:p>
+        </w:tc>
+        <w:tc>
+          <w:tcPr>
+            <w:tcW w:w="1250" w:type="pct"/>
+          </w:tcPr>
+          <w:p>
+            <w:r>
+              <w:rPr>
+                <w:rFonts w:hint="eastAsia"/>
+              </w:rPr>
+              <w:t>ファイル名</w:t>
+            </w:r>
+          </w:p>
+        </w:tc>
+      </w:tr>
+      <w:tr>
+        <w:tc>
+          <w:tcPr>
+            <w:tcW w:w="1250" w:type="pct"/>
+          </w:tcPr>
+          <w:p>
+            <w:r>
               <w:lastRenderedPageBreak/>
-              <w:t>stepCode</w:t>
-            </w:r>
-          </w:p>
-        </w:tc>
-        <w:tc>
-          <w:tcPr>
-            <w:tcW w:w="1250" w:type="pct"/>
-          </w:tcPr>
-          <w:p>
-            <w:r>
-              <w:t>string</w:t>
-            </w:r>
-          </w:p>
-        </w:tc>
-        <w:tc>
-          <w:tcPr>
-            <w:tcW w:w="1250" w:type="pct"/>
-          </w:tcPr>
-          <w:p>
-            <w:r>
-              <w:t>-</w:t>
-            </w:r>
-          </w:p>
-        </w:tc>
-        <w:tc>
-          <w:tcPr>
-            <w:tcW w:w="1250" w:type="pct"/>
-          </w:tcPr>
-          <w:p>
-            <w:r>
-              <w:rPr>
-                <w:rFonts w:hint="eastAsia"/>
-              </w:rPr>
-              <w:t>`REQUEST` / `QUOTE` / `ORDER` / `INSPECTION` / `COMPLETE` などの工程コード</w:t>
-            </w:r>
-          </w:p>
-        </w:tc>
-      </w:tr>
-      <w:tr>
-        <w:tc>
-          <w:tcPr>
-            <w:tcW w:w="1250" w:type="pct"/>
-          </w:tcPr>
-          <w:p>
-            <w:r>
-              <w:t>accountType</w:t>
-            </w:r>
-          </w:p>
-        </w:tc>
-        <w:tc>
-          <w:tcPr>
-            <w:tcW w:w="1250" w:type="pct"/>
-          </w:tcPr>
-          <w:p>
-            <w:r>
-              <w:t>string</w:t>
-            </w:r>
-          </w:p>
-        </w:tc>
-        <w:tc>
-          <w:tcPr>
-            <w:tcW w:w="1250" w:type="pct"/>
-          </w:tcPr>
-          <w:p>
-            <w:r>
-              <w:t>-</w:t>
-            </w:r>
-          </w:p>
-        </w:tc>
-        <w:tc>
-          <w:tcPr>
-            <w:tcW w:w="1250" w:type="pct"/>
-          </w:tcPr>
-          <w:p>
-            <w:r>
-              <w:rPr>
-                <w:rFonts w:hint="eastAsia"/>
-              </w:rPr>
-              <w:t>`application_documents.account_type` に保存する勘定科目区分</w:t>
-            </w:r>
-          </w:p>
-        </w:tc>
-      </w:tr>
-      <w:tr>
-        <w:tc>
-          <w:tcPr>
-            <w:tcW w:w="1250" w:type="pct"/>
-          </w:tcPr>
-          <w:p>
-            <w:r>
-              <w:t>accountOtherText</w:t>
-            </w:r>
-          </w:p>
-        </w:tc>
-        <w:tc>
-          <w:tcPr>
-            <w:tcW w:w="1250" w:type="pct"/>
-          </w:tcPr>
-          <w:p>
-            <w:r>
-              <w:t>string</w:t>
-            </w:r>
-          </w:p>
-        </w:tc>
-        <w:tc>
-          <w:tcPr>
-            <w:tcW w:w="1250" w:type="pct"/>
-          </w:tcPr>
-          <w:p>
-            <w:r>
-              <w:t>-</w:t>
-            </w:r>
-          </w:p>
-        </w:tc>
-        <w:tc>
-          <w:tcPr>
-            <w:tcW w:w="1250" w:type="pct"/>
-          </w:tcPr>
-          <w:p>
-            <w:r>
-              <w:rPr>
-                <w:rFonts w:hint="eastAsia"/>
-              </w:rPr>
-              <w:t>`application_documents.account_other_text` に保存する勘定科目補足</w:t>
-            </w:r>
-          </w:p>
-        </w:tc>
-      </w:tr>
-      <w:tr>
-        <w:tc>
-          <w:tcPr>
-            <w:tcW w:w="1250" w:type="pct"/>
-          </w:tcPr>
-          <w:p>
-            <w:r>
-              <w:t>fileName</w:t>
-            </w:r>
-          </w:p>
-        </w:tc>
-        <w:tc>
-          <w:tcPr>
-            <w:tcW w:w="1250" w:type="pct"/>
-          </w:tcPr>
-          <w:p>
-            <w:r>
-              <w:t>string</w:t>
-            </w:r>
-          </w:p>
-        </w:tc>
-        <w:tc>
-          <w:tcPr>
-            <w:tcW w:w="1250" w:type="pct"/>
-          </w:tcPr>
-          <w:p>
-            <w:r>
-              <w:t>✓</w:t>
-            </w:r>
-          </w:p>
-        </w:tc>
-        <w:tc>
-          <w:tcPr>
-            <w:tcW w:w="1250" w:type="pct"/>
-          </w:tcPr>
-          <w:p>
-            <w:r>
-              <w:rPr>
-                <w:rFonts w:hint="eastAsia"/>
-              </w:rPr>
-              <w:t>ファイル名</w:t>
-            </w:r>
-          </w:p>
-        </w:tc>
-      </w:tr>
-      <w:tr>
-        <w:tc>
-          <w:tcPr>
-            <w:tcW w:w="1250" w:type="pct"/>
-          </w:tcPr>
-          <w:p>
-            <w:r>
               <w:t>contentType</w:t>
             </w:r>
           </w:p>
@@ -39194,7 +39856,7 @@
         <w:rPr>
           <w:rFonts w:hint="eastAsia"/>
         </w:rPr>
-        <w:t>認可条件: Bearer トークン上の作業対象施設について `user_facility_assignments` に有効割当があること</w:t>
+        <w:t>認可条件: 共有システム管理者アカウント（`users.account_type='SYSTEM_ADMIN'`）の場合は、Bearer トークン上の作業対象施設が未削除であることを確認し、通常アカウント向けの担当施設割当・施設提供設定・ユーザー施設別設定による `repair_management` 判定をバイパスする</w:t>
       </w:r>
     </w:p>
     <w:p>
@@ -39207,7 +39869,20 @@
         <w:rPr>
           <w:rFonts w:hint="eastAsia"/>
         </w:rPr>
-        <w:t>認可条件: Bearer トークン上の作業対象施設について `facility_feature_settings` と `user_facility_feature_settings` の両方で `repair_management` が有効であること</w:t>
+        <w:t>認可条件: 通常アカウントの場合、Bearer トークン上の作業対象施設について `user_facility_assignments` に有効割当があること</w:t>
+      </w:r>
+    </w:p>
+    <w:p>
+      <w:pPr>
+        <w:rPr>
+          <w:rFonts w:hint="eastAsia"/>
+        </w:rPr>
+      </w:pPr>
+      <w:r>
+        <w:rPr>
+          <w:rFonts w:hint="eastAsia"/>
+        </w:rPr>
+        <w:t>認可条件: 通常アカウントの場合、作業対象施設の `facility_feature_settings` と `user_facility_feature_settings` の両方で `repair_management` が有効であること</w:t>
       </w:r>
     </w:p>
     <w:p>
@@ -39234,6 +39909,19 @@
         <w:rPr>
           <w:rFonts w:hint="eastAsia"/>
         </w:rPr>
+        <w:t>Bearer トークン上の作業対象施設が存在し、未削除であることを確認する。</w:t>
+      </w:r>
+    </w:p>
+    <w:p>
+      <w:pPr>
+        <w:rPr>
+          <w:rFonts w:hint="eastAsia"/>
+        </w:rPr>
+      </w:pPr>
+      <w:r>
+        <w:rPr>
+          <w:rFonts w:hint="eastAsia"/>
+        </w:rPr>
         <w:t>対象修理申請が作業対象施設内に存在することを検証する</w:t>
       </w:r>
     </w:p>
@@ -39273,7 +39961,6 @@
         <w:rPr>
           <w:rFonts w:hint="eastAsia"/>
         </w:rPr>
-        <w:lastRenderedPageBreak/>
         <w:t>発注書を後続追加する場合は `owner_type='APPLICATION'`、`application_id=repairTaskId`、`step_code='ORDER'`、`document_category='CONTRACT'`、`document_type='発注書'` として保存する</w:t>
       </w:r>
     </w:p>
@@ -39310,14 +39997,15 @@
           <w:rFonts w:hint="eastAsia"/>
         </w:rPr>
       </w:pPr>
-      <w:bookmarkStart w:id="84" w:name="_Toc230167399"/>
+      <w:bookmarkStart w:id="85" w:name="_Toc231208739"/>
       <w:r>
         <w:rPr>
           <w:rFonts w:hint="eastAsia"/>
         </w:rPr>
+        <w:lastRenderedPageBreak/>
         <w:t>レスポンス（201：DocumentSummary）</w:t>
       </w:r>
-      <w:bookmarkEnd w:id="84"/>
+      <w:bookmarkEnd w:id="85"/>
     </w:p>
     <w:tbl>
       <w:tblPr>
@@ -39790,15 +40478,14 @@
           <w:rFonts w:hint="eastAsia"/>
         </w:rPr>
       </w:pPr>
-      <w:bookmarkStart w:id="85" w:name="_Toc230167400"/>
+      <w:bookmarkStart w:id="86" w:name="_Toc231208740"/>
       <w:r>
         <w:rPr>
           <w:rFonts w:hint="eastAsia"/>
         </w:rPr>
-        <w:lastRenderedPageBreak/>
         <w:t>ステータスコード</w:t>
       </w:r>
-      <w:bookmarkEnd w:id="85"/>
+      <w:bookmarkEnd w:id="86"/>
     </w:p>
     <w:tbl>
       <w:tblPr>
@@ -40030,6 +40717,7 @@
           </w:tcPr>
           <w:p>
             <w:r>
+              <w:lastRenderedPageBreak/>
               <w:t>404</w:t>
             </w:r>
           </w:p>
@@ -40137,14 +40825,14 @@
           <w:rFonts w:hint="eastAsia"/>
         </w:rPr>
       </w:pPr>
-      <w:bookmarkStart w:id="86" w:name="_Toc230167401"/>
+      <w:bookmarkStart w:id="87" w:name="_Toc231208741"/>
       <w:r>
         <w:rPr>
           <w:rFonts w:hint="eastAsia"/>
         </w:rPr>
         <w:t>ドキュメント削除（/repair-task/tasks/{repairTaskId}/documents/{documentId}）</w:t>
       </w:r>
-      <w:bookmarkEnd w:id="86"/>
+      <w:bookmarkEnd w:id="87"/>
     </w:p>
     <w:p>
       <w:pPr>
@@ -40203,14 +40891,14 @@
           <w:rFonts w:hint="eastAsia"/>
         </w:rPr>
       </w:pPr>
-      <w:bookmarkStart w:id="87" w:name="_Toc230167402"/>
+      <w:bookmarkStart w:id="88" w:name="_Toc231208742"/>
       <w:r>
         <w:rPr>
           <w:rFonts w:hint="eastAsia"/>
         </w:rPr>
         <w:t>リクエストパラメータ</w:t>
       </w:r>
-      <w:bookmarkEnd w:id="87"/>
+      <w:bookmarkEnd w:id="88"/>
     </w:p>
     <w:tbl>
       <w:tblPr>
@@ -40473,7 +41161,7 @@
         <w:rPr>
           <w:rFonts w:hint="eastAsia"/>
         </w:rPr>
-        <w:t>認可条件: Bearer トークン上の作業対象施設について `user_facility_assignments` に有効割当があること</w:t>
+        <w:t>認可条件: 共有システム管理者アカウント（`users.account_type='SYSTEM_ADMIN'`）の場合は、Bearer トークン上の作業対象施設が未削除であることを確認し、通常アカウント向けの担当施設割当・施設提供設定・ユーザー施設別設定による `repair_management` 判定をバイパスする</w:t>
       </w:r>
     </w:p>
     <w:p>
@@ -40486,21 +41174,34 @@
         <w:rPr>
           <w:rFonts w:hint="eastAsia"/>
         </w:rPr>
+        <w:t>認可条件: 通常アカウントの場合、Bearer トークン上の作業対象施設について `user_facility_assignments` に有効割当があること</w:t>
+      </w:r>
+    </w:p>
+    <w:p>
+      <w:pPr>
+        <w:rPr>
+          <w:rFonts w:hint="eastAsia"/>
+        </w:rPr>
+      </w:pPr>
+      <w:r>
+        <w:rPr>
+          <w:rFonts w:hint="eastAsia"/>
+        </w:rPr>
+        <w:t>認可条件: 通常アカウントの場合、作業対象施設の `facility_feature_settings` と `user_facility_feature_settings` の両方で `repair_management` が有効であること</w:t>
+      </w:r>
+    </w:p>
+    <w:p>
+      <w:pPr>
+        <w:pStyle w:val="4"/>
+        <w:rPr>
+          <w:rFonts w:hint="eastAsia"/>
+        </w:rPr>
+      </w:pPr>
+      <w:r>
+        <w:rPr>
+          <w:rFonts w:hint="eastAsia"/>
+        </w:rPr>
         <w:lastRenderedPageBreak/>
-        <w:t>認可条件: Bearer トークン上の作業対象施設について `facility_feature_settings` と `user_facility_feature_settings` の両方で `repair_management` が有効であること</w:t>
-      </w:r>
-    </w:p>
-    <w:p>
-      <w:pPr>
-        <w:pStyle w:val="4"/>
-        <w:rPr>
-          <w:rFonts w:hint="eastAsia"/>
-        </w:rPr>
-      </w:pPr>
-      <w:r>
-        <w:rPr>
-          <w:rFonts w:hint="eastAsia"/>
-        </w:rPr>
         <w:t>処理仕様</w:t>
       </w:r>
     </w:p>
@@ -40514,6 +41215,19 @@
         <w:rPr>
           <w:rFonts w:hint="eastAsia"/>
         </w:rPr>
+        <w:t>Bearer トークン上の作業対象施設が存在し、未削除であることを確認する。</w:t>
+      </w:r>
+    </w:p>
+    <w:p>
+      <w:pPr>
+        <w:rPr>
+          <w:rFonts w:hint="eastAsia"/>
+        </w:rPr>
+      </w:pPr>
+      <w:r>
+        <w:rPr>
+          <w:rFonts w:hint="eastAsia"/>
+        </w:rPr>
         <w:t>対象ドキュメントが対象修理申請に紐づくことを検証する</w:t>
       </w:r>
     </w:p>
@@ -40563,14 +41277,14 @@
           <w:rFonts w:hint="eastAsia"/>
         </w:rPr>
       </w:pPr>
-      <w:bookmarkStart w:id="88" w:name="_Toc230167403"/>
+      <w:bookmarkStart w:id="89" w:name="_Toc231208743"/>
       <w:r>
         <w:rPr>
           <w:rFonts w:hint="eastAsia"/>
         </w:rPr>
         <w:t>レスポンス（204：No Content）</w:t>
       </w:r>
-      <w:bookmarkEnd w:id="88"/>
+      <w:bookmarkEnd w:id="89"/>
     </w:p>
     <w:p>
       <w:pPr>
@@ -40592,14 +41306,14 @@
           <w:rFonts w:hint="eastAsia"/>
         </w:rPr>
       </w:pPr>
-      <w:bookmarkStart w:id="89" w:name="_Toc230167404"/>
+      <w:bookmarkStart w:id="90" w:name="_Toc231208744"/>
       <w:r>
         <w:rPr>
           <w:rFonts w:hint="eastAsia"/>
         </w:rPr>
         <w:t>ステータスコード</w:t>
       </w:r>
-      <w:bookmarkEnd w:id="89"/>
+      <w:bookmarkEnd w:id="90"/>
     </w:p>
     <w:tbl>
       <w:tblPr>
@@ -40903,14 +41617,14 @@
           <w:rFonts w:hint="eastAsia"/>
         </w:rPr>
       </w:pPr>
-      <w:bookmarkStart w:id="90" w:name="_Toc230167405"/>
+      <w:bookmarkStart w:id="91" w:name="_Toc231208745"/>
       <w:r>
         <w:rPr>
           <w:rFonts w:hint="eastAsia"/>
         </w:rPr>
         <w:t>修理タスク削除（/repair-task/tasks/{repairTaskId}）</w:t>
       </w:r>
-      <w:bookmarkEnd w:id="90"/>
+      <w:bookmarkEnd w:id="91"/>
     </w:p>
     <w:p>
       <w:pPr>
@@ -40969,7 +41683,7 @@
           <w:rFonts w:hint="eastAsia"/>
         </w:rPr>
       </w:pPr>
-      <w:bookmarkStart w:id="91" w:name="_Toc230167406"/>
+      <w:bookmarkStart w:id="92" w:name="_Toc231208746"/>
       <w:r>
         <w:rPr>
           <w:rFonts w:hint="eastAsia"/>
@@ -40977,7 +41691,7 @@
         <w:lastRenderedPageBreak/>
         <w:t>リクエストパラメータ</w:t>
       </w:r>
-      <w:bookmarkEnd w:id="91"/>
+      <w:bookmarkEnd w:id="92"/>
     </w:p>
     <w:tbl>
       <w:tblPr>
@@ -41185,7 +41899,7 @@
         <w:rPr>
           <w:rFonts w:hint="eastAsia"/>
         </w:rPr>
-        <w:t>認可条件: Bearer トークン上の作業対象施設について `user_facility_assignments` に有効割当があること</w:t>
+        <w:t>認可条件: 共有システム管理者アカウント（`users.account_type='SYSTEM_ADMIN'`）の場合は、Bearer トークン上の作業対象施設が未削除であることを確認し、通常アカウント向けの担当施設割当・施設提供設定・ユーザー施設別設定による `repair_management` 判定をバイパスする</w:t>
       </w:r>
     </w:p>
     <w:p>
@@ -41198,7 +41912,20 @@
         <w:rPr>
           <w:rFonts w:hint="eastAsia"/>
         </w:rPr>
-        <w:t>認可条件: Bearer トークン上の作業対象施設について `facility_feature_settings` と `user_facility_feature_settings` の両方で `repair_management` が有効であること</w:t>
+        <w:t>認可条件: 通常アカウントの場合、Bearer トークン上の作業対象施設について `user_facility_assignments` に有効割当があること</w:t>
+      </w:r>
+    </w:p>
+    <w:p>
+      <w:pPr>
+        <w:rPr>
+          <w:rFonts w:hint="eastAsia"/>
+        </w:rPr>
+      </w:pPr>
+      <w:r>
+        <w:rPr>
+          <w:rFonts w:hint="eastAsia"/>
+        </w:rPr>
+        <w:t>認可条件: 通常アカウントの場合、作業対象施設の `facility_feature_settings` と `user_facility_feature_settings` の両方で `repair_management` が有効であること</w:t>
       </w:r>
     </w:p>
     <w:p>
@@ -41225,6 +41952,19 @@
         <w:rPr>
           <w:rFonts w:hint="eastAsia"/>
         </w:rPr>
+        <w:t>Bearer トークン上の作業対象施設が存在し、未削除であることを確認する。</w:t>
+      </w:r>
+    </w:p>
+    <w:p>
+      <w:pPr>
+        <w:rPr>
+          <w:rFonts w:hint="eastAsia"/>
+        </w:rPr>
+      </w:pPr>
+      <w:r>
+        <w:rPr>
+          <w:rFonts w:hint="eastAsia"/>
+        </w:rPr>
         <w:t>対象は `applications.application_type='REPAIR'`、`applications.deleted_at IS NULL`、作業対象施設内、`status='見積登録済'` の修理申請に限定する</w:t>
       </w:r>
     </w:p>
@@ -41313,14 +42053,15 @@
           <w:rFonts w:hint="eastAsia"/>
         </w:rPr>
       </w:pPr>
-      <w:bookmarkStart w:id="92" w:name="_Toc230167407"/>
+      <w:bookmarkStart w:id="93" w:name="_Toc231208747"/>
       <w:r>
         <w:rPr>
           <w:rFonts w:hint="eastAsia"/>
         </w:rPr>
+        <w:lastRenderedPageBreak/>
         <w:t>レスポンス（204：No Content）</w:t>
       </w:r>
-      <w:bookmarkEnd w:id="92"/>
+      <w:bookmarkEnd w:id="93"/>
     </w:p>
     <w:p>
       <w:pPr>
@@ -41342,15 +42083,14 @@
           <w:rFonts w:hint="eastAsia"/>
         </w:rPr>
       </w:pPr>
-      <w:bookmarkStart w:id="93" w:name="_Toc230167408"/>
+      <w:bookmarkStart w:id="94" w:name="_Toc231208748"/>
       <w:r>
         <w:rPr>
           <w:rFonts w:hint="eastAsia"/>
         </w:rPr>
-        <w:lastRenderedPageBreak/>
         <w:t>ステータスコード</w:t>
       </w:r>
-      <w:bookmarkEnd w:id="93"/>
+      <w:bookmarkEnd w:id="94"/>
     </w:p>
     <w:tbl>
       <w:tblPr>
@@ -41654,14 +42394,14 @@
           <w:rFonts w:hint="eastAsia"/>
         </w:rPr>
       </w:pPr>
-      <w:bookmarkStart w:id="94" w:name="_Toc230167409"/>
+      <w:bookmarkStart w:id="95" w:name="_Toc231208749"/>
       <w:r>
         <w:rPr>
           <w:rFonts w:hint="eastAsia"/>
         </w:rPr>
         <w:t>廃棄申請接続（/repair-task/tasks/{repairTaskId}/disposal-application）</w:t>
       </w:r>
-      <w:bookmarkEnd w:id="94"/>
+      <w:bookmarkEnd w:id="95"/>
     </w:p>
     <w:p>
       <w:pPr>
@@ -41720,14 +42460,14 @@
           <w:rFonts w:hint="eastAsia"/>
         </w:rPr>
       </w:pPr>
-      <w:bookmarkStart w:id="95" w:name="_Toc230167410"/>
+      <w:bookmarkStart w:id="96" w:name="_Toc231208750"/>
       <w:r>
         <w:rPr>
           <w:rFonts w:hint="eastAsia"/>
         </w:rPr>
         <w:t>リクエストパラメータ</w:t>
       </w:r>
-      <w:bookmarkEnd w:id="95"/>
+      <w:bookmarkEnd w:id="96"/>
     </w:p>
     <w:tbl>
       <w:tblPr>
@@ -41922,6 +42662,7 @@
         <w:rPr>
           <w:rFonts w:hint="eastAsia"/>
         </w:rPr>
+        <w:lastRenderedPageBreak/>
         <w:t>権限チェック</w:t>
       </w:r>
     </w:p>
@@ -41935,7 +42676,7 @@
         <w:rPr>
           <w:rFonts w:hint="eastAsia"/>
         </w:rPr>
-        <w:t>認可条件: Bearer トークン上の作業対象施設について `user_facility_assignments` に有効割当があること</w:t>
+        <w:t>認可条件: 共有システム管理者アカウント（`users.account_type='SYSTEM_ADMIN'`）の場合は、Bearer トークン上の作業対象施設が未削除であることを確認し、通常アカウント向けの担当施設割当・施設提供設定・ユーザー施設別設定による `repair_management` 判定をバイパスする</w:t>
       </w:r>
     </w:p>
     <w:p>
@@ -41948,8 +42689,20 @@
         <w:rPr>
           <w:rFonts w:hint="eastAsia"/>
         </w:rPr>
-        <w:lastRenderedPageBreak/>
-        <w:t>認可条件: Bearer トークン上の作業対象施設について `facility_feature_settings` と `user_facility_feature_settings` の両方で `repair_management` が有効であること</w:t>
+        <w:t>認可条件: 通常アカウントの場合、Bearer トークン上の作業対象施設について `user_facility_assignments` に有効割当があること</w:t>
+      </w:r>
+    </w:p>
+    <w:p>
+      <w:pPr>
+        <w:rPr>
+          <w:rFonts w:hint="eastAsia"/>
+        </w:rPr>
+      </w:pPr>
+      <w:r>
+        <w:rPr>
+          <w:rFonts w:hint="eastAsia"/>
+        </w:rPr>
+        <w:t>認可条件: 通常アカウントの場合、作業対象施設の `facility_feature_settings` と `user_facility_feature_settings` の両方で `repair_management` が有効であること</w:t>
       </w:r>
     </w:p>
     <w:p>
@@ -41976,6 +42729,19 @@
         <w:rPr>
           <w:rFonts w:hint="eastAsia"/>
         </w:rPr>
+        <w:t>Bearer トークン上の作業対象施設が存在し、未削除であることを確認する。</w:t>
+      </w:r>
+    </w:p>
+    <w:p>
+      <w:pPr>
+        <w:rPr>
+          <w:rFonts w:hint="eastAsia"/>
+        </w:rPr>
+      </w:pPr>
+      <w:r>
+        <w:rPr>
+          <w:rFonts w:hint="eastAsia"/>
+        </w:rPr>
         <w:t>対象は `application_type='REPAIR'`、`status='見積登録済'`、`repair_request_details.repair_category='OUTSOURCED'` の修理申請に限定する</w:t>
       </w:r>
     </w:p>
@@ -42090,14 +42856,15 @@
           <w:rFonts w:hint="eastAsia"/>
         </w:rPr>
       </w:pPr>
-      <w:bookmarkStart w:id="96" w:name="_Toc230167411"/>
+      <w:bookmarkStart w:id="97" w:name="_Toc231208751"/>
       <w:r>
         <w:rPr>
           <w:rFonts w:hint="eastAsia"/>
         </w:rPr>
+        <w:lastRenderedPageBreak/>
         <w:t>レスポンス（201：RepairDisposalApplicationResponse）</w:t>
       </w:r>
-      <w:bookmarkEnd w:id="96"/>
+      <w:bookmarkEnd w:id="97"/>
     </w:p>
     <w:tbl>
       <w:tblPr>
@@ -42480,14 +43247,14 @@
           <w:rFonts w:hint="eastAsia"/>
         </w:rPr>
       </w:pPr>
-      <w:bookmarkStart w:id="97" w:name="_Toc230167412"/>
+      <w:bookmarkStart w:id="98" w:name="_Toc231208752"/>
       <w:r>
         <w:rPr>
           <w:rFonts w:hint="eastAsia"/>
         </w:rPr>
         <w:t>ステータスコード</w:t>
       </w:r>
-      <w:bookmarkEnd w:id="97"/>
+      <w:bookmarkEnd w:id="98"/>
     </w:p>
     <w:tbl>
       <w:tblPr>
@@ -42826,14 +43593,15 @@
           <w:rFonts w:hint="eastAsia"/>
         </w:rPr>
       </w:pPr>
-      <w:bookmarkStart w:id="98" w:name="_Toc230167413"/>
+      <w:bookmarkStart w:id="99" w:name="_Toc231208753"/>
       <w:r>
         <w:rPr>
           <w:rFonts w:hint="eastAsia"/>
         </w:rPr>
+        <w:lastRenderedPageBreak/>
         <w:t>第6章 権限・業務ルール</w:t>
       </w:r>
-      <w:bookmarkEnd w:id="98"/>
+      <w:bookmarkEnd w:id="99"/>
     </w:p>
     <w:p>
       <w:pPr>
@@ -42842,14 +43610,14 @@
           <w:rFonts w:hint="eastAsia"/>
         </w:rPr>
       </w:pPr>
-      <w:bookmarkStart w:id="99" w:name="_Toc230167414"/>
+      <w:bookmarkStart w:id="100" w:name="_Toc231208754"/>
       <w:r>
         <w:rPr>
           <w:rFonts w:hint="eastAsia"/>
         </w:rPr>
         <w:t>必要権限</w:t>
       </w:r>
-      <w:bookmarkEnd w:id="99"/>
+      <w:bookmarkEnd w:id="100"/>
     </w:p>
     <w:tbl>
       <w:tblPr>
@@ -42989,7 +43757,7 @@
               <w:rPr>
                 <w:rFonts w:hint="eastAsia"/>
               </w:rPr>
-              <w:t>作業対象施設に対して実効 `repair_management` を持つこと</w:t>
+              <w:t>通常アカウントは作業対象施設に対して実効 `repair_management` を持つこと。共有システム管理者アカウントは作業対象施設が未削除であれば通常権限判定をバイパスする</w:t>
             </w:r>
           </w:p>
         </w:tc>
@@ -43040,7 +43808,7 @@
               <w:rPr>
                 <w:rFonts w:hint="eastAsia"/>
               </w:rPr>
-              <w:t>作業対象施設に対して実効 `repair_management` を持つこと</w:t>
+              <w:t>通常アカウントは作業対象施設に対して実効 `repair_management` を持つこと。共有システム管理者アカウントは作業対象施設が未削除であれば通常権限判定をバイパスする</w:t>
             </w:r>
           </w:p>
         </w:tc>
@@ -43067,22 +43835,21 @@
           <w:rFonts w:hint="eastAsia"/>
         </w:rPr>
       </w:pPr>
-      <w:bookmarkStart w:id="100" w:name="_Toc230167415"/>
+      <w:bookmarkStart w:id="101" w:name="_Toc231208755"/>
       <w:r>
         <w:rPr>
           <w:rFonts w:hint="eastAsia"/>
         </w:rPr>
-        <w:lastRenderedPageBreak/>
         <w:t>登録済み資産・未登録資産ルール</w:t>
       </w:r>
-      <w:bookmarkEnd w:id="100"/>
+      <w:bookmarkEnd w:id="101"/>
     </w:p>
     <w:p>
       <w:pPr>
         <w:pStyle w:val="afffffff8"/>
         <w:numPr>
           <w:ilvl w:val="0"/>
-          <w:numId w:val="6"/>
+          <w:numId w:val="7"/>
         </w:numPr>
         <w:ind w:leftChars="0"/>
         <w:rPr>
@@ -43101,7 +43868,7 @@
         <w:pStyle w:val="afffffff8"/>
         <w:numPr>
           <w:ilvl w:val="0"/>
-          <w:numId w:val="6"/>
+          <w:numId w:val="7"/>
         </w:numPr>
         <w:ind w:leftChars="0"/>
         <w:rPr>
@@ -43120,7 +43887,7 @@
         <w:pStyle w:val="afffffff8"/>
         <w:numPr>
           <w:ilvl w:val="0"/>
-          <w:numId w:val="6"/>
+          <w:numId w:val="7"/>
         </w:numPr>
         <w:ind w:leftChars="0"/>
         <w:rPr>
@@ -43139,7 +43906,7 @@
         <w:pStyle w:val="afffffff8"/>
         <w:numPr>
           <w:ilvl w:val="0"/>
-          <w:numId w:val="6"/>
+          <w:numId w:val="7"/>
         </w:numPr>
         <w:ind w:leftChars="0"/>
         <w:rPr>
@@ -43158,7 +43925,7 @@
         <w:pStyle w:val="afffffff8"/>
         <w:numPr>
           <w:ilvl w:val="0"/>
-          <w:numId w:val="6"/>
+          <w:numId w:val="7"/>
         </w:numPr>
         <w:ind w:leftChars="0"/>
         <w:rPr>
@@ -43177,7 +43944,7 @@
         <w:pStyle w:val="afffffff8"/>
         <w:numPr>
           <w:ilvl w:val="0"/>
-          <w:numId w:val="6"/>
+          <w:numId w:val="7"/>
         </w:numPr>
         <w:ind w:leftChars="0"/>
         <w:rPr>
@@ -43188,6 +43955,7 @@
         <w:rPr>
           <w:rFonts w:hint="eastAsia"/>
         </w:rPr>
+        <w:lastRenderedPageBreak/>
         <w:t>未登録資産の修理完了は申請履歴としてDBに保存するだけで、原本資産CRUDは発生しない</w:t>
       </w:r>
     </w:p>
@@ -43198,14 +43966,14 @@
           <w:rFonts w:hint="eastAsia"/>
         </w:rPr>
       </w:pPr>
-      <w:bookmarkStart w:id="101" w:name="_Toc230167416"/>
+      <w:bookmarkStart w:id="102" w:name="_Toc231208756"/>
       <w:r>
         <w:rPr>
           <w:rFonts w:hint="eastAsia"/>
         </w:rPr>
         <w:t>状態遷移ルール</w:t>
       </w:r>
-      <w:bookmarkEnd w:id="101"/>
+      <w:bookmarkEnd w:id="102"/>
     </w:p>
     <w:tbl>
       <w:tblPr>
@@ -43736,83 +44504,76 @@
               <w:rPr>
                 <w:rFonts w:hint="eastAsia"/>
               </w:rPr>
-              <w:t>修理報告書、納品書等を保存する。院外発注修理では `orders</w:t>
-            </w:r>
+              <w:t>修理報告書、納品書等を保存する。院外発注修理では `orders` / `order_items` を更新し、登録済み資産の院外発注修理では `individuals` も更新する</w:t>
+            </w:r>
+          </w:p>
+        </w:tc>
+      </w:tr>
+      <w:tr>
+        <w:tc>
+          <w:tcPr>
+            <w:tcW w:w="1250" w:type="pct"/>
+          </w:tcPr>
+          <w:p>
+            <w:r>
+              <w:rPr>
+                <w:rFonts w:hint="eastAsia"/>
+              </w:rPr>
+              <w:t>完了登録</w:t>
+            </w:r>
+          </w:p>
+        </w:tc>
+        <w:tc>
+          <w:tcPr>
+            <w:tcW w:w="1250" w:type="pct"/>
+          </w:tcPr>
+          <w:p>
+            <w:r>
+              <w:rPr>
+                <w:rFonts w:hint="eastAsia"/>
+              </w:rPr>
+              <w:t>検収登録</w:t>
+            </w:r>
+          </w:p>
+        </w:tc>
+        <w:tc>
+          <w:tcPr>
+            <w:tcW w:w="1250" w:type="pct"/>
+          </w:tcPr>
+          <w:p>
+            <w:r>
+              <w:rPr>
+                <w:rFonts w:hint="eastAsia"/>
+              </w:rPr>
+              <w:t>完了</w:t>
+            </w:r>
+          </w:p>
+        </w:tc>
+        <w:tc>
+          <w:tcPr>
+            <w:tcW w:w="1250" w:type="pct"/>
+          </w:tcPr>
+          <w:p>
+            <w:r>
+              <w:rPr>
+                <w:rFonts w:hint="eastAsia"/>
+              </w:rPr>
+              <w:t>未登録資産でも資産CRUDは行わない。未登録資産または `individuals` がない院内修理では固定資産番号を保存しない</w:t>
+            </w:r>
+          </w:p>
+        </w:tc>
+      </w:tr>
+      <w:tr>
+        <w:tc>
+          <w:tcPr>
+            <w:tcW w:w="1250" w:type="pct"/>
+          </w:tcPr>
+          <w:p>
             <w:r>
               <w:rPr>
                 <w:rFonts w:hint="eastAsia"/>
               </w:rPr>
               <w:lastRenderedPageBreak/>
-              <w:t>` / `order_items` を更新し、登録済み資産の院外発注修理では `individuals` も更新する</w:t>
-            </w:r>
-          </w:p>
-        </w:tc>
-      </w:tr>
-      <w:tr>
-        <w:tc>
-          <w:tcPr>
-            <w:tcW w:w="1250" w:type="pct"/>
-          </w:tcPr>
-          <w:p>
-            <w:r>
-              <w:rPr>
-                <w:rFonts w:hint="eastAsia"/>
-              </w:rPr>
-              <w:lastRenderedPageBreak/>
-              <w:t>完了登録</w:t>
-            </w:r>
-          </w:p>
-        </w:tc>
-        <w:tc>
-          <w:tcPr>
-            <w:tcW w:w="1250" w:type="pct"/>
-          </w:tcPr>
-          <w:p>
-            <w:r>
-              <w:rPr>
-                <w:rFonts w:hint="eastAsia"/>
-              </w:rPr>
-              <w:t>検収登録</w:t>
-            </w:r>
-          </w:p>
-        </w:tc>
-        <w:tc>
-          <w:tcPr>
-            <w:tcW w:w="1250" w:type="pct"/>
-          </w:tcPr>
-          <w:p>
-            <w:r>
-              <w:rPr>
-                <w:rFonts w:hint="eastAsia"/>
-              </w:rPr>
-              <w:t>完了</w:t>
-            </w:r>
-          </w:p>
-        </w:tc>
-        <w:tc>
-          <w:tcPr>
-            <w:tcW w:w="1250" w:type="pct"/>
-          </w:tcPr>
-          <w:p>
-            <w:r>
-              <w:rPr>
-                <w:rFonts w:hint="eastAsia"/>
-              </w:rPr>
-              <w:t>未登録資産でも資産CRUDは行わない。未登録資産または `individuals` がない院内修理では固定資産番号を保存しない</w:t>
-            </w:r>
-          </w:p>
-        </w:tc>
-      </w:tr>
-      <w:tr>
-        <w:tc>
-          <w:tcPr>
-            <w:tcW w:w="1250" w:type="pct"/>
-          </w:tcPr>
-          <w:p>
-            <w:r>
-              <w:rPr>
-                <w:rFonts w:hint="eastAsia"/>
-              </w:rPr>
               <w:t>通常却下</w:t>
             </w:r>
           </w:p>
@@ -43917,21 +44678,21 @@
           <w:rFonts w:hint="eastAsia"/>
         </w:rPr>
       </w:pPr>
-      <w:bookmarkStart w:id="102" w:name="_Toc230167417"/>
+      <w:bookmarkStart w:id="103" w:name="_Toc231208757"/>
       <w:r>
         <w:rPr>
           <w:rFonts w:hint="eastAsia"/>
         </w:rPr>
         <w:t>他機能との責務境界</w:t>
       </w:r>
-      <w:bookmarkEnd w:id="102"/>
+      <w:bookmarkEnd w:id="103"/>
     </w:p>
     <w:p>
       <w:pPr>
         <w:pStyle w:val="afffffff8"/>
         <w:numPr>
           <w:ilvl w:val="0"/>
-          <w:numId w:val="7"/>
+          <w:numId w:val="8"/>
         </w:numPr>
         <w:ind w:leftChars="0"/>
         <w:rPr>
@@ -43950,7 +44711,7 @@
         <w:pStyle w:val="afffffff8"/>
         <w:numPr>
           <w:ilvl w:val="0"/>
-          <w:numId w:val="7"/>
+          <w:numId w:val="8"/>
         </w:numPr>
         <w:ind w:leftChars="0"/>
         <w:rPr>
@@ -43969,7 +44730,7 @@
         <w:pStyle w:val="afffffff8"/>
         <w:numPr>
           <w:ilvl w:val="0"/>
-          <w:numId w:val="7"/>
+          <w:numId w:val="8"/>
         </w:numPr>
         <w:ind w:leftChars="0"/>
         <w:rPr>
@@ -43988,7 +44749,7 @@
         <w:pStyle w:val="afffffff8"/>
         <w:numPr>
           <w:ilvl w:val="0"/>
-          <w:numId w:val="7"/>
+          <w:numId w:val="8"/>
         </w:numPr>
         <w:ind w:leftChars="0"/>
         <w:rPr>
@@ -44009,15 +44770,14 @@
           <w:rFonts w:hint="eastAsia"/>
         </w:rPr>
       </w:pPr>
-      <w:bookmarkStart w:id="103" w:name="_Toc230167418"/>
+      <w:bookmarkStart w:id="104" w:name="_Toc231208758"/>
       <w:r>
         <w:rPr>
           <w:rFonts w:hint="eastAsia"/>
         </w:rPr>
-        <w:lastRenderedPageBreak/>
         <w:t>第7章 エラーコード一覧</w:t>
       </w:r>
-      <w:bookmarkEnd w:id="103"/>
+      <w:bookmarkEnd w:id="104"/>
     </w:p>
     <w:tbl>
       <w:tblPr>
@@ -44202,7 +44962,7 @@
               <w:rPr>
                 <w:rFonts w:hint="eastAsia"/>
               </w:rPr>
-              <w:t>作業対象施設に対する実効 `repair_management` がない</w:t>
+              <w:t>通常アカウントで作業対象施設に対する実効 `repair_management` がない。共有システム管理者アカウントでは作業対象施設が未削除であれば通常権限判定をバイパスする</w:t>
             </w:r>
           </w:p>
         </w:tc>
@@ -44214,6 +44974,42 @@
           </w:tcPr>
           <w:p>
             <w:r>
+              <w:t>FACILITY_NOT_FOUND</w:t>
+            </w:r>
+          </w:p>
+        </w:tc>
+        <w:tc>
+          <w:tcPr>
+            <w:tcW w:w="1667" w:type="pct"/>
+          </w:tcPr>
+          <w:p>
+            <w:r>
+              <w:t>404</w:t>
+            </w:r>
+          </w:p>
+        </w:tc>
+        <w:tc>
+          <w:tcPr>
+            <w:tcW w:w="1667" w:type="pct"/>
+          </w:tcPr>
+          <w:p>
+            <w:r>
+              <w:rPr>
+                <w:rFonts w:hint="eastAsia"/>
+              </w:rPr>
+              <w:t>作業対象施設が存在しない、または削除済み</w:t>
+            </w:r>
+          </w:p>
+        </w:tc>
+      </w:tr>
+      <w:tr>
+        <w:tc>
+          <w:tcPr>
+            <w:tcW w:w="1666" w:type="pct"/>
+          </w:tcPr>
+          <w:p>
+            <w:r>
+              <w:lastRenderedPageBreak/>
               <w:t>REPAIR_REQUEST_NOT_FOUND</w:t>
             </w:r>
           </w:p>
@@ -44601,15 +45397,14 @@
           <w:rFonts w:hint="eastAsia"/>
         </w:rPr>
       </w:pPr>
-      <w:bookmarkStart w:id="104" w:name="_Toc230167419"/>
+      <w:bookmarkStart w:id="105" w:name="_Toc231208759"/>
       <w:r>
         <w:rPr>
           <w:rFonts w:hint="eastAsia"/>
         </w:rPr>
-        <w:lastRenderedPageBreak/>
         <w:t>第8章 運用・保守方針</w:t>
       </w:r>
-      <w:bookmarkEnd w:id="104"/>
+      <w:bookmarkEnd w:id="105"/>
     </w:p>
     <w:p>
       <w:pPr>
@@ -44618,21 +45413,21 @@
           <w:rFonts w:hint="eastAsia"/>
         </w:rPr>
       </w:pPr>
-      <w:bookmarkStart w:id="105" w:name="_Toc230167420"/>
+      <w:bookmarkStart w:id="106" w:name="_Toc231208760"/>
       <w:r>
         <w:rPr>
           <w:rFonts w:hint="eastAsia"/>
         </w:rPr>
         <w:t>監査・履歴方針</w:t>
       </w:r>
-      <w:bookmarkEnd w:id="105"/>
+      <w:bookmarkEnd w:id="106"/>
     </w:p>
     <w:p>
       <w:pPr>
         <w:pStyle w:val="afffffff8"/>
         <w:numPr>
           <w:ilvl w:val="0"/>
-          <w:numId w:val="8"/>
+          <w:numId w:val="9"/>
         </w:numPr>
         <w:ind w:leftChars="0"/>
         <w:rPr>
@@ -44651,7 +45446,7 @@
         <w:pStyle w:val="afffffff8"/>
         <w:numPr>
           <w:ilvl w:val="0"/>
-          <w:numId w:val="8"/>
+          <w:numId w:val="9"/>
         </w:numPr>
         <w:ind w:leftChars="0"/>
         <w:rPr>
@@ -44670,7 +45465,7 @@
         <w:pStyle w:val="afffffff8"/>
         <w:numPr>
           <w:ilvl w:val="0"/>
-          <w:numId w:val="8"/>
+          <w:numId w:val="9"/>
         </w:numPr>
         <w:ind w:leftChars="0"/>
         <w:rPr>
@@ -44689,7 +45484,7 @@
         <w:pStyle w:val="afffffff8"/>
         <w:numPr>
           <w:ilvl w:val="0"/>
-          <w:numId w:val="8"/>
+          <w:numId w:val="9"/>
         </w:numPr>
         <w:ind w:leftChars="0"/>
         <w:rPr>
@@ -44700,6 +45495,7 @@
         <w:rPr>
           <w:rFonts w:hint="eastAsia"/>
         </w:rPr>
+        <w:lastRenderedPageBreak/>
         <w:t>ファイル実体の保管、ウイルスチェック、署名URL発行はストレージ基盤側で扱い、本APIは `application_documents` のメタデータを正本とする</w:t>
       </w:r>
     </w:p>
@@ -44769,9 +45565,287 @@
 <file path=word/numbering.xml><?xml version="1.0" encoding="utf-8"?>
 <w:numbering xmlns:wpc="http://schemas.microsoft.com/office/word/2010/wordprocessingCanvas" xmlns:cx="http://schemas.microsoft.com/office/drawing/2014/chartex" xmlns:cx1="http://schemas.microsoft.com/office/drawing/2015/9/8/chartex" xmlns:cx2="http://schemas.microsoft.com/office/drawing/2015/10/21/chartex" xmlns:cx3="http://schemas.microsoft.com/office/drawing/2016/5/9/chartex" xmlns:cx4="http://schemas.microsoft.com/office/drawing/2016/5/10/chartex" xmlns:cx5="http://schemas.microsoft.com/office/drawing/2016/5/11/chartex" xmlns:cx6="http://schemas.microsoft.com/office/drawing/2016/5/12/chartex" xmlns:cx7="http://schemas.microsoft.com/office/drawing/2016/5/13/chartex" xmlns:cx8="http://schemas.microsoft.com/office/drawing/2016/5/14/chartex" xmlns:mc="http://schemas.openxmlformats.org/markup-compatibility/2006" xmlns:aink="http://schemas.microsoft.com/office/drawing/2016/ink" xmlns:am3d="http://schemas.microsoft.com/office/drawing/2017/model3d" xmlns:o="urn:schemas-microsoft-com:office:office" xmlns:oel="http://schemas.microsoft.com/office/2019/extlst" xmlns:r="http://schemas.openxmlformats.org/officeDocument/2006/relationships" xmlns:m="http://schemas.openxmlformats.org/officeDocument/2006/math" xmlns:v="urn:schemas-microsoft-com:vml" xmlns:wp14="http://schemas.microsoft.com/office/word/2010/wordprocessingDrawing" xmlns:wp="http://schemas.openxmlformats.org/drawingml/2006/wordprocessingDrawing" xmlns:w10="urn:schemas-microsoft-com:office:word" xmlns:w="http://schemas.openxmlformats.org/wordprocessingml/2006/main" xmlns:w14="http://schemas.microsoft.com/office/word/2010/wordml" xmlns:w15="http://schemas.microsoft.com/office/word/2012/wordml" xmlns:w16cex="http://schemas.microsoft.com/office/word/2018/wordml/cex" xmlns:w16cid="http://schemas.microsoft.com/office/word/2016/wordml/cid" xmlns:w16="http://schemas.microsoft.com/office/word/2018/wordml" xmlns:w16du="http://schemas.microsoft.com/office/word/2023/wordml/word16du" xmlns:w16sdtdh="http://schemas.microsoft.com/office/word/2020/wordml/sdtdatahash" xmlns:w16sdtfl="http://schemas.microsoft.com/office/word/2024/wordml/sdtformatlock" xmlns:w16se="http://schemas.microsoft.com/office/word/2015/wordml/symex" xmlns:wpg="http://schemas.microsoft.com/office/word/2010/wordprocessingGroup" xmlns:wpi="http://schemas.microsoft.com/office/word/2010/wordprocessingInk" xmlns:wne="http://schemas.microsoft.com/office/word/2006/wordml" xmlns:wps="http://schemas.microsoft.com/office/word/2010/wordprocessingShape" mc:Ignorable="w14 w15 w16se w16cid w16 w16cex w16sdtdh w16sdtfl w16du wp14">
   <w:abstractNum w:abstractNumId="0" w15:restartNumberingAfterBreak="0">
-    <w:nsid w:val="03D82294"/>
+    <w:nsid w:val="361159A6"/>
+    <w:multiLevelType w:val="singleLevel"/>
+    <w:tmpl w:val="04090001"/>
+    <w:lvl w:ilvl="0">
+      <w:start w:val="1"/>
+      <w:numFmt w:val="bullet"/>
+      <w:lvlText w:val="■"/>
+      <w:lvlJc w:val="left"/>
+      <w:pPr>
+        <w:ind w:left="440" w:hanging="440"/>
+      </w:pPr>
+      <w:rPr>
+        <w:rFonts w:ascii="Meiryo UI" w:hAnsi="Meiryo UI" w:eastAsia="Meiryo UI" w:cs="Meiryo UI" w:hint="default"/>
+      </w:rPr>
+    </w:lvl>
+  </w:abstractNum>
+  <w:abstractNum w:abstractNumId="1" w15:restartNumberingAfterBreak="0">
+    <w:nsid w:val="3CC0536B"/>
     <w:multiLevelType w:val="hybridMultilevel"/>
-    <w:tmpl w:val="733E85CC"/>
+    <w:tmpl w:val="0C6E1812"/>
+    <w:name w:val="__API_DOC_SQUARE_BULLET__222222"/>
+    <w:lvl w:ilvl="0" w:tplc="0409000F">
+      <w:start w:val="1"/>
+      <w:numFmt w:val="decimal"/>
+      <w:lvlText w:val="%1."/>
+      <w:lvlJc w:val="left"/>
+      <w:pPr>
+        <w:ind w:left="440" w:hanging="440"/>
+      </w:pPr>
+    </w:lvl>
+    <w:lvl w:ilvl="1" w:tplc="04090017" w:tentative="1">
+      <w:start w:val="1"/>
+      <w:numFmt w:val="aiueoFullWidth"/>
+      <w:lvlText w:val="(%2)"/>
+      <w:lvlJc w:val="left"/>
+      <w:pPr>
+        <w:ind w:left="880" w:hanging="440"/>
+      </w:pPr>
+    </w:lvl>
+    <w:lvl w:ilvl="2" w:tplc="04090011" w:tentative="1">
+      <w:start w:val="1"/>
+      <w:numFmt w:val="decimalEnclosedCircle"/>
+      <w:lvlText w:val="%3"/>
+      <w:lvlJc w:val="left"/>
+      <w:pPr>
+        <w:ind w:left="1320" w:hanging="440"/>
+      </w:pPr>
+    </w:lvl>
+    <w:lvl w:ilvl="3" w:tplc="0409000F" w:tentative="1">
+      <w:start w:val="1"/>
+      <w:numFmt w:val="decimal"/>
+      <w:lvlText w:val="%4."/>
+      <w:lvlJc w:val="left"/>
+      <w:pPr>
+        <w:ind w:left="1760" w:hanging="440"/>
+      </w:pPr>
+    </w:lvl>
+    <w:lvl w:ilvl="4" w:tplc="04090017" w:tentative="1">
+      <w:start w:val="1"/>
+      <w:numFmt w:val="aiueoFullWidth"/>
+      <w:lvlText w:val="(%5)"/>
+      <w:lvlJc w:val="left"/>
+      <w:pPr>
+        <w:ind w:left="2200" w:hanging="440"/>
+      </w:pPr>
+    </w:lvl>
+    <w:lvl w:ilvl="5" w:tplc="04090011" w:tentative="1">
+      <w:start w:val="1"/>
+      <w:numFmt w:val="decimalEnclosedCircle"/>
+      <w:lvlText w:val="%6"/>
+      <w:lvlJc w:val="left"/>
+      <w:pPr>
+        <w:ind w:left="2640" w:hanging="440"/>
+      </w:pPr>
+    </w:lvl>
+    <w:lvl w:ilvl="6" w:tplc="0409000F" w:tentative="1">
+      <w:start w:val="1"/>
+      <w:numFmt w:val="decimal"/>
+      <w:lvlText w:val="%7."/>
+      <w:lvlJc w:val="left"/>
+      <w:pPr>
+        <w:ind w:left="3080" w:hanging="440"/>
+      </w:pPr>
+    </w:lvl>
+    <w:lvl w:ilvl="7" w:tplc="04090017" w:tentative="1">
+      <w:start w:val="1"/>
+      <w:numFmt w:val="aiueoFullWidth"/>
+      <w:lvlText w:val="(%8)"/>
+      <w:lvlJc w:val="left"/>
+      <w:pPr>
+        <w:ind w:left="3520" w:hanging="440"/>
+      </w:pPr>
+    </w:lvl>
+    <w:lvl w:ilvl="8" w:tplc="04090011" w:tentative="1">
+      <w:start w:val="1"/>
+      <w:numFmt w:val="decimalEnclosedCircle"/>
+      <w:lvlText w:val="%9"/>
+      <w:lvlJc w:val="left"/>
+      <w:pPr>
+        <w:ind w:left="3960" w:hanging="440"/>
+      </w:pPr>
+    </w:lvl>
+  </w:abstractNum>
+  <w:abstractNum w:abstractNumId="2" w15:restartNumberingAfterBreak="0">
+    <w:nsid w:val="436D6494"/>
+    <w:multiLevelType w:val="hybridMultilevel"/>
+    <w:tmpl w:val="95D80770"/>
+    <w:name w:val="__API_DOC_SQUARE_BULLET__22222"/>
+    <w:lvl w:ilvl="0" w:tplc="0409000F">
+      <w:start w:val="1"/>
+      <w:numFmt w:val="decimal"/>
+      <w:lvlText w:val="%1."/>
+      <w:lvlJc w:val="left"/>
+      <w:pPr>
+        <w:ind w:left="440" w:hanging="440"/>
+      </w:pPr>
+    </w:lvl>
+    <w:lvl w:ilvl="1" w:tplc="04090017" w:tentative="1">
+      <w:start w:val="1"/>
+      <w:numFmt w:val="aiueoFullWidth"/>
+      <w:lvlText w:val="(%2)"/>
+      <w:lvlJc w:val="left"/>
+      <w:pPr>
+        <w:ind w:left="880" w:hanging="440"/>
+      </w:pPr>
+    </w:lvl>
+    <w:lvl w:ilvl="2" w:tplc="04090011" w:tentative="1">
+      <w:start w:val="1"/>
+      <w:numFmt w:val="decimalEnclosedCircle"/>
+      <w:lvlText w:val="%3"/>
+      <w:lvlJc w:val="left"/>
+      <w:pPr>
+        <w:ind w:left="1320" w:hanging="440"/>
+      </w:pPr>
+    </w:lvl>
+    <w:lvl w:ilvl="3" w:tplc="0409000F" w:tentative="1">
+      <w:start w:val="1"/>
+      <w:numFmt w:val="decimal"/>
+      <w:lvlText w:val="%4."/>
+      <w:lvlJc w:val="left"/>
+      <w:pPr>
+        <w:ind w:left="1760" w:hanging="440"/>
+      </w:pPr>
+    </w:lvl>
+    <w:lvl w:ilvl="4" w:tplc="04090017" w:tentative="1">
+      <w:start w:val="1"/>
+      <w:numFmt w:val="aiueoFullWidth"/>
+      <w:lvlText w:val="(%5)"/>
+      <w:lvlJc w:val="left"/>
+      <w:pPr>
+        <w:ind w:left="2200" w:hanging="440"/>
+      </w:pPr>
+    </w:lvl>
+    <w:lvl w:ilvl="5" w:tplc="04090011" w:tentative="1">
+      <w:start w:val="1"/>
+      <w:numFmt w:val="decimalEnclosedCircle"/>
+      <w:lvlText w:val="%6"/>
+      <w:lvlJc w:val="left"/>
+      <w:pPr>
+        <w:ind w:left="2640" w:hanging="440"/>
+      </w:pPr>
+    </w:lvl>
+    <w:lvl w:ilvl="6" w:tplc="0409000F" w:tentative="1">
+      <w:start w:val="1"/>
+      <w:numFmt w:val="decimal"/>
+      <w:lvlText w:val="%7."/>
+      <w:lvlJc w:val="left"/>
+      <w:pPr>
+        <w:ind w:left="3080" w:hanging="440"/>
+      </w:pPr>
+    </w:lvl>
+    <w:lvl w:ilvl="7" w:tplc="04090017" w:tentative="1">
+      <w:start w:val="1"/>
+      <w:numFmt w:val="aiueoFullWidth"/>
+      <w:lvlText w:val="(%8)"/>
+      <w:lvlJc w:val="left"/>
+      <w:pPr>
+        <w:ind w:left="3520" w:hanging="440"/>
+      </w:pPr>
+    </w:lvl>
+    <w:lvl w:ilvl="8" w:tplc="04090011" w:tentative="1">
+      <w:start w:val="1"/>
+      <w:numFmt w:val="decimalEnclosedCircle"/>
+      <w:lvlText w:val="%9"/>
+      <w:lvlJc w:val="left"/>
+      <w:pPr>
+        <w:ind w:left="3960" w:hanging="440"/>
+      </w:pPr>
+    </w:lvl>
+  </w:abstractNum>
+  <w:abstractNum w:abstractNumId="3" w15:restartNumberingAfterBreak="0">
+    <w:nsid w:val="63C6010A"/>
+    <w:multiLevelType w:val="hybridMultilevel"/>
+    <w:tmpl w:val="1F1E281A"/>
+    <w:name w:val="__API_DOC_SQUARE_BULLET__2222"/>
+    <w:lvl w:ilvl="0" w:tplc="0409000F">
+      <w:start w:val="1"/>
+      <w:numFmt w:val="decimal"/>
+      <w:lvlText w:val="%1."/>
+      <w:lvlJc w:val="left"/>
+      <w:pPr>
+        <w:ind w:left="440" w:hanging="440"/>
+      </w:pPr>
+    </w:lvl>
+    <w:lvl w:ilvl="1" w:tplc="04090017" w:tentative="1">
+      <w:start w:val="1"/>
+      <w:numFmt w:val="aiueoFullWidth"/>
+      <w:lvlText w:val="(%2)"/>
+      <w:lvlJc w:val="left"/>
+      <w:pPr>
+        <w:ind w:left="880" w:hanging="440"/>
+      </w:pPr>
+    </w:lvl>
+    <w:lvl w:ilvl="2" w:tplc="04090011" w:tentative="1">
+      <w:start w:val="1"/>
+      <w:numFmt w:val="decimalEnclosedCircle"/>
+      <w:lvlText w:val="%3"/>
+      <w:lvlJc w:val="left"/>
+      <w:pPr>
+        <w:ind w:left="1320" w:hanging="440"/>
+      </w:pPr>
+    </w:lvl>
+    <w:lvl w:ilvl="3" w:tplc="0409000F" w:tentative="1">
+      <w:start w:val="1"/>
+      <w:numFmt w:val="decimal"/>
+      <w:lvlText w:val="%4."/>
+      <w:lvlJc w:val="left"/>
+      <w:pPr>
+        <w:ind w:left="1760" w:hanging="440"/>
+      </w:pPr>
+    </w:lvl>
+    <w:lvl w:ilvl="4" w:tplc="04090017" w:tentative="1">
+      <w:start w:val="1"/>
+      <w:numFmt w:val="aiueoFullWidth"/>
+      <w:lvlText w:val="(%5)"/>
+      <w:lvlJc w:val="left"/>
+      <w:pPr>
+        <w:ind w:left="2200" w:hanging="440"/>
+      </w:pPr>
+    </w:lvl>
+    <w:lvl w:ilvl="5" w:tplc="04090011" w:tentative="1">
+      <w:start w:val="1"/>
+      <w:numFmt w:val="decimalEnclosedCircle"/>
+      <w:lvlText w:val="%6"/>
+      <w:lvlJc w:val="left"/>
+      <w:pPr>
+        <w:ind w:left="2640" w:hanging="440"/>
+      </w:pPr>
+    </w:lvl>
+    <w:lvl w:ilvl="6" w:tplc="0409000F" w:tentative="1">
+      <w:start w:val="1"/>
+      <w:numFmt w:val="decimal"/>
+      <w:lvlText w:val="%7."/>
+      <w:lvlJc w:val="left"/>
+      <w:pPr>
+        <w:ind w:left="3080" w:hanging="440"/>
+      </w:pPr>
+    </w:lvl>
+    <w:lvl w:ilvl="7" w:tplc="04090017" w:tentative="1">
+      <w:start w:val="1"/>
+      <w:numFmt w:val="aiueoFullWidth"/>
+      <w:lvlText w:val="(%8)"/>
+      <w:lvlJc w:val="left"/>
+      <w:pPr>
+        <w:ind w:left="3520" w:hanging="440"/>
+      </w:pPr>
+    </w:lvl>
+    <w:lvl w:ilvl="8" w:tplc="04090011" w:tentative="1">
+      <w:start w:val="1"/>
+      <w:numFmt w:val="decimalEnclosedCircle"/>
+      <w:lvlText w:val="%9"/>
+      <w:lvlJc w:val="left"/>
+      <w:pPr>
+        <w:ind w:left="3960" w:hanging="440"/>
+      </w:pPr>
+    </w:lvl>
+  </w:abstractNum>
+  <w:abstractNum w:abstractNumId="4" w15:restartNumberingAfterBreak="0">
+    <w:nsid w:val="650D63C6"/>
+    <w:multiLevelType w:val="hybridMultilevel"/>
+    <w:tmpl w:val="BE624AE8"/>
     <w:name w:val="__API_DOC_SQUARE_BULLET__2"/>
     <w:lvl w:ilvl="0" w:tplc="0409000F">
       <w:start w:val="1"/>
@@ -44855,95 +45929,8 @@
       </w:pPr>
     </w:lvl>
   </w:abstractNum>
-  <w:abstractNum w:abstractNumId="1" w15:restartNumberingAfterBreak="0">
-    <w:nsid w:val="1C2E5A4F"/>
-    <w:multiLevelType w:val="hybridMultilevel"/>
-    <w:tmpl w:val="A664EB4A"/>
-    <w:name w:val="__API_DOC_SQUARE_BULLET__22"/>
-    <w:lvl w:ilvl="0" w:tplc="0409000F">
-      <w:start w:val="1"/>
-      <w:numFmt w:val="decimal"/>
-      <w:lvlText w:val="%1."/>
-      <w:lvlJc w:val="left"/>
-      <w:pPr>
-        <w:ind w:left="440" w:hanging="440"/>
-      </w:pPr>
-    </w:lvl>
-    <w:lvl w:ilvl="1" w:tplc="04090017" w:tentative="1">
-      <w:start w:val="1"/>
-      <w:numFmt w:val="aiueoFullWidth"/>
-      <w:lvlText w:val="(%2)"/>
-      <w:lvlJc w:val="left"/>
-      <w:pPr>
-        <w:ind w:left="880" w:hanging="440"/>
-      </w:pPr>
-    </w:lvl>
-    <w:lvl w:ilvl="2" w:tplc="04090011" w:tentative="1">
-      <w:start w:val="1"/>
-      <w:numFmt w:val="decimalEnclosedCircle"/>
-      <w:lvlText w:val="%3"/>
-      <w:lvlJc w:val="left"/>
-      <w:pPr>
-        <w:ind w:left="1320" w:hanging="440"/>
-      </w:pPr>
-    </w:lvl>
-    <w:lvl w:ilvl="3" w:tplc="0409000F" w:tentative="1">
-      <w:start w:val="1"/>
-      <w:numFmt w:val="decimal"/>
-      <w:lvlText w:val="%4."/>
-      <w:lvlJc w:val="left"/>
-      <w:pPr>
-        <w:ind w:left="1760" w:hanging="440"/>
-      </w:pPr>
-    </w:lvl>
-    <w:lvl w:ilvl="4" w:tplc="04090017" w:tentative="1">
-      <w:start w:val="1"/>
-      <w:numFmt w:val="aiueoFullWidth"/>
-      <w:lvlText w:val="(%5)"/>
-      <w:lvlJc w:val="left"/>
-      <w:pPr>
-        <w:ind w:left="2200" w:hanging="440"/>
-      </w:pPr>
-    </w:lvl>
-    <w:lvl w:ilvl="5" w:tplc="04090011" w:tentative="1">
-      <w:start w:val="1"/>
-      <w:numFmt w:val="decimalEnclosedCircle"/>
-      <w:lvlText w:val="%6"/>
-      <w:lvlJc w:val="left"/>
-      <w:pPr>
-        <w:ind w:left="2640" w:hanging="440"/>
-      </w:pPr>
-    </w:lvl>
-    <w:lvl w:ilvl="6" w:tplc="0409000F" w:tentative="1">
-      <w:start w:val="1"/>
-      <w:numFmt w:val="decimal"/>
-      <w:lvlText w:val="%7."/>
-      <w:lvlJc w:val="left"/>
-      <w:pPr>
-        <w:ind w:left="3080" w:hanging="440"/>
-      </w:pPr>
-    </w:lvl>
-    <w:lvl w:ilvl="7" w:tplc="04090017" w:tentative="1">
-      <w:start w:val="1"/>
-      <w:numFmt w:val="aiueoFullWidth"/>
-      <w:lvlText w:val="(%8)"/>
-      <w:lvlJc w:val="left"/>
-      <w:pPr>
-        <w:ind w:left="3520" w:hanging="440"/>
-      </w:pPr>
-    </w:lvl>
-    <w:lvl w:ilvl="8" w:tplc="04090011" w:tentative="1">
-      <w:start w:val="1"/>
-      <w:numFmt w:val="decimalEnclosedCircle"/>
-      <w:lvlText w:val="%9"/>
-      <w:lvlJc w:val="left"/>
-      <w:pPr>
-        <w:ind w:left="3960" w:hanging="440"/>
-      </w:pPr>
-    </w:lvl>
-  </w:abstractNum>
-  <w:abstractNum w:abstractNumId="2" w15:restartNumberingAfterBreak="0">
-    <w:nsid w:val="290561E0"/>
+  <w:abstractNum w:abstractNumId="5" w15:restartNumberingAfterBreak="0">
+    <w:nsid w:val="67D22678"/>
     <w:multiLevelType w:val="singleLevel"/>
     <w:tmpl w:val="0409000F"/>
     <w:name w:val="__API_DOC_SQUARE_BULLET__"/>
@@ -44957,11 +45944,11 @@
       </w:pPr>
     </w:lvl>
   </w:abstractNum>
-  <w:abstractNum w:abstractNumId="3" w15:restartNumberingAfterBreak="0">
-    <w:nsid w:val="31287892"/>
+  <w:abstractNum w:abstractNumId="6" w15:restartNumberingAfterBreak="0">
+    <w:nsid w:val="6D452F2C"/>
     <w:multiLevelType w:val="hybridMultilevel"/>
-    <w:tmpl w:val="720E1882"/>
-    <w:name w:val="__API_DOC_SQUARE_BULLET__22222"/>
+    <w:tmpl w:val="F138762C"/>
+    <w:name w:val="__API_DOC_SQUARE_BULLET__22"/>
     <w:lvl w:ilvl="0" w:tplc="0409000F">
       <w:start w:val="1"/>
       <w:numFmt w:val="decimal"/>
@@ -45044,111 +46031,7 @@
       </w:pPr>
     </w:lvl>
   </w:abstractNum>
-  <w:abstractNum w:abstractNumId="4" w15:restartNumberingAfterBreak="0">
-    <w:nsid w:val="4B540C36"/>
-    <w:multiLevelType w:val="singleLevel"/>
-    <w:tmpl w:val="04090001"/>
-    <w:lvl w:ilvl="0">
-      <w:start w:val="1"/>
-      <w:numFmt w:val="bullet"/>
-      <w:lvlText w:val="■"/>
-      <w:lvlJc w:val="left"/>
-      <w:pPr>
-        <w:ind w:left="440" w:hanging="440"/>
-      </w:pPr>
-      <w:rPr>
-        <w:rFonts w:ascii="Meiryo UI" w:hAnsi="Meiryo UI" w:eastAsia="Meiryo UI" w:cs="Meiryo UI" w:hint="default"/>
-      </w:rPr>
-    </w:lvl>
-  </w:abstractNum>
-  <w:abstractNum w:abstractNumId="5" w15:restartNumberingAfterBreak="0">
-    <w:nsid w:val="50AD3DDA"/>
-    <w:multiLevelType w:val="hybridMultilevel"/>
-    <w:tmpl w:val="247AD6EC"/>
-    <w:name w:val="__API_DOC_SQUARE_BULLET__222"/>
-    <w:lvl w:ilvl="0" w:tplc="0409000F">
-      <w:start w:val="1"/>
-      <w:numFmt w:val="decimal"/>
-      <w:lvlText w:val="%1."/>
-      <w:lvlJc w:val="left"/>
-      <w:pPr>
-        <w:ind w:left="440" w:hanging="440"/>
-      </w:pPr>
-    </w:lvl>
-    <w:lvl w:ilvl="1" w:tplc="04090017" w:tentative="1">
-      <w:start w:val="1"/>
-      <w:numFmt w:val="aiueoFullWidth"/>
-      <w:lvlText w:val="(%2)"/>
-      <w:lvlJc w:val="left"/>
-      <w:pPr>
-        <w:ind w:left="880" w:hanging="440"/>
-      </w:pPr>
-    </w:lvl>
-    <w:lvl w:ilvl="2" w:tplc="04090011" w:tentative="1">
-      <w:start w:val="1"/>
-      <w:numFmt w:val="decimalEnclosedCircle"/>
-      <w:lvlText w:val="%3"/>
-      <w:lvlJc w:val="left"/>
-      <w:pPr>
-        <w:ind w:left="1320" w:hanging="440"/>
-      </w:pPr>
-    </w:lvl>
-    <w:lvl w:ilvl="3" w:tplc="0409000F" w:tentative="1">
-      <w:start w:val="1"/>
-      <w:numFmt w:val="decimal"/>
-      <w:lvlText w:val="%4."/>
-      <w:lvlJc w:val="left"/>
-      <w:pPr>
-        <w:ind w:left="1760" w:hanging="440"/>
-      </w:pPr>
-    </w:lvl>
-    <w:lvl w:ilvl="4" w:tplc="04090017" w:tentative="1">
-      <w:start w:val="1"/>
-      <w:numFmt w:val="aiueoFullWidth"/>
-      <w:lvlText w:val="(%5)"/>
-      <w:lvlJc w:val="left"/>
-      <w:pPr>
-        <w:ind w:left="2200" w:hanging="440"/>
-      </w:pPr>
-    </w:lvl>
-    <w:lvl w:ilvl="5" w:tplc="04090011" w:tentative="1">
-      <w:start w:val="1"/>
-      <w:numFmt w:val="decimalEnclosedCircle"/>
-      <w:lvlText w:val="%6"/>
-      <w:lvlJc w:val="left"/>
-      <w:pPr>
-        <w:ind w:left="2640" w:hanging="440"/>
-      </w:pPr>
-    </w:lvl>
-    <w:lvl w:ilvl="6" w:tplc="0409000F" w:tentative="1">
-      <w:start w:val="1"/>
-      <w:numFmt w:val="decimal"/>
-      <w:lvlText w:val="%7."/>
-      <w:lvlJc w:val="left"/>
-      <w:pPr>
-        <w:ind w:left="3080" w:hanging="440"/>
-      </w:pPr>
-    </w:lvl>
-    <w:lvl w:ilvl="7" w:tplc="04090017" w:tentative="1">
-      <w:start w:val="1"/>
-      <w:numFmt w:val="aiueoFullWidth"/>
-      <w:lvlText w:val="(%8)"/>
-      <w:lvlJc w:val="left"/>
-      <w:pPr>
-        <w:ind w:left="3520" w:hanging="440"/>
-      </w:pPr>
-    </w:lvl>
-    <w:lvl w:ilvl="8" w:tplc="04090011" w:tentative="1">
-      <w:start w:val="1"/>
-      <w:numFmt w:val="decimalEnclosedCircle"/>
-      <w:lvlText w:val="%9"/>
-      <w:lvlJc w:val="left"/>
-      <w:pPr>
-        <w:ind w:left="3960" w:hanging="440"/>
-      </w:pPr>
-    </w:lvl>
-  </w:abstractNum>
-  <w:abstractNum w:abstractNumId="6" w15:restartNumberingAfterBreak="0">
+  <w:abstractNum w:abstractNumId="7" w15:restartNumberingAfterBreak="0">
     <w:nsid w:val="7AC532A8"/>
     <w:multiLevelType w:val="multilevel"/>
     <w:tmpl w:val="4E1E5628"/>
@@ -45262,11 +46145,11 @@
       </w:rPr>
     </w:lvl>
   </w:abstractNum>
-  <w:abstractNum w:abstractNumId="7" w15:restartNumberingAfterBreak="0">
-    <w:nsid w:val="7D8814B1"/>
+  <w:abstractNum w:abstractNumId="8" w15:restartNumberingAfterBreak="0">
+    <w:nsid w:val="7F2B5892"/>
     <w:multiLevelType w:val="hybridMultilevel"/>
-    <w:tmpl w:val="EF54F074"/>
-    <w:name w:val="__API_DOC_SQUARE_BULLET__2222"/>
+    <w:tmpl w:val="63985E3E"/>
+    <w:name w:val="__API_DOC_SQUARE_BULLET__222"/>
     <w:lvl w:ilvl="0" w:tplc="0409000F">
       <w:start w:val="1"/>
       <w:numFmt w:val="decimal"/>
@@ -45350,30 +46233,33 @@
     </w:lvl>
   </w:abstractNum>
   <w:num w:numId="1" w16cid:durableId="296302402">
+    <w:abstractNumId w:val="7"/>
+  </w:num>
+  <w:num w:numId="2" w16cid:durableId="1417357078">
+    <w:abstractNumId w:val="0"/>
+  </w:num>
+  <w:num w:numId="3" w16cid:durableId="1312099516">
+    <w:abstractNumId w:val="5"/>
+  </w:num>
+  <w:num w:numId="4" w16cid:durableId="595477527">
+    <w:abstractNumId w:val="4"/>
+  </w:num>
+  <w:num w:numId="5" w16cid:durableId="1557089891">
     <w:abstractNumId w:val="6"/>
   </w:num>
-  <w:num w:numId="2" w16cid:durableId="422839050">
-    <w:abstractNumId w:val="4"/>
+  <w:num w:numId="6" w16cid:durableId="1832911517">
+    <w:abstractNumId w:val="8"/>
   </w:num>
-  <w:num w:numId="3" w16cid:durableId="1495219561">
+  <w:num w:numId="7" w16cid:durableId="822502455">
+    <w:abstractNumId w:val="3"/>
+  </w:num>
+  <w:num w:numId="8" w16cid:durableId="1455370624">
     <w:abstractNumId w:val="2"/>
   </w:num>
-  <w:num w:numId="4" w16cid:durableId="369109808">
-    <w:abstractNumId w:val="0"/>
-  </w:num>
-  <w:num w:numId="5" w16cid:durableId="6102838">
+  <w:num w:numId="9" w16cid:durableId="1384013724">
     <w:abstractNumId w:val="1"/>
   </w:num>
-  <w:num w:numId="6" w16cid:durableId="863982672">
-    <w:abstractNumId w:val="5"/>
-  </w:num>
-  <w:num w:numId="7" w16cid:durableId="1025406329">
-    <w:abstractNumId w:val="7"/>
-  </w:num>
-  <w:num w:numId="8" w16cid:durableId="1054350201">
-    <w:abstractNumId w:val="3"/>
-  </w:num>
-  <w:numIdMacAtCleanup w:val="8"/>
+  <w:numIdMacAtCleanup w:val="9"/>
 </w:numbering>
 </file>
 

--- a/taniguchi/api/Fix/API設計書_修理管理.docx
+++ b/taniguchi/api/Fix/API設計書_修理管理.docx
@@ -1002,7 +1002,7 @@
       <w:r>
         <w:fldChar w:fldCharType="separate"/>
       </w:r>
-      <w:hyperlink w:anchor="_Toc231330629" w:history="1">
+      <w:hyperlink w:anchor="_Toc231756025" w:history="1">
         <w:r>
           <w:rPr>
             <w:rStyle w:val="afffffff5"/>
@@ -1029,7 +1029,7 @@
             <w:noProof/>
             <w:webHidden/>
           </w:rPr>
-          <w:instrText xml:space="preserve"> PAGEREF _Toc231330629 \h </w:instrText>
+          <w:instrText xml:space="preserve"> PAGEREF _Toc231756025 \h </w:instrText>
         </w:r>
         <w:r>
           <w:rPr>
@@ -1077,7 +1077,7 @@
           <w14:ligatures w14:val="standardContextual"/>
         </w:rPr>
       </w:pPr>
-      <w:hyperlink w:anchor="_Toc231330630" w:history="1">
+      <w:hyperlink w:anchor="_Toc231756026" w:history="1">
         <w:r>
           <w:rPr>
             <w:rStyle w:val="afffffff5"/>
@@ -1104,7 +1104,7 @@
             <w:noProof/>
             <w:webHidden/>
           </w:rPr>
-          <w:instrText xml:space="preserve"> PAGEREF _Toc231330630 \h </w:instrText>
+          <w:instrText xml:space="preserve"> PAGEREF _Toc231756026 \h </w:instrText>
         </w:r>
         <w:r>
           <w:rPr>
@@ -1152,7 +1152,7 @@
           <w14:ligatures w14:val="standardContextual"/>
         </w:rPr>
       </w:pPr>
-      <w:hyperlink w:anchor="_Toc231330631" w:history="1">
+      <w:hyperlink w:anchor="_Toc231756027" w:history="1">
         <w:r>
           <w:rPr>
             <w:rStyle w:val="afffffff5"/>
@@ -1179,7 +1179,7 @@
             <w:noProof/>
             <w:webHidden/>
           </w:rPr>
-          <w:instrText xml:space="preserve"> PAGEREF _Toc231330631 \h </w:instrText>
+          <w:instrText xml:space="preserve"> PAGEREF _Toc231756027 \h </w:instrText>
         </w:r>
         <w:r>
           <w:rPr>
@@ -1227,7 +1227,7 @@
           <w14:ligatures w14:val="standardContextual"/>
         </w:rPr>
       </w:pPr>
-      <w:hyperlink w:anchor="_Toc231330632" w:history="1">
+      <w:hyperlink w:anchor="_Toc231756028" w:history="1">
         <w:r>
           <w:rPr>
             <w:rStyle w:val="afffffff5"/>
@@ -1254,7 +1254,7 @@
             <w:noProof/>
             <w:webHidden/>
           </w:rPr>
-          <w:instrText xml:space="preserve"> PAGEREF _Toc231330632 \h </w:instrText>
+          <w:instrText xml:space="preserve"> PAGEREF _Toc231756028 \h </w:instrText>
         </w:r>
         <w:r>
           <w:rPr>
@@ -1302,7 +1302,7 @@
           <w14:ligatures w14:val="standardContextual"/>
         </w:rPr>
       </w:pPr>
-      <w:hyperlink w:anchor="_Toc231330633" w:history="1">
+      <w:hyperlink w:anchor="_Toc231756029" w:history="1">
         <w:r>
           <w:rPr>
             <w:rStyle w:val="afffffff5"/>
@@ -1329,7 +1329,7 @@
             <w:noProof/>
             <w:webHidden/>
           </w:rPr>
-          <w:instrText xml:space="preserve"> PAGEREF _Toc231330633 \h </w:instrText>
+          <w:instrText xml:space="preserve"> PAGEREF _Toc231756029 \h </w:instrText>
         </w:r>
         <w:r>
           <w:rPr>
@@ -1378,7 +1378,7 @@
           <w14:ligatures w14:val="standardContextual"/>
         </w:rPr>
       </w:pPr>
-      <w:hyperlink w:anchor="_Toc231330634" w:history="1">
+      <w:hyperlink w:anchor="_Toc231756030" w:history="1">
         <w:r>
           <w:rPr>
             <w:rStyle w:val="afffffff5"/>
@@ -1405,7 +1405,7 @@
             <w:noProof/>
             <w:webHidden/>
           </w:rPr>
-          <w:instrText xml:space="preserve"> PAGEREF _Toc231330634 \h </w:instrText>
+          <w:instrText xml:space="preserve"> PAGEREF _Toc231756030 \h </w:instrText>
         </w:r>
         <w:r>
           <w:rPr>
@@ -1453,7 +1453,7 @@
           <w14:ligatures w14:val="standardContextual"/>
         </w:rPr>
       </w:pPr>
-      <w:hyperlink w:anchor="_Toc231330635" w:history="1">
+      <w:hyperlink w:anchor="_Toc231756031" w:history="1">
         <w:r>
           <w:rPr>
             <w:rStyle w:val="afffffff5"/>
@@ -1480,7 +1480,7 @@
             <w:noProof/>
             <w:webHidden/>
           </w:rPr>
-          <w:instrText xml:space="preserve"> PAGEREF _Toc231330635 \h </w:instrText>
+          <w:instrText xml:space="preserve"> PAGEREF _Toc231756031 \h </w:instrText>
         </w:r>
         <w:r>
           <w:rPr>
@@ -1528,7 +1528,7 @@
           <w14:ligatures w14:val="standardContextual"/>
         </w:rPr>
       </w:pPr>
-      <w:hyperlink w:anchor="_Toc231330636" w:history="1">
+      <w:hyperlink w:anchor="_Toc231756032" w:history="1">
         <w:r>
           <w:rPr>
             <w:rStyle w:val="afffffff5"/>
@@ -1555,7 +1555,7 @@
             <w:noProof/>
             <w:webHidden/>
           </w:rPr>
-          <w:instrText xml:space="preserve"> PAGEREF _Toc231330636 \h </w:instrText>
+          <w:instrText xml:space="preserve"> PAGEREF _Toc231756032 \h </w:instrText>
         </w:r>
         <w:r>
           <w:rPr>
@@ -1603,7 +1603,7 @@
           <w14:ligatures w14:val="standardContextual"/>
         </w:rPr>
       </w:pPr>
-      <w:hyperlink w:anchor="_Toc231330637" w:history="1">
+      <w:hyperlink w:anchor="_Toc231756033" w:history="1">
         <w:r>
           <w:rPr>
             <w:rStyle w:val="afffffff5"/>
@@ -1630,7 +1630,7 @@
             <w:noProof/>
             <w:webHidden/>
           </w:rPr>
-          <w:instrText xml:space="preserve"> PAGEREF _Toc231330637 \h </w:instrText>
+          <w:instrText xml:space="preserve"> PAGEREF _Toc231756033 \h </w:instrText>
         </w:r>
         <w:r>
           <w:rPr>
@@ -1679,7 +1679,7 @@
           <w14:ligatures w14:val="standardContextual"/>
         </w:rPr>
       </w:pPr>
-      <w:hyperlink w:anchor="_Toc231330638" w:history="1">
+      <w:hyperlink w:anchor="_Toc231756034" w:history="1">
         <w:r>
           <w:rPr>
             <w:rStyle w:val="afffffff5"/>
@@ -1706,7 +1706,7 @@
             <w:noProof/>
             <w:webHidden/>
           </w:rPr>
-          <w:instrText xml:space="preserve"> PAGEREF _Toc231330638 \h </w:instrText>
+          <w:instrText xml:space="preserve"> PAGEREF _Toc231756034 \h </w:instrText>
         </w:r>
         <w:r>
           <w:rPr>
@@ -1754,7 +1754,7 @@
           <w14:ligatures w14:val="standardContextual"/>
         </w:rPr>
       </w:pPr>
-      <w:hyperlink w:anchor="_Toc231330639" w:history="1">
+      <w:hyperlink w:anchor="_Toc231756035" w:history="1">
         <w:r>
           <w:rPr>
             <w:rStyle w:val="afffffff5"/>
@@ -1781,7 +1781,7 @@
             <w:noProof/>
             <w:webHidden/>
           </w:rPr>
-          <w:instrText xml:space="preserve"> PAGEREF _Toc231330639 \h </w:instrText>
+          <w:instrText xml:space="preserve"> PAGEREF _Toc231756035 \h </w:instrText>
         </w:r>
         <w:r>
           <w:rPr>
@@ -1829,7 +1829,7 @@
           <w14:ligatures w14:val="standardContextual"/>
         </w:rPr>
       </w:pPr>
-      <w:hyperlink w:anchor="_Toc231330640" w:history="1">
+      <w:hyperlink w:anchor="_Toc231756036" w:history="1">
         <w:r>
           <w:rPr>
             <w:rStyle w:val="afffffff5"/>
@@ -1856,7 +1856,7 @@
             <w:noProof/>
             <w:webHidden/>
           </w:rPr>
-          <w:instrText xml:space="preserve"> PAGEREF _Toc231330640 \h </w:instrText>
+          <w:instrText xml:space="preserve"> PAGEREF _Toc231756036 \h </w:instrText>
         </w:r>
         <w:r>
           <w:rPr>
@@ -1904,7 +1904,7 @@
           <w14:ligatures w14:val="standardContextual"/>
         </w:rPr>
       </w:pPr>
-      <w:hyperlink w:anchor="_Toc231330641" w:history="1">
+      <w:hyperlink w:anchor="_Toc231756037" w:history="1">
         <w:r>
           <w:rPr>
             <w:rStyle w:val="afffffff5"/>
@@ -1931,7 +1931,7 @@
             <w:noProof/>
             <w:webHidden/>
           </w:rPr>
-          <w:instrText xml:space="preserve"> PAGEREF _Toc231330641 \h </w:instrText>
+          <w:instrText xml:space="preserve"> PAGEREF _Toc231756037 \h </w:instrText>
         </w:r>
         <w:r>
           <w:rPr>
@@ -1979,7 +1979,7 @@
           <w14:ligatures w14:val="standardContextual"/>
         </w:rPr>
       </w:pPr>
-      <w:hyperlink w:anchor="_Toc231330642" w:history="1">
+      <w:hyperlink w:anchor="_Toc231756038" w:history="1">
         <w:r>
           <w:rPr>
             <w:rStyle w:val="afffffff5"/>
@@ -2006,7 +2006,7 @@
             <w:noProof/>
             <w:webHidden/>
           </w:rPr>
-          <w:instrText xml:space="preserve"> PAGEREF _Toc231330642 \h </w:instrText>
+          <w:instrText xml:space="preserve"> PAGEREF _Toc231756038 \h </w:instrText>
         </w:r>
         <w:r>
           <w:rPr>
@@ -2054,7 +2054,7 @@
           <w14:ligatures w14:val="standardContextual"/>
         </w:rPr>
       </w:pPr>
-      <w:hyperlink w:anchor="_Toc231330643" w:history="1">
+      <w:hyperlink w:anchor="_Toc231756039" w:history="1">
         <w:r>
           <w:rPr>
             <w:rStyle w:val="afffffff5"/>
@@ -2081,7 +2081,7 @@
             <w:noProof/>
             <w:webHidden/>
           </w:rPr>
-          <w:instrText xml:space="preserve"> PAGEREF _Toc231330643 \h </w:instrText>
+          <w:instrText xml:space="preserve"> PAGEREF _Toc231756039 \h </w:instrText>
         </w:r>
         <w:r>
           <w:rPr>
@@ -2129,7 +2129,7 @@
           <w14:ligatures w14:val="standardContextual"/>
         </w:rPr>
       </w:pPr>
-      <w:hyperlink w:anchor="_Toc231330644" w:history="1">
+      <w:hyperlink w:anchor="_Toc231756040" w:history="1">
         <w:r>
           <w:rPr>
             <w:rStyle w:val="afffffff5"/>
@@ -2156,7 +2156,7 @@
             <w:noProof/>
             <w:webHidden/>
           </w:rPr>
-          <w:instrText xml:space="preserve"> PAGEREF _Toc231330644 \h </w:instrText>
+          <w:instrText xml:space="preserve"> PAGEREF _Toc231756040 \h </w:instrText>
         </w:r>
         <w:r>
           <w:rPr>
@@ -2204,7 +2204,7 @@
           <w14:ligatures w14:val="standardContextual"/>
         </w:rPr>
       </w:pPr>
-      <w:hyperlink w:anchor="_Toc231330645" w:history="1">
+      <w:hyperlink w:anchor="_Toc231756041" w:history="1">
         <w:r>
           <w:rPr>
             <w:rStyle w:val="afffffff5"/>
@@ -2231,7 +2231,7 @@
             <w:noProof/>
             <w:webHidden/>
           </w:rPr>
-          <w:instrText xml:space="preserve"> PAGEREF _Toc231330645 \h </w:instrText>
+          <w:instrText xml:space="preserve"> PAGEREF _Toc231756041 \h </w:instrText>
         </w:r>
         <w:r>
           <w:rPr>
@@ -2279,7 +2279,7 @@
           <w14:ligatures w14:val="standardContextual"/>
         </w:rPr>
       </w:pPr>
-      <w:hyperlink w:anchor="_Toc231330646" w:history="1">
+      <w:hyperlink w:anchor="_Toc231756042" w:history="1">
         <w:r>
           <w:rPr>
             <w:rStyle w:val="afffffff5"/>
@@ -2306,7 +2306,7 @@
             <w:noProof/>
             <w:webHidden/>
           </w:rPr>
-          <w:instrText xml:space="preserve"> PAGEREF _Toc231330646 \h </w:instrText>
+          <w:instrText xml:space="preserve"> PAGEREF _Toc231756042 \h </w:instrText>
         </w:r>
         <w:r>
           <w:rPr>
@@ -2353,7 +2353,7 @@
           <w14:ligatures w14:val="standardContextual"/>
         </w:rPr>
       </w:pPr>
-      <w:hyperlink w:anchor="_Toc231330647" w:history="1">
+      <w:hyperlink w:anchor="_Toc231756043" w:history="1">
         <w:r>
           <w:rPr>
             <w:rStyle w:val="afffffff5"/>
@@ -2380,7 +2380,7 @@
             <w:noProof/>
             <w:webHidden/>
           </w:rPr>
-          <w:instrText xml:space="preserve"> PAGEREF _Toc231330647 \h </w:instrText>
+          <w:instrText xml:space="preserve"> PAGEREF _Toc231756043 \h </w:instrText>
         </w:r>
         <w:r>
           <w:rPr>
@@ -2427,7 +2427,7 @@
           <w14:ligatures w14:val="standardContextual"/>
         </w:rPr>
       </w:pPr>
-      <w:hyperlink w:anchor="_Toc231330648" w:history="1">
+      <w:hyperlink w:anchor="_Toc231756044" w:history="1">
         <w:r>
           <w:rPr>
             <w:rStyle w:val="afffffff5"/>
@@ -2454,7 +2454,7 @@
             <w:noProof/>
             <w:webHidden/>
           </w:rPr>
-          <w:instrText xml:space="preserve"> PAGEREF _Toc231330648 \h </w:instrText>
+          <w:instrText xml:space="preserve"> PAGEREF _Toc231756044 \h </w:instrText>
         </w:r>
         <w:r>
           <w:rPr>
@@ -2501,7 +2501,7 @@
           <w14:ligatures w14:val="standardContextual"/>
         </w:rPr>
       </w:pPr>
-      <w:hyperlink w:anchor="_Toc231330649" w:history="1">
+      <w:hyperlink w:anchor="_Toc231756045" w:history="1">
         <w:r>
           <w:rPr>
             <w:rStyle w:val="afffffff5"/>
@@ -2528,7 +2528,7 @@
             <w:noProof/>
             <w:webHidden/>
           </w:rPr>
-          <w:instrText xml:space="preserve"> PAGEREF _Toc231330649 \h </w:instrText>
+          <w:instrText xml:space="preserve"> PAGEREF _Toc231756045 \h </w:instrText>
         </w:r>
         <w:r>
           <w:rPr>
@@ -2575,7 +2575,7 @@
           <w14:ligatures w14:val="standardContextual"/>
         </w:rPr>
       </w:pPr>
-      <w:hyperlink w:anchor="_Toc231330650" w:history="1">
+      <w:hyperlink w:anchor="_Toc231756046" w:history="1">
         <w:r>
           <w:rPr>
             <w:rStyle w:val="afffffff5"/>
@@ -2602,7 +2602,7 @@
             <w:noProof/>
             <w:webHidden/>
           </w:rPr>
-          <w:instrText xml:space="preserve"> PAGEREF _Toc231330650 \h </w:instrText>
+          <w:instrText xml:space="preserve"> PAGEREF _Toc231756046 \h </w:instrText>
         </w:r>
         <w:r>
           <w:rPr>
@@ -2649,7 +2649,7 @@
           <w14:ligatures w14:val="standardContextual"/>
         </w:rPr>
       </w:pPr>
-      <w:hyperlink w:anchor="_Toc231330651" w:history="1">
+      <w:hyperlink w:anchor="_Toc231756047" w:history="1">
         <w:r>
           <w:rPr>
             <w:rStyle w:val="afffffff5"/>
@@ -2676,7 +2676,7 @@
             <w:noProof/>
             <w:webHidden/>
           </w:rPr>
-          <w:instrText xml:space="preserve"> PAGEREF _Toc231330651 \h </w:instrText>
+          <w:instrText xml:space="preserve"> PAGEREF _Toc231756047 \h </w:instrText>
         </w:r>
         <w:r>
           <w:rPr>
@@ -2723,7 +2723,7 @@
           <w14:ligatures w14:val="standardContextual"/>
         </w:rPr>
       </w:pPr>
-      <w:hyperlink w:anchor="_Toc231330652" w:history="1">
+      <w:hyperlink w:anchor="_Toc231756048" w:history="1">
         <w:r>
           <w:rPr>
             <w:rStyle w:val="afffffff5"/>
@@ -2750,7 +2750,7 @@
             <w:noProof/>
             <w:webHidden/>
           </w:rPr>
-          <w:instrText xml:space="preserve"> PAGEREF _Toc231330652 \h </w:instrText>
+          <w:instrText xml:space="preserve"> PAGEREF _Toc231756048 \h </w:instrText>
         </w:r>
         <w:r>
           <w:rPr>
@@ -2799,7 +2799,7 @@
           <w14:ligatures w14:val="standardContextual"/>
         </w:rPr>
       </w:pPr>
-      <w:hyperlink w:anchor="_Toc231330653" w:history="1">
+      <w:hyperlink w:anchor="_Toc231756049" w:history="1">
         <w:r>
           <w:rPr>
             <w:rStyle w:val="afffffff5"/>
@@ -2826,7 +2826,7 @@
             <w:noProof/>
             <w:webHidden/>
           </w:rPr>
-          <w:instrText xml:space="preserve"> PAGEREF _Toc231330653 \h </w:instrText>
+          <w:instrText xml:space="preserve"> PAGEREF _Toc231756049 \h </w:instrText>
         </w:r>
         <w:r>
           <w:rPr>
@@ -2875,7 +2875,7 @@
           <w14:ligatures w14:val="standardContextual"/>
         </w:rPr>
       </w:pPr>
-      <w:hyperlink w:anchor="_Toc231330654" w:history="1">
+      <w:hyperlink w:anchor="_Toc231756050" w:history="1">
         <w:r>
           <w:rPr>
             <w:rStyle w:val="afffffff5"/>
@@ -2902,7 +2902,7 @@
             <w:noProof/>
             <w:webHidden/>
           </w:rPr>
-          <w:instrText xml:space="preserve"> PAGEREF _Toc231330654 \h </w:instrText>
+          <w:instrText xml:space="preserve"> PAGEREF _Toc231756050 \h </w:instrText>
         </w:r>
         <w:r>
           <w:rPr>
@@ -2950,7 +2950,7 @@
           <w14:ligatures w14:val="standardContextual"/>
         </w:rPr>
       </w:pPr>
-      <w:hyperlink w:anchor="_Toc231330655" w:history="1">
+      <w:hyperlink w:anchor="_Toc231756051" w:history="1">
         <w:r>
           <w:rPr>
             <w:rStyle w:val="afffffff5"/>
@@ -2977,7 +2977,7 @@
             <w:noProof/>
             <w:webHidden/>
           </w:rPr>
-          <w:instrText xml:space="preserve"> PAGEREF _Toc231330655 \h </w:instrText>
+          <w:instrText xml:space="preserve"> PAGEREF _Toc231756051 \h </w:instrText>
         </w:r>
         <w:r>
           <w:rPr>
@@ -3024,7 +3024,7 @@
           <w14:ligatures w14:val="standardContextual"/>
         </w:rPr>
       </w:pPr>
-      <w:hyperlink w:anchor="_Toc231330656" w:history="1">
+      <w:hyperlink w:anchor="_Toc231756052" w:history="1">
         <w:r>
           <w:rPr>
             <w:rStyle w:val="afffffff5"/>
@@ -3051,7 +3051,7 @@
             <w:noProof/>
             <w:webHidden/>
           </w:rPr>
-          <w:instrText xml:space="preserve"> PAGEREF _Toc231330656 \h </w:instrText>
+          <w:instrText xml:space="preserve"> PAGEREF _Toc231756052 \h </w:instrText>
         </w:r>
         <w:r>
           <w:rPr>
@@ -3098,7 +3098,7 @@
           <w14:ligatures w14:val="standardContextual"/>
         </w:rPr>
       </w:pPr>
-      <w:hyperlink w:anchor="_Toc231330657" w:history="1">
+      <w:hyperlink w:anchor="_Toc231756053" w:history="1">
         <w:r>
           <w:rPr>
             <w:rStyle w:val="afffffff5"/>
@@ -3125,7 +3125,7 @@
             <w:noProof/>
             <w:webHidden/>
           </w:rPr>
-          <w:instrText xml:space="preserve"> PAGEREF _Toc231330657 \h </w:instrText>
+          <w:instrText xml:space="preserve"> PAGEREF _Toc231756053 \h </w:instrText>
         </w:r>
         <w:r>
           <w:rPr>
@@ -3172,7 +3172,7 @@
           <w14:ligatures w14:val="standardContextual"/>
         </w:rPr>
       </w:pPr>
-      <w:hyperlink w:anchor="_Toc231330658" w:history="1">
+      <w:hyperlink w:anchor="_Toc231756054" w:history="1">
         <w:r>
           <w:rPr>
             <w:rStyle w:val="afffffff5"/>
@@ -3199,7 +3199,7 @@
             <w:noProof/>
             <w:webHidden/>
           </w:rPr>
-          <w:instrText xml:space="preserve"> PAGEREF _Toc231330658 \h </w:instrText>
+          <w:instrText xml:space="preserve"> PAGEREF _Toc231756054 \h </w:instrText>
         </w:r>
         <w:r>
           <w:rPr>
@@ -3247,7 +3247,7 @@
           <w14:ligatures w14:val="standardContextual"/>
         </w:rPr>
       </w:pPr>
-      <w:hyperlink w:anchor="_Toc231330659" w:history="1">
+      <w:hyperlink w:anchor="_Toc231756055" w:history="1">
         <w:r>
           <w:rPr>
             <w:rStyle w:val="afffffff5"/>
@@ -3274,7 +3274,7 @@
             <w:noProof/>
             <w:webHidden/>
           </w:rPr>
-          <w:instrText xml:space="preserve"> PAGEREF _Toc231330659 \h </w:instrText>
+          <w:instrText xml:space="preserve"> PAGEREF _Toc231756055 \h </w:instrText>
         </w:r>
         <w:r>
           <w:rPr>
@@ -3321,7 +3321,7 @@
           <w14:ligatures w14:val="standardContextual"/>
         </w:rPr>
       </w:pPr>
-      <w:hyperlink w:anchor="_Toc231330660" w:history="1">
+      <w:hyperlink w:anchor="_Toc231756056" w:history="1">
         <w:r>
           <w:rPr>
             <w:rStyle w:val="afffffff5"/>
@@ -3348,7 +3348,7 @@
             <w:noProof/>
             <w:webHidden/>
           </w:rPr>
-          <w:instrText xml:space="preserve"> PAGEREF _Toc231330660 \h </w:instrText>
+          <w:instrText xml:space="preserve"> PAGEREF _Toc231756056 \h </w:instrText>
         </w:r>
         <w:r>
           <w:rPr>
@@ -3395,7 +3395,7 @@
           <w14:ligatures w14:val="standardContextual"/>
         </w:rPr>
       </w:pPr>
-      <w:hyperlink w:anchor="_Toc231330661" w:history="1">
+      <w:hyperlink w:anchor="_Toc231756057" w:history="1">
         <w:r>
           <w:rPr>
             <w:rStyle w:val="afffffff5"/>
@@ -3422,7 +3422,7 @@
             <w:noProof/>
             <w:webHidden/>
           </w:rPr>
-          <w:instrText xml:space="preserve"> PAGEREF _Toc231330661 \h </w:instrText>
+          <w:instrText xml:space="preserve"> PAGEREF _Toc231756057 \h </w:instrText>
         </w:r>
         <w:r>
           <w:rPr>
@@ -3469,7 +3469,7 @@
           <w14:ligatures w14:val="standardContextual"/>
         </w:rPr>
       </w:pPr>
-      <w:hyperlink w:anchor="_Toc231330662" w:history="1">
+      <w:hyperlink w:anchor="_Toc231756058" w:history="1">
         <w:r>
           <w:rPr>
             <w:rStyle w:val="afffffff5"/>
@@ -3496,7 +3496,7 @@
             <w:noProof/>
             <w:webHidden/>
           </w:rPr>
-          <w:instrText xml:space="preserve"> PAGEREF _Toc231330662 \h </w:instrText>
+          <w:instrText xml:space="preserve"> PAGEREF _Toc231756058 \h </w:instrText>
         </w:r>
         <w:r>
           <w:rPr>
@@ -3544,7 +3544,7 @@
           <w14:ligatures w14:val="standardContextual"/>
         </w:rPr>
       </w:pPr>
-      <w:hyperlink w:anchor="_Toc231330663" w:history="1">
+      <w:hyperlink w:anchor="_Toc231756059" w:history="1">
         <w:r>
           <w:rPr>
             <w:rStyle w:val="afffffff5"/>
@@ -3571,7 +3571,7 @@
             <w:noProof/>
             <w:webHidden/>
           </w:rPr>
-          <w:instrText xml:space="preserve"> PAGEREF _Toc231330663 \h </w:instrText>
+          <w:instrText xml:space="preserve"> PAGEREF _Toc231756059 \h </w:instrText>
         </w:r>
         <w:r>
           <w:rPr>
@@ -3618,7 +3618,7 @@
           <w14:ligatures w14:val="standardContextual"/>
         </w:rPr>
       </w:pPr>
-      <w:hyperlink w:anchor="_Toc231330664" w:history="1">
+      <w:hyperlink w:anchor="_Toc231756060" w:history="1">
         <w:r>
           <w:rPr>
             <w:rStyle w:val="afffffff5"/>
@@ -3645,7 +3645,7 @@
             <w:noProof/>
             <w:webHidden/>
           </w:rPr>
-          <w:instrText xml:space="preserve"> PAGEREF _Toc231330664 \h </w:instrText>
+          <w:instrText xml:space="preserve"> PAGEREF _Toc231756060 \h </w:instrText>
         </w:r>
         <w:r>
           <w:rPr>
@@ -3692,7 +3692,7 @@
           <w14:ligatures w14:val="standardContextual"/>
         </w:rPr>
       </w:pPr>
-      <w:hyperlink w:anchor="_Toc231330665" w:history="1">
+      <w:hyperlink w:anchor="_Toc231756061" w:history="1">
         <w:r>
           <w:rPr>
             <w:rStyle w:val="afffffff5"/>
@@ -3719,7 +3719,7 @@
             <w:noProof/>
             <w:webHidden/>
           </w:rPr>
-          <w:instrText xml:space="preserve"> PAGEREF _Toc231330665 \h </w:instrText>
+          <w:instrText xml:space="preserve"> PAGEREF _Toc231756061 \h </w:instrText>
         </w:r>
         <w:r>
           <w:rPr>
@@ -3766,7 +3766,7 @@
           <w14:ligatures w14:val="standardContextual"/>
         </w:rPr>
       </w:pPr>
-      <w:hyperlink w:anchor="_Toc231330666" w:history="1">
+      <w:hyperlink w:anchor="_Toc231756062" w:history="1">
         <w:r>
           <w:rPr>
             <w:rStyle w:val="afffffff5"/>
@@ -3793,7 +3793,7 @@
             <w:noProof/>
             <w:webHidden/>
           </w:rPr>
-          <w:instrText xml:space="preserve"> PAGEREF _Toc231330666 \h </w:instrText>
+          <w:instrText xml:space="preserve"> PAGEREF _Toc231756062 \h </w:instrText>
         </w:r>
         <w:r>
           <w:rPr>
@@ -3840,7 +3840,7 @@
           <w14:ligatures w14:val="standardContextual"/>
         </w:rPr>
       </w:pPr>
-      <w:hyperlink w:anchor="_Toc231330667" w:history="1">
+      <w:hyperlink w:anchor="_Toc231756063" w:history="1">
         <w:r>
           <w:rPr>
             <w:rStyle w:val="afffffff5"/>
@@ -3867,7 +3867,7 @@
             <w:noProof/>
             <w:webHidden/>
           </w:rPr>
-          <w:instrText xml:space="preserve"> PAGEREF _Toc231330667 \h </w:instrText>
+          <w:instrText xml:space="preserve"> PAGEREF _Toc231756063 \h </w:instrText>
         </w:r>
         <w:r>
           <w:rPr>
@@ -3915,7 +3915,7 @@
           <w14:ligatures w14:val="standardContextual"/>
         </w:rPr>
       </w:pPr>
-      <w:hyperlink w:anchor="_Toc231330668" w:history="1">
+      <w:hyperlink w:anchor="_Toc231756064" w:history="1">
         <w:r>
           <w:rPr>
             <w:rStyle w:val="afffffff5"/>
@@ -3942,7 +3942,7 @@
             <w:noProof/>
             <w:webHidden/>
           </w:rPr>
-          <w:instrText xml:space="preserve"> PAGEREF _Toc231330668 \h </w:instrText>
+          <w:instrText xml:space="preserve"> PAGEREF _Toc231756064 \h </w:instrText>
         </w:r>
         <w:r>
           <w:rPr>
@@ -3989,7 +3989,7 @@
           <w14:ligatures w14:val="standardContextual"/>
         </w:rPr>
       </w:pPr>
-      <w:hyperlink w:anchor="_Toc231330669" w:history="1">
+      <w:hyperlink w:anchor="_Toc231756065" w:history="1">
         <w:r>
           <w:rPr>
             <w:rStyle w:val="afffffff5"/>
@@ -4016,7 +4016,7 @@
             <w:noProof/>
             <w:webHidden/>
           </w:rPr>
-          <w:instrText xml:space="preserve"> PAGEREF _Toc231330669 \h </w:instrText>
+          <w:instrText xml:space="preserve"> PAGEREF _Toc231756065 \h </w:instrText>
         </w:r>
         <w:r>
           <w:rPr>
@@ -4063,7 +4063,7 @@
           <w14:ligatures w14:val="standardContextual"/>
         </w:rPr>
       </w:pPr>
-      <w:hyperlink w:anchor="_Toc231330670" w:history="1">
+      <w:hyperlink w:anchor="_Toc231756066" w:history="1">
         <w:r>
           <w:rPr>
             <w:rStyle w:val="afffffff5"/>
@@ -4090,7 +4090,7 @@
             <w:noProof/>
             <w:webHidden/>
           </w:rPr>
-          <w:instrText xml:space="preserve"> PAGEREF _Toc231330670 \h </w:instrText>
+          <w:instrText xml:space="preserve"> PAGEREF _Toc231756066 \h </w:instrText>
         </w:r>
         <w:r>
           <w:rPr>
@@ -4137,7 +4137,7 @@
           <w14:ligatures w14:val="standardContextual"/>
         </w:rPr>
       </w:pPr>
-      <w:hyperlink w:anchor="_Toc231330671" w:history="1">
+      <w:hyperlink w:anchor="_Toc231756067" w:history="1">
         <w:r>
           <w:rPr>
             <w:rStyle w:val="afffffff5"/>
@@ -4164,7 +4164,7 @@
             <w:noProof/>
             <w:webHidden/>
           </w:rPr>
-          <w:instrText xml:space="preserve"> PAGEREF _Toc231330671 \h </w:instrText>
+          <w:instrText xml:space="preserve"> PAGEREF _Toc231756067 \h </w:instrText>
         </w:r>
         <w:r>
           <w:rPr>
@@ -4211,7 +4211,7 @@
           <w14:ligatures w14:val="standardContextual"/>
         </w:rPr>
       </w:pPr>
-      <w:hyperlink w:anchor="_Toc231330672" w:history="1">
+      <w:hyperlink w:anchor="_Toc231756068" w:history="1">
         <w:r>
           <w:rPr>
             <w:rStyle w:val="afffffff5"/>
@@ -4238,7 +4238,7 @@
             <w:noProof/>
             <w:webHidden/>
           </w:rPr>
-          <w:instrText xml:space="preserve"> PAGEREF _Toc231330672 \h </w:instrText>
+          <w:instrText xml:space="preserve"> PAGEREF _Toc231756068 \h </w:instrText>
         </w:r>
         <w:r>
           <w:rPr>
@@ -4286,7 +4286,7 @@
           <w14:ligatures w14:val="standardContextual"/>
         </w:rPr>
       </w:pPr>
-      <w:hyperlink w:anchor="_Toc231330673" w:history="1">
+      <w:hyperlink w:anchor="_Toc231756069" w:history="1">
         <w:r>
           <w:rPr>
             <w:rStyle w:val="afffffff5"/>
@@ -4313,7 +4313,7 @@
             <w:noProof/>
             <w:webHidden/>
           </w:rPr>
-          <w:instrText xml:space="preserve"> PAGEREF _Toc231330673 \h </w:instrText>
+          <w:instrText xml:space="preserve"> PAGEREF _Toc231756069 \h </w:instrText>
         </w:r>
         <w:r>
           <w:rPr>
@@ -4360,7 +4360,7 @@
           <w14:ligatures w14:val="standardContextual"/>
         </w:rPr>
       </w:pPr>
-      <w:hyperlink w:anchor="_Toc231330674" w:history="1">
+      <w:hyperlink w:anchor="_Toc231756070" w:history="1">
         <w:r>
           <w:rPr>
             <w:rStyle w:val="afffffff5"/>
@@ -4387,7 +4387,7 @@
             <w:noProof/>
             <w:webHidden/>
           </w:rPr>
-          <w:instrText xml:space="preserve"> PAGEREF _Toc231330674 \h </w:instrText>
+          <w:instrText xml:space="preserve"> PAGEREF _Toc231756070 \h </w:instrText>
         </w:r>
         <w:r>
           <w:rPr>
@@ -4434,7 +4434,7 @@
           <w14:ligatures w14:val="standardContextual"/>
         </w:rPr>
       </w:pPr>
-      <w:hyperlink w:anchor="_Toc231330675" w:history="1">
+      <w:hyperlink w:anchor="_Toc231756071" w:history="1">
         <w:r>
           <w:rPr>
             <w:rStyle w:val="afffffff5"/>
@@ -4461,7 +4461,7 @@
             <w:noProof/>
             <w:webHidden/>
           </w:rPr>
-          <w:instrText xml:space="preserve"> PAGEREF _Toc231330675 \h </w:instrText>
+          <w:instrText xml:space="preserve"> PAGEREF _Toc231756071 \h </w:instrText>
         </w:r>
         <w:r>
           <w:rPr>
@@ -4508,7 +4508,7 @@
           <w14:ligatures w14:val="standardContextual"/>
         </w:rPr>
       </w:pPr>
-      <w:hyperlink w:anchor="_Toc231330676" w:history="1">
+      <w:hyperlink w:anchor="_Toc231756072" w:history="1">
         <w:r>
           <w:rPr>
             <w:rStyle w:val="afffffff5"/>
@@ -4535,7 +4535,7 @@
             <w:noProof/>
             <w:webHidden/>
           </w:rPr>
-          <w:instrText xml:space="preserve"> PAGEREF _Toc231330676 \h </w:instrText>
+          <w:instrText xml:space="preserve"> PAGEREF _Toc231756072 \h </w:instrText>
         </w:r>
         <w:r>
           <w:rPr>
@@ -4582,7 +4582,7 @@
           <w14:ligatures w14:val="standardContextual"/>
         </w:rPr>
       </w:pPr>
-      <w:hyperlink w:anchor="_Toc231330677" w:history="1">
+      <w:hyperlink w:anchor="_Toc231756073" w:history="1">
         <w:r>
           <w:rPr>
             <w:rStyle w:val="afffffff5"/>
@@ -4609,7 +4609,7 @@
             <w:noProof/>
             <w:webHidden/>
           </w:rPr>
-          <w:instrText xml:space="preserve"> PAGEREF _Toc231330677 \h </w:instrText>
+          <w:instrText xml:space="preserve"> PAGEREF _Toc231756073 \h </w:instrText>
         </w:r>
         <w:r>
           <w:rPr>
@@ -4657,7 +4657,7 @@
           <w14:ligatures w14:val="standardContextual"/>
         </w:rPr>
       </w:pPr>
-      <w:hyperlink w:anchor="_Toc231330678" w:history="1">
+      <w:hyperlink w:anchor="_Toc231756074" w:history="1">
         <w:r>
           <w:rPr>
             <w:rStyle w:val="afffffff5"/>
@@ -4684,7 +4684,7 @@
             <w:noProof/>
             <w:webHidden/>
           </w:rPr>
-          <w:instrText xml:space="preserve"> PAGEREF _Toc231330678 \h </w:instrText>
+          <w:instrText xml:space="preserve"> PAGEREF _Toc231756074 \h </w:instrText>
         </w:r>
         <w:r>
           <w:rPr>
@@ -4731,7 +4731,7 @@
           <w14:ligatures w14:val="standardContextual"/>
         </w:rPr>
       </w:pPr>
-      <w:hyperlink w:anchor="_Toc231330679" w:history="1">
+      <w:hyperlink w:anchor="_Toc231756075" w:history="1">
         <w:r>
           <w:rPr>
             <w:rStyle w:val="afffffff5"/>
@@ -4758,7 +4758,7 @@
             <w:noProof/>
             <w:webHidden/>
           </w:rPr>
-          <w:instrText xml:space="preserve"> PAGEREF _Toc231330679 \h </w:instrText>
+          <w:instrText xml:space="preserve"> PAGEREF _Toc231756075 \h </w:instrText>
         </w:r>
         <w:r>
           <w:rPr>
@@ -4805,7 +4805,7 @@
           <w14:ligatures w14:val="standardContextual"/>
         </w:rPr>
       </w:pPr>
-      <w:hyperlink w:anchor="_Toc231330680" w:history="1">
+      <w:hyperlink w:anchor="_Toc231756076" w:history="1">
         <w:r>
           <w:rPr>
             <w:rStyle w:val="afffffff5"/>
@@ -4832,7 +4832,7 @@
             <w:noProof/>
             <w:webHidden/>
           </w:rPr>
-          <w:instrText xml:space="preserve"> PAGEREF _Toc231330680 \h </w:instrText>
+          <w:instrText xml:space="preserve"> PAGEREF _Toc231756076 \h </w:instrText>
         </w:r>
         <w:r>
           <w:rPr>
@@ -4879,7 +4879,7 @@
           <w14:ligatures w14:val="standardContextual"/>
         </w:rPr>
       </w:pPr>
-      <w:hyperlink w:anchor="_Toc231330681" w:history="1">
+      <w:hyperlink w:anchor="_Toc231756077" w:history="1">
         <w:r>
           <w:rPr>
             <w:rStyle w:val="afffffff5"/>
@@ -4906,7 +4906,7 @@
             <w:noProof/>
             <w:webHidden/>
           </w:rPr>
-          <w:instrText xml:space="preserve"> PAGEREF _Toc231330681 \h </w:instrText>
+          <w:instrText xml:space="preserve"> PAGEREF _Toc231756077 \h </w:instrText>
         </w:r>
         <w:r>
           <w:rPr>
@@ -4954,7 +4954,7 @@
           <w14:ligatures w14:val="standardContextual"/>
         </w:rPr>
       </w:pPr>
-      <w:hyperlink w:anchor="_Toc231330682" w:history="1">
+      <w:hyperlink w:anchor="_Toc231756078" w:history="1">
         <w:r>
           <w:rPr>
             <w:rStyle w:val="afffffff5"/>
@@ -4981,7 +4981,7 @@
             <w:noProof/>
             <w:webHidden/>
           </w:rPr>
-          <w:instrText xml:space="preserve"> PAGEREF _Toc231330682 \h </w:instrText>
+          <w:instrText xml:space="preserve"> PAGEREF _Toc231756078 \h </w:instrText>
         </w:r>
         <w:r>
           <w:rPr>
@@ -5028,7 +5028,7 @@
           <w14:ligatures w14:val="standardContextual"/>
         </w:rPr>
       </w:pPr>
-      <w:hyperlink w:anchor="_Toc231330683" w:history="1">
+      <w:hyperlink w:anchor="_Toc231756079" w:history="1">
         <w:r>
           <w:rPr>
             <w:rStyle w:val="afffffff5"/>
@@ -5055,7 +5055,7 @@
             <w:noProof/>
             <w:webHidden/>
           </w:rPr>
-          <w:instrText xml:space="preserve"> PAGEREF _Toc231330683 \h </w:instrText>
+          <w:instrText xml:space="preserve"> PAGEREF _Toc231756079 \h </w:instrText>
         </w:r>
         <w:r>
           <w:rPr>
@@ -5102,7 +5102,7 @@
           <w14:ligatures w14:val="standardContextual"/>
         </w:rPr>
       </w:pPr>
-      <w:hyperlink w:anchor="_Toc231330684" w:history="1">
+      <w:hyperlink w:anchor="_Toc231756080" w:history="1">
         <w:r>
           <w:rPr>
             <w:rStyle w:val="afffffff5"/>
@@ -5129,7 +5129,7 @@
             <w:noProof/>
             <w:webHidden/>
           </w:rPr>
-          <w:instrText xml:space="preserve"> PAGEREF _Toc231330684 \h </w:instrText>
+          <w:instrText xml:space="preserve"> PAGEREF _Toc231756080 \h </w:instrText>
         </w:r>
         <w:r>
           <w:rPr>
@@ -5176,7 +5176,7 @@
           <w14:ligatures w14:val="standardContextual"/>
         </w:rPr>
       </w:pPr>
-      <w:hyperlink w:anchor="_Toc231330685" w:history="1">
+      <w:hyperlink w:anchor="_Toc231756081" w:history="1">
         <w:r>
           <w:rPr>
             <w:rStyle w:val="afffffff5"/>
@@ -5203,7 +5203,7 @@
             <w:noProof/>
             <w:webHidden/>
           </w:rPr>
-          <w:instrText xml:space="preserve"> PAGEREF _Toc231330685 \h </w:instrText>
+          <w:instrText xml:space="preserve"> PAGEREF _Toc231756081 \h </w:instrText>
         </w:r>
         <w:r>
           <w:rPr>
@@ -5250,7 +5250,7 @@
           <w14:ligatures w14:val="standardContextual"/>
         </w:rPr>
       </w:pPr>
-      <w:hyperlink w:anchor="_Toc231330686" w:history="1">
+      <w:hyperlink w:anchor="_Toc231756082" w:history="1">
         <w:r>
           <w:rPr>
             <w:rStyle w:val="afffffff5"/>
@@ -5277,7 +5277,7 @@
             <w:noProof/>
             <w:webHidden/>
           </w:rPr>
-          <w:instrText xml:space="preserve"> PAGEREF _Toc231330686 \h </w:instrText>
+          <w:instrText xml:space="preserve"> PAGEREF _Toc231756082 \h </w:instrText>
         </w:r>
         <w:r>
           <w:rPr>
@@ -5325,7 +5325,7 @@
           <w14:ligatures w14:val="standardContextual"/>
         </w:rPr>
       </w:pPr>
-      <w:hyperlink w:anchor="_Toc231330687" w:history="1">
+      <w:hyperlink w:anchor="_Toc231756083" w:history="1">
         <w:r>
           <w:rPr>
             <w:rStyle w:val="afffffff5"/>
@@ -5352,7 +5352,7 @@
             <w:noProof/>
             <w:webHidden/>
           </w:rPr>
-          <w:instrText xml:space="preserve"> PAGEREF _Toc231330687 \h </w:instrText>
+          <w:instrText xml:space="preserve"> PAGEREF _Toc231756083 \h </w:instrText>
         </w:r>
         <w:r>
           <w:rPr>
@@ -5399,7 +5399,7 @@
           <w14:ligatures w14:val="standardContextual"/>
         </w:rPr>
       </w:pPr>
-      <w:hyperlink w:anchor="_Toc231330688" w:history="1">
+      <w:hyperlink w:anchor="_Toc231756084" w:history="1">
         <w:r>
           <w:rPr>
             <w:rStyle w:val="afffffff5"/>
@@ -5426,7 +5426,7 @@
             <w:noProof/>
             <w:webHidden/>
           </w:rPr>
-          <w:instrText xml:space="preserve"> PAGEREF _Toc231330688 \h </w:instrText>
+          <w:instrText xml:space="preserve"> PAGEREF _Toc231756084 \h </w:instrText>
         </w:r>
         <w:r>
           <w:rPr>
@@ -5473,7 +5473,7 @@
           <w14:ligatures w14:val="standardContextual"/>
         </w:rPr>
       </w:pPr>
-      <w:hyperlink w:anchor="_Toc231330689" w:history="1">
+      <w:hyperlink w:anchor="_Toc231756085" w:history="1">
         <w:r>
           <w:rPr>
             <w:rStyle w:val="afffffff5"/>
@@ -5500,7 +5500,7 @@
             <w:noProof/>
             <w:webHidden/>
           </w:rPr>
-          <w:instrText xml:space="preserve"> PAGEREF _Toc231330689 \h </w:instrText>
+          <w:instrText xml:space="preserve"> PAGEREF _Toc231756085 \h </w:instrText>
         </w:r>
         <w:r>
           <w:rPr>
@@ -5547,7 +5547,7 @@
           <w14:ligatures w14:val="standardContextual"/>
         </w:rPr>
       </w:pPr>
-      <w:hyperlink w:anchor="_Toc231330690" w:history="1">
+      <w:hyperlink w:anchor="_Toc231756086" w:history="1">
         <w:r>
           <w:rPr>
             <w:rStyle w:val="afffffff5"/>
@@ -5574,7 +5574,7 @@
             <w:noProof/>
             <w:webHidden/>
           </w:rPr>
-          <w:instrText xml:space="preserve"> PAGEREF _Toc231330690 \h </w:instrText>
+          <w:instrText xml:space="preserve"> PAGEREF _Toc231756086 \h </w:instrText>
         </w:r>
         <w:r>
           <w:rPr>
@@ -5622,7 +5622,7 @@
           <w14:ligatures w14:val="standardContextual"/>
         </w:rPr>
       </w:pPr>
-      <w:hyperlink w:anchor="_Toc231330691" w:history="1">
+      <w:hyperlink w:anchor="_Toc231756087" w:history="1">
         <w:r>
           <w:rPr>
             <w:rStyle w:val="afffffff5"/>
@@ -5649,7 +5649,7 @@
             <w:noProof/>
             <w:webHidden/>
           </w:rPr>
-          <w:instrText xml:space="preserve"> PAGEREF _Toc231330691 \h </w:instrText>
+          <w:instrText xml:space="preserve"> PAGEREF _Toc231756087 \h </w:instrText>
         </w:r>
         <w:r>
           <w:rPr>
@@ -5696,7 +5696,7 @@
           <w14:ligatures w14:val="standardContextual"/>
         </w:rPr>
       </w:pPr>
-      <w:hyperlink w:anchor="_Toc231330692" w:history="1">
+      <w:hyperlink w:anchor="_Toc231756088" w:history="1">
         <w:r>
           <w:rPr>
             <w:rStyle w:val="afffffff5"/>
@@ -5723,7 +5723,7 @@
             <w:noProof/>
             <w:webHidden/>
           </w:rPr>
-          <w:instrText xml:space="preserve"> PAGEREF _Toc231330692 \h </w:instrText>
+          <w:instrText xml:space="preserve"> PAGEREF _Toc231756088 \h </w:instrText>
         </w:r>
         <w:r>
           <w:rPr>
@@ -5770,7 +5770,7 @@
           <w14:ligatures w14:val="standardContextual"/>
         </w:rPr>
       </w:pPr>
-      <w:hyperlink w:anchor="_Toc231330693" w:history="1">
+      <w:hyperlink w:anchor="_Toc231756089" w:history="1">
         <w:r>
           <w:rPr>
             <w:rStyle w:val="afffffff5"/>
@@ -5797,7 +5797,7 @@
             <w:noProof/>
             <w:webHidden/>
           </w:rPr>
-          <w:instrText xml:space="preserve"> PAGEREF _Toc231330693 \h </w:instrText>
+          <w:instrText xml:space="preserve"> PAGEREF _Toc231756089 \h </w:instrText>
         </w:r>
         <w:r>
           <w:rPr>
@@ -5844,7 +5844,7 @@
           <w14:ligatures w14:val="standardContextual"/>
         </w:rPr>
       </w:pPr>
-      <w:hyperlink w:anchor="_Toc231330694" w:history="1">
+      <w:hyperlink w:anchor="_Toc231756090" w:history="1">
         <w:r>
           <w:rPr>
             <w:rStyle w:val="afffffff5"/>
@@ -5871,7 +5871,7 @@
             <w:noProof/>
             <w:webHidden/>
           </w:rPr>
-          <w:instrText xml:space="preserve"> PAGEREF _Toc231330694 \h </w:instrText>
+          <w:instrText xml:space="preserve"> PAGEREF _Toc231756090 \h </w:instrText>
         </w:r>
         <w:r>
           <w:rPr>
@@ -5918,7 +5918,7 @@
           <w14:ligatures w14:val="standardContextual"/>
         </w:rPr>
       </w:pPr>
-      <w:hyperlink w:anchor="_Toc231330695" w:history="1">
+      <w:hyperlink w:anchor="_Toc231756091" w:history="1">
         <w:r>
           <w:rPr>
             <w:rStyle w:val="afffffff5"/>
@@ -5945,7 +5945,7 @@
             <w:noProof/>
             <w:webHidden/>
           </w:rPr>
-          <w:instrText xml:space="preserve"> PAGEREF _Toc231330695 \h </w:instrText>
+          <w:instrText xml:space="preserve"> PAGEREF _Toc231756091 \h </w:instrText>
         </w:r>
         <w:r>
           <w:rPr>
@@ -5993,7 +5993,7 @@
           <w14:ligatures w14:val="standardContextual"/>
         </w:rPr>
       </w:pPr>
-      <w:hyperlink w:anchor="_Toc231330696" w:history="1">
+      <w:hyperlink w:anchor="_Toc231756092" w:history="1">
         <w:r>
           <w:rPr>
             <w:rStyle w:val="afffffff5"/>
@@ -6020,7 +6020,7 @@
             <w:noProof/>
             <w:webHidden/>
           </w:rPr>
-          <w:instrText xml:space="preserve"> PAGEREF _Toc231330696 \h </w:instrText>
+          <w:instrText xml:space="preserve"> PAGEREF _Toc231756092 \h </w:instrText>
         </w:r>
         <w:r>
           <w:rPr>
@@ -6067,7 +6067,7 @@
           <w14:ligatures w14:val="standardContextual"/>
         </w:rPr>
       </w:pPr>
-      <w:hyperlink w:anchor="_Toc231330697" w:history="1">
+      <w:hyperlink w:anchor="_Toc231756093" w:history="1">
         <w:r>
           <w:rPr>
             <w:rStyle w:val="afffffff5"/>
@@ -6094,7 +6094,7 @@
             <w:noProof/>
             <w:webHidden/>
           </w:rPr>
-          <w:instrText xml:space="preserve"> PAGEREF _Toc231330697 \h </w:instrText>
+          <w:instrText xml:space="preserve"> PAGEREF _Toc231756093 \h </w:instrText>
         </w:r>
         <w:r>
           <w:rPr>
@@ -6141,7 +6141,7 @@
           <w14:ligatures w14:val="standardContextual"/>
         </w:rPr>
       </w:pPr>
-      <w:hyperlink w:anchor="_Toc231330698" w:history="1">
+      <w:hyperlink w:anchor="_Toc231756094" w:history="1">
         <w:r>
           <w:rPr>
             <w:rStyle w:val="afffffff5"/>
@@ -6168,7 +6168,7 @@
             <w:noProof/>
             <w:webHidden/>
           </w:rPr>
-          <w:instrText xml:space="preserve"> PAGEREF _Toc231330698 \h </w:instrText>
+          <w:instrText xml:space="preserve"> PAGEREF _Toc231756094 \h </w:instrText>
         </w:r>
         <w:r>
           <w:rPr>
@@ -6215,7 +6215,7 @@
           <w14:ligatures w14:val="standardContextual"/>
         </w:rPr>
       </w:pPr>
-      <w:hyperlink w:anchor="_Toc231330699" w:history="1">
+      <w:hyperlink w:anchor="_Toc231756095" w:history="1">
         <w:r>
           <w:rPr>
             <w:rStyle w:val="afffffff5"/>
@@ -6242,7 +6242,7 @@
             <w:noProof/>
             <w:webHidden/>
           </w:rPr>
-          <w:instrText xml:space="preserve"> PAGEREF _Toc231330699 \h </w:instrText>
+          <w:instrText xml:space="preserve"> PAGEREF _Toc231756095 \h </w:instrText>
         </w:r>
         <w:r>
           <w:rPr>
@@ -6289,7 +6289,7 @@
           <w14:ligatures w14:val="standardContextual"/>
         </w:rPr>
       </w:pPr>
-      <w:hyperlink w:anchor="_Toc231330700" w:history="1">
+      <w:hyperlink w:anchor="_Toc231756096" w:history="1">
         <w:r>
           <w:rPr>
             <w:rStyle w:val="afffffff5"/>
@@ -6316,7 +6316,7 @@
             <w:noProof/>
             <w:webHidden/>
           </w:rPr>
-          <w:instrText xml:space="preserve"> PAGEREF _Toc231330700 \h </w:instrText>
+          <w:instrText xml:space="preserve"> PAGEREF _Toc231756096 \h </w:instrText>
         </w:r>
         <w:r>
           <w:rPr>
@@ -6364,7 +6364,7 @@
           <w14:ligatures w14:val="standardContextual"/>
         </w:rPr>
       </w:pPr>
-      <w:hyperlink w:anchor="_Toc231330701" w:history="1">
+      <w:hyperlink w:anchor="_Toc231756097" w:history="1">
         <w:r>
           <w:rPr>
             <w:rStyle w:val="afffffff5"/>
@@ -6391,7 +6391,7 @@
             <w:noProof/>
             <w:webHidden/>
           </w:rPr>
-          <w:instrText xml:space="preserve"> PAGEREF _Toc231330701 \h </w:instrText>
+          <w:instrText xml:space="preserve"> PAGEREF _Toc231756097 \h </w:instrText>
         </w:r>
         <w:r>
           <w:rPr>
@@ -6438,7 +6438,7 @@
           <w14:ligatures w14:val="standardContextual"/>
         </w:rPr>
       </w:pPr>
-      <w:hyperlink w:anchor="_Toc231330702" w:history="1">
+      <w:hyperlink w:anchor="_Toc231756098" w:history="1">
         <w:r>
           <w:rPr>
             <w:rStyle w:val="afffffff5"/>
@@ -6465,7 +6465,7 @@
             <w:noProof/>
             <w:webHidden/>
           </w:rPr>
-          <w:instrText xml:space="preserve"> PAGEREF _Toc231330702 \h </w:instrText>
+          <w:instrText xml:space="preserve"> PAGEREF _Toc231756098 \h </w:instrText>
         </w:r>
         <w:r>
           <w:rPr>
@@ -6512,7 +6512,7 @@
           <w14:ligatures w14:val="standardContextual"/>
         </w:rPr>
       </w:pPr>
-      <w:hyperlink w:anchor="_Toc231330703" w:history="1">
+      <w:hyperlink w:anchor="_Toc231756099" w:history="1">
         <w:r>
           <w:rPr>
             <w:rStyle w:val="afffffff5"/>
@@ -6539,7 +6539,7 @@
             <w:noProof/>
             <w:webHidden/>
           </w:rPr>
-          <w:instrText xml:space="preserve"> PAGEREF _Toc231330703 \h </w:instrText>
+          <w:instrText xml:space="preserve"> PAGEREF _Toc231756099 \h </w:instrText>
         </w:r>
         <w:r>
           <w:rPr>
@@ -6586,7 +6586,7 @@
           <w14:ligatures w14:val="standardContextual"/>
         </w:rPr>
       </w:pPr>
-      <w:hyperlink w:anchor="_Toc231330704" w:history="1">
+      <w:hyperlink w:anchor="_Toc231756100" w:history="1">
         <w:r>
           <w:rPr>
             <w:rStyle w:val="afffffff5"/>
@@ -6613,7 +6613,7 @@
             <w:noProof/>
             <w:webHidden/>
           </w:rPr>
-          <w:instrText xml:space="preserve"> PAGEREF _Toc231330704 \h </w:instrText>
+          <w:instrText xml:space="preserve"> PAGEREF _Toc231756100 \h </w:instrText>
         </w:r>
         <w:r>
           <w:rPr>
@@ -6660,7 +6660,7 @@
           <w14:ligatures w14:val="standardContextual"/>
         </w:rPr>
       </w:pPr>
-      <w:hyperlink w:anchor="_Toc231330705" w:history="1">
+      <w:hyperlink w:anchor="_Toc231756101" w:history="1">
         <w:r>
           <w:rPr>
             <w:rStyle w:val="afffffff5"/>
@@ -6687,7 +6687,7 @@
             <w:noProof/>
             <w:webHidden/>
           </w:rPr>
-          <w:instrText xml:space="preserve"> PAGEREF _Toc231330705 \h </w:instrText>
+          <w:instrText xml:space="preserve"> PAGEREF _Toc231756101 \h </w:instrText>
         </w:r>
         <w:r>
           <w:rPr>
@@ -6735,7 +6735,7 @@
           <w14:ligatures w14:val="standardContextual"/>
         </w:rPr>
       </w:pPr>
-      <w:hyperlink w:anchor="_Toc231330706" w:history="1">
+      <w:hyperlink w:anchor="_Toc231756102" w:history="1">
         <w:r>
           <w:rPr>
             <w:rStyle w:val="afffffff5"/>
@@ -6762,7 +6762,7 @@
             <w:noProof/>
             <w:webHidden/>
           </w:rPr>
-          <w:instrText xml:space="preserve"> PAGEREF _Toc231330706 \h </w:instrText>
+          <w:instrText xml:space="preserve"> PAGEREF _Toc231756102 \h </w:instrText>
         </w:r>
         <w:r>
           <w:rPr>
@@ -6809,7 +6809,7 @@
           <w14:ligatures w14:val="standardContextual"/>
         </w:rPr>
       </w:pPr>
-      <w:hyperlink w:anchor="_Toc231330707" w:history="1">
+      <w:hyperlink w:anchor="_Toc231756103" w:history="1">
         <w:r>
           <w:rPr>
             <w:rStyle w:val="afffffff5"/>
@@ -6836,7 +6836,7 @@
             <w:noProof/>
             <w:webHidden/>
           </w:rPr>
-          <w:instrText xml:space="preserve"> PAGEREF _Toc231330707 \h </w:instrText>
+          <w:instrText xml:space="preserve"> PAGEREF _Toc231756103 \h </w:instrText>
         </w:r>
         <w:r>
           <w:rPr>
@@ -6883,7 +6883,7 @@
           <w14:ligatures w14:val="standardContextual"/>
         </w:rPr>
       </w:pPr>
-      <w:hyperlink w:anchor="_Toc231330708" w:history="1">
+      <w:hyperlink w:anchor="_Toc231756104" w:history="1">
         <w:r>
           <w:rPr>
             <w:rStyle w:val="afffffff5"/>
@@ -6910,7 +6910,7 @@
             <w:noProof/>
             <w:webHidden/>
           </w:rPr>
-          <w:instrText xml:space="preserve"> PAGEREF _Toc231330708 \h </w:instrText>
+          <w:instrText xml:space="preserve"> PAGEREF _Toc231756104 \h </w:instrText>
         </w:r>
         <w:r>
           <w:rPr>
@@ -6957,7 +6957,7 @@
           <w14:ligatures w14:val="standardContextual"/>
         </w:rPr>
       </w:pPr>
-      <w:hyperlink w:anchor="_Toc231330709" w:history="1">
+      <w:hyperlink w:anchor="_Toc231756105" w:history="1">
         <w:r>
           <w:rPr>
             <w:rStyle w:val="afffffff5"/>
@@ -6984,7 +6984,7 @@
             <w:noProof/>
             <w:webHidden/>
           </w:rPr>
-          <w:instrText xml:space="preserve"> PAGEREF _Toc231330709 \h </w:instrText>
+          <w:instrText xml:space="preserve"> PAGEREF _Toc231756105 \h </w:instrText>
         </w:r>
         <w:r>
           <w:rPr>
@@ -7031,7 +7031,7 @@
           <w14:ligatures w14:val="standardContextual"/>
         </w:rPr>
       </w:pPr>
-      <w:hyperlink w:anchor="_Toc231330710" w:history="1">
+      <w:hyperlink w:anchor="_Toc231756106" w:history="1">
         <w:r>
           <w:rPr>
             <w:rStyle w:val="afffffff5"/>
@@ -7058,7 +7058,7 @@
             <w:noProof/>
             <w:webHidden/>
           </w:rPr>
-          <w:instrText xml:space="preserve"> PAGEREF _Toc231330710 \h </w:instrText>
+          <w:instrText xml:space="preserve"> PAGEREF _Toc231756106 \h </w:instrText>
         </w:r>
         <w:r>
           <w:rPr>
@@ -7106,7 +7106,7 @@
           <w14:ligatures w14:val="standardContextual"/>
         </w:rPr>
       </w:pPr>
-      <w:hyperlink w:anchor="_Toc231330711" w:history="1">
+      <w:hyperlink w:anchor="_Toc231756107" w:history="1">
         <w:r>
           <w:rPr>
             <w:rStyle w:val="afffffff5"/>
@@ -7133,7 +7133,7 @@
             <w:noProof/>
             <w:webHidden/>
           </w:rPr>
-          <w:instrText xml:space="preserve"> PAGEREF _Toc231330711 \h </w:instrText>
+          <w:instrText xml:space="preserve"> PAGEREF _Toc231756107 \h </w:instrText>
         </w:r>
         <w:r>
           <w:rPr>
@@ -7180,7 +7180,7 @@
           <w14:ligatures w14:val="standardContextual"/>
         </w:rPr>
       </w:pPr>
-      <w:hyperlink w:anchor="_Toc231330712" w:history="1">
+      <w:hyperlink w:anchor="_Toc231756108" w:history="1">
         <w:r>
           <w:rPr>
             <w:rStyle w:val="afffffff5"/>
@@ -7207,7 +7207,7 @@
             <w:noProof/>
             <w:webHidden/>
           </w:rPr>
-          <w:instrText xml:space="preserve"> PAGEREF _Toc231330712 \h </w:instrText>
+          <w:instrText xml:space="preserve"> PAGEREF _Toc231756108 \h </w:instrText>
         </w:r>
         <w:r>
           <w:rPr>
@@ -7254,7 +7254,7 @@
           <w14:ligatures w14:val="standardContextual"/>
         </w:rPr>
       </w:pPr>
-      <w:hyperlink w:anchor="_Toc231330713" w:history="1">
+      <w:hyperlink w:anchor="_Toc231756109" w:history="1">
         <w:r>
           <w:rPr>
             <w:rStyle w:val="afffffff5"/>
@@ -7281,7 +7281,7 @@
             <w:noProof/>
             <w:webHidden/>
           </w:rPr>
-          <w:instrText xml:space="preserve"> PAGEREF _Toc231330713 \h </w:instrText>
+          <w:instrText xml:space="preserve"> PAGEREF _Toc231756109 \h </w:instrText>
         </w:r>
         <w:r>
           <w:rPr>
@@ -7328,7 +7328,7 @@
           <w14:ligatures w14:val="standardContextual"/>
         </w:rPr>
       </w:pPr>
-      <w:hyperlink w:anchor="_Toc231330714" w:history="1">
+      <w:hyperlink w:anchor="_Toc231756110" w:history="1">
         <w:r>
           <w:rPr>
             <w:rStyle w:val="afffffff5"/>
@@ -7355,7 +7355,7 @@
             <w:noProof/>
             <w:webHidden/>
           </w:rPr>
-          <w:instrText xml:space="preserve"> PAGEREF _Toc231330714 \h </w:instrText>
+          <w:instrText xml:space="preserve"> PAGEREF _Toc231756110 \h </w:instrText>
         </w:r>
         <w:r>
           <w:rPr>
@@ -7402,7 +7402,7 @@
           <w14:ligatures w14:val="standardContextual"/>
         </w:rPr>
       </w:pPr>
-      <w:hyperlink w:anchor="_Toc231330715" w:history="1">
+      <w:hyperlink w:anchor="_Toc231756111" w:history="1">
         <w:r>
           <w:rPr>
             <w:rStyle w:val="afffffff5"/>
@@ -7429,7 +7429,7 @@
             <w:noProof/>
             <w:webHidden/>
           </w:rPr>
-          <w:instrText xml:space="preserve"> PAGEREF _Toc231330715 \h </w:instrText>
+          <w:instrText xml:space="preserve"> PAGEREF _Toc231756111 \h </w:instrText>
         </w:r>
         <w:r>
           <w:rPr>
@@ -7477,7 +7477,7 @@
           <w14:ligatures w14:val="standardContextual"/>
         </w:rPr>
       </w:pPr>
-      <w:hyperlink w:anchor="_Toc231330716" w:history="1">
+      <w:hyperlink w:anchor="_Toc231756112" w:history="1">
         <w:r>
           <w:rPr>
             <w:rStyle w:val="afffffff5"/>
@@ -7504,7 +7504,7 @@
             <w:noProof/>
             <w:webHidden/>
           </w:rPr>
-          <w:instrText xml:space="preserve"> PAGEREF _Toc231330716 \h </w:instrText>
+          <w:instrText xml:space="preserve"> PAGEREF _Toc231756112 \h </w:instrText>
         </w:r>
         <w:r>
           <w:rPr>
@@ -7551,7 +7551,7 @@
           <w14:ligatures w14:val="standardContextual"/>
         </w:rPr>
       </w:pPr>
-      <w:hyperlink w:anchor="_Toc231330717" w:history="1">
+      <w:hyperlink w:anchor="_Toc231756113" w:history="1">
         <w:r>
           <w:rPr>
             <w:rStyle w:val="afffffff5"/>
@@ -7578,7 +7578,7 @@
             <w:noProof/>
             <w:webHidden/>
           </w:rPr>
-          <w:instrText xml:space="preserve"> PAGEREF _Toc231330717 \h </w:instrText>
+          <w:instrText xml:space="preserve"> PAGEREF _Toc231756113 \h </w:instrText>
         </w:r>
         <w:r>
           <w:rPr>
@@ -7625,7 +7625,7 @@
           <w14:ligatures w14:val="standardContextual"/>
         </w:rPr>
       </w:pPr>
-      <w:hyperlink w:anchor="_Toc231330718" w:history="1">
+      <w:hyperlink w:anchor="_Toc231756114" w:history="1">
         <w:r>
           <w:rPr>
             <w:rStyle w:val="afffffff5"/>
@@ -7652,7 +7652,7 @@
             <w:noProof/>
             <w:webHidden/>
           </w:rPr>
-          <w:instrText xml:space="preserve"> PAGEREF _Toc231330718 \h </w:instrText>
+          <w:instrText xml:space="preserve"> PAGEREF _Toc231756114 \h </w:instrText>
         </w:r>
         <w:r>
           <w:rPr>
@@ -7699,7 +7699,7 @@
           <w14:ligatures w14:val="standardContextual"/>
         </w:rPr>
       </w:pPr>
-      <w:hyperlink w:anchor="_Toc231330719" w:history="1">
+      <w:hyperlink w:anchor="_Toc231756115" w:history="1">
         <w:r>
           <w:rPr>
             <w:rStyle w:val="afffffff5"/>
@@ -7726,7 +7726,7 @@
             <w:noProof/>
             <w:webHidden/>
           </w:rPr>
-          <w:instrText xml:space="preserve"> PAGEREF _Toc231330719 \h </w:instrText>
+          <w:instrText xml:space="preserve"> PAGEREF _Toc231756115 \h </w:instrText>
         </w:r>
         <w:r>
           <w:rPr>
@@ -7774,7 +7774,7 @@
           <w14:ligatures w14:val="standardContextual"/>
         </w:rPr>
       </w:pPr>
-      <w:hyperlink w:anchor="_Toc231330720" w:history="1">
+      <w:hyperlink w:anchor="_Toc231756116" w:history="1">
         <w:r>
           <w:rPr>
             <w:rStyle w:val="afffffff5"/>
@@ -7801,7 +7801,7 @@
             <w:noProof/>
             <w:webHidden/>
           </w:rPr>
-          <w:instrText xml:space="preserve"> PAGEREF _Toc231330720 \h </w:instrText>
+          <w:instrText xml:space="preserve"> PAGEREF _Toc231756116 \h </w:instrText>
         </w:r>
         <w:r>
           <w:rPr>
@@ -7848,7 +7848,7 @@
           <w14:ligatures w14:val="standardContextual"/>
         </w:rPr>
       </w:pPr>
-      <w:hyperlink w:anchor="_Toc231330721" w:history="1">
+      <w:hyperlink w:anchor="_Toc231756117" w:history="1">
         <w:r>
           <w:rPr>
             <w:rStyle w:val="afffffff5"/>
@@ -7875,7 +7875,7 @@
             <w:noProof/>
             <w:webHidden/>
           </w:rPr>
-          <w:instrText xml:space="preserve"> PAGEREF _Toc231330721 \h </w:instrText>
+          <w:instrText xml:space="preserve"> PAGEREF _Toc231756117 \h </w:instrText>
         </w:r>
         <w:r>
           <w:rPr>
@@ -7922,7 +7922,7 @@
           <w14:ligatures w14:val="standardContextual"/>
         </w:rPr>
       </w:pPr>
-      <w:hyperlink w:anchor="_Toc231330722" w:history="1">
+      <w:hyperlink w:anchor="_Toc231756118" w:history="1">
         <w:r>
           <w:rPr>
             <w:rStyle w:val="afffffff5"/>
@@ -7949,7 +7949,7 @@
             <w:noProof/>
             <w:webHidden/>
           </w:rPr>
-          <w:instrText xml:space="preserve"> PAGEREF _Toc231330722 \h </w:instrText>
+          <w:instrText xml:space="preserve"> PAGEREF _Toc231756118 \h </w:instrText>
         </w:r>
         <w:r>
           <w:rPr>
@@ -7996,7 +7996,7 @@
           <w14:ligatures w14:val="standardContextual"/>
         </w:rPr>
       </w:pPr>
-      <w:hyperlink w:anchor="_Toc231330723" w:history="1">
+      <w:hyperlink w:anchor="_Toc231756119" w:history="1">
         <w:r>
           <w:rPr>
             <w:rStyle w:val="afffffff5"/>
@@ -8023,7 +8023,7 @@
             <w:noProof/>
             <w:webHidden/>
           </w:rPr>
-          <w:instrText xml:space="preserve"> PAGEREF _Toc231330723 \h </w:instrText>
+          <w:instrText xml:space="preserve"> PAGEREF _Toc231756119 \h </w:instrText>
         </w:r>
         <w:r>
           <w:rPr>
@@ -8071,7 +8071,7 @@
           <w14:ligatures w14:val="standardContextual"/>
         </w:rPr>
       </w:pPr>
-      <w:hyperlink w:anchor="_Toc231330724" w:history="1">
+      <w:hyperlink w:anchor="_Toc231756120" w:history="1">
         <w:r>
           <w:rPr>
             <w:rStyle w:val="afffffff5"/>
@@ -8098,7 +8098,7 @@
             <w:noProof/>
             <w:webHidden/>
           </w:rPr>
-          <w:instrText xml:space="preserve"> PAGEREF _Toc231330724 \h </w:instrText>
+          <w:instrText xml:space="preserve"> PAGEREF _Toc231756120 \h </w:instrText>
         </w:r>
         <w:r>
           <w:rPr>
@@ -8145,7 +8145,7 @@
           <w14:ligatures w14:val="standardContextual"/>
         </w:rPr>
       </w:pPr>
-      <w:hyperlink w:anchor="_Toc231330725" w:history="1">
+      <w:hyperlink w:anchor="_Toc231756121" w:history="1">
         <w:r>
           <w:rPr>
             <w:rStyle w:val="afffffff5"/>
@@ -8172,7 +8172,7 @@
             <w:noProof/>
             <w:webHidden/>
           </w:rPr>
-          <w:instrText xml:space="preserve"> PAGEREF _Toc231330725 \h </w:instrText>
+          <w:instrText xml:space="preserve"> PAGEREF _Toc231756121 \h </w:instrText>
         </w:r>
         <w:r>
           <w:rPr>
@@ -8219,7 +8219,7 @@
           <w14:ligatures w14:val="standardContextual"/>
         </w:rPr>
       </w:pPr>
-      <w:hyperlink w:anchor="_Toc231330726" w:history="1">
+      <w:hyperlink w:anchor="_Toc231756122" w:history="1">
         <w:r>
           <w:rPr>
             <w:rStyle w:val="afffffff5"/>
@@ -8246,7 +8246,7 @@
             <w:noProof/>
             <w:webHidden/>
           </w:rPr>
-          <w:instrText xml:space="preserve"> PAGEREF _Toc231330726 \h </w:instrText>
+          <w:instrText xml:space="preserve"> PAGEREF _Toc231756122 \h </w:instrText>
         </w:r>
         <w:r>
           <w:rPr>
@@ -8293,7 +8293,7 @@
           <w14:ligatures w14:val="standardContextual"/>
         </w:rPr>
       </w:pPr>
-      <w:hyperlink w:anchor="_Toc231330727" w:history="1">
+      <w:hyperlink w:anchor="_Toc231756123" w:history="1">
         <w:r>
           <w:rPr>
             <w:rStyle w:val="afffffff5"/>
@@ -8320,7 +8320,7 @@
             <w:noProof/>
             <w:webHidden/>
           </w:rPr>
-          <w:instrText xml:space="preserve"> PAGEREF _Toc231330727 \h </w:instrText>
+          <w:instrText xml:space="preserve"> PAGEREF _Toc231756123 \h </w:instrText>
         </w:r>
         <w:r>
           <w:rPr>
@@ -8369,7 +8369,7 @@
           <w14:ligatures w14:val="standardContextual"/>
         </w:rPr>
       </w:pPr>
-      <w:hyperlink w:anchor="_Toc231330728" w:history="1">
+      <w:hyperlink w:anchor="_Toc231756124" w:history="1">
         <w:r>
           <w:rPr>
             <w:rStyle w:val="afffffff5"/>
@@ -8396,7 +8396,7 @@
             <w:noProof/>
             <w:webHidden/>
           </w:rPr>
-          <w:instrText xml:space="preserve"> PAGEREF _Toc231330728 \h </w:instrText>
+          <w:instrText xml:space="preserve"> PAGEREF _Toc231756124 \h </w:instrText>
         </w:r>
         <w:r>
           <w:rPr>
@@ -8444,7 +8444,7 @@
           <w14:ligatures w14:val="standardContextual"/>
         </w:rPr>
       </w:pPr>
-      <w:hyperlink w:anchor="_Toc231330729" w:history="1">
+      <w:hyperlink w:anchor="_Toc231756125" w:history="1">
         <w:r>
           <w:rPr>
             <w:rStyle w:val="afffffff5"/>
@@ -8471,7 +8471,7 @@
             <w:noProof/>
             <w:webHidden/>
           </w:rPr>
-          <w:instrText xml:space="preserve"> PAGEREF _Toc231330729 \h </w:instrText>
+          <w:instrText xml:space="preserve"> PAGEREF _Toc231756125 \h </w:instrText>
         </w:r>
         <w:r>
           <w:rPr>
@@ -8519,7 +8519,7 @@
           <w14:ligatures w14:val="standardContextual"/>
         </w:rPr>
       </w:pPr>
-      <w:hyperlink w:anchor="_Toc231330730" w:history="1">
+      <w:hyperlink w:anchor="_Toc231756126" w:history="1">
         <w:r>
           <w:rPr>
             <w:rStyle w:val="afffffff5"/>
@@ -8546,7 +8546,7 @@
             <w:noProof/>
             <w:webHidden/>
           </w:rPr>
-          <w:instrText xml:space="preserve"> PAGEREF _Toc231330730 \h </w:instrText>
+          <w:instrText xml:space="preserve"> PAGEREF _Toc231756126 \h </w:instrText>
         </w:r>
         <w:r>
           <w:rPr>
@@ -8594,7 +8594,7 @@
           <w14:ligatures w14:val="standardContextual"/>
         </w:rPr>
       </w:pPr>
-      <w:hyperlink w:anchor="_Toc231330731" w:history="1">
+      <w:hyperlink w:anchor="_Toc231756127" w:history="1">
         <w:r>
           <w:rPr>
             <w:rStyle w:val="afffffff5"/>
@@ -8621,7 +8621,7 @@
             <w:noProof/>
             <w:webHidden/>
           </w:rPr>
-          <w:instrText xml:space="preserve"> PAGEREF _Toc231330731 \h </w:instrText>
+          <w:instrText xml:space="preserve"> PAGEREF _Toc231756127 \h </w:instrText>
         </w:r>
         <w:r>
           <w:rPr>
@@ -8669,7 +8669,7 @@
           <w14:ligatures w14:val="standardContextual"/>
         </w:rPr>
       </w:pPr>
-      <w:hyperlink w:anchor="_Toc231330732" w:history="1">
+      <w:hyperlink w:anchor="_Toc231756128" w:history="1">
         <w:r>
           <w:rPr>
             <w:rStyle w:val="afffffff5"/>
@@ -8696,7 +8696,7 @@
             <w:noProof/>
             <w:webHidden/>
           </w:rPr>
-          <w:instrText xml:space="preserve"> PAGEREF _Toc231330732 \h </w:instrText>
+          <w:instrText xml:space="preserve"> PAGEREF _Toc231756128 \h </w:instrText>
         </w:r>
         <w:r>
           <w:rPr>
@@ -8745,7 +8745,7 @@
           <w14:ligatures w14:val="standardContextual"/>
         </w:rPr>
       </w:pPr>
-      <w:hyperlink w:anchor="_Toc231330733" w:history="1">
+      <w:hyperlink w:anchor="_Toc231756129" w:history="1">
         <w:r>
           <w:rPr>
             <w:rStyle w:val="afffffff5"/>
@@ -8772,7 +8772,7 @@
             <w:noProof/>
             <w:webHidden/>
           </w:rPr>
-          <w:instrText xml:space="preserve"> PAGEREF _Toc231330733 \h </w:instrText>
+          <w:instrText xml:space="preserve"> PAGEREF _Toc231756129 \h </w:instrText>
         </w:r>
         <w:r>
           <w:rPr>
@@ -8821,7 +8821,7 @@
           <w14:ligatures w14:val="standardContextual"/>
         </w:rPr>
       </w:pPr>
-      <w:hyperlink w:anchor="_Toc231330734" w:history="1">
+      <w:hyperlink w:anchor="_Toc231756130" w:history="1">
         <w:r>
           <w:rPr>
             <w:rStyle w:val="afffffff5"/>
@@ -8848,7 +8848,7 @@
             <w:noProof/>
             <w:webHidden/>
           </w:rPr>
-          <w:instrText xml:space="preserve"> PAGEREF _Toc231330734 \h </w:instrText>
+          <w:instrText xml:space="preserve"> PAGEREF _Toc231756130 \h </w:instrText>
         </w:r>
         <w:r>
           <w:rPr>
@@ -8896,7 +8896,7 @@
           <w14:ligatures w14:val="standardContextual"/>
         </w:rPr>
       </w:pPr>
-      <w:hyperlink w:anchor="_Toc231330735" w:history="1">
+      <w:hyperlink w:anchor="_Toc231756131" w:history="1">
         <w:r>
           <w:rPr>
             <w:rStyle w:val="afffffff5"/>
@@ -8923,7 +8923,7 @@
             <w:noProof/>
             <w:webHidden/>
           </w:rPr>
-          <w:instrText xml:space="preserve"> PAGEREF _Toc231330735 \h </w:instrText>
+          <w:instrText xml:space="preserve"> PAGEREF _Toc231756131 \h </w:instrText>
         </w:r>
         <w:r>
           <w:rPr>
@@ -8964,7 +8964,7 @@
       <w:r>
         <w:fldChar w:fldCharType="end"/>
       </w:r>
-      <w:bookmarkStart w:id="1" w:name="_Toc231330629"/>
+      <w:bookmarkStart w:id="1" w:name="_Toc231756025"/>
       <w:r>
         <w:rPr>
           <w:rFonts w:hint="eastAsia"/>
@@ -8980,7 +8980,7 @@
           <w:rFonts w:hint="eastAsia"/>
         </w:rPr>
       </w:pPr>
-      <w:bookmarkStart w:id="2" w:name="_Toc231330630"/>
+      <w:bookmarkStart w:id="2" w:name="_Toc231756026"/>
       <w:r>
         <w:rPr>
           <w:rFonts w:hint="eastAsia"/>
@@ -9156,7 +9156,7 @@
           <w:rFonts w:hint="eastAsia"/>
         </w:rPr>
       </w:pPr>
-      <w:bookmarkStart w:id="3" w:name="_Toc231330631"/>
+      <w:bookmarkStart w:id="3" w:name="_Toc231756027"/>
       <w:r>
         <w:rPr>
           <w:rFonts w:hint="eastAsia"/>
@@ -9198,7 +9198,7 @@
           <w:rFonts w:hint="eastAsia"/>
         </w:rPr>
       </w:pPr>
-      <w:bookmarkStart w:id="4" w:name="_Toc231330632"/>
+      <w:bookmarkStart w:id="4" w:name="_Toc231756028"/>
       <w:r>
         <w:rPr>
           <w:rFonts w:hint="eastAsia"/>
@@ -9476,7 +9476,7 @@
           <w:rFonts w:hint="eastAsia"/>
         </w:rPr>
       </w:pPr>
-      <w:bookmarkStart w:id="5" w:name="_Toc231330633"/>
+      <w:bookmarkStart w:id="5" w:name="_Toc231756029"/>
       <w:r>
         <w:rPr>
           <w:rFonts w:hint="eastAsia"/>
@@ -9654,7 +9654,7 @@
           <w:rFonts w:hint="eastAsia"/>
         </w:rPr>
       </w:pPr>
-      <w:bookmarkStart w:id="6" w:name="_Toc231330634"/>
+      <w:bookmarkStart w:id="6" w:name="_Toc231756030"/>
       <w:r>
         <w:rPr>
           <w:rFonts w:hint="eastAsia"/>
@@ -9670,7 +9670,7 @@
           <w:rFonts w:hint="eastAsia"/>
         </w:rPr>
       </w:pPr>
-      <w:bookmarkStart w:id="7" w:name="_Toc231330635"/>
+      <w:bookmarkStart w:id="7" w:name="_Toc231756031"/>
       <w:r>
         <w:rPr>
           <w:rFonts w:hint="eastAsia"/>
@@ -9712,7 +9712,7 @@
           <w:rFonts w:hint="eastAsia"/>
         </w:rPr>
       </w:pPr>
-      <w:bookmarkStart w:id="8" w:name="_Toc231330636"/>
+      <w:bookmarkStart w:id="8" w:name="_Toc231756032"/>
       <w:r>
         <w:rPr>
           <w:rFonts w:hint="eastAsia"/>
@@ -10392,7 +10392,7 @@
           <w:rFonts w:hint="eastAsia"/>
         </w:rPr>
       </w:pPr>
-      <w:bookmarkStart w:id="9" w:name="_Toc231330637"/>
+      <w:bookmarkStart w:id="9" w:name="_Toc231756033"/>
       <w:r>
         <w:rPr>
           <w:rFonts w:hint="eastAsia"/>
@@ -11336,7 +11336,7 @@
           <w:rFonts w:hint="eastAsia"/>
         </w:rPr>
       </w:pPr>
-      <w:bookmarkStart w:id="10" w:name="_Toc231330638"/>
+      <w:bookmarkStart w:id="10" w:name="_Toc231756034"/>
       <w:r>
         <w:rPr>
           <w:rFonts w:hint="eastAsia"/>
@@ -11352,7 +11352,7 @@
           <w:rFonts w:hint="eastAsia"/>
         </w:rPr>
       </w:pPr>
-      <w:bookmarkStart w:id="11" w:name="_Toc231330639"/>
+      <w:bookmarkStart w:id="11" w:name="_Toc231756035"/>
       <w:r>
         <w:rPr>
           <w:rFonts w:hint="eastAsia"/>
@@ -11502,7 +11502,7 @@
           <w:rFonts w:hint="eastAsia"/>
         </w:rPr>
       </w:pPr>
-      <w:bookmarkStart w:id="12" w:name="_Toc231330640"/>
+      <w:bookmarkStart w:id="12" w:name="_Toc231756036"/>
       <w:r>
         <w:rPr>
           <w:rFonts w:hint="eastAsia"/>
@@ -11613,7 +11613,7 @@
           <w:rFonts w:hint="eastAsia"/>
         </w:rPr>
       </w:pPr>
-      <w:bookmarkStart w:id="13" w:name="_Toc231330641"/>
+      <w:bookmarkStart w:id="13" w:name="_Toc231756037"/>
       <w:r>
         <w:rPr>
           <w:rFonts w:hint="eastAsia"/>
@@ -11798,7 +11798,7 @@
           <w:rFonts w:hint="eastAsia"/>
         </w:rPr>
       </w:pPr>
-      <w:bookmarkStart w:id="14" w:name="_Toc231330642"/>
+      <w:bookmarkStart w:id="14" w:name="_Toc231756038"/>
       <w:r>
         <w:rPr>
           <w:rFonts w:hint="eastAsia"/>
@@ -11928,7 +11928,7 @@
           <w:rFonts w:hint="eastAsia"/>
         </w:rPr>
       </w:pPr>
-      <w:bookmarkStart w:id="15" w:name="_Toc231330643"/>
+      <w:bookmarkStart w:id="15" w:name="_Toc231756039"/>
       <w:r>
         <w:rPr>
           <w:rFonts w:hint="eastAsia"/>
@@ -12078,7 +12078,7 @@
           <w:rFonts w:hint="eastAsia"/>
         </w:rPr>
       </w:pPr>
-      <w:bookmarkStart w:id="16" w:name="_Toc231330644"/>
+      <w:bookmarkStart w:id="16" w:name="_Toc231756040"/>
       <w:r>
         <w:rPr>
           <w:rFonts w:hint="eastAsia"/>
@@ -12189,7 +12189,7 @@
           <w:rFonts w:hint="eastAsia"/>
         </w:rPr>
       </w:pPr>
-      <w:bookmarkStart w:id="17" w:name="_Toc231330645"/>
+      <w:bookmarkStart w:id="17" w:name="_Toc231756041"/>
       <w:r>
         <w:rPr>
           <w:rFonts w:hint="eastAsia"/>
@@ -12447,7 +12447,7 @@
           <w:rFonts w:hint="eastAsia"/>
         </w:rPr>
       </w:pPr>
-      <w:bookmarkStart w:id="18" w:name="_Toc231330646"/>
+      <w:bookmarkStart w:id="18" w:name="_Toc231756042"/>
       <w:r>
         <w:rPr>
           <w:rFonts w:hint="eastAsia"/>
@@ -12474,7 +12474,7 @@
       <w:pPr>
         <w:pStyle w:val="3"/>
       </w:pPr>
-      <w:bookmarkStart w:id="19" w:name="_Toc231330647"/>
+      <w:bookmarkStart w:id="19" w:name="_Toc231756043"/>
       <w:r>
         <w:t>DocumentInput</w:t>
       </w:r>
@@ -13284,7 +13284,7 @@
       <w:pPr>
         <w:pStyle w:val="3"/>
       </w:pPr>
-      <w:bookmarkStart w:id="20" w:name="_Toc231330648"/>
+      <w:bookmarkStart w:id="20" w:name="_Toc231756044"/>
       <w:r>
         <w:t>RepairTaskStep</w:t>
       </w:r>
@@ -13716,7 +13716,7 @@
       <w:pPr>
         <w:pStyle w:val="3"/>
       </w:pPr>
-      <w:bookmarkStart w:id="21" w:name="_Toc231330649"/>
+      <w:bookmarkStart w:id="21" w:name="_Toc231756045"/>
       <w:r>
         <w:lastRenderedPageBreak/>
         <w:t>RepairVendorRequest</w:t>
@@ -14188,7 +14188,7 @@
       <w:pPr>
         <w:pStyle w:val="3"/>
       </w:pPr>
-      <w:bookmarkStart w:id="22" w:name="_Toc231330650"/>
+      <w:bookmarkStart w:id="22" w:name="_Toc231756046"/>
       <w:r>
         <w:t>RepairQuotation</w:t>
       </w:r>
@@ -14659,7 +14659,7 @@
       <w:pPr>
         <w:pStyle w:val="3"/>
       </w:pPr>
-      <w:bookmarkStart w:id="23" w:name="_Toc231330651"/>
+      <w:bookmarkStart w:id="23" w:name="_Toc231756047"/>
       <w:r>
         <w:lastRenderedPageBreak/>
         <w:t>RepairQuotationItem</w:t>
@@ -15125,7 +15125,7 @@
       <w:pPr>
         <w:pStyle w:val="3"/>
       </w:pPr>
-      <w:bookmarkStart w:id="24" w:name="_Toc231330652"/>
+      <w:bookmarkStart w:id="24" w:name="_Toc231756048"/>
       <w:r>
         <w:lastRenderedPageBreak/>
         <w:t>RepairOrder</w:t>
@@ -15639,7 +15639,7 @@
           <w:rFonts w:hint="eastAsia"/>
         </w:rPr>
       </w:pPr>
-      <w:bookmarkStart w:id="25" w:name="_Toc231330653"/>
+      <w:bookmarkStart w:id="25" w:name="_Toc231756049"/>
       <w:r>
         <w:rPr>
           <w:rFonts w:hint="eastAsia"/>
@@ -16893,7 +16893,7 @@
           <w:rFonts w:hint="eastAsia"/>
         </w:rPr>
       </w:pPr>
-      <w:bookmarkStart w:id="26" w:name="_Toc231330654"/>
+      <w:bookmarkStart w:id="26" w:name="_Toc231756050"/>
       <w:r>
         <w:rPr>
           <w:rFonts w:hint="eastAsia"/>
@@ -16910,7 +16910,7 @@
           <w:rFonts w:hint="eastAsia"/>
         </w:rPr>
       </w:pPr>
-      <w:bookmarkStart w:id="27" w:name="_Toc231330655"/>
+      <w:bookmarkStart w:id="27" w:name="_Toc231756051"/>
       <w:r>
         <w:rPr>
           <w:rFonts w:hint="eastAsia"/>
@@ -16976,7 +16976,7 @@
           <w:rFonts w:hint="eastAsia"/>
         </w:rPr>
       </w:pPr>
-      <w:bookmarkStart w:id="28" w:name="_Toc231330656"/>
+      <w:bookmarkStart w:id="28" w:name="_Toc231756052"/>
       <w:r>
         <w:rPr>
           <w:rFonts w:hint="eastAsia"/>
@@ -17602,7 +17602,7 @@
           <w:rFonts w:hint="eastAsia"/>
         </w:rPr>
       </w:pPr>
-      <w:bookmarkStart w:id="29" w:name="_Toc231330657"/>
+      <w:bookmarkStart w:id="29" w:name="_Toc231756053"/>
       <w:r>
         <w:rPr>
           <w:rFonts w:hint="eastAsia"/>
@@ -18922,7 +18922,7 @@
           <w:rFonts w:hint="eastAsia"/>
         </w:rPr>
       </w:pPr>
-      <w:bookmarkStart w:id="30" w:name="_Toc231330658"/>
+      <w:bookmarkStart w:id="30" w:name="_Toc231756054"/>
       <w:r>
         <w:rPr>
           <w:rFonts w:hint="eastAsia"/>
@@ -19233,7 +19233,7 @@
           <w:rFonts w:hint="eastAsia"/>
         </w:rPr>
       </w:pPr>
-      <w:bookmarkStart w:id="31" w:name="_Toc231330659"/>
+      <w:bookmarkStart w:id="31" w:name="_Toc231756055"/>
       <w:r>
         <w:rPr>
           <w:rFonts w:hint="eastAsia"/>
@@ -19300,7 +19300,7 @@
           <w:rFonts w:hint="eastAsia"/>
         </w:rPr>
       </w:pPr>
-      <w:bookmarkStart w:id="32" w:name="_Toc231330660"/>
+      <w:bookmarkStart w:id="32" w:name="_Toc231756056"/>
       <w:r>
         <w:rPr>
           <w:rFonts w:hint="eastAsia"/>
@@ -19644,7 +19644,7 @@
           <w:rFonts w:hint="eastAsia"/>
         </w:rPr>
       </w:pPr>
-      <w:bookmarkStart w:id="33" w:name="_Toc231330661"/>
+      <w:bookmarkStart w:id="33" w:name="_Toc231756057"/>
       <w:r>
         <w:rPr>
           <w:rFonts w:hint="eastAsia"/>
@@ -24908,7 +24908,7 @@
           <w:rFonts w:hint="eastAsia"/>
         </w:rPr>
       </w:pPr>
-      <w:bookmarkStart w:id="34" w:name="_Toc231330662"/>
+      <w:bookmarkStart w:id="34" w:name="_Toc231756058"/>
       <w:r>
         <w:rPr>
           <w:rFonts w:hint="eastAsia"/>
@@ -25184,7 +25184,7 @@
           <w:rFonts w:hint="eastAsia"/>
         </w:rPr>
       </w:pPr>
-      <w:bookmarkStart w:id="35" w:name="_Toc231330663"/>
+      <w:bookmarkStart w:id="35" w:name="_Toc231756059"/>
       <w:r>
         <w:rPr>
           <w:rFonts w:hint="eastAsia"/>
@@ -25251,7 +25251,7 @@
           <w:rFonts w:hint="eastAsia"/>
         </w:rPr>
       </w:pPr>
-      <w:bookmarkStart w:id="36" w:name="_Toc231330664"/>
+      <w:bookmarkStart w:id="36" w:name="_Toc231756060"/>
       <w:r>
         <w:rPr>
           <w:rFonts w:hint="eastAsia"/>
@@ -25449,7 +25449,7 @@
           <w:rFonts w:hint="eastAsia"/>
         </w:rPr>
       </w:pPr>
-      <w:bookmarkStart w:id="37" w:name="_Toc231330665"/>
+      <w:bookmarkStart w:id="37" w:name="_Toc231756061"/>
       <w:r>
         <w:rPr>
           <w:rFonts w:hint="eastAsia"/>
@@ -26161,7 +26161,7 @@
           <w:rFonts w:hint="eastAsia"/>
         </w:rPr>
       </w:pPr>
-      <w:bookmarkStart w:id="38" w:name="_Toc231330666"/>
+      <w:bookmarkStart w:id="38" w:name="_Toc231756062"/>
       <w:r>
         <w:rPr>
           <w:rFonts w:hint="eastAsia"/>
@@ -26509,7 +26509,7 @@
           <w:rFonts w:hint="eastAsia"/>
         </w:rPr>
       </w:pPr>
-      <w:bookmarkStart w:id="39" w:name="_Toc231330667"/>
+      <w:bookmarkStart w:id="39" w:name="_Toc231756063"/>
       <w:r>
         <w:rPr>
           <w:rFonts w:hint="eastAsia"/>
@@ -26856,7 +26856,7 @@
           <w:rFonts w:hint="eastAsia"/>
         </w:rPr>
       </w:pPr>
-      <w:bookmarkStart w:id="40" w:name="_Toc231330668"/>
+      <w:bookmarkStart w:id="40" w:name="_Toc231756064"/>
       <w:r>
         <w:rPr>
           <w:rFonts w:hint="eastAsia"/>
@@ -26922,7 +26922,7 @@
           <w:rFonts w:hint="eastAsia"/>
         </w:rPr>
       </w:pPr>
-      <w:bookmarkStart w:id="41" w:name="_Toc231330669"/>
+      <w:bookmarkStart w:id="41" w:name="_Toc231756065"/>
       <w:r>
         <w:rPr>
           <w:rFonts w:hint="eastAsia"/>
@@ -27120,7 +27120,7 @@
           <w:rFonts w:hint="eastAsia"/>
         </w:rPr>
       </w:pPr>
-      <w:bookmarkStart w:id="42" w:name="_Toc231330670"/>
+      <w:bookmarkStart w:id="42" w:name="_Toc231756066"/>
       <w:r>
         <w:rPr>
           <w:rFonts w:hint="eastAsia"/>
@@ -27446,7 +27446,7 @@
           <w:rFonts w:hint="eastAsia"/>
         </w:rPr>
       </w:pPr>
-      <w:bookmarkStart w:id="43" w:name="_Toc231330671"/>
+      <w:bookmarkStart w:id="43" w:name="_Toc231756067"/>
       <w:r>
         <w:rPr>
           <w:rFonts w:hint="eastAsia"/>
@@ -27746,7 +27746,7 @@
           <w:rFonts w:hint="eastAsia"/>
         </w:rPr>
       </w:pPr>
-      <w:bookmarkStart w:id="44" w:name="_Toc231330672"/>
+      <w:bookmarkStart w:id="44" w:name="_Toc231756068"/>
       <w:r>
         <w:rPr>
           <w:rFonts w:hint="eastAsia"/>
@@ -28093,7 +28093,7 @@
           <w:rFonts w:hint="eastAsia"/>
         </w:rPr>
       </w:pPr>
-      <w:bookmarkStart w:id="45" w:name="_Toc231330673"/>
+      <w:bookmarkStart w:id="45" w:name="_Toc231756069"/>
       <w:r>
         <w:rPr>
           <w:rFonts w:hint="eastAsia"/>
@@ -28159,7 +28159,7 @@
           <w:rFonts w:hint="eastAsia"/>
         </w:rPr>
       </w:pPr>
-      <w:bookmarkStart w:id="46" w:name="_Toc231330674"/>
+      <w:bookmarkStart w:id="46" w:name="_Toc231756070"/>
       <w:r>
         <w:rPr>
           <w:rFonts w:hint="eastAsia"/>
@@ -28357,7 +28357,7 @@
           <w:rFonts w:hint="eastAsia"/>
         </w:rPr>
       </w:pPr>
-      <w:bookmarkStart w:id="47" w:name="_Toc231330675"/>
+      <w:bookmarkStart w:id="47" w:name="_Toc231756071"/>
       <w:r>
         <w:rPr>
           <w:rFonts w:hint="eastAsia"/>
@@ -29192,7 +29192,7 @@
           <w:rFonts w:hint="eastAsia"/>
         </w:rPr>
       </w:pPr>
-      <w:bookmarkStart w:id="48" w:name="_Toc231330676"/>
+      <w:bookmarkStart w:id="48" w:name="_Toc231756072"/>
       <w:r>
         <w:rPr>
           <w:rFonts w:hint="eastAsia"/>
@@ -29495,7 +29495,7 @@
           <w:rFonts w:hint="eastAsia"/>
         </w:rPr>
       </w:pPr>
-      <w:bookmarkStart w:id="49" w:name="_Toc231330677"/>
+      <w:bookmarkStart w:id="49" w:name="_Toc231756073"/>
       <w:r>
         <w:rPr>
           <w:rFonts w:hint="eastAsia"/>
@@ -29842,7 +29842,7 @@
           <w:rFonts w:hint="eastAsia"/>
         </w:rPr>
       </w:pPr>
-      <w:bookmarkStart w:id="50" w:name="_Toc231330678"/>
+      <w:bookmarkStart w:id="50" w:name="_Toc231756074"/>
       <w:r>
         <w:rPr>
           <w:rFonts w:hint="eastAsia"/>
@@ -29908,7 +29908,7 @@
           <w:rFonts w:hint="eastAsia"/>
         </w:rPr>
       </w:pPr>
-      <w:bookmarkStart w:id="51" w:name="_Toc231330679"/>
+      <w:bookmarkStart w:id="51" w:name="_Toc231756075"/>
       <w:r>
         <w:rPr>
           <w:rFonts w:hint="eastAsia"/>
@@ -30252,7 +30252,7 @@
           <w:rFonts w:hint="eastAsia"/>
         </w:rPr>
       </w:pPr>
-      <w:bookmarkStart w:id="52" w:name="_Toc231330680"/>
+      <w:bookmarkStart w:id="52" w:name="_Toc231756076"/>
       <w:r>
         <w:rPr>
           <w:rFonts w:hint="eastAsia"/>
@@ -30510,7 +30510,7 @@
           <w:rFonts w:hint="eastAsia"/>
         </w:rPr>
       </w:pPr>
-      <w:bookmarkStart w:id="53" w:name="_Toc231330681"/>
+      <w:bookmarkStart w:id="53" w:name="_Toc231756077"/>
       <w:r>
         <w:rPr>
           <w:rFonts w:hint="eastAsia"/>
@@ -30821,7 +30821,7 @@
           <w:rFonts w:hint="eastAsia"/>
         </w:rPr>
       </w:pPr>
-      <w:bookmarkStart w:id="54" w:name="_Toc231330682"/>
+      <w:bookmarkStart w:id="54" w:name="_Toc231756078"/>
       <w:r>
         <w:rPr>
           <w:rFonts w:hint="eastAsia"/>
@@ -30888,7 +30888,7 @@
           <w:rFonts w:hint="eastAsia"/>
         </w:rPr>
       </w:pPr>
-      <w:bookmarkStart w:id="55" w:name="_Toc231330683"/>
+      <w:bookmarkStart w:id="55" w:name="_Toc231756079"/>
       <w:r>
         <w:rPr>
           <w:rFonts w:hint="eastAsia"/>
@@ -31086,7 +31086,7 @@
           <w:rFonts w:hint="eastAsia"/>
         </w:rPr>
       </w:pPr>
-      <w:bookmarkStart w:id="56" w:name="_Toc231330684"/>
+      <w:bookmarkStart w:id="56" w:name="_Toc231756080"/>
       <w:r>
         <w:rPr>
           <w:rFonts w:hint="eastAsia"/>
@@ -32988,7 +32988,7 @@
         <w:rPr>
           <w:rFonts w:hint="eastAsia"/>
         </w:rPr>
-        <w:t>見積原本ファイル本体をAPI内でAmazon S3へPutObjectし、S3オブジェクトキーは `repair-tasks/{facilityId}/{repairTaskId}/quotations/{quotationId}/documents/{uploadUuid}.{ext}` 形式で発行する</w:t>
+        <w:t>見積原本ファイル本体をAPI内でAmazon S3へPutObjectし、S3オブジェクトキーは `application-documents/facility-{facilityId}/{yyyy}/{mm}/{uploadUuid}.{ext}` 形式で発行する。keyは保存場所識別子であり、`repairTaskId` や `quotationId` などの業務IDを含めない</w:t>
       </w:r>
     </w:p>
     <w:p>
@@ -33037,7 +33037,7 @@
           <w:rFonts w:hint="eastAsia"/>
         </w:rPr>
       </w:pPr>
-      <w:bookmarkStart w:id="57" w:name="_Toc231330685"/>
+      <w:bookmarkStart w:id="57" w:name="_Toc231756081"/>
       <w:r>
         <w:rPr>
           <w:rFonts w:hint="eastAsia"/>
@@ -33340,7 +33340,7 @@
           <w:rFonts w:hint="eastAsia"/>
         </w:rPr>
       </w:pPr>
-      <w:bookmarkStart w:id="58" w:name="_Toc231330686"/>
+      <w:bookmarkStart w:id="58" w:name="_Toc231756082"/>
       <w:r>
         <w:rPr>
           <w:rFonts w:hint="eastAsia"/>
@@ -33722,7 +33722,7 @@
           <w:rFonts w:hint="eastAsia"/>
         </w:rPr>
       </w:pPr>
-      <w:bookmarkStart w:id="59" w:name="_Toc231330687"/>
+      <w:bookmarkStart w:id="59" w:name="_Toc231756083"/>
       <w:r>
         <w:rPr>
           <w:rFonts w:hint="eastAsia"/>
@@ -33788,7 +33788,7 @@
           <w:rFonts w:hint="eastAsia"/>
         </w:rPr>
       </w:pPr>
-      <w:bookmarkStart w:id="60" w:name="_Toc231330688"/>
+      <w:bookmarkStart w:id="60" w:name="_Toc231756084"/>
       <w:r>
         <w:rPr>
           <w:rFonts w:hint="eastAsia"/>
@@ -34200,7 +34200,7 @@
           <w:rFonts w:hint="eastAsia"/>
         </w:rPr>
       </w:pPr>
-      <w:bookmarkStart w:id="61" w:name="_Toc231330689"/>
+      <w:bookmarkStart w:id="61" w:name="_Toc231756085"/>
       <w:r>
         <w:rPr>
           <w:rFonts w:hint="eastAsia"/>
@@ -34229,7 +34229,7 @@
           <w:rFonts w:hint="eastAsia"/>
         </w:rPr>
       </w:pPr>
-      <w:bookmarkStart w:id="62" w:name="_Toc231330690"/>
+      <w:bookmarkStart w:id="62" w:name="_Toc231756086"/>
       <w:r>
         <w:rPr>
           <w:rFonts w:hint="eastAsia"/>
@@ -34540,7 +34540,7 @@
           <w:rFonts w:hint="eastAsia"/>
         </w:rPr>
       </w:pPr>
-      <w:bookmarkStart w:id="63" w:name="_Toc231330691"/>
+      <w:bookmarkStart w:id="63" w:name="_Toc231756087"/>
       <w:r>
         <w:rPr>
           <w:rFonts w:hint="eastAsia"/>
@@ -34606,7 +34606,7 @@
           <w:rFonts w:hint="eastAsia"/>
         </w:rPr>
       </w:pPr>
-      <w:bookmarkStart w:id="64" w:name="_Toc231330692"/>
+      <w:bookmarkStart w:id="64" w:name="_Toc231756088"/>
       <w:r>
         <w:rPr>
           <w:rFonts w:hint="eastAsia"/>
@@ -34804,7 +34804,7 @@
           <w:rFonts w:hint="eastAsia"/>
         </w:rPr>
       </w:pPr>
-      <w:bookmarkStart w:id="65" w:name="_Toc231330693"/>
+      <w:bookmarkStart w:id="65" w:name="_Toc231756089"/>
       <w:r>
         <w:rPr>
           <w:rFonts w:hint="eastAsia"/>
@@ -36198,7 +36198,7 @@
         <w:rPr>
           <w:rFonts w:hint="eastAsia"/>
         </w:rPr>
-        <w:t>発注書ファイル本体をAPI内でAmazon S3へPutObjectし、S3オブジェクトキーは `repair-tasks/{facilityId}/{repairTaskId}/orders/{orderId}/documents/{uploadUuid}.{ext}` 形式で発行する</w:t>
+        <w:t>発注書ファイル本体をAPI内でAmazon S3へPutObjectし、S3オブジェクトキーは `application-documents/facility-{facilityId}/{yyyy}/{mm}/{uploadUuid}.{ext}` 形式で発行する。keyは保存場所識別子であり、`repairTaskId` や `orderId` などの業務IDを含めない</w:t>
       </w:r>
     </w:p>
     <w:p>
@@ -36248,7 +36248,7 @@
           <w:rFonts w:hint="eastAsia"/>
         </w:rPr>
       </w:pPr>
-      <w:bookmarkStart w:id="66" w:name="_Toc231330694"/>
+      <w:bookmarkStart w:id="66" w:name="_Toc231756090"/>
       <w:r>
         <w:rPr>
           <w:rFonts w:hint="eastAsia"/>
@@ -36551,7 +36551,7 @@
           <w:rFonts w:hint="eastAsia"/>
         </w:rPr>
       </w:pPr>
-      <w:bookmarkStart w:id="67" w:name="_Toc231330695"/>
+      <w:bookmarkStart w:id="67" w:name="_Toc231756091"/>
       <w:r>
         <w:rPr>
           <w:rFonts w:hint="eastAsia"/>
@@ -36932,7 +36932,7 @@
           <w:rFonts w:hint="eastAsia"/>
         </w:rPr>
       </w:pPr>
-      <w:bookmarkStart w:id="68" w:name="_Toc231330696"/>
+      <w:bookmarkStart w:id="68" w:name="_Toc231756092"/>
       <w:r>
         <w:rPr>
           <w:rFonts w:hint="eastAsia"/>
@@ -36999,7 +36999,7 @@
           <w:rFonts w:hint="eastAsia"/>
         </w:rPr>
       </w:pPr>
-      <w:bookmarkStart w:id="69" w:name="_Toc231330697"/>
+      <w:bookmarkStart w:id="69" w:name="_Toc231756093"/>
       <w:r>
         <w:rPr>
           <w:rFonts w:hint="eastAsia"/>
@@ -37197,7 +37197,7 @@
           <w:rFonts w:hint="eastAsia"/>
         </w:rPr>
       </w:pPr>
-      <w:bookmarkStart w:id="70" w:name="_Toc231330698"/>
+      <w:bookmarkStart w:id="70" w:name="_Toc231756094"/>
       <w:r>
         <w:rPr>
           <w:rFonts w:hint="eastAsia"/>
@@ -37601,7 +37601,7 @@
           <w:rFonts w:hint="eastAsia"/>
         </w:rPr>
       </w:pPr>
-      <w:bookmarkStart w:id="71" w:name="_Toc231330699"/>
+      <w:bookmarkStart w:id="71" w:name="_Toc231756095"/>
       <w:r>
         <w:rPr>
           <w:rFonts w:hint="eastAsia"/>
@@ -37949,7 +37949,7 @@
           <w:rFonts w:hint="eastAsia"/>
         </w:rPr>
       </w:pPr>
-      <w:bookmarkStart w:id="72" w:name="_Toc231330700"/>
+      <w:bookmarkStart w:id="72" w:name="_Toc231756096"/>
       <w:r>
         <w:rPr>
           <w:rFonts w:hint="eastAsia"/>
@@ -38295,7 +38295,7 @@
           <w:rFonts w:hint="eastAsia"/>
         </w:rPr>
       </w:pPr>
-      <w:bookmarkStart w:id="73" w:name="_Toc231330701"/>
+      <w:bookmarkStart w:id="73" w:name="_Toc231756097"/>
       <w:r>
         <w:rPr>
           <w:rFonts w:hint="eastAsia"/>
@@ -38362,7 +38362,7 @@
           <w:rFonts w:hint="eastAsia"/>
         </w:rPr>
       </w:pPr>
-      <w:bookmarkStart w:id="74" w:name="_Toc231330702"/>
+      <w:bookmarkStart w:id="74" w:name="_Toc231756098"/>
       <w:r>
         <w:rPr>
           <w:rFonts w:hint="eastAsia"/>
@@ -38560,7 +38560,7 @@
           <w:rFonts w:hint="eastAsia"/>
         </w:rPr>
       </w:pPr>
-      <w:bookmarkStart w:id="75" w:name="_Toc231330703"/>
+      <w:bookmarkStart w:id="75" w:name="_Toc231756099"/>
       <w:r>
         <w:rPr>
           <w:rFonts w:hint="eastAsia"/>
@@ -39889,7 +39889,7 @@
         <w:rPr>
           <w:rFonts w:hint="eastAsia"/>
         </w:rPr>
-        <w:t>検収書類ファイル本体をAPI内でAmazon S3へPutObjectし、S3オブジェクトキーは `repair-tasks/{facilityId}/{repairTaskId}/inspection/documents/{uploadUuid}.{ext}` 形式で発行する</w:t>
+        <w:t>検収書類ファイル本体をAPI内でAmazon S3へPutObjectし、S3オブジェクトキーは `application-documents/facility-{facilityId}/{yyyy}/{mm}/{uploadUuid}.{ext}` 形式で発行する。keyは保存場所識別子であり、`repairTaskId` などの業務IDを含めない</w:t>
       </w:r>
     </w:p>
     <w:p>
@@ -39991,7 +39991,7 @@
           <w:rFonts w:hint="eastAsia"/>
         </w:rPr>
       </w:pPr>
-      <w:bookmarkStart w:id="76" w:name="_Toc231330704"/>
+      <w:bookmarkStart w:id="76" w:name="_Toc231756100"/>
       <w:r>
         <w:rPr>
           <w:rFonts w:hint="eastAsia"/>
@@ -40339,7 +40339,7 @@
           <w:rFonts w:hint="eastAsia"/>
         </w:rPr>
       </w:pPr>
-      <w:bookmarkStart w:id="77" w:name="_Toc231330705"/>
+      <w:bookmarkStart w:id="77" w:name="_Toc231756101"/>
       <w:r>
         <w:rPr>
           <w:rFonts w:hint="eastAsia"/>
@@ -40721,7 +40721,7 @@
           <w:rFonts w:hint="eastAsia"/>
         </w:rPr>
       </w:pPr>
-      <w:bookmarkStart w:id="78" w:name="_Toc231330706"/>
+      <w:bookmarkStart w:id="78" w:name="_Toc231756102"/>
       <w:r>
         <w:rPr>
           <w:rFonts w:hint="eastAsia"/>
@@ -40787,7 +40787,7 @@
           <w:rFonts w:hint="eastAsia"/>
         </w:rPr>
       </w:pPr>
-      <w:bookmarkStart w:id="79" w:name="_Toc231330707"/>
+      <w:bookmarkStart w:id="79" w:name="_Toc231756103"/>
       <w:r>
         <w:rPr>
           <w:rFonts w:hint="eastAsia"/>
@@ -40985,7 +40985,7 @@
           <w:rFonts w:hint="eastAsia"/>
         </w:rPr>
       </w:pPr>
-      <w:bookmarkStart w:id="80" w:name="_Toc231330708"/>
+      <w:bookmarkStart w:id="80" w:name="_Toc231756104"/>
       <w:r>
         <w:rPr>
           <w:rFonts w:hint="eastAsia"/>
@@ -41474,7 +41474,7 @@
           <w:rFonts w:hint="eastAsia"/>
         </w:rPr>
       </w:pPr>
-      <w:bookmarkStart w:id="81" w:name="_Toc231330709"/>
+      <w:bookmarkStart w:id="81" w:name="_Toc231756105"/>
       <w:r>
         <w:rPr>
           <w:rFonts w:hint="eastAsia"/>
@@ -41777,7 +41777,7 @@
           <w:rFonts w:hint="eastAsia"/>
         </w:rPr>
       </w:pPr>
-      <w:bookmarkStart w:id="82" w:name="_Toc231330710"/>
+      <w:bookmarkStart w:id="82" w:name="_Toc231756106"/>
       <w:r>
         <w:rPr>
           <w:rFonts w:hint="eastAsia"/>
@@ -42123,7 +42123,7 @@
           <w:rFonts w:hint="eastAsia"/>
         </w:rPr>
       </w:pPr>
-      <w:bookmarkStart w:id="83" w:name="_Toc231330711"/>
+      <w:bookmarkStart w:id="83" w:name="_Toc231756107"/>
       <w:r>
         <w:rPr>
           <w:rFonts w:hint="eastAsia"/>
@@ -42190,7 +42190,7 @@
           <w:rFonts w:hint="eastAsia"/>
         </w:rPr>
       </w:pPr>
-      <w:bookmarkStart w:id="84" w:name="_Toc231330712"/>
+      <w:bookmarkStart w:id="84" w:name="_Toc231756108"/>
       <w:r>
         <w:rPr>
           <w:rFonts w:hint="eastAsia"/>
@@ -42388,7 +42388,7 @@
           <w:rFonts w:hint="eastAsia"/>
         </w:rPr>
       </w:pPr>
-      <w:bookmarkStart w:id="85" w:name="_Toc231330713"/>
+      <w:bookmarkStart w:id="85" w:name="_Toc231756109"/>
       <w:r>
         <w:rPr>
           <w:rFonts w:hint="eastAsia"/>
@@ -43564,7 +43564,7 @@
         <w:rPr>
           <w:rFonts w:hint="eastAsia"/>
         </w:rPr>
-        <w:t>ファイル本体をAPI内でAmazon S3へPutObjectし、S3オブジェクトキーは `repair-tasks/{facilityId}/{repairTaskId}/documents/{documentCategory}/{uploadUuid}.{ext}` 形式で発行する</w:t>
+        <w:t>ファイル本体をAPI内でAmazon S3へPutObjectし、S3オブジェクトキーは `application-documents/facility-{facilityId}/{yyyy}/{mm}/{uploadUuid}.{ext}` 形式で発行する。keyは保存場所識別子であり、`repairTaskId` などの業務IDを含めない</w:t>
       </w:r>
     </w:p>
     <w:p>
@@ -43600,7 +43600,7 @@
           <w:rFonts w:hint="eastAsia"/>
         </w:rPr>
       </w:pPr>
-      <w:bookmarkStart w:id="86" w:name="_Toc231330714"/>
+      <w:bookmarkStart w:id="86" w:name="_Toc231756110"/>
       <w:r>
         <w:rPr>
           <w:rFonts w:hint="eastAsia"/>
@@ -44126,7 +44126,7 @@
           <w:rFonts w:hint="eastAsia"/>
         </w:rPr>
       </w:pPr>
-      <w:bookmarkStart w:id="87" w:name="_Toc231330715"/>
+      <w:bookmarkStart w:id="87" w:name="_Toc231756111"/>
       <w:r>
         <w:rPr>
           <w:rFonts w:hint="eastAsia"/>
@@ -44508,7 +44508,7 @@
           <w:rFonts w:hint="eastAsia"/>
         </w:rPr>
       </w:pPr>
-      <w:bookmarkStart w:id="88" w:name="_Toc231330716"/>
+      <w:bookmarkStart w:id="88" w:name="_Toc231756112"/>
       <w:r>
         <w:rPr>
           <w:rFonts w:hint="eastAsia"/>
@@ -44574,7 +44574,7 @@
           <w:rFonts w:hint="eastAsia"/>
         </w:rPr>
       </w:pPr>
-      <w:bookmarkStart w:id="89" w:name="_Toc231330717"/>
+      <w:bookmarkStart w:id="89" w:name="_Toc231756113"/>
       <w:r>
         <w:rPr>
           <w:rFonts w:hint="eastAsia"/>
@@ -44960,7 +44960,7 @@
           <w:rFonts w:hint="eastAsia"/>
         </w:rPr>
       </w:pPr>
-      <w:bookmarkStart w:id="90" w:name="_Toc231330718"/>
+      <w:bookmarkStart w:id="90" w:name="_Toc231756114"/>
       <w:r>
         <w:rPr>
           <w:rFonts w:hint="eastAsia"/>
@@ -44989,7 +44989,7 @@
           <w:rFonts w:hint="eastAsia"/>
         </w:rPr>
       </w:pPr>
-      <w:bookmarkStart w:id="91" w:name="_Toc231330719"/>
+      <w:bookmarkStart w:id="91" w:name="_Toc231756115"/>
       <w:r>
         <w:rPr>
           <w:rFonts w:hint="eastAsia"/>
@@ -45300,7 +45300,7 @@
           <w:rFonts w:hint="eastAsia"/>
         </w:rPr>
       </w:pPr>
-      <w:bookmarkStart w:id="92" w:name="_Toc231330720"/>
+      <w:bookmarkStart w:id="92" w:name="_Toc231756116"/>
       <w:r>
         <w:rPr>
           <w:rFonts w:hint="eastAsia"/>
@@ -45367,7 +45367,7 @@
           <w:rFonts w:hint="eastAsia"/>
         </w:rPr>
       </w:pPr>
-      <w:bookmarkStart w:id="93" w:name="_Toc231330721"/>
+      <w:bookmarkStart w:id="93" w:name="_Toc231756117"/>
       <w:r>
         <w:rPr>
           <w:rFonts w:hint="eastAsia"/>
@@ -45737,7 +45737,7 @@
           <w:rFonts w:hint="eastAsia"/>
         </w:rPr>
       </w:pPr>
-      <w:bookmarkStart w:id="94" w:name="_Toc231330722"/>
+      <w:bookmarkStart w:id="94" w:name="_Toc231756118"/>
       <w:r>
         <w:rPr>
           <w:rFonts w:hint="eastAsia"/>
@@ -45766,7 +45766,7 @@
           <w:rFonts w:hint="eastAsia"/>
         </w:rPr>
       </w:pPr>
-      <w:bookmarkStart w:id="95" w:name="_Toc231330723"/>
+      <w:bookmarkStart w:id="95" w:name="_Toc231756119"/>
       <w:r>
         <w:rPr>
           <w:rFonts w:hint="eastAsia"/>
@@ -46077,7 +46077,7 @@
           <w:rFonts w:hint="eastAsia"/>
         </w:rPr>
       </w:pPr>
-      <w:bookmarkStart w:id="96" w:name="_Toc231330724"/>
+      <w:bookmarkStart w:id="96" w:name="_Toc231756120"/>
       <w:r>
         <w:rPr>
           <w:rFonts w:hint="eastAsia"/>
@@ -46144,7 +46144,7 @@
           <w:rFonts w:hint="eastAsia"/>
         </w:rPr>
       </w:pPr>
-      <w:bookmarkStart w:id="97" w:name="_Toc231330725"/>
+      <w:bookmarkStart w:id="97" w:name="_Toc231756121"/>
       <w:r>
         <w:rPr>
           <w:rFonts w:hint="eastAsia"/>
@@ -46540,7 +46540,7 @@
           <w:rFonts w:hint="eastAsia"/>
         </w:rPr>
       </w:pPr>
-      <w:bookmarkStart w:id="98" w:name="_Toc231330726"/>
+      <w:bookmarkStart w:id="98" w:name="_Toc231756122"/>
       <w:r>
         <w:rPr>
           <w:rFonts w:hint="eastAsia"/>
@@ -46930,7 +46930,7 @@
           <w:rFonts w:hint="eastAsia"/>
         </w:rPr>
       </w:pPr>
-      <w:bookmarkStart w:id="99" w:name="_Toc231330727"/>
+      <w:bookmarkStart w:id="99" w:name="_Toc231756123"/>
       <w:r>
         <w:rPr>
           <w:rFonts w:hint="eastAsia"/>
@@ -47276,7 +47276,7 @@
           <w:rFonts w:hint="eastAsia"/>
         </w:rPr>
       </w:pPr>
-      <w:bookmarkStart w:id="100" w:name="_Toc231330728"/>
+      <w:bookmarkStart w:id="100" w:name="_Toc231756124"/>
       <w:r>
         <w:rPr>
           <w:rFonts w:hint="eastAsia"/>
@@ -47293,7 +47293,7 @@
           <w:rFonts w:hint="eastAsia"/>
         </w:rPr>
       </w:pPr>
-      <w:bookmarkStart w:id="101" w:name="_Toc231330729"/>
+      <w:bookmarkStart w:id="101" w:name="_Toc231756125"/>
       <w:r>
         <w:rPr>
           <w:rFonts w:hint="eastAsia"/>
@@ -47518,7 +47518,7 @@
           <w:rFonts w:hint="eastAsia"/>
         </w:rPr>
       </w:pPr>
-      <w:bookmarkStart w:id="102" w:name="_Toc231330730"/>
+      <w:bookmarkStart w:id="102" w:name="_Toc231756126"/>
       <w:r>
         <w:rPr>
           <w:rFonts w:hint="eastAsia"/>
@@ -47649,7 +47649,7 @@
           <w:rFonts w:hint="eastAsia"/>
         </w:rPr>
       </w:pPr>
-      <w:bookmarkStart w:id="103" w:name="_Toc231330731"/>
+      <w:bookmarkStart w:id="103" w:name="_Toc231756127"/>
       <w:r>
         <w:rPr>
           <w:rFonts w:hint="eastAsia"/>
@@ -48361,7 +48361,7 @@
           <w:rFonts w:hint="eastAsia"/>
         </w:rPr>
       </w:pPr>
-      <w:bookmarkStart w:id="104" w:name="_Toc231330732"/>
+      <w:bookmarkStart w:id="104" w:name="_Toc231756128"/>
       <w:r>
         <w:rPr>
           <w:rFonts w:hint="eastAsia"/>
@@ -48453,7 +48453,7 @@
           <w:rFonts w:hint="eastAsia"/>
         </w:rPr>
       </w:pPr>
-      <w:bookmarkStart w:id="105" w:name="_Toc231330733"/>
+      <w:bookmarkStart w:id="105" w:name="_Toc231756129"/>
       <w:r>
         <w:rPr>
           <w:rFonts w:hint="eastAsia"/>
@@ -49115,7 +49115,7 @@
           <w:rFonts w:hint="eastAsia"/>
         </w:rPr>
       </w:pPr>
-      <w:bookmarkStart w:id="106" w:name="_Toc231330734"/>
+      <w:bookmarkStart w:id="106" w:name="_Toc231756130"/>
       <w:r>
         <w:rPr>
           <w:rFonts w:hint="eastAsia"/>
@@ -49132,7 +49132,7 @@
           <w:rFonts w:hint="eastAsia"/>
         </w:rPr>
       </w:pPr>
-      <w:bookmarkStart w:id="107" w:name="_Toc231330735"/>
+      <w:bookmarkStart w:id="107" w:name="_Toc231756131"/>
       <w:r>
         <w:rPr>
           <w:rFonts w:hint="eastAsia"/>
@@ -49283,9 +49283,374 @@
 <file path=word/numbering.xml><?xml version="1.0" encoding="utf-8"?>
 <w:numbering xmlns:wpc="http://schemas.microsoft.com/office/word/2010/wordprocessingCanvas" xmlns:cx="http://schemas.microsoft.com/office/drawing/2014/chartex" xmlns:cx1="http://schemas.microsoft.com/office/drawing/2015/9/8/chartex" xmlns:cx2="http://schemas.microsoft.com/office/drawing/2015/10/21/chartex" xmlns:cx3="http://schemas.microsoft.com/office/drawing/2016/5/9/chartex" xmlns:cx4="http://schemas.microsoft.com/office/drawing/2016/5/10/chartex" xmlns:cx5="http://schemas.microsoft.com/office/drawing/2016/5/11/chartex" xmlns:cx6="http://schemas.microsoft.com/office/drawing/2016/5/12/chartex" xmlns:cx7="http://schemas.microsoft.com/office/drawing/2016/5/13/chartex" xmlns:cx8="http://schemas.microsoft.com/office/drawing/2016/5/14/chartex" xmlns:mc="http://schemas.openxmlformats.org/markup-compatibility/2006" xmlns:aink="http://schemas.microsoft.com/office/drawing/2016/ink" xmlns:am3d="http://schemas.microsoft.com/office/drawing/2017/model3d" xmlns:o="urn:schemas-microsoft-com:office:office" xmlns:oel="http://schemas.microsoft.com/office/2019/extlst" xmlns:r="http://schemas.openxmlformats.org/officeDocument/2006/relationships" xmlns:m="http://schemas.openxmlformats.org/officeDocument/2006/math" xmlns:v="urn:schemas-microsoft-com:vml" xmlns:wp14="http://schemas.microsoft.com/office/word/2010/wordprocessingDrawing" xmlns:wp="http://schemas.openxmlformats.org/drawingml/2006/wordprocessingDrawing" xmlns:w10="urn:schemas-microsoft-com:office:word" xmlns:w="http://schemas.openxmlformats.org/wordprocessingml/2006/main" xmlns:w14="http://schemas.microsoft.com/office/word/2010/wordml" xmlns:w15="http://schemas.microsoft.com/office/word/2012/wordml" xmlns:w16cex="http://schemas.microsoft.com/office/word/2018/wordml/cex" xmlns:w16cid="http://schemas.microsoft.com/office/word/2016/wordml/cid" xmlns:w16="http://schemas.microsoft.com/office/word/2018/wordml" xmlns:w16du="http://schemas.microsoft.com/office/word/2023/wordml/word16du" xmlns:w16sdtdh="http://schemas.microsoft.com/office/word/2020/wordml/sdtdatahash" xmlns:w16sdtfl="http://schemas.microsoft.com/office/word/2024/wordml/sdtformatlock" xmlns:w16se="http://schemas.microsoft.com/office/word/2015/wordml/symex" xmlns:wpg="http://schemas.microsoft.com/office/word/2010/wordprocessingGroup" xmlns:wpi="http://schemas.microsoft.com/office/word/2010/wordprocessingInk" xmlns:wne="http://schemas.microsoft.com/office/word/2006/wordml" xmlns:wps="http://schemas.microsoft.com/office/word/2010/wordprocessingShape" mc:Ignorable="w14 w15 w16se w16cid w16 w16cex w16sdtdh w16sdtfl w16du wp14">
   <w:abstractNum w:abstractNumId="0" w15:restartNumberingAfterBreak="0">
-    <w:nsid w:val="005B40CD"/>
+    <w:nsid w:val="03A21688"/>
     <w:multiLevelType w:val="hybridMultilevel"/>
-    <w:tmpl w:val="6BDAE50E"/>
+    <w:tmpl w:val="47C6F5DC"/>
+    <w:name w:val="__API_DOC_SQUARE_BULLET__2222"/>
+    <w:lvl w:ilvl="0" w:tplc="0409000F">
+      <w:start w:val="1"/>
+      <w:numFmt w:val="decimal"/>
+      <w:lvlText w:val="%1."/>
+      <w:lvlJc w:val="left"/>
+      <w:pPr>
+        <w:ind w:left="440" w:hanging="440"/>
+      </w:pPr>
+    </w:lvl>
+    <w:lvl w:ilvl="1" w:tplc="04090017" w:tentative="1">
+      <w:start w:val="1"/>
+      <w:numFmt w:val="aiueoFullWidth"/>
+      <w:lvlText w:val="(%2)"/>
+      <w:lvlJc w:val="left"/>
+      <w:pPr>
+        <w:ind w:left="880" w:hanging="440"/>
+      </w:pPr>
+    </w:lvl>
+    <w:lvl w:ilvl="2" w:tplc="04090011" w:tentative="1">
+      <w:start w:val="1"/>
+      <w:numFmt w:val="decimalEnclosedCircle"/>
+      <w:lvlText w:val="%3"/>
+      <w:lvlJc w:val="left"/>
+      <w:pPr>
+        <w:ind w:left="1320" w:hanging="440"/>
+      </w:pPr>
+    </w:lvl>
+    <w:lvl w:ilvl="3" w:tplc="0409000F" w:tentative="1">
+      <w:start w:val="1"/>
+      <w:numFmt w:val="decimal"/>
+      <w:lvlText w:val="%4."/>
+      <w:lvlJc w:val="left"/>
+      <w:pPr>
+        <w:ind w:left="1760" w:hanging="440"/>
+      </w:pPr>
+    </w:lvl>
+    <w:lvl w:ilvl="4" w:tplc="04090017" w:tentative="1">
+      <w:start w:val="1"/>
+      <w:numFmt w:val="aiueoFullWidth"/>
+      <w:lvlText w:val="(%5)"/>
+      <w:lvlJc w:val="left"/>
+      <w:pPr>
+        <w:ind w:left="2200" w:hanging="440"/>
+      </w:pPr>
+    </w:lvl>
+    <w:lvl w:ilvl="5" w:tplc="04090011" w:tentative="1">
+      <w:start w:val="1"/>
+      <w:numFmt w:val="decimalEnclosedCircle"/>
+      <w:lvlText w:val="%6"/>
+      <w:lvlJc w:val="left"/>
+      <w:pPr>
+        <w:ind w:left="2640" w:hanging="440"/>
+      </w:pPr>
+    </w:lvl>
+    <w:lvl w:ilvl="6" w:tplc="0409000F" w:tentative="1">
+      <w:start w:val="1"/>
+      <w:numFmt w:val="decimal"/>
+      <w:lvlText w:val="%7."/>
+      <w:lvlJc w:val="left"/>
+      <w:pPr>
+        <w:ind w:left="3080" w:hanging="440"/>
+      </w:pPr>
+    </w:lvl>
+    <w:lvl w:ilvl="7" w:tplc="04090017" w:tentative="1">
+      <w:start w:val="1"/>
+      <w:numFmt w:val="aiueoFullWidth"/>
+      <w:lvlText w:val="(%8)"/>
+      <w:lvlJc w:val="left"/>
+      <w:pPr>
+        <w:ind w:left="3520" w:hanging="440"/>
+      </w:pPr>
+    </w:lvl>
+    <w:lvl w:ilvl="8" w:tplc="04090011" w:tentative="1">
+      <w:start w:val="1"/>
+      <w:numFmt w:val="decimalEnclosedCircle"/>
+      <w:lvlText w:val="%9"/>
+      <w:lvlJc w:val="left"/>
+      <w:pPr>
+        <w:ind w:left="3960" w:hanging="440"/>
+      </w:pPr>
+    </w:lvl>
+  </w:abstractNum>
+  <w:abstractNum w:abstractNumId="1" w15:restartNumberingAfterBreak="0">
+    <w:nsid w:val="0F945AA6"/>
+    <w:multiLevelType w:val="hybridMultilevel"/>
+    <w:tmpl w:val="A3046304"/>
+    <w:name w:val="__API_DOC_SQUARE_BULLET__22222"/>
+    <w:lvl w:ilvl="0" w:tplc="0409000F">
+      <w:start w:val="1"/>
+      <w:numFmt w:val="decimal"/>
+      <w:lvlText w:val="%1."/>
+      <w:lvlJc w:val="left"/>
+      <w:pPr>
+        <w:ind w:left="440" w:hanging="440"/>
+      </w:pPr>
+    </w:lvl>
+    <w:lvl w:ilvl="1" w:tplc="04090017" w:tentative="1">
+      <w:start w:val="1"/>
+      <w:numFmt w:val="aiueoFullWidth"/>
+      <w:lvlText w:val="(%2)"/>
+      <w:lvlJc w:val="left"/>
+      <w:pPr>
+        <w:ind w:left="880" w:hanging="440"/>
+      </w:pPr>
+    </w:lvl>
+    <w:lvl w:ilvl="2" w:tplc="04090011" w:tentative="1">
+      <w:start w:val="1"/>
+      <w:numFmt w:val="decimalEnclosedCircle"/>
+      <w:lvlText w:val="%3"/>
+      <w:lvlJc w:val="left"/>
+      <w:pPr>
+        <w:ind w:left="1320" w:hanging="440"/>
+      </w:pPr>
+    </w:lvl>
+    <w:lvl w:ilvl="3" w:tplc="0409000F" w:tentative="1">
+      <w:start w:val="1"/>
+      <w:numFmt w:val="decimal"/>
+      <w:lvlText w:val="%4."/>
+      <w:lvlJc w:val="left"/>
+      <w:pPr>
+        <w:ind w:left="1760" w:hanging="440"/>
+      </w:pPr>
+    </w:lvl>
+    <w:lvl w:ilvl="4" w:tplc="04090017" w:tentative="1">
+      <w:start w:val="1"/>
+      <w:numFmt w:val="aiueoFullWidth"/>
+      <w:lvlText w:val="(%5)"/>
+      <w:lvlJc w:val="left"/>
+      <w:pPr>
+        <w:ind w:left="2200" w:hanging="440"/>
+      </w:pPr>
+    </w:lvl>
+    <w:lvl w:ilvl="5" w:tplc="04090011" w:tentative="1">
+      <w:start w:val="1"/>
+      <w:numFmt w:val="decimalEnclosedCircle"/>
+      <w:lvlText w:val="%6"/>
+      <w:lvlJc w:val="left"/>
+      <w:pPr>
+        <w:ind w:left="2640" w:hanging="440"/>
+      </w:pPr>
+    </w:lvl>
+    <w:lvl w:ilvl="6" w:tplc="0409000F" w:tentative="1">
+      <w:start w:val="1"/>
+      <w:numFmt w:val="decimal"/>
+      <w:lvlText w:val="%7."/>
+      <w:lvlJc w:val="left"/>
+      <w:pPr>
+        <w:ind w:left="3080" w:hanging="440"/>
+      </w:pPr>
+    </w:lvl>
+    <w:lvl w:ilvl="7" w:tplc="04090017" w:tentative="1">
+      <w:start w:val="1"/>
+      <w:numFmt w:val="aiueoFullWidth"/>
+      <w:lvlText w:val="(%8)"/>
+      <w:lvlJc w:val="left"/>
+      <w:pPr>
+        <w:ind w:left="3520" w:hanging="440"/>
+      </w:pPr>
+    </w:lvl>
+    <w:lvl w:ilvl="8" w:tplc="04090011" w:tentative="1">
+      <w:start w:val="1"/>
+      <w:numFmt w:val="decimalEnclosedCircle"/>
+      <w:lvlText w:val="%9"/>
+      <w:lvlJc w:val="left"/>
+      <w:pPr>
+        <w:ind w:left="3960" w:hanging="440"/>
+      </w:pPr>
+    </w:lvl>
+  </w:abstractNum>
+  <w:abstractNum w:abstractNumId="2" w15:restartNumberingAfterBreak="0">
+    <w:nsid w:val="31BA7254"/>
+    <w:multiLevelType w:val="singleLevel"/>
+    <w:tmpl w:val="04090001"/>
+    <w:lvl w:ilvl="0">
+      <w:start w:val="1"/>
+      <w:numFmt w:val="bullet"/>
+      <w:lvlText w:val="■"/>
+      <w:lvlJc w:val="left"/>
+      <w:pPr>
+        <w:ind w:left="440" w:hanging="440"/>
+      </w:pPr>
+      <w:rPr>
+        <w:rFonts w:ascii="Meiryo UI" w:hAnsi="Meiryo UI" w:eastAsia="Meiryo UI" w:cs="Meiryo UI" w:hint="default"/>
+      </w:rPr>
+    </w:lvl>
+  </w:abstractNum>
+  <w:abstractNum w:abstractNumId="3" w15:restartNumberingAfterBreak="0">
+    <w:nsid w:val="38763BE1"/>
+    <w:multiLevelType w:val="hybridMultilevel"/>
+    <w:tmpl w:val="D942564C"/>
+    <w:name w:val="__API_DOC_SQUARE_BULLET__2"/>
+    <w:lvl w:ilvl="0" w:tplc="0409000F">
+      <w:start w:val="1"/>
+      <w:numFmt w:val="decimal"/>
+      <w:lvlText w:val="%1."/>
+      <w:lvlJc w:val="left"/>
+      <w:pPr>
+        <w:ind w:left="440" w:hanging="440"/>
+      </w:pPr>
+    </w:lvl>
+    <w:lvl w:ilvl="1" w:tplc="04090017" w:tentative="1">
+      <w:start w:val="1"/>
+      <w:numFmt w:val="aiueoFullWidth"/>
+      <w:lvlText w:val="(%2)"/>
+      <w:lvlJc w:val="left"/>
+      <w:pPr>
+        <w:ind w:left="880" w:hanging="440"/>
+      </w:pPr>
+    </w:lvl>
+    <w:lvl w:ilvl="2" w:tplc="04090011" w:tentative="1">
+      <w:start w:val="1"/>
+      <w:numFmt w:val="decimalEnclosedCircle"/>
+      <w:lvlText w:val="%3"/>
+      <w:lvlJc w:val="left"/>
+      <w:pPr>
+        <w:ind w:left="1320" w:hanging="440"/>
+      </w:pPr>
+    </w:lvl>
+    <w:lvl w:ilvl="3" w:tplc="0409000F" w:tentative="1">
+      <w:start w:val="1"/>
+      <w:numFmt w:val="decimal"/>
+      <w:lvlText w:val="%4."/>
+      <w:lvlJc w:val="left"/>
+      <w:pPr>
+        <w:ind w:left="1760" w:hanging="440"/>
+      </w:pPr>
+    </w:lvl>
+    <w:lvl w:ilvl="4" w:tplc="04090017" w:tentative="1">
+      <w:start w:val="1"/>
+      <w:numFmt w:val="aiueoFullWidth"/>
+      <w:lvlText w:val="(%5)"/>
+      <w:lvlJc w:val="left"/>
+      <w:pPr>
+        <w:ind w:left="2200" w:hanging="440"/>
+      </w:pPr>
+    </w:lvl>
+    <w:lvl w:ilvl="5" w:tplc="04090011" w:tentative="1">
+      <w:start w:val="1"/>
+      <w:numFmt w:val="decimalEnclosedCircle"/>
+      <w:lvlText w:val="%6"/>
+      <w:lvlJc w:val="left"/>
+      <w:pPr>
+        <w:ind w:left="2640" w:hanging="440"/>
+      </w:pPr>
+    </w:lvl>
+    <w:lvl w:ilvl="6" w:tplc="0409000F" w:tentative="1">
+      <w:start w:val="1"/>
+      <w:numFmt w:val="decimal"/>
+      <w:lvlText w:val="%7."/>
+      <w:lvlJc w:val="left"/>
+      <w:pPr>
+        <w:ind w:left="3080" w:hanging="440"/>
+      </w:pPr>
+    </w:lvl>
+    <w:lvl w:ilvl="7" w:tplc="04090017" w:tentative="1">
+      <w:start w:val="1"/>
+      <w:numFmt w:val="aiueoFullWidth"/>
+      <w:lvlText w:val="(%8)"/>
+      <w:lvlJc w:val="left"/>
+      <w:pPr>
+        <w:ind w:left="3520" w:hanging="440"/>
+      </w:pPr>
+    </w:lvl>
+    <w:lvl w:ilvl="8" w:tplc="04090011" w:tentative="1">
+      <w:start w:val="1"/>
+      <w:numFmt w:val="decimalEnclosedCircle"/>
+      <w:lvlText w:val="%9"/>
+      <w:lvlJc w:val="left"/>
+      <w:pPr>
+        <w:ind w:left="3960" w:hanging="440"/>
+      </w:pPr>
+    </w:lvl>
+  </w:abstractNum>
+  <w:abstractNum w:abstractNumId="4" w15:restartNumberingAfterBreak="0">
+    <w:nsid w:val="3C4A1BC6"/>
+    <w:multiLevelType w:val="hybridMultilevel"/>
+    <w:tmpl w:val="6ECC1CA8"/>
+    <w:name w:val="__API_DOC_SQUARE_BULLET__22"/>
+    <w:lvl w:ilvl="0" w:tplc="0409000F">
+      <w:start w:val="1"/>
+      <w:numFmt w:val="decimal"/>
+      <w:lvlText w:val="%1."/>
+      <w:lvlJc w:val="left"/>
+      <w:pPr>
+        <w:ind w:left="440" w:hanging="440"/>
+      </w:pPr>
+    </w:lvl>
+    <w:lvl w:ilvl="1" w:tplc="04090017" w:tentative="1">
+      <w:start w:val="1"/>
+      <w:numFmt w:val="aiueoFullWidth"/>
+      <w:lvlText w:val="(%2)"/>
+      <w:lvlJc w:val="left"/>
+      <w:pPr>
+        <w:ind w:left="880" w:hanging="440"/>
+      </w:pPr>
+    </w:lvl>
+    <w:lvl w:ilvl="2" w:tplc="04090011" w:tentative="1">
+      <w:start w:val="1"/>
+      <w:numFmt w:val="decimalEnclosedCircle"/>
+      <w:lvlText w:val="%3"/>
+      <w:lvlJc w:val="left"/>
+      <w:pPr>
+        <w:ind w:left="1320" w:hanging="440"/>
+      </w:pPr>
+    </w:lvl>
+    <w:lvl w:ilvl="3" w:tplc="0409000F" w:tentative="1">
+      <w:start w:val="1"/>
+      <w:numFmt w:val="decimal"/>
+      <w:lvlText w:val="%4."/>
+      <w:lvlJc w:val="left"/>
+      <w:pPr>
+        <w:ind w:left="1760" w:hanging="440"/>
+      </w:pPr>
+    </w:lvl>
+    <w:lvl w:ilvl="4" w:tplc="04090017" w:tentative="1">
+      <w:start w:val="1"/>
+      <w:numFmt w:val="aiueoFullWidth"/>
+      <w:lvlText w:val="(%5)"/>
+      <w:lvlJc w:val="left"/>
+      <w:pPr>
+        <w:ind w:left="2200" w:hanging="440"/>
+      </w:pPr>
+    </w:lvl>
+    <w:lvl w:ilvl="5" w:tplc="04090011" w:tentative="1">
+      <w:start w:val="1"/>
+      <w:numFmt w:val="decimalEnclosedCircle"/>
+      <w:lvlText w:val="%6"/>
+      <w:lvlJc w:val="left"/>
+      <w:pPr>
+        <w:ind w:left="2640" w:hanging="440"/>
+      </w:pPr>
+    </w:lvl>
+    <w:lvl w:ilvl="6" w:tplc="0409000F" w:tentative="1">
+      <w:start w:val="1"/>
+      <w:numFmt w:val="decimal"/>
+      <w:lvlText w:val="%7."/>
+      <w:lvlJc w:val="left"/>
+      <w:pPr>
+        <w:ind w:left="3080" w:hanging="440"/>
+      </w:pPr>
+    </w:lvl>
+    <w:lvl w:ilvl="7" w:tplc="04090017" w:tentative="1">
+      <w:start w:val="1"/>
+      <w:numFmt w:val="aiueoFullWidth"/>
+      <w:lvlText w:val="(%8)"/>
+      <w:lvlJc w:val="left"/>
+      <w:pPr>
+        <w:ind w:left="3520" w:hanging="440"/>
+      </w:pPr>
+    </w:lvl>
+    <w:lvl w:ilvl="8" w:tplc="04090011" w:tentative="1">
+      <w:start w:val="1"/>
+      <w:numFmt w:val="decimalEnclosedCircle"/>
+      <w:lvlText w:val="%9"/>
+      <w:lvlJc w:val="left"/>
+      <w:pPr>
+        <w:ind w:left="3960" w:hanging="440"/>
+      </w:pPr>
+    </w:lvl>
+  </w:abstractNum>
+  <w:abstractNum w:abstractNumId="5" w15:restartNumberingAfterBreak="0">
+    <w:nsid w:val="457E2A35"/>
+    <w:multiLevelType w:val="hybridMultilevel"/>
+    <w:tmpl w:val="C68452B6"/>
     <w:name w:val="__API_DOC_SQUARE_BULLET__2222222"/>
     <w:lvl w:ilvl="0" w:tplc="0409000F">
       <w:start w:val="1"/>
@@ -49369,11 +49734,11 @@
       </w:pPr>
     </w:lvl>
   </w:abstractNum>
-  <w:abstractNum w:abstractNumId="1" w15:restartNumberingAfterBreak="0">
-    <w:nsid w:val="02D848C9"/>
+  <w:abstractNum w:abstractNumId="6" w15:restartNumberingAfterBreak="0">
+    <w:nsid w:val="532D3DE1"/>
     <w:multiLevelType w:val="hybridMultilevel"/>
-    <w:tmpl w:val="336AF910"/>
-    <w:name w:val="__API_DOC_SQUARE_BULLET__22"/>
+    <w:tmpl w:val="5F2E04C2"/>
+    <w:name w:val="__API_DOC_SQUARE_BULLET__222222"/>
     <w:lvl w:ilvl="0" w:tplc="0409000F">
       <w:start w:val="1"/>
       <w:numFmt w:val="decimal"/>
@@ -49456,11 +49821,11 @@
       </w:pPr>
     </w:lvl>
   </w:abstractNum>
-  <w:abstractNum w:abstractNumId="2" w15:restartNumberingAfterBreak="0">
-    <w:nsid w:val="10647C34"/>
+  <w:abstractNum w:abstractNumId="7" w15:restartNumberingAfterBreak="0">
+    <w:nsid w:val="544C37DA"/>
     <w:multiLevelType w:val="hybridMultilevel"/>
-    <w:tmpl w:val="5190668E"/>
-    <w:name w:val="__API_DOC_SQUARE_BULLET__2222"/>
+    <w:tmpl w:val="DD6289FC"/>
+    <w:name w:val="__API_DOC_SQUARE_BULLET__222"/>
     <w:lvl w:ilvl="0" w:tplc="0409000F">
       <w:start w:val="1"/>
       <w:numFmt w:val="decimal"/>
@@ -49543,8 +49908,8 @@
       </w:pPr>
     </w:lvl>
   </w:abstractNum>
-  <w:abstractNum w:abstractNumId="3" w15:restartNumberingAfterBreak="0">
-    <w:nsid w:val="1DB903FD"/>
+  <w:abstractNum w:abstractNumId="8" w15:restartNumberingAfterBreak="0">
+    <w:nsid w:val="7A973F36"/>
     <w:multiLevelType w:val="singleLevel"/>
     <w:tmpl w:val="0409000F"/>
     <w:name w:val="__API_DOC_SQUARE_BULLET__"/>
@@ -49558,285 +49923,7 @@
       </w:pPr>
     </w:lvl>
   </w:abstractNum>
-  <w:abstractNum w:abstractNumId="4" w15:restartNumberingAfterBreak="0">
-    <w:nsid w:val="2E651738"/>
-    <w:multiLevelType w:val="hybridMultilevel"/>
-    <w:tmpl w:val="CC58DF8A"/>
-    <w:name w:val="__API_DOC_SQUARE_BULLET__222"/>
-    <w:lvl w:ilvl="0" w:tplc="0409000F">
-      <w:start w:val="1"/>
-      <w:numFmt w:val="decimal"/>
-      <w:lvlText w:val="%1."/>
-      <w:lvlJc w:val="left"/>
-      <w:pPr>
-        <w:ind w:left="440" w:hanging="440"/>
-      </w:pPr>
-    </w:lvl>
-    <w:lvl w:ilvl="1" w:tplc="04090017" w:tentative="1">
-      <w:start w:val="1"/>
-      <w:numFmt w:val="aiueoFullWidth"/>
-      <w:lvlText w:val="(%2)"/>
-      <w:lvlJc w:val="left"/>
-      <w:pPr>
-        <w:ind w:left="880" w:hanging="440"/>
-      </w:pPr>
-    </w:lvl>
-    <w:lvl w:ilvl="2" w:tplc="04090011" w:tentative="1">
-      <w:start w:val="1"/>
-      <w:numFmt w:val="decimalEnclosedCircle"/>
-      <w:lvlText w:val="%3"/>
-      <w:lvlJc w:val="left"/>
-      <w:pPr>
-        <w:ind w:left="1320" w:hanging="440"/>
-      </w:pPr>
-    </w:lvl>
-    <w:lvl w:ilvl="3" w:tplc="0409000F" w:tentative="1">
-      <w:start w:val="1"/>
-      <w:numFmt w:val="decimal"/>
-      <w:lvlText w:val="%4."/>
-      <w:lvlJc w:val="left"/>
-      <w:pPr>
-        <w:ind w:left="1760" w:hanging="440"/>
-      </w:pPr>
-    </w:lvl>
-    <w:lvl w:ilvl="4" w:tplc="04090017" w:tentative="1">
-      <w:start w:val="1"/>
-      <w:numFmt w:val="aiueoFullWidth"/>
-      <w:lvlText w:val="(%5)"/>
-      <w:lvlJc w:val="left"/>
-      <w:pPr>
-        <w:ind w:left="2200" w:hanging="440"/>
-      </w:pPr>
-    </w:lvl>
-    <w:lvl w:ilvl="5" w:tplc="04090011" w:tentative="1">
-      <w:start w:val="1"/>
-      <w:numFmt w:val="decimalEnclosedCircle"/>
-      <w:lvlText w:val="%6"/>
-      <w:lvlJc w:val="left"/>
-      <w:pPr>
-        <w:ind w:left="2640" w:hanging="440"/>
-      </w:pPr>
-    </w:lvl>
-    <w:lvl w:ilvl="6" w:tplc="0409000F" w:tentative="1">
-      <w:start w:val="1"/>
-      <w:numFmt w:val="decimal"/>
-      <w:lvlText w:val="%7."/>
-      <w:lvlJc w:val="left"/>
-      <w:pPr>
-        <w:ind w:left="3080" w:hanging="440"/>
-      </w:pPr>
-    </w:lvl>
-    <w:lvl w:ilvl="7" w:tplc="04090017" w:tentative="1">
-      <w:start w:val="1"/>
-      <w:numFmt w:val="aiueoFullWidth"/>
-      <w:lvlText w:val="(%8)"/>
-      <w:lvlJc w:val="left"/>
-      <w:pPr>
-        <w:ind w:left="3520" w:hanging="440"/>
-      </w:pPr>
-    </w:lvl>
-    <w:lvl w:ilvl="8" w:tplc="04090011" w:tentative="1">
-      <w:start w:val="1"/>
-      <w:numFmt w:val="decimalEnclosedCircle"/>
-      <w:lvlText w:val="%9"/>
-      <w:lvlJc w:val="left"/>
-      <w:pPr>
-        <w:ind w:left="3960" w:hanging="440"/>
-      </w:pPr>
-    </w:lvl>
-  </w:abstractNum>
-  <w:abstractNum w:abstractNumId="5" w15:restartNumberingAfterBreak="0">
-    <w:nsid w:val="36A50C6F"/>
-    <w:multiLevelType w:val="hybridMultilevel"/>
-    <w:tmpl w:val="69CC40FC"/>
-    <w:name w:val="__API_DOC_SQUARE_BULLET__22222"/>
-    <w:lvl w:ilvl="0" w:tplc="0409000F">
-      <w:start w:val="1"/>
-      <w:numFmt w:val="decimal"/>
-      <w:lvlText w:val="%1."/>
-      <w:lvlJc w:val="left"/>
-      <w:pPr>
-        <w:ind w:left="440" w:hanging="440"/>
-      </w:pPr>
-    </w:lvl>
-    <w:lvl w:ilvl="1" w:tplc="04090017" w:tentative="1">
-      <w:start w:val="1"/>
-      <w:numFmt w:val="aiueoFullWidth"/>
-      <w:lvlText w:val="(%2)"/>
-      <w:lvlJc w:val="left"/>
-      <w:pPr>
-        <w:ind w:left="880" w:hanging="440"/>
-      </w:pPr>
-    </w:lvl>
-    <w:lvl w:ilvl="2" w:tplc="04090011" w:tentative="1">
-      <w:start w:val="1"/>
-      <w:numFmt w:val="decimalEnclosedCircle"/>
-      <w:lvlText w:val="%3"/>
-      <w:lvlJc w:val="left"/>
-      <w:pPr>
-        <w:ind w:left="1320" w:hanging="440"/>
-      </w:pPr>
-    </w:lvl>
-    <w:lvl w:ilvl="3" w:tplc="0409000F" w:tentative="1">
-      <w:start w:val="1"/>
-      <w:numFmt w:val="decimal"/>
-      <w:lvlText w:val="%4."/>
-      <w:lvlJc w:val="left"/>
-      <w:pPr>
-        <w:ind w:left="1760" w:hanging="440"/>
-      </w:pPr>
-    </w:lvl>
-    <w:lvl w:ilvl="4" w:tplc="04090017" w:tentative="1">
-      <w:start w:val="1"/>
-      <w:numFmt w:val="aiueoFullWidth"/>
-      <w:lvlText w:val="(%5)"/>
-      <w:lvlJc w:val="left"/>
-      <w:pPr>
-        <w:ind w:left="2200" w:hanging="440"/>
-      </w:pPr>
-    </w:lvl>
-    <w:lvl w:ilvl="5" w:tplc="04090011" w:tentative="1">
-      <w:start w:val="1"/>
-      <w:numFmt w:val="decimalEnclosedCircle"/>
-      <w:lvlText w:val="%6"/>
-      <w:lvlJc w:val="left"/>
-      <w:pPr>
-        <w:ind w:left="2640" w:hanging="440"/>
-      </w:pPr>
-    </w:lvl>
-    <w:lvl w:ilvl="6" w:tplc="0409000F" w:tentative="1">
-      <w:start w:val="1"/>
-      <w:numFmt w:val="decimal"/>
-      <w:lvlText w:val="%7."/>
-      <w:lvlJc w:val="left"/>
-      <w:pPr>
-        <w:ind w:left="3080" w:hanging="440"/>
-      </w:pPr>
-    </w:lvl>
-    <w:lvl w:ilvl="7" w:tplc="04090017" w:tentative="1">
-      <w:start w:val="1"/>
-      <w:numFmt w:val="aiueoFullWidth"/>
-      <w:lvlText w:val="(%8)"/>
-      <w:lvlJc w:val="left"/>
-      <w:pPr>
-        <w:ind w:left="3520" w:hanging="440"/>
-      </w:pPr>
-    </w:lvl>
-    <w:lvl w:ilvl="8" w:tplc="04090011" w:tentative="1">
-      <w:start w:val="1"/>
-      <w:numFmt w:val="decimalEnclosedCircle"/>
-      <w:lvlText w:val="%9"/>
-      <w:lvlJc w:val="left"/>
-      <w:pPr>
-        <w:ind w:left="3960" w:hanging="440"/>
-      </w:pPr>
-    </w:lvl>
-  </w:abstractNum>
-  <w:abstractNum w:abstractNumId="6" w15:restartNumberingAfterBreak="0">
-    <w:nsid w:val="47960A7F"/>
-    <w:multiLevelType w:val="hybridMultilevel"/>
-    <w:tmpl w:val="A4F4B6D0"/>
-    <w:name w:val="__API_DOC_SQUARE_BULLET__2"/>
-    <w:lvl w:ilvl="0" w:tplc="0409000F">
-      <w:start w:val="1"/>
-      <w:numFmt w:val="decimal"/>
-      <w:lvlText w:val="%1."/>
-      <w:lvlJc w:val="left"/>
-      <w:pPr>
-        <w:ind w:left="440" w:hanging="440"/>
-      </w:pPr>
-    </w:lvl>
-    <w:lvl w:ilvl="1" w:tplc="04090017" w:tentative="1">
-      <w:start w:val="1"/>
-      <w:numFmt w:val="aiueoFullWidth"/>
-      <w:lvlText w:val="(%2)"/>
-      <w:lvlJc w:val="left"/>
-      <w:pPr>
-        <w:ind w:left="880" w:hanging="440"/>
-      </w:pPr>
-    </w:lvl>
-    <w:lvl w:ilvl="2" w:tplc="04090011" w:tentative="1">
-      <w:start w:val="1"/>
-      <w:numFmt w:val="decimalEnclosedCircle"/>
-      <w:lvlText w:val="%3"/>
-      <w:lvlJc w:val="left"/>
-      <w:pPr>
-        <w:ind w:left="1320" w:hanging="440"/>
-      </w:pPr>
-    </w:lvl>
-    <w:lvl w:ilvl="3" w:tplc="0409000F" w:tentative="1">
-      <w:start w:val="1"/>
-      <w:numFmt w:val="decimal"/>
-      <w:lvlText w:val="%4."/>
-      <w:lvlJc w:val="left"/>
-      <w:pPr>
-        <w:ind w:left="1760" w:hanging="440"/>
-      </w:pPr>
-    </w:lvl>
-    <w:lvl w:ilvl="4" w:tplc="04090017" w:tentative="1">
-      <w:start w:val="1"/>
-      <w:numFmt w:val="aiueoFullWidth"/>
-      <w:lvlText w:val="(%5)"/>
-      <w:lvlJc w:val="left"/>
-      <w:pPr>
-        <w:ind w:left="2200" w:hanging="440"/>
-      </w:pPr>
-    </w:lvl>
-    <w:lvl w:ilvl="5" w:tplc="04090011" w:tentative="1">
-      <w:start w:val="1"/>
-      <w:numFmt w:val="decimalEnclosedCircle"/>
-      <w:lvlText w:val="%6"/>
-      <w:lvlJc w:val="left"/>
-      <w:pPr>
-        <w:ind w:left="2640" w:hanging="440"/>
-      </w:pPr>
-    </w:lvl>
-    <w:lvl w:ilvl="6" w:tplc="0409000F" w:tentative="1">
-      <w:start w:val="1"/>
-      <w:numFmt w:val="decimal"/>
-      <w:lvlText w:val="%7."/>
-      <w:lvlJc w:val="left"/>
-      <w:pPr>
-        <w:ind w:left="3080" w:hanging="440"/>
-      </w:pPr>
-    </w:lvl>
-    <w:lvl w:ilvl="7" w:tplc="04090017" w:tentative="1">
-      <w:start w:val="1"/>
-      <w:numFmt w:val="aiueoFullWidth"/>
-      <w:lvlText w:val="(%8)"/>
-      <w:lvlJc w:val="left"/>
-      <w:pPr>
-        <w:ind w:left="3520" w:hanging="440"/>
-      </w:pPr>
-    </w:lvl>
-    <w:lvl w:ilvl="8" w:tplc="04090011" w:tentative="1">
-      <w:start w:val="1"/>
-      <w:numFmt w:val="decimalEnclosedCircle"/>
-      <w:lvlText w:val="%9"/>
-      <w:lvlJc w:val="left"/>
-      <w:pPr>
-        <w:ind w:left="3960" w:hanging="440"/>
-      </w:pPr>
-    </w:lvl>
-  </w:abstractNum>
-  <w:abstractNum w:abstractNumId="7" w15:restartNumberingAfterBreak="0">
-    <w:nsid w:val="654137DF"/>
-    <w:multiLevelType w:val="singleLevel"/>
-    <w:tmpl w:val="04090001"/>
-    <w:lvl w:ilvl="0">
-      <w:start w:val="1"/>
-      <w:numFmt w:val="bullet"/>
-      <w:lvlText w:val="■"/>
-      <w:lvlJc w:val="left"/>
-      <w:pPr>
-        <w:ind w:left="440" w:hanging="440"/>
-      </w:pPr>
-      <w:rPr>
-        <w:rFonts w:ascii="Meiryo UI" w:hAnsi="Meiryo UI" w:eastAsia="Meiryo UI" w:cs="Meiryo UI" w:hint="default"/>
-      </w:rPr>
-    </w:lvl>
-  </w:abstractNum>
-  <w:abstractNum w:abstractNumId="8" w15:restartNumberingAfterBreak="0">
+  <w:abstractNum w:abstractNumId="9" w15:restartNumberingAfterBreak="0">
     <w:nsid w:val="7AC532A8"/>
     <w:multiLevelType w:val="multilevel"/>
     <w:tmpl w:val="4E1E5628"/>
@@ -49950,122 +50037,35 @@
       </w:rPr>
     </w:lvl>
   </w:abstractNum>
-  <w:abstractNum w:abstractNumId="9" w15:restartNumberingAfterBreak="0">
-    <w:nsid w:val="7CFF200B"/>
-    <w:multiLevelType w:val="hybridMultilevel"/>
-    <w:tmpl w:val="1AB27C10"/>
-    <w:name w:val="__API_DOC_SQUARE_BULLET__222222"/>
-    <w:lvl w:ilvl="0" w:tplc="0409000F">
-      <w:start w:val="1"/>
-      <w:numFmt w:val="decimal"/>
-      <w:lvlText w:val="%1."/>
-      <w:lvlJc w:val="left"/>
-      <w:pPr>
-        <w:ind w:left="440" w:hanging="440"/>
-      </w:pPr>
-    </w:lvl>
-    <w:lvl w:ilvl="1" w:tplc="04090017" w:tentative="1">
-      <w:start w:val="1"/>
-      <w:numFmt w:val="aiueoFullWidth"/>
-      <w:lvlText w:val="(%2)"/>
-      <w:lvlJc w:val="left"/>
-      <w:pPr>
-        <w:ind w:left="880" w:hanging="440"/>
-      </w:pPr>
-    </w:lvl>
-    <w:lvl w:ilvl="2" w:tplc="04090011" w:tentative="1">
-      <w:start w:val="1"/>
-      <w:numFmt w:val="decimalEnclosedCircle"/>
-      <w:lvlText w:val="%3"/>
-      <w:lvlJc w:val="left"/>
-      <w:pPr>
-        <w:ind w:left="1320" w:hanging="440"/>
-      </w:pPr>
-    </w:lvl>
-    <w:lvl w:ilvl="3" w:tplc="0409000F" w:tentative="1">
-      <w:start w:val="1"/>
-      <w:numFmt w:val="decimal"/>
-      <w:lvlText w:val="%4."/>
-      <w:lvlJc w:val="left"/>
-      <w:pPr>
-        <w:ind w:left="1760" w:hanging="440"/>
-      </w:pPr>
-    </w:lvl>
-    <w:lvl w:ilvl="4" w:tplc="04090017" w:tentative="1">
-      <w:start w:val="1"/>
-      <w:numFmt w:val="aiueoFullWidth"/>
-      <w:lvlText w:val="(%5)"/>
-      <w:lvlJc w:val="left"/>
-      <w:pPr>
-        <w:ind w:left="2200" w:hanging="440"/>
-      </w:pPr>
-    </w:lvl>
-    <w:lvl w:ilvl="5" w:tplc="04090011" w:tentative="1">
-      <w:start w:val="1"/>
-      <w:numFmt w:val="decimalEnclosedCircle"/>
-      <w:lvlText w:val="%6"/>
-      <w:lvlJc w:val="left"/>
-      <w:pPr>
-        <w:ind w:left="2640" w:hanging="440"/>
-      </w:pPr>
-    </w:lvl>
-    <w:lvl w:ilvl="6" w:tplc="0409000F" w:tentative="1">
-      <w:start w:val="1"/>
-      <w:numFmt w:val="decimal"/>
-      <w:lvlText w:val="%7."/>
-      <w:lvlJc w:val="left"/>
-      <w:pPr>
-        <w:ind w:left="3080" w:hanging="440"/>
-      </w:pPr>
-    </w:lvl>
-    <w:lvl w:ilvl="7" w:tplc="04090017" w:tentative="1">
-      <w:start w:val="1"/>
-      <w:numFmt w:val="aiueoFullWidth"/>
-      <w:lvlText w:val="(%8)"/>
-      <w:lvlJc w:val="left"/>
-      <w:pPr>
-        <w:ind w:left="3520" w:hanging="440"/>
-      </w:pPr>
-    </w:lvl>
-    <w:lvl w:ilvl="8" w:tplc="04090011" w:tentative="1">
-      <w:start w:val="1"/>
-      <w:numFmt w:val="decimalEnclosedCircle"/>
-      <w:lvlText w:val="%9"/>
-      <w:lvlJc w:val="left"/>
-      <w:pPr>
-        <w:ind w:left="3960" w:hanging="440"/>
-      </w:pPr>
-    </w:lvl>
-  </w:abstractNum>
   <w:num w:numId="1" w16cid:durableId="296302402">
+    <w:abstractNumId w:val="9"/>
+  </w:num>
+  <w:num w:numId="2" w16cid:durableId="521937793">
+    <w:abstractNumId w:val="2"/>
+  </w:num>
+  <w:num w:numId="3" w16cid:durableId="765619677">
     <w:abstractNumId w:val="8"/>
   </w:num>
-  <w:num w:numId="2" w16cid:durableId="1597978336">
+  <w:num w:numId="4" w16cid:durableId="1924146452">
+    <w:abstractNumId w:val="3"/>
+  </w:num>
+  <w:num w:numId="5" w16cid:durableId="814371012">
+    <w:abstractNumId w:val="4"/>
+  </w:num>
+  <w:num w:numId="6" w16cid:durableId="698166486">
     <w:abstractNumId w:val="7"/>
   </w:num>
-  <w:num w:numId="3" w16cid:durableId="1098405965">
-    <w:abstractNumId w:val="3"/>
+  <w:num w:numId="7" w16cid:durableId="874077526">
+    <w:abstractNumId w:val="0"/>
   </w:num>
-  <w:num w:numId="4" w16cid:durableId="37367015">
+  <w:num w:numId="8" w16cid:durableId="123012382">
+    <w:abstractNumId w:val="1"/>
+  </w:num>
+  <w:num w:numId="9" w16cid:durableId="344089224">
     <w:abstractNumId w:val="6"/>
   </w:num>
-  <w:num w:numId="5" w16cid:durableId="572853104">
-    <w:abstractNumId w:val="1"/>
-  </w:num>
-  <w:num w:numId="6" w16cid:durableId="114837726">
-    <w:abstractNumId w:val="4"/>
-  </w:num>
-  <w:num w:numId="7" w16cid:durableId="1032074740">
-    <w:abstractNumId w:val="2"/>
-  </w:num>
-  <w:num w:numId="8" w16cid:durableId="1938176191">
+  <w:num w:numId="10" w16cid:durableId="475803832">
     <w:abstractNumId w:val="5"/>
-  </w:num>
-  <w:num w:numId="9" w16cid:durableId="561520818">
-    <w:abstractNumId w:val="9"/>
-  </w:num>
-  <w:num w:numId="10" w16cid:durableId="1049765676">
-    <w:abstractNumId w:val="0"/>
   </w:num>
   <w:numIdMacAtCleanup w:val="10"/>
 </w:numbering>
